--- a/Lantsov_VKR.docx
+++ b/Lantsov_VKR.docx
@@ -4001,6 +4001,13 @@
     </w:p>
     <w:sdt>
       <w:sdtPr>
+        <w:rPr>
+          <w:rFonts w:eastAsia="Times New Roman" w:cs="Times New Roman"/>
+          <w:b w:val="0"/>
+          <w:caps w:val="0"/>
+          <w:color w:val="000000"/>
+          <w:szCs w:val="22"/>
+        </w:rPr>
         <w:id w:val="1044098255"/>
         <w:docPartObj>
           <w:docPartGallery w:val="Table of Contents"/>
@@ -4009,11 +4016,7 @@
       </w:sdtPr>
       <w:sdtEndPr>
         <w:rPr>
-          <w:rFonts w:eastAsia="Times New Roman" w:cs="Times New Roman"/>
           <w:bCs/>
-          <w:caps w:val="0"/>
-          <w:color w:val="000000"/>
-          <w:szCs w:val="22"/>
         </w:rPr>
       </w:sdtEndPr>
       <w:sdtContent>
@@ -8619,13 +8622,7 @@
         <w:rPr>
           <w:lang w:val="ru-RU"/>
         </w:rPr>
-        <w:t>—</w:t>
-      </w:r>
-      <w:r>
-        <w:rPr>
-          <w:lang w:val="ru-RU"/>
-        </w:rPr>
-        <w:t xml:space="preserve"> </w:t>
+        <w:t xml:space="preserve">— </w:t>
       </w:r>
       <w:r>
         <w:rPr>
@@ -8962,13 +8959,7 @@
         <w:rPr>
           <w:lang w:val="ru-RU"/>
         </w:rPr>
-        <w:t xml:space="preserve"> </w:t>
-      </w:r>
-      <w:r>
-        <w:rPr>
-          <w:lang w:val="ru-RU"/>
-        </w:rPr>
-        <w:t>при услови</w:t>
+        <w:t xml:space="preserve"> при услови</w:t>
       </w:r>
       <w:r>
         <w:rPr>
@@ -9523,43 +9514,53 @@
     <w:p>
       <w:pPr>
         <w:pStyle w:val="red"/>
-      </w:pPr>
-      <w:proofErr w:type="spellStart"/>
+        <w:rPr>
+          <w:lang w:val="ru-RU"/>
+        </w:rPr>
+      </w:pPr>
       <w:r>
         <w:t>Jira</w:t>
       </w:r>
-      <w:proofErr w:type="spellEnd"/>
-      <w:r>
+      <w:r>
+        <w:rPr>
+          <w:lang w:val="ru-RU"/>
+        </w:rPr>
         <w:t xml:space="preserve"> является одной из наиболее распространённых систем управления проектами и задачами, разработанной компанией </w:t>
       </w:r>
-      <w:proofErr w:type="spellStart"/>
       <w:r>
         <w:t>Atlassian</w:t>
       </w:r>
-      <w:proofErr w:type="spellEnd"/>
-      <w:r>
+      <w:r>
+        <w:rPr>
+          <w:lang w:val="ru-RU"/>
+        </w:rPr>
         <w:t xml:space="preserve">. Данное решение широко применяется в сфере разработки программного обеспечения и поддерживает различные методологии управления проектами, включая </w:t>
       </w:r>
-      <w:proofErr w:type="spellStart"/>
       <w:r>
         <w:t>Scrum</w:t>
       </w:r>
-      <w:proofErr w:type="spellEnd"/>
-      <w:r>
+      <w:r>
+        <w:rPr>
+          <w:lang w:val="ru-RU"/>
+        </w:rPr>
         <w:t xml:space="preserve"> и </w:t>
       </w:r>
-      <w:proofErr w:type="spellStart"/>
       <w:r>
         <w:t>Kanban</w:t>
       </w:r>
-      <w:proofErr w:type="spellEnd"/>
-      <w:r>
+      <w:r>
+        <w:rPr>
+          <w:lang w:val="ru-RU"/>
+        </w:rPr>
         <w:t>.</w:t>
       </w:r>
     </w:p>
     <w:p>
       <w:pPr>
         <w:pStyle w:val="red"/>
+        <w:rPr>
+          <w:lang w:val="ru-RU"/>
+        </w:rPr>
       </w:pPr>
       <w:r>
         <w:rPr>
@@ -9567,29 +9568,20 @@
         </w:rPr>
         <w:t xml:space="preserve">Система предоставляет возможности создания проектов, ведения задач, распределения исполнителей, настройки рабочих процессов и формирования отчетности. </w:t>
       </w:r>
-      <w:proofErr w:type="spellStart"/>
-      <w:r>
-        <w:t>Также</w:t>
-      </w:r>
-      <w:proofErr w:type="spellEnd"/>
-      <w:r>
-        <w:t xml:space="preserve"> Jira </w:t>
-      </w:r>
-      <w:proofErr w:type="spellStart"/>
-      <w:r>
-        <w:t>поддерживает</w:t>
-      </w:r>
-      <w:proofErr w:type="spellEnd"/>
-      <w:r>
-        <w:t xml:space="preserve"> </w:t>
-      </w:r>
-      <w:proofErr w:type="spellStart"/>
-      <w:r>
-        <w:t>гибкую</w:t>
-      </w:r>
-      <w:proofErr w:type="spellEnd"/>
-      <w:r>
-        <w:t xml:space="preserve"> настройку ролей пользователей и интеграцию с большим количеством внешних сервисов.</w:t>
+      <w:r>
+        <w:rPr>
+          <w:lang w:val="ru-RU"/>
+        </w:rPr>
+        <w:t xml:space="preserve">Также </w:t>
+      </w:r>
+      <w:r>
+        <w:t>Jira</w:t>
+      </w:r>
+      <w:r>
+        <w:rPr>
+          <w:lang w:val="ru-RU"/>
+        </w:rPr>
+        <w:t xml:space="preserve"> поддерживает гибкую настройку ролей пользователей и интеграцию с большим количеством внешних сервисов.</w:t>
       </w:r>
     </w:p>
     <w:p>
@@ -10949,6 +10941,9 @@
     <w:p>
       <w:pPr>
         <w:pStyle w:val="red"/>
+        <w:rPr>
+          <w:lang w:val="ru-RU"/>
+        </w:rPr>
       </w:pPr>
       <w:r>
         <w:rPr>
@@ -10960,19 +10955,10 @@
     <w:p>
       <w:pPr>
         <w:pStyle w:val="3"/>
-        <w:rPr>
-          <w:lang w:val="en-US"/>
-        </w:rPr>
       </w:pPr>
       <w:bookmarkStart w:id="19" w:name="_Toc230772515"/>
       <w:r>
-        <w:t>Обоснование и выбор</w:t>
-      </w:r>
-      <w:r>
-        <w:t xml:space="preserve"> </w:t>
-      </w:r>
-      <w:r>
-        <w:t>инструментальных средств разработки</w:t>
+        <w:t>Обоснование и выбор инструментальных средств разработки</w:t>
       </w:r>
       <w:bookmarkEnd w:id="19"/>
     </w:p>
@@ -11164,7 +11150,7 @@
         <w:t xml:space="preserve"> предоставляет широкий набор инструментов для создания </w:t>
       </w:r>
       <w:r>
-        <w:t>REST</w:t>
+        <w:t>Web</w:t>
       </w:r>
       <w:r>
         <w:rPr>
@@ -11844,11 +11830,16 @@
           <w:numId w:val="7"/>
         </w:numPr>
       </w:pPr>
-      <w:r>
-        <w:t xml:space="preserve">удобство разработки </w:t>
-      </w:r>
-      <w:r>
-        <w:t>REST</w:t>
+      <w:proofErr w:type="spellStart"/>
+      <w:r>
+        <w:t>удобство</w:t>
+      </w:r>
+      <w:proofErr w:type="spellEnd"/>
+      <w:r>
+        <w:t xml:space="preserve"> разработки </w:t>
+      </w:r>
+      <w:r>
+        <w:t>Web</w:t>
       </w:r>
       <w:r>
         <w:t xml:space="preserve"> </w:t>
@@ -11969,6 +11960,9 @@
     <w:p>
       <w:pPr>
         <w:pStyle w:val="red"/>
+        <w:rPr>
+          <w:lang w:val="ru-RU"/>
+        </w:rPr>
       </w:pPr>
       <w:r>
         <w:rPr>
@@ -11989,6 +11983,9 @@
     <w:p>
       <w:pPr>
         <w:pStyle w:val="red"/>
+        <w:rPr>
+          <w:lang w:val="ru-RU"/>
+        </w:rPr>
       </w:pPr>
       <w:r>
         <w:rPr>
@@ -12243,14 +12240,23 @@
           <w:ilvl w:val="0"/>
           <w:numId w:val="7"/>
         </w:numPr>
-      </w:pPr>
-      <w:r>
+        <w:rPr>
+          <w:lang w:val="ru-RU"/>
+        </w:rPr>
+      </w:pPr>
+      <w:r>
+        <w:rPr>
+          <w:lang w:val="ru-RU"/>
+        </w:rPr>
         <w:t xml:space="preserve">расширенные возможности работы с </w:t>
       </w:r>
       <w:r>
         <w:t>JSON</w:t>
       </w:r>
       <w:r>
+        <w:rPr>
+          <w:lang w:val="ru-RU"/>
+        </w:rPr>
         <w:t>;</w:t>
       </w:r>
     </w:p>
@@ -13243,6 +13249,9 @@
     <w:p>
       <w:pPr>
         <w:pStyle w:val="red"/>
+        <w:rPr>
+          <w:lang w:val="ru-RU"/>
+        </w:rPr>
       </w:pPr>
       <w:r>
         <w:rPr>
@@ -13306,13 +13315,7 @@
         <w:rPr>
           <w:lang w:val="ru-RU"/>
         </w:rPr>
-        <w:t xml:space="preserve"> </w:t>
-      </w:r>
-      <w:r>
-        <w:rPr>
-          <w:lang w:val="ru-RU"/>
-        </w:rPr>
-        <w:t>12.1.1</w:t>
+        <w:t xml:space="preserve"> 12.1.1</w:t>
       </w:r>
       <w:r>
         <w:rPr>
@@ -13355,13 +13358,7 @@
         <w:rPr>
           <w:lang w:val="ru-RU"/>
         </w:rPr>
-        <w:t>отделить проверку данных от логики</w:t>
-      </w:r>
-      <w:r>
-        <w:rPr>
-          <w:lang w:val="ru-RU"/>
-        </w:rPr>
-        <w:t xml:space="preserve"> </w:t>
+        <w:t xml:space="preserve">отделить проверку данных от логики </w:t>
       </w:r>
       <w:r>
         <w:rPr>
@@ -13383,38 +13380,15 @@
           <w:ilvl w:val="0"/>
           <w:numId w:val="7"/>
         </w:numPr>
-      </w:pPr>
-      <w:proofErr w:type="spellStart"/>
-      <w:r>
-        <w:t>уменьшить</w:t>
-      </w:r>
-      <w:proofErr w:type="spellEnd"/>
-      <w:r>
-        <w:t xml:space="preserve"> </w:t>
-      </w:r>
-      <w:proofErr w:type="spellStart"/>
-      <w:r>
-        <w:t>количество</w:t>
-      </w:r>
-      <w:proofErr w:type="spellEnd"/>
-      <w:r>
-        <w:t xml:space="preserve"> </w:t>
-      </w:r>
-      <w:proofErr w:type="spellStart"/>
-      <w:r>
-        <w:t>проверок</w:t>
-      </w:r>
-      <w:proofErr w:type="spellEnd"/>
-      <w:r>
-        <w:t xml:space="preserve"> </w:t>
-      </w:r>
-      <w:proofErr w:type="spellStart"/>
-      <w:r>
-        <w:t>внутри</w:t>
-      </w:r>
-      <w:proofErr w:type="spellEnd"/>
-      <w:r>
-        <w:t xml:space="preserve"> обработчиков;</w:t>
+        <w:rPr>
+          <w:lang w:val="ru-RU"/>
+        </w:rPr>
+      </w:pPr>
+      <w:r>
+        <w:rPr>
+          <w:lang w:val="ru-RU"/>
+        </w:rPr>
+        <w:t>уменьшить количество проверок внутри обработчиков;</w:t>
       </w:r>
     </w:p>
     <w:p>
@@ -13425,8 +13399,37 @@
           <w:numId w:val="7"/>
         </w:numPr>
       </w:pPr>
-      <w:r>
-        <w:t>централизованно управлять правилами валидации;</w:t>
+      <w:proofErr w:type="spellStart"/>
+      <w:r>
+        <w:t>централизованно</w:t>
+      </w:r>
+      <w:proofErr w:type="spellEnd"/>
+      <w:r>
+        <w:t xml:space="preserve"> </w:t>
+      </w:r>
+      <w:proofErr w:type="spellStart"/>
+      <w:r>
+        <w:t>управлять</w:t>
+      </w:r>
+      <w:proofErr w:type="spellEnd"/>
+      <w:r>
+        <w:t xml:space="preserve"> </w:t>
+      </w:r>
+      <w:proofErr w:type="spellStart"/>
+      <w:r>
+        <w:t>правилами</w:t>
+      </w:r>
+      <w:proofErr w:type="spellEnd"/>
+      <w:r>
+        <w:t xml:space="preserve"> </w:t>
+      </w:r>
+      <w:proofErr w:type="spellStart"/>
+      <w:r>
+        <w:t>валидации</w:t>
+      </w:r>
+      <w:proofErr w:type="spellEnd"/>
+      <w:r>
+        <w:t>;</w:t>
       </w:r>
     </w:p>
     <w:p>
@@ -13444,6 +13447,9 @@
     <w:p>
       <w:pPr>
         <w:pStyle w:val="red"/>
+        <w:rPr>
+          <w:lang w:val="ru-RU"/>
+        </w:rPr>
       </w:pPr>
       <w:r>
         <w:rPr>
@@ -13488,8 +13494,73 @@
         <w:rPr>
           <w:lang w:val="ru-RU"/>
         </w:rPr>
+        <w:t xml:space="preserve">. </w:t>
+      </w:r>
+      <w:r>
+        <w:rPr>
+          <w:lang w:val="ru-RU"/>
+        </w:rPr>
+        <w:t xml:space="preserve">При совместном использовании с </w:t>
+      </w:r>
+      <w:proofErr w:type="spellStart"/>
+      <w:r>
+        <w:t>MediatR</w:t>
+      </w:r>
+      <w:proofErr w:type="spellEnd"/>
+      <w:r>
+        <w:rPr>
+          <w:lang w:val="ru-RU"/>
+        </w:rPr>
+        <w:t xml:space="preserve"> позволяет реализовать </w:t>
+      </w:r>
+      <w:proofErr w:type="spellStart"/>
+      <w:r>
+        <w:rPr>
+          <w:lang w:val="ru-RU"/>
+        </w:rPr>
+        <w:t>автовалидацию</w:t>
+      </w:r>
+      <w:proofErr w:type="spellEnd"/>
+      <w:r>
+        <w:rPr>
+          <w:lang w:val="ru-RU"/>
+        </w:rPr>
+        <w:t xml:space="preserve"> </w:t>
+      </w:r>
+      <w:r>
+        <w:rPr>
+          <w:lang w:val="ru-RU"/>
+        </w:rPr>
+        <w:t>моделей</w:t>
+      </w:r>
+      <w:r>
+        <w:rPr>
+          <w:lang w:val="ru-RU"/>
+        </w:rPr>
         <w:t>.</w:t>
       </w:r>
+    </w:p>
+    <w:p>
+      <w:pPr>
+        <w:pStyle w:val="red"/>
+        <w:rPr>
+          <w:lang w:val="ru-RU"/>
+        </w:rPr>
+      </w:pPr>
+      <w:r>
+        <w:rPr>
+          <w:lang w:val="ru-RU"/>
+        </w:rPr>
+        <w:t xml:space="preserve">Для регистрации в механизме внедрения зависимостей использовалась дополнительная библиотека </w:t>
+      </w:r>
+      <w:proofErr w:type="spellStart"/>
+      <w:r>
+        <w:rPr>
+          <w:lang w:val="ru-RU"/>
+        </w:rPr>
+        <w:t>FluentValidation.DependencyInjectionExtensions</w:t>
+      </w:r>
+      <w:proofErr w:type="spellEnd"/>
       <w:r>
         <w:rPr>
           <w:lang w:val="ru-RU"/>
@@ -13497,45 +13568,80 @@
         <w:t xml:space="preserve"> </w:t>
       </w:r>
       <w:r>
-        <w:rPr>
-          <w:lang w:val="ru-RU"/>
-        </w:rPr>
-        <w:t xml:space="preserve">При совместном использовании с </w:t>
-      </w:r>
-      <w:proofErr w:type="spellStart"/>
-      <w:r>
-        <w:t>MediatR</w:t>
-      </w:r>
-      <w:proofErr w:type="spellEnd"/>
-      <w:r>
-        <w:rPr>
-          <w:lang w:val="ru-RU"/>
-        </w:rPr>
-        <w:t xml:space="preserve"> позволяет реализовать </w:t>
-      </w:r>
-      <w:proofErr w:type="spellStart"/>
-      <w:r>
-        <w:rPr>
-          <w:lang w:val="ru-RU"/>
-        </w:rPr>
-        <w:t>автовалидацию</w:t>
-      </w:r>
-      <w:proofErr w:type="spellEnd"/>
-      <w:r>
+        <w:t>v</w:t>
+      </w:r>
+      <w:r>
+        <w:rPr>
+          <w:lang w:val="ru-RU"/>
+        </w:rPr>
+        <w:t>12.1.1.</w:t>
+      </w:r>
+    </w:p>
+    <w:p>
+      <w:pPr>
+        <w:pStyle w:val="red"/>
+        <w:rPr>
+          <w:lang w:val="ru-RU"/>
+        </w:rPr>
+      </w:pPr>
+      <w:r>
+        <w:rPr>
+          <w:lang w:val="ru-RU"/>
+        </w:rPr>
+        <w:t xml:space="preserve">В экосистеме </w:t>
+      </w:r>
+      <w:r>
+        <w:t>Java</w:t>
+      </w:r>
+      <w:r>
+        <w:rPr>
+          <w:lang w:val="ru-RU"/>
+        </w:rPr>
+        <w:t xml:space="preserve"> аналогичную роль выполняет </w:t>
+      </w:r>
+      <w:r>
+        <w:t>Jakarta</w:t>
+      </w:r>
+      <w:r>
+        <w:rPr>
+          <w:lang w:val="ru-RU"/>
+        </w:rPr>
         <w:t xml:space="preserve"> </w:t>
       </w:r>
       <w:r>
-        <w:rPr>
-          <w:lang w:val="ru-RU"/>
-        </w:rPr>
-        <w:t>моделей</w:t>
-      </w:r>
-      <w:r>
+        <w:t>Bean</w:t>
+      </w:r>
+      <w:r>
+        <w:rPr>
+          <w:lang w:val="ru-RU"/>
+        </w:rPr>
+        <w:t xml:space="preserve"> </w:t>
+      </w:r>
+      <w:r>
+        <w:t>Validation</w:t>
+      </w:r>
+      <w:r>
+        <w:rPr>
+          <w:lang w:val="ru-RU"/>
+        </w:rPr>
         <w:t>.</w:t>
       </w:r>
     </w:p>
     <w:p>
       <w:pPr>
+        <w:pStyle w:val="5"/>
+        <w:rPr>
+          <w:lang w:val="en-US"/>
+        </w:rPr>
+      </w:pPr>
+      <w:bookmarkStart w:id="26" w:name="_Toc230772522"/>
+      <w:r>
+        <w:t>Средства аутентификации и авторизации</w:t>
+      </w:r>
+      <w:bookmarkEnd w:id="26"/>
+    </w:p>
+    <w:p>
+      <w:pPr>
         <w:pStyle w:val="red"/>
         <w:rPr>
           <w:lang w:val="ru-RU"/>
@@ -13545,105 +13651,25 @@
         <w:rPr>
           <w:lang w:val="ru-RU"/>
         </w:rPr>
-        <w:t xml:space="preserve">Для регистрации в механизме внедрения зависимостей использовалась дополнительная библиотека </w:t>
-      </w:r>
-      <w:proofErr w:type="spellStart"/>
-      <w:r>
-        <w:rPr>
-          <w:lang w:val="ru-RU"/>
-        </w:rPr>
-        <w:t>FluentValidation.DependencyInjectionExtensions</w:t>
-      </w:r>
-      <w:proofErr w:type="spellEnd"/>
-      <w:r>
-        <w:rPr>
-          <w:lang w:val="ru-RU"/>
-        </w:rPr>
-        <w:t xml:space="preserve"> </w:t>
-      </w:r>
-      <w:r>
-        <w:t>v</w:t>
-      </w:r>
-      <w:r>
-        <w:rPr>
-          <w:lang w:val="ru-RU"/>
-        </w:rPr>
-        <w:t>12.1.1.</w:t>
+        <w:t xml:space="preserve">Для организации аутентификации и авторизации пользователей используется </w:t>
+      </w:r>
+      <w:r>
+        <w:t>JWT</w:t>
+      </w:r>
+      <w:r>
+        <w:rPr>
+          <w:lang w:val="ru-RU"/>
+        </w:rPr>
+        <w:t>-аутентификация.</w:t>
       </w:r>
     </w:p>
     <w:p>
       <w:pPr>
         <w:pStyle w:val="red"/>
-      </w:pPr>
-      <w:r>
-        <w:rPr>
-          <w:lang w:val="ru-RU"/>
-        </w:rPr>
-        <w:t xml:space="preserve">В экосистеме </w:t>
-      </w:r>
-      <w:r>
-        <w:t>Java</w:t>
-      </w:r>
-      <w:r>
-        <w:rPr>
-          <w:lang w:val="ru-RU"/>
-        </w:rPr>
-        <w:t xml:space="preserve"> аналогичную роль выполняет </w:t>
-      </w:r>
-      <w:r>
-        <w:t>Jakarta</w:t>
-      </w:r>
-      <w:r>
-        <w:rPr>
-          <w:lang w:val="ru-RU"/>
-        </w:rPr>
-        <w:t xml:space="preserve"> </w:t>
-      </w:r>
-      <w:r>
-        <w:t>Bean</w:t>
-      </w:r>
-      <w:r>
-        <w:rPr>
-          <w:lang w:val="ru-RU"/>
-        </w:rPr>
-        <w:t xml:space="preserve"> </w:t>
-      </w:r>
-      <w:r>
-        <w:t>Validation</w:t>
-      </w:r>
-      <w:r>
-        <w:rPr>
-          <w:lang w:val="ru-RU"/>
-        </w:rPr>
-        <w:t>.</w:t>
-      </w:r>
-    </w:p>
-    <w:p>
-      <w:pPr>
-        <w:pStyle w:val="5"/>
-        <w:rPr>
-          <w:lang w:val="en-US"/>
-        </w:rPr>
-      </w:pPr>
-      <w:bookmarkStart w:id="26" w:name="_Toc230772522"/>
-      <w:r>
-        <w:t>Средства аутентификации и авторизации</w:t>
-      </w:r>
-      <w:bookmarkEnd w:id="26"/>
-    </w:p>
-    <w:p>
-      <w:pPr>
-        <w:pStyle w:val="red"/>
-        <w:rPr>
-          <w:lang w:val="ru-RU"/>
-        </w:rPr>
-      </w:pPr>
-      <w:r>
-        <w:rPr>
-          <w:lang w:val="ru-RU"/>
-        </w:rPr>
-        <w:t xml:space="preserve">Для организации аутентификации и авторизации пользователей используется </w:t>
-      </w:r>
+        <w:rPr>
+          <w:lang w:val="ru-RU"/>
+        </w:rPr>
+      </w:pPr>
       <w:r>
         <w:t>JWT</w:t>
       </w:r>
@@ -13651,27 +13677,10 @@
         <w:rPr>
           <w:lang w:val="ru-RU"/>
         </w:rPr>
-        <w:t>-аутентификация.</w:t>
-      </w:r>
-    </w:p>
-    <w:p>
-      <w:pPr>
-        <w:pStyle w:val="red"/>
-        <w:rPr>
-          <w:lang w:val="ru-RU"/>
-        </w:rPr>
-      </w:pPr>
-      <w:r>
-        <w:t>JWT</w:t>
-      </w:r>
-      <w:r>
-        <w:rPr>
-          <w:lang w:val="ru-RU"/>
-        </w:rPr>
         <w:t xml:space="preserve"> представляет собой механизм передачи токенов доступа между клиентом и сервером и широко применяется при разработке </w:t>
       </w:r>
       <w:r>
-        <w:t>REST</w:t>
+        <w:t>Web</w:t>
       </w:r>
       <w:r>
         <w:rPr>
@@ -13840,14 +13849,23 @@
           <w:ilvl w:val="0"/>
           <w:numId w:val="7"/>
         </w:numPr>
-      </w:pPr>
-      <w:r>
+        <w:rPr>
+          <w:lang w:val="ru-RU"/>
+        </w:rPr>
+      </w:pPr>
+      <w:r>
+        <w:rPr>
+          <w:lang w:val="ru-RU"/>
+        </w:rPr>
         <w:t>разделить серверную и клиентскую части приложения.</w:t>
       </w:r>
     </w:p>
     <w:p>
       <w:pPr>
         <w:pStyle w:val="red"/>
+        <w:rPr>
+          <w:lang w:val="ru-RU"/>
+        </w:rPr>
       </w:pPr>
       <w:r>
         <w:rPr>
@@ -13966,10 +13984,7 @@
       </w:r>
       <w:proofErr w:type="spellEnd"/>
       <w:r>
-        <w:t xml:space="preserve"> v10.0.8</w:t>
-      </w:r>
-      <w:r>
-        <w:t xml:space="preserve"> и </w:t>
+        <w:t xml:space="preserve"> v10.0.8 и </w:t>
       </w:r>
       <w:proofErr w:type="spellStart"/>
       <w:r>
@@ -13977,10 +13992,7 @@
       </w:r>
       <w:proofErr w:type="spellEnd"/>
       <w:r>
-        <w:t xml:space="preserve"> v2.14.14</w:t>
-      </w:r>
-      <w:r>
-        <w:t>.</w:t>
+        <w:t xml:space="preserve"> v2.14.14.</w:t>
       </w:r>
     </w:p>
     <w:p>
@@ -14002,7 +14014,7 @@
         <w:t xml:space="preserve"> предоставляет стандарт описания </w:t>
       </w:r>
       <w:r>
-        <w:t>REST</w:t>
+        <w:t>Web</w:t>
       </w:r>
       <w:r>
         <w:rPr>
@@ -14123,16 +14135,7 @@
         </w:numPr>
       </w:pPr>
       <w:r>
-        <w:t>x</w:t>
-      </w:r>
-      <w:r>
-        <w:t>u</w:t>
-      </w:r>
-      <w:r>
-        <w:t>nit</w:t>
-      </w:r>
-      <w:r>
-        <w:t>.v3 v3.2.2</w:t>
+        <w:t>xunit.v3 v3.2.2</w:t>
       </w:r>
       <w:r>
         <w:t>;</w:t>
@@ -14152,10 +14155,7 @@
       </w:r>
       <w:proofErr w:type="spellEnd"/>
       <w:r>
-        <w:t xml:space="preserve"> v18.5.1</w:t>
-      </w:r>
-      <w:r>
-        <w:t>;</w:t>
+        <w:t xml:space="preserve"> v18.5.1;</w:t>
       </w:r>
     </w:p>
     <w:p>
@@ -14172,9 +14172,34 @@
       </w:r>
       <w:proofErr w:type="spellEnd"/>
       <w:r>
-        <w:t xml:space="preserve"> v10.0.1</w:t>
-      </w:r>
-      <w:r>
+        <w:t xml:space="preserve"> v10.0.1.</w:t>
+      </w:r>
+    </w:p>
+    <w:p>
+      <w:pPr>
+        <w:pStyle w:val="red"/>
+        <w:rPr>
+          <w:lang w:val="ru-RU"/>
+        </w:rPr>
+      </w:pPr>
+      <w:proofErr w:type="spellStart"/>
+      <w:r>
+        <w:t>xUnit</w:t>
+      </w:r>
+      <w:proofErr w:type="spellEnd"/>
+      <w:r>
+        <w:rPr>
+          <w:lang w:val="ru-RU"/>
+        </w:rPr>
+        <w:t xml:space="preserve"> является современным фреймворком модульного тестирования для платформы .</w:t>
+      </w:r>
+      <w:r>
+        <w:t>NET</w:t>
+      </w:r>
+      <w:r>
+        <w:rPr>
+          <w:lang w:val="ru-RU"/>
+        </w:rPr>
         <w:t>.</w:t>
       </w:r>
     </w:p>
@@ -14185,19 +14210,28 @@
           <w:lang w:val="ru-RU"/>
         </w:rPr>
       </w:pPr>
-      <w:proofErr w:type="spellStart"/>
-      <w:r>
-        <w:t>xUnit</w:t>
-      </w:r>
-      <w:proofErr w:type="spellEnd"/>
-      <w:r>
-        <w:rPr>
-          <w:lang w:val="ru-RU"/>
-        </w:rPr>
-        <w:t xml:space="preserve"> является современным фреймворком модульного тестирования для платформы .</w:t>
-      </w:r>
-      <w:r>
-        <w:t>NET</w:t>
+      <w:r>
+        <w:rPr>
+          <w:lang w:val="ru-RU"/>
+        </w:rPr>
+        <w:t>Использование модульного тестирования позволяет повысить надёжность приложения и упростить сопровождение проекта.</w:t>
+      </w:r>
+    </w:p>
+    <w:p>
+      <w:pPr>
+        <w:pStyle w:val="red"/>
+        <w:rPr>
+          <w:lang w:val="ru-RU"/>
+        </w:rPr>
+      </w:pPr>
+      <w:r>
+        <w:rPr>
+          <w:lang w:val="ru-RU"/>
+        </w:rPr>
+        <w:t xml:space="preserve">Библиотека </w:t>
+      </w:r>
+      <w:r>
+        <w:t>coverlet</w:t>
       </w:r>
       <w:r>
         <w:rPr>
@@ -14205,6 +14239,15 @@
         </w:rPr>
         <w:t>.</w:t>
       </w:r>
+      <w:r>
+        <w:t>collector</w:t>
+      </w:r>
+      <w:r>
+        <w:rPr>
+          <w:lang w:val="ru-RU"/>
+        </w:rPr>
+        <w:t xml:space="preserve"> используется для анализа покрытия кода тестами.</w:t>
+      </w:r>
     </w:p>
     <w:p>
       <w:pPr>
@@ -14212,49 +14255,6 @@
         <w:rPr>
           <w:lang w:val="ru-RU"/>
         </w:rPr>
-      </w:pPr>
-      <w:r>
-        <w:rPr>
-          <w:lang w:val="ru-RU"/>
-        </w:rPr>
-        <w:t>Использование модульного тестирования позволяет повысить надёжность приложения и упростить сопровождение проекта.</w:t>
-      </w:r>
-    </w:p>
-    <w:p>
-      <w:pPr>
-        <w:pStyle w:val="red"/>
-        <w:rPr>
-          <w:lang w:val="ru-RU"/>
-        </w:rPr>
-      </w:pPr>
-      <w:r>
-        <w:rPr>
-          <w:lang w:val="ru-RU"/>
-        </w:rPr>
-        <w:t xml:space="preserve">Библиотека </w:t>
-      </w:r>
-      <w:r>
-        <w:t>coverlet</w:t>
-      </w:r>
-      <w:r>
-        <w:rPr>
-          <w:lang w:val="ru-RU"/>
-        </w:rPr>
-        <w:t>.</w:t>
-      </w:r>
-      <w:r>
-        <w:t>collector</w:t>
-      </w:r>
-      <w:r>
-        <w:rPr>
-          <w:lang w:val="ru-RU"/>
-        </w:rPr>
-        <w:t xml:space="preserve"> используется для анализа покрытия кода тестами.</w:t>
-      </w:r>
-    </w:p>
-    <w:p>
-      <w:pPr>
-        <w:pStyle w:val="red"/>
       </w:pPr>
       <w:r>
         <w:rPr>
@@ -14391,19 +14391,7 @@
         <w:rPr>
           <w:lang w:val="ru-RU"/>
         </w:rPr>
-        <w:t>Руководитель обладает</w:t>
-      </w:r>
-      <w:r>
-        <w:rPr>
-          <w:lang w:val="ru-RU"/>
-        </w:rPr>
-        <w:t xml:space="preserve"> </w:t>
-      </w:r>
-      <w:r>
-        <w:rPr>
-          <w:lang w:val="ru-RU"/>
-        </w:rPr>
-        <w:t>полномочиями</w:t>
+        <w:t>Руководитель обладает полномочиями</w:t>
       </w:r>
       <w:r>
         <w:rPr>
@@ -14594,38 +14582,15 @@
           <w:ilvl w:val="0"/>
           <w:numId w:val="7"/>
         </w:numPr>
-      </w:pPr>
-      <w:proofErr w:type="spellStart"/>
-      <w:r>
-        <w:t>исполнитель</w:t>
-      </w:r>
-      <w:proofErr w:type="spellEnd"/>
-      <w:r>
-        <w:t xml:space="preserve"> </w:t>
-      </w:r>
-      <w:proofErr w:type="spellStart"/>
-      <w:r>
-        <w:t>может</w:t>
-      </w:r>
-      <w:proofErr w:type="spellEnd"/>
-      <w:r>
-        <w:t xml:space="preserve"> </w:t>
-      </w:r>
-      <w:proofErr w:type="spellStart"/>
-      <w:r>
-        <w:t>работать</w:t>
-      </w:r>
-      <w:proofErr w:type="spellEnd"/>
-      <w:r>
-        <w:t xml:space="preserve"> </w:t>
-      </w:r>
-      <w:proofErr w:type="spellStart"/>
-      <w:r>
-        <w:t>только</w:t>
-      </w:r>
-      <w:proofErr w:type="spellEnd"/>
-      <w:r>
-        <w:t xml:space="preserve"> с назначенными ему задачами;</w:t>
+        <w:rPr>
+          <w:lang w:val="ru-RU"/>
+        </w:rPr>
+      </w:pPr>
+      <w:r>
+        <w:rPr>
+          <w:lang w:val="ru-RU"/>
+        </w:rPr>
+        <w:t>исполнитель может работать только с назначенными ему задачами;</w:t>
       </w:r>
     </w:p>
     <w:p>
@@ -14635,8 +14600,14 @@
           <w:ilvl w:val="0"/>
           <w:numId w:val="7"/>
         </w:numPr>
-      </w:pPr>
-      <w:r>
+        <w:rPr>
+          <w:lang w:val="ru-RU"/>
+        </w:rPr>
+      </w:pPr>
+      <w:r>
+        <w:rPr>
+          <w:lang w:val="ru-RU"/>
+        </w:rPr>
         <w:t>менеджер управляет только назначенными ему проектами;</w:t>
       </w:r>
     </w:p>
@@ -14647,8 +14618,14 @@
           <w:ilvl w:val="0"/>
           <w:numId w:val="7"/>
         </w:numPr>
-      </w:pPr>
-      <w:r>
+        <w:rPr>
+          <w:lang w:val="ru-RU"/>
+        </w:rPr>
+      </w:pPr>
+      <w:r>
+        <w:rPr>
+          <w:lang w:val="ru-RU"/>
+        </w:rPr>
         <w:t>руководитель обладает полным доступом к функциональности системы.</w:t>
       </w:r>
     </w:p>
@@ -14714,8 +14691,14 @@
           <w:ilvl w:val="0"/>
           <w:numId w:val="7"/>
         </w:numPr>
-      </w:pPr>
-      <w:r>
+        <w:rPr>
+          <w:lang w:val="ru-RU"/>
+        </w:rPr>
+      </w:pPr>
+      <w:r>
+        <w:rPr>
+          <w:lang w:val="ru-RU"/>
+        </w:rPr>
         <w:t>менеджер проекта не входит в состав исполнителей;</w:t>
       </w:r>
     </w:p>
@@ -14726,8 +14709,14 @@
           <w:ilvl w:val="0"/>
           <w:numId w:val="7"/>
         </w:numPr>
-      </w:pPr>
-      <w:r>
+        <w:rPr>
+          <w:lang w:val="ru-RU"/>
+        </w:rPr>
+      </w:pPr>
+      <w:r>
+        <w:rPr>
+          <w:lang w:val="ru-RU"/>
+        </w:rPr>
         <w:t>проект может не иметь назначенного менеджера;</w:t>
       </w:r>
     </w:p>
@@ -14738,8 +14727,14 @@
           <w:ilvl w:val="0"/>
           <w:numId w:val="7"/>
         </w:numPr>
-      </w:pPr>
-      <w:r>
+        <w:rPr>
+          <w:lang w:val="ru-RU"/>
+        </w:rPr>
+      </w:pPr>
+      <w:r>
+        <w:rPr>
+          <w:lang w:val="ru-RU"/>
+        </w:rPr>
         <w:t>проект может управляться руководителем без участия менеджера;</w:t>
       </w:r>
     </w:p>
@@ -14780,38 +14775,15 @@
           <w:ilvl w:val="0"/>
           <w:numId w:val="7"/>
         </w:numPr>
-      </w:pPr>
-      <w:proofErr w:type="spellStart"/>
-      <w:r>
-        <w:t>приоритет</w:t>
-      </w:r>
-      <w:proofErr w:type="spellEnd"/>
-      <w:r>
-        <w:t xml:space="preserve"> </w:t>
-      </w:r>
-      <w:proofErr w:type="spellStart"/>
-      <w:r>
-        <w:t>проекта</w:t>
-      </w:r>
-      <w:proofErr w:type="spellEnd"/>
-      <w:r>
-        <w:t xml:space="preserve"> </w:t>
-      </w:r>
-      <w:proofErr w:type="spellStart"/>
-      <w:r>
-        <w:t>не</w:t>
-      </w:r>
-      <w:proofErr w:type="spellEnd"/>
-      <w:r>
-        <w:t xml:space="preserve"> </w:t>
-      </w:r>
-      <w:proofErr w:type="spellStart"/>
-      <w:r>
-        <w:t>может</w:t>
-      </w:r>
-      <w:proofErr w:type="spellEnd"/>
-      <w:r>
-        <w:t xml:space="preserve"> быть изменён после создания;</w:t>
+        <w:rPr>
+          <w:lang w:val="ru-RU"/>
+        </w:rPr>
+      </w:pPr>
+      <w:r>
+        <w:rPr>
+          <w:lang w:val="ru-RU"/>
+        </w:rPr>
+        <w:t>приоритет проекта не может быть изменён после создания;</w:t>
       </w:r>
     </w:p>
     <w:p>
@@ -14826,6 +14798,9 @@
         </w:rPr>
       </w:pPr>
       <w:r>
+        <w:rPr>
+          <w:lang w:val="ru-RU"/>
+        </w:rPr>
         <w:t>завершение проекта невозможно при наличии незавершённых задач</w:t>
       </w:r>
       <w:r>
@@ -14874,38 +14849,15 @@
           <w:ilvl w:val="0"/>
           <w:numId w:val="7"/>
         </w:numPr>
-      </w:pPr>
-      <w:proofErr w:type="spellStart"/>
-      <w:r>
-        <w:t>исполнитель</w:t>
-      </w:r>
-      <w:proofErr w:type="spellEnd"/>
-      <w:r>
-        <w:t xml:space="preserve"> </w:t>
-      </w:r>
-      <w:proofErr w:type="spellStart"/>
-      <w:r>
-        <w:t>задачи</w:t>
-      </w:r>
-      <w:proofErr w:type="spellEnd"/>
-      <w:r>
-        <w:t xml:space="preserve"> </w:t>
-      </w:r>
-      <w:proofErr w:type="spellStart"/>
-      <w:r>
-        <w:t>назначается</w:t>
-      </w:r>
-      <w:proofErr w:type="spellEnd"/>
-      <w:r>
-        <w:t xml:space="preserve"> </w:t>
-      </w:r>
-      <w:proofErr w:type="spellStart"/>
-      <w:r>
-        <w:t>только</w:t>
-      </w:r>
-      <w:proofErr w:type="spellEnd"/>
-      <w:r>
-        <w:t xml:space="preserve"> из состава исполнителей проекта;</w:t>
+        <w:rPr>
+          <w:lang w:val="ru-RU"/>
+        </w:rPr>
+      </w:pPr>
+      <w:r>
+        <w:rPr>
+          <w:lang w:val="ru-RU"/>
+        </w:rPr>
+        <w:t>исполнитель задачи назначается только из состава исполнителей проекта;</w:t>
       </w:r>
     </w:p>
     <w:p>
@@ -14915,8 +14867,14 @@
           <w:ilvl w:val="0"/>
           <w:numId w:val="7"/>
         </w:numPr>
-      </w:pPr>
-      <w:r>
+        <w:rPr>
+          <w:lang w:val="ru-RU"/>
+        </w:rPr>
+      </w:pPr>
+      <w:r>
+        <w:rPr>
+          <w:lang w:val="ru-RU"/>
+        </w:rPr>
         <w:t>одна задача может иметь только одного исполнителя;</w:t>
       </w:r>
     </w:p>
@@ -14927,8 +14885,14 @@
           <w:ilvl w:val="0"/>
           <w:numId w:val="7"/>
         </w:numPr>
-      </w:pPr>
-      <w:r>
+        <w:rPr>
+          <w:lang w:val="ru-RU"/>
+        </w:rPr>
+      </w:pPr>
+      <w:r>
+        <w:rPr>
+          <w:lang w:val="ru-RU"/>
+        </w:rPr>
         <w:t>задача может существовать без исполнителя;</w:t>
       </w:r>
     </w:p>
@@ -14939,8 +14903,14 @@
           <w:ilvl w:val="0"/>
           <w:numId w:val="7"/>
         </w:numPr>
-      </w:pPr>
-      <w:r>
+        <w:rPr>
+          <w:lang w:val="ru-RU"/>
+        </w:rPr>
+      </w:pPr>
+      <w:r>
+        <w:rPr>
+          <w:lang w:val="ru-RU"/>
+        </w:rPr>
         <w:t>завершение задачи невозможно без назначения исполнителя;</w:t>
       </w:r>
     </w:p>
@@ -15086,8 +15056,14 @@
           <w:ilvl w:val="1"/>
           <w:numId w:val="9"/>
         </w:numPr>
-      </w:pPr>
-      <w:r>
+        <w:rPr>
+          <w:lang w:val="ru-RU"/>
+        </w:rPr>
+      </w:pPr>
+      <w:r>
+        <w:rPr>
+          <w:lang w:val="ru-RU"/>
+        </w:rPr>
         <w:t>если пользователь входит в состав исполнителей проекта, он удаляется из состава проекта;</w:t>
       </w:r>
     </w:p>
@@ -15112,19 +15088,7 @@
         <w:rPr>
           <w:lang w:val="ru-RU"/>
         </w:rPr>
-        <w:t xml:space="preserve"> </w:t>
-      </w:r>
-      <w:r>
-        <w:rPr>
-          <w:lang w:val="ru-RU"/>
-        </w:rPr>
-        <w:t>изменяется на</w:t>
-      </w:r>
-      <w:r>
-        <w:rPr>
-          <w:lang w:val="ru-RU"/>
-        </w:rPr>
-        <w:t xml:space="preserve"> </w:t>
+        <w:t xml:space="preserve"> изменяется на </w:t>
       </w:r>
       <w:r>
         <w:t>null</w:t>
@@ -15173,7 +15137,35 @@
         <w:rPr>
           <w:lang w:val="ru-RU"/>
         </w:rPr>
-        <w:t>: Low, Medium, High;</w:t>
+        <w:t xml:space="preserve">: </w:t>
+      </w:r>
+      <w:proofErr w:type="spellStart"/>
+      <w:r>
+        <w:rPr>
+          <w:lang w:val="ru-RU"/>
+        </w:rPr>
+        <w:t>Low</w:t>
+      </w:r>
+      <w:proofErr w:type="spellEnd"/>
+      <w:r>
+        <w:rPr>
+          <w:lang w:val="ru-RU"/>
+        </w:rPr>
+        <w:t xml:space="preserve">, </w:t>
+      </w:r>
+      <w:proofErr w:type="spellStart"/>
+      <w:r>
+        <w:rPr>
+          <w:lang w:val="ru-RU"/>
+        </w:rPr>
+        <w:t>Medium</w:t>
+      </w:r>
+      <w:proofErr w:type="spellEnd"/>
+      <w:r>
+        <w:rPr>
+          <w:lang w:val="ru-RU"/>
+        </w:rPr>
+        <w:t>, High;</w:t>
       </w:r>
     </w:p>
     <w:p>
@@ -15199,7 +15191,21 @@
         <w:rPr>
           <w:lang w:val="ru-RU"/>
         </w:rPr>
-        <w:t>: Active, Completed;</w:t>
+        <w:t xml:space="preserve">: Active, </w:t>
+      </w:r>
+      <w:proofErr w:type="spellStart"/>
+      <w:r>
+        <w:rPr>
+          <w:lang w:val="ru-RU"/>
+        </w:rPr>
+        <w:t>Completed</w:t>
+      </w:r>
+      <w:proofErr w:type="spellEnd"/>
+      <w:r>
+        <w:rPr>
+          <w:lang w:val="ru-RU"/>
+        </w:rPr>
+        <w:t>;</w:t>
       </w:r>
     </w:p>
     <w:p>
@@ -15280,7 +15286,7 @@
         <w:t xml:space="preserve">При проектировании системы была выбрана архитектура, ориентированная на построение </w:t>
       </w:r>
       <w:r>
-        <w:t>REST</w:t>
+        <w:t>Web</w:t>
       </w:r>
       <w:r>
         <w:rPr>
@@ -15583,6 +15589,9 @@
         <w:keepNext/>
       </w:pPr>
       <w:r>
+        <w:rPr>
+          <w:noProof/>
+        </w:rPr>
         <w:drawing>
           <wp:inline distT="0" distB="0" distL="0" distR="0" wp14:anchorId="53F824AF" wp14:editId="71A43B7E">
             <wp:extent cx="3362794" cy="4020111"/>
@@ -15630,45 +15639,25 @@
       <w:r>
         <w:t xml:space="preserve"> </w:t>
       </w:r>
-      <w:r>
-        <w:fldChar w:fldCharType="begin"/>
-      </w:r>
-      <w:r>
-        <w:instrText xml:space="preserve"> STYLEREF 2 \s </w:instrText>
-      </w:r>
-      <w:r>
-        <w:fldChar w:fldCharType="separate"/>
-      </w:r>
-      <w:r>
-        <w:rPr>
-          <w:noProof/>
-        </w:rPr>
-        <w:t>2</w:t>
-      </w:r>
-      <w:r>
-        <w:fldChar w:fldCharType="end"/>
-      </w:r>
+      <w:fldSimple w:instr=" STYLEREF 2 \s ">
+        <w:r>
+          <w:rPr>
+            <w:noProof/>
+          </w:rPr>
+          <w:t>2</w:t>
+        </w:r>
+      </w:fldSimple>
       <w:r>
         <w:t>.</w:t>
       </w:r>
-      <w:r>
-        <w:fldChar w:fldCharType="begin"/>
-      </w:r>
-      <w:r>
-        <w:instrText xml:space="preserve"> SEQ Рисунок \* ARABIC \s 2 </w:instrText>
-      </w:r>
-      <w:r>
-        <w:fldChar w:fldCharType="separate"/>
-      </w:r>
-      <w:r>
-        <w:rPr>
-          <w:noProof/>
-        </w:rPr>
-        <w:t>1</w:t>
-      </w:r>
-      <w:r>
-        <w:fldChar w:fldCharType="end"/>
-      </w:r>
+      <w:fldSimple w:instr=" SEQ Рисунок \* ARABIC \s 2 ">
+        <w:r>
+          <w:rPr>
+            <w:noProof/>
+          </w:rPr>
+          <w:t>1</w:t>
+        </w:r>
+      </w:fldSimple>
       <w:r>
         <w:t xml:space="preserve"> — </w:t>
       </w:r>
@@ -16648,45 +16637,25 @@
       <w:r>
         <w:t xml:space="preserve">Рисунок </w:t>
       </w:r>
-      <w:r>
-        <w:fldChar w:fldCharType="begin"/>
-      </w:r>
-      <w:r>
-        <w:instrText xml:space="preserve"> STYLEREF 2 \s </w:instrText>
-      </w:r>
-      <w:r>
-        <w:fldChar w:fldCharType="separate"/>
-      </w:r>
-      <w:r>
-        <w:rPr>
-          <w:noProof/>
-        </w:rPr>
-        <w:t>2</w:t>
-      </w:r>
-      <w:r>
-        <w:fldChar w:fldCharType="end"/>
-      </w:r>
+      <w:fldSimple w:instr=" STYLEREF 2 \s ">
+        <w:r>
+          <w:rPr>
+            <w:noProof/>
+          </w:rPr>
+          <w:t>2</w:t>
+        </w:r>
+      </w:fldSimple>
       <w:r>
         <w:t>.</w:t>
       </w:r>
-      <w:r>
-        <w:fldChar w:fldCharType="begin"/>
-      </w:r>
-      <w:r>
-        <w:instrText xml:space="preserve"> SEQ Рисунок \* ARABIC \s 2 </w:instrText>
-      </w:r>
-      <w:r>
-        <w:fldChar w:fldCharType="separate"/>
-      </w:r>
-      <w:r>
-        <w:rPr>
-          <w:noProof/>
-        </w:rPr>
-        <w:t>2</w:t>
-      </w:r>
-      <w:r>
-        <w:fldChar w:fldCharType="end"/>
-      </w:r>
+      <w:fldSimple w:instr=" SEQ Рисунок \* ARABIC \s 2 ">
+        <w:r>
+          <w:rPr>
+            <w:noProof/>
+          </w:rPr>
+          <w:t>2</w:t>
+        </w:r>
+      </w:fldSimple>
       <w:r>
         <w:t xml:space="preserve"> —</w:t>
       </w:r>
@@ -17072,6 +17041,9 @@
         <w:keepNext/>
       </w:pPr>
       <w:r>
+        <w:rPr>
+          <w:noProof/>
+        </w:rPr>
         <w:lastRenderedPageBreak/>
         <w:drawing>
           <wp:inline distT="0" distB="0" distL="0" distR="0" wp14:anchorId="23600395" wp14:editId="0C5C8991">
@@ -17117,45 +17089,25 @@
       <w:r>
         <w:t xml:space="preserve">Рисунок </w:t>
       </w:r>
-      <w:r>
-        <w:fldChar w:fldCharType="begin"/>
-      </w:r>
-      <w:r>
-        <w:instrText xml:space="preserve"> STYLEREF 2 \s </w:instrText>
-      </w:r>
-      <w:r>
-        <w:fldChar w:fldCharType="separate"/>
-      </w:r>
-      <w:r>
-        <w:rPr>
-          <w:noProof/>
-        </w:rPr>
-        <w:t>2</w:t>
-      </w:r>
-      <w:r>
-        <w:fldChar w:fldCharType="end"/>
-      </w:r>
+      <w:fldSimple w:instr=" STYLEREF 2 \s ">
+        <w:r>
+          <w:rPr>
+            <w:noProof/>
+          </w:rPr>
+          <w:t>2</w:t>
+        </w:r>
+      </w:fldSimple>
       <w:r>
         <w:t>.</w:t>
       </w:r>
-      <w:r>
-        <w:fldChar w:fldCharType="begin"/>
-      </w:r>
-      <w:r>
-        <w:instrText xml:space="preserve"> SEQ Рисунок \* ARABIC \s 2 </w:instrText>
-      </w:r>
-      <w:r>
-        <w:fldChar w:fldCharType="separate"/>
-      </w:r>
-      <w:r>
-        <w:rPr>
-          <w:noProof/>
-        </w:rPr>
-        <w:t>3</w:t>
-      </w:r>
-      <w:r>
-        <w:fldChar w:fldCharType="end"/>
-      </w:r>
+      <w:fldSimple w:instr=" SEQ Рисунок \* ARABIC \s 2 ">
+        <w:r>
+          <w:rPr>
+            <w:noProof/>
+          </w:rPr>
+          <w:t>3</w:t>
+        </w:r>
+      </w:fldSimple>
       <w:r>
         <w:t xml:space="preserve"> — </w:t>
       </w:r>
@@ -17838,19 +17790,11 @@
           <w:lang w:val="ru-RU"/>
         </w:rPr>
       </w:pPr>
-      <w:proofErr w:type="spellStart"/>
-      <w:r>
-        <w:rPr>
-          <w:lang w:val="ru-RU"/>
-        </w:rPr>
-        <w:t>обработчики</w:t>
-      </w:r>
-      <w:proofErr w:type="spellEnd"/>
-      <w:r>
-        <w:rPr>
-          <w:lang w:val="ru-RU"/>
-        </w:rPr>
-        <w:t xml:space="preserve"> </w:t>
+      <w:r>
+        <w:rPr>
+          <w:lang w:val="ru-RU"/>
+        </w:rPr>
+        <w:t xml:space="preserve">обработчики </w:t>
       </w:r>
       <w:proofErr w:type="spellStart"/>
       <w:r>
@@ -18107,45 +18051,25 @@
       <w:r>
         <w:t xml:space="preserve">Рисунок </w:t>
       </w:r>
-      <w:r>
-        <w:fldChar w:fldCharType="begin"/>
-      </w:r>
-      <w:r>
-        <w:instrText xml:space="preserve"> STYLEREF 2 \s </w:instrText>
-      </w:r>
-      <w:r>
-        <w:fldChar w:fldCharType="separate"/>
-      </w:r>
-      <w:r>
-        <w:rPr>
-          <w:noProof/>
-        </w:rPr>
-        <w:t>2</w:t>
-      </w:r>
-      <w:r>
-        <w:fldChar w:fldCharType="end"/>
-      </w:r>
+      <w:fldSimple w:instr=" STYLEREF 2 \s ">
+        <w:r>
+          <w:rPr>
+            <w:noProof/>
+          </w:rPr>
+          <w:t>2</w:t>
+        </w:r>
+      </w:fldSimple>
       <w:r>
         <w:t>.</w:t>
       </w:r>
-      <w:r>
-        <w:fldChar w:fldCharType="begin"/>
-      </w:r>
-      <w:r>
-        <w:instrText xml:space="preserve"> SEQ Рисунок \* ARABIC \s 2 </w:instrText>
-      </w:r>
-      <w:r>
-        <w:fldChar w:fldCharType="separate"/>
-      </w:r>
-      <w:r>
-        <w:rPr>
-          <w:noProof/>
-        </w:rPr>
-        <w:t>4</w:t>
-      </w:r>
-      <w:r>
-        <w:fldChar w:fldCharType="end"/>
-      </w:r>
+      <w:fldSimple w:instr=" SEQ Рисунок \* ARABIC \s 2 ">
+        <w:r>
+          <w:rPr>
+            <w:noProof/>
+          </w:rPr>
+          <w:t>4</w:t>
+        </w:r>
+      </w:fldSimple>
       <w:r>
         <w:t xml:space="preserve"> — Диаграмма зависимостей слоев приложения</w:t>
       </w:r>
@@ -18174,7 +18098,7 @@
         <w:t xml:space="preserve">В результате проектирования архитектуры была сформирована структура приложения, ориентированная на разработку масштабируемого и поддерживаемого </w:t>
       </w:r>
       <w:r>
-        <w:t>REST</w:t>
+        <w:t>Web</w:t>
       </w:r>
       <w:r>
         <w:rPr>
@@ -18306,6 +18230,9 @@
     <w:p>
       <w:pPr>
         <w:pStyle w:val="red"/>
+        <w:rPr>
+          <w:lang w:val="ru-RU"/>
+        </w:rPr>
       </w:pPr>
       <w:r>
         <w:rPr>
@@ -18351,13 +18278,7 @@
       <w:bookmarkStart w:id="38" w:name="_Toc230772534"/>
       <w:r>
         <w:lastRenderedPageBreak/>
-        <w:t>Проектирование</w:t>
-      </w:r>
-      <w:r>
-        <w:t xml:space="preserve"> </w:t>
-      </w:r>
-      <w:r>
-        <w:t>базы данных</w:t>
+        <w:t>Проектирование базы данных</w:t>
       </w:r>
       <w:bookmarkEnd w:id="38"/>
     </w:p>
@@ -19057,7 +18978,21 @@
         <w:rPr>
           <w:lang w:val="ru-RU"/>
         </w:rPr>
-        <w:t xml:space="preserve">между Projects и </w:t>
+        <w:t xml:space="preserve">между </w:t>
+      </w:r>
+      <w:proofErr w:type="spellStart"/>
+      <w:r>
+        <w:rPr>
+          <w:lang w:val="ru-RU"/>
+        </w:rPr>
+        <w:t>Projects</w:t>
+      </w:r>
+      <w:proofErr w:type="spellEnd"/>
+      <w:r>
+        <w:rPr>
+          <w:lang w:val="ru-RU"/>
+        </w:rPr>
+        <w:t xml:space="preserve"> и </w:t>
       </w:r>
       <w:proofErr w:type="spellStart"/>
       <w:r>
@@ -19107,7 +19042,21 @@
         <w:rPr>
           <w:lang w:val="ru-RU"/>
         </w:rPr>
-        <w:t xml:space="preserve">между Users и </w:t>
+        <w:t xml:space="preserve">между </w:t>
+      </w:r>
+      <w:proofErr w:type="spellStart"/>
+      <w:r>
+        <w:rPr>
+          <w:lang w:val="ru-RU"/>
+        </w:rPr>
+        <w:t>Users</w:t>
+      </w:r>
+      <w:proofErr w:type="spellEnd"/>
+      <w:r>
+        <w:rPr>
+          <w:lang w:val="ru-RU"/>
+        </w:rPr>
+        <w:t xml:space="preserve"> и </w:t>
       </w:r>
       <w:proofErr w:type="spellStart"/>
       <w:r>
@@ -19235,28 +19184,28 @@
         <w:rPr>
           <w:lang w:val="ru-RU"/>
         </w:rPr>
-        <w:t>WorkTask</w:t>
-      </w:r>
-      <w:proofErr w:type="spellEnd"/>
-      <w:r>
-        <w:rPr>
-          <w:lang w:val="ru-RU"/>
-        </w:rPr>
-        <w:t>.</w:t>
-      </w:r>
-      <w:proofErr w:type="spellStart"/>
-      <w:r>
-        <w:rPr>
-          <w:lang w:val="ru-RU"/>
-        </w:rPr>
-        <w:t>ExecutorId</w:t>
-      </w:r>
-      <w:proofErr w:type="spellEnd"/>
-      <w:r>
-        <w:rPr>
-          <w:lang w:val="ru-RU"/>
-        </w:rPr>
-        <w:t xml:space="preserve"> может содержать null, так как задача может существовать без назначенного исполнителя.</w:t>
+        <w:t>WorkTask.ExecutorId</w:t>
+      </w:r>
+      <w:proofErr w:type="spellEnd"/>
+      <w:r>
+        <w:rPr>
+          <w:lang w:val="ru-RU"/>
+        </w:rPr>
+        <w:t xml:space="preserve"> может содержать </w:t>
+      </w:r>
+      <w:proofErr w:type="spellStart"/>
+      <w:r>
+        <w:rPr>
+          <w:lang w:val="ru-RU"/>
+        </w:rPr>
+        <w:t>null</w:t>
+      </w:r>
+      <w:proofErr w:type="spellEnd"/>
+      <w:r>
+        <w:rPr>
+          <w:lang w:val="ru-RU"/>
+        </w:rPr>
+        <w:t>, так как задача может существовать без назначенного исполнителя.</w:t>
       </w:r>
     </w:p>
     <w:p>
@@ -19303,6 +19252,9 @@
         <w:keepNext/>
       </w:pPr>
       <w:r>
+        <w:rPr>
+          <w:noProof/>
+        </w:rPr>
         <w:lastRenderedPageBreak/>
         <w:drawing>
           <wp:inline distT="0" distB="0" distL="0" distR="0" wp14:anchorId="453C4D46" wp14:editId="1A32982F">
@@ -19354,45 +19306,25 @@
       <w:r>
         <w:t xml:space="preserve">Рисунок </w:t>
       </w:r>
-      <w:r>
-        <w:fldChar w:fldCharType="begin"/>
-      </w:r>
-      <w:r>
-        <w:instrText xml:space="preserve"> STYLEREF 2 \s </w:instrText>
-      </w:r>
-      <w:r>
-        <w:fldChar w:fldCharType="separate"/>
-      </w:r>
-      <w:r>
-        <w:rPr>
-          <w:noProof/>
-        </w:rPr>
-        <w:t>2</w:t>
-      </w:r>
-      <w:r>
-        <w:fldChar w:fldCharType="end"/>
-      </w:r>
+      <w:fldSimple w:instr=" STYLEREF 2 \s ">
+        <w:r>
+          <w:rPr>
+            <w:noProof/>
+          </w:rPr>
+          <w:t>2</w:t>
+        </w:r>
+      </w:fldSimple>
       <w:r>
         <w:t>.</w:t>
       </w:r>
-      <w:r>
-        <w:fldChar w:fldCharType="begin"/>
-      </w:r>
-      <w:r>
-        <w:instrText xml:space="preserve"> SEQ Рисунок \* ARABIC \s 2 </w:instrText>
-      </w:r>
-      <w:r>
-        <w:fldChar w:fldCharType="separate"/>
-      </w:r>
-      <w:r>
-        <w:rPr>
-          <w:noProof/>
-        </w:rPr>
-        <w:t>5</w:t>
-      </w:r>
-      <w:r>
-        <w:fldChar w:fldCharType="end"/>
-      </w:r>
+      <w:fldSimple w:instr=" SEQ Рисунок \* ARABIC \s 2 ">
+        <w:r>
+          <w:rPr>
+            <w:noProof/>
+          </w:rPr>
+          <w:t>5</w:t>
+        </w:r>
+      </w:fldSimple>
       <w:r>
         <w:t xml:space="preserve"> — Логическая модель БД</w:t>
       </w:r>
@@ -19661,13 +19593,7 @@
         <w:rPr>
           <w:lang w:val="ru-RU"/>
         </w:rPr>
-        <w:t>ограничения целостности</w:t>
-      </w:r>
-      <w:r>
-        <w:rPr>
-          <w:lang w:val="ru-RU"/>
-        </w:rPr>
-        <w:t xml:space="preserve"> </w:t>
+        <w:t xml:space="preserve">ограничения целостности </w:t>
       </w:r>
       <w:r>
         <w:rPr>
@@ -19763,45 +19689,25 @@
       <w:r>
         <w:t xml:space="preserve">Рисунок </w:t>
       </w:r>
-      <w:r>
-        <w:fldChar w:fldCharType="begin"/>
-      </w:r>
-      <w:r>
-        <w:instrText xml:space="preserve"> STYLEREF 2 \s </w:instrText>
-      </w:r>
-      <w:r>
-        <w:fldChar w:fldCharType="separate"/>
-      </w:r>
-      <w:r>
-        <w:rPr>
-          <w:noProof/>
-        </w:rPr>
-        <w:t>2</w:t>
-      </w:r>
-      <w:r>
-        <w:fldChar w:fldCharType="end"/>
-      </w:r>
+      <w:fldSimple w:instr=" STYLEREF 2 \s ">
+        <w:r>
+          <w:rPr>
+            <w:noProof/>
+          </w:rPr>
+          <w:t>2</w:t>
+        </w:r>
+      </w:fldSimple>
       <w:r>
         <w:t>.</w:t>
       </w:r>
-      <w:r>
-        <w:fldChar w:fldCharType="begin"/>
-      </w:r>
-      <w:r>
-        <w:instrText xml:space="preserve"> SEQ Рисунок \* ARABIC \s 2 </w:instrText>
-      </w:r>
-      <w:r>
-        <w:fldChar w:fldCharType="separate"/>
-      </w:r>
-      <w:r>
-        <w:rPr>
-          <w:noProof/>
-        </w:rPr>
-        <w:t>6</w:t>
-      </w:r>
-      <w:r>
-        <w:fldChar w:fldCharType="end"/>
-      </w:r>
+      <w:fldSimple w:instr=" SEQ Рисунок \* ARABIC \s 2 ">
+        <w:r>
+          <w:rPr>
+            <w:noProof/>
+          </w:rPr>
+          <w:t>6</w:t>
+        </w:r>
+      </w:fldSimple>
       <w:r>
         <w:t xml:space="preserve"> – Физическая модель </w:t>
       </w:r>
@@ -19829,6 +19735,9 @@
     <w:p>
       <w:pPr>
         <w:pStyle w:val="red"/>
+        <w:rPr>
+          <w:lang w:val="ru-RU"/>
+        </w:rPr>
       </w:pPr>
       <w:r>
         <w:rPr>
@@ -19867,43 +19776,7 @@
         <w:rPr>
           <w:lang w:val="ru-RU"/>
         </w:rPr>
-        <w:t xml:space="preserve">конфигураций </w:t>
-      </w:r>
-      <w:r>
-        <w:rPr>
-          <w:lang w:val="ru-RU"/>
-        </w:rPr>
-        <w:t xml:space="preserve">для </w:t>
-      </w:r>
-      <w:r>
-        <w:rPr>
-          <w:lang w:val="ru-RU"/>
-        </w:rPr>
-        <w:t>модел</w:t>
-      </w:r>
-      <w:r>
-        <w:rPr>
-          <w:lang w:val="ru-RU"/>
-        </w:rPr>
-        <w:t>ей</w:t>
-      </w:r>
-      <w:r>
-        <w:rPr>
-          <w:lang w:val="ru-RU"/>
-        </w:rPr>
-        <w:t xml:space="preserve"> указан в Приложении </w:t>
-      </w:r>
-      <w:r>
-        <w:rPr>
-          <w:lang w:val="ru-RU"/>
-        </w:rPr>
-        <w:t>Б</w:t>
-      </w:r>
-      <w:r>
-        <w:rPr>
-          <w:lang w:val="ru-RU"/>
-        </w:rPr>
-        <w:t>.</w:t>
+        <w:t>конфигураций для моделей указан в Приложении Б.</w:t>
       </w:r>
     </w:p>
     <w:p>
@@ -20118,13 +19991,7 @@
       <w:bookmarkStart w:id="56" w:name="_Toc230772552"/>
       <w:r>
         <w:lastRenderedPageBreak/>
-        <w:t>СПИСОК</w:t>
-      </w:r>
-      <w:r>
-        <w:t xml:space="preserve"> </w:t>
-      </w:r>
-      <w:r>
-        <w:t>ИСПОЛЬЗОВАННЫХ ИСТОЧНИКОВ</w:t>
+        <w:t>СПИСОК ИСПОЛЬЗОВАННЫХ ИСТОЧНИКОВ</w:t>
       </w:r>
       <w:bookmarkEnd w:id="56"/>
     </w:p>
@@ -21251,9 +21118,6 @@
     <w:p>
       <w:pPr>
         <w:pStyle w:val="listing"/>
-        <w:rPr>
-          <w:lang w:val="ru-RU"/>
-        </w:rPr>
       </w:pPr>
       <w:r>
         <w:rPr>
@@ -21274,17 +21138,11 @@
         <w:t>.2 —</w:t>
       </w:r>
       <w:r>
-        <w:rPr>
-          <w:lang w:val="ru-RU"/>
-        </w:rPr>
         <w:t xml:space="preserve"> </w:t>
       </w:r>
       <w:proofErr w:type="spellStart"/>
       <w:r>
-        <w:t>WorkTask</w:t>
-      </w:r>
-      <w:r>
-        <w:t>.</w:t>
+        <w:t>WorkTask.</w:t>
       </w:r>
       <w:r>
         <w:t>cs</w:t>
@@ -23910,6 +23768,9 @@
     <w:p>
       <w:pPr>
         <w:pStyle w:val="code"/>
+        <w:rPr>
+          <w:lang w:val="en-US"/>
+        </w:rPr>
       </w:pPr>
       <w:r>
         <w:rPr>
@@ -23918,14 +23779,23 @@
         <w:t xml:space="preserve">    </w:t>
       </w:r>
       <w:r>
+        <w:rPr>
+          <w:lang w:val="en-US"/>
+        </w:rPr>
         <w:t>}</w:t>
       </w:r>
     </w:p>
     <w:p>
       <w:pPr>
         <w:pStyle w:val="code"/>
-      </w:pPr>
-      <w:r>
+        <w:rPr>
+          <w:lang w:val="en-US"/>
+        </w:rPr>
+      </w:pPr>
+      <w:r>
+        <w:rPr>
+          <w:lang w:val="en-US"/>
+        </w:rPr>
         <w:t>}</w:t>
       </w:r>
     </w:p>
@@ -23949,18 +23819,9 @@
         <w:t>А</w:t>
       </w:r>
       <w:r>
-        <w:t>.</w:t>
-      </w:r>
-      <w:r>
-        <w:t>3</w:t>
-      </w:r>
-      <w:r>
-        <w:t xml:space="preserve"> —</w:t>
-      </w:r>
-      <w:r>
-        <w:rPr>
-          <w:lang w:val="ru-RU"/>
-        </w:rPr>
+        <w:t>.3 —</w:t>
+      </w:r>
+      <w:r>
         <w:t xml:space="preserve"> </w:t>
       </w:r>
       <w:proofErr w:type="spellStart"/>
@@ -28092,6 +27953,232 @@
         <w:rPr>
           <w:lang w:val="en-US"/>
         </w:rPr>
+        <w:t xml:space="preserve"> workTaskId, string </w:t>
+      </w:r>
+      <w:proofErr w:type="spellStart"/>
+      <w:r>
+        <w:rPr>
+          <w:lang w:val="en-US"/>
+        </w:rPr>
+        <w:t>newDescription</w:t>
+      </w:r>
+      <w:proofErr w:type="spellEnd"/>
+      <w:r>
+        <w:rPr>
+          <w:lang w:val="en-US"/>
+        </w:rPr>
+        <w:t>)</w:t>
+      </w:r>
+    </w:p>
+    <w:p>
+      <w:pPr>
+        <w:pStyle w:val="code"/>
+        <w:rPr>
+          <w:lang w:val="en-US"/>
+        </w:rPr>
+      </w:pPr>
+      <w:r>
+        <w:rPr>
+          <w:lang w:val="en-US"/>
+        </w:rPr>
+        <w:t xml:space="preserve">    {</w:t>
+      </w:r>
+    </w:p>
+    <w:p>
+      <w:pPr>
+        <w:pStyle w:val="code"/>
+        <w:rPr>
+          <w:lang w:val="en-US"/>
+        </w:rPr>
+      </w:pPr>
+      <w:r>
+        <w:rPr>
+          <w:lang w:val="en-US"/>
+        </w:rPr>
+        <w:t xml:space="preserve">        </w:t>
+      </w:r>
+      <w:proofErr w:type="spellStart"/>
+      <w:r>
+        <w:rPr>
+          <w:lang w:val="en-US"/>
+        </w:rPr>
+        <w:t>EnsureEditable</w:t>
+      </w:r>
+      <w:proofErr w:type="spellEnd"/>
+      <w:r>
+        <w:rPr>
+          <w:lang w:val="en-US"/>
+        </w:rPr>
+        <w:t>();</w:t>
+      </w:r>
+    </w:p>
+    <w:p>
+      <w:pPr>
+        <w:pStyle w:val="code"/>
+        <w:rPr>
+          <w:lang w:val="en-US"/>
+        </w:rPr>
+      </w:pPr>
+    </w:p>
+    <w:p>
+      <w:pPr>
+        <w:pStyle w:val="code"/>
+        <w:rPr>
+          <w:lang w:val="en-US"/>
+        </w:rPr>
+      </w:pPr>
+      <w:r>
+        <w:rPr>
+          <w:lang w:val="en-US"/>
+        </w:rPr>
+        <w:t xml:space="preserve">        var </w:t>
+      </w:r>
+      <w:proofErr w:type="spellStart"/>
+      <w:r>
+        <w:rPr>
+          <w:lang w:val="en-US"/>
+        </w:rPr>
+        <w:t>workTask</w:t>
+      </w:r>
+      <w:proofErr w:type="spellEnd"/>
+      <w:r>
+        <w:rPr>
+          <w:lang w:val="en-US"/>
+        </w:rPr>
+        <w:t xml:space="preserve"> = </w:t>
+      </w:r>
+      <w:proofErr w:type="spellStart"/>
+      <w:r>
+        <w:rPr>
+          <w:lang w:val="en-US"/>
+        </w:rPr>
+        <w:t>GetWorkTask</w:t>
+      </w:r>
+      <w:proofErr w:type="spellEnd"/>
+      <w:r>
+        <w:rPr>
+          <w:lang w:val="en-US"/>
+        </w:rPr>
+        <w:t>(</w:t>
+      </w:r>
+      <w:proofErr w:type="spellStart"/>
+      <w:r>
+        <w:rPr>
+          <w:lang w:val="en-US"/>
+        </w:rPr>
+        <w:t>workTaskId</w:t>
+      </w:r>
+      <w:proofErr w:type="spellEnd"/>
+      <w:r>
+        <w:rPr>
+          <w:lang w:val="en-US"/>
+        </w:rPr>
+        <w:t>);</w:t>
+      </w:r>
+    </w:p>
+    <w:p>
+      <w:pPr>
+        <w:pStyle w:val="code"/>
+        <w:rPr>
+          <w:lang w:val="en-US"/>
+        </w:rPr>
+      </w:pPr>
+      <w:r>
+        <w:rPr>
+          <w:lang w:val="en-US"/>
+        </w:rPr>
+        <w:t xml:space="preserve">        </w:t>
+      </w:r>
+      <w:proofErr w:type="spellStart"/>
+      <w:r>
+        <w:rPr>
+          <w:lang w:val="en-US"/>
+        </w:rPr>
+        <w:t>workTask.ChangeDescription</w:t>
+      </w:r>
+      <w:proofErr w:type="spellEnd"/>
+      <w:r>
+        <w:rPr>
+          <w:lang w:val="en-US"/>
+        </w:rPr>
+        <w:t>(</w:t>
+      </w:r>
+      <w:proofErr w:type="spellStart"/>
+      <w:r>
+        <w:rPr>
+          <w:lang w:val="en-US"/>
+        </w:rPr>
+        <w:t>newDescription</w:t>
+      </w:r>
+      <w:proofErr w:type="spellEnd"/>
+      <w:r>
+        <w:rPr>
+          <w:lang w:val="en-US"/>
+        </w:rPr>
+        <w:t>);</w:t>
+      </w:r>
+    </w:p>
+    <w:p>
+      <w:pPr>
+        <w:pStyle w:val="code"/>
+        <w:rPr>
+          <w:lang w:val="en-US"/>
+        </w:rPr>
+      </w:pPr>
+      <w:r>
+        <w:rPr>
+          <w:lang w:val="en-US"/>
+        </w:rPr>
+        <w:t xml:space="preserve">    }</w:t>
+      </w:r>
+    </w:p>
+    <w:p>
+      <w:pPr>
+        <w:pStyle w:val="code"/>
+        <w:rPr>
+          <w:lang w:val="en-US"/>
+        </w:rPr>
+      </w:pPr>
+    </w:p>
+    <w:p>
+      <w:pPr>
+        <w:pStyle w:val="code"/>
+        <w:rPr>
+          <w:lang w:val="en-US"/>
+        </w:rPr>
+      </w:pPr>
+      <w:r>
+        <w:rPr>
+          <w:lang w:val="en-US"/>
+        </w:rPr>
+        <w:t xml:space="preserve">    public void </w:t>
+      </w:r>
+      <w:proofErr w:type="spellStart"/>
+      <w:r>
+        <w:rPr>
+          <w:lang w:val="en-US"/>
+        </w:rPr>
+        <w:t>ChangeWorkTaskDeadline</w:t>
+      </w:r>
+      <w:proofErr w:type="spellEnd"/>
+      <w:r>
+        <w:rPr>
+          <w:lang w:val="en-US"/>
+        </w:rPr>
+        <w:t>(</w:t>
+      </w:r>
+      <w:proofErr w:type="spellStart"/>
+      <w:r>
+        <w:rPr>
+          <w:lang w:val="en-US"/>
+        </w:rPr>
+        <w:t>Guid</w:t>
+      </w:r>
+      <w:proofErr w:type="spellEnd"/>
+      <w:r>
+        <w:rPr>
+          <w:lang w:val="en-US"/>
+        </w:rPr>
         <w:t xml:space="preserve"> </w:t>
       </w:r>
       <w:proofErr w:type="spellStart"/>
@@ -28106,14 +28193,226 @@
         <w:rPr>
           <w:lang w:val="en-US"/>
         </w:rPr>
-        <w:t xml:space="preserve">, string </w:t>
-      </w:r>
-      <w:proofErr w:type="spellStart"/>
-      <w:r>
-        <w:rPr>
-          <w:lang w:val="en-US"/>
-        </w:rPr>
-        <w:t>newDescription</w:t>
+        <w:t xml:space="preserve">, </w:t>
+      </w:r>
+      <w:proofErr w:type="spellStart"/>
+      <w:r>
+        <w:rPr>
+          <w:lang w:val="en-US"/>
+        </w:rPr>
+        <w:t>DateTime</w:t>
+      </w:r>
+      <w:proofErr w:type="spellEnd"/>
+      <w:r>
+        <w:rPr>
+          <w:lang w:val="en-US"/>
+        </w:rPr>
+        <w:t>? deadline)</w:t>
+      </w:r>
+    </w:p>
+    <w:p>
+      <w:pPr>
+        <w:pStyle w:val="code"/>
+        <w:rPr>
+          <w:lang w:val="en-US"/>
+        </w:rPr>
+      </w:pPr>
+      <w:r>
+        <w:rPr>
+          <w:lang w:val="en-US"/>
+        </w:rPr>
+        <w:t xml:space="preserve">    {</w:t>
+      </w:r>
+    </w:p>
+    <w:p>
+      <w:pPr>
+        <w:pStyle w:val="code"/>
+        <w:rPr>
+          <w:lang w:val="en-US"/>
+        </w:rPr>
+      </w:pPr>
+      <w:r>
+        <w:rPr>
+          <w:lang w:val="en-US"/>
+        </w:rPr>
+        <w:t xml:space="preserve">        </w:t>
+      </w:r>
+      <w:proofErr w:type="spellStart"/>
+      <w:r>
+        <w:rPr>
+          <w:lang w:val="en-US"/>
+        </w:rPr>
+        <w:t>EnsureEditable</w:t>
+      </w:r>
+      <w:proofErr w:type="spellEnd"/>
+      <w:r>
+        <w:rPr>
+          <w:lang w:val="en-US"/>
+        </w:rPr>
+        <w:t>();</w:t>
+      </w:r>
+    </w:p>
+    <w:p>
+      <w:pPr>
+        <w:pStyle w:val="code"/>
+        <w:rPr>
+          <w:lang w:val="en-US"/>
+        </w:rPr>
+      </w:pPr>
+    </w:p>
+    <w:p>
+      <w:pPr>
+        <w:pStyle w:val="code"/>
+        <w:rPr>
+          <w:lang w:val="en-US"/>
+        </w:rPr>
+      </w:pPr>
+      <w:r>
+        <w:rPr>
+          <w:lang w:val="en-US"/>
+        </w:rPr>
+        <w:t xml:space="preserve">        var </w:t>
+      </w:r>
+      <w:proofErr w:type="spellStart"/>
+      <w:r>
+        <w:rPr>
+          <w:lang w:val="en-US"/>
+        </w:rPr>
+        <w:t>workTask</w:t>
+      </w:r>
+      <w:proofErr w:type="spellEnd"/>
+      <w:r>
+        <w:rPr>
+          <w:lang w:val="en-US"/>
+        </w:rPr>
+        <w:t xml:space="preserve"> = </w:t>
+      </w:r>
+      <w:proofErr w:type="spellStart"/>
+      <w:r>
+        <w:rPr>
+          <w:lang w:val="en-US"/>
+        </w:rPr>
+        <w:t>GetWorkTask</w:t>
+      </w:r>
+      <w:proofErr w:type="spellEnd"/>
+      <w:r>
+        <w:rPr>
+          <w:lang w:val="en-US"/>
+        </w:rPr>
+        <w:t>(</w:t>
+      </w:r>
+      <w:proofErr w:type="spellStart"/>
+      <w:r>
+        <w:rPr>
+          <w:lang w:val="en-US"/>
+        </w:rPr>
+        <w:t>workTaskId</w:t>
+      </w:r>
+      <w:proofErr w:type="spellEnd"/>
+      <w:r>
+        <w:rPr>
+          <w:lang w:val="en-US"/>
+        </w:rPr>
+        <w:t>);</w:t>
+      </w:r>
+    </w:p>
+    <w:p>
+      <w:pPr>
+        <w:pStyle w:val="code"/>
+        <w:rPr>
+          <w:lang w:val="en-US"/>
+        </w:rPr>
+      </w:pPr>
+      <w:r>
+        <w:rPr>
+          <w:lang w:val="en-US"/>
+        </w:rPr>
+        <w:t xml:space="preserve">        </w:t>
+      </w:r>
+      <w:proofErr w:type="spellStart"/>
+      <w:r>
+        <w:rPr>
+          <w:lang w:val="en-US"/>
+        </w:rPr>
+        <w:t>workTask.SetDeadline</w:t>
+      </w:r>
+      <w:proofErr w:type="spellEnd"/>
+      <w:r>
+        <w:rPr>
+          <w:lang w:val="en-US"/>
+        </w:rPr>
+        <w:t>(deadline);</w:t>
+      </w:r>
+    </w:p>
+    <w:p>
+      <w:pPr>
+        <w:pStyle w:val="code"/>
+        <w:rPr>
+          <w:lang w:val="en-US"/>
+        </w:rPr>
+      </w:pPr>
+      <w:r>
+        <w:rPr>
+          <w:lang w:val="en-US"/>
+        </w:rPr>
+        <w:t xml:space="preserve">    }</w:t>
+      </w:r>
+    </w:p>
+    <w:p>
+      <w:pPr>
+        <w:pStyle w:val="code"/>
+        <w:rPr>
+          <w:lang w:val="en-US"/>
+        </w:rPr>
+      </w:pPr>
+    </w:p>
+    <w:p>
+      <w:pPr>
+        <w:pStyle w:val="code"/>
+        <w:rPr>
+          <w:lang w:val="en-US"/>
+        </w:rPr>
+      </w:pPr>
+      <w:r>
+        <w:rPr>
+          <w:lang w:val="en-US"/>
+        </w:rPr>
+        <w:t xml:space="preserve">    public void </w:t>
+      </w:r>
+      <w:proofErr w:type="spellStart"/>
+      <w:r>
+        <w:rPr>
+          <w:lang w:val="en-US"/>
+        </w:rPr>
+        <w:t>CompleteWorkTask</w:t>
+      </w:r>
+      <w:proofErr w:type="spellEnd"/>
+      <w:r>
+        <w:rPr>
+          <w:lang w:val="en-US"/>
+        </w:rPr>
+        <w:t>(</w:t>
+      </w:r>
+      <w:proofErr w:type="spellStart"/>
+      <w:r>
+        <w:rPr>
+          <w:lang w:val="en-US"/>
+        </w:rPr>
+        <w:t>Guid</w:t>
+      </w:r>
+      <w:proofErr w:type="spellEnd"/>
+      <w:r>
+        <w:rPr>
+          <w:lang w:val="en-US"/>
+        </w:rPr>
+        <w:t xml:space="preserve"> </w:t>
+      </w:r>
+      <w:proofErr w:type="spellStart"/>
+      <w:r>
+        <w:rPr>
+          <w:lang w:val="en-US"/>
+        </w:rPr>
+        <w:t>workTaskId</w:t>
       </w:r>
       <w:proofErr w:type="spellEnd"/>
       <w:r>
@@ -28247,7 +28546,71 @@
         <w:rPr>
           <w:lang w:val="en-US"/>
         </w:rPr>
-        <w:t>workTask.ChangeDescription</w:t>
+        <w:t>workTask.Complete</w:t>
+      </w:r>
+      <w:proofErr w:type="spellEnd"/>
+      <w:r>
+        <w:rPr>
+          <w:lang w:val="en-US"/>
+        </w:rPr>
+        <w:t>();</w:t>
+      </w:r>
+    </w:p>
+    <w:p>
+      <w:pPr>
+        <w:pStyle w:val="code"/>
+        <w:rPr>
+          <w:lang w:val="en-US"/>
+        </w:rPr>
+      </w:pPr>
+      <w:r>
+        <w:rPr>
+          <w:lang w:val="en-US"/>
+        </w:rPr>
+        <w:t xml:space="preserve">    }</w:t>
+      </w:r>
+    </w:p>
+    <w:p>
+      <w:pPr>
+        <w:pStyle w:val="code"/>
+        <w:rPr>
+          <w:lang w:val="en-US"/>
+        </w:rPr>
+      </w:pPr>
+    </w:p>
+    <w:p>
+      <w:pPr>
+        <w:pStyle w:val="code"/>
+        <w:rPr>
+          <w:lang w:val="en-US"/>
+        </w:rPr>
+      </w:pPr>
+      <w:r>
+        <w:rPr>
+          <w:lang w:val="en-US"/>
+        </w:rPr>
+        <w:t xml:space="preserve">    private </w:t>
+      </w:r>
+      <w:proofErr w:type="spellStart"/>
+      <w:r>
+        <w:rPr>
+          <w:lang w:val="en-US"/>
+        </w:rPr>
+        <w:t>WorkTask</w:t>
+      </w:r>
+      <w:proofErr w:type="spellEnd"/>
+      <w:r>
+        <w:rPr>
+          <w:lang w:val="en-US"/>
+        </w:rPr>
+        <w:t xml:space="preserve"> </w:t>
+      </w:r>
+      <w:proofErr w:type="spellStart"/>
+      <w:r>
+        <w:rPr>
+          <w:lang w:val="en-US"/>
+        </w:rPr>
+        <w:t>GetWorkTask</w:t>
       </w:r>
       <w:proofErr w:type="spellEnd"/>
       <w:r>
@@ -28261,14 +28624,126 @@
         <w:rPr>
           <w:lang w:val="en-US"/>
         </w:rPr>
-        <w:t>newDescription</w:t>
-      </w:r>
-      <w:proofErr w:type="spellEnd"/>
-      <w:r>
-        <w:rPr>
-          <w:lang w:val="en-US"/>
-        </w:rPr>
-        <w:t>);</w:t>
+        <w:t>Guid</w:t>
+      </w:r>
+      <w:proofErr w:type="spellEnd"/>
+      <w:r>
+        <w:rPr>
+          <w:lang w:val="en-US"/>
+        </w:rPr>
+        <w:t xml:space="preserve"> </w:t>
+      </w:r>
+      <w:proofErr w:type="spellStart"/>
+      <w:r>
+        <w:rPr>
+          <w:lang w:val="en-US"/>
+        </w:rPr>
+        <w:t>workTaskId</w:t>
+      </w:r>
+      <w:proofErr w:type="spellEnd"/>
+      <w:r>
+        <w:rPr>
+          <w:lang w:val="en-US"/>
+        </w:rPr>
+        <w:t>)</w:t>
+      </w:r>
+    </w:p>
+    <w:p>
+      <w:pPr>
+        <w:pStyle w:val="code"/>
+        <w:rPr>
+          <w:lang w:val="en-US"/>
+        </w:rPr>
+      </w:pPr>
+      <w:r>
+        <w:rPr>
+          <w:lang w:val="en-US"/>
+        </w:rPr>
+        <w:t xml:space="preserve">    {</w:t>
+      </w:r>
+    </w:p>
+    <w:p>
+      <w:pPr>
+        <w:pStyle w:val="code"/>
+        <w:rPr>
+          <w:lang w:val="en-US"/>
+        </w:rPr>
+      </w:pPr>
+      <w:r>
+        <w:rPr>
+          <w:lang w:val="en-US"/>
+        </w:rPr>
+        <w:t xml:space="preserve">        return _</w:t>
+      </w:r>
+      <w:proofErr w:type="spellStart"/>
+      <w:r>
+        <w:rPr>
+          <w:lang w:val="en-US"/>
+        </w:rPr>
+        <w:t>workTasks.FirstOrDefault</w:t>
+      </w:r>
+      <w:proofErr w:type="spellEnd"/>
+      <w:r>
+        <w:rPr>
+          <w:lang w:val="en-US"/>
+        </w:rPr>
+        <w:t xml:space="preserve">(x =&gt; </w:t>
+      </w:r>
+      <w:proofErr w:type="spellStart"/>
+      <w:r>
+        <w:rPr>
+          <w:lang w:val="en-US"/>
+        </w:rPr>
+        <w:t>x.Id</w:t>
+      </w:r>
+      <w:proofErr w:type="spellEnd"/>
+      <w:r>
+        <w:rPr>
+          <w:lang w:val="en-US"/>
+        </w:rPr>
+        <w:t xml:space="preserve"> == </w:t>
+      </w:r>
+      <w:proofErr w:type="spellStart"/>
+      <w:r>
+        <w:rPr>
+          <w:lang w:val="en-US"/>
+        </w:rPr>
+        <w:t>workTaskId</w:t>
+      </w:r>
+      <w:proofErr w:type="spellEnd"/>
+      <w:r>
+        <w:rPr>
+          <w:lang w:val="en-US"/>
+        </w:rPr>
+        <w:t>)</w:t>
+      </w:r>
+    </w:p>
+    <w:p>
+      <w:pPr>
+        <w:pStyle w:val="code"/>
+        <w:rPr>
+          <w:lang w:val="en-US"/>
+        </w:rPr>
+      </w:pPr>
+      <w:r>
+        <w:rPr>
+          <w:lang w:val="en-US"/>
+        </w:rPr>
+        <w:t xml:space="preserve">               ?? throw new </w:t>
+      </w:r>
+      <w:proofErr w:type="spellStart"/>
+      <w:r>
+        <w:rPr>
+          <w:lang w:val="en-US"/>
+        </w:rPr>
+        <w:t>DomainRuleException</w:t>
+      </w:r>
+      <w:proofErr w:type="spellEnd"/>
+      <w:r>
+        <w:rPr>
+          <w:lang w:val="en-US"/>
+        </w:rPr>
+        <w:t>("This task is not in the project.");</w:t>
       </w:r>
     </w:p>
     <w:p>
@@ -28304,63 +28779,21 @@
         <w:rPr>
           <w:lang w:val="en-US"/>
         </w:rPr>
-        <w:t xml:space="preserve">    public void </w:t>
-      </w:r>
-      <w:proofErr w:type="spellStart"/>
-      <w:r>
-        <w:rPr>
-          <w:lang w:val="en-US"/>
-        </w:rPr>
-        <w:t>ChangeWorkTaskDeadline</w:t>
-      </w:r>
-      <w:proofErr w:type="spellEnd"/>
-      <w:r>
-        <w:rPr>
-          <w:lang w:val="en-US"/>
-        </w:rPr>
-        <w:t>(</w:t>
-      </w:r>
-      <w:proofErr w:type="spellStart"/>
-      <w:r>
-        <w:rPr>
-          <w:lang w:val="en-US"/>
-        </w:rPr>
-        <w:t>Guid</w:t>
-      </w:r>
-      <w:proofErr w:type="spellEnd"/>
-      <w:r>
-        <w:rPr>
-          <w:lang w:val="en-US"/>
-        </w:rPr>
-        <w:t xml:space="preserve"> </w:t>
-      </w:r>
-      <w:proofErr w:type="spellStart"/>
-      <w:r>
-        <w:rPr>
-          <w:lang w:val="en-US"/>
-        </w:rPr>
-        <w:t>workTaskId</w:t>
-      </w:r>
-      <w:proofErr w:type="spellEnd"/>
-      <w:r>
-        <w:rPr>
-          <w:lang w:val="en-US"/>
-        </w:rPr>
-        <w:t xml:space="preserve">, </w:t>
-      </w:r>
-      <w:proofErr w:type="spellStart"/>
-      <w:r>
-        <w:rPr>
-          <w:lang w:val="en-US"/>
-        </w:rPr>
-        <w:t>DateTime</w:t>
-      </w:r>
-      <w:proofErr w:type="spellEnd"/>
-      <w:r>
-        <w:rPr>
-          <w:lang w:val="en-US"/>
-        </w:rPr>
-        <w:t>? deadline)</w:t>
+        <w:t xml:space="preserve">    private void </w:t>
+      </w:r>
+      <w:proofErr w:type="spellStart"/>
+      <w:r>
+        <w:rPr>
+          <w:lang w:val="en-US"/>
+        </w:rPr>
+        <w:t>EnsureEditable</w:t>
+      </w:r>
+      <w:proofErr w:type="spellEnd"/>
+      <w:r>
+        <w:rPr>
+          <w:lang w:val="en-US"/>
+        </w:rPr>
+        <w:t>()</w:t>
       </w:r>
     </w:p>
     <w:p>
@@ -28388,113 +28821,35 @@
         <w:rPr>
           <w:lang w:val="en-US"/>
         </w:rPr>
-        <w:t xml:space="preserve">        </w:t>
-      </w:r>
-      <w:proofErr w:type="spellStart"/>
-      <w:r>
-        <w:rPr>
-          <w:lang w:val="en-US"/>
-        </w:rPr>
-        <w:t>EnsureEditable</w:t>
-      </w:r>
-      <w:proofErr w:type="spellEnd"/>
-      <w:r>
-        <w:rPr>
-          <w:lang w:val="en-US"/>
-        </w:rPr>
-        <w:t>();</w:t>
-      </w:r>
-    </w:p>
-    <w:p>
-      <w:pPr>
-        <w:pStyle w:val="code"/>
-        <w:rPr>
-          <w:lang w:val="en-US"/>
-        </w:rPr>
-      </w:pPr>
-    </w:p>
-    <w:p>
-      <w:pPr>
-        <w:pStyle w:val="code"/>
-        <w:rPr>
-          <w:lang w:val="en-US"/>
-        </w:rPr>
-      </w:pPr>
-      <w:r>
-        <w:rPr>
-          <w:lang w:val="en-US"/>
-        </w:rPr>
-        <w:t xml:space="preserve">        var </w:t>
-      </w:r>
-      <w:proofErr w:type="spellStart"/>
-      <w:r>
-        <w:rPr>
-          <w:lang w:val="en-US"/>
-        </w:rPr>
-        <w:t>workTask</w:t>
-      </w:r>
-      <w:proofErr w:type="spellEnd"/>
-      <w:r>
-        <w:rPr>
-          <w:lang w:val="en-US"/>
-        </w:rPr>
-        <w:t xml:space="preserve"> = </w:t>
-      </w:r>
-      <w:proofErr w:type="spellStart"/>
-      <w:r>
-        <w:rPr>
-          <w:lang w:val="en-US"/>
-        </w:rPr>
-        <w:t>GetWorkTask</w:t>
-      </w:r>
-      <w:proofErr w:type="spellEnd"/>
-      <w:r>
-        <w:rPr>
-          <w:lang w:val="en-US"/>
-        </w:rPr>
-        <w:t>(</w:t>
-      </w:r>
-      <w:proofErr w:type="spellStart"/>
-      <w:r>
-        <w:rPr>
-          <w:lang w:val="en-US"/>
-        </w:rPr>
-        <w:t>workTaskId</w:t>
-      </w:r>
-      <w:proofErr w:type="spellEnd"/>
-      <w:r>
-        <w:rPr>
-          <w:lang w:val="en-US"/>
-        </w:rPr>
-        <w:t>);</w:t>
-      </w:r>
-    </w:p>
-    <w:p>
-      <w:pPr>
-        <w:pStyle w:val="code"/>
-        <w:rPr>
-          <w:lang w:val="en-US"/>
-        </w:rPr>
-      </w:pPr>
-      <w:r>
-        <w:rPr>
-          <w:lang w:val="en-US"/>
-        </w:rPr>
-        <w:t xml:space="preserve">        </w:t>
-      </w:r>
-      <w:proofErr w:type="spellStart"/>
-      <w:r>
-        <w:rPr>
-          <w:lang w:val="en-US"/>
-        </w:rPr>
-        <w:t>workTask.SetDeadline</w:t>
-      </w:r>
-      <w:proofErr w:type="spellEnd"/>
-      <w:r>
-        <w:rPr>
-          <w:lang w:val="en-US"/>
-        </w:rPr>
-        <w:t>(deadline);</w:t>
+        <w:t xml:space="preserve">        if (Status == </w:t>
+      </w:r>
+      <w:proofErr w:type="spellStart"/>
+      <w:r>
+        <w:rPr>
+          <w:lang w:val="en-US"/>
+        </w:rPr>
+        <w:t>ProjectStatus.Completed</w:t>
+      </w:r>
+      <w:proofErr w:type="spellEnd"/>
+      <w:r>
+        <w:rPr>
+          <w:lang w:val="en-US"/>
+        </w:rPr>
+        <w:t xml:space="preserve">) throw new </w:t>
+      </w:r>
+      <w:proofErr w:type="spellStart"/>
+      <w:r>
+        <w:rPr>
+          <w:lang w:val="en-US"/>
+        </w:rPr>
+        <w:t>DomainRuleException</w:t>
+      </w:r>
+      <w:proofErr w:type="spellEnd"/>
+      <w:r>
+        <w:rPr>
+          <w:lang w:val="en-US"/>
+        </w:rPr>
+        <w:t>("Cannot change completed project.");</w:t>
       </w:r>
     </w:p>
     <w:p>
@@ -28518,511 +28873,6 @@
           <w:lang w:val="en-US"/>
         </w:rPr>
       </w:pPr>
-    </w:p>
-    <w:p>
-      <w:pPr>
-        <w:pStyle w:val="code"/>
-        <w:rPr>
-          <w:lang w:val="en-US"/>
-        </w:rPr>
-      </w:pPr>
-      <w:r>
-        <w:rPr>
-          <w:lang w:val="en-US"/>
-        </w:rPr>
-        <w:t xml:space="preserve">    public void </w:t>
-      </w:r>
-      <w:proofErr w:type="spellStart"/>
-      <w:r>
-        <w:rPr>
-          <w:lang w:val="en-US"/>
-        </w:rPr>
-        <w:t>CompleteWorkTask</w:t>
-      </w:r>
-      <w:proofErr w:type="spellEnd"/>
-      <w:r>
-        <w:rPr>
-          <w:lang w:val="en-US"/>
-        </w:rPr>
-        <w:t>(</w:t>
-      </w:r>
-      <w:proofErr w:type="spellStart"/>
-      <w:r>
-        <w:rPr>
-          <w:lang w:val="en-US"/>
-        </w:rPr>
-        <w:t>Guid</w:t>
-      </w:r>
-      <w:proofErr w:type="spellEnd"/>
-      <w:r>
-        <w:rPr>
-          <w:lang w:val="en-US"/>
-        </w:rPr>
-        <w:t xml:space="preserve"> </w:t>
-      </w:r>
-      <w:proofErr w:type="spellStart"/>
-      <w:r>
-        <w:rPr>
-          <w:lang w:val="en-US"/>
-        </w:rPr>
-        <w:t>workTaskId</w:t>
-      </w:r>
-      <w:proofErr w:type="spellEnd"/>
-      <w:r>
-        <w:rPr>
-          <w:lang w:val="en-US"/>
-        </w:rPr>
-        <w:t>)</w:t>
-      </w:r>
-    </w:p>
-    <w:p>
-      <w:pPr>
-        <w:pStyle w:val="code"/>
-        <w:rPr>
-          <w:lang w:val="en-US"/>
-        </w:rPr>
-      </w:pPr>
-      <w:r>
-        <w:rPr>
-          <w:lang w:val="en-US"/>
-        </w:rPr>
-        <w:t xml:space="preserve">    {</w:t>
-      </w:r>
-    </w:p>
-    <w:p>
-      <w:pPr>
-        <w:pStyle w:val="code"/>
-        <w:rPr>
-          <w:lang w:val="en-US"/>
-        </w:rPr>
-      </w:pPr>
-      <w:r>
-        <w:rPr>
-          <w:lang w:val="en-US"/>
-        </w:rPr>
-        <w:t xml:space="preserve">        </w:t>
-      </w:r>
-      <w:proofErr w:type="spellStart"/>
-      <w:r>
-        <w:rPr>
-          <w:lang w:val="en-US"/>
-        </w:rPr>
-        <w:t>EnsureEditable</w:t>
-      </w:r>
-      <w:proofErr w:type="spellEnd"/>
-      <w:r>
-        <w:rPr>
-          <w:lang w:val="en-US"/>
-        </w:rPr>
-        <w:t>();</w:t>
-      </w:r>
-    </w:p>
-    <w:p>
-      <w:pPr>
-        <w:pStyle w:val="code"/>
-        <w:rPr>
-          <w:lang w:val="en-US"/>
-        </w:rPr>
-      </w:pPr>
-    </w:p>
-    <w:p>
-      <w:pPr>
-        <w:pStyle w:val="code"/>
-        <w:rPr>
-          <w:lang w:val="en-US"/>
-        </w:rPr>
-      </w:pPr>
-      <w:r>
-        <w:rPr>
-          <w:lang w:val="en-US"/>
-        </w:rPr>
-        <w:t xml:space="preserve">        var </w:t>
-      </w:r>
-      <w:proofErr w:type="spellStart"/>
-      <w:r>
-        <w:rPr>
-          <w:lang w:val="en-US"/>
-        </w:rPr>
-        <w:t>workTask</w:t>
-      </w:r>
-      <w:proofErr w:type="spellEnd"/>
-      <w:r>
-        <w:rPr>
-          <w:lang w:val="en-US"/>
-        </w:rPr>
-        <w:t xml:space="preserve"> = </w:t>
-      </w:r>
-      <w:proofErr w:type="spellStart"/>
-      <w:r>
-        <w:rPr>
-          <w:lang w:val="en-US"/>
-        </w:rPr>
-        <w:t>GetWorkTask</w:t>
-      </w:r>
-      <w:proofErr w:type="spellEnd"/>
-      <w:r>
-        <w:rPr>
-          <w:lang w:val="en-US"/>
-        </w:rPr>
-        <w:t>(</w:t>
-      </w:r>
-      <w:proofErr w:type="spellStart"/>
-      <w:r>
-        <w:rPr>
-          <w:lang w:val="en-US"/>
-        </w:rPr>
-        <w:t>workTaskId</w:t>
-      </w:r>
-      <w:proofErr w:type="spellEnd"/>
-      <w:r>
-        <w:rPr>
-          <w:lang w:val="en-US"/>
-        </w:rPr>
-        <w:t>);</w:t>
-      </w:r>
-    </w:p>
-    <w:p>
-      <w:pPr>
-        <w:pStyle w:val="code"/>
-        <w:rPr>
-          <w:lang w:val="en-US"/>
-        </w:rPr>
-      </w:pPr>
-      <w:r>
-        <w:rPr>
-          <w:lang w:val="en-US"/>
-        </w:rPr>
-        <w:t xml:space="preserve">        </w:t>
-      </w:r>
-      <w:proofErr w:type="spellStart"/>
-      <w:r>
-        <w:rPr>
-          <w:lang w:val="en-US"/>
-        </w:rPr>
-        <w:t>workTask.Complete</w:t>
-      </w:r>
-      <w:proofErr w:type="spellEnd"/>
-      <w:r>
-        <w:rPr>
-          <w:lang w:val="en-US"/>
-        </w:rPr>
-        <w:t>();</w:t>
-      </w:r>
-    </w:p>
-    <w:p>
-      <w:pPr>
-        <w:pStyle w:val="code"/>
-        <w:rPr>
-          <w:lang w:val="en-US"/>
-        </w:rPr>
-      </w:pPr>
-      <w:r>
-        <w:rPr>
-          <w:lang w:val="en-US"/>
-        </w:rPr>
-        <w:t xml:space="preserve">    }</w:t>
-      </w:r>
-    </w:p>
-    <w:p>
-      <w:pPr>
-        <w:pStyle w:val="code"/>
-        <w:rPr>
-          <w:lang w:val="en-US"/>
-        </w:rPr>
-      </w:pPr>
-    </w:p>
-    <w:p>
-      <w:pPr>
-        <w:pStyle w:val="code"/>
-        <w:rPr>
-          <w:lang w:val="en-US"/>
-        </w:rPr>
-      </w:pPr>
-      <w:r>
-        <w:rPr>
-          <w:lang w:val="en-US"/>
-        </w:rPr>
-        <w:t xml:space="preserve">    private </w:t>
-      </w:r>
-      <w:proofErr w:type="spellStart"/>
-      <w:r>
-        <w:rPr>
-          <w:lang w:val="en-US"/>
-        </w:rPr>
-        <w:t>WorkTask</w:t>
-      </w:r>
-      <w:proofErr w:type="spellEnd"/>
-      <w:r>
-        <w:rPr>
-          <w:lang w:val="en-US"/>
-        </w:rPr>
-        <w:t xml:space="preserve"> </w:t>
-      </w:r>
-      <w:proofErr w:type="spellStart"/>
-      <w:r>
-        <w:rPr>
-          <w:lang w:val="en-US"/>
-        </w:rPr>
-        <w:t>GetWorkTask</w:t>
-      </w:r>
-      <w:proofErr w:type="spellEnd"/>
-      <w:r>
-        <w:rPr>
-          <w:lang w:val="en-US"/>
-        </w:rPr>
-        <w:t>(</w:t>
-      </w:r>
-      <w:proofErr w:type="spellStart"/>
-      <w:r>
-        <w:rPr>
-          <w:lang w:val="en-US"/>
-        </w:rPr>
-        <w:t>Guid</w:t>
-      </w:r>
-      <w:proofErr w:type="spellEnd"/>
-      <w:r>
-        <w:rPr>
-          <w:lang w:val="en-US"/>
-        </w:rPr>
-        <w:t xml:space="preserve"> </w:t>
-      </w:r>
-      <w:proofErr w:type="spellStart"/>
-      <w:r>
-        <w:rPr>
-          <w:lang w:val="en-US"/>
-        </w:rPr>
-        <w:t>workTaskId</w:t>
-      </w:r>
-      <w:proofErr w:type="spellEnd"/>
-      <w:r>
-        <w:rPr>
-          <w:lang w:val="en-US"/>
-        </w:rPr>
-        <w:t>)</w:t>
-      </w:r>
-    </w:p>
-    <w:p>
-      <w:pPr>
-        <w:pStyle w:val="code"/>
-        <w:rPr>
-          <w:lang w:val="en-US"/>
-        </w:rPr>
-      </w:pPr>
-      <w:r>
-        <w:rPr>
-          <w:lang w:val="en-US"/>
-        </w:rPr>
-        <w:t xml:space="preserve">    {</w:t>
-      </w:r>
-    </w:p>
-    <w:p>
-      <w:pPr>
-        <w:pStyle w:val="code"/>
-        <w:rPr>
-          <w:lang w:val="en-US"/>
-        </w:rPr>
-      </w:pPr>
-      <w:r>
-        <w:rPr>
-          <w:lang w:val="en-US"/>
-        </w:rPr>
-        <w:t xml:space="preserve">        return _</w:t>
-      </w:r>
-      <w:proofErr w:type="spellStart"/>
-      <w:r>
-        <w:rPr>
-          <w:lang w:val="en-US"/>
-        </w:rPr>
-        <w:t>workTasks.FirstOrDefault</w:t>
-      </w:r>
-      <w:proofErr w:type="spellEnd"/>
-      <w:r>
-        <w:rPr>
-          <w:lang w:val="en-US"/>
-        </w:rPr>
-        <w:t xml:space="preserve">(x =&gt; </w:t>
-      </w:r>
-      <w:proofErr w:type="spellStart"/>
-      <w:r>
-        <w:rPr>
-          <w:lang w:val="en-US"/>
-        </w:rPr>
-        <w:t>x.Id</w:t>
-      </w:r>
-      <w:proofErr w:type="spellEnd"/>
-      <w:r>
-        <w:rPr>
-          <w:lang w:val="en-US"/>
-        </w:rPr>
-        <w:t xml:space="preserve"> == </w:t>
-      </w:r>
-      <w:proofErr w:type="spellStart"/>
-      <w:r>
-        <w:rPr>
-          <w:lang w:val="en-US"/>
-        </w:rPr>
-        <w:t>workTaskId</w:t>
-      </w:r>
-      <w:proofErr w:type="spellEnd"/>
-      <w:r>
-        <w:rPr>
-          <w:lang w:val="en-US"/>
-        </w:rPr>
-        <w:t>)</w:t>
-      </w:r>
-    </w:p>
-    <w:p>
-      <w:pPr>
-        <w:pStyle w:val="code"/>
-        <w:rPr>
-          <w:lang w:val="en-US"/>
-        </w:rPr>
-      </w:pPr>
-      <w:r>
-        <w:rPr>
-          <w:lang w:val="en-US"/>
-        </w:rPr>
-        <w:t xml:space="preserve">               ?? throw new </w:t>
-      </w:r>
-      <w:proofErr w:type="spellStart"/>
-      <w:r>
-        <w:rPr>
-          <w:lang w:val="en-US"/>
-        </w:rPr>
-        <w:t>DomainRuleException</w:t>
-      </w:r>
-      <w:proofErr w:type="spellEnd"/>
-      <w:r>
-        <w:rPr>
-          <w:lang w:val="en-US"/>
-        </w:rPr>
-        <w:t>("This task is not in the project.");</w:t>
-      </w:r>
-    </w:p>
-    <w:p>
-      <w:pPr>
-        <w:pStyle w:val="code"/>
-        <w:rPr>
-          <w:lang w:val="en-US"/>
-        </w:rPr>
-      </w:pPr>
-      <w:r>
-        <w:rPr>
-          <w:lang w:val="en-US"/>
-        </w:rPr>
-        <w:t xml:space="preserve">    }</w:t>
-      </w:r>
-    </w:p>
-    <w:p>
-      <w:pPr>
-        <w:pStyle w:val="code"/>
-        <w:rPr>
-          <w:lang w:val="en-US"/>
-        </w:rPr>
-      </w:pPr>
-    </w:p>
-    <w:p>
-      <w:pPr>
-        <w:pStyle w:val="code"/>
-        <w:rPr>
-          <w:lang w:val="en-US"/>
-        </w:rPr>
-      </w:pPr>
-      <w:r>
-        <w:rPr>
-          <w:lang w:val="en-US"/>
-        </w:rPr>
-        <w:t xml:space="preserve">    private void </w:t>
-      </w:r>
-      <w:proofErr w:type="spellStart"/>
-      <w:r>
-        <w:rPr>
-          <w:lang w:val="en-US"/>
-        </w:rPr>
-        <w:t>EnsureEditable</w:t>
-      </w:r>
-      <w:proofErr w:type="spellEnd"/>
-      <w:r>
-        <w:rPr>
-          <w:lang w:val="en-US"/>
-        </w:rPr>
-        <w:t>()</w:t>
-      </w:r>
-    </w:p>
-    <w:p>
-      <w:pPr>
-        <w:pStyle w:val="code"/>
-        <w:rPr>
-          <w:lang w:val="en-US"/>
-        </w:rPr>
-      </w:pPr>
-      <w:r>
-        <w:rPr>
-          <w:lang w:val="en-US"/>
-        </w:rPr>
-        <w:t xml:space="preserve">    {</w:t>
-      </w:r>
-    </w:p>
-    <w:p>
-      <w:pPr>
-        <w:pStyle w:val="code"/>
-        <w:rPr>
-          <w:lang w:val="en-US"/>
-        </w:rPr>
-      </w:pPr>
-      <w:r>
-        <w:rPr>
-          <w:lang w:val="en-US"/>
-        </w:rPr>
-        <w:t xml:space="preserve">        if (Status == </w:t>
-      </w:r>
-      <w:proofErr w:type="spellStart"/>
-      <w:r>
-        <w:rPr>
-          <w:lang w:val="en-US"/>
-        </w:rPr>
-        <w:t>ProjectStatus.Completed</w:t>
-      </w:r>
-      <w:proofErr w:type="spellEnd"/>
-      <w:r>
-        <w:rPr>
-          <w:lang w:val="en-US"/>
-        </w:rPr>
-        <w:t xml:space="preserve">) throw new </w:t>
-      </w:r>
-      <w:proofErr w:type="spellStart"/>
-      <w:r>
-        <w:rPr>
-          <w:lang w:val="en-US"/>
-        </w:rPr>
-        <w:t>DomainRuleException</w:t>
-      </w:r>
-      <w:proofErr w:type="spellEnd"/>
-      <w:r>
-        <w:rPr>
-          <w:lang w:val="en-US"/>
-        </w:rPr>
-        <w:t>("Cannot change completed project.");</w:t>
-      </w:r>
-    </w:p>
-    <w:p>
-      <w:pPr>
-        <w:pStyle w:val="code"/>
-        <w:rPr>
-          <w:lang w:val="en-US"/>
-        </w:rPr>
-      </w:pPr>
-      <w:r>
-        <w:rPr>
-          <w:lang w:val="en-US"/>
-        </w:rPr>
-        <w:t xml:space="preserve">    }</w:t>
-      </w:r>
-    </w:p>
-    <w:p>
-      <w:pPr>
-        <w:pStyle w:val="code"/>
-      </w:pPr>
       <w:r>
         <w:rPr>
           <w:lang w:val="en-US"/>
@@ -29040,18 +28890,9 @@
       </w:r>
       <w:proofErr w:type="spellEnd"/>
       <w:r>
-        <w:t xml:space="preserve"> А.</w:t>
-      </w:r>
-      <w:r>
-        <w:t>4</w:t>
-      </w:r>
-      <w:r>
-        <w:t xml:space="preserve"> —</w:t>
-      </w:r>
-      <w:r>
-        <w:rPr>
-          <w:lang w:val="ru-RU"/>
-        </w:rPr>
+        <w:t xml:space="preserve"> А.4 —</w:t>
+      </w:r>
+      <w:r>
         <w:t xml:space="preserve"> </w:t>
       </w:r>
       <w:proofErr w:type="spellStart"/>
@@ -29524,6 +29365,9 @@
     <w:p>
       <w:pPr>
         <w:pStyle w:val="code"/>
+        <w:rPr>
+          <w:lang w:val="en-US"/>
+        </w:rPr>
       </w:pPr>
       <w:r>
         <w:rPr>
@@ -29552,17 +29396,497 @@
         <w:t>А</w:t>
       </w:r>
       <w:r>
+        <w:t xml:space="preserve">.5 — </w:t>
+      </w:r>
+      <w:proofErr w:type="spellStart"/>
+      <w:r>
+        <w:t>IAuditable.cs</w:t>
+      </w:r>
+      <w:proofErr w:type="spellEnd"/>
+    </w:p>
+    <w:p>
+      <w:pPr>
+        <w:pStyle w:val="code"/>
+        <w:rPr>
+          <w:lang w:val="en-US"/>
+        </w:rPr>
+      </w:pPr>
+      <w:r>
+        <w:rPr>
+          <w:lang w:val="en-US"/>
+        </w:rPr>
+        <w:t xml:space="preserve">namespace </w:t>
+      </w:r>
+      <w:proofErr w:type="spellStart"/>
+      <w:r>
+        <w:rPr>
+          <w:lang w:val="en-US"/>
+        </w:rPr>
+        <w:t>ProjectManagement.Domain.Interfaces</w:t>
+      </w:r>
+      <w:proofErr w:type="spellEnd"/>
+      <w:r>
+        <w:rPr>
+          <w:lang w:val="en-US"/>
+        </w:rPr>
+        <w:t>;</w:t>
+      </w:r>
+    </w:p>
+    <w:p>
+      <w:pPr>
+        <w:pStyle w:val="code"/>
+        <w:rPr>
+          <w:lang w:val="en-US"/>
+        </w:rPr>
+      </w:pPr>
+    </w:p>
+    <w:p>
+      <w:pPr>
+        <w:pStyle w:val="code"/>
+        <w:rPr>
+          <w:lang w:val="en-US"/>
+        </w:rPr>
+      </w:pPr>
+      <w:r>
+        <w:rPr>
+          <w:lang w:val="en-US"/>
+        </w:rPr>
+        <w:t xml:space="preserve">public interface </w:t>
+      </w:r>
+      <w:proofErr w:type="spellStart"/>
+      <w:r>
+        <w:rPr>
+          <w:lang w:val="en-US"/>
+        </w:rPr>
+        <w:t>IAuditable</w:t>
+      </w:r>
+      <w:proofErr w:type="spellEnd"/>
+    </w:p>
+    <w:p>
+      <w:pPr>
+        <w:pStyle w:val="code"/>
+        <w:rPr>
+          <w:lang w:val="en-US"/>
+        </w:rPr>
+      </w:pPr>
+      <w:r>
+        <w:rPr>
+          <w:lang w:val="en-US"/>
+        </w:rPr>
+        <w:t>{</w:t>
+      </w:r>
+    </w:p>
+    <w:p>
+      <w:pPr>
+        <w:pStyle w:val="code"/>
+        <w:rPr>
+          <w:lang w:val="en-US"/>
+        </w:rPr>
+      </w:pPr>
+      <w:r>
+        <w:rPr>
+          <w:lang w:val="en-US"/>
+        </w:rPr>
+        <w:t>}</w:t>
+      </w:r>
+    </w:p>
+    <w:p>
+      <w:pPr>
+        <w:pStyle w:val="listing"/>
+      </w:pPr>
+      <w:r>
+        <w:rPr>
+          <w:lang w:val="ru-RU"/>
+        </w:rPr>
+        <w:t>Листинг</w:t>
+      </w:r>
+      <w:r>
+        <w:t xml:space="preserve"> </w:t>
+      </w:r>
+      <w:r>
+        <w:rPr>
+          <w:lang w:val="ru-RU"/>
+        </w:rPr>
+        <w:t>А</w:t>
+      </w:r>
+      <w:r>
+        <w:t>.6 —</w:t>
+      </w:r>
+      <w:r>
+        <w:t xml:space="preserve"> </w:t>
+      </w:r>
+      <w:proofErr w:type="spellStart"/>
+      <w:r>
+        <w:t>UserRole.cs</w:t>
+      </w:r>
+      <w:proofErr w:type="spellEnd"/>
+    </w:p>
+    <w:p>
+      <w:pPr>
+        <w:pStyle w:val="code"/>
+        <w:rPr>
+          <w:lang w:val="en-US"/>
+        </w:rPr>
+      </w:pPr>
+      <w:r>
+        <w:rPr>
+          <w:lang w:val="en-US"/>
+        </w:rPr>
+        <w:t xml:space="preserve">namespace </w:t>
+      </w:r>
+      <w:proofErr w:type="spellStart"/>
+      <w:r>
+        <w:rPr>
+          <w:lang w:val="en-US"/>
+        </w:rPr>
+        <w:t>ProjectManagement.Domain.Enums</w:t>
+      </w:r>
+      <w:proofErr w:type="spellEnd"/>
+      <w:r>
+        <w:rPr>
+          <w:lang w:val="en-US"/>
+        </w:rPr>
+        <w:t>;</w:t>
+      </w:r>
+    </w:p>
+    <w:p>
+      <w:pPr>
+        <w:pStyle w:val="code"/>
+        <w:rPr>
+          <w:lang w:val="en-US"/>
+        </w:rPr>
+      </w:pPr>
+    </w:p>
+    <w:p>
+      <w:pPr>
+        <w:pStyle w:val="code"/>
+        <w:rPr>
+          <w:lang w:val="en-US"/>
+        </w:rPr>
+      </w:pPr>
+      <w:r>
+        <w:rPr>
+          <w:lang w:val="en-US"/>
+        </w:rPr>
+        <w:t xml:space="preserve">public </w:t>
+      </w:r>
+      <w:proofErr w:type="spellStart"/>
+      <w:r>
+        <w:rPr>
+          <w:lang w:val="en-US"/>
+        </w:rPr>
+        <w:t>enum</w:t>
+      </w:r>
+      <w:proofErr w:type="spellEnd"/>
+      <w:r>
+        <w:rPr>
+          <w:lang w:val="en-US"/>
+        </w:rPr>
+        <w:t xml:space="preserve"> </w:t>
+      </w:r>
+      <w:proofErr w:type="spellStart"/>
+      <w:r>
+        <w:rPr>
+          <w:lang w:val="en-US"/>
+        </w:rPr>
+        <w:t>UserRole</w:t>
+      </w:r>
+      <w:proofErr w:type="spellEnd"/>
+    </w:p>
+    <w:p>
+      <w:pPr>
+        <w:pStyle w:val="code"/>
+        <w:rPr>
+          <w:lang w:val="en-US"/>
+        </w:rPr>
+      </w:pPr>
+      <w:r>
+        <w:rPr>
+          <w:lang w:val="en-US"/>
+        </w:rPr>
+        <w:t>{</w:t>
+      </w:r>
+    </w:p>
+    <w:p>
+      <w:pPr>
+        <w:pStyle w:val="code"/>
+        <w:rPr>
+          <w:lang w:val="en-US"/>
+        </w:rPr>
+      </w:pPr>
+      <w:r>
+        <w:rPr>
+          <w:lang w:val="en-US"/>
+        </w:rPr>
+        <w:t xml:space="preserve">    Employee = 0,</w:t>
+      </w:r>
+    </w:p>
+    <w:p>
+      <w:pPr>
+        <w:pStyle w:val="code"/>
+        <w:rPr>
+          <w:lang w:val="en-US"/>
+        </w:rPr>
+      </w:pPr>
+      <w:r>
+        <w:rPr>
+          <w:lang w:val="en-US"/>
+        </w:rPr>
+        <w:t xml:space="preserve">    </w:t>
+      </w:r>
+      <w:proofErr w:type="spellStart"/>
+      <w:r>
+        <w:rPr>
+          <w:lang w:val="en-US"/>
+        </w:rPr>
+        <w:t>ProjectManager</w:t>
+      </w:r>
+      <w:proofErr w:type="spellEnd"/>
+      <w:r>
+        <w:rPr>
+          <w:lang w:val="en-US"/>
+        </w:rPr>
+        <w:t xml:space="preserve"> = 1,</w:t>
+      </w:r>
+    </w:p>
+    <w:p>
+      <w:pPr>
+        <w:pStyle w:val="code"/>
+        <w:rPr>
+          <w:lang w:val="en-US"/>
+        </w:rPr>
+      </w:pPr>
+      <w:r>
+        <w:rPr>
+          <w:lang w:val="en-US"/>
+        </w:rPr>
+        <w:t xml:space="preserve">    Admin = 2,</w:t>
+      </w:r>
+    </w:p>
+    <w:p>
+      <w:pPr>
+        <w:pStyle w:val="code"/>
+        <w:rPr>
+          <w:lang w:val="en-US"/>
+        </w:rPr>
+      </w:pPr>
+      <w:r>
+        <w:rPr>
+          <w:lang w:val="en-US"/>
+        </w:rPr>
+        <w:t xml:space="preserve">    Supervisor = 3,</w:t>
+      </w:r>
+    </w:p>
+    <w:p>
+      <w:pPr>
+        <w:pStyle w:val="code"/>
+        <w:rPr>
+          <w:lang w:val="en-US"/>
+        </w:rPr>
+      </w:pPr>
+      <w:r>
+        <w:rPr>
+          <w:lang w:val="en-US"/>
+        </w:rPr>
+        <w:t>}</w:t>
+      </w:r>
+    </w:p>
+    <w:p>
+      <w:pPr>
+        <w:pStyle w:val="listing"/>
+      </w:pPr>
+      <w:r>
+        <w:rPr>
+          <w:lang w:val="ru-RU"/>
+        </w:rPr>
+        <w:t>Листинг</w:t>
+      </w:r>
+      <w:r>
+        <w:t xml:space="preserve"> </w:t>
+      </w:r>
+      <w:r>
+        <w:rPr>
+          <w:lang w:val="ru-RU"/>
+        </w:rPr>
+        <w:t>А</w:t>
+      </w:r>
+      <w:r>
+        <w:t>.7 —</w:t>
+      </w:r>
+      <w:r>
+        <w:t xml:space="preserve"> </w:t>
+      </w:r>
+      <w:proofErr w:type="spellStart"/>
+      <w:r>
+        <w:t>WorkTaskStatus.cs</w:t>
+      </w:r>
+      <w:proofErr w:type="spellEnd"/>
+    </w:p>
+    <w:p>
+      <w:pPr>
+        <w:pStyle w:val="code"/>
+        <w:rPr>
+          <w:lang w:val="en-US"/>
+        </w:rPr>
+      </w:pPr>
+      <w:r>
+        <w:rPr>
+          <w:lang w:val="en-US"/>
+        </w:rPr>
+        <w:t xml:space="preserve">namespace </w:t>
+      </w:r>
+      <w:proofErr w:type="spellStart"/>
+      <w:r>
+        <w:rPr>
+          <w:lang w:val="en-US"/>
+        </w:rPr>
+        <w:t>ProjectManagement.Domain.Enums</w:t>
+      </w:r>
+      <w:proofErr w:type="spellEnd"/>
+      <w:r>
+        <w:rPr>
+          <w:lang w:val="en-US"/>
+        </w:rPr>
+        <w:t>;</w:t>
+      </w:r>
+    </w:p>
+    <w:p>
+      <w:pPr>
+        <w:pStyle w:val="code"/>
+        <w:rPr>
+          <w:lang w:val="en-US"/>
+        </w:rPr>
+      </w:pPr>
+    </w:p>
+    <w:p>
+      <w:pPr>
+        <w:pStyle w:val="code"/>
+        <w:rPr>
+          <w:lang w:val="en-US"/>
+        </w:rPr>
+      </w:pPr>
+      <w:r>
+        <w:rPr>
+          <w:lang w:val="en-US"/>
+        </w:rPr>
+        <w:t xml:space="preserve">public </w:t>
+      </w:r>
+      <w:proofErr w:type="spellStart"/>
+      <w:r>
+        <w:rPr>
+          <w:lang w:val="en-US"/>
+        </w:rPr>
+        <w:t>enum</w:t>
+      </w:r>
+      <w:proofErr w:type="spellEnd"/>
+      <w:r>
+        <w:rPr>
+          <w:lang w:val="en-US"/>
+        </w:rPr>
+        <w:t xml:space="preserve"> </w:t>
+      </w:r>
+      <w:proofErr w:type="spellStart"/>
+      <w:r>
+        <w:rPr>
+          <w:lang w:val="en-US"/>
+        </w:rPr>
+        <w:t>WorkTaskStatus</w:t>
+      </w:r>
+      <w:proofErr w:type="spellEnd"/>
+    </w:p>
+    <w:p>
+      <w:pPr>
+        <w:pStyle w:val="code"/>
+        <w:rPr>
+          <w:lang w:val="en-US"/>
+        </w:rPr>
+      </w:pPr>
+      <w:r>
+        <w:rPr>
+          <w:lang w:val="en-US"/>
+        </w:rPr>
+        <w:t>{</w:t>
+      </w:r>
+    </w:p>
+    <w:p>
+      <w:pPr>
+        <w:pStyle w:val="code"/>
+        <w:rPr>
+          <w:lang w:val="en-US"/>
+        </w:rPr>
+      </w:pPr>
+      <w:r>
+        <w:rPr>
+          <w:lang w:val="en-US"/>
+        </w:rPr>
+        <w:t xml:space="preserve">    Active = 0,</w:t>
+      </w:r>
+    </w:p>
+    <w:p>
+      <w:pPr>
+        <w:pStyle w:val="code"/>
+        <w:rPr>
+          <w:lang w:val="en-US"/>
+        </w:rPr>
+      </w:pPr>
+      <w:r>
+        <w:rPr>
+          <w:lang w:val="en-US"/>
+        </w:rPr>
+        <w:t xml:space="preserve">    Completed = 1,</w:t>
+      </w:r>
+    </w:p>
+    <w:p>
+      <w:pPr>
+        <w:pStyle w:val="code"/>
+        <w:rPr>
+          <w:lang w:val="en-US"/>
+        </w:rPr>
+      </w:pPr>
+      <w:r>
+        <w:rPr>
+          <w:lang w:val="en-US"/>
+        </w:rPr>
+        <w:t>}</w:t>
+      </w:r>
+    </w:p>
+    <w:p>
+      <w:pPr>
+        <w:pStyle w:val="listing"/>
+      </w:pPr>
+      <w:r>
+        <w:rPr>
+          <w:lang w:val="ru-RU"/>
+        </w:rPr>
+        <w:t>Листинг</w:t>
+      </w:r>
+      <w:r>
+        <w:t xml:space="preserve"> </w:t>
+      </w:r>
+      <w:r>
+        <w:rPr>
+          <w:lang w:val="ru-RU"/>
+        </w:rPr>
+        <w:t>А</w:t>
+      </w:r>
+      <w:r>
         <w:t>.</w:t>
       </w:r>
       <w:r>
-        <w:t>5</w:t>
-      </w:r>
-      <w:r>
-        <w:t xml:space="preserve"> — </w:t>
-      </w:r>
-      <w:proofErr w:type="spellStart"/>
-      <w:r>
-        <w:t>IAuditable.cs</w:t>
+        <w:t>8</w:t>
+      </w:r>
+      <w:r>
+        <w:t xml:space="preserve"> —</w:t>
+      </w:r>
+      <w:r>
+        <w:t xml:space="preserve"> </w:t>
+      </w:r>
+      <w:proofErr w:type="spellStart"/>
+      <w:r>
+        <w:t>ProjectPriority</w:t>
+      </w:r>
+      <w:r>
+        <w:t>.cs</w:t>
       </w:r>
       <w:proofErr w:type="spellEnd"/>
     </w:p>
@@ -29584,7 +29908,7 @@
         <w:rPr>
           <w:lang w:val="en-US"/>
         </w:rPr>
-        <w:t>ProjectManagement.Domain.Interfaces</w:t>
+        <w:t>ProjectManagement.Domain.Enums</w:t>
       </w:r>
       <w:proofErr w:type="spellEnd"/>
       <w:r>
@@ -29613,30 +29937,98 @@
         <w:rPr>
           <w:lang w:val="en-US"/>
         </w:rPr>
-        <w:t xml:space="preserve">public interface </w:t>
-      </w:r>
-      <w:proofErr w:type="spellStart"/>
-      <w:r>
-        <w:rPr>
-          <w:lang w:val="en-US"/>
-        </w:rPr>
-        <w:t>IAuditable</w:t>
-      </w:r>
-      <w:proofErr w:type="spellEnd"/>
-    </w:p>
-    <w:p>
-      <w:pPr>
-        <w:pStyle w:val="code"/>
-      </w:pPr>
-      <w:r>
+        <w:t xml:space="preserve">public </w:t>
+      </w:r>
+      <w:proofErr w:type="spellStart"/>
+      <w:r>
+        <w:rPr>
+          <w:lang w:val="en-US"/>
+        </w:rPr>
+        <w:t>enum</w:t>
+      </w:r>
+      <w:proofErr w:type="spellEnd"/>
+      <w:r>
+        <w:rPr>
+          <w:lang w:val="en-US"/>
+        </w:rPr>
+        <w:t xml:space="preserve"> </w:t>
+      </w:r>
+      <w:proofErr w:type="spellStart"/>
+      <w:r>
+        <w:rPr>
+          <w:lang w:val="en-US"/>
+        </w:rPr>
+        <w:t>ProjectPriority</w:t>
+      </w:r>
+      <w:proofErr w:type="spellEnd"/>
+    </w:p>
+    <w:p>
+      <w:pPr>
+        <w:pStyle w:val="code"/>
+        <w:rPr>
+          <w:lang w:val="en-US"/>
+        </w:rPr>
+      </w:pPr>
+      <w:r>
+        <w:rPr>
+          <w:lang w:val="en-US"/>
+        </w:rPr>
         <w:t>{</w:t>
       </w:r>
     </w:p>
     <w:p>
       <w:pPr>
         <w:pStyle w:val="code"/>
-      </w:pPr>
-      <w:r>
+        <w:rPr>
+          <w:lang w:val="en-US"/>
+        </w:rPr>
+      </w:pPr>
+      <w:r>
+        <w:rPr>
+          <w:lang w:val="en-US"/>
+        </w:rPr>
+        <w:t xml:space="preserve">    Medium = 0,</w:t>
+      </w:r>
+    </w:p>
+    <w:p>
+      <w:pPr>
+        <w:pStyle w:val="code"/>
+        <w:rPr>
+          <w:lang w:val="en-US"/>
+        </w:rPr>
+      </w:pPr>
+      <w:r>
+        <w:rPr>
+          <w:lang w:val="en-US"/>
+        </w:rPr>
+        <w:t xml:space="preserve">    Low = 1,</w:t>
+      </w:r>
+    </w:p>
+    <w:p>
+      <w:pPr>
+        <w:pStyle w:val="code"/>
+        <w:rPr>
+          <w:lang w:val="en-US"/>
+        </w:rPr>
+      </w:pPr>
+      <w:r>
+        <w:rPr>
+          <w:lang w:val="en-US"/>
+        </w:rPr>
+        <w:t xml:space="preserve">    High = 2,</w:t>
+      </w:r>
+    </w:p>
+    <w:p>
+      <w:pPr>
+        <w:pStyle w:val="code"/>
+        <w:rPr>
+          <w:lang w:val="en-US"/>
+        </w:rPr>
+      </w:pPr>
+      <w:r>
+        <w:rPr>
+          <w:lang w:val="en-US"/>
+        </w:rPr>
         <w:t>}</w:t>
       </w:r>
     </w:p>
@@ -29660,561 +30052,9 @@
         <w:t>А</w:t>
       </w:r>
       <w:r>
-        <w:t>.</w:t>
-      </w:r>
-      <w:r>
-        <w:t>6</w:t>
-      </w:r>
-      <w:r>
-        <w:t xml:space="preserve"> —</w:t>
-      </w:r>
-      <w:r>
-        <w:rPr>
-          <w:lang w:val="ru-RU"/>
-        </w:rPr>
-        <w:t xml:space="preserve"> </w:t>
-      </w:r>
-      <w:proofErr w:type="spellStart"/>
-      <w:r>
-        <w:t>UserRole.cs</w:t>
-      </w:r>
-      <w:proofErr w:type="spellEnd"/>
-    </w:p>
-    <w:p>
-      <w:pPr>
-        <w:pStyle w:val="code"/>
-        <w:rPr>
-          <w:lang w:val="en-US"/>
-        </w:rPr>
-      </w:pPr>
-      <w:r>
-        <w:rPr>
-          <w:lang w:val="en-US"/>
-        </w:rPr>
-        <w:t xml:space="preserve">namespace </w:t>
-      </w:r>
-      <w:proofErr w:type="spellStart"/>
-      <w:r>
-        <w:rPr>
-          <w:lang w:val="en-US"/>
-        </w:rPr>
-        <w:t>ProjectManagement.Domain.Enums</w:t>
-      </w:r>
-      <w:proofErr w:type="spellEnd"/>
-      <w:r>
-        <w:rPr>
-          <w:lang w:val="en-US"/>
-        </w:rPr>
-        <w:t>;</w:t>
-      </w:r>
-    </w:p>
-    <w:p>
-      <w:pPr>
-        <w:pStyle w:val="code"/>
-        <w:rPr>
-          <w:lang w:val="en-US"/>
-        </w:rPr>
-      </w:pPr>
-    </w:p>
-    <w:p>
-      <w:pPr>
-        <w:pStyle w:val="code"/>
-        <w:rPr>
-          <w:lang w:val="en-US"/>
-        </w:rPr>
-      </w:pPr>
-      <w:r>
-        <w:rPr>
-          <w:lang w:val="en-US"/>
-        </w:rPr>
-        <w:t xml:space="preserve">public </w:t>
-      </w:r>
-      <w:proofErr w:type="spellStart"/>
-      <w:r>
-        <w:rPr>
-          <w:lang w:val="en-US"/>
-        </w:rPr>
-        <w:t>enum</w:t>
-      </w:r>
-      <w:proofErr w:type="spellEnd"/>
-      <w:r>
-        <w:rPr>
-          <w:lang w:val="en-US"/>
-        </w:rPr>
-        <w:t xml:space="preserve"> </w:t>
-      </w:r>
-      <w:proofErr w:type="spellStart"/>
-      <w:r>
-        <w:rPr>
-          <w:lang w:val="en-US"/>
-        </w:rPr>
-        <w:t>UserRole</w:t>
-      </w:r>
-      <w:proofErr w:type="spellEnd"/>
-    </w:p>
-    <w:p>
-      <w:pPr>
-        <w:pStyle w:val="code"/>
-        <w:rPr>
-          <w:lang w:val="en-US"/>
-        </w:rPr>
-      </w:pPr>
-      <w:r>
-        <w:rPr>
-          <w:lang w:val="en-US"/>
-        </w:rPr>
-        <w:t>{</w:t>
-      </w:r>
-    </w:p>
-    <w:p>
-      <w:pPr>
-        <w:pStyle w:val="code"/>
-        <w:rPr>
-          <w:lang w:val="en-US"/>
-        </w:rPr>
-      </w:pPr>
-      <w:r>
-        <w:rPr>
-          <w:lang w:val="en-US"/>
-        </w:rPr>
-        <w:t xml:space="preserve">    Employee = 0,</w:t>
-      </w:r>
-    </w:p>
-    <w:p>
-      <w:pPr>
-        <w:pStyle w:val="code"/>
-        <w:rPr>
-          <w:lang w:val="en-US"/>
-        </w:rPr>
-      </w:pPr>
-      <w:r>
-        <w:rPr>
-          <w:lang w:val="en-US"/>
-        </w:rPr>
-        <w:t xml:space="preserve">    </w:t>
-      </w:r>
-      <w:proofErr w:type="spellStart"/>
-      <w:r>
-        <w:rPr>
-          <w:lang w:val="en-US"/>
-        </w:rPr>
-        <w:t>ProjectManager</w:t>
-      </w:r>
-      <w:proofErr w:type="spellEnd"/>
-      <w:r>
-        <w:rPr>
-          <w:lang w:val="en-US"/>
-        </w:rPr>
-        <w:t xml:space="preserve"> = 1,</w:t>
-      </w:r>
-    </w:p>
-    <w:p>
-      <w:pPr>
-        <w:pStyle w:val="code"/>
-        <w:rPr>
-          <w:lang w:val="en-US"/>
-        </w:rPr>
-      </w:pPr>
-      <w:r>
-        <w:rPr>
-          <w:lang w:val="en-US"/>
-        </w:rPr>
-        <w:t xml:space="preserve">    Admin = 2,</w:t>
-      </w:r>
-    </w:p>
-    <w:p>
-      <w:pPr>
-        <w:pStyle w:val="code"/>
-        <w:rPr>
-          <w:lang w:val="en-US"/>
-        </w:rPr>
-      </w:pPr>
-      <w:r>
-        <w:rPr>
-          <w:lang w:val="en-US"/>
-        </w:rPr>
-        <w:t xml:space="preserve">    Supervisor = 3,</w:t>
-      </w:r>
-    </w:p>
-    <w:p>
-      <w:pPr>
-        <w:pStyle w:val="code"/>
-      </w:pPr>
-      <w:r>
-        <w:rPr>
-          <w:lang w:val="en-US"/>
-        </w:rPr>
-        <w:t>}</w:t>
-      </w:r>
-    </w:p>
-    <w:p>
-      <w:pPr>
-        <w:pStyle w:val="listing"/>
-      </w:pPr>
-      <w:r>
-        <w:rPr>
-          <w:lang w:val="ru-RU"/>
-        </w:rPr>
-        <w:t>Листинг</w:t>
-      </w:r>
-      <w:r>
-        <w:t xml:space="preserve"> </w:t>
-      </w:r>
-      <w:r>
-        <w:rPr>
-          <w:lang w:val="ru-RU"/>
-        </w:rPr>
-        <w:t>А</w:t>
-      </w:r>
-      <w:r>
-        <w:t>.</w:t>
-      </w:r>
-      <w:r>
-        <w:t>7</w:t>
-      </w:r>
-      <w:r>
-        <w:t xml:space="preserve"> —</w:t>
-      </w:r>
-      <w:r>
-        <w:rPr>
-          <w:lang w:val="ru-RU"/>
-        </w:rPr>
-        <w:t xml:space="preserve"> </w:t>
-      </w:r>
-      <w:proofErr w:type="spellStart"/>
-      <w:r>
-        <w:t>WorkTaskStatus.cs</w:t>
-      </w:r>
-      <w:proofErr w:type="spellEnd"/>
-    </w:p>
-    <w:p>
-      <w:pPr>
-        <w:pStyle w:val="code"/>
-        <w:rPr>
-          <w:lang w:val="en-US"/>
-        </w:rPr>
-      </w:pPr>
-      <w:r>
-        <w:rPr>
-          <w:lang w:val="en-US"/>
-        </w:rPr>
-        <w:t xml:space="preserve">namespace </w:t>
-      </w:r>
-      <w:proofErr w:type="spellStart"/>
-      <w:r>
-        <w:rPr>
-          <w:lang w:val="en-US"/>
-        </w:rPr>
-        <w:t>ProjectManagement.Domain.Enums</w:t>
-      </w:r>
-      <w:proofErr w:type="spellEnd"/>
-      <w:r>
-        <w:rPr>
-          <w:lang w:val="en-US"/>
-        </w:rPr>
-        <w:t>;</w:t>
-      </w:r>
-    </w:p>
-    <w:p>
-      <w:pPr>
-        <w:pStyle w:val="code"/>
-        <w:rPr>
-          <w:lang w:val="en-US"/>
-        </w:rPr>
-      </w:pPr>
-    </w:p>
-    <w:p>
-      <w:pPr>
-        <w:pStyle w:val="code"/>
-        <w:rPr>
-          <w:lang w:val="en-US"/>
-        </w:rPr>
-      </w:pPr>
-      <w:r>
-        <w:rPr>
-          <w:lang w:val="en-US"/>
-        </w:rPr>
-        <w:t xml:space="preserve">public </w:t>
-      </w:r>
-      <w:proofErr w:type="spellStart"/>
-      <w:r>
-        <w:rPr>
-          <w:lang w:val="en-US"/>
-        </w:rPr>
-        <w:t>enum</w:t>
-      </w:r>
-      <w:proofErr w:type="spellEnd"/>
-      <w:r>
-        <w:rPr>
-          <w:lang w:val="en-US"/>
-        </w:rPr>
-        <w:t xml:space="preserve"> </w:t>
-      </w:r>
-      <w:proofErr w:type="spellStart"/>
-      <w:r>
-        <w:rPr>
-          <w:lang w:val="en-US"/>
-        </w:rPr>
-        <w:t>WorkTaskStatus</w:t>
-      </w:r>
-      <w:proofErr w:type="spellEnd"/>
-    </w:p>
-    <w:p>
-      <w:pPr>
-        <w:pStyle w:val="code"/>
-        <w:rPr>
-          <w:lang w:val="en-US"/>
-        </w:rPr>
-      </w:pPr>
-      <w:r>
-        <w:rPr>
-          <w:lang w:val="en-US"/>
-        </w:rPr>
-        <w:t>{</w:t>
-      </w:r>
-    </w:p>
-    <w:p>
-      <w:pPr>
-        <w:pStyle w:val="code"/>
-        <w:rPr>
-          <w:lang w:val="en-US"/>
-        </w:rPr>
-      </w:pPr>
-      <w:r>
-        <w:rPr>
-          <w:lang w:val="en-US"/>
-        </w:rPr>
-        <w:t xml:space="preserve">    Active = 0,</w:t>
-      </w:r>
-    </w:p>
-    <w:p>
-      <w:pPr>
-        <w:pStyle w:val="code"/>
-        <w:rPr>
-          <w:lang w:val="en-US"/>
-        </w:rPr>
-      </w:pPr>
-      <w:r>
-        <w:rPr>
-          <w:lang w:val="en-US"/>
-        </w:rPr>
-        <w:t xml:space="preserve">    Completed = 1,</w:t>
-      </w:r>
-    </w:p>
-    <w:p>
-      <w:pPr>
-        <w:pStyle w:val="code"/>
-      </w:pPr>
-      <w:r>
-        <w:rPr>
-          <w:lang w:val="en-US"/>
-        </w:rPr>
-        <w:t>}</w:t>
-      </w:r>
-    </w:p>
-    <w:p>
-      <w:pPr>
-        <w:pStyle w:val="listing"/>
-      </w:pPr>
-      <w:r>
-        <w:rPr>
-          <w:lang w:val="ru-RU"/>
-        </w:rPr>
-        <w:t>Листинг</w:t>
-      </w:r>
-      <w:r>
-        <w:t xml:space="preserve"> </w:t>
-      </w:r>
-      <w:r>
-        <w:rPr>
-          <w:lang w:val="ru-RU"/>
-        </w:rPr>
-        <w:t>А</w:t>
-      </w:r>
-      <w:r>
-        <w:t>.</w:t>
-      </w:r>
-      <w:r>
-        <w:t>8</w:t>
-      </w:r>
-      <w:r>
-        <w:t xml:space="preserve"> —</w:t>
-      </w:r>
-      <w:r>
-        <w:rPr>
-          <w:lang w:val="ru-RU"/>
-        </w:rPr>
-        <w:t xml:space="preserve"> </w:t>
-      </w:r>
-      <w:proofErr w:type="spellStart"/>
-      <w:r>
-        <w:t>ProjectPriority</w:t>
-      </w:r>
-      <w:r>
-        <w:t>.cs</w:t>
-      </w:r>
-      <w:proofErr w:type="spellEnd"/>
-    </w:p>
-    <w:p>
-      <w:pPr>
-        <w:pStyle w:val="code"/>
-        <w:rPr>
-          <w:lang w:val="en-US"/>
-        </w:rPr>
-      </w:pPr>
-      <w:r>
-        <w:rPr>
-          <w:lang w:val="en-US"/>
-        </w:rPr>
-        <w:t xml:space="preserve">namespace </w:t>
-      </w:r>
-      <w:proofErr w:type="spellStart"/>
-      <w:r>
-        <w:rPr>
-          <w:lang w:val="en-US"/>
-        </w:rPr>
-        <w:t>ProjectManagement.Domain.Enums</w:t>
-      </w:r>
-      <w:proofErr w:type="spellEnd"/>
-      <w:r>
-        <w:rPr>
-          <w:lang w:val="en-US"/>
-        </w:rPr>
-        <w:t>;</w:t>
-      </w:r>
-    </w:p>
-    <w:p>
-      <w:pPr>
-        <w:pStyle w:val="code"/>
-        <w:rPr>
-          <w:lang w:val="en-US"/>
-        </w:rPr>
-      </w:pPr>
-    </w:p>
-    <w:p>
-      <w:pPr>
-        <w:pStyle w:val="code"/>
-        <w:rPr>
-          <w:lang w:val="en-US"/>
-        </w:rPr>
-      </w:pPr>
-      <w:r>
-        <w:rPr>
-          <w:lang w:val="en-US"/>
-        </w:rPr>
-        <w:t xml:space="preserve">public </w:t>
-      </w:r>
-      <w:proofErr w:type="spellStart"/>
-      <w:r>
-        <w:rPr>
-          <w:lang w:val="en-US"/>
-        </w:rPr>
-        <w:t>enum</w:t>
-      </w:r>
-      <w:proofErr w:type="spellEnd"/>
-      <w:r>
-        <w:rPr>
-          <w:lang w:val="en-US"/>
-        </w:rPr>
-        <w:t xml:space="preserve"> </w:t>
-      </w:r>
-      <w:proofErr w:type="spellStart"/>
-      <w:r>
-        <w:rPr>
-          <w:lang w:val="en-US"/>
-        </w:rPr>
-        <w:t>ProjectPriority</w:t>
-      </w:r>
-      <w:proofErr w:type="spellEnd"/>
-    </w:p>
-    <w:p>
-      <w:pPr>
-        <w:pStyle w:val="code"/>
-      </w:pPr>
-      <w:r>
-        <w:t>{</w:t>
-      </w:r>
-    </w:p>
-    <w:p>
-      <w:pPr>
-        <w:pStyle w:val="code"/>
-      </w:pPr>
-      <w:r>
-        <w:t xml:space="preserve">    </w:t>
-      </w:r>
-      <w:proofErr w:type="spellStart"/>
-      <w:r>
-        <w:t>Medium</w:t>
-      </w:r>
-      <w:proofErr w:type="spellEnd"/>
-      <w:r>
-        <w:t xml:space="preserve"> = 0,</w:t>
-      </w:r>
-    </w:p>
-    <w:p>
-      <w:pPr>
-        <w:pStyle w:val="code"/>
-      </w:pPr>
-      <w:r>
-        <w:t xml:space="preserve">    </w:t>
-      </w:r>
-      <w:proofErr w:type="spellStart"/>
-      <w:r>
-        <w:t>Low</w:t>
-      </w:r>
-      <w:proofErr w:type="spellEnd"/>
-      <w:r>
-        <w:t xml:space="preserve"> = 1,</w:t>
-      </w:r>
-    </w:p>
-    <w:p>
-      <w:pPr>
-        <w:pStyle w:val="code"/>
-      </w:pPr>
-      <w:r>
-        <w:t xml:space="preserve">    High = 2,</w:t>
-      </w:r>
-    </w:p>
-    <w:p>
-      <w:pPr>
-        <w:pStyle w:val="code"/>
-      </w:pPr>
-      <w:r>
-        <w:t>}</w:t>
-      </w:r>
-    </w:p>
-    <w:p>
-      <w:pPr>
-        <w:pStyle w:val="listing"/>
-      </w:pPr>
-      <w:r>
-        <w:rPr>
-          <w:lang w:val="ru-RU"/>
-        </w:rPr>
-        <w:t>Листинг</w:t>
-      </w:r>
-      <w:r>
-        <w:t xml:space="preserve"> </w:t>
-      </w:r>
-      <w:r>
-        <w:rPr>
-          <w:lang w:val="ru-RU"/>
-        </w:rPr>
-        <w:t>А</w:t>
-      </w:r>
-      <w:r>
-        <w:t>.</w:t>
-      </w:r>
-      <w:r>
-        <w:t>9</w:t>
-      </w:r>
-      <w:r>
-        <w:t xml:space="preserve"> —</w:t>
-      </w:r>
-      <w:r>
-        <w:rPr>
-          <w:lang w:val="ru-RU"/>
-        </w:rPr>
+        <w:t>.9 —</w:t>
+      </w:r>
+      <w:r>
         <w:t xml:space="preserve"> </w:t>
       </w:r>
       <w:proofErr w:type="spellStart"/>
@@ -30334,18 +30174,9 @@
         <w:t>А</w:t>
       </w:r>
       <w:r>
-        <w:t>.</w:t>
-      </w:r>
-      <w:r>
-        <w:t>10</w:t>
-      </w:r>
-      <w:r>
-        <w:t xml:space="preserve"> —</w:t>
-      </w:r>
-      <w:r>
-        <w:rPr>
-          <w:lang w:val="ru-RU"/>
-        </w:rPr>
+        <w:t>.10 —</w:t>
+      </w:r>
+      <w:r>
         <w:t xml:space="preserve"> </w:t>
       </w:r>
       <w:proofErr w:type="spellStart"/>
@@ -31078,36 +30909,58 @@
     <w:p>
       <w:pPr>
         <w:pStyle w:val="code"/>
-      </w:pPr>
-      <w:r>
+        <w:rPr>
+          <w:lang w:val="en-US"/>
+        </w:rPr>
+      </w:pPr>
+      <w:r>
+        <w:rPr>
+          <w:lang w:val="en-US"/>
+        </w:rPr>
         <w:t>}</w:t>
       </w:r>
     </w:p>
     <w:p>
       <w:pPr>
         <w:pStyle w:val="ad"/>
+        <w:rPr>
+          <w:lang w:val="en-US"/>
+        </w:rPr>
       </w:pPr>
       <w:bookmarkStart w:id="58" w:name="_Toc230772554"/>
       <w:r>
         <w:lastRenderedPageBreak/>
-        <w:t>Приложение Б</w:t>
+        <w:t>Приложение</w:t>
+      </w:r>
+      <w:r>
+        <w:rPr>
+          <w:lang w:val="en-US"/>
+        </w:rPr>
+        <w:t xml:space="preserve"> </w:t>
+      </w:r>
+      <w:r>
+        <w:t>Б</w:t>
       </w:r>
       <w:bookmarkEnd w:id="58"/>
     </w:p>
     <w:p>
       <w:pPr>
         <w:pStyle w:val="ae"/>
-      </w:pPr>
-      <w:r>
-        <w:t xml:space="preserve">Код </w:t>
-      </w:r>
-      <w:proofErr w:type="spellStart"/>
-      <w:r>
-        <w:t>Entity</w:t>
-      </w:r>
-      <w:proofErr w:type="spellEnd"/>
-      <w:r>
-        <w:t xml:space="preserve"> Framework Core конфигураций</w:t>
+        <w:rPr>
+          <w:lang w:val="en-US"/>
+        </w:rPr>
+      </w:pPr>
+      <w:r>
+        <w:t>Код</w:t>
+      </w:r>
+      <w:r>
+        <w:rPr>
+          <w:lang w:val="en-US"/>
+        </w:rPr>
+        <w:t xml:space="preserve"> Entity Framework Core </w:t>
+      </w:r>
+      <w:r>
+        <w:t>конфигураций</w:t>
       </w:r>
     </w:p>
     <w:p>
@@ -31130,1038 +30983,1023 @@
         <w:t>Б</w:t>
       </w:r>
       <w:r>
-        <w:t>.</w:t>
-      </w:r>
-      <w:r>
-        <w:t>1</w:t>
-      </w:r>
-      <w:r>
-        <w:t xml:space="preserve"> —</w:t>
+        <w:t xml:space="preserve">.1 — </w:t>
+      </w:r>
+      <w:proofErr w:type="spellStart"/>
+      <w:r>
+        <w:t>UserConfiguration.cs</w:t>
+      </w:r>
+      <w:proofErr w:type="spellEnd"/>
+    </w:p>
+    <w:p>
+      <w:pPr>
+        <w:pStyle w:val="code"/>
+        <w:rPr>
+          <w:lang w:val="en-US"/>
+        </w:rPr>
+      </w:pPr>
+      <w:r>
+        <w:rPr>
+          <w:lang w:val="en-US"/>
+        </w:rPr>
+        <w:t xml:space="preserve">using </w:t>
+      </w:r>
+      <w:proofErr w:type="spellStart"/>
+      <w:r>
+        <w:rPr>
+          <w:lang w:val="en-US"/>
+        </w:rPr>
+        <w:t>Microsoft.EntityFrameworkCore</w:t>
+      </w:r>
+      <w:proofErr w:type="spellEnd"/>
+      <w:r>
+        <w:rPr>
+          <w:lang w:val="en-US"/>
+        </w:rPr>
+        <w:t>;</w:t>
+      </w:r>
+    </w:p>
+    <w:p>
+      <w:pPr>
+        <w:pStyle w:val="code"/>
+        <w:rPr>
+          <w:lang w:val="en-US"/>
+        </w:rPr>
+      </w:pPr>
+      <w:r>
+        <w:rPr>
+          <w:lang w:val="en-US"/>
+        </w:rPr>
+        <w:t xml:space="preserve">using </w:t>
+      </w:r>
+      <w:proofErr w:type="spellStart"/>
+      <w:r>
+        <w:rPr>
+          <w:lang w:val="en-US"/>
+        </w:rPr>
+        <w:t>Microsoft.EntityFrameworkCore.Metadata.Builders</w:t>
+      </w:r>
+      <w:proofErr w:type="spellEnd"/>
+      <w:r>
+        <w:rPr>
+          <w:lang w:val="en-US"/>
+        </w:rPr>
+        <w:t>;</w:t>
+      </w:r>
+    </w:p>
+    <w:p>
+      <w:pPr>
+        <w:pStyle w:val="code"/>
+        <w:rPr>
+          <w:lang w:val="en-US"/>
+        </w:rPr>
+      </w:pPr>
+      <w:r>
+        <w:rPr>
+          <w:lang w:val="en-US"/>
+        </w:rPr>
+        <w:t xml:space="preserve">using </w:t>
+      </w:r>
+      <w:proofErr w:type="spellStart"/>
+      <w:r>
+        <w:rPr>
+          <w:lang w:val="en-US"/>
+        </w:rPr>
+        <w:t>ProjectManagement.Domain.Models</w:t>
+      </w:r>
+      <w:proofErr w:type="spellEnd"/>
+      <w:r>
+        <w:rPr>
+          <w:lang w:val="en-US"/>
+        </w:rPr>
+        <w:t>;</w:t>
+      </w:r>
+    </w:p>
+    <w:p>
+      <w:pPr>
+        <w:pStyle w:val="code"/>
+        <w:rPr>
+          <w:lang w:val="en-US"/>
+        </w:rPr>
+      </w:pPr>
+      <w:r>
+        <w:rPr>
+          <w:lang w:val="en-US"/>
+        </w:rPr>
+        <w:t xml:space="preserve">using </w:t>
+      </w:r>
+      <w:proofErr w:type="spellStart"/>
+      <w:r>
+        <w:rPr>
+          <w:lang w:val="en-US"/>
+        </w:rPr>
+        <w:t>ProjectManagement.Domain.ValueObjects</w:t>
+      </w:r>
+      <w:proofErr w:type="spellEnd"/>
+      <w:r>
+        <w:rPr>
+          <w:lang w:val="en-US"/>
+        </w:rPr>
+        <w:t>;</w:t>
+      </w:r>
+    </w:p>
+    <w:p>
+      <w:pPr>
+        <w:pStyle w:val="code"/>
+        <w:rPr>
+          <w:lang w:val="en-US"/>
+        </w:rPr>
+      </w:pPr>
+      <w:r>
+        <w:rPr>
+          <w:lang w:val="en-US"/>
+        </w:rPr>
+        <w:t xml:space="preserve">using </w:t>
+      </w:r>
+      <w:proofErr w:type="spellStart"/>
+      <w:r>
+        <w:rPr>
+          <w:lang w:val="en-US"/>
+        </w:rPr>
+        <w:t>ProjectManagement.Infrastructure.Persistence.Extensions</w:t>
+      </w:r>
+      <w:proofErr w:type="spellEnd"/>
+      <w:r>
+        <w:rPr>
+          <w:lang w:val="en-US"/>
+        </w:rPr>
+        <w:t>;</w:t>
+      </w:r>
+    </w:p>
+    <w:p>
+      <w:pPr>
+        <w:pStyle w:val="code"/>
+        <w:rPr>
+          <w:lang w:val="en-US"/>
+        </w:rPr>
+      </w:pPr>
+    </w:p>
+    <w:p>
+      <w:pPr>
+        <w:pStyle w:val="code"/>
+        <w:rPr>
+          <w:lang w:val="en-US"/>
+        </w:rPr>
+      </w:pPr>
+      <w:r>
+        <w:rPr>
+          <w:lang w:val="en-US"/>
+        </w:rPr>
+        <w:t xml:space="preserve">namespace </w:t>
+      </w:r>
+      <w:proofErr w:type="spellStart"/>
+      <w:r>
+        <w:rPr>
+          <w:lang w:val="en-US"/>
+        </w:rPr>
+        <w:t>ProjectManagement.Infrastructure.Persistence.Configurations</w:t>
+      </w:r>
+      <w:proofErr w:type="spellEnd"/>
+      <w:r>
+        <w:rPr>
+          <w:lang w:val="en-US"/>
+        </w:rPr>
+        <w:t>;</w:t>
+      </w:r>
+    </w:p>
+    <w:p>
+      <w:pPr>
+        <w:pStyle w:val="code"/>
+        <w:rPr>
+          <w:lang w:val="en-US"/>
+        </w:rPr>
+      </w:pPr>
+    </w:p>
+    <w:p>
+      <w:pPr>
+        <w:pStyle w:val="code"/>
+        <w:rPr>
+          <w:lang w:val="en-US"/>
+        </w:rPr>
+      </w:pPr>
+      <w:r>
+        <w:rPr>
+          <w:lang w:val="en-US"/>
+        </w:rPr>
+        <w:t xml:space="preserve">public class </w:t>
+      </w:r>
+      <w:proofErr w:type="spellStart"/>
+      <w:r>
+        <w:rPr>
+          <w:lang w:val="en-US"/>
+        </w:rPr>
+        <w:t>UserConfiguration</w:t>
+      </w:r>
+      <w:proofErr w:type="spellEnd"/>
+      <w:r>
+        <w:rPr>
+          <w:lang w:val="en-US"/>
+        </w:rPr>
+        <w:t xml:space="preserve"> : </w:t>
+      </w:r>
+      <w:proofErr w:type="spellStart"/>
+      <w:r>
+        <w:rPr>
+          <w:lang w:val="en-US"/>
+        </w:rPr>
+        <w:t>IEntityTypeConfiguration</w:t>
+      </w:r>
+      <w:proofErr w:type="spellEnd"/>
+      <w:r>
+        <w:rPr>
+          <w:lang w:val="en-US"/>
+        </w:rPr>
+        <w:t>&lt;User&gt;</w:t>
+      </w:r>
+    </w:p>
+    <w:p>
+      <w:pPr>
+        <w:pStyle w:val="code"/>
+        <w:rPr>
+          <w:lang w:val="en-US"/>
+        </w:rPr>
+      </w:pPr>
+      <w:r>
+        <w:rPr>
+          <w:lang w:val="en-US"/>
+        </w:rPr>
+        <w:t>{</w:t>
+      </w:r>
+    </w:p>
+    <w:p>
+      <w:pPr>
+        <w:pStyle w:val="code"/>
+        <w:rPr>
+          <w:lang w:val="en-US"/>
+        </w:rPr>
+      </w:pPr>
+      <w:r>
+        <w:rPr>
+          <w:lang w:val="en-US"/>
+        </w:rPr>
+        <w:t xml:space="preserve">    public void Configure(</w:t>
+      </w:r>
+      <w:proofErr w:type="spellStart"/>
+      <w:r>
+        <w:rPr>
+          <w:lang w:val="en-US"/>
+        </w:rPr>
+        <w:t>EntityTypeBuilder</w:t>
+      </w:r>
+      <w:proofErr w:type="spellEnd"/>
+      <w:r>
+        <w:rPr>
+          <w:lang w:val="en-US"/>
+        </w:rPr>
+        <w:t>&lt;User&gt; builder)</w:t>
+      </w:r>
+    </w:p>
+    <w:p>
+      <w:pPr>
+        <w:pStyle w:val="code"/>
+        <w:rPr>
+          <w:lang w:val="en-US"/>
+        </w:rPr>
+      </w:pPr>
+      <w:r>
+        <w:rPr>
+          <w:lang w:val="en-US"/>
+        </w:rPr>
+        <w:t xml:space="preserve">    {</w:t>
+      </w:r>
+    </w:p>
+    <w:p>
+      <w:pPr>
+        <w:pStyle w:val="code"/>
+        <w:rPr>
+          <w:lang w:val="en-US"/>
+        </w:rPr>
+      </w:pPr>
+      <w:r>
+        <w:rPr>
+          <w:lang w:val="en-US"/>
+        </w:rPr>
+        <w:t xml:space="preserve">        </w:t>
+      </w:r>
+      <w:proofErr w:type="spellStart"/>
+      <w:r>
+        <w:rPr>
+          <w:lang w:val="en-US"/>
+        </w:rPr>
+        <w:t>builder.ToTable</w:t>
+      </w:r>
+      <w:proofErr w:type="spellEnd"/>
+      <w:r>
+        <w:rPr>
+          <w:lang w:val="en-US"/>
+        </w:rPr>
+        <w:t>("users");</w:t>
+      </w:r>
+    </w:p>
+    <w:p>
+      <w:pPr>
+        <w:pStyle w:val="code"/>
+        <w:rPr>
+          <w:lang w:val="en-US"/>
+        </w:rPr>
+      </w:pPr>
+    </w:p>
+    <w:p>
+      <w:pPr>
+        <w:pStyle w:val="code"/>
+        <w:rPr>
+          <w:lang w:val="en-US"/>
+        </w:rPr>
+      </w:pPr>
+      <w:r>
+        <w:rPr>
+          <w:lang w:val="en-US"/>
+        </w:rPr>
+        <w:t xml:space="preserve">        </w:t>
+      </w:r>
+      <w:proofErr w:type="spellStart"/>
+      <w:r>
+        <w:rPr>
+          <w:lang w:val="en-US"/>
+        </w:rPr>
+        <w:t>builder.HasKey</w:t>
+      </w:r>
+      <w:proofErr w:type="spellEnd"/>
+      <w:r>
+        <w:rPr>
+          <w:lang w:val="en-US"/>
+        </w:rPr>
+        <w:t xml:space="preserve">(x =&gt; </w:t>
+      </w:r>
+      <w:proofErr w:type="spellStart"/>
+      <w:r>
+        <w:rPr>
+          <w:lang w:val="en-US"/>
+        </w:rPr>
+        <w:t>x.Id</w:t>
+      </w:r>
+      <w:proofErr w:type="spellEnd"/>
+      <w:r>
+        <w:rPr>
+          <w:lang w:val="en-US"/>
+        </w:rPr>
+        <w:t>);</w:t>
+      </w:r>
+    </w:p>
+    <w:p>
+      <w:pPr>
+        <w:pStyle w:val="code"/>
+        <w:rPr>
+          <w:lang w:val="en-US"/>
+        </w:rPr>
+      </w:pPr>
+    </w:p>
+    <w:p>
+      <w:pPr>
+        <w:pStyle w:val="code"/>
+        <w:rPr>
+          <w:lang w:val="en-US"/>
+        </w:rPr>
+      </w:pPr>
+      <w:r>
+        <w:rPr>
+          <w:lang w:val="en-US"/>
+        </w:rPr>
+        <w:t xml:space="preserve">        </w:t>
+      </w:r>
+      <w:proofErr w:type="spellStart"/>
+      <w:r>
+        <w:rPr>
+          <w:lang w:val="en-US"/>
+        </w:rPr>
+        <w:t>builder.Property</w:t>
+      </w:r>
+      <w:proofErr w:type="spellEnd"/>
+      <w:r>
+        <w:rPr>
+          <w:lang w:val="en-US"/>
+        </w:rPr>
+        <w:t xml:space="preserve">(x =&gt; </w:t>
+      </w:r>
+      <w:proofErr w:type="spellStart"/>
+      <w:r>
+        <w:rPr>
+          <w:lang w:val="en-US"/>
+        </w:rPr>
+        <w:t>x.Name</w:t>
+      </w:r>
+      <w:proofErr w:type="spellEnd"/>
+      <w:r>
+        <w:rPr>
+          <w:lang w:val="en-US"/>
+        </w:rPr>
+        <w:t>)</w:t>
+      </w:r>
+    </w:p>
+    <w:p>
+      <w:pPr>
+        <w:pStyle w:val="code"/>
+        <w:rPr>
+          <w:lang w:val="en-US"/>
+        </w:rPr>
+      </w:pPr>
+      <w:r>
+        <w:rPr>
+          <w:lang w:val="en-US"/>
+        </w:rPr>
+        <w:t xml:space="preserve">            .</w:t>
+      </w:r>
+      <w:proofErr w:type="spellStart"/>
+      <w:r>
+        <w:rPr>
+          <w:lang w:val="en-US"/>
+        </w:rPr>
+        <w:t>HasMaxLength</w:t>
+      </w:r>
+      <w:proofErr w:type="spellEnd"/>
+      <w:r>
+        <w:rPr>
+          <w:lang w:val="en-US"/>
+        </w:rPr>
+        <w:t>(</w:t>
+      </w:r>
+      <w:proofErr w:type="spellStart"/>
+      <w:r>
+        <w:rPr>
+          <w:lang w:val="en-US"/>
+        </w:rPr>
+        <w:t>User.NameMaxLength</w:t>
+      </w:r>
+      <w:proofErr w:type="spellEnd"/>
+      <w:r>
+        <w:rPr>
+          <w:lang w:val="en-US"/>
+        </w:rPr>
+        <w:t>)</w:t>
+      </w:r>
+    </w:p>
+    <w:p>
+      <w:pPr>
+        <w:pStyle w:val="code"/>
+        <w:rPr>
+          <w:lang w:val="en-US"/>
+        </w:rPr>
+      </w:pPr>
+      <w:r>
+        <w:rPr>
+          <w:lang w:val="en-US"/>
+        </w:rPr>
+        <w:t xml:space="preserve">            .</w:t>
+      </w:r>
+      <w:proofErr w:type="spellStart"/>
+      <w:r>
+        <w:rPr>
+          <w:lang w:val="en-US"/>
+        </w:rPr>
+        <w:t>IsRequired</w:t>
+      </w:r>
+      <w:proofErr w:type="spellEnd"/>
+      <w:r>
+        <w:rPr>
+          <w:lang w:val="en-US"/>
+        </w:rPr>
+        <w:t>();</w:t>
+      </w:r>
+    </w:p>
+    <w:p>
+      <w:pPr>
+        <w:pStyle w:val="code"/>
+        <w:rPr>
+          <w:lang w:val="en-US"/>
+        </w:rPr>
+      </w:pPr>
+    </w:p>
+    <w:p>
+      <w:pPr>
+        <w:pStyle w:val="code"/>
+        <w:rPr>
+          <w:lang w:val="en-US"/>
+        </w:rPr>
+      </w:pPr>
+      <w:r>
+        <w:rPr>
+          <w:lang w:val="en-US"/>
+        </w:rPr>
+        <w:t xml:space="preserve">        </w:t>
+      </w:r>
+      <w:proofErr w:type="spellStart"/>
+      <w:r>
+        <w:rPr>
+          <w:lang w:val="en-US"/>
+        </w:rPr>
+        <w:t>builder.Property</w:t>
+      </w:r>
+      <w:proofErr w:type="spellEnd"/>
+      <w:r>
+        <w:rPr>
+          <w:lang w:val="en-US"/>
+        </w:rPr>
+        <w:t xml:space="preserve">(x =&gt; </w:t>
+      </w:r>
+      <w:proofErr w:type="spellStart"/>
+      <w:r>
+        <w:rPr>
+          <w:lang w:val="en-US"/>
+        </w:rPr>
+        <w:t>x.Email</w:t>
+      </w:r>
+      <w:proofErr w:type="spellEnd"/>
+      <w:r>
+        <w:rPr>
+          <w:lang w:val="en-US"/>
+        </w:rPr>
+        <w:t>)</w:t>
+      </w:r>
+    </w:p>
+    <w:p>
+      <w:pPr>
+        <w:pStyle w:val="code"/>
+        <w:rPr>
+          <w:lang w:val="en-US"/>
+        </w:rPr>
+      </w:pPr>
+      <w:r>
+        <w:rPr>
+          <w:lang w:val="en-US"/>
+        </w:rPr>
+        <w:t xml:space="preserve">            .</w:t>
+      </w:r>
+      <w:proofErr w:type="spellStart"/>
+      <w:r>
+        <w:rPr>
+          <w:lang w:val="en-US"/>
+        </w:rPr>
+        <w:t>HasConversion</w:t>
+      </w:r>
+      <w:proofErr w:type="spellEnd"/>
+      <w:r>
+        <w:rPr>
+          <w:lang w:val="en-US"/>
+        </w:rPr>
+        <w:t>(</w:t>
+      </w:r>
+    </w:p>
+    <w:p>
+      <w:pPr>
+        <w:pStyle w:val="code"/>
+        <w:rPr>
+          <w:lang w:val="en-US"/>
+        </w:rPr>
+      </w:pPr>
+      <w:r>
+        <w:rPr>
+          <w:lang w:val="en-US"/>
+        </w:rPr>
+        <w:t xml:space="preserve">                e =&gt; </w:t>
+      </w:r>
+      <w:proofErr w:type="spellStart"/>
+      <w:r>
+        <w:rPr>
+          <w:lang w:val="en-US"/>
+        </w:rPr>
+        <w:t>e.Value</w:t>
+      </w:r>
+      <w:proofErr w:type="spellEnd"/>
+      <w:r>
+        <w:rPr>
+          <w:lang w:val="en-US"/>
+        </w:rPr>
+        <w:t>,</w:t>
+      </w:r>
+    </w:p>
+    <w:p>
+      <w:pPr>
+        <w:pStyle w:val="code"/>
+        <w:rPr>
+          <w:lang w:val="en-US"/>
+        </w:rPr>
+      </w:pPr>
+      <w:r>
+        <w:rPr>
+          <w:lang w:val="en-US"/>
+        </w:rPr>
+        <w:t xml:space="preserve">                s =&gt; </w:t>
+      </w:r>
+      <w:proofErr w:type="spellStart"/>
+      <w:r>
+        <w:rPr>
+          <w:lang w:val="en-US"/>
+        </w:rPr>
+        <w:t>Email.Create</w:t>
+      </w:r>
+      <w:proofErr w:type="spellEnd"/>
+      <w:r>
+        <w:rPr>
+          <w:lang w:val="en-US"/>
+        </w:rPr>
+        <w:t>(s)</w:t>
+      </w:r>
+    </w:p>
+    <w:p>
+      <w:pPr>
+        <w:pStyle w:val="code"/>
+        <w:rPr>
+          <w:lang w:val="en-US"/>
+        </w:rPr>
+      </w:pPr>
+      <w:r>
+        <w:rPr>
+          <w:lang w:val="en-US"/>
+        </w:rPr>
+        <w:t xml:space="preserve">            )</w:t>
+      </w:r>
+    </w:p>
+    <w:p>
+      <w:pPr>
+        <w:pStyle w:val="code"/>
+        <w:rPr>
+          <w:lang w:val="en-US"/>
+        </w:rPr>
+      </w:pPr>
+      <w:r>
+        <w:rPr>
+          <w:lang w:val="en-US"/>
+        </w:rPr>
+        <w:t xml:space="preserve">            .</w:t>
+      </w:r>
+      <w:proofErr w:type="spellStart"/>
+      <w:r>
+        <w:rPr>
+          <w:lang w:val="en-US"/>
+        </w:rPr>
+        <w:t>HasMaxLength</w:t>
+      </w:r>
+      <w:proofErr w:type="spellEnd"/>
+      <w:r>
+        <w:rPr>
+          <w:lang w:val="en-US"/>
+        </w:rPr>
+        <w:t>(</w:t>
+      </w:r>
+      <w:proofErr w:type="spellStart"/>
+      <w:r>
+        <w:rPr>
+          <w:lang w:val="en-US"/>
+        </w:rPr>
+        <w:t>Email.MaxLenght</w:t>
+      </w:r>
+      <w:proofErr w:type="spellEnd"/>
+      <w:r>
+        <w:rPr>
+          <w:lang w:val="en-US"/>
+        </w:rPr>
+        <w:t>)</w:t>
+      </w:r>
+    </w:p>
+    <w:p>
+      <w:pPr>
+        <w:pStyle w:val="code"/>
+        <w:rPr>
+          <w:lang w:val="en-US"/>
+        </w:rPr>
+      </w:pPr>
+      <w:r>
+        <w:rPr>
+          <w:lang w:val="en-US"/>
+        </w:rPr>
+        <w:t xml:space="preserve">            .</w:t>
+      </w:r>
+      <w:proofErr w:type="spellStart"/>
+      <w:r>
+        <w:rPr>
+          <w:lang w:val="en-US"/>
+        </w:rPr>
+        <w:t>IsRequired</w:t>
+      </w:r>
+      <w:proofErr w:type="spellEnd"/>
+      <w:r>
+        <w:rPr>
+          <w:lang w:val="en-US"/>
+        </w:rPr>
+        <w:t>();</w:t>
+      </w:r>
+    </w:p>
+    <w:p>
+      <w:pPr>
+        <w:pStyle w:val="code"/>
+        <w:rPr>
+          <w:lang w:val="en-US"/>
+        </w:rPr>
+      </w:pPr>
+    </w:p>
+    <w:p>
+      <w:pPr>
+        <w:pStyle w:val="code"/>
+        <w:rPr>
+          <w:lang w:val="en-US"/>
+        </w:rPr>
+      </w:pPr>
+      <w:r>
+        <w:rPr>
+          <w:lang w:val="en-US"/>
+        </w:rPr>
+        <w:t xml:space="preserve">        </w:t>
+      </w:r>
+      <w:proofErr w:type="spellStart"/>
+      <w:r>
+        <w:rPr>
+          <w:lang w:val="en-US"/>
+        </w:rPr>
+        <w:t>builder.Property</w:t>
+      </w:r>
+      <w:proofErr w:type="spellEnd"/>
+      <w:r>
+        <w:rPr>
+          <w:lang w:val="en-US"/>
+        </w:rPr>
+        <w:t xml:space="preserve">(x =&gt; </w:t>
+      </w:r>
+      <w:proofErr w:type="spellStart"/>
+      <w:r>
+        <w:rPr>
+          <w:lang w:val="en-US"/>
+        </w:rPr>
+        <w:t>x.PasswordHash</w:t>
+      </w:r>
+      <w:proofErr w:type="spellEnd"/>
+      <w:r>
+        <w:rPr>
+          <w:lang w:val="en-US"/>
+        </w:rPr>
+        <w:t>)</w:t>
+      </w:r>
+    </w:p>
+    <w:p>
+      <w:pPr>
+        <w:pStyle w:val="code"/>
+        <w:rPr>
+          <w:lang w:val="en-US"/>
+        </w:rPr>
+      </w:pPr>
+      <w:r>
+        <w:rPr>
+          <w:lang w:val="en-US"/>
+        </w:rPr>
+        <w:t xml:space="preserve">            .</w:t>
+      </w:r>
+      <w:proofErr w:type="spellStart"/>
+      <w:r>
+        <w:rPr>
+          <w:lang w:val="en-US"/>
+        </w:rPr>
+        <w:t>IsRequired</w:t>
+      </w:r>
+      <w:proofErr w:type="spellEnd"/>
+      <w:r>
+        <w:rPr>
+          <w:lang w:val="en-US"/>
+        </w:rPr>
+        <w:t>();</w:t>
+      </w:r>
+    </w:p>
+    <w:p>
+      <w:pPr>
+        <w:pStyle w:val="code"/>
+        <w:rPr>
+          <w:lang w:val="en-US"/>
+        </w:rPr>
+      </w:pPr>
+    </w:p>
+    <w:p>
+      <w:pPr>
+        <w:pStyle w:val="code"/>
+        <w:rPr>
+          <w:lang w:val="en-US"/>
+        </w:rPr>
+      </w:pPr>
+      <w:r>
+        <w:rPr>
+          <w:lang w:val="en-US"/>
+        </w:rPr>
+        <w:t xml:space="preserve">        </w:t>
+      </w:r>
+      <w:proofErr w:type="spellStart"/>
+      <w:r>
+        <w:rPr>
+          <w:lang w:val="en-US"/>
+        </w:rPr>
+        <w:t>builder.Property</w:t>
+      </w:r>
+      <w:proofErr w:type="spellEnd"/>
+      <w:r>
+        <w:rPr>
+          <w:lang w:val="en-US"/>
+        </w:rPr>
+        <w:t xml:space="preserve">(x =&gt; </w:t>
+      </w:r>
+      <w:proofErr w:type="spellStart"/>
+      <w:r>
+        <w:rPr>
+          <w:lang w:val="en-US"/>
+        </w:rPr>
+        <w:t>x.Role</w:t>
+      </w:r>
+      <w:proofErr w:type="spellEnd"/>
+      <w:r>
+        <w:rPr>
+          <w:lang w:val="en-US"/>
+        </w:rPr>
+        <w:t>)</w:t>
+      </w:r>
+    </w:p>
+    <w:p>
+      <w:pPr>
+        <w:pStyle w:val="code"/>
+        <w:rPr>
+          <w:lang w:val="en-US"/>
+        </w:rPr>
+      </w:pPr>
+      <w:r>
+        <w:rPr>
+          <w:lang w:val="en-US"/>
+        </w:rPr>
+        <w:t xml:space="preserve">            .</w:t>
+      </w:r>
+      <w:proofErr w:type="spellStart"/>
+      <w:r>
+        <w:rPr>
+          <w:lang w:val="en-US"/>
+        </w:rPr>
+        <w:t>IsRequired</w:t>
+      </w:r>
+      <w:proofErr w:type="spellEnd"/>
+      <w:r>
+        <w:rPr>
+          <w:lang w:val="en-US"/>
+        </w:rPr>
+        <w:t>();</w:t>
+      </w:r>
+    </w:p>
+    <w:p>
+      <w:pPr>
+        <w:pStyle w:val="code"/>
+        <w:rPr>
+          <w:lang w:val="en-US"/>
+        </w:rPr>
+      </w:pPr>
+    </w:p>
+    <w:p>
+      <w:pPr>
+        <w:pStyle w:val="code"/>
+        <w:rPr>
+          <w:lang w:val="en-US"/>
+        </w:rPr>
+      </w:pPr>
+      <w:r>
+        <w:rPr>
+          <w:lang w:val="en-US"/>
+        </w:rPr>
+        <w:t xml:space="preserve">        </w:t>
+      </w:r>
+      <w:proofErr w:type="spellStart"/>
+      <w:r>
+        <w:rPr>
+          <w:lang w:val="en-US"/>
+        </w:rPr>
+        <w:t>builder.HasIndex</w:t>
+      </w:r>
+      <w:proofErr w:type="spellEnd"/>
+      <w:r>
+        <w:rPr>
+          <w:lang w:val="en-US"/>
+        </w:rPr>
+        <w:t xml:space="preserve">(x =&gt; </w:t>
+      </w:r>
+      <w:proofErr w:type="spellStart"/>
+      <w:r>
+        <w:rPr>
+          <w:lang w:val="en-US"/>
+        </w:rPr>
+        <w:t>x.Email</w:t>
+      </w:r>
+      <w:proofErr w:type="spellEnd"/>
+      <w:r>
+        <w:rPr>
+          <w:lang w:val="en-US"/>
+        </w:rPr>
+        <w:t>)</w:t>
+      </w:r>
+    </w:p>
+    <w:p>
+      <w:pPr>
+        <w:pStyle w:val="code"/>
+        <w:rPr>
+          <w:lang w:val="en-US"/>
+        </w:rPr>
+      </w:pPr>
+      <w:r>
+        <w:rPr>
+          <w:lang w:val="en-US"/>
+        </w:rPr>
+        <w:t xml:space="preserve">            .</w:t>
+      </w:r>
+      <w:proofErr w:type="spellStart"/>
+      <w:r>
+        <w:rPr>
+          <w:lang w:val="en-US"/>
+        </w:rPr>
+        <w:t>IsUnique</w:t>
+      </w:r>
+      <w:proofErr w:type="spellEnd"/>
+      <w:r>
+        <w:rPr>
+          <w:lang w:val="en-US"/>
+        </w:rPr>
+        <w:t>();</w:t>
+      </w:r>
+    </w:p>
+    <w:p>
+      <w:pPr>
+        <w:pStyle w:val="code"/>
+        <w:rPr>
+          <w:lang w:val="en-US"/>
+        </w:rPr>
+      </w:pPr>
+    </w:p>
+    <w:p>
+      <w:pPr>
+        <w:pStyle w:val="code"/>
+        <w:rPr>
+          <w:lang w:val="en-US"/>
+        </w:rPr>
+      </w:pPr>
+      <w:r>
+        <w:rPr>
+          <w:lang w:val="en-US"/>
+        </w:rPr>
+        <w:t xml:space="preserve">        </w:t>
+      </w:r>
+      <w:proofErr w:type="spellStart"/>
+      <w:r>
+        <w:rPr>
+          <w:lang w:val="en-US"/>
+        </w:rPr>
+        <w:t>builder.AddAudit</w:t>
+      </w:r>
+      <w:proofErr w:type="spellEnd"/>
+      <w:r>
+        <w:rPr>
+          <w:lang w:val="en-US"/>
+        </w:rPr>
+        <w:t>();</w:t>
+      </w:r>
+    </w:p>
+    <w:p>
+      <w:pPr>
+        <w:pStyle w:val="code"/>
+        <w:rPr>
+          <w:lang w:val="en-US"/>
+        </w:rPr>
+      </w:pPr>
+      <w:r>
+        <w:rPr>
+          <w:lang w:val="en-US"/>
+        </w:rPr>
+        <w:t xml:space="preserve">    }</w:t>
+      </w:r>
+    </w:p>
+    <w:p>
+      <w:pPr>
+        <w:pStyle w:val="code"/>
+        <w:rPr>
+          <w:lang w:val="en-US"/>
+        </w:rPr>
+      </w:pPr>
+      <w:r>
+        <w:rPr>
+          <w:lang w:val="en-US"/>
+        </w:rPr>
+        <w:t>}</w:t>
+      </w:r>
+    </w:p>
+    <w:p>
+      <w:pPr>
+        <w:pStyle w:val="listing"/>
+      </w:pPr>
+      <w:r>
+        <w:rPr>
+          <w:lang w:val="ru-RU"/>
+        </w:rPr>
+        <w:t>Листинг</w:t>
       </w:r>
       <w:r>
         <w:t xml:space="preserve"> </w:t>
       </w:r>
-      <w:proofErr w:type="spellStart"/>
-      <w:r>
-        <w:t>UserConfiguration</w:t>
-      </w:r>
-      <w:r>
-        <w:t>.</w:t>
-      </w:r>
-      <w:r>
-        <w:t>cs</w:t>
-      </w:r>
-      <w:proofErr w:type="spellEnd"/>
-    </w:p>
-    <w:p>
-      <w:pPr>
-        <w:pStyle w:val="code"/>
-        <w:rPr>
-          <w:lang w:val="en-US"/>
-        </w:rPr>
-      </w:pPr>
-      <w:r>
-        <w:rPr>
-          <w:lang w:val="en-US"/>
-        </w:rPr>
-        <w:t xml:space="preserve">using </w:t>
-      </w:r>
-      <w:proofErr w:type="spellStart"/>
-      <w:r>
-        <w:rPr>
-          <w:lang w:val="en-US"/>
-        </w:rPr>
-        <w:t>Microsoft.EntityFrameworkCore</w:t>
-      </w:r>
-      <w:proofErr w:type="spellEnd"/>
-      <w:r>
-        <w:rPr>
-          <w:lang w:val="en-US"/>
-        </w:rPr>
-        <w:t>;</w:t>
-      </w:r>
-    </w:p>
-    <w:p>
-      <w:pPr>
-        <w:pStyle w:val="code"/>
-        <w:rPr>
-          <w:lang w:val="en-US"/>
-        </w:rPr>
-      </w:pPr>
-      <w:r>
-        <w:rPr>
-          <w:lang w:val="en-US"/>
-        </w:rPr>
-        <w:t xml:space="preserve">using </w:t>
-      </w:r>
-      <w:proofErr w:type="spellStart"/>
-      <w:r>
-        <w:rPr>
-          <w:lang w:val="en-US"/>
-        </w:rPr>
-        <w:t>Microsoft.EntityFrameworkCore.Metadata.Builders</w:t>
-      </w:r>
-      <w:proofErr w:type="spellEnd"/>
-      <w:r>
-        <w:rPr>
-          <w:lang w:val="en-US"/>
-        </w:rPr>
-        <w:t>;</w:t>
-      </w:r>
-    </w:p>
-    <w:p>
-      <w:pPr>
-        <w:pStyle w:val="code"/>
-        <w:rPr>
-          <w:lang w:val="en-US"/>
-        </w:rPr>
-      </w:pPr>
-      <w:r>
-        <w:rPr>
-          <w:lang w:val="en-US"/>
-        </w:rPr>
-        <w:t xml:space="preserve">using </w:t>
-      </w:r>
-      <w:proofErr w:type="spellStart"/>
-      <w:r>
-        <w:rPr>
-          <w:lang w:val="en-US"/>
-        </w:rPr>
-        <w:t>ProjectManagement.Domain.Models</w:t>
-      </w:r>
-      <w:proofErr w:type="spellEnd"/>
-      <w:r>
-        <w:rPr>
-          <w:lang w:val="en-US"/>
-        </w:rPr>
-        <w:t>;</w:t>
-      </w:r>
-    </w:p>
-    <w:p>
-      <w:pPr>
-        <w:pStyle w:val="code"/>
-        <w:rPr>
-          <w:lang w:val="en-US"/>
-        </w:rPr>
-      </w:pPr>
-      <w:r>
-        <w:rPr>
-          <w:lang w:val="en-US"/>
-        </w:rPr>
-        <w:t xml:space="preserve">using </w:t>
-      </w:r>
-      <w:proofErr w:type="spellStart"/>
-      <w:r>
-        <w:rPr>
-          <w:lang w:val="en-US"/>
-        </w:rPr>
-        <w:t>ProjectManagement.Domain.ValueObjects</w:t>
-      </w:r>
-      <w:proofErr w:type="spellEnd"/>
-      <w:r>
-        <w:rPr>
-          <w:lang w:val="en-US"/>
-        </w:rPr>
-        <w:t>;</w:t>
-      </w:r>
-    </w:p>
-    <w:p>
-      <w:pPr>
-        <w:pStyle w:val="code"/>
-        <w:rPr>
-          <w:lang w:val="en-US"/>
-        </w:rPr>
-      </w:pPr>
-      <w:r>
-        <w:rPr>
-          <w:lang w:val="en-US"/>
-        </w:rPr>
-        <w:t xml:space="preserve">using </w:t>
-      </w:r>
-      <w:proofErr w:type="spellStart"/>
-      <w:r>
-        <w:rPr>
-          <w:lang w:val="en-US"/>
-        </w:rPr>
-        <w:t>ProjectManagement.Infrastructure.Persistence.Extensions</w:t>
-      </w:r>
-      <w:proofErr w:type="spellEnd"/>
-      <w:r>
-        <w:rPr>
-          <w:lang w:val="en-US"/>
-        </w:rPr>
-        <w:t>;</w:t>
-      </w:r>
-    </w:p>
-    <w:p>
-      <w:pPr>
-        <w:pStyle w:val="code"/>
-        <w:rPr>
-          <w:lang w:val="en-US"/>
-        </w:rPr>
-      </w:pPr>
-    </w:p>
-    <w:p>
-      <w:pPr>
-        <w:pStyle w:val="code"/>
-        <w:rPr>
-          <w:lang w:val="en-US"/>
-        </w:rPr>
-      </w:pPr>
-      <w:r>
-        <w:rPr>
-          <w:lang w:val="en-US"/>
-        </w:rPr>
-        <w:t xml:space="preserve">namespace </w:t>
-      </w:r>
-      <w:proofErr w:type="spellStart"/>
-      <w:r>
-        <w:rPr>
-          <w:lang w:val="en-US"/>
-        </w:rPr>
-        <w:t>ProjectManagement.Infrastructure.Persistence.Configurations</w:t>
-      </w:r>
-      <w:proofErr w:type="spellEnd"/>
-      <w:r>
-        <w:rPr>
-          <w:lang w:val="en-US"/>
-        </w:rPr>
-        <w:t>;</w:t>
-      </w:r>
-    </w:p>
-    <w:p>
-      <w:pPr>
-        <w:pStyle w:val="code"/>
-        <w:rPr>
-          <w:lang w:val="en-US"/>
-        </w:rPr>
-      </w:pPr>
-    </w:p>
-    <w:p>
-      <w:pPr>
-        <w:pStyle w:val="code"/>
-        <w:rPr>
-          <w:lang w:val="en-US"/>
-        </w:rPr>
-      </w:pPr>
-      <w:r>
-        <w:rPr>
-          <w:lang w:val="en-US"/>
-        </w:rPr>
-        <w:t xml:space="preserve">public class </w:t>
-      </w:r>
-      <w:proofErr w:type="spellStart"/>
-      <w:r>
-        <w:rPr>
-          <w:lang w:val="en-US"/>
-        </w:rPr>
-        <w:t>UserConfiguration</w:t>
-      </w:r>
-      <w:proofErr w:type="spellEnd"/>
-      <w:r>
-        <w:rPr>
-          <w:lang w:val="en-US"/>
-        </w:rPr>
-        <w:t xml:space="preserve"> : </w:t>
-      </w:r>
-      <w:proofErr w:type="spellStart"/>
-      <w:r>
-        <w:rPr>
-          <w:lang w:val="en-US"/>
-        </w:rPr>
-        <w:t>IEntityTypeConfiguration</w:t>
-      </w:r>
-      <w:proofErr w:type="spellEnd"/>
-      <w:r>
-        <w:rPr>
-          <w:lang w:val="en-US"/>
-        </w:rPr>
-        <w:t>&lt;User&gt;</w:t>
-      </w:r>
-    </w:p>
-    <w:p>
-      <w:pPr>
-        <w:pStyle w:val="code"/>
-        <w:rPr>
-          <w:lang w:val="en-US"/>
-        </w:rPr>
-      </w:pPr>
-      <w:r>
-        <w:rPr>
-          <w:lang w:val="en-US"/>
-        </w:rPr>
-        <w:t>{</w:t>
-      </w:r>
-    </w:p>
-    <w:p>
-      <w:pPr>
-        <w:pStyle w:val="code"/>
-        <w:rPr>
-          <w:lang w:val="en-US"/>
-        </w:rPr>
-      </w:pPr>
-      <w:r>
-        <w:rPr>
-          <w:lang w:val="en-US"/>
-        </w:rPr>
-        <w:t xml:space="preserve">    public void Configure(</w:t>
-      </w:r>
-      <w:proofErr w:type="spellStart"/>
-      <w:r>
-        <w:rPr>
-          <w:lang w:val="en-US"/>
-        </w:rPr>
-        <w:t>EntityTypeBuilder</w:t>
-      </w:r>
-      <w:proofErr w:type="spellEnd"/>
-      <w:r>
-        <w:rPr>
-          <w:lang w:val="en-US"/>
-        </w:rPr>
-        <w:t>&lt;User&gt; builder)</w:t>
-      </w:r>
-    </w:p>
-    <w:p>
-      <w:pPr>
-        <w:pStyle w:val="code"/>
-        <w:rPr>
-          <w:lang w:val="en-US"/>
-        </w:rPr>
-      </w:pPr>
-      <w:r>
-        <w:rPr>
-          <w:lang w:val="en-US"/>
-        </w:rPr>
-        <w:t xml:space="preserve">    {</w:t>
-      </w:r>
-    </w:p>
-    <w:p>
-      <w:pPr>
-        <w:pStyle w:val="code"/>
-        <w:rPr>
-          <w:lang w:val="en-US"/>
-        </w:rPr>
-      </w:pPr>
-      <w:r>
-        <w:rPr>
-          <w:lang w:val="en-US"/>
-        </w:rPr>
-        <w:t xml:space="preserve">        </w:t>
-      </w:r>
-      <w:proofErr w:type="spellStart"/>
-      <w:r>
-        <w:rPr>
-          <w:lang w:val="en-US"/>
-        </w:rPr>
-        <w:t>builder.ToTable</w:t>
-      </w:r>
-      <w:proofErr w:type="spellEnd"/>
-      <w:r>
-        <w:rPr>
-          <w:lang w:val="en-US"/>
-        </w:rPr>
-        <w:t>("users");</w:t>
-      </w:r>
-    </w:p>
-    <w:p>
-      <w:pPr>
-        <w:pStyle w:val="code"/>
-        <w:rPr>
-          <w:lang w:val="en-US"/>
-        </w:rPr>
-      </w:pPr>
-    </w:p>
-    <w:p>
-      <w:pPr>
-        <w:pStyle w:val="code"/>
-        <w:rPr>
-          <w:lang w:val="en-US"/>
-        </w:rPr>
-      </w:pPr>
-      <w:r>
-        <w:rPr>
-          <w:lang w:val="en-US"/>
-        </w:rPr>
-        <w:t xml:space="preserve">        </w:t>
-      </w:r>
-      <w:proofErr w:type="spellStart"/>
-      <w:r>
-        <w:rPr>
-          <w:lang w:val="en-US"/>
-        </w:rPr>
-        <w:t>builder.HasKey</w:t>
-      </w:r>
-      <w:proofErr w:type="spellEnd"/>
-      <w:r>
-        <w:rPr>
-          <w:lang w:val="en-US"/>
-        </w:rPr>
-        <w:t xml:space="preserve">(x =&gt; </w:t>
-      </w:r>
-      <w:proofErr w:type="spellStart"/>
-      <w:r>
-        <w:rPr>
-          <w:lang w:val="en-US"/>
-        </w:rPr>
-        <w:t>x.Id</w:t>
-      </w:r>
-      <w:proofErr w:type="spellEnd"/>
-      <w:r>
-        <w:rPr>
-          <w:lang w:val="en-US"/>
-        </w:rPr>
-        <w:t>);</w:t>
-      </w:r>
-    </w:p>
-    <w:p>
-      <w:pPr>
-        <w:pStyle w:val="code"/>
-        <w:rPr>
-          <w:lang w:val="en-US"/>
-        </w:rPr>
-      </w:pPr>
-    </w:p>
-    <w:p>
-      <w:pPr>
-        <w:pStyle w:val="code"/>
-        <w:rPr>
-          <w:lang w:val="en-US"/>
-        </w:rPr>
-      </w:pPr>
-      <w:r>
-        <w:rPr>
-          <w:lang w:val="en-US"/>
-        </w:rPr>
-        <w:t xml:space="preserve">        </w:t>
-      </w:r>
-      <w:proofErr w:type="spellStart"/>
-      <w:r>
-        <w:rPr>
-          <w:lang w:val="en-US"/>
-        </w:rPr>
-        <w:t>builder.Property</w:t>
-      </w:r>
-      <w:proofErr w:type="spellEnd"/>
-      <w:r>
-        <w:rPr>
-          <w:lang w:val="en-US"/>
-        </w:rPr>
-        <w:t xml:space="preserve">(x =&gt; </w:t>
-      </w:r>
-      <w:proofErr w:type="spellStart"/>
-      <w:r>
-        <w:rPr>
-          <w:lang w:val="en-US"/>
-        </w:rPr>
-        <w:t>x.Name</w:t>
-      </w:r>
-      <w:proofErr w:type="spellEnd"/>
-      <w:r>
-        <w:rPr>
-          <w:lang w:val="en-US"/>
-        </w:rPr>
-        <w:t>)</w:t>
-      </w:r>
-    </w:p>
-    <w:p>
-      <w:pPr>
-        <w:pStyle w:val="code"/>
-        <w:rPr>
-          <w:lang w:val="en-US"/>
-        </w:rPr>
-      </w:pPr>
-      <w:r>
-        <w:rPr>
-          <w:lang w:val="en-US"/>
-        </w:rPr>
-        <w:t xml:space="preserve">            .</w:t>
-      </w:r>
-      <w:proofErr w:type="spellStart"/>
-      <w:r>
-        <w:rPr>
-          <w:lang w:val="en-US"/>
-        </w:rPr>
-        <w:t>HasMaxLength</w:t>
-      </w:r>
-      <w:proofErr w:type="spellEnd"/>
-      <w:r>
-        <w:rPr>
-          <w:lang w:val="en-US"/>
-        </w:rPr>
-        <w:t>(</w:t>
-      </w:r>
-      <w:proofErr w:type="spellStart"/>
-      <w:r>
-        <w:rPr>
-          <w:lang w:val="en-US"/>
-        </w:rPr>
-        <w:t>User.NameMaxLength</w:t>
-      </w:r>
-      <w:proofErr w:type="spellEnd"/>
-      <w:r>
-        <w:rPr>
-          <w:lang w:val="en-US"/>
-        </w:rPr>
-        <w:t>)</w:t>
-      </w:r>
-    </w:p>
-    <w:p>
-      <w:pPr>
-        <w:pStyle w:val="code"/>
-        <w:rPr>
-          <w:lang w:val="en-US"/>
-        </w:rPr>
-      </w:pPr>
-      <w:r>
-        <w:rPr>
-          <w:lang w:val="en-US"/>
-        </w:rPr>
-        <w:t xml:space="preserve">            .</w:t>
-      </w:r>
-      <w:proofErr w:type="spellStart"/>
-      <w:r>
-        <w:rPr>
-          <w:lang w:val="en-US"/>
-        </w:rPr>
-        <w:t>IsRequired</w:t>
-      </w:r>
-      <w:proofErr w:type="spellEnd"/>
-      <w:r>
-        <w:rPr>
-          <w:lang w:val="en-US"/>
-        </w:rPr>
-        <w:t>();</w:t>
-      </w:r>
-    </w:p>
-    <w:p>
-      <w:pPr>
-        <w:pStyle w:val="code"/>
-        <w:rPr>
-          <w:lang w:val="en-US"/>
-        </w:rPr>
-      </w:pPr>
-    </w:p>
-    <w:p>
-      <w:pPr>
-        <w:pStyle w:val="code"/>
-        <w:rPr>
-          <w:lang w:val="en-US"/>
-        </w:rPr>
-      </w:pPr>
-      <w:r>
-        <w:rPr>
-          <w:lang w:val="en-US"/>
-        </w:rPr>
-        <w:t xml:space="preserve">        </w:t>
-      </w:r>
-      <w:proofErr w:type="spellStart"/>
-      <w:r>
-        <w:rPr>
-          <w:lang w:val="en-US"/>
-        </w:rPr>
-        <w:t>builder.Property</w:t>
-      </w:r>
-      <w:proofErr w:type="spellEnd"/>
-      <w:r>
-        <w:rPr>
-          <w:lang w:val="en-US"/>
-        </w:rPr>
-        <w:t xml:space="preserve">(x =&gt; </w:t>
-      </w:r>
-      <w:proofErr w:type="spellStart"/>
-      <w:r>
-        <w:rPr>
-          <w:lang w:val="en-US"/>
-        </w:rPr>
-        <w:t>x.Email</w:t>
-      </w:r>
-      <w:proofErr w:type="spellEnd"/>
-      <w:r>
-        <w:rPr>
-          <w:lang w:val="en-US"/>
-        </w:rPr>
-        <w:t>)</w:t>
-      </w:r>
-    </w:p>
-    <w:p>
-      <w:pPr>
-        <w:pStyle w:val="code"/>
-        <w:rPr>
-          <w:lang w:val="en-US"/>
-        </w:rPr>
-      </w:pPr>
-      <w:r>
-        <w:rPr>
-          <w:lang w:val="en-US"/>
-        </w:rPr>
-        <w:t xml:space="preserve">            .</w:t>
-      </w:r>
-      <w:proofErr w:type="spellStart"/>
-      <w:r>
-        <w:rPr>
-          <w:lang w:val="en-US"/>
-        </w:rPr>
-        <w:t>HasConversion</w:t>
-      </w:r>
-      <w:proofErr w:type="spellEnd"/>
-      <w:r>
-        <w:rPr>
-          <w:lang w:val="en-US"/>
-        </w:rPr>
-        <w:t>(</w:t>
-      </w:r>
-    </w:p>
-    <w:p>
-      <w:pPr>
-        <w:pStyle w:val="code"/>
-        <w:rPr>
-          <w:lang w:val="en-US"/>
-        </w:rPr>
-      </w:pPr>
-      <w:r>
-        <w:rPr>
-          <w:lang w:val="en-US"/>
-        </w:rPr>
-        <w:t xml:space="preserve">                e =&gt; </w:t>
-      </w:r>
-      <w:proofErr w:type="spellStart"/>
-      <w:r>
-        <w:rPr>
-          <w:lang w:val="en-US"/>
-        </w:rPr>
-        <w:t>e.Value</w:t>
-      </w:r>
-      <w:proofErr w:type="spellEnd"/>
-      <w:r>
-        <w:rPr>
-          <w:lang w:val="en-US"/>
-        </w:rPr>
-        <w:t>,</w:t>
-      </w:r>
-    </w:p>
-    <w:p>
-      <w:pPr>
-        <w:pStyle w:val="code"/>
-        <w:rPr>
-          <w:lang w:val="en-US"/>
-        </w:rPr>
-      </w:pPr>
-      <w:r>
-        <w:rPr>
-          <w:lang w:val="en-US"/>
-        </w:rPr>
-        <w:t xml:space="preserve">                s =&gt; </w:t>
-      </w:r>
-      <w:proofErr w:type="spellStart"/>
-      <w:r>
-        <w:rPr>
-          <w:lang w:val="en-US"/>
-        </w:rPr>
-        <w:t>Email.Create</w:t>
-      </w:r>
-      <w:proofErr w:type="spellEnd"/>
-      <w:r>
-        <w:rPr>
-          <w:lang w:val="en-US"/>
-        </w:rPr>
-        <w:t>(s)</w:t>
-      </w:r>
-    </w:p>
-    <w:p>
-      <w:pPr>
-        <w:pStyle w:val="code"/>
-        <w:rPr>
-          <w:lang w:val="en-US"/>
-        </w:rPr>
-      </w:pPr>
-      <w:r>
-        <w:rPr>
-          <w:lang w:val="en-US"/>
-        </w:rPr>
-        <w:t xml:space="preserve">            )</w:t>
-      </w:r>
-    </w:p>
-    <w:p>
-      <w:pPr>
-        <w:pStyle w:val="code"/>
-        <w:rPr>
-          <w:lang w:val="en-US"/>
-        </w:rPr>
-      </w:pPr>
-      <w:r>
-        <w:rPr>
-          <w:lang w:val="en-US"/>
-        </w:rPr>
-        <w:t xml:space="preserve">            .</w:t>
-      </w:r>
-      <w:proofErr w:type="spellStart"/>
-      <w:r>
-        <w:rPr>
-          <w:lang w:val="en-US"/>
-        </w:rPr>
-        <w:t>HasMaxLength</w:t>
-      </w:r>
-      <w:proofErr w:type="spellEnd"/>
-      <w:r>
-        <w:rPr>
-          <w:lang w:val="en-US"/>
-        </w:rPr>
-        <w:t>(</w:t>
-      </w:r>
-      <w:proofErr w:type="spellStart"/>
-      <w:r>
-        <w:rPr>
-          <w:lang w:val="en-US"/>
-        </w:rPr>
-        <w:t>Email.MaxLenght</w:t>
-      </w:r>
-      <w:proofErr w:type="spellEnd"/>
-      <w:r>
-        <w:rPr>
-          <w:lang w:val="en-US"/>
-        </w:rPr>
-        <w:t>)</w:t>
-      </w:r>
-    </w:p>
-    <w:p>
-      <w:pPr>
-        <w:pStyle w:val="code"/>
-        <w:rPr>
-          <w:lang w:val="en-US"/>
-        </w:rPr>
-      </w:pPr>
-      <w:r>
-        <w:rPr>
-          <w:lang w:val="en-US"/>
-        </w:rPr>
-        <w:t xml:space="preserve">            .</w:t>
-      </w:r>
-      <w:proofErr w:type="spellStart"/>
-      <w:r>
-        <w:rPr>
-          <w:lang w:val="en-US"/>
-        </w:rPr>
-        <w:t>IsRequired</w:t>
-      </w:r>
-      <w:proofErr w:type="spellEnd"/>
-      <w:r>
-        <w:rPr>
-          <w:lang w:val="en-US"/>
-        </w:rPr>
-        <w:t>();</w:t>
-      </w:r>
-    </w:p>
-    <w:p>
-      <w:pPr>
-        <w:pStyle w:val="code"/>
-        <w:rPr>
-          <w:lang w:val="en-US"/>
-        </w:rPr>
-      </w:pPr>
-    </w:p>
-    <w:p>
-      <w:pPr>
-        <w:pStyle w:val="code"/>
-        <w:rPr>
-          <w:lang w:val="en-US"/>
-        </w:rPr>
-      </w:pPr>
-      <w:r>
-        <w:rPr>
-          <w:lang w:val="en-US"/>
-        </w:rPr>
-        <w:t xml:space="preserve">        </w:t>
-      </w:r>
-      <w:proofErr w:type="spellStart"/>
-      <w:r>
-        <w:rPr>
-          <w:lang w:val="en-US"/>
-        </w:rPr>
-        <w:t>builder.Property</w:t>
-      </w:r>
-      <w:proofErr w:type="spellEnd"/>
-      <w:r>
-        <w:rPr>
-          <w:lang w:val="en-US"/>
-        </w:rPr>
-        <w:t xml:space="preserve">(x =&gt; </w:t>
-      </w:r>
-      <w:proofErr w:type="spellStart"/>
-      <w:r>
-        <w:rPr>
-          <w:lang w:val="en-US"/>
-        </w:rPr>
-        <w:t>x.PasswordHash</w:t>
-      </w:r>
-      <w:proofErr w:type="spellEnd"/>
-      <w:r>
-        <w:rPr>
-          <w:lang w:val="en-US"/>
-        </w:rPr>
-        <w:t>)</w:t>
-      </w:r>
-    </w:p>
-    <w:p>
-      <w:pPr>
-        <w:pStyle w:val="code"/>
-        <w:rPr>
-          <w:lang w:val="en-US"/>
-        </w:rPr>
-      </w:pPr>
-      <w:r>
-        <w:rPr>
-          <w:lang w:val="en-US"/>
-        </w:rPr>
-        <w:t xml:space="preserve">            .</w:t>
-      </w:r>
-      <w:proofErr w:type="spellStart"/>
-      <w:r>
-        <w:rPr>
-          <w:lang w:val="en-US"/>
-        </w:rPr>
-        <w:t>IsRequired</w:t>
-      </w:r>
-      <w:proofErr w:type="spellEnd"/>
-      <w:r>
-        <w:rPr>
-          <w:lang w:val="en-US"/>
-        </w:rPr>
-        <w:t>();</w:t>
-      </w:r>
-    </w:p>
-    <w:p>
-      <w:pPr>
-        <w:pStyle w:val="code"/>
-        <w:rPr>
-          <w:lang w:val="en-US"/>
-        </w:rPr>
-      </w:pPr>
-    </w:p>
-    <w:p>
-      <w:pPr>
-        <w:pStyle w:val="code"/>
-        <w:rPr>
-          <w:lang w:val="en-US"/>
-        </w:rPr>
-      </w:pPr>
-      <w:r>
-        <w:rPr>
-          <w:lang w:val="en-US"/>
-        </w:rPr>
-        <w:t xml:space="preserve">        </w:t>
-      </w:r>
-      <w:proofErr w:type="spellStart"/>
-      <w:r>
-        <w:rPr>
-          <w:lang w:val="en-US"/>
-        </w:rPr>
-        <w:t>builder.Property</w:t>
-      </w:r>
-      <w:proofErr w:type="spellEnd"/>
-      <w:r>
-        <w:rPr>
-          <w:lang w:val="en-US"/>
-        </w:rPr>
-        <w:t xml:space="preserve">(x =&gt; </w:t>
-      </w:r>
-      <w:proofErr w:type="spellStart"/>
-      <w:r>
-        <w:rPr>
-          <w:lang w:val="en-US"/>
-        </w:rPr>
-        <w:t>x.Role</w:t>
-      </w:r>
-      <w:proofErr w:type="spellEnd"/>
-      <w:r>
-        <w:rPr>
-          <w:lang w:val="en-US"/>
-        </w:rPr>
-        <w:t>)</w:t>
-      </w:r>
-    </w:p>
-    <w:p>
-      <w:pPr>
-        <w:pStyle w:val="code"/>
-        <w:rPr>
-          <w:lang w:val="en-US"/>
-        </w:rPr>
-      </w:pPr>
-      <w:r>
-        <w:rPr>
-          <w:lang w:val="en-US"/>
-        </w:rPr>
-        <w:t xml:space="preserve">            .</w:t>
-      </w:r>
-      <w:proofErr w:type="spellStart"/>
-      <w:r>
-        <w:rPr>
-          <w:lang w:val="en-US"/>
-        </w:rPr>
-        <w:t>IsRequired</w:t>
-      </w:r>
-      <w:proofErr w:type="spellEnd"/>
-      <w:r>
-        <w:rPr>
-          <w:lang w:val="en-US"/>
-        </w:rPr>
-        <w:t>();</w:t>
-      </w:r>
-    </w:p>
-    <w:p>
-      <w:pPr>
-        <w:pStyle w:val="code"/>
-        <w:rPr>
-          <w:lang w:val="en-US"/>
-        </w:rPr>
-      </w:pPr>
-    </w:p>
-    <w:p>
-      <w:pPr>
-        <w:pStyle w:val="code"/>
-        <w:rPr>
-          <w:lang w:val="en-US"/>
-        </w:rPr>
-      </w:pPr>
-      <w:r>
-        <w:rPr>
-          <w:lang w:val="en-US"/>
-        </w:rPr>
-        <w:t xml:space="preserve">        </w:t>
-      </w:r>
-      <w:proofErr w:type="spellStart"/>
-      <w:r>
-        <w:rPr>
-          <w:lang w:val="en-US"/>
-        </w:rPr>
-        <w:t>builder.HasIndex</w:t>
-      </w:r>
-      <w:proofErr w:type="spellEnd"/>
-      <w:r>
-        <w:rPr>
-          <w:lang w:val="en-US"/>
-        </w:rPr>
-        <w:t xml:space="preserve">(x =&gt; </w:t>
-      </w:r>
-      <w:proofErr w:type="spellStart"/>
-      <w:r>
-        <w:rPr>
-          <w:lang w:val="en-US"/>
-        </w:rPr>
-        <w:t>x.Email</w:t>
-      </w:r>
-      <w:proofErr w:type="spellEnd"/>
-      <w:r>
-        <w:rPr>
-          <w:lang w:val="en-US"/>
-        </w:rPr>
-        <w:t>)</w:t>
-      </w:r>
-    </w:p>
-    <w:p>
-      <w:pPr>
-        <w:pStyle w:val="code"/>
-        <w:rPr>
-          <w:lang w:val="en-US"/>
-        </w:rPr>
-      </w:pPr>
-      <w:r>
-        <w:rPr>
-          <w:lang w:val="en-US"/>
-        </w:rPr>
-        <w:t xml:space="preserve">            .</w:t>
-      </w:r>
-      <w:proofErr w:type="spellStart"/>
-      <w:r>
-        <w:rPr>
-          <w:lang w:val="en-US"/>
-        </w:rPr>
-        <w:t>IsUnique</w:t>
-      </w:r>
-      <w:proofErr w:type="spellEnd"/>
-      <w:r>
-        <w:rPr>
-          <w:lang w:val="en-US"/>
-        </w:rPr>
-        <w:t>();</w:t>
-      </w:r>
-    </w:p>
-    <w:p>
-      <w:pPr>
-        <w:pStyle w:val="code"/>
-        <w:rPr>
-          <w:lang w:val="en-US"/>
-        </w:rPr>
-      </w:pPr>
-    </w:p>
-    <w:p>
-      <w:pPr>
-        <w:pStyle w:val="code"/>
-        <w:rPr>
-          <w:lang w:val="en-US"/>
-        </w:rPr>
-      </w:pPr>
-      <w:r>
-        <w:rPr>
-          <w:lang w:val="en-US"/>
-        </w:rPr>
-        <w:t xml:space="preserve">        </w:t>
-      </w:r>
-      <w:proofErr w:type="spellStart"/>
-      <w:r>
-        <w:rPr>
-          <w:lang w:val="en-US"/>
-        </w:rPr>
-        <w:t>builder.AddAudit</w:t>
-      </w:r>
-      <w:proofErr w:type="spellEnd"/>
-      <w:r>
-        <w:rPr>
-          <w:lang w:val="en-US"/>
-        </w:rPr>
-        <w:t>();</w:t>
-      </w:r>
-    </w:p>
-    <w:p>
-      <w:pPr>
-        <w:pStyle w:val="code"/>
-        <w:rPr>
-          <w:lang w:val="en-US"/>
-        </w:rPr>
-      </w:pPr>
-      <w:r>
-        <w:rPr>
-          <w:lang w:val="en-US"/>
-        </w:rPr>
-        <w:t xml:space="preserve">    }</w:t>
-      </w:r>
-    </w:p>
-    <w:p>
-      <w:pPr>
-        <w:pStyle w:val="code"/>
-        <w:rPr>
-          <w:lang w:val="en-US"/>
-        </w:rPr>
-      </w:pPr>
-      <w:r>
-        <w:rPr>
-          <w:lang w:val="en-US"/>
-        </w:rPr>
-        <w:t>}</w:t>
-      </w:r>
-    </w:p>
-    <w:p>
-      <w:pPr>
-        <w:pStyle w:val="listing"/>
-      </w:pPr>
-      <w:r>
-        <w:rPr>
-          <w:lang w:val="ru-RU"/>
-        </w:rPr>
-        <w:t>Листинг</w:t>
-      </w:r>
-      <w:r>
-        <w:t xml:space="preserve"> </w:t>
-      </w:r>
       <w:r>
         <w:rPr>
           <w:lang w:val="ru-RU"/>
@@ -32169,13 +32007,7 @@
         <w:t>Б</w:t>
       </w:r>
       <w:r>
-        <w:t>.</w:t>
-      </w:r>
-      <w:r>
-        <w:t>2</w:t>
-      </w:r>
-      <w:r>
-        <w:t xml:space="preserve"> — </w:t>
+        <w:t xml:space="preserve">.2 — </w:t>
       </w:r>
       <w:proofErr w:type="spellStart"/>
       <w:r>
@@ -33543,6 +33375,9 @@
     <w:p>
       <w:pPr>
         <w:pStyle w:val="code"/>
+        <w:rPr>
+          <w:lang w:val="en-US"/>
+        </w:rPr>
       </w:pPr>
       <w:r>
         <w:rPr>
@@ -33552,26 +33387,44 @@
       </w:r>
       <w:proofErr w:type="spellStart"/>
       <w:r>
+        <w:rPr>
+          <w:lang w:val="en-US"/>
+        </w:rPr>
         <w:t>builder.AddAudit</w:t>
       </w:r>
       <w:proofErr w:type="spellEnd"/>
       <w:r>
+        <w:rPr>
+          <w:lang w:val="en-US"/>
+        </w:rPr>
         <w:t>();</w:t>
       </w:r>
     </w:p>
     <w:p>
       <w:pPr>
         <w:pStyle w:val="code"/>
-      </w:pPr>
-      <w:r>
+        <w:rPr>
+          <w:lang w:val="en-US"/>
+        </w:rPr>
+      </w:pPr>
+      <w:r>
+        <w:rPr>
+          <w:lang w:val="en-US"/>
+        </w:rPr>
         <w:t xml:space="preserve">    }</w:t>
       </w:r>
     </w:p>
     <w:p>
       <w:pPr>
         <w:pStyle w:val="code"/>
-      </w:pPr>
-      <w:r>
+        <w:rPr>
+          <w:lang w:val="en-US"/>
+        </w:rPr>
+      </w:pPr>
+      <w:r>
+        <w:rPr>
+          <w:lang w:val="en-US"/>
+        </w:rPr>
         <w:t>}</w:t>
       </w:r>
     </w:p>
@@ -33595,13 +33448,7 @@
         <w:t>Б</w:t>
       </w:r>
       <w:r>
-        <w:t>.</w:t>
-      </w:r>
-      <w:r>
-        <w:t>3</w:t>
-      </w:r>
-      <w:r>
-        <w:t xml:space="preserve"> — </w:t>
+        <w:t xml:space="preserve">.3 — </w:t>
       </w:r>
       <w:proofErr w:type="spellStart"/>
       <w:r>
@@ -34596,13 +34443,7 @@
         <w:t>Б</w:t>
       </w:r>
       <w:r>
-        <w:t>.</w:t>
-      </w:r>
-      <w:r>
-        <w:t>4</w:t>
-      </w:r>
-      <w:r>
-        <w:t xml:space="preserve"> — </w:t>
+        <w:t xml:space="preserve">.4 — </w:t>
       </w:r>
       <w:proofErr w:type="spellStart"/>
       <w:r>
@@ -35199,6 +35040,9 @@
     <w:p>
       <w:pPr>
         <w:pStyle w:val="code"/>
+        <w:rPr>
+          <w:lang w:val="en-US"/>
+        </w:rPr>
       </w:pPr>
       <w:r>
         <w:rPr>
@@ -35241,13 +35085,7 @@
         <w:t>Б</w:t>
       </w:r>
       <w:r>
-        <w:t>.</w:t>
-      </w:r>
-      <w:r>
-        <w:t>5</w:t>
-      </w:r>
-      <w:r>
-        <w:t xml:space="preserve"> — </w:t>
+        <w:t xml:space="preserve">.5 — </w:t>
       </w:r>
       <w:proofErr w:type="spellStart"/>
       <w:r>
@@ -35725,6 +35563,9 @@
     <w:p>
       <w:pPr>
         <w:pStyle w:val="code"/>
+        <w:rPr>
+          <w:lang w:val="en-US"/>
+        </w:rPr>
       </w:pPr>
       <w:r>
         <w:rPr>
@@ -35733,70 +35574,121 @@
         <w:t xml:space="preserve">            </w:t>
       </w:r>
       <w:r>
+        <w:rPr>
+          <w:lang w:val="en-US"/>
+        </w:rPr>
         <w:t>.</w:t>
       </w:r>
       <w:proofErr w:type="spellStart"/>
       <w:r>
+        <w:rPr>
+          <w:lang w:val="en-US"/>
+        </w:rPr>
         <w:t>HasColumnType</w:t>
       </w:r>
       <w:proofErr w:type="spellEnd"/>
       <w:r>
+        <w:rPr>
+          <w:lang w:val="en-US"/>
+        </w:rPr>
         <w:t>("</w:t>
       </w:r>
       <w:proofErr w:type="spellStart"/>
       <w:r>
+        <w:rPr>
+          <w:lang w:val="en-US"/>
+        </w:rPr>
         <w:t>timestamptz</w:t>
       </w:r>
       <w:proofErr w:type="spellEnd"/>
       <w:r>
+        <w:rPr>
+          <w:lang w:val="en-US"/>
+        </w:rPr>
         <w:t>")</w:t>
       </w:r>
     </w:p>
     <w:p>
       <w:pPr>
         <w:pStyle w:val="code"/>
-      </w:pPr>
-      <w:r>
+        <w:rPr>
+          <w:lang w:val="en-US"/>
+        </w:rPr>
+      </w:pPr>
+      <w:r>
+        <w:rPr>
+          <w:lang w:val="en-US"/>
+        </w:rPr>
         <w:t xml:space="preserve">            .</w:t>
       </w:r>
       <w:proofErr w:type="spellStart"/>
       <w:r>
+        <w:rPr>
+          <w:lang w:val="en-US"/>
+        </w:rPr>
         <w:t>HasPrecision</w:t>
       </w:r>
       <w:proofErr w:type="spellEnd"/>
       <w:r>
+        <w:rPr>
+          <w:lang w:val="en-US"/>
+        </w:rPr>
         <w:t>(0)</w:t>
       </w:r>
     </w:p>
     <w:p>
       <w:pPr>
         <w:pStyle w:val="code"/>
-      </w:pPr>
-      <w:r>
+        <w:rPr>
+          <w:lang w:val="en-US"/>
+        </w:rPr>
+      </w:pPr>
+      <w:r>
+        <w:rPr>
+          <w:lang w:val="en-US"/>
+        </w:rPr>
         <w:t xml:space="preserve">            .</w:t>
       </w:r>
       <w:proofErr w:type="spellStart"/>
       <w:r>
+        <w:rPr>
+          <w:lang w:val="en-US"/>
+        </w:rPr>
         <w:t>IsRequired</w:t>
       </w:r>
       <w:proofErr w:type="spellEnd"/>
       <w:r>
+        <w:rPr>
+          <w:lang w:val="en-US"/>
+        </w:rPr>
         <w:t>();</w:t>
       </w:r>
     </w:p>
     <w:p>
       <w:pPr>
         <w:pStyle w:val="code"/>
-      </w:pPr>
-      <w:r>
+        <w:rPr>
+          <w:lang w:val="en-US"/>
+        </w:rPr>
+      </w:pPr>
+      <w:r>
+        <w:rPr>
+          <w:lang w:val="en-US"/>
+        </w:rPr>
         <w:t xml:space="preserve">    }</w:t>
       </w:r>
     </w:p>
     <w:p>
       <w:pPr>
         <w:pStyle w:val="code"/>
-      </w:pPr>
-      <w:r>
+        <w:rPr>
+          <w:lang w:val="en-US"/>
+        </w:rPr>
+      </w:pPr>
+      <w:r>
+        <w:rPr>
+          <w:lang w:val="en-US"/>
+        </w:rPr>
         <w:t>}</w:t>
       </w:r>
     </w:p>
@@ -35820,13 +35712,7 @@
         <w:t>Б</w:t>
       </w:r>
       <w:r>
-        <w:t>.</w:t>
-      </w:r>
-      <w:r>
-        <w:t>6</w:t>
-      </w:r>
-      <w:r>
-        <w:t xml:space="preserve"> — </w:t>
+        <w:t xml:space="preserve">.6 — </w:t>
       </w:r>
       <w:proofErr w:type="spellStart"/>
       <w:r>
@@ -36395,6 +36281,9 @@
     <w:p>
       <w:pPr>
         <w:pStyle w:val="code"/>
+        <w:rPr>
+          <w:lang w:val="en-US"/>
+        </w:rPr>
       </w:pPr>
       <w:r>
         <w:rPr>
@@ -36403,14 +36292,23 @@
         <w:t xml:space="preserve">    </w:t>
       </w:r>
       <w:r>
+        <w:rPr>
+          <w:lang w:val="en-US"/>
+        </w:rPr>
         <w:t>}</w:t>
       </w:r>
     </w:p>
     <w:p>
       <w:pPr>
         <w:pStyle w:val="code"/>
-      </w:pPr>
-      <w:r>
+        <w:rPr>
+          <w:lang w:val="en-US"/>
+        </w:rPr>
+      </w:pPr>
+      <w:r>
+        <w:rPr>
+          <w:lang w:val="en-US"/>
+        </w:rPr>
         <w:t>}</w:t>
       </w:r>
     </w:p>
@@ -36434,13 +36332,7 @@
         <w:t>Б</w:t>
       </w:r>
       <w:r>
-        <w:t>.</w:t>
-      </w:r>
-      <w:r>
-        <w:t>7</w:t>
-      </w:r>
-      <w:r>
-        <w:t xml:space="preserve"> — </w:t>
+        <w:t xml:space="preserve">.7 — </w:t>
       </w:r>
       <w:proofErr w:type="spellStart"/>
       <w:r>
@@ -42677,8 +42569,8 @@
   <w:style w:type="character" w:default="1" w:styleId="a0">
     <w:name w:val="Default Paragraph Font"/>
     <w:uiPriority w:val="1"/>
+    <w:semiHidden/>
     <w:unhideWhenUsed/>
-    <w:rsid w:val="00C53816"/>
   </w:style>
   <w:style w:type="table" w:default="1" w:styleId="a1">
     <w:name w:val="Normal Table"/>
@@ -42700,7 +42592,6 @@
     <w:uiPriority w:val="99"/>
     <w:semiHidden/>
     <w:unhideWhenUsed/>
-    <w:rsid w:val="00C53816"/>
   </w:style>
   <w:style w:type="paragraph" w:customStyle="1" w:styleId="red">
     <w:name w:val="red"/>

--- a/Lantsov_VKR.docx
+++ b/Lantsov_VKR.docx
@@ -1192,2801 +1192,7 @@
         </w:rPr>
       </w:pPr>
     </w:p>
-    <w:p>
-      <w:pPr>
-        <w:spacing w:line="240" w:lineRule="auto"/>
-        <w:ind w:right="-1"/>
-        <w:jc w:val="center"/>
-        <w:rPr>
-          <w:color w:val="auto"/>
-          <w:szCs w:val="28"/>
-        </w:rPr>
-      </w:pPr>
-      <w:bookmarkStart w:id="1" w:name="_Toc6089"/>
-      <w:r>
-        <w:rPr>
-          <w:color w:val="auto"/>
-          <w:szCs w:val="28"/>
-        </w:rPr>
-        <w:lastRenderedPageBreak/>
-        <w:t>Министерство науки и высшего образования Российской Федерации</w:t>
-      </w:r>
-    </w:p>
-    <w:p>
-      <w:pPr>
-        <w:spacing w:line="240" w:lineRule="auto"/>
-        <w:ind w:right="-1"/>
-        <w:jc w:val="center"/>
-        <w:rPr>
-          <w:color w:val="auto"/>
-          <w:szCs w:val="28"/>
-        </w:rPr>
-      </w:pPr>
-      <w:r>
-        <w:rPr>
-          <w:color w:val="auto"/>
-          <w:szCs w:val="28"/>
-        </w:rPr>
-        <w:t>федеральное государственное автономное образовательное учреждение высшего образования</w:t>
-      </w:r>
-    </w:p>
-    <w:p>
-      <w:pPr>
-        <w:spacing w:line="240" w:lineRule="auto"/>
-        <w:ind w:right="-1"/>
-        <w:jc w:val="center"/>
-        <w:rPr>
-          <w:color w:val="auto"/>
-          <w:szCs w:val="28"/>
-        </w:rPr>
-      </w:pPr>
-      <w:r>
-        <w:rPr>
-          <w:color w:val="auto"/>
-          <w:szCs w:val="28"/>
-        </w:rPr>
-        <w:t>«Санкт-Петербургский политехнический университет Петра Великого»</w:t>
-      </w:r>
-    </w:p>
-    <w:p>
-      <w:pPr>
-        <w:spacing w:line="240" w:lineRule="auto"/>
-        <w:ind w:right="-329"/>
-        <w:jc w:val="center"/>
-        <w:rPr>
-          <w:color w:val="auto"/>
-          <w:szCs w:val="28"/>
-        </w:rPr>
-      </w:pPr>
-      <w:r>
-        <w:rPr>
-          <w:color w:val="auto"/>
-          <w:szCs w:val="28"/>
-        </w:rPr>
-        <w:t>Институт среднего профессионального образования</w:t>
-      </w:r>
-    </w:p>
-    <w:p>
-      <w:pPr>
-        <w:widowControl w:val="0"/>
-        <w:overflowPunct w:val="0"/>
-        <w:spacing w:line="240" w:lineRule="auto"/>
-        <w:jc w:val="center"/>
-        <w:textAlignment w:val="baseline"/>
-        <w:rPr>
-          <w:color w:val="auto"/>
-          <w:sz w:val="32"/>
-          <w:szCs w:val="28"/>
-        </w:rPr>
-      </w:pPr>
-    </w:p>
-    <w:p>
-      <w:pPr>
-        <w:spacing w:line="240" w:lineRule="auto"/>
-        <w:ind w:left="5954"/>
-        <w:jc w:val="left"/>
-        <w:rPr>
-          <w:color w:val="auto"/>
-          <w:szCs w:val="28"/>
-        </w:rPr>
-      </w:pPr>
-      <w:r>
-        <w:rPr>
-          <w:color w:val="auto"/>
-          <w:szCs w:val="28"/>
-        </w:rPr>
-        <w:t>УТВЕРЖДАЮ</w:t>
-      </w:r>
-    </w:p>
-    <w:p>
-      <w:pPr>
-        <w:spacing w:line="240" w:lineRule="auto"/>
-        <w:ind w:left="5954"/>
-        <w:jc w:val="left"/>
-        <w:rPr>
-          <w:color w:val="auto"/>
-          <w:szCs w:val="28"/>
-        </w:rPr>
-      </w:pPr>
-      <w:r>
-        <w:rPr>
-          <w:color w:val="auto"/>
-          <w:szCs w:val="28"/>
-        </w:rPr>
-        <w:t>Руководитель</w:t>
-      </w:r>
-    </w:p>
-    <w:p>
-      <w:pPr>
-        <w:spacing w:line="240" w:lineRule="auto"/>
-        <w:ind w:left="5954"/>
-        <w:jc w:val="left"/>
-        <w:rPr>
-          <w:color w:val="auto"/>
-          <w:szCs w:val="28"/>
-        </w:rPr>
-      </w:pPr>
-      <w:r>
-        <w:rPr>
-          <w:color w:val="auto"/>
-          <w:szCs w:val="28"/>
-        </w:rPr>
-        <w:t>Дирекции образовательных программ</w:t>
-      </w:r>
-    </w:p>
-    <w:p>
-      <w:pPr>
-        <w:spacing w:line="240" w:lineRule="auto"/>
-        <w:ind w:left="5954"/>
-        <w:jc w:val="left"/>
-        <w:rPr>
-          <w:color w:val="auto"/>
-          <w:szCs w:val="28"/>
-        </w:rPr>
-      </w:pPr>
-      <w:r>
-        <w:rPr>
-          <w:color w:val="auto"/>
-          <w:szCs w:val="28"/>
-        </w:rPr>
-        <w:t>___________ И.М. Зайченко</w:t>
-      </w:r>
-    </w:p>
-    <w:p>
-      <w:pPr>
-        <w:spacing w:line="240" w:lineRule="auto"/>
-        <w:ind w:left="5954"/>
-        <w:jc w:val="left"/>
-        <w:rPr>
-          <w:color w:val="auto"/>
-          <w:szCs w:val="28"/>
-        </w:rPr>
-      </w:pPr>
-      <w:r>
-        <w:rPr>
-          <w:color w:val="auto"/>
-          <w:szCs w:val="28"/>
-        </w:rPr>
-        <w:t>«____» ___________ 2026 г.</w:t>
-      </w:r>
-    </w:p>
-    <w:p>
-      <w:pPr>
-        <w:widowControl w:val="0"/>
-        <w:tabs>
-          <w:tab w:val="left" w:pos="5670"/>
-        </w:tabs>
-        <w:spacing w:before="130" w:line="403" w:lineRule="exact"/>
-        <w:jc w:val="left"/>
-        <w:rPr>
-          <w:color w:val="auto"/>
-          <w:sz w:val="24"/>
-          <w:szCs w:val="24"/>
-        </w:rPr>
-      </w:pPr>
-    </w:p>
-    <w:p>
-      <w:pPr>
-        <w:widowControl w:val="0"/>
-        <w:spacing w:line="240" w:lineRule="exact"/>
-        <w:ind w:left="2779" w:right="2640"/>
-        <w:jc w:val="center"/>
-        <w:rPr>
-          <w:color w:val="auto"/>
-          <w:sz w:val="24"/>
-          <w:szCs w:val="24"/>
-        </w:rPr>
-      </w:pPr>
-    </w:p>
-    <w:p>
-      <w:pPr>
-        <w:widowControl w:val="0"/>
-        <w:spacing w:before="91" w:line="322" w:lineRule="exact"/>
-        <w:jc w:val="center"/>
-        <w:rPr>
-          <w:b/>
-          <w:bCs/>
-          <w:color w:val="auto"/>
-          <w:sz w:val="24"/>
-          <w:szCs w:val="24"/>
-        </w:rPr>
-      </w:pPr>
-      <w:r>
-        <w:rPr>
-          <w:b/>
-          <w:bCs/>
-          <w:color w:val="auto"/>
-          <w:sz w:val="24"/>
-          <w:szCs w:val="24"/>
-        </w:rPr>
-        <w:t>ЗАДАНИЕ</w:t>
-      </w:r>
-    </w:p>
-    <w:p>
-      <w:pPr>
-        <w:widowControl w:val="0"/>
-        <w:tabs>
-          <w:tab w:val="left" w:pos="9923"/>
-        </w:tabs>
-        <w:spacing w:before="91" w:line="322" w:lineRule="exact"/>
-        <w:jc w:val="center"/>
-        <w:rPr>
-          <w:b/>
-          <w:bCs/>
-          <w:color w:val="auto"/>
-          <w:sz w:val="24"/>
-          <w:szCs w:val="24"/>
-        </w:rPr>
-      </w:pPr>
-      <w:r>
-        <w:rPr>
-          <w:b/>
-          <w:bCs/>
-          <w:color w:val="auto"/>
-          <w:sz w:val="24"/>
-          <w:szCs w:val="24"/>
-        </w:rPr>
-        <w:t xml:space="preserve">на выполнение </w:t>
-      </w:r>
-      <w:r>
-        <w:rPr>
-          <w:b/>
-          <w:color w:val="auto"/>
-          <w:sz w:val="24"/>
-          <w:szCs w:val="24"/>
-        </w:rPr>
-        <w:t>дипломного проекта</w:t>
-      </w:r>
-    </w:p>
-    <w:tbl>
-      <w:tblPr>
-        <w:tblW w:w="0" w:type="auto"/>
-        <w:tblLook w:val="04A0" w:firstRow="1" w:lastRow="0" w:firstColumn="1" w:lastColumn="0" w:noHBand="0" w:noVBand="1"/>
-      </w:tblPr>
-      <w:tblGrid>
-        <w:gridCol w:w="1739"/>
-        <w:gridCol w:w="7616"/>
-      </w:tblGrid>
-      <w:tr>
-        <w:tc>
-          <w:tcPr>
-            <w:tcW w:w="1130" w:type="dxa"/>
-          </w:tcPr>
-          <w:p>
-            <w:pPr>
-              <w:widowControl w:val="0"/>
-              <w:tabs>
-                <w:tab w:val="left" w:pos="9923"/>
-              </w:tabs>
-              <w:spacing w:before="91" w:line="322" w:lineRule="exact"/>
-              <w:jc w:val="center"/>
-              <w:rPr>
-                <w:b/>
-                <w:bCs/>
-                <w:color w:val="auto"/>
-                <w:sz w:val="24"/>
-                <w:szCs w:val="24"/>
-              </w:rPr>
-            </w:pPr>
-            <w:r>
-              <w:rPr>
-                <w:color w:val="auto"/>
-                <w:sz w:val="24"/>
-                <w:szCs w:val="24"/>
-              </w:rPr>
-              <w:t>студенту</w:t>
-            </w:r>
-          </w:p>
-        </w:tc>
-        <w:tc>
-          <w:tcPr>
-            <w:tcW w:w="8215" w:type="dxa"/>
-            <w:tcBorders>
-              <w:bottom w:val="single" w:sz="4" w:space="0" w:color="auto"/>
-            </w:tcBorders>
-          </w:tcPr>
-          <w:p>
-            <w:pPr>
-              <w:widowControl w:val="0"/>
-              <w:tabs>
-                <w:tab w:val="left" w:pos="9923"/>
-              </w:tabs>
-              <w:spacing w:before="91" w:line="322" w:lineRule="exact"/>
-              <w:jc w:val="left"/>
-              <w:rPr>
-                <w:b/>
-                <w:bCs/>
-                <w:color w:val="auto"/>
-                <w:sz w:val="24"/>
-                <w:szCs w:val="24"/>
-              </w:rPr>
-            </w:pPr>
-            <w:r>
-              <w:rPr>
-                <w:b/>
-                <w:bCs/>
-                <w:color w:val="auto"/>
-                <w:sz w:val="24"/>
-                <w:szCs w:val="24"/>
-              </w:rPr>
-              <w:t>Ланцов Кирилл Андреевич</w:t>
-            </w:r>
-          </w:p>
-        </w:tc>
-      </w:tr>
-      <w:tr>
-        <w:trPr>
-          <w:trHeight w:val="172"/>
-        </w:trPr>
-        <w:tc>
-          <w:tcPr>
-            <w:tcW w:w="1130" w:type="dxa"/>
-          </w:tcPr>
-          <w:p>
-            <w:pPr>
-              <w:widowControl w:val="0"/>
-              <w:tabs>
-                <w:tab w:val="left" w:pos="9923"/>
-              </w:tabs>
-              <w:spacing w:before="91" w:line="322" w:lineRule="exact"/>
-              <w:jc w:val="center"/>
-              <w:rPr>
-                <w:color w:val="auto"/>
-                <w:sz w:val="24"/>
-                <w:szCs w:val="24"/>
-              </w:rPr>
-            </w:pPr>
-          </w:p>
-        </w:tc>
-        <w:tc>
-          <w:tcPr>
-            <w:tcW w:w="8215" w:type="dxa"/>
-            <w:tcBorders>
-              <w:top w:val="single" w:sz="4" w:space="0" w:color="auto"/>
-            </w:tcBorders>
-          </w:tcPr>
-          <w:p>
-            <w:pPr>
-              <w:widowControl w:val="0"/>
-              <w:spacing w:line="20" w:lineRule="atLeast"/>
-              <w:jc w:val="center"/>
-              <w:rPr>
-                <w:b/>
-                <w:bCs/>
-                <w:color w:val="auto"/>
-                <w:sz w:val="24"/>
-                <w:szCs w:val="24"/>
-              </w:rPr>
-            </w:pPr>
-            <w:r>
-              <w:rPr>
-                <w:color w:val="auto"/>
-                <w:sz w:val="20"/>
-                <w:szCs w:val="32"/>
-              </w:rPr>
-              <w:t>фамилия, имя, отчество (при наличии)</w:t>
-            </w:r>
-          </w:p>
-        </w:tc>
-      </w:tr>
-      <w:tr>
-        <w:tblPrEx>
-          <w:tblBorders>
-            <w:top w:val="single" w:sz="4" w:space="0" w:color="auto"/>
-            <w:left w:val="single" w:sz="4" w:space="0" w:color="auto"/>
-            <w:bottom w:val="single" w:sz="4" w:space="0" w:color="auto"/>
-            <w:right w:val="single" w:sz="4" w:space="0" w:color="auto"/>
-            <w:insideH w:val="single" w:sz="4" w:space="0" w:color="auto"/>
-            <w:insideV w:val="single" w:sz="4" w:space="0" w:color="auto"/>
-          </w:tblBorders>
-        </w:tblPrEx>
-        <w:trPr>
-          <w:trHeight w:val="174"/>
-        </w:trPr>
-        <w:tc>
-          <w:tcPr>
-            <w:tcW w:w="1130" w:type="dxa"/>
-            <w:tcBorders>
-              <w:top w:val="nil"/>
-              <w:left w:val="nil"/>
-              <w:bottom w:val="nil"/>
-              <w:right w:val="nil"/>
-            </w:tcBorders>
-          </w:tcPr>
-          <w:p>
-            <w:pPr>
-              <w:widowControl w:val="0"/>
-              <w:tabs>
-                <w:tab w:val="left" w:pos="9923"/>
-              </w:tabs>
-              <w:spacing w:before="91" w:line="322" w:lineRule="exact"/>
-              <w:jc w:val="center"/>
-              <w:rPr>
-                <w:b/>
-                <w:bCs/>
-                <w:color w:val="auto"/>
-                <w:sz w:val="24"/>
-                <w:szCs w:val="24"/>
-              </w:rPr>
-            </w:pPr>
-            <w:r>
-              <w:rPr>
-                <w:color w:val="auto"/>
-                <w:sz w:val="24"/>
-                <w:szCs w:val="24"/>
-              </w:rPr>
-              <w:t>группы</w:t>
-            </w:r>
-          </w:p>
-        </w:tc>
-        <w:tc>
-          <w:tcPr>
-            <w:tcW w:w="8215" w:type="dxa"/>
-            <w:tcBorders>
-              <w:top w:val="nil"/>
-              <w:left w:val="nil"/>
-              <w:bottom w:val="single" w:sz="4" w:space="0" w:color="auto"/>
-              <w:right w:val="nil"/>
-            </w:tcBorders>
-          </w:tcPr>
-          <w:p>
-            <w:pPr>
-              <w:widowControl w:val="0"/>
-              <w:tabs>
-                <w:tab w:val="left" w:pos="9923"/>
-              </w:tabs>
-              <w:spacing w:before="91" w:line="322" w:lineRule="exact"/>
-              <w:jc w:val="left"/>
-              <w:rPr>
-                <w:b/>
-                <w:bCs/>
-                <w:color w:val="auto"/>
-                <w:sz w:val="24"/>
-                <w:szCs w:val="24"/>
-              </w:rPr>
-            </w:pPr>
-            <w:r>
-              <w:rPr>
-                <w:b/>
-                <w:bCs/>
-                <w:color w:val="auto"/>
-                <w:sz w:val="24"/>
-                <w:szCs w:val="24"/>
-              </w:rPr>
-              <w:t>22290907/1094</w:t>
-            </w:r>
-          </w:p>
-        </w:tc>
-      </w:tr>
-      <w:tr>
-        <w:tblPrEx>
-          <w:tblBorders>
-            <w:top w:val="single" w:sz="4" w:space="0" w:color="auto"/>
-            <w:left w:val="single" w:sz="4" w:space="0" w:color="auto"/>
-            <w:bottom w:val="single" w:sz="4" w:space="0" w:color="auto"/>
-            <w:right w:val="single" w:sz="4" w:space="0" w:color="auto"/>
-            <w:insideH w:val="single" w:sz="4" w:space="0" w:color="auto"/>
-            <w:insideV w:val="single" w:sz="4" w:space="0" w:color="auto"/>
-          </w:tblBorders>
-        </w:tblPrEx>
-        <w:trPr>
-          <w:trHeight w:val="20"/>
-        </w:trPr>
-        <w:tc>
-          <w:tcPr>
-            <w:tcW w:w="1130" w:type="dxa"/>
-            <w:tcBorders>
-              <w:top w:val="nil"/>
-              <w:left w:val="nil"/>
-              <w:bottom w:val="nil"/>
-              <w:right w:val="nil"/>
-            </w:tcBorders>
-          </w:tcPr>
-          <w:p>
-            <w:pPr>
-              <w:widowControl w:val="0"/>
-              <w:tabs>
-                <w:tab w:val="left" w:pos="9923"/>
-              </w:tabs>
-              <w:spacing w:before="91" w:line="322" w:lineRule="exact"/>
-              <w:jc w:val="center"/>
-              <w:rPr>
-                <w:color w:val="auto"/>
-                <w:sz w:val="24"/>
-                <w:szCs w:val="24"/>
-              </w:rPr>
-            </w:pPr>
-          </w:p>
-        </w:tc>
-        <w:tc>
-          <w:tcPr>
-            <w:tcW w:w="8215" w:type="dxa"/>
-            <w:tcBorders>
-              <w:top w:val="single" w:sz="4" w:space="0" w:color="auto"/>
-              <w:left w:val="nil"/>
-              <w:bottom w:val="nil"/>
-              <w:right w:val="nil"/>
-            </w:tcBorders>
-          </w:tcPr>
-          <w:p>
-            <w:pPr>
-              <w:widowControl w:val="0"/>
-              <w:tabs>
-                <w:tab w:val="left" w:leader="underscore" w:pos="7334"/>
-              </w:tabs>
-              <w:spacing w:line="240" w:lineRule="auto"/>
-              <w:jc w:val="center"/>
-              <w:rPr>
-                <w:b/>
-                <w:bCs/>
-                <w:color w:val="auto"/>
-                <w:sz w:val="24"/>
-                <w:szCs w:val="24"/>
-              </w:rPr>
-            </w:pPr>
-            <w:r>
-              <w:rPr>
-                <w:color w:val="auto"/>
-                <w:sz w:val="20"/>
-                <w:szCs w:val="32"/>
-              </w:rPr>
-              <w:t>номер группы</w:t>
-            </w:r>
-          </w:p>
-        </w:tc>
-      </w:tr>
-      <w:tr>
-        <w:tblPrEx>
-          <w:tblBorders>
-            <w:top w:val="single" w:sz="4" w:space="0" w:color="auto"/>
-            <w:left w:val="single" w:sz="4" w:space="0" w:color="auto"/>
-            <w:bottom w:val="single" w:sz="4" w:space="0" w:color="auto"/>
-            <w:right w:val="single" w:sz="4" w:space="0" w:color="auto"/>
-            <w:insideH w:val="single" w:sz="4" w:space="0" w:color="auto"/>
-            <w:insideV w:val="single" w:sz="4" w:space="0" w:color="auto"/>
-          </w:tblBorders>
-        </w:tblPrEx>
-        <w:tc>
-          <w:tcPr>
-            <w:tcW w:w="1130" w:type="dxa"/>
-            <w:tcBorders>
-              <w:top w:val="nil"/>
-              <w:left w:val="nil"/>
-              <w:bottom w:val="nil"/>
-              <w:right w:val="nil"/>
-            </w:tcBorders>
-          </w:tcPr>
-          <w:p>
-            <w:pPr>
-              <w:widowControl w:val="0"/>
-              <w:tabs>
-                <w:tab w:val="left" w:pos="9923"/>
-              </w:tabs>
-              <w:spacing w:before="91" w:line="322" w:lineRule="exact"/>
-              <w:jc w:val="center"/>
-              <w:rPr>
-                <w:b/>
-                <w:bCs/>
-                <w:color w:val="auto"/>
-                <w:sz w:val="24"/>
-                <w:szCs w:val="24"/>
-              </w:rPr>
-            </w:pPr>
-            <w:r>
-              <w:rPr>
-                <w:color w:val="auto"/>
-                <w:sz w:val="24"/>
-                <w:szCs w:val="24"/>
-              </w:rPr>
-              <w:t>специальности</w:t>
-            </w:r>
-          </w:p>
-        </w:tc>
-        <w:tc>
-          <w:tcPr>
-            <w:tcW w:w="8215" w:type="dxa"/>
-            <w:tcBorders>
-              <w:top w:val="nil"/>
-              <w:left w:val="nil"/>
-              <w:bottom w:val="single" w:sz="4" w:space="0" w:color="auto"/>
-              <w:right w:val="nil"/>
-            </w:tcBorders>
-          </w:tcPr>
-          <w:p>
-            <w:pPr>
-              <w:widowControl w:val="0"/>
-              <w:tabs>
-                <w:tab w:val="left" w:pos="9923"/>
-              </w:tabs>
-              <w:spacing w:before="91" w:line="322" w:lineRule="exact"/>
-              <w:jc w:val="left"/>
-              <w:rPr>
-                <w:b/>
-                <w:bCs/>
-                <w:color w:val="auto"/>
-                <w:sz w:val="24"/>
-                <w:szCs w:val="24"/>
-              </w:rPr>
-            </w:pPr>
-            <w:r>
-              <w:rPr>
-                <w:b/>
-                <w:bCs/>
-                <w:color w:val="auto"/>
-                <w:sz w:val="24"/>
-                <w:szCs w:val="24"/>
-              </w:rPr>
-              <w:t>09.02.07 Информационные системы и программирование</w:t>
-            </w:r>
-          </w:p>
-        </w:tc>
-      </w:tr>
-      <w:tr>
-        <w:tblPrEx>
-          <w:tblBorders>
-            <w:top w:val="single" w:sz="4" w:space="0" w:color="auto"/>
-            <w:left w:val="single" w:sz="4" w:space="0" w:color="auto"/>
-            <w:bottom w:val="single" w:sz="4" w:space="0" w:color="auto"/>
-            <w:right w:val="single" w:sz="4" w:space="0" w:color="auto"/>
-            <w:insideH w:val="single" w:sz="4" w:space="0" w:color="auto"/>
-            <w:insideV w:val="single" w:sz="4" w:space="0" w:color="auto"/>
-          </w:tblBorders>
-        </w:tblPrEx>
-        <w:trPr>
-          <w:trHeight w:val="172"/>
-        </w:trPr>
-        <w:tc>
-          <w:tcPr>
-            <w:tcW w:w="1130" w:type="dxa"/>
-            <w:tcBorders>
-              <w:top w:val="nil"/>
-              <w:left w:val="nil"/>
-              <w:bottom w:val="nil"/>
-              <w:right w:val="nil"/>
-            </w:tcBorders>
-          </w:tcPr>
-          <w:p>
-            <w:pPr>
-              <w:widowControl w:val="0"/>
-              <w:tabs>
-                <w:tab w:val="left" w:pos="9923"/>
-              </w:tabs>
-              <w:spacing w:before="91" w:line="322" w:lineRule="exact"/>
-              <w:jc w:val="center"/>
-              <w:rPr>
-                <w:color w:val="auto"/>
-                <w:sz w:val="24"/>
-                <w:szCs w:val="24"/>
-              </w:rPr>
-            </w:pPr>
-          </w:p>
-        </w:tc>
-        <w:tc>
-          <w:tcPr>
-            <w:tcW w:w="8215" w:type="dxa"/>
-            <w:tcBorders>
-              <w:top w:val="single" w:sz="4" w:space="0" w:color="auto"/>
-              <w:left w:val="nil"/>
-              <w:bottom w:val="nil"/>
-              <w:right w:val="nil"/>
-            </w:tcBorders>
-          </w:tcPr>
-          <w:p>
-            <w:pPr>
-              <w:widowControl w:val="0"/>
-              <w:tabs>
-                <w:tab w:val="left" w:leader="underscore" w:pos="7334"/>
-              </w:tabs>
-              <w:spacing w:line="276" w:lineRule="auto"/>
-              <w:jc w:val="center"/>
-              <w:rPr>
-                <w:b/>
-                <w:bCs/>
-                <w:color w:val="auto"/>
-                <w:sz w:val="24"/>
-                <w:szCs w:val="24"/>
-              </w:rPr>
-            </w:pPr>
-            <w:r>
-              <w:rPr>
-                <w:color w:val="auto"/>
-                <w:sz w:val="20"/>
-                <w:szCs w:val="32"/>
-              </w:rPr>
-              <w:t>код и наименование</w:t>
-            </w:r>
-          </w:p>
-        </w:tc>
-      </w:tr>
-    </w:tbl>
-    <w:p>
-      <w:pPr>
-        <w:widowControl w:val="0"/>
-        <w:tabs>
-          <w:tab w:val="left" w:leader="underscore" w:pos="7334"/>
-        </w:tabs>
-        <w:spacing w:line="276" w:lineRule="auto"/>
-        <w:jc w:val="left"/>
-        <w:rPr>
-          <w:color w:val="auto"/>
-          <w:sz w:val="24"/>
-          <w:szCs w:val="24"/>
-        </w:rPr>
-      </w:pPr>
-      <w:r>
-        <w:rPr>
-          <w:color w:val="auto"/>
-          <w:sz w:val="24"/>
-          <w:szCs w:val="24"/>
-        </w:rPr>
-        <w:t xml:space="preserve">1. Тема работы: </w:t>
-      </w:r>
-    </w:p>
-    <w:tbl>
-      <w:tblPr>
-        <w:tblW w:w="0" w:type="auto"/>
-        <w:tblBorders>
-          <w:insideH w:val="single" w:sz="4" w:space="0" w:color="auto"/>
-          <w:insideV w:val="single" w:sz="4" w:space="0" w:color="auto"/>
-        </w:tblBorders>
-        <w:tblLook w:val="04A0" w:firstRow="1" w:lastRow="0" w:firstColumn="1" w:lastColumn="0" w:noHBand="0" w:noVBand="1"/>
-      </w:tblPr>
-      <w:tblGrid>
-        <w:gridCol w:w="9345"/>
-      </w:tblGrid>
-      <w:tr>
-        <w:tc>
-          <w:tcPr>
-            <w:tcW w:w="9345" w:type="dxa"/>
-          </w:tcPr>
-          <w:p>
-            <w:pPr>
-              <w:widowControl w:val="0"/>
-              <w:tabs>
-                <w:tab w:val="left" w:leader="underscore" w:pos="7334"/>
-              </w:tabs>
-              <w:spacing w:line="276" w:lineRule="auto"/>
-              <w:jc w:val="left"/>
-              <w:rPr>
-                <w:color w:val="auto"/>
-                <w:sz w:val="24"/>
-                <w:szCs w:val="24"/>
-              </w:rPr>
-            </w:pPr>
-            <w:r>
-              <w:rPr>
-                <w:color w:val="auto"/>
-                <w:sz w:val="24"/>
-                <w:szCs w:val="24"/>
-              </w:rPr>
-              <w:t>Разработка информационной системы для управления проектами и задачами.</w:t>
-            </w:r>
-          </w:p>
-        </w:tc>
-      </w:tr>
-      <w:tr>
-        <w:tc>
-          <w:tcPr>
-            <w:tcW w:w="9345" w:type="dxa"/>
-          </w:tcPr>
-          <w:p>
-            <w:pPr>
-              <w:widowControl w:val="0"/>
-              <w:tabs>
-                <w:tab w:val="left" w:leader="underscore" w:pos="7334"/>
-              </w:tabs>
-              <w:spacing w:line="276" w:lineRule="auto"/>
-              <w:jc w:val="left"/>
-              <w:rPr>
-                <w:color w:val="auto"/>
-                <w:sz w:val="24"/>
-                <w:szCs w:val="24"/>
-              </w:rPr>
-            </w:pPr>
-          </w:p>
-        </w:tc>
-      </w:tr>
-      <w:tr>
-        <w:tc>
-          <w:tcPr>
-            <w:tcW w:w="9345" w:type="dxa"/>
-          </w:tcPr>
-          <w:p>
-            <w:pPr>
-              <w:widowControl w:val="0"/>
-              <w:tabs>
-                <w:tab w:val="left" w:leader="underscore" w:pos="7334"/>
-              </w:tabs>
-              <w:spacing w:line="276" w:lineRule="auto"/>
-              <w:jc w:val="left"/>
-              <w:rPr>
-                <w:color w:val="auto"/>
-                <w:sz w:val="24"/>
-                <w:szCs w:val="24"/>
-              </w:rPr>
-            </w:pPr>
-          </w:p>
-        </w:tc>
-      </w:tr>
-    </w:tbl>
-    <w:p>
-      <w:pPr>
-        <w:widowControl w:val="0"/>
-        <w:tabs>
-          <w:tab w:val="left" w:pos="274"/>
-        </w:tabs>
-        <w:spacing w:before="120" w:after="120" w:line="221" w:lineRule="exact"/>
-        <w:jc w:val="left"/>
-        <w:rPr>
-          <w:color w:val="auto"/>
-          <w:sz w:val="24"/>
-          <w:szCs w:val="24"/>
-        </w:rPr>
-      </w:pPr>
-      <w:r>
-        <w:rPr>
-          <w:color w:val="auto"/>
-          <w:sz w:val="24"/>
-          <w:szCs w:val="24"/>
-        </w:rPr>
-        <w:t xml:space="preserve">2. Срок сдачи студентом законченного проекта(работы): </w:t>
-      </w:r>
-      <w:r>
-        <w:rPr>
-          <w:sz w:val="24"/>
-          <w:szCs w:val="24"/>
-        </w:rPr>
-        <w:t>«</w:t>
-      </w:r>
-      <w:r>
-        <w:rPr>
-          <w:sz w:val="24"/>
-          <w:szCs w:val="24"/>
-          <w:u w:val="single"/>
-        </w:rPr>
-        <w:t>01</w:t>
-      </w:r>
-      <w:r>
-        <w:rPr>
-          <w:sz w:val="24"/>
-          <w:szCs w:val="24"/>
-        </w:rPr>
-        <w:t>» ___</w:t>
-      </w:r>
-      <w:r>
-        <w:rPr>
-          <w:sz w:val="24"/>
-          <w:szCs w:val="24"/>
-          <w:u w:val="single"/>
-        </w:rPr>
-        <w:t>июня</w:t>
-      </w:r>
-      <w:r>
-        <w:rPr>
-          <w:sz w:val="24"/>
-          <w:szCs w:val="24"/>
-        </w:rPr>
-        <w:t>______ 2026 г.</w:t>
-      </w:r>
-    </w:p>
-    <w:p>
-      <w:pPr>
-        <w:widowControl w:val="0"/>
-        <w:tabs>
-          <w:tab w:val="left" w:pos="274"/>
-        </w:tabs>
-        <w:spacing w:before="120" w:line="221" w:lineRule="exact"/>
-        <w:jc w:val="left"/>
-        <w:rPr>
-          <w:color w:val="auto"/>
-          <w:sz w:val="24"/>
-          <w:szCs w:val="24"/>
-        </w:rPr>
-      </w:pPr>
-      <w:r>
-        <w:rPr>
-          <w:color w:val="auto"/>
-          <w:sz w:val="24"/>
-          <w:szCs w:val="24"/>
-        </w:rPr>
-        <w:t xml:space="preserve">3. Исходные данные по дипломному проекту (работе): </w:t>
-      </w:r>
-    </w:p>
-    <w:tbl>
-      <w:tblPr>
-        <w:tblW w:w="0" w:type="auto"/>
-        <w:tblBorders>
-          <w:insideH w:val="single" w:sz="4" w:space="0" w:color="auto"/>
-          <w:insideV w:val="single" w:sz="4" w:space="0" w:color="auto"/>
-        </w:tblBorders>
-        <w:tblLook w:val="04A0" w:firstRow="1" w:lastRow="0" w:firstColumn="1" w:lastColumn="0" w:noHBand="0" w:noVBand="1"/>
-      </w:tblPr>
-      <w:tblGrid>
-        <w:gridCol w:w="9345"/>
-      </w:tblGrid>
-      <w:tr>
-        <w:tc>
-          <w:tcPr>
-            <w:tcW w:w="9345" w:type="dxa"/>
-          </w:tcPr>
-          <w:p>
-            <w:pPr>
-              <w:widowControl w:val="0"/>
-              <w:tabs>
-                <w:tab w:val="left" w:pos="274"/>
-              </w:tabs>
-              <w:spacing w:before="120" w:line="221" w:lineRule="exact"/>
-              <w:jc w:val="left"/>
-              <w:rPr>
-                <w:color w:val="auto"/>
-                <w:sz w:val="24"/>
-                <w:szCs w:val="24"/>
-              </w:rPr>
-            </w:pPr>
-            <w:r>
-              <w:rPr>
-                <w:color w:val="auto"/>
-                <w:sz w:val="24"/>
-                <w:szCs w:val="24"/>
-              </w:rPr>
-              <w:t xml:space="preserve">Техническое задание. Информационная система (ИС) предусматривает четыре уровня </w:t>
-            </w:r>
-          </w:p>
-        </w:tc>
-      </w:tr>
-      <w:tr>
-        <w:tc>
-          <w:tcPr>
-            <w:tcW w:w="9345" w:type="dxa"/>
-          </w:tcPr>
-          <w:p>
-            <w:pPr>
-              <w:widowControl w:val="0"/>
-              <w:tabs>
-                <w:tab w:val="left" w:pos="274"/>
-              </w:tabs>
-              <w:spacing w:before="120" w:line="221" w:lineRule="exact"/>
-              <w:jc w:val="left"/>
-              <w:rPr>
-                <w:color w:val="auto"/>
-                <w:sz w:val="24"/>
-                <w:szCs w:val="24"/>
-              </w:rPr>
-            </w:pPr>
-            <w:r>
-              <w:rPr>
-                <w:color w:val="auto"/>
-                <w:sz w:val="24"/>
-                <w:szCs w:val="24"/>
-              </w:rPr>
-              <w:t xml:space="preserve">доступа: руководители с полными правами, менеджеры, управляющие проектами, </w:t>
-            </w:r>
-          </w:p>
-        </w:tc>
-      </w:tr>
-      <w:tr>
-        <w:tc>
-          <w:tcPr>
-            <w:tcW w:w="9345" w:type="dxa"/>
-          </w:tcPr>
-          <w:p>
-            <w:pPr>
-              <w:widowControl w:val="0"/>
-              <w:tabs>
-                <w:tab w:val="left" w:pos="274"/>
-              </w:tabs>
-              <w:spacing w:before="120" w:line="221" w:lineRule="exact"/>
-              <w:jc w:val="left"/>
-              <w:rPr>
-                <w:color w:val="auto"/>
-                <w:sz w:val="24"/>
-                <w:szCs w:val="24"/>
-              </w:rPr>
-            </w:pPr>
-            <w:r>
-              <w:rPr>
-                <w:color w:val="auto"/>
-                <w:sz w:val="24"/>
-                <w:szCs w:val="24"/>
-              </w:rPr>
-              <w:t xml:space="preserve"> исполнители, выполняющие задачи, администраторы управляющие записями учетными</w:t>
-            </w:r>
-          </w:p>
-        </w:tc>
-      </w:tr>
-      <w:tr>
-        <w:tc>
-          <w:tcPr>
-            <w:tcW w:w="9345" w:type="dxa"/>
-          </w:tcPr>
-          <w:p>
-            <w:pPr>
-              <w:widowControl w:val="0"/>
-              <w:tabs>
-                <w:tab w:val="left" w:pos="274"/>
-              </w:tabs>
-              <w:spacing w:before="120" w:line="221" w:lineRule="exact"/>
-              <w:jc w:val="left"/>
-              <w:rPr>
-                <w:color w:val="auto"/>
-                <w:sz w:val="24"/>
-                <w:szCs w:val="24"/>
-              </w:rPr>
-            </w:pPr>
-            <w:r>
-              <w:rPr>
-                <w:color w:val="auto"/>
-                <w:sz w:val="24"/>
-                <w:szCs w:val="24"/>
-              </w:rPr>
-              <w:t>пользователей. Функционал системы включает полный цикл управления проектами</w:t>
-            </w:r>
-          </w:p>
-        </w:tc>
-      </w:tr>
-      <w:tr>
-        <w:tc>
-          <w:tcPr>
-            <w:tcW w:w="9345" w:type="dxa"/>
-          </w:tcPr>
-          <w:p>
-            <w:pPr>
-              <w:widowControl w:val="0"/>
-              <w:tabs>
-                <w:tab w:val="left" w:pos="274"/>
-              </w:tabs>
-              <w:spacing w:before="120" w:line="221" w:lineRule="exact"/>
-              <w:jc w:val="left"/>
-              <w:rPr>
-                <w:color w:val="auto"/>
-                <w:sz w:val="24"/>
-                <w:szCs w:val="24"/>
-              </w:rPr>
-            </w:pPr>
-            <w:r>
-              <w:rPr>
-                <w:color w:val="auto"/>
-                <w:sz w:val="24"/>
-                <w:szCs w:val="24"/>
-              </w:rPr>
-              <w:t xml:space="preserve">проектами и задачами: создание, редактирование, архивация, удаление, установку </w:t>
-            </w:r>
-          </w:p>
-        </w:tc>
-      </w:tr>
-      <w:tr>
-        <w:tc>
-          <w:tcPr>
-            <w:tcW w:w="9345" w:type="dxa"/>
-            <w:tcBorders>
-              <w:bottom w:val="single" w:sz="4" w:space="0" w:color="auto"/>
-            </w:tcBorders>
-          </w:tcPr>
-          <w:p>
-            <w:pPr>
-              <w:widowControl w:val="0"/>
-              <w:tabs>
-                <w:tab w:val="left" w:pos="274"/>
-              </w:tabs>
-              <w:spacing w:before="120" w:line="221" w:lineRule="exact"/>
-              <w:jc w:val="left"/>
-              <w:rPr>
-                <w:color w:val="auto"/>
-                <w:sz w:val="24"/>
-                <w:szCs w:val="24"/>
-              </w:rPr>
-            </w:pPr>
-            <w:r>
-              <w:rPr>
-                <w:color w:val="auto"/>
-                <w:sz w:val="24"/>
-                <w:szCs w:val="24"/>
-              </w:rPr>
-              <w:t>сроков и приоритетов, а также подключение участников.</w:t>
-            </w:r>
-          </w:p>
-        </w:tc>
-      </w:tr>
-      <w:tr>
-        <w:tc>
-          <w:tcPr>
-            <w:tcW w:w="9345" w:type="dxa"/>
-            <w:tcBorders>
-              <w:top w:val="single" w:sz="4" w:space="0" w:color="auto"/>
-              <w:bottom w:val="single" w:sz="4" w:space="0" w:color="auto"/>
-            </w:tcBorders>
-          </w:tcPr>
-          <w:p>
-            <w:pPr>
-              <w:widowControl w:val="0"/>
-              <w:tabs>
-                <w:tab w:val="left" w:pos="274"/>
-              </w:tabs>
-              <w:spacing w:before="120" w:line="221" w:lineRule="exact"/>
-              <w:jc w:val="left"/>
-              <w:rPr>
-                <w:color w:val="auto"/>
-                <w:sz w:val="24"/>
-                <w:szCs w:val="24"/>
-              </w:rPr>
-            </w:pPr>
-            <w:r>
-              <w:rPr>
-                <w:color w:val="auto"/>
-                <w:sz w:val="24"/>
-                <w:szCs w:val="24"/>
-              </w:rPr>
-              <w:t>Менеджеры и сотрудники могут быть назначены на несколько проектов.</w:t>
-            </w:r>
-          </w:p>
-        </w:tc>
-      </w:tr>
-      <w:tr>
-        <w:tc>
-          <w:tcPr>
-            <w:tcW w:w="9345" w:type="dxa"/>
-            <w:tcBorders>
-              <w:top w:val="single" w:sz="4" w:space="0" w:color="auto"/>
-              <w:bottom w:val="nil"/>
-            </w:tcBorders>
-          </w:tcPr>
-          <w:p>
-            <w:pPr>
-              <w:widowControl w:val="0"/>
-              <w:tabs>
-                <w:tab w:val="left" w:pos="274"/>
-              </w:tabs>
-              <w:spacing w:before="120" w:line="221" w:lineRule="exact"/>
-              <w:jc w:val="left"/>
-              <w:rPr>
-                <w:color w:val="auto"/>
-                <w:sz w:val="24"/>
-                <w:szCs w:val="24"/>
-              </w:rPr>
-            </w:pPr>
-          </w:p>
-        </w:tc>
-      </w:tr>
-    </w:tbl>
-    <w:p>
-      <w:pPr>
-        <w:widowControl w:val="0"/>
-        <w:tabs>
-          <w:tab w:val="left" w:leader="underscore" w:pos="9523"/>
-        </w:tabs>
-        <w:spacing w:before="120" w:line="403" w:lineRule="exact"/>
-        <w:jc w:val="left"/>
-        <w:rPr>
-          <w:rFonts w:cs="Arial"/>
-          <w:color w:val="auto"/>
-          <w:sz w:val="24"/>
-          <w:szCs w:val="24"/>
-        </w:rPr>
-      </w:pPr>
-      <w:r>
-        <w:rPr>
-          <w:rFonts w:cs="Arial"/>
-          <w:color w:val="auto"/>
-          <w:sz w:val="24"/>
-          <w:szCs w:val="24"/>
-        </w:rPr>
-        <w:t xml:space="preserve">4. Содержание проекта (работы) (перечень подлежащих разработке вопросов): </w:t>
-      </w:r>
-    </w:p>
-    <w:tbl>
-      <w:tblPr>
-        <w:tblW w:w="0" w:type="auto"/>
-        <w:tblBorders>
-          <w:insideH w:val="single" w:sz="4" w:space="0" w:color="auto"/>
-          <w:insideV w:val="single" w:sz="4" w:space="0" w:color="auto"/>
-        </w:tblBorders>
-        <w:tblLook w:val="04A0" w:firstRow="1" w:lastRow="0" w:firstColumn="1" w:lastColumn="0" w:noHBand="0" w:noVBand="1"/>
-      </w:tblPr>
-      <w:tblGrid>
-        <w:gridCol w:w="9345"/>
-      </w:tblGrid>
-      <w:tr>
-        <w:tc>
-          <w:tcPr>
-            <w:tcW w:w="9345" w:type="dxa"/>
-          </w:tcPr>
-          <w:p>
-            <w:pPr>
-              <w:widowControl w:val="0"/>
-              <w:tabs>
-                <w:tab w:val="left" w:pos="274"/>
-              </w:tabs>
-              <w:spacing w:before="120" w:line="221" w:lineRule="exact"/>
-              <w:jc w:val="left"/>
-              <w:rPr>
-                <w:color w:val="auto"/>
-                <w:sz w:val="24"/>
-                <w:szCs w:val="24"/>
-              </w:rPr>
-            </w:pPr>
-            <w:r>
-              <w:rPr>
-                <w:color w:val="auto"/>
-                <w:sz w:val="24"/>
-                <w:szCs w:val="24"/>
-              </w:rPr>
-              <w:t xml:space="preserve">1. Общая часть (1.1. Анализ предметной области; 1.2. Постановка задачи; </w:t>
-            </w:r>
-          </w:p>
-        </w:tc>
-      </w:tr>
-      <w:tr>
-        <w:tc>
-          <w:tcPr>
-            <w:tcW w:w="9345" w:type="dxa"/>
-          </w:tcPr>
-          <w:p>
-            <w:pPr>
-              <w:widowControl w:val="0"/>
-              <w:tabs>
-                <w:tab w:val="left" w:pos="274"/>
-              </w:tabs>
-              <w:spacing w:before="120" w:line="221" w:lineRule="exact"/>
-              <w:jc w:val="left"/>
-              <w:rPr>
-                <w:color w:val="auto"/>
-                <w:sz w:val="24"/>
-                <w:szCs w:val="24"/>
-              </w:rPr>
-            </w:pPr>
-            <w:r>
-              <w:rPr>
-                <w:color w:val="auto"/>
-                <w:sz w:val="24"/>
-                <w:szCs w:val="24"/>
-              </w:rPr>
-              <w:t xml:space="preserve">1.3. Анализ рынка существующих решений; 1.4. Обоснование и выбор </w:t>
-            </w:r>
-          </w:p>
-        </w:tc>
-      </w:tr>
-      <w:tr>
-        <w:tc>
-          <w:tcPr>
-            <w:tcW w:w="9345" w:type="dxa"/>
-            <w:tcBorders>
-              <w:bottom w:val="single" w:sz="4" w:space="0" w:color="auto"/>
-            </w:tcBorders>
-          </w:tcPr>
-          <w:p>
-            <w:pPr>
-              <w:widowControl w:val="0"/>
-              <w:tabs>
-                <w:tab w:val="left" w:pos="274"/>
-              </w:tabs>
-              <w:spacing w:before="120" w:line="221" w:lineRule="exact"/>
-              <w:jc w:val="left"/>
-              <w:rPr>
-                <w:color w:val="auto"/>
-                <w:sz w:val="24"/>
-                <w:szCs w:val="24"/>
-              </w:rPr>
-            </w:pPr>
-            <w:r>
-              <w:rPr>
-                <w:color w:val="auto"/>
-                <w:sz w:val="24"/>
-                <w:szCs w:val="24"/>
-              </w:rPr>
-              <w:t>инструментальных средств разработки)</w:t>
-            </w:r>
-          </w:p>
-        </w:tc>
-      </w:tr>
-      <w:tr>
-        <w:tc>
-          <w:tcPr>
-            <w:tcW w:w="9345" w:type="dxa"/>
-            <w:tcBorders>
-              <w:top w:val="single" w:sz="4" w:space="0" w:color="auto"/>
-              <w:bottom w:val="single" w:sz="4" w:space="0" w:color="auto"/>
-            </w:tcBorders>
-          </w:tcPr>
-          <w:p>
-            <w:pPr>
-              <w:widowControl w:val="0"/>
-              <w:tabs>
-                <w:tab w:val="left" w:pos="274"/>
-              </w:tabs>
-              <w:spacing w:before="120" w:line="221" w:lineRule="exact"/>
-              <w:jc w:val="left"/>
-              <w:rPr>
-                <w:color w:val="auto"/>
-                <w:sz w:val="24"/>
-                <w:szCs w:val="24"/>
-              </w:rPr>
-            </w:pPr>
-            <w:r>
-              <w:rPr>
-                <w:color w:val="auto"/>
-                <w:sz w:val="24"/>
-                <w:szCs w:val="24"/>
-              </w:rPr>
-              <w:lastRenderedPageBreak/>
-              <w:t xml:space="preserve">2. Специальная часть ( 2.1. Проектирование архитектуры системы; 2.2. Проектирование </w:t>
-            </w:r>
-          </w:p>
-        </w:tc>
-      </w:tr>
-      <w:tr>
-        <w:tc>
-          <w:tcPr>
-            <w:tcW w:w="9345" w:type="dxa"/>
-            <w:tcBorders>
-              <w:top w:val="single" w:sz="4" w:space="0" w:color="auto"/>
-              <w:bottom w:val="single" w:sz="4" w:space="0" w:color="auto"/>
-            </w:tcBorders>
-          </w:tcPr>
-          <w:p>
-            <w:pPr>
-              <w:widowControl w:val="0"/>
-              <w:tabs>
-                <w:tab w:val="left" w:pos="274"/>
-              </w:tabs>
-              <w:spacing w:before="120" w:line="221" w:lineRule="exact"/>
-              <w:jc w:val="left"/>
-              <w:rPr>
-                <w:color w:val="auto"/>
-                <w:sz w:val="24"/>
-                <w:szCs w:val="24"/>
-              </w:rPr>
-            </w:pPr>
-            <w:r>
-              <w:rPr>
-                <w:color w:val="auto"/>
-                <w:sz w:val="24"/>
-                <w:szCs w:val="24"/>
-              </w:rPr>
-              <w:t>базы данных; 2.3. Разработка серверной части. 2.4. Разработка интерфейса.</w:t>
-            </w:r>
-          </w:p>
-        </w:tc>
-      </w:tr>
-      <w:tr>
-        <w:tc>
-          <w:tcPr>
-            <w:tcW w:w="9345" w:type="dxa"/>
-            <w:tcBorders>
-              <w:top w:val="single" w:sz="4" w:space="0" w:color="auto"/>
-            </w:tcBorders>
-          </w:tcPr>
-          <w:p>
-            <w:pPr>
-              <w:widowControl w:val="0"/>
-              <w:tabs>
-                <w:tab w:val="left" w:pos="274"/>
-              </w:tabs>
-              <w:spacing w:before="120" w:line="221" w:lineRule="exact"/>
-              <w:jc w:val="left"/>
-              <w:rPr>
-                <w:color w:val="auto"/>
-                <w:sz w:val="24"/>
-                <w:szCs w:val="24"/>
-              </w:rPr>
-            </w:pPr>
-            <w:r>
-              <w:rPr>
-                <w:color w:val="auto"/>
-                <w:sz w:val="24"/>
-                <w:szCs w:val="24"/>
-              </w:rPr>
-              <w:t>2.5. Тестирование и отладка программного продукта)</w:t>
-            </w:r>
-          </w:p>
-        </w:tc>
-      </w:tr>
-      <w:tr>
-        <w:tc>
-          <w:tcPr>
-            <w:tcW w:w="9345" w:type="dxa"/>
-            <w:tcBorders>
-              <w:bottom w:val="single" w:sz="4" w:space="0" w:color="auto"/>
-            </w:tcBorders>
-          </w:tcPr>
-          <w:p>
-            <w:pPr>
-              <w:widowControl w:val="0"/>
-              <w:tabs>
-                <w:tab w:val="left" w:pos="274"/>
-              </w:tabs>
-              <w:spacing w:before="120" w:line="221" w:lineRule="exact"/>
-              <w:jc w:val="left"/>
-              <w:rPr>
-                <w:color w:val="auto"/>
-                <w:sz w:val="24"/>
-                <w:szCs w:val="24"/>
-              </w:rPr>
-            </w:pPr>
-            <w:r>
-              <w:rPr>
-                <w:color w:val="auto"/>
-                <w:sz w:val="24"/>
-                <w:szCs w:val="24"/>
-              </w:rPr>
-              <w:t>3. Экономическая часть (3.1. Расчет затрат на разработку программного продукта;</w:t>
-            </w:r>
-          </w:p>
-        </w:tc>
-      </w:tr>
-      <w:tr>
-        <w:tc>
-          <w:tcPr>
-            <w:tcW w:w="9345" w:type="dxa"/>
-            <w:tcBorders>
-              <w:top w:val="single" w:sz="4" w:space="0" w:color="auto"/>
-              <w:bottom w:val="single" w:sz="4" w:space="0" w:color="auto"/>
-            </w:tcBorders>
-          </w:tcPr>
-          <w:p>
-            <w:pPr>
-              <w:widowControl w:val="0"/>
-              <w:tabs>
-                <w:tab w:val="left" w:pos="274"/>
-              </w:tabs>
-              <w:spacing w:before="120" w:line="221" w:lineRule="exact"/>
-              <w:jc w:val="left"/>
-              <w:rPr>
-                <w:color w:val="auto"/>
-                <w:sz w:val="24"/>
-                <w:szCs w:val="24"/>
-              </w:rPr>
-            </w:pPr>
-            <w:r>
-              <w:rPr>
-                <w:color w:val="auto"/>
-                <w:sz w:val="24"/>
-                <w:szCs w:val="24"/>
-              </w:rPr>
-              <w:t>3.2. Расчет срока окупаемости проекта)</w:t>
-            </w:r>
-          </w:p>
-        </w:tc>
-      </w:tr>
-      <w:tr>
-        <w:tc>
-          <w:tcPr>
-            <w:tcW w:w="9345" w:type="dxa"/>
-            <w:tcBorders>
-              <w:top w:val="single" w:sz="4" w:space="0" w:color="auto"/>
-              <w:bottom w:val="nil"/>
-            </w:tcBorders>
-          </w:tcPr>
-          <w:p>
-            <w:pPr>
-              <w:widowControl w:val="0"/>
-              <w:tabs>
-                <w:tab w:val="left" w:pos="274"/>
-              </w:tabs>
-              <w:spacing w:before="120" w:line="221" w:lineRule="exact"/>
-              <w:jc w:val="left"/>
-              <w:rPr>
-                <w:color w:val="auto"/>
-                <w:sz w:val="24"/>
-                <w:szCs w:val="24"/>
-              </w:rPr>
-            </w:pPr>
-          </w:p>
-        </w:tc>
-      </w:tr>
-    </w:tbl>
-    <w:p>
-      <w:pPr>
-        <w:widowControl w:val="0"/>
-        <w:spacing w:before="120" w:after="120" w:line="240" w:lineRule="auto"/>
-        <w:jc w:val="left"/>
-        <w:rPr>
-          <w:rFonts w:cs="Arial"/>
-          <w:color w:val="auto"/>
-          <w:sz w:val="24"/>
-          <w:szCs w:val="24"/>
-        </w:rPr>
-      </w:pPr>
-      <w:r>
-        <w:rPr>
-          <w:rFonts w:cs="Arial"/>
-          <w:color w:val="auto"/>
-          <w:sz w:val="24"/>
-          <w:szCs w:val="24"/>
-        </w:rPr>
-        <w:t xml:space="preserve">5. Перечень графического материала (с указанием обязательных чертежей): </w:t>
-      </w:r>
-    </w:p>
-    <w:tbl>
-      <w:tblPr>
-        <w:tblW w:w="0" w:type="auto"/>
-        <w:tblBorders>
-          <w:insideH w:val="single" w:sz="4" w:space="0" w:color="auto"/>
-          <w:insideV w:val="single" w:sz="4" w:space="0" w:color="auto"/>
-        </w:tblBorders>
-        <w:tblLook w:val="04A0" w:firstRow="1" w:lastRow="0" w:firstColumn="1" w:lastColumn="0" w:noHBand="0" w:noVBand="1"/>
-      </w:tblPr>
-      <w:tblGrid>
-        <w:gridCol w:w="9345"/>
-      </w:tblGrid>
-      <w:tr>
-        <w:tc>
-          <w:tcPr>
-            <w:tcW w:w="9345" w:type="dxa"/>
-          </w:tcPr>
-          <w:p>
-            <w:pPr>
-              <w:widowControl w:val="0"/>
-              <w:tabs>
-                <w:tab w:val="left" w:pos="274"/>
-              </w:tabs>
-              <w:spacing w:before="120" w:line="221" w:lineRule="exact"/>
-              <w:jc w:val="left"/>
-              <w:rPr>
-                <w:color w:val="auto"/>
-                <w:sz w:val="24"/>
-                <w:szCs w:val="24"/>
-              </w:rPr>
-            </w:pPr>
-            <w:r>
-              <w:rPr>
-                <w:color w:val="auto"/>
-                <w:sz w:val="24"/>
-                <w:szCs w:val="24"/>
-              </w:rPr>
-              <w:t xml:space="preserve">В работе предусмотрено составление таблиц и рисунков, отражающих основные </w:t>
-            </w:r>
-          </w:p>
-        </w:tc>
-      </w:tr>
-      <w:tr>
-        <w:tc>
-          <w:tcPr>
-            <w:tcW w:w="9345" w:type="dxa"/>
-          </w:tcPr>
-          <w:p>
-            <w:pPr>
-              <w:widowControl w:val="0"/>
-              <w:tabs>
-                <w:tab w:val="left" w:pos="274"/>
-              </w:tabs>
-              <w:spacing w:before="120" w:line="221" w:lineRule="exact"/>
-              <w:jc w:val="left"/>
-              <w:rPr>
-                <w:color w:val="auto"/>
-                <w:sz w:val="24"/>
-                <w:szCs w:val="24"/>
-              </w:rPr>
-            </w:pPr>
-            <w:r>
-              <w:rPr>
-                <w:color w:val="auto"/>
-                <w:sz w:val="24"/>
-                <w:szCs w:val="24"/>
-              </w:rPr>
-              <w:t>результаты исследования.</w:t>
-            </w:r>
-          </w:p>
-        </w:tc>
-      </w:tr>
-      <w:tr>
-        <w:tc>
-          <w:tcPr>
-            <w:tcW w:w="9345" w:type="dxa"/>
-          </w:tcPr>
-          <w:p>
-            <w:pPr>
-              <w:widowControl w:val="0"/>
-              <w:tabs>
-                <w:tab w:val="left" w:pos="274"/>
-              </w:tabs>
-              <w:spacing w:before="120" w:line="221" w:lineRule="exact"/>
-              <w:jc w:val="left"/>
-              <w:rPr>
-                <w:color w:val="auto"/>
-                <w:sz w:val="24"/>
-                <w:szCs w:val="24"/>
-              </w:rPr>
-            </w:pPr>
-          </w:p>
-        </w:tc>
-      </w:tr>
-    </w:tbl>
-    <w:p>
-      <w:pPr>
-        <w:widowControl w:val="0"/>
-        <w:spacing w:before="120" w:after="120" w:line="240" w:lineRule="auto"/>
-        <w:jc w:val="left"/>
-        <w:rPr>
-          <w:rFonts w:cs="Arial"/>
-          <w:color w:val="auto"/>
-          <w:sz w:val="24"/>
-          <w:szCs w:val="24"/>
-        </w:rPr>
-      </w:pPr>
-      <w:r>
-        <w:rPr>
-          <w:rFonts w:cs="Arial"/>
-          <w:color w:val="auto"/>
-          <w:sz w:val="24"/>
-          <w:szCs w:val="24"/>
-        </w:rPr>
-        <w:t xml:space="preserve">6. Перечень используемых информационных технологий, в том числе программное обеспечение, облачные сервисы, базы данных и прочие сквозные цифровые технологии (при наличии): </w:t>
-      </w:r>
-    </w:p>
-    <w:tbl>
-      <w:tblPr>
-        <w:tblW w:w="0" w:type="auto"/>
-        <w:tblBorders>
-          <w:insideH w:val="single" w:sz="4" w:space="0" w:color="auto"/>
-          <w:insideV w:val="single" w:sz="4" w:space="0" w:color="auto"/>
-        </w:tblBorders>
-        <w:tblLook w:val="04A0" w:firstRow="1" w:lastRow="0" w:firstColumn="1" w:lastColumn="0" w:noHBand="0" w:noVBand="1"/>
-      </w:tblPr>
-      <w:tblGrid>
-        <w:gridCol w:w="9345"/>
-      </w:tblGrid>
-      <w:tr>
-        <w:tc>
-          <w:tcPr>
-            <w:tcW w:w="9345" w:type="dxa"/>
-          </w:tcPr>
-          <w:p>
-            <w:pPr>
-              <w:widowControl w:val="0"/>
-              <w:tabs>
-                <w:tab w:val="left" w:pos="274"/>
-              </w:tabs>
-              <w:spacing w:before="120" w:line="221" w:lineRule="exact"/>
-              <w:jc w:val="left"/>
-              <w:rPr>
-                <w:color w:val="auto"/>
-                <w:sz w:val="24"/>
-                <w:szCs w:val="24"/>
-                <w:lang w:val="en-US"/>
-              </w:rPr>
-            </w:pPr>
-            <w:r>
-              <w:rPr>
-                <w:color w:val="auto"/>
-                <w:sz w:val="24"/>
-                <w:szCs w:val="24"/>
-                <w:lang w:val="en-US"/>
-              </w:rPr>
-              <w:t>Visual Studio Code (v. 1.67.1), Git (2.36.1), PgAdmin4 (v9.11).</w:t>
-            </w:r>
-          </w:p>
-        </w:tc>
-      </w:tr>
-      <w:tr>
-        <w:tc>
-          <w:tcPr>
-            <w:tcW w:w="9345" w:type="dxa"/>
-          </w:tcPr>
-          <w:p>
-            <w:pPr>
-              <w:widowControl w:val="0"/>
-              <w:tabs>
-                <w:tab w:val="left" w:pos="274"/>
-              </w:tabs>
-              <w:spacing w:before="120" w:line="221" w:lineRule="exact"/>
-              <w:jc w:val="left"/>
-              <w:rPr>
-                <w:color w:val="auto"/>
-                <w:sz w:val="24"/>
-                <w:szCs w:val="24"/>
-                <w:lang w:val="en-US"/>
-              </w:rPr>
-            </w:pPr>
-          </w:p>
-        </w:tc>
-      </w:tr>
-      <w:tr>
-        <w:tc>
-          <w:tcPr>
-            <w:tcW w:w="9345" w:type="dxa"/>
-          </w:tcPr>
-          <w:p>
-            <w:pPr>
-              <w:widowControl w:val="0"/>
-              <w:tabs>
-                <w:tab w:val="left" w:pos="274"/>
-              </w:tabs>
-              <w:spacing w:before="120" w:line="221" w:lineRule="exact"/>
-              <w:jc w:val="left"/>
-              <w:rPr>
-                <w:color w:val="auto"/>
-                <w:sz w:val="24"/>
-                <w:szCs w:val="24"/>
-                <w:lang w:val="en-US"/>
-              </w:rPr>
-            </w:pPr>
-          </w:p>
-        </w:tc>
-      </w:tr>
-      <w:tr>
-        <w:tc>
-          <w:tcPr>
-            <w:tcW w:w="9345" w:type="dxa"/>
-          </w:tcPr>
-          <w:p>
-            <w:pPr>
-              <w:widowControl w:val="0"/>
-              <w:tabs>
-                <w:tab w:val="left" w:pos="274"/>
-              </w:tabs>
-              <w:spacing w:before="120" w:line="221" w:lineRule="exact"/>
-              <w:jc w:val="left"/>
-              <w:rPr>
-                <w:color w:val="auto"/>
-                <w:sz w:val="24"/>
-                <w:szCs w:val="24"/>
-                <w:lang w:val="en-US"/>
-              </w:rPr>
-            </w:pPr>
-          </w:p>
-        </w:tc>
-      </w:tr>
-      <w:tr>
-        <w:tc>
-          <w:tcPr>
-            <w:tcW w:w="9345" w:type="dxa"/>
-            <w:tcBorders>
-              <w:bottom w:val="single" w:sz="4" w:space="0" w:color="auto"/>
-            </w:tcBorders>
-          </w:tcPr>
-          <w:p>
-            <w:pPr>
-              <w:widowControl w:val="0"/>
-              <w:tabs>
-                <w:tab w:val="left" w:pos="274"/>
-              </w:tabs>
-              <w:spacing w:before="120" w:line="221" w:lineRule="exact"/>
-              <w:jc w:val="left"/>
-              <w:rPr>
-                <w:color w:val="auto"/>
-                <w:sz w:val="24"/>
-                <w:szCs w:val="24"/>
-                <w:lang w:val="en-US"/>
-              </w:rPr>
-            </w:pPr>
-          </w:p>
-        </w:tc>
-      </w:tr>
-      <w:tr>
-        <w:tc>
-          <w:tcPr>
-            <w:tcW w:w="9345" w:type="dxa"/>
-            <w:tcBorders>
-              <w:top w:val="single" w:sz="4" w:space="0" w:color="auto"/>
-              <w:bottom w:val="nil"/>
-            </w:tcBorders>
-          </w:tcPr>
-          <w:p>
-            <w:pPr>
-              <w:widowControl w:val="0"/>
-              <w:tabs>
-                <w:tab w:val="left" w:pos="274"/>
-              </w:tabs>
-              <w:spacing w:before="120" w:line="221" w:lineRule="exact"/>
-              <w:jc w:val="left"/>
-              <w:rPr>
-                <w:color w:val="auto"/>
-                <w:sz w:val="24"/>
-                <w:szCs w:val="24"/>
-                <w:lang w:val="en-US"/>
-              </w:rPr>
-            </w:pPr>
-          </w:p>
-        </w:tc>
-      </w:tr>
-    </w:tbl>
-    <w:p>
-      <w:pPr>
-        <w:widowControl w:val="0"/>
-        <w:tabs>
-          <w:tab w:val="left" w:pos="142"/>
-        </w:tabs>
-        <w:spacing w:before="120" w:after="120" w:line="240" w:lineRule="auto"/>
-        <w:jc w:val="left"/>
-        <w:rPr>
-          <w:rFonts w:cs="Arial"/>
-          <w:color w:val="auto"/>
-          <w:sz w:val="24"/>
-          <w:szCs w:val="24"/>
-        </w:rPr>
-      </w:pPr>
-      <w:r>
-        <w:rPr>
-          <w:rFonts w:cs="Arial"/>
-          <w:color w:val="auto"/>
-          <w:sz w:val="24"/>
-          <w:szCs w:val="24"/>
-        </w:rPr>
-        <w:t xml:space="preserve">7. Консультанты по дипломному проекту (работе): </w:t>
-      </w:r>
-    </w:p>
-    <w:tbl>
-      <w:tblPr>
-        <w:tblW w:w="0" w:type="auto"/>
-        <w:tblBorders>
-          <w:insideH w:val="single" w:sz="4" w:space="0" w:color="auto"/>
-          <w:insideV w:val="single" w:sz="4" w:space="0" w:color="auto"/>
-        </w:tblBorders>
-        <w:tblLook w:val="04A0" w:firstRow="1" w:lastRow="0" w:firstColumn="1" w:lastColumn="0" w:noHBand="0" w:noVBand="1"/>
-      </w:tblPr>
-      <w:tblGrid>
-        <w:gridCol w:w="9345"/>
-      </w:tblGrid>
-      <w:tr>
-        <w:tc>
-          <w:tcPr>
-            <w:tcW w:w="9345" w:type="dxa"/>
-          </w:tcPr>
-          <w:p>
-            <w:pPr>
-              <w:widowControl w:val="0"/>
-              <w:tabs>
-                <w:tab w:val="left" w:pos="274"/>
-              </w:tabs>
-              <w:spacing w:before="120" w:line="221" w:lineRule="exact"/>
-              <w:jc w:val="left"/>
-              <w:rPr>
-                <w:color w:val="auto"/>
-                <w:sz w:val="24"/>
-                <w:szCs w:val="24"/>
-              </w:rPr>
-            </w:pPr>
-          </w:p>
-        </w:tc>
-      </w:tr>
-      <w:tr>
-        <w:tc>
-          <w:tcPr>
-            <w:tcW w:w="9345" w:type="dxa"/>
-            <w:tcBorders>
-              <w:bottom w:val="single" w:sz="4" w:space="0" w:color="auto"/>
-            </w:tcBorders>
-          </w:tcPr>
-          <w:p>
-            <w:pPr>
-              <w:widowControl w:val="0"/>
-              <w:tabs>
-                <w:tab w:val="left" w:pos="274"/>
-              </w:tabs>
-              <w:spacing w:before="120" w:line="221" w:lineRule="exact"/>
-              <w:jc w:val="left"/>
-              <w:rPr>
-                <w:color w:val="auto"/>
-                <w:sz w:val="24"/>
-                <w:szCs w:val="24"/>
-              </w:rPr>
-            </w:pPr>
-          </w:p>
-        </w:tc>
-      </w:tr>
-      <w:tr>
-        <w:tc>
-          <w:tcPr>
-            <w:tcW w:w="9345" w:type="dxa"/>
-            <w:tcBorders>
-              <w:top w:val="single" w:sz="4" w:space="0" w:color="auto"/>
-              <w:bottom w:val="single" w:sz="4" w:space="0" w:color="auto"/>
-            </w:tcBorders>
-          </w:tcPr>
-          <w:p>
-            <w:pPr>
-              <w:widowControl w:val="0"/>
-              <w:tabs>
-                <w:tab w:val="left" w:pos="274"/>
-              </w:tabs>
-              <w:spacing w:before="120" w:line="221" w:lineRule="exact"/>
-              <w:jc w:val="left"/>
-              <w:rPr>
-                <w:color w:val="auto"/>
-                <w:sz w:val="24"/>
-                <w:szCs w:val="24"/>
-              </w:rPr>
-            </w:pPr>
-          </w:p>
-        </w:tc>
-      </w:tr>
-    </w:tbl>
-    <w:p>
-      <w:pPr>
-        <w:widowControl w:val="0"/>
-        <w:tabs>
-          <w:tab w:val="left" w:leader="underscore" w:pos="7334"/>
-        </w:tabs>
-        <w:spacing w:line="276" w:lineRule="auto"/>
-        <w:jc w:val="left"/>
-        <w:rPr>
-          <w:rFonts w:cs="Arial"/>
-          <w:color w:val="auto"/>
-          <w:sz w:val="24"/>
-          <w:szCs w:val="24"/>
-        </w:rPr>
-      </w:pPr>
-    </w:p>
-    <w:p>
-      <w:pPr>
-        <w:widowControl w:val="0"/>
-        <w:tabs>
-          <w:tab w:val="left" w:leader="underscore" w:pos="6619"/>
-        </w:tabs>
-        <w:spacing w:before="53" w:line="240" w:lineRule="auto"/>
-        <w:jc w:val="left"/>
-        <w:rPr>
-          <w:rFonts w:cs="Arial"/>
-          <w:color w:val="auto"/>
-          <w:sz w:val="24"/>
-          <w:szCs w:val="24"/>
-        </w:rPr>
-      </w:pPr>
-      <w:r>
-        <w:rPr>
-          <w:rFonts w:cs="Arial"/>
-          <w:color w:val="auto"/>
-          <w:sz w:val="24"/>
-          <w:szCs w:val="24"/>
-        </w:rPr>
-        <w:t>8. Дата выдачи задания «_____» ______________ 2026 г.</w:t>
-      </w:r>
-    </w:p>
-    <w:p>
-      <w:pPr>
-        <w:widowControl w:val="0"/>
-        <w:spacing w:line="240" w:lineRule="exact"/>
-        <w:ind w:left="782"/>
-        <w:jc w:val="left"/>
-        <w:rPr>
-          <w:color w:val="auto"/>
-          <w:sz w:val="24"/>
-          <w:szCs w:val="24"/>
-        </w:rPr>
-      </w:pPr>
-    </w:p>
-    <w:p>
-      <w:pPr>
-        <w:widowControl w:val="0"/>
-        <w:spacing w:line="240" w:lineRule="exact"/>
-        <w:ind w:left="782"/>
-        <w:jc w:val="left"/>
-        <w:rPr>
-          <w:color w:val="auto"/>
-          <w:sz w:val="24"/>
-          <w:szCs w:val="24"/>
-        </w:rPr>
-      </w:pPr>
-    </w:p>
-    <w:tbl>
-      <w:tblPr>
-        <w:tblW w:w="0" w:type="auto"/>
-        <w:tblInd w:w="-5" w:type="dxa"/>
-        <w:tblLook w:val="04A0" w:firstRow="1" w:lastRow="0" w:firstColumn="1" w:lastColumn="0" w:noHBand="0" w:noVBand="1"/>
-      </w:tblPr>
-      <w:tblGrid>
-        <w:gridCol w:w="4962"/>
-        <w:gridCol w:w="1847"/>
-        <w:gridCol w:w="422"/>
-        <w:gridCol w:w="2119"/>
-      </w:tblGrid>
-      <w:tr>
-        <w:tc>
-          <w:tcPr>
-            <w:tcW w:w="4962" w:type="dxa"/>
-          </w:tcPr>
-          <w:p>
-            <w:pPr>
-              <w:widowControl w:val="0"/>
-              <w:spacing w:line="240" w:lineRule="exact"/>
-              <w:jc w:val="left"/>
-              <w:rPr>
-                <w:color w:val="auto"/>
-                <w:sz w:val="24"/>
-                <w:szCs w:val="24"/>
-              </w:rPr>
-            </w:pPr>
-            <w:r>
-              <w:rPr>
-                <w:rFonts w:cs="Arial"/>
-                <w:color w:val="auto"/>
-                <w:sz w:val="24"/>
-                <w:szCs w:val="24"/>
-              </w:rPr>
-              <w:t>Руководитель дипломного проекта (работы)</w:t>
-            </w:r>
-          </w:p>
-        </w:tc>
-        <w:tc>
-          <w:tcPr>
-            <w:tcW w:w="1847" w:type="dxa"/>
-            <w:tcBorders>
-              <w:bottom w:val="single" w:sz="4" w:space="0" w:color="auto"/>
-            </w:tcBorders>
-          </w:tcPr>
-          <w:p>
-            <w:pPr>
-              <w:widowControl w:val="0"/>
-              <w:spacing w:line="240" w:lineRule="exact"/>
-              <w:jc w:val="left"/>
-              <w:rPr>
-                <w:color w:val="auto"/>
-                <w:sz w:val="24"/>
-                <w:szCs w:val="24"/>
-              </w:rPr>
-            </w:pPr>
-          </w:p>
-        </w:tc>
-        <w:tc>
-          <w:tcPr>
-            <w:tcW w:w="422" w:type="dxa"/>
-          </w:tcPr>
-          <w:p>
-            <w:pPr>
-              <w:widowControl w:val="0"/>
-              <w:spacing w:line="240" w:lineRule="exact"/>
-              <w:jc w:val="left"/>
-              <w:rPr>
-                <w:color w:val="auto"/>
-                <w:sz w:val="24"/>
-                <w:szCs w:val="24"/>
-              </w:rPr>
-            </w:pPr>
-          </w:p>
-        </w:tc>
-        <w:tc>
-          <w:tcPr>
-            <w:tcW w:w="2119" w:type="dxa"/>
-            <w:tcBorders>
-              <w:bottom w:val="single" w:sz="4" w:space="0" w:color="auto"/>
-            </w:tcBorders>
-          </w:tcPr>
-          <w:p>
-            <w:pPr>
-              <w:widowControl w:val="0"/>
-              <w:spacing w:line="240" w:lineRule="exact"/>
-              <w:jc w:val="left"/>
-              <w:rPr>
-                <w:color w:val="auto"/>
-                <w:sz w:val="24"/>
-                <w:szCs w:val="24"/>
-              </w:rPr>
-            </w:pPr>
-            <w:r>
-              <w:rPr>
-                <w:color w:val="auto"/>
-                <w:sz w:val="24"/>
-                <w:szCs w:val="24"/>
-              </w:rPr>
-              <w:t xml:space="preserve">К. С. Кузнецов </w:t>
-            </w:r>
-          </w:p>
-        </w:tc>
-      </w:tr>
-      <w:tr>
-        <w:tc>
-          <w:tcPr>
-            <w:tcW w:w="4962" w:type="dxa"/>
-          </w:tcPr>
-          <w:p>
-            <w:pPr>
-              <w:widowControl w:val="0"/>
-              <w:spacing w:line="240" w:lineRule="exact"/>
-              <w:jc w:val="left"/>
-              <w:rPr>
-                <w:rFonts w:cs="Arial"/>
-                <w:color w:val="auto"/>
-                <w:sz w:val="24"/>
-                <w:szCs w:val="24"/>
-              </w:rPr>
-            </w:pPr>
-          </w:p>
-        </w:tc>
-        <w:tc>
-          <w:tcPr>
-            <w:tcW w:w="1847" w:type="dxa"/>
-            <w:tcBorders>
-              <w:top w:val="single" w:sz="4" w:space="0" w:color="auto"/>
-            </w:tcBorders>
-          </w:tcPr>
-          <w:p>
-            <w:pPr>
-              <w:widowControl w:val="0"/>
-              <w:spacing w:line="240" w:lineRule="exact"/>
-              <w:jc w:val="center"/>
-              <w:rPr>
-                <w:color w:val="auto"/>
-                <w:sz w:val="24"/>
-                <w:szCs w:val="24"/>
-              </w:rPr>
-            </w:pPr>
-            <w:r>
-              <w:rPr>
-                <w:color w:val="auto"/>
-                <w:sz w:val="16"/>
-                <w:szCs w:val="16"/>
-              </w:rPr>
-              <w:t>подпись</w:t>
-            </w:r>
-          </w:p>
-        </w:tc>
-        <w:tc>
-          <w:tcPr>
-            <w:tcW w:w="422" w:type="dxa"/>
-          </w:tcPr>
-          <w:p>
-            <w:pPr>
-              <w:widowControl w:val="0"/>
-              <w:spacing w:line="240" w:lineRule="exact"/>
-              <w:jc w:val="center"/>
-              <w:rPr>
-                <w:color w:val="auto"/>
-                <w:sz w:val="24"/>
-                <w:szCs w:val="24"/>
-              </w:rPr>
-            </w:pPr>
-          </w:p>
-        </w:tc>
-        <w:tc>
-          <w:tcPr>
-            <w:tcW w:w="2119" w:type="dxa"/>
-            <w:tcBorders>
-              <w:top w:val="single" w:sz="4" w:space="0" w:color="auto"/>
-            </w:tcBorders>
-          </w:tcPr>
-          <w:p>
-            <w:pPr>
-              <w:widowControl w:val="0"/>
-              <w:spacing w:line="240" w:lineRule="exact"/>
-              <w:jc w:val="center"/>
-              <w:rPr>
-                <w:color w:val="auto"/>
-                <w:sz w:val="24"/>
-                <w:szCs w:val="24"/>
-              </w:rPr>
-            </w:pPr>
-            <w:r>
-              <w:rPr>
-                <w:color w:val="auto"/>
-                <w:sz w:val="16"/>
-                <w:szCs w:val="16"/>
-              </w:rPr>
-              <w:t>инициалы, фамилия</w:t>
-            </w:r>
-          </w:p>
-        </w:tc>
-      </w:tr>
-    </w:tbl>
-    <w:p>
-      <w:pPr>
-        <w:widowControl w:val="0"/>
-        <w:spacing w:line="240" w:lineRule="auto"/>
-        <w:ind w:left="5731" w:hanging="782"/>
-        <w:jc w:val="left"/>
-        <w:rPr>
-          <w:b/>
-          <w:color w:val="auto"/>
-          <w:sz w:val="22"/>
-        </w:rPr>
-      </w:pPr>
-    </w:p>
-    <w:p>
-      <w:pPr>
-        <w:widowControl w:val="0"/>
-        <w:tabs>
-          <w:tab w:val="left" w:leader="underscore" w:pos="6653"/>
-        </w:tabs>
-        <w:spacing w:line="346" w:lineRule="exact"/>
-        <w:ind w:left="782" w:hanging="782"/>
-        <w:jc w:val="left"/>
-        <w:rPr>
-          <w:rFonts w:cs="Arial"/>
-          <w:color w:val="auto"/>
-          <w:sz w:val="24"/>
-          <w:szCs w:val="24"/>
-        </w:rPr>
-      </w:pPr>
-      <w:r>
-        <w:rPr>
-          <w:rFonts w:cs="Arial"/>
-          <w:color w:val="auto"/>
-          <w:sz w:val="24"/>
-          <w:szCs w:val="24"/>
-        </w:rPr>
-        <w:t>Задание принял к исполнению «____» ______________ 2026 г.</w:t>
-      </w:r>
-    </w:p>
-    <w:p>
-      <w:pPr>
-        <w:widowControl w:val="0"/>
-        <w:spacing w:line="240" w:lineRule="auto"/>
-        <w:ind w:right="3446" w:firstLine="3544"/>
-        <w:jc w:val="left"/>
-        <w:rPr>
-          <w:b/>
-          <w:color w:val="auto"/>
-          <w:sz w:val="22"/>
-        </w:rPr>
-      </w:pPr>
-    </w:p>
-    <w:p>
-      <w:pPr>
-        <w:widowControl w:val="0"/>
-        <w:spacing w:line="240" w:lineRule="auto"/>
-        <w:ind w:left="5731" w:hanging="2896"/>
-        <w:jc w:val="left"/>
-        <w:rPr>
-          <w:color w:val="auto"/>
-          <w:sz w:val="22"/>
-        </w:rPr>
-      </w:pPr>
-    </w:p>
-    <w:tbl>
-      <w:tblPr>
-        <w:tblW w:w="0" w:type="auto"/>
-        <w:tblInd w:w="-5" w:type="dxa"/>
-        <w:tblLook w:val="04A0" w:firstRow="1" w:lastRow="0" w:firstColumn="1" w:lastColumn="0" w:noHBand="0" w:noVBand="1"/>
-      </w:tblPr>
-      <w:tblGrid>
-        <w:gridCol w:w="4962"/>
-        <w:gridCol w:w="1847"/>
-        <w:gridCol w:w="422"/>
-        <w:gridCol w:w="2119"/>
-      </w:tblGrid>
-      <w:tr>
-        <w:tc>
-          <w:tcPr>
-            <w:tcW w:w="4962" w:type="dxa"/>
-          </w:tcPr>
-          <w:p>
-            <w:pPr>
-              <w:widowControl w:val="0"/>
-              <w:spacing w:line="240" w:lineRule="exact"/>
-              <w:jc w:val="left"/>
-              <w:rPr>
-                <w:color w:val="auto"/>
-                <w:sz w:val="24"/>
-                <w:szCs w:val="24"/>
-              </w:rPr>
-            </w:pPr>
-            <w:r>
-              <w:rPr>
-                <w:rFonts w:cs="Arial"/>
-                <w:color w:val="auto"/>
-                <w:sz w:val="24"/>
-                <w:szCs w:val="24"/>
-              </w:rPr>
-              <w:t>Студент</w:t>
-            </w:r>
-          </w:p>
-        </w:tc>
-        <w:tc>
-          <w:tcPr>
-            <w:tcW w:w="1847" w:type="dxa"/>
-            <w:tcBorders>
-              <w:bottom w:val="single" w:sz="4" w:space="0" w:color="auto"/>
-            </w:tcBorders>
-          </w:tcPr>
-          <w:p>
-            <w:pPr>
-              <w:widowControl w:val="0"/>
-              <w:spacing w:line="240" w:lineRule="exact"/>
-              <w:jc w:val="left"/>
-              <w:rPr>
-                <w:color w:val="auto"/>
-                <w:sz w:val="24"/>
-                <w:szCs w:val="24"/>
-              </w:rPr>
-            </w:pPr>
-          </w:p>
-        </w:tc>
-        <w:tc>
-          <w:tcPr>
-            <w:tcW w:w="422" w:type="dxa"/>
-          </w:tcPr>
-          <w:p>
-            <w:pPr>
-              <w:widowControl w:val="0"/>
-              <w:spacing w:line="240" w:lineRule="exact"/>
-              <w:jc w:val="left"/>
-              <w:rPr>
-                <w:color w:val="auto"/>
-                <w:sz w:val="24"/>
-                <w:szCs w:val="24"/>
-              </w:rPr>
-            </w:pPr>
-          </w:p>
-        </w:tc>
-        <w:tc>
-          <w:tcPr>
-            <w:tcW w:w="2119" w:type="dxa"/>
-            <w:tcBorders>
-              <w:bottom w:val="single" w:sz="4" w:space="0" w:color="auto"/>
-            </w:tcBorders>
-          </w:tcPr>
-          <w:p>
-            <w:pPr>
-              <w:widowControl w:val="0"/>
-              <w:spacing w:line="240" w:lineRule="exact"/>
-              <w:jc w:val="left"/>
-              <w:rPr>
-                <w:color w:val="auto"/>
-                <w:sz w:val="24"/>
-                <w:szCs w:val="24"/>
-              </w:rPr>
-            </w:pPr>
-            <w:r>
-              <w:rPr>
-                <w:color w:val="auto"/>
-                <w:sz w:val="24"/>
-                <w:szCs w:val="24"/>
-              </w:rPr>
-              <w:t>К. А. Ланцов</w:t>
-            </w:r>
-          </w:p>
-        </w:tc>
-      </w:tr>
-      <w:tr>
-        <w:tc>
-          <w:tcPr>
-            <w:tcW w:w="4962" w:type="dxa"/>
-          </w:tcPr>
-          <w:p>
-            <w:pPr>
-              <w:widowControl w:val="0"/>
-              <w:spacing w:line="240" w:lineRule="exact"/>
-              <w:jc w:val="left"/>
-              <w:rPr>
-                <w:rFonts w:cs="Arial"/>
-                <w:color w:val="auto"/>
-                <w:sz w:val="24"/>
-                <w:szCs w:val="24"/>
-              </w:rPr>
-            </w:pPr>
-          </w:p>
-        </w:tc>
-        <w:tc>
-          <w:tcPr>
-            <w:tcW w:w="1847" w:type="dxa"/>
-            <w:tcBorders>
-              <w:top w:val="single" w:sz="4" w:space="0" w:color="auto"/>
-            </w:tcBorders>
-          </w:tcPr>
-          <w:p>
-            <w:pPr>
-              <w:widowControl w:val="0"/>
-              <w:spacing w:line="240" w:lineRule="exact"/>
-              <w:jc w:val="center"/>
-              <w:rPr>
-                <w:color w:val="auto"/>
-                <w:sz w:val="24"/>
-                <w:szCs w:val="24"/>
-              </w:rPr>
-            </w:pPr>
-            <w:r>
-              <w:rPr>
-                <w:color w:val="auto"/>
-                <w:sz w:val="16"/>
-                <w:szCs w:val="16"/>
-              </w:rPr>
-              <w:t>подпись</w:t>
-            </w:r>
-          </w:p>
-        </w:tc>
-        <w:tc>
-          <w:tcPr>
-            <w:tcW w:w="422" w:type="dxa"/>
-          </w:tcPr>
-          <w:p>
-            <w:pPr>
-              <w:widowControl w:val="0"/>
-              <w:spacing w:line="240" w:lineRule="exact"/>
-              <w:jc w:val="center"/>
-              <w:rPr>
-                <w:color w:val="auto"/>
-                <w:sz w:val="24"/>
-                <w:szCs w:val="24"/>
-              </w:rPr>
-            </w:pPr>
-          </w:p>
-        </w:tc>
-        <w:tc>
-          <w:tcPr>
-            <w:tcW w:w="2119" w:type="dxa"/>
-            <w:tcBorders>
-              <w:top w:val="single" w:sz="4" w:space="0" w:color="auto"/>
-            </w:tcBorders>
-          </w:tcPr>
-          <w:p>
-            <w:pPr>
-              <w:widowControl w:val="0"/>
-              <w:spacing w:line="240" w:lineRule="exact"/>
-              <w:jc w:val="center"/>
-              <w:rPr>
-                <w:color w:val="auto"/>
-                <w:sz w:val="24"/>
-                <w:szCs w:val="24"/>
-              </w:rPr>
-            </w:pPr>
-            <w:r>
-              <w:rPr>
-                <w:color w:val="auto"/>
-                <w:sz w:val="16"/>
-                <w:szCs w:val="16"/>
-              </w:rPr>
-              <w:t>инициалы, фамилия</w:t>
-            </w:r>
-          </w:p>
-        </w:tc>
-      </w:tr>
-    </w:tbl>
-    <w:p>
-      <w:pPr>
-        <w:widowControl w:val="0"/>
-        <w:spacing w:line="240" w:lineRule="auto"/>
-        <w:ind w:left="5731" w:hanging="782"/>
-        <w:jc w:val="left"/>
-        <w:rPr>
-          <w:b/>
-          <w:color w:val="auto"/>
-          <w:sz w:val="22"/>
-        </w:rPr>
-      </w:pPr>
-    </w:p>
-    <w:p>
-      <w:pPr>
-        <w:widowControl w:val="0"/>
-        <w:spacing w:line="240" w:lineRule="exact"/>
-        <w:ind w:left="1872" w:hanging="1872"/>
-        <w:jc w:val="left"/>
-        <w:rPr>
-          <w:color w:val="auto"/>
-          <w:sz w:val="24"/>
-          <w:szCs w:val="24"/>
-        </w:rPr>
-      </w:pPr>
-    </w:p>
-    <w:p>
-      <w:pPr>
-        <w:spacing w:line="240" w:lineRule="auto"/>
-        <w:jc w:val="left"/>
-        <w:rPr>
-          <w:color w:val="auto"/>
-          <w:sz w:val="24"/>
-          <w:szCs w:val="24"/>
-        </w:rPr>
-      </w:pPr>
-      <w:r>
-        <w:rPr>
-          <w:color w:val="auto"/>
-          <w:sz w:val="24"/>
-          <w:szCs w:val="24"/>
-        </w:rPr>
-        <w:t>Рассмотрено и одобрено на заседании ПЦК «Информационные системы и программирование»</w:t>
-      </w:r>
-    </w:p>
-    <w:p>
-      <w:pPr>
-        <w:spacing w:line="192" w:lineRule="auto"/>
-        <w:jc w:val="left"/>
-        <w:rPr>
-          <w:color w:val="auto"/>
-          <w:sz w:val="24"/>
-          <w:szCs w:val="24"/>
-          <w:u w:val="single"/>
-        </w:rPr>
-      </w:pPr>
-    </w:p>
-    <w:p>
-      <w:pPr>
-        <w:widowControl w:val="0"/>
-        <w:tabs>
-          <w:tab w:val="left" w:leader="underscore" w:pos="6619"/>
-        </w:tabs>
-        <w:spacing w:before="53" w:line="240" w:lineRule="auto"/>
-        <w:jc w:val="left"/>
-        <w:rPr>
-          <w:rFonts w:cs="Arial"/>
-          <w:color w:val="auto"/>
-          <w:sz w:val="24"/>
-          <w:szCs w:val="24"/>
-        </w:rPr>
-      </w:pPr>
-      <w:r>
-        <w:rPr>
-          <w:color w:val="auto"/>
-          <w:sz w:val="24"/>
-          <w:szCs w:val="24"/>
-        </w:rPr>
-        <w:t xml:space="preserve">Протокол № 6 от </w:t>
-      </w:r>
-      <w:r>
-        <w:rPr>
-          <w:rFonts w:cs="Arial"/>
-          <w:color w:val="auto"/>
-          <w:sz w:val="24"/>
-          <w:szCs w:val="24"/>
-        </w:rPr>
-        <w:t>«__</w:t>
-      </w:r>
-      <w:r>
-        <w:rPr>
-          <w:rFonts w:cs="Arial"/>
-          <w:color w:val="auto"/>
-          <w:sz w:val="24"/>
-          <w:szCs w:val="24"/>
-          <w:u w:val="single"/>
-        </w:rPr>
-        <w:t>21</w:t>
-      </w:r>
-      <w:r>
-        <w:rPr>
-          <w:rFonts w:cs="Arial"/>
-          <w:color w:val="auto"/>
-          <w:sz w:val="24"/>
-          <w:szCs w:val="24"/>
-        </w:rPr>
-        <w:t>_» _</w:t>
-      </w:r>
-      <w:r>
-        <w:rPr>
-          <w:rFonts w:cs="Arial"/>
-          <w:color w:val="auto"/>
-          <w:sz w:val="24"/>
-          <w:szCs w:val="24"/>
-          <w:u w:val="single"/>
-        </w:rPr>
-        <w:t>апреля</w:t>
-      </w:r>
-      <w:r>
-        <w:rPr>
-          <w:rFonts w:cs="Arial"/>
-          <w:color w:val="auto"/>
-          <w:sz w:val="24"/>
-          <w:szCs w:val="24"/>
-        </w:rPr>
-        <w:t>__ 2026 г.</w:t>
-      </w:r>
-    </w:p>
-    <w:p>
-      <w:pPr>
-        <w:widowControl w:val="0"/>
-        <w:tabs>
-          <w:tab w:val="left" w:leader="underscore" w:pos="6619"/>
-        </w:tabs>
-        <w:spacing w:before="53" w:line="240" w:lineRule="auto"/>
-        <w:jc w:val="left"/>
-        <w:rPr>
-          <w:rFonts w:cs="Arial"/>
-          <w:color w:val="auto"/>
-          <w:sz w:val="24"/>
-          <w:szCs w:val="24"/>
-        </w:rPr>
-      </w:pPr>
-    </w:p>
-    <w:tbl>
-      <w:tblPr>
-        <w:tblW w:w="9503" w:type="dxa"/>
-        <w:tblInd w:w="-5" w:type="dxa"/>
-        <w:tblLook w:val="04A0" w:firstRow="1" w:lastRow="0" w:firstColumn="1" w:lastColumn="0" w:noHBand="0" w:noVBand="1"/>
-      </w:tblPr>
-      <w:tblGrid>
-        <w:gridCol w:w="4962"/>
-        <w:gridCol w:w="1847"/>
-        <w:gridCol w:w="422"/>
-        <w:gridCol w:w="2272"/>
-      </w:tblGrid>
-      <w:tr>
-        <w:tc>
-          <w:tcPr>
-            <w:tcW w:w="4962" w:type="dxa"/>
-          </w:tcPr>
-          <w:p>
-            <w:pPr>
-              <w:widowControl w:val="0"/>
-              <w:spacing w:line="240" w:lineRule="exact"/>
-              <w:jc w:val="left"/>
-              <w:rPr>
-                <w:color w:val="auto"/>
-                <w:sz w:val="24"/>
-                <w:szCs w:val="24"/>
-              </w:rPr>
-            </w:pPr>
-            <w:r>
-              <w:rPr>
-                <w:rFonts w:cs="Arial"/>
-                <w:color w:val="auto"/>
-                <w:sz w:val="24"/>
-                <w:szCs w:val="24"/>
-              </w:rPr>
-              <w:t>Председатель ПЦК</w:t>
-            </w:r>
-          </w:p>
-        </w:tc>
-        <w:tc>
-          <w:tcPr>
-            <w:tcW w:w="1847" w:type="dxa"/>
-            <w:tcBorders>
-              <w:bottom w:val="single" w:sz="4" w:space="0" w:color="auto"/>
-            </w:tcBorders>
-          </w:tcPr>
-          <w:p>
-            <w:pPr>
-              <w:widowControl w:val="0"/>
-              <w:spacing w:line="240" w:lineRule="exact"/>
-              <w:jc w:val="left"/>
-              <w:rPr>
-                <w:color w:val="auto"/>
-                <w:sz w:val="24"/>
-                <w:szCs w:val="24"/>
-              </w:rPr>
-            </w:pPr>
-          </w:p>
-        </w:tc>
-        <w:tc>
-          <w:tcPr>
-            <w:tcW w:w="422" w:type="dxa"/>
-          </w:tcPr>
-          <w:p>
-            <w:pPr>
-              <w:widowControl w:val="0"/>
-              <w:spacing w:line="240" w:lineRule="exact"/>
-              <w:jc w:val="left"/>
-              <w:rPr>
-                <w:color w:val="auto"/>
-                <w:sz w:val="24"/>
-                <w:szCs w:val="24"/>
-              </w:rPr>
-            </w:pPr>
-          </w:p>
-        </w:tc>
-        <w:tc>
-          <w:tcPr>
-            <w:tcW w:w="2272" w:type="dxa"/>
-            <w:tcBorders>
-              <w:bottom w:val="single" w:sz="4" w:space="0" w:color="auto"/>
-            </w:tcBorders>
-          </w:tcPr>
-          <w:p>
-            <w:pPr>
-              <w:widowControl w:val="0"/>
-              <w:spacing w:line="240" w:lineRule="exact"/>
-              <w:jc w:val="center"/>
-              <w:rPr>
-                <w:color w:val="auto"/>
-                <w:sz w:val="24"/>
-                <w:szCs w:val="24"/>
-              </w:rPr>
-            </w:pPr>
-            <w:r>
-              <w:rPr>
-                <w:rFonts w:cs="Arial"/>
-                <w:color w:val="auto"/>
-                <w:sz w:val="24"/>
-                <w:szCs w:val="24"/>
-              </w:rPr>
-              <w:t>А.Д. Сынкова</w:t>
-            </w:r>
-          </w:p>
-        </w:tc>
-      </w:tr>
-      <w:tr>
-        <w:tc>
-          <w:tcPr>
-            <w:tcW w:w="4962" w:type="dxa"/>
-          </w:tcPr>
-          <w:p>
-            <w:pPr>
-              <w:widowControl w:val="0"/>
-              <w:spacing w:line="240" w:lineRule="exact"/>
-              <w:jc w:val="left"/>
-              <w:rPr>
-                <w:rFonts w:cs="Arial"/>
-                <w:color w:val="auto"/>
-                <w:sz w:val="24"/>
-                <w:szCs w:val="24"/>
-                <w:lang w:val="en-US"/>
-              </w:rPr>
-            </w:pPr>
-          </w:p>
-        </w:tc>
-        <w:tc>
-          <w:tcPr>
-            <w:tcW w:w="1847" w:type="dxa"/>
-            <w:tcBorders>
-              <w:top w:val="single" w:sz="4" w:space="0" w:color="auto"/>
-            </w:tcBorders>
-          </w:tcPr>
-          <w:p>
-            <w:pPr>
-              <w:widowControl w:val="0"/>
-              <w:spacing w:line="240" w:lineRule="exact"/>
-              <w:jc w:val="center"/>
-              <w:rPr>
-                <w:color w:val="auto"/>
-                <w:sz w:val="24"/>
-                <w:szCs w:val="24"/>
-              </w:rPr>
-            </w:pPr>
-            <w:r>
-              <w:rPr>
-                <w:color w:val="auto"/>
-                <w:sz w:val="16"/>
-                <w:szCs w:val="16"/>
-              </w:rPr>
-              <w:t>подпись</w:t>
-            </w:r>
-          </w:p>
-        </w:tc>
-        <w:tc>
-          <w:tcPr>
-            <w:tcW w:w="422" w:type="dxa"/>
-          </w:tcPr>
-          <w:p>
-            <w:pPr>
-              <w:widowControl w:val="0"/>
-              <w:spacing w:line="240" w:lineRule="exact"/>
-              <w:jc w:val="center"/>
-              <w:rPr>
-                <w:color w:val="auto"/>
-                <w:sz w:val="24"/>
-                <w:szCs w:val="24"/>
-              </w:rPr>
-            </w:pPr>
-          </w:p>
-        </w:tc>
-        <w:tc>
-          <w:tcPr>
-            <w:tcW w:w="2272" w:type="dxa"/>
-            <w:tcBorders>
-              <w:top w:val="single" w:sz="4" w:space="0" w:color="auto"/>
-            </w:tcBorders>
-          </w:tcPr>
-          <w:p>
-            <w:pPr>
-              <w:widowControl w:val="0"/>
-              <w:spacing w:line="240" w:lineRule="exact"/>
-              <w:jc w:val="center"/>
-              <w:rPr>
-                <w:color w:val="auto"/>
-                <w:sz w:val="24"/>
-                <w:szCs w:val="24"/>
-              </w:rPr>
-            </w:pPr>
-            <w:r>
-              <w:rPr>
-                <w:color w:val="auto"/>
-                <w:sz w:val="16"/>
-                <w:szCs w:val="16"/>
-              </w:rPr>
-              <w:t>инициалы, фамилия</w:t>
-            </w:r>
-          </w:p>
-        </w:tc>
-      </w:tr>
-      <w:bookmarkEnd w:id="0"/>
-      <w:bookmarkEnd w:id="1"/>
-    </w:tbl>
+    <w:bookmarkEnd w:id="0"/>
     <w:p>
       <w:pPr>
         <w:sectPr>
@@ -8412,12 +5618,12 @@
       <w:pPr>
         <w:pStyle w:val="1"/>
       </w:pPr>
-      <w:bookmarkStart w:id="2" w:name="_Toc230848058"/>
+      <w:bookmarkStart w:id="1" w:name="_Toc230848058"/>
       <w:r>
         <w:lastRenderedPageBreak/>
         <w:t>ВВЕДЕНИЕ</w:t>
       </w:r>
-      <w:bookmarkEnd w:id="2"/>
+      <w:bookmarkEnd w:id="1"/>
     </w:p>
     <w:p>
       <w:pPr>
@@ -8524,7 +5730,7 @@
       <w:pPr>
         <w:pStyle w:val="2"/>
       </w:pPr>
-      <w:bookmarkStart w:id="3" w:name="_Toc230848059"/>
+      <w:bookmarkStart w:id="2" w:name="_Toc230848059"/>
       <w:r>
         <w:rPr>
           <w:caps w:val="0"/>
@@ -8532,153 +5738,153 @@
         <w:lastRenderedPageBreak/>
         <w:t>ОБЩАЯ ЧАСТЬ</w:t>
       </w:r>
-      <w:bookmarkEnd w:id="3"/>
+      <w:bookmarkEnd w:id="2"/>
     </w:p>
     <w:p>
       <w:pPr>
         <w:pStyle w:val="3"/>
         <w:spacing w:before="240"/>
       </w:pPr>
-      <w:bookmarkStart w:id="4" w:name="_Toc230848060"/>
+      <w:bookmarkStart w:id="3" w:name="_Toc230848060"/>
       <w:r>
         <w:t>Анализ предметной области</w:t>
       </w:r>
-      <w:bookmarkEnd w:id="4"/>
+      <w:bookmarkEnd w:id="3"/>
     </w:p>
     <w:p>
       <w:pPr>
         <w:pStyle w:val="4"/>
         <w:spacing w:before="240"/>
       </w:pPr>
-      <w:bookmarkStart w:id="5" w:name="_Toc230848061"/>
+      <w:bookmarkStart w:id="4" w:name="_Toc230848061"/>
       <w:r>
         <w:t>Общая характеристика</w:t>
       </w:r>
+      <w:bookmarkEnd w:id="4"/>
+    </w:p>
+    <w:p>
+      <w:pPr>
+        <w:pStyle w:val="red"/>
+        <w:rPr>
+          <w:lang w:val="ru-RU"/>
+        </w:rPr>
+      </w:pPr>
+      <w:r>
+        <w:rPr>
+          <w:lang w:val="ru-RU"/>
+        </w:rPr>
+        <w:t>Управление проектами представляет собой совокупность процессов планирования, распределения и контроля выполнения задач, направленных на достижение целей организации в рамках</w:t>
+      </w:r>
+      <w:r>
+        <w:rPr>
+          <w:lang w:val="ru-RU"/>
+        </w:rPr>
+        <w:t xml:space="preserve"> различных</w:t>
+      </w:r>
+      <w:r>
+        <w:rPr>
+          <w:lang w:val="ru-RU"/>
+        </w:rPr>
+        <w:t xml:space="preserve"> ограничений.</w:t>
+      </w:r>
+    </w:p>
+    <w:p>
+      <w:pPr>
+        <w:pStyle w:val="red"/>
+        <w:rPr>
+          <w:lang w:val="ru-RU"/>
+        </w:rPr>
+      </w:pPr>
+      <w:r>
+        <w:rPr>
+          <w:lang w:val="ru-RU"/>
+        </w:rPr>
+        <w:t>В современных организациях проектный подход широко используется в разработке программного обеспечения, бизнес-аналитике и других сферах, где требуется координация работы нескольких участников. Основой данного подхода является декомпозиция проекта на отдельные задачи с последующим распределением их между исполнителями и контролем выполнения.</w:t>
+      </w:r>
+    </w:p>
+    <w:p>
+      <w:pPr>
+        <w:pStyle w:val="red"/>
+        <w:rPr>
+          <w:lang w:val="ru-RU"/>
+        </w:rPr>
+      </w:pPr>
+      <w:r>
+        <w:rPr>
+          <w:lang w:val="ru-RU"/>
+        </w:rPr>
+        <w:t xml:space="preserve">Эффективное управление проектами требует </w:t>
+      </w:r>
+      <w:r>
+        <w:rPr>
+          <w:lang w:val="ru-RU"/>
+        </w:rPr>
+        <w:t>явного</w:t>
+      </w:r>
+      <w:r>
+        <w:rPr>
+          <w:lang w:val="ru-RU"/>
+        </w:rPr>
+        <w:t xml:space="preserve"> учета</w:t>
+      </w:r>
+      <w:r>
+        <w:rPr>
+          <w:lang w:val="ru-RU"/>
+        </w:rPr>
+        <w:t xml:space="preserve"> исполнителей,</w:t>
+      </w:r>
+      <w:r>
+        <w:rPr>
+          <w:lang w:val="ru-RU"/>
+        </w:rPr>
+        <w:t xml:space="preserve"> задач</w:t>
+      </w:r>
+      <w:r>
+        <w:rPr>
+          <w:lang w:val="ru-RU"/>
+        </w:rPr>
+        <w:t xml:space="preserve"> </w:t>
+      </w:r>
+      <w:r>
+        <w:rPr>
+          <w:lang w:val="ru-RU"/>
+        </w:rPr>
+        <w:t xml:space="preserve">и </w:t>
+      </w:r>
+      <w:r>
+        <w:rPr>
+          <w:lang w:val="ru-RU"/>
+        </w:rPr>
+        <w:t xml:space="preserve">их </w:t>
+      </w:r>
+      <w:r>
+        <w:rPr>
+          <w:lang w:val="ru-RU"/>
+        </w:rPr>
+        <w:t>статусов, что делает разработку специализированных информационных систем</w:t>
+      </w:r>
+      <w:r>
+        <w:rPr>
+          <w:lang w:val="ru-RU"/>
+        </w:rPr>
+        <w:t xml:space="preserve"> </w:t>
+      </w:r>
+      <w:r>
+        <w:rPr>
+          <w:lang w:val="ru-RU"/>
+        </w:rPr>
+        <w:t>актуальной.</w:t>
+      </w:r>
+    </w:p>
+    <w:p>
+      <w:pPr>
+        <w:pStyle w:val="4"/>
+      </w:pPr>
+      <w:bookmarkStart w:id="5" w:name="_Toc230848062"/>
+      <w:r>
+        <w:t>Основные сущности</w:t>
+      </w:r>
       <w:bookmarkEnd w:id="5"/>
-    </w:p>
-    <w:p>
-      <w:pPr>
-        <w:pStyle w:val="red"/>
-        <w:rPr>
-          <w:lang w:val="ru-RU"/>
-        </w:rPr>
-      </w:pPr>
-      <w:r>
-        <w:rPr>
-          <w:lang w:val="ru-RU"/>
-        </w:rPr>
-        <w:t>Управление проектами представляет собой совокупность процессов планирования, распределения и контроля выполнения задач, направленных на достижение целей организации в рамках</w:t>
-      </w:r>
-      <w:r>
-        <w:rPr>
-          <w:lang w:val="ru-RU"/>
-        </w:rPr>
-        <w:t xml:space="preserve"> различных</w:t>
-      </w:r>
-      <w:r>
-        <w:rPr>
-          <w:lang w:val="ru-RU"/>
-        </w:rPr>
-        <w:t xml:space="preserve"> ограничений.</w:t>
-      </w:r>
-    </w:p>
-    <w:p>
-      <w:pPr>
-        <w:pStyle w:val="red"/>
-        <w:rPr>
-          <w:lang w:val="ru-RU"/>
-        </w:rPr>
-      </w:pPr>
-      <w:r>
-        <w:rPr>
-          <w:lang w:val="ru-RU"/>
-        </w:rPr>
-        <w:t>В современных организациях проектный подход широко используется в разработке программного обеспечения, бизнес-аналитике и других сферах, где требуется координация работы нескольких участников. Основой данного подхода является декомпозиция проекта на отдельные задачи с последующим распределением их между исполнителями и контролем выполнения.</w:t>
-      </w:r>
-    </w:p>
-    <w:p>
-      <w:pPr>
-        <w:pStyle w:val="red"/>
-        <w:rPr>
-          <w:lang w:val="ru-RU"/>
-        </w:rPr>
-      </w:pPr>
-      <w:r>
-        <w:rPr>
-          <w:lang w:val="ru-RU"/>
-        </w:rPr>
-        <w:t xml:space="preserve">Эффективное управление проектами требует </w:t>
-      </w:r>
-      <w:r>
-        <w:rPr>
-          <w:lang w:val="ru-RU"/>
-        </w:rPr>
-        <w:t>явного</w:t>
-      </w:r>
-      <w:r>
-        <w:rPr>
-          <w:lang w:val="ru-RU"/>
-        </w:rPr>
-        <w:t xml:space="preserve"> учета</w:t>
-      </w:r>
-      <w:r>
-        <w:rPr>
-          <w:lang w:val="ru-RU"/>
-        </w:rPr>
-        <w:t xml:space="preserve"> исполнителей,</w:t>
-      </w:r>
-      <w:r>
-        <w:rPr>
-          <w:lang w:val="ru-RU"/>
-        </w:rPr>
-        <w:t xml:space="preserve"> задач</w:t>
-      </w:r>
-      <w:r>
-        <w:rPr>
-          <w:lang w:val="ru-RU"/>
-        </w:rPr>
-        <w:t xml:space="preserve"> </w:t>
-      </w:r>
-      <w:r>
-        <w:rPr>
-          <w:lang w:val="ru-RU"/>
-        </w:rPr>
-        <w:t xml:space="preserve">и </w:t>
-      </w:r>
-      <w:r>
-        <w:rPr>
-          <w:lang w:val="ru-RU"/>
-        </w:rPr>
-        <w:t xml:space="preserve">их </w:t>
-      </w:r>
-      <w:r>
-        <w:rPr>
-          <w:lang w:val="ru-RU"/>
-        </w:rPr>
-        <w:t>статусов, что делает разработку специализированных информационных систем</w:t>
-      </w:r>
-      <w:r>
-        <w:rPr>
-          <w:lang w:val="ru-RU"/>
-        </w:rPr>
-        <w:t xml:space="preserve"> </w:t>
-      </w:r>
-      <w:r>
-        <w:rPr>
-          <w:lang w:val="ru-RU"/>
-        </w:rPr>
-        <w:t>актуальной.</w:t>
-      </w:r>
-    </w:p>
-    <w:p>
-      <w:pPr>
-        <w:pStyle w:val="4"/>
-      </w:pPr>
-      <w:bookmarkStart w:id="6" w:name="_Toc230848062"/>
-      <w:r>
-        <w:t>Основные сущности</w:t>
-      </w:r>
-      <w:bookmarkEnd w:id="6"/>
     </w:p>
     <w:p>
       <w:pPr>
@@ -8845,11 +6051,11 @@
       <w:pPr>
         <w:pStyle w:val="4"/>
       </w:pPr>
-      <w:bookmarkStart w:id="7" w:name="_Toc230848063"/>
+      <w:bookmarkStart w:id="6" w:name="_Toc230848063"/>
       <w:r>
         <w:t>Основные процессы</w:t>
       </w:r>
-      <w:bookmarkEnd w:id="7"/>
+      <w:bookmarkEnd w:id="6"/>
     </w:p>
     <w:p>
       <w:pPr>
@@ -9105,11 +6311,11 @@
       <w:pPr>
         <w:pStyle w:val="4"/>
       </w:pPr>
-      <w:bookmarkStart w:id="8" w:name="_Toc230848064"/>
+      <w:bookmarkStart w:id="7" w:name="_Toc230848064"/>
       <w:r>
         <w:t>Основные информационные данные</w:t>
       </w:r>
-      <w:bookmarkEnd w:id="8"/>
+      <w:bookmarkEnd w:id="7"/>
     </w:p>
     <w:p>
       <w:pPr>
@@ -9290,63 +6496,63 @@
       <w:pPr>
         <w:pStyle w:val="4"/>
       </w:pPr>
-      <w:bookmarkStart w:id="9" w:name="_Toc230848065"/>
+      <w:bookmarkStart w:id="8" w:name="_Toc230848065"/>
       <w:r>
         <w:t>Вывод по анализу предметной области</w:t>
       </w:r>
+      <w:bookmarkEnd w:id="8"/>
+    </w:p>
+    <w:p>
+      <w:pPr>
+        <w:pStyle w:val="red"/>
+        <w:rPr>
+          <w:lang w:val="ru-RU"/>
+        </w:rPr>
+      </w:pPr>
+      <w:r>
+        <w:rPr>
+          <w:lang w:val="ru-RU"/>
+        </w:rPr>
+        <w:t>Анализ предметной области показал, что управление проектами представляет собой совокупность взаимосвязанных процессов, направленных на организацию и контроль выполнения задач в рамках проектов. Основу предметной области составляют проекты, задачи и участники, взаимодействие которых определяется ролями пользователей и установленными ограничениями.</w:t>
+      </w:r>
+    </w:p>
+    <w:p>
+      <w:pPr>
+        <w:pStyle w:val="red"/>
+        <w:rPr>
+          <w:lang w:val="ru-RU"/>
+        </w:rPr>
+      </w:pPr>
+      <w:r>
+        <w:rPr>
+          <w:lang w:val="ru-RU"/>
+        </w:rPr>
+        <w:t>В процессе управления проектами выполняются операции создания проектов, формирования состава исполнителей, распределения задач и контроля их выполнения. При этом важное значение имеет хранение и обработка данных о проектах, задачах, пользователях и их взаимосвязях.</w:t>
+      </w:r>
+    </w:p>
+    <w:p>
+      <w:pPr>
+        <w:pStyle w:val="red"/>
+        <w:rPr>
+          <w:lang w:val="ru-RU"/>
+        </w:rPr>
+      </w:pPr>
+      <w:r>
+        <w:rPr>
+          <w:lang w:val="ru-RU"/>
+        </w:rPr>
+        <w:t>Таким образом, предметная область характеризуется необходимостью централизованного хранения информации, контроля состояний задач и проектов, а также управления взаимодействием участников. Это обуславливает необходимость разработки информационной системы, предназначенной для автоматизации процессов управления проектной деятельностью.</w:t>
+      </w:r>
+    </w:p>
+    <w:p>
+      <w:pPr>
+        <w:pStyle w:val="3"/>
+      </w:pPr>
+      <w:bookmarkStart w:id="9" w:name="_Toc230848066"/>
+      <w:r>
+        <w:t>Постановка задачи</w:t>
+      </w:r>
       <w:bookmarkEnd w:id="9"/>
-    </w:p>
-    <w:p>
-      <w:pPr>
-        <w:pStyle w:val="red"/>
-        <w:rPr>
-          <w:lang w:val="ru-RU"/>
-        </w:rPr>
-      </w:pPr>
-      <w:r>
-        <w:rPr>
-          <w:lang w:val="ru-RU"/>
-        </w:rPr>
-        <w:t>Анализ предметной области показал, что управление проектами представляет собой совокупность взаимосвязанных процессов, направленных на организацию и контроль выполнения задач в рамках проектов. Основу предметной области составляют проекты, задачи и участники, взаимодействие которых определяется ролями пользователей и установленными ограничениями.</w:t>
-      </w:r>
-    </w:p>
-    <w:p>
-      <w:pPr>
-        <w:pStyle w:val="red"/>
-        <w:rPr>
-          <w:lang w:val="ru-RU"/>
-        </w:rPr>
-      </w:pPr>
-      <w:r>
-        <w:rPr>
-          <w:lang w:val="ru-RU"/>
-        </w:rPr>
-        <w:t>В процессе управления проектами выполняются операции создания проектов, формирования состава исполнителей, распределения задач и контроля их выполнения. При этом важное значение имеет хранение и обработка данных о проектах, задачах, пользователях и их взаимосвязях.</w:t>
-      </w:r>
-    </w:p>
-    <w:p>
-      <w:pPr>
-        <w:pStyle w:val="red"/>
-        <w:rPr>
-          <w:lang w:val="ru-RU"/>
-        </w:rPr>
-      </w:pPr>
-      <w:r>
-        <w:rPr>
-          <w:lang w:val="ru-RU"/>
-        </w:rPr>
-        <w:t>Таким образом, предметная область характеризуется необходимостью централизованного хранения информации, контроля состояний задач и проектов, а также управления взаимодействием участников. Это обуславливает необходимость разработки информационной системы, предназначенной для автоматизации процессов управления проектной деятельностью.</w:t>
-      </w:r>
-    </w:p>
-    <w:p>
-      <w:pPr>
-        <w:pStyle w:val="3"/>
-      </w:pPr>
-      <w:bookmarkStart w:id="10" w:name="_Toc230848066"/>
-      <w:r>
-        <w:t>Постановка задачи</w:t>
-      </w:r>
-      <w:bookmarkEnd w:id="10"/>
     </w:p>
     <w:p>
       <w:pPr>
@@ -9476,128 +6682,128 @@
       <w:pPr>
         <w:pStyle w:val="3"/>
       </w:pPr>
-      <w:bookmarkStart w:id="11" w:name="_Toc230848067"/>
+      <w:bookmarkStart w:id="10" w:name="_Toc230848067"/>
       <w:r>
         <w:lastRenderedPageBreak/>
         <w:t>Анализ рынка существующих решений</w:t>
       </w:r>
-      <w:bookmarkEnd w:id="11"/>
+      <w:bookmarkEnd w:id="10"/>
     </w:p>
     <w:p>
       <w:pPr>
         <w:pStyle w:val="4"/>
         <w:spacing w:before="240"/>
       </w:pPr>
-      <w:bookmarkStart w:id="12" w:name="_Toc230848068"/>
+      <w:bookmarkStart w:id="11" w:name="_Toc230848068"/>
       <w:r>
         <w:t>Общая характеристика существующих систем</w:t>
       </w:r>
+      <w:bookmarkEnd w:id="11"/>
+    </w:p>
+    <w:p>
+      <w:pPr>
+        <w:pStyle w:val="red"/>
+        <w:rPr>
+          <w:lang w:val="ru-RU"/>
+        </w:rPr>
+      </w:pPr>
+      <w:r>
+        <w:rPr>
+          <w:lang w:val="ru-RU"/>
+        </w:rPr>
+        <w:t>На современном рынке представлено большое количество информационных систем, предназначенных для управления проектами и задачами. Подобные решения используются для планирования работ, распределения задач между участниками команды, контроля сроков выполнения и организации взаимодействия пользователей.</w:t>
+      </w:r>
+    </w:p>
+    <w:p>
+      <w:pPr>
+        <w:pStyle w:val="red"/>
+        <w:rPr>
+          <w:lang w:val="ru-RU"/>
+        </w:rPr>
+      </w:pPr>
+      <w:r>
+        <w:rPr>
+          <w:lang w:val="ru-RU"/>
+        </w:rPr>
+        <w:t>Большинство существующих систем предоставляют базовые возможности управления проектами, однако отличаются подходами к организации рабочих процессов, уровнем сложности, гибкостью настройки и ориентацией на определённые категории пользователей. Некоторые решения ориентированы на крупные корпоративные проекты, другие — на небольшие команды</w:t>
+      </w:r>
+      <w:r>
+        <w:rPr>
+          <w:lang w:val="ru-RU"/>
+        </w:rPr>
+        <w:t xml:space="preserve"> </w:t>
+      </w:r>
+      <w:r>
+        <w:rPr>
+          <w:lang w:val="ru-RU"/>
+        </w:rPr>
+        <w:t>.</w:t>
+      </w:r>
+    </w:p>
+    <w:p>
+      <w:pPr>
+        <w:pStyle w:val="red"/>
+        <w:rPr>
+          <w:lang w:val="ru-RU"/>
+        </w:rPr>
+      </w:pPr>
+      <w:r>
+        <w:rPr>
+          <w:lang w:val="ru-RU"/>
+        </w:rPr>
+        <w:t xml:space="preserve">Для анализа были рассмотрены наиболее распространённые системы управления проектами: </w:t>
+      </w:r>
+      <w:r>
+        <w:t>Jira</w:t>
+      </w:r>
+      <w:r>
+        <w:rPr>
+          <w:lang w:val="ru-RU"/>
+        </w:rPr>
+        <w:t xml:space="preserve">, </w:t>
+      </w:r>
+      <w:r>
+        <w:t>Trello</w:t>
+      </w:r>
+      <w:r>
+        <w:rPr>
+          <w:lang w:val="ru-RU"/>
+        </w:rPr>
+        <w:t xml:space="preserve">, </w:t>
+      </w:r>
+      <w:proofErr w:type="spellStart"/>
+      <w:r>
+        <w:t>YouTrack</w:t>
+      </w:r>
+      <w:proofErr w:type="spellEnd"/>
+      <w:r>
+        <w:rPr>
+          <w:lang w:val="ru-RU"/>
+        </w:rPr>
+        <w:t xml:space="preserve"> и </w:t>
+      </w:r>
+      <w:proofErr w:type="spellStart"/>
+      <w:r>
+        <w:t>Bitrix</w:t>
+      </w:r>
+      <w:proofErr w:type="spellEnd"/>
+      <w:r>
+        <w:rPr>
+          <w:lang w:val="ru-RU"/>
+        </w:rPr>
+        <w:t>24.</w:t>
+      </w:r>
+    </w:p>
+    <w:p>
+      <w:pPr>
+        <w:pStyle w:val="4"/>
+      </w:pPr>
+      <w:bookmarkStart w:id="12" w:name="_Toc230848069"/>
+      <w:proofErr w:type="spellStart"/>
+      <w:r>
+        <w:t>Jira</w:t>
+      </w:r>
       <w:bookmarkEnd w:id="12"/>
-    </w:p>
-    <w:p>
-      <w:pPr>
-        <w:pStyle w:val="red"/>
-        <w:rPr>
-          <w:lang w:val="ru-RU"/>
-        </w:rPr>
-      </w:pPr>
-      <w:r>
-        <w:rPr>
-          <w:lang w:val="ru-RU"/>
-        </w:rPr>
-        <w:t>На современном рынке представлено большое количество информационных систем, предназначенных для управления проектами и задачами. Подобные решения используются для планирования работ, распределения задач между участниками команды, контроля сроков выполнения и организации взаимодействия пользователей.</w:t>
-      </w:r>
-    </w:p>
-    <w:p>
-      <w:pPr>
-        <w:pStyle w:val="red"/>
-        <w:rPr>
-          <w:lang w:val="ru-RU"/>
-        </w:rPr>
-      </w:pPr>
-      <w:r>
-        <w:rPr>
-          <w:lang w:val="ru-RU"/>
-        </w:rPr>
-        <w:t>Большинство существующих систем предоставляют базовые возможности управления проектами, однако отличаются подходами к организации рабочих процессов, уровнем сложности, гибкостью настройки и ориентацией на определённые категории пользователей. Некоторые решения ориентированы на крупные корпоративные проекты, другие — на небольшие команды</w:t>
-      </w:r>
-      <w:r>
-        <w:rPr>
-          <w:lang w:val="ru-RU"/>
-        </w:rPr>
-        <w:t xml:space="preserve"> </w:t>
-      </w:r>
-      <w:r>
-        <w:rPr>
-          <w:lang w:val="ru-RU"/>
-        </w:rPr>
-        <w:t>.</w:t>
-      </w:r>
-    </w:p>
-    <w:p>
-      <w:pPr>
-        <w:pStyle w:val="red"/>
-        <w:rPr>
-          <w:lang w:val="ru-RU"/>
-        </w:rPr>
-      </w:pPr>
-      <w:r>
-        <w:rPr>
-          <w:lang w:val="ru-RU"/>
-        </w:rPr>
-        <w:t xml:space="preserve">Для анализа были рассмотрены наиболее распространённые системы управления проектами: </w:t>
-      </w:r>
-      <w:r>
-        <w:t>Jira</w:t>
-      </w:r>
-      <w:r>
-        <w:rPr>
-          <w:lang w:val="ru-RU"/>
-        </w:rPr>
-        <w:t xml:space="preserve">, </w:t>
-      </w:r>
-      <w:r>
-        <w:t>Trello</w:t>
-      </w:r>
-      <w:r>
-        <w:rPr>
-          <w:lang w:val="ru-RU"/>
-        </w:rPr>
-        <w:t xml:space="preserve">, </w:t>
-      </w:r>
-      <w:proofErr w:type="spellStart"/>
-      <w:r>
-        <w:t>YouTrack</w:t>
-      </w:r>
-      <w:proofErr w:type="spellEnd"/>
-      <w:r>
-        <w:rPr>
-          <w:lang w:val="ru-RU"/>
-        </w:rPr>
-        <w:t xml:space="preserve"> и </w:t>
-      </w:r>
-      <w:proofErr w:type="spellStart"/>
-      <w:r>
-        <w:t>Bitrix</w:t>
-      </w:r>
-      <w:proofErr w:type="spellEnd"/>
-      <w:r>
-        <w:rPr>
-          <w:lang w:val="ru-RU"/>
-        </w:rPr>
-        <w:t>24.</w:t>
-      </w:r>
-    </w:p>
-    <w:p>
-      <w:pPr>
-        <w:pStyle w:val="4"/>
-      </w:pPr>
-      <w:bookmarkStart w:id="13" w:name="_Toc230848069"/>
-      <w:proofErr w:type="spellStart"/>
-      <w:r>
-        <w:t>Jira</w:t>
-      </w:r>
-      <w:bookmarkEnd w:id="13"/>
       <w:proofErr w:type="spellEnd"/>
     </w:p>
     <w:p>
@@ -9877,12 +7083,12 @@
       <w:pPr>
         <w:pStyle w:val="4"/>
       </w:pPr>
-      <w:bookmarkStart w:id="14" w:name="_Toc230848070"/>
+      <w:bookmarkStart w:id="13" w:name="_Toc230848070"/>
       <w:proofErr w:type="spellStart"/>
       <w:r>
         <w:t>Trello</w:t>
       </w:r>
-      <w:bookmarkEnd w:id="14"/>
+      <w:bookmarkEnd w:id="13"/>
       <w:proofErr w:type="spellEnd"/>
     </w:p>
     <w:p>
@@ -10105,13 +7311,13 @@
       <w:pPr>
         <w:pStyle w:val="4"/>
       </w:pPr>
-      <w:bookmarkStart w:id="15" w:name="_Toc230848071"/>
+      <w:bookmarkStart w:id="14" w:name="_Toc230848071"/>
       <w:proofErr w:type="spellStart"/>
       <w:r>
         <w:lastRenderedPageBreak/>
         <w:t>YouTrack</w:t>
       </w:r>
-      <w:bookmarkEnd w:id="15"/>
+      <w:bookmarkEnd w:id="14"/>
       <w:proofErr w:type="spellEnd"/>
     </w:p>
     <w:p>
@@ -10357,11 +7563,11 @@
       <w:pPr>
         <w:pStyle w:val="4"/>
       </w:pPr>
-      <w:bookmarkStart w:id="16" w:name="_Toc230848072"/>
+      <w:bookmarkStart w:id="15" w:name="_Toc230848072"/>
       <w:r>
         <w:t>Bitrix24</w:t>
       </w:r>
-      <w:bookmarkEnd w:id="16"/>
+      <w:bookmarkEnd w:id="15"/>
     </w:p>
     <w:p>
       <w:pPr>
@@ -10593,11 +7799,11 @@
       <w:pPr>
         <w:pStyle w:val="4"/>
       </w:pPr>
-      <w:bookmarkStart w:id="17" w:name="_Toc230848073"/>
+      <w:bookmarkStart w:id="16" w:name="_Toc230848073"/>
       <w:r>
         <w:t>Сравнительный анализ существующих решений</w:t>
       </w:r>
-      <w:bookmarkEnd w:id="17"/>
+      <w:bookmarkEnd w:id="16"/>
     </w:p>
     <w:p>
       <w:pPr>
@@ -10949,11 +8155,11 @@
       <w:pPr>
         <w:pStyle w:val="4"/>
       </w:pPr>
-      <w:bookmarkStart w:id="18" w:name="_Toc230848074"/>
+      <w:bookmarkStart w:id="17" w:name="_Toc230848074"/>
       <w:r>
         <w:t>Вывод по анализу рынка существующих решений</w:t>
       </w:r>
-      <w:bookmarkEnd w:id="18"/>
+      <w:bookmarkEnd w:id="17"/>
     </w:p>
     <w:p>
       <w:pPr>
@@ -11045,22 +8251,22 @@
       <w:pPr>
         <w:pStyle w:val="3"/>
       </w:pPr>
-      <w:bookmarkStart w:id="19" w:name="_Toc230848075"/>
+      <w:bookmarkStart w:id="18" w:name="_Toc230848075"/>
       <w:r>
         <w:t>Обоснование и выбор инструментальных средств разработки</w:t>
       </w:r>
-      <w:bookmarkEnd w:id="19"/>
+      <w:bookmarkEnd w:id="18"/>
     </w:p>
     <w:p>
       <w:pPr>
         <w:pStyle w:val="4"/>
         <w:spacing w:before="240"/>
       </w:pPr>
-      <w:bookmarkStart w:id="20" w:name="_Toc230848076"/>
+      <w:bookmarkStart w:id="19" w:name="_Toc230848076"/>
       <w:r>
         <w:t>Выбор платформы разработки</w:t>
       </w:r>
-      <w:bookmarkEnd w:id="20"/>
+      <w:bookmarkEnd w:id="19"/>
     </w:p>
     <w:p>
       <w:pPr>
@@ -12118,12 +9324,12 @@
       <w:pPr>
         <w:pStyle w:val="4"/>
       </w:pPr>
-      <w:bookmarkStart w:id="21" w:name="_Toc230848077"/>
+      <w:bookmarkStart w:id="20" w:name="_Toc230848077"/>
       <w:r>
         <w:lastRenderedPageBreak/>
         <w:t>Выбор системы управления базами данных</w:t>
       </w:r>
-      <w:bookmarkEnd w:id="21"/>
+      <w:bookmarkEnd w:id="20"/>
     </w:p>
     <w:p>
       <w:pPr>
@@ -12698,54 +9904,54 @@
       <w:pPr>
         <w:pStyle w:val="4"/>
       </w:pPr>
-      <w:bookmarkStart w:id="22" w:name="_Toc230848078"/>
+      <w:bookmarkStart w:id="21" w:name="_Toc230848078"/>
       <w:r>
         <w:t>Обоснование выбора используемых библиотек и компонентов</w:t>
       </w:r>
+      <w:bookmarkEnd w:id="21"/>
+    </w:p>
+    <w:p>
+      <w:pPr>
+        <w:pStyle w:val="red"/>
+        <w:rPr>
+          <w:lang w:val="ru-RU"/>
+        </w:rPr>
+      </w:pPr>
+      <w:r>
+        <w:rPr>
+          <w:lang w:val="ru-RU"/>
+        </w:rPr>
+        <w:t>Для реализации серверной части системы был выбран набор библиотек и компонентов, обеспечивающих работу с базой данных, организацию бизнес-логики, валидацию данных, аутентификацию пользователей, документирование API и тестирование приложения.</w:t>
+      </w:r>
+    </w:p>
+    <w:p>
+      <w:pPr>
+        <w:pStyle w:val="red"/>
+        <w:rPr>
+          <w:lang w:val="ru-RU"/>
+        </w:rPr>
+      </w:pPr>
+      <w:r>
+        <w:rPr>
+          <w:lang w:val="ru-RU"/>
+        </w:rPr>
+        <w:t>Использование специализированных библиотек позволяет уменьшить объём инфраструктурного кода, повысить читаемость проекта и упростить сопровождение приложения.</w:t>
+      </w:r>
+    </w:p>
+    <w:p>
+      <w:pPr>
+        <w:pStyle w:val="5"/>
+      </w:pPr>
+      <w:bookmarkStart w:id="22" w:name="_Toc230848079"/>
+      <w:proofErr w:type="spellStart"/>
+      <w:r>
+        <w:t>Entity</w:t>
+      </w:r>
+      <w:proofErr w:type="spellEnd"/>
+      <w:r>
+        <w:t xml:space="preserve"> Framework Core</w:t>
+      </w:r>
       <w:bookmarkEnd w:id="22"/>
-    </w:p>
-    <w:p>
-      <w:pPr>
-        <w:pStyle w:val="red"/>
-        <w:rPr>
-          <w:lang w:val="ru-RU"/>
-        </w:rPr>
-      </w:pPr>
-      <w:r>
-        <w:rPr>
-          <w:lang w:val="ru-RU"/>
-        </w:rPr>
-        <w:t>Для реализации серверной части системы был выбран набор библиотек и компонентов, обеспечивающих работу с базой данных, организацию бизнес-логики, валидацию данных, аутентификацию пользователей, документирование API и тестирование приложения.</w:t>
-      </w:r>
-    </w:p>
-    <w:p>
-      <w:pPr>
-        <w:pStyle w:val="red"/>
-        <w:rPr>
-          <w:lang w:val="ru-RU"/>
-        </w:rPr>
-      </w:pPr>
-      <w:r>
-        <w:rPr>
-          <w:lang w:val="ru-RU"/>
-        </w:rPr>
-        <w:t>Использование специализированных библиотек позволяет уменьшить объём инфраструктурного кода, повысить читаемость проекта и упростить сопровождение приложения.</w:t>
-      </w:r>
-    </w:p>
-    <w:p>
-      <w:pPr>
-        <w:pStyle w:val="5"/>
-      </w:pPr>
-      <w:bookmarkStart w:id="23" w:name="_Toc230848079"/>
-      <w:proofErr w:type="spellStart"/>
-      <w:r>
-        <w:t>Entity</w:t>
-      </w:r>
-      <w:proofErr w:type="spellEnd"/>
-      <w:r>
-        <w:t xml:space="preserve"> Framework Core</w:t>
-      </w:r>
-      <w:bookmarkEnd w:id="23"/>
     </w:p>
     <w:p>
       <w:pPr>
@@ -13245,12 +10451,12 @@
       <w:pPr>
         <w:pStyle w:val="5"/>
       </w:pPr>
-      <w:bookmarkStart w:id="24" w:name="_Toc230848080"/>
+      <w:bookmarkStart w:id="23" w:name="_Toc230848080"/>
       <w:proofErr w:type="spellStart"/>
       <w:r>
         <w:t>MediatR</w:t>
       </w:r>
-      <w:bookmarkEnd w:id="24"/>
+      <w:bookmarkEnd w:id="23"/>
       <w:proofErr w:type="spellEnd"/>
     </w:p>
     <w:p>
@@ -13538,12 +10744,12 @@
           <w:lang w:val="en-US"/>
         </w:rPr>
       </w:pPr>
-      <w:bookmarkStart w:id="25" w:name="_Toc230848081"/>
+      <w:bookmarkStart w:id="24" w:name="_Toc230848081"/>
       <w:proofErr w:type="spellStart"/>
       <w:r>
         <w:t>FluentValidation</w:t>
       </w:r>
-      <w:bookmarkEnd w:id="25"/>
+      <w:bookmarkEnd w:id="24"/>
       <w:proofErr w:type="spellEnd"/>
     </w:p>
     <w:p>
@@ -13917,11 +11123,11 @@
           <w:lang w:val="en-US"/>
         </w:rPr>
       </w:pPr>
-      <w:bookmarkStart w:id="26" w:name="_Toc230848082"/>
+      <w:bookmarkStart w:id="25" w:name="_Toc230848082"/>
       <w:r>
         <w:t>Средства аутентификации и авторизации</w:t>
       </w:r>
-      <w:bookmarkEnd w:id="26"/>
+      <w:bookmarkEnd w:id="25"/>
     </w:p>
     <w:p>
       <w:pPr>
@@ -14253,11 +11459,11 @@
           <w:lang w:val="en-US"/>
         </w:rPr>
       </w:pPr>
-      <w:bookmarkStart w:id="27" w:name="_Toc230848083"/>
+      <w:bookmarkStart w:id="26" w:name="_Toc230848083"/>
       <w:r>
         <w:t>Средства документирования API</w:t>
       </w:r>
-      <w:bookmarkEnd w:id="27"/>
+      <w:bookmarkEnd w:id="26"/>
     </w:p>
     <w:p>
       <w:pPr>
@@ -14410,11 +11616,11 @@
           <w:lang w:val="en-US"/>
         </w:rPr>
       </w:pPr>
-      <w:bookmarkStart w:id="28" w:name="_Toc230848084"/>
+      <w:bookmarkStart w:id="27" w:name="_Toc230848084"/>
       <w:r>
         <w:t>Средства тестирования</w:t>
       </w:r>
-      <w:bookmarkEnd w:id="28"/>
+      <w:bookmarkEnd w:id="27"/>
     </w:p>
     <w:p>
       <w:pPr>
@@ -14600,7 +11806,7 @@
       <w:pPr>
         <w:pStyle w:val="2"/>
       </w:pPr>
-      <w:bookmarkStart w:id="29" w:name="_Toc230848085"/>
+      <w:bookmarkStart w:id="28" w:name="_Toc230848085"/>
       <w:r>
         <w:rPr>
           <w:caps w:val="0"/>
@@ -14608,29 +11814,29 @@
         <w:lastRenderedPageBreak/>
         <w:t>СПЕЦИАЛЬНАЯ ЧАСТЬ</w:t>
       </w:r>
-      <w:bookmarkEnd w:id="29"/>
+      <w:bookmarkEnd w:id="28"/>
     </w:p>
     <w:p>
       <w:pPr>
         <w:pStyle w:val="3"/>
         <w:spacing w:before="240"/>
       </w:pPr>
-      <w:bookmarkStart w:id="30" w:name="_Toc230848086"/>
+      <w:bookmarkStart w:id="29" w:name="_Toc230848086"/>
       <w:r>
         <w:t>Проектирование архитектуры системы</w:t>
       </w:r>
-      <w:bookmarkEnd w:id="30"/>
+      <w:bookmarkEnd w:id="29"/>
     </w:p>
     <w:p>
       <w:pPr>
         <w:pStyle w:val="4"/>
         <w:spacing w:before="240"/>
       </w:pPr>
-      <w:bookmarkStart w:id="31" w:name="_Toc230848087"/>
+      <w:bookmarkStart w:id="30" w:name="_Toc230848087"/>
       <w:r>
         <w:t>Расширение модели предметной области</w:t>
       </w:r>
-      <w:bookmarkEnd w:id="31"/>
+      <w:bookmarkEnd w:id="30"/>
     </w:p>
     <w:p>
       <w:pPr>
@@ -14836,11 +12042,11 @@
       <w:pPr>
         <w:pStyle w:val="4"/>
       </w:pPr>
-      <w:bookmarkStart w:id="32" w:name="_Toc230848088"/>
+      <w:bookmarkStart w:id="31" w:name="_Toc230848088"/>
       <w:r>
         <w:t>Ограничения и бизнес-правила системы</w:t>
       </w:r>
-      <w:bookmarkEnd w:id="32"/>
+      <w:bookmarkEnd w:id="31"/>
     </w:p>
     <w:p>
       <w:pPr>
@@ -15580,11 +12786,11 @@
       <w:pPr>
         <w:pStyle w:val="4"/>
       </w:pPr>
-      <w:bookmarkStart w:id="33" w:name="_Toc230848089"/>
+      <w:bookmarkStart w:id="32" w:name="_Toc230848089"/>
       <w:r>
         <w:t>Выбор архитектурного подхода</w:t>
       </w:r>
-      <w:bookmarkEnd w:id="33"/>
+      <w:bookmarkEnd w:id="32"/>
     </w:p>
     <w:p>
       <w:pPr>
@@ -16173,7 +13379,7 @@
       <w:pPr>
         <w:pStyle w:val="4"/>
       </w:pPr>
-      <w:bookmarkStart w:id="34" w:name="_Toc230848090"/>
+      <w:bookmarkStart w:id="33" w:name="_Toc230848090"/>
       <w:r>
         <w:t>Использование CQRS-</w:t>
       </w:r>
@@ -16189,7 +13395,7 @@
       <w:r>
         <w:t>Mediator</w:t>
       </w:r>
-      <w:bookmarkEnd w:id="34"/>
+      <w:bookmarkEnd w:id="33"/>
       <w:proofErr w:type="spellEnd"/>
     </w:p>
     <w:p>
@@ -16785,45 +13991,25 @@
       <w:r>
         <w:t xml:space="preserve">Рисунок </w:t>
       </w:r>
-      <w:r>
-        <w:fldChar w:fldCharType="begin"/>
-      </w:r>
-      <w:r>
-        <w:instrText xml:space="preserve"> STYLEREF 2 \s </w:instrText>
-      </w:r>
-      <w:r>
-        <w:fldChar w:fldCharType="separate"/>
-      </w:r>
-      <w:r>
-        <w:rPr>
-          <w:noProof/>
-        </w:rPr>
-        <w:t>2</w:t>
-      </w:r>
-      <w:r>
-        <w:fldChar w:fldCharType="end"/>
-      </w:r>
+      <w:fldSimple w:instr=" STYLEREF 2 \s ">
+        <w:r>
+          <w:rPr>
+            <w:noProof/>
+          </w:rPr>
+          <w:t>2</w:t>
+        </w:r>
+      </w:fldSimple>
       <w:r>
         <w:t>.</w:t>
       </w:r>
-      <w:r>
-        <w:fldChar w:fldCharType="begin"/>
-      </w:r>
-      <w:r>
-        <w:instrText xml:space="preserve"> SEQ Рисунок \* ARABIC \s 2 </w:instrText>
-      </w:r>
-      <w:r>
-        <w:fldChar w:fldCharType="separate"/>
-      </w:r>
-      <w:r>
-        <w:rPr>
-          <w:noProof/>
-        </w:rPr>
-        <w:t>1</w:t>
-      </w:r>
-      <w:r>
-        <w:fldChar w:fldCharType="end"/>
-      </w:r>
+      <w:fldSimple w:instr=" SEQ Рисунок \* ARABIC \s 2 ">
+        <w:r>
+          <w:rPr>
+            <w:noProof/>
+          </w:rPr>
+          <w:t>1</w:t>
+        </w:r>
+      </w:fldSimple>
       <w:r>
         <w:t xml:space="preserve"> —</w:t>
       </w:r>
@@ -16846,7 +14032,7 @@
       <w:pPr>
         <w:pStyle w:val="4"/>
       </w:pPr>
-      <w:bookmarkStart w:id="35" w:name="_Toc230848091"/>
+      <w:bookmarkStart w:id="34" w:name="_Toc230848091"/>
       <w:r>
         <w:t>Использование подхода DDD-</w:t>
       </w:r>
@@ -16854,7 +14040,7 @@
       <w:r>
         <w:t>lite</w:t>
       </w:r>
-      <w:bookmarkEnd w:id="35"/>
+      <w:bookmarkEnd w:id="34"/>
       <w:proofErr w:type="spellEnd"/>
     </w:p>
     <w:p>
@@ -17257,45 +14443,25 @@
       <w:r>
         <w:t xml:space="preserve">Рисунок </w:t>
       </w:r>
-      <w:r>
-        <w:fldChar w:fldCharType="begin"/>
-      </w:r>
-      <w:r>
-        <w:instrText xml:space="preserve"> STYLEREF 2 \s </w:instrText>
-      </w:r>
-      <w:r>
-        <w:fldChar w:fldCharType="separate"/>
-      </w:r>
-      <w:r>
-        <w:rPr>
-          <w:noProof/>
-        </w:rPr>
-        <w:t>2</w:t>
-      </w:r>
-      <w:r>
-        <w:fldChar w:fldCharType="end"/>
-      </w:r>
+      <w:fldSimple w:instr=" STYLEREF 2 \s ">
+        <w:r>
+          <w:rPr>
+            <w:noProof/>
+          </w:rPr>
+          <w:t>2</w:t>
+        </w:r>
+      </w:fldSimple>
       <w:r>
         <w:t>.</w:t>
       </w:r>
-      <w:r>
-        <w:fldChar w:fldCharType="begin"/>
-      </w:r>
-      <w:r>
-        <w:instrText xml:space="preserve"> SEQ Рисунок \* ARABIC \s 2 </w:instrText>
-      </w:r>
-      <w:r>
-        <w:fldChar w:fldCharType="separate"/>
-      </w:r>
-      <w:r>
-        <w:rPr>
-          <w:noProof/>
-        </w:rPr>
-        <w:t>2</w:t>
-      </w:r>
-      <w:r>
-        <w:fldChar w:fldCharType="end"/>
-      </w:r>
+      <w:fldSimple w:instr=" SEQ Рисунок \* ARABIC \s 2 ">
+        <w:r>
+          <w:rPr>
+            <w:noProof/>
+          </w:rPr>
+          <w:t>2</w:t>
+        </w:r>
+      </w:fldSimple>
       <w:r>
         <w:t xml:space="preserve"> — </w:t>
       </w:r>
@@ -17661,11 +14827,11 @@
       <w:pPr>
         <w:pStyle w:val="4"/>
       </w:pPr>
-      <w:bookmarkStart w:id="36" w:name="_Toc230848092"/>
+      <w:bookmarkStart w:id="35" w:name="_Toc230848092"/>
       <w:r>
         <w:t>Структура слоев приложения</w:t>
       </w:r>
-      <w:bookmarkEnd w:id="36"/>
+      <w:bookmarkEnd w:id="35"/>
     </w:p>
     <w:p>
       <w:pPr>
@@ -18283,45 +15449,25 @@
       <w:r>
         <w:t xml:space="preserve">Рисунок </w:t>
       </w:r>
-      <w:r>
-        <w:fldChar w:fldCharType="begin"/>
-      </w:r>
-      <w:r>
-        <w:instrText xml:space="preserve"> STYLEREF 2 \s </w:instrText>
-      </w:r>
-      <w:r>
-        <w:fldChar w:fldCharType="separate"/>
-      </w:r>
-      <w:r>
-        <w:rPr>
-          <w:noProof/>
-        </w:rPr>
-        <w:t>2</w:t>
-      </w:r>
-      <w:r>
-        <w:fldChar w:fldCharType="end"/>
-      </w:r>
+      <w:fldSimple w:instr=" STYLEREF 2 \s ">
+        <w:r>
+          <w:rPr>
+            <w:noProof/>
+          </w:rPr>
+          <w:t>2</w:t>
+        </w:r>
+      </w:fldSimple>
       <w:r>
         <w:t>.</w:t>
       </w:r>
-      <w:r>
-        <w:fldChar w:fldCharType="begin"/>
-      </w:r>
-      <w:r>
-        <w:instrText xml:space="preserve"> SEQ Рисунок \* ARABIC \s 2 </w:instrText>
-      </w:r>
-      <w:r>
-        <w:fldChar w:fldCharType="separate"/>
-      </w:r>
-      <w:r>
-        <w:rPr>
-          <w:noProof/>
-        </w:rPr>
-        <w:t>3</w:t>
-      </w:r>
-      <w:r>
-        <w:fldChar w:fldCharType="end"/>
-      </w:r>
+      <w:fldSimple w:instr=" SEQ Рисунок \* ARABIC \s 2 ">
+        <w:r>
+          <w:rPr>
+            <w:noProof/>
+          </w:rPr>
+          <w:t>3</w:t>
+        </w:r>
+      </w:fldSimple>
       <w:r>
         <w:t xml:space="preserve"> — Диаграмма зависимостей слоев приложения</w:t>
       </w:r>
@@ -18330,11 +15476,11 @@
       <w:pPr>
         <w:pStyle w:val="4"/>
       </w:pPr>
-      <w:bookmarkStart w:id="37" w:name="_Toc230848093"/>
+      <w:bookmarkStart w:id="36" w:name="_Toc230848093"/>
       <w:r>
         <w:t>Итоги проектирования архитектуры системы</w:t>
       </w:r>
-      <w:bookmarkEnd w:id="37"/>
+      <w:bookmarkEnd w:id="36"/>
     </w:p>
     <w:p>
       <w:pPr>
@@ -18528,22 +15674,22 @@
           <w:lang w:val="en-US"/>
         </w:rPr>
       </w:pPr>
-      <w:bookmarkStart w:id="38" w:name="_Toc230848094"/>
+      <w:bookmarkStart w:id="37" w:name="_Toc230848094"/>
       <w:r>
         <w:t>Проектирование базы данных</w:t>
       </w:r>
-      <w:bookmarkEnd w:id="38"/>
+      <w:bookmarkEnd w:id="37"/>
     </w:p>
     <w:p>
       <w:pPr>
         <w:pStyle w:val="4"/>
         <w:spacing w:before="240"/>
       </w:pPr>
-      <w:bookmarkStart w:id="39" w:name="_Toc230848095"/>
+      <w:bookmarkStart w:id="38" w:name="_Toc230848095"/>
       <w:r>
         <w:t>Выбор подхода к проектированию базы данных</w:t>
       </w:r>
-      <w:bookmarkEnd w:id="39"/>
+      <w:bookmarkEnd w:id="38"/>
     </w:p>
     <w:p>
       <w:pPr>
@@ -18989,11 +16135,11 @@
       <w:pPr>
         <w:pStyle w:val="4"/>
       </w:pPr>
-      <w:bookmarkStart w:id="40" w:name="_Toc230848096"/>
+      <w:bookmarkStart w:id="39" w:name="_Toc230848096"/>
       <w:r>
         <w:t>Логическая модель данных</w:t>
       </w:r>
-      <w:bookmarkEnd w:id="40"/>
+      <w:bookmarkEnd w:id="39"/>
     </w:p>
     <w:p>
       <w:pPr>
@@ -19654,45 +16800,25 @@
       <w:r>
         <w:t xml:space="preserve">Рисунок </w:t>
       </w:r>
-      <w:r>
-        <w:fldChar w:fldCharType="begin"/>
-      </w:r>
-      <w:r>
-        <w:instrText xml:space="preserve"> STYLEREF 2 \s </w:instrText>
-      </w:r>
-      <w:r>
-        <w:fldChar w:fldCharType="separate"/>
-      </w:r>
-      <w:r>
-        <w:rPr>
-          <w:noProof/>
-        </w:rPr>
-        <w:t>2</w:t>
-      </w:r>
-      <w:r>
-        <w:fldChar w:fldCharType="end"/>
-      </w:r>
+      <w:fldSimple w:instr=" STYLEREF 2 \s ">
+        <w:r>
+          <w:rPr>
+            <w:noProof/>
+          </w:rPr>
+          <w:t>2</w:t>
+        </w:r>
+      </w:fldSimple>
       <w:r>
         <w:t>.</w:t>
       </w:r>
-      <w:r>
-        <w:fldChar w:fldCharType="begin"/>
-      </w:r>
-      <w:r>
-        <w:instrText xml:space="preserve"> SEQ Рисунок \* ARABIC \s 2 </w:instrText>
-      </w:r>
-      <w:r>
-        <w:fldChar w:fldCharType="separate"/>
-      </w:r>
-      <w:r>
-        <w:rPr>
-          <w:noProof/>
-        </w:rPr>
-        <w:t>4</w:t>
-      </w:r>
-      <w:r>
-        <w:fldChar w:fldCharType="end"/>
-      </w:r>
+      <w:fldSimple w:instr=" SEQ Рисунок \* ARABIC \s 2 ">
+        <w:r>
+          <w:rPr>
+            <w:noProof/>
+          </w:rPr>
+          <w:t>4</w:t>
+        </w:r>
+      </w:fldSimple>
       <w:r>
         <w:t xml:space="preserve"> — Логическая модель БД</w:t>
       </w:r>
@@ -19701,11 +16827,11 @@
       <w:pPr>
         <w:pStyle w:val="4"/>
       </w:pPr>
-      <w:bookmarkStart w:id="41" w:name="_Toc230848097"/>
+      <w:bookmarkStart w:id="40" w:name="_Toc230848097"/>
       <w:r>
         <w:t>Физическая модель базы данных</w:t>
       </w:r>
-      <w:bookmarkEnd w:id="41"/>
+      <w:bookmarkEnd w:id="40"/>
     </w:p>
     <w:p>
       <w:pPr>
@@ -20070,45 +17196,25 @@
       <w:r>
         <w:t xml:space="preserve">Рисунок </w:t>
       </w:r>
-      <w:r>
-        <w:fldChar w:fldCharType="begin"/>
-      </w:r>
-      <w:r>
-        <w:instrText xml:space="preserve"> STYLEREF 2 \s </w:instrText>
-      </w:r>
-      <w:r>
-        <w:fldChar w:fldCharType="separate"/>
-      </w:r>
-      <w:r>
-        <w:rPr>
-          <w:noProof/>
-        </w:rPr>
-        <w:t>2</w:t>
-      </w:r>
-      <w:r>
-        <w:fldChar w:fldCharType="end"/>
-      </w:r>
+      <w:fldSimple w:instr=" STYLEREF 2 \s ">
+        <w:r>
+          <w:rPr>
+            <w:noProof/>
+          </w:rPr>
+          <w:t>2</w:t>
+        </w:r>
+      </w:fldSimple>
       <w:r>
         <w:t>.</w:t>
       </w:r>
-      <w:r>
-        <w:fldChar w:fldCharType="begin"/>
-      </w:r>
-      <w:r>
-        <w:instrText xml:space="preserve"> SEQ Рисунок \* ARABIC \s 2 </w:instrText>
-      </w:r>
-      <w:r>
-        <w:fldChar w:fldCharType="separate"/>
-      </w:r>
-      <w:r>
-        <w:rPr>
-          <w:noProof/>
-        </w:rPr>
-        <w:t>5</w:t>
-      </w:r>
-      <w:r>
-        <w:fldChar w:fldCharType="end"/>
-      </w:r>
+      <w:fldSimple w:instr=" SEQ Рисунок \* ARABIC \s 2 ">
+        <w:r>
+          <w:rPr>
+            <w:noProof/>
+          </w:rPr>
+          <w:t>5</w:t>
+        </w:r>
+      </w:fldSimple>
       <w:r>
         <w:t xml:space="preserve"> – Физическая модель </w:t>
       </w:r>
@@ -20187,11 +17293,11 @@
           <w:lang w:val="en-US"/>
         </w:rPr>
       </w:pPr>
-      <w:bookmarkStart w:id="42" w:name="_Toc230848098"/>
+      <w:bookmarkStart w:id="41" w:name="_Toc230848098"/>
       <w:r>
         <w:t>Разработка серверной части</w:t>
       </w:r>
-      <w:bookmarkEnd w:id="42"/>
+      <w:bookmarkEnd w:id="41"/>
     </w:p>
     <w:p>
       <w:pPr>
@@ -20544,45 +17650,25 @@
       <w:r>
         <w:t xml:space="preserve"> </w:t>
       </w:r>
-      <w:r>
-        <w:fldChar w:fldCharType="begin"/>
-      </w:r>
-      <w:r>
-        <w:instrText xml:space="preserve"> STYLEREF 2 \s </w:instrText>
-      </w:r>
-      <w:r>
-        <w:fldChar w:fldCharType="separate"/>
-      </w:r>
-      <w:r>
-        <w:rPr>
-          <w:noProof/>
-        </w:rPr>
-        <w:t>2</w:t>
-      </w:r>
-      <w:r>
-        <w:fldChar w:fldCharType="end"/>
-      </w:r>
+      <w:fldSimple w:instr=" STYLEREF 2 \s ">
+        <w:r>
+          <w:rPr>
+            <w:noProof/>
+          </w:rPr>
+          <w:t>2</w:t>
+        </w:r>
+      </w:fldSimple>
       <w:r>
         <w:t>.</w:t>
       </w:r>
-      <w:r>
-        <w:fldChar w:fldCharType="begin"/>
-      </w:r>
-      <w:r>
-        <w:instrText xml:space="preserve"> SEQ Рисунок \* ARABIC \s 2 </w:instrText>
-      </w:r>
-      <w:r>
-        <w:fldChar w:fldCharType="separate"/>
-      </w:r>
-      <w:r>
-        <w:rPr>
-          <w:noProof/>
-        </w:rPr>
-        <w:t>6</w:t>
-      </w:r>
-      <w:r>
-        <w:fldChar w:fldCharType="end"/>
-      </w:r>
+      <w:fldSimple w:instr=" SEQ Рисунок \* ARABIC \s 2 ">
+        <w:r>
+          <w:rPr>
+            <w:noProof/>
+          </w:rPr>
+          <w:t>6</w:t>
+        </w:r>
+      </w:fldSimple>
       <w:r>
         <w:t xml:space="preserve"> — </w:t>
       </w:r>
@@ -21024,11 +18110,11 @@
       <w:pPr>
         <w:pStyle w:val="3"/>
       </w:pPr>
-      <w:bookmarkStart w:id="43" w:name="_Toc230848100"/>
+      <w:bookmarkStart w:id="42" w:name="_Toc230848100"/>
       <w:r>
         <w:t>Разработка интерфейса</w:t>
       </w:r>
-      <w:bookmarkEnd w:id="43"/>
+      <w:bookmarkEnd w:id="42"/>
     </w:p>
     <w:p>
       <w:pPr>
@@ -22331,45 +19417,25 @@
       <w:r>
         <w:t xml:space="preserve">Рисунок </w:t>
       </w:r>
-      <w:r>
-        <w:fldChar w:fldCharType="begin"/>
-      </w:r>
-      <w:r>
-        <w:instrText xml:space="preserve"> STYLEREF 2 \s </w:instrText>
-      </w:r>
-      <w:r>
-        <w:fldChar w:fldCharType="separate"/>
-      </w:r>
-      <w:r>
-        <w:rPr>
-          <w:noProof/>
-        </w:rPr>
-        <w:t>2</w:t>
-      </w:r>
-      <w:r>
-        <w:fldChar w:fldCharType="end"/>
-      </w:r>
+      <w:fldSimple w:instr=" STYLEREF 2 \s ">
+        <w:r>
+          <w:rPr>
+            <w:noProof/>
+          </w:rPr>
+          <w:t>2</w:t>
+        </w:r>
+      </w:fldSimple>
       <w:r>
         <w:t>.</w:t>
       </w:r>
-      <w:r>
-        <w:fldChar w:fldCharType="begin"/>
-      </w:r>
-      <w:r>
-        <w:instrText xml:space="preserve"> SEQ Рисунок \* ARABIC \s 2 </w:instrText>
-      </w:r>
-      <w:r>
-        <w:fldChar w:fldCharType="separate"/>
-      </w:r>
-      <w:r>
-        <w:rPr>
-          <w:noProof/>
-        </w:rPr>
-        <w:t>7</w:t>
-      </w:r>
-      <w:r>
-        <w:fldChar w:fldCharType="end"/>
-      </w:r>
+      <w:fldSimple w:instr=" SEQ Рисунок \* ARABIC \s 2 ">
+        <w:r>
+          <w:rPr>
+            <w:noProof/>
+          </w:rPr>
+          <w:t>7</w:t>
+        </w:r>
+      </w:fldSimple>
       <w:r>
         <w:t xml:space="preserve"> — Внешний вид интерактивной документации</w:t>
       </w:r>
@@ -22531,18 +19597,18 @@
       <w:pPr>
         <w:pStyle w:val="3"/>
       </w:pPr>
-      <w:bookmarkStart w:id="44" w:name="_Toc230848101"/>
+      <w:bookmarkStart w:id="43" w:name="_Toc230848101"/>
       <w:r>
         <w:t>Тестирование и отладка программного продукта</w:t>
       </w:r>
-      <w:bookmarkEnd w:id="44"/>
+      <w:bookmarkEnd w:id="43"/>
     </w:p>
     <w:p/>
     <w:p>
       <w:pPr>
         <w:pStyle w:val="2"/>
       </w:pPr>
-      <w:bookmarkStart w:id="45" w:name="_Toc230848102"/>
+      <w:bookmarkStart w:id="44" w:name="_Toc230848102"/>
       <w:r>
         <w:rPr>
           <w:caps w:val="0"/>
@@ -22550,56 +19616,56 @@
         <w:lastRenderedPageBreak/>
         <w:t>ЭКОНОМИЧЕСКАЯ ЧАСТЬ</w:t>
       </w:r>
-      <w:bookmarkEnd w:id="45"/>
+      <w:bookmarkEnd w:id="44"/>
     </w:p>
     <w:p>
       <w:pPr>
         <w:pStyle w:val="3"/>
         <w:spacing w:before="240"/>
       </w:pPr>
-      <w:bookmarkStart w:id="46" w:name="_Toc230848103"/>
+      <w:bookmarkStart w:id="45" w:name="_Toc230848103"/>
       <w:r>
         <w:t>Область применения программного продукта и его преимущества перед аналогичным программным продуктом</w:t>
       </w:r>
+      <w:bookmarkEnd w:id="45"/>
+    </w:p>
+    <w:p>
+      <w:pPr>
+        <w:pStyle w:val="red"/>
+        <w:rPr>
+          <w:lang w:val="ru-RU"/>
+        </w:rPr>
+      </w:pPr>
+      <w:r>
+        <w:rPr>
+          <w:lang w:val="ru-RU"/>
+        </w:rPr>
+        <w:t>Разработанное приложение для предприятия, предназначено для организации централизованной автоматизированной системы управления проектами.</w:t>
+      </w:r>
+    </w:p>
+    <w:p>
+      <w:pPr>
+        <w:pStyle w:val="red"/>
+        <w:rPr>
+          <w:lang w:val="ru-RU"/>
+        </w:rPr>
+      </w:pPr>
+      <w:r>
+        <w:rPr>
+          <w:lang w:val="ru-RU"/>
+        </w:rPr>
+        <w:t>Достоинствами приложения являются система обеспечивающую централизованное хранение информации о проектах, задачах и пользователях, автоматизацию бизнес-правил и разграничение прав доступа в зависимости от роли пользователя.</w:t>
+      </w:r>
+    </w:p>
+    <w:p>
+      <w:pPr>
+        <w:pStyle w:val="3"/>
+      </w:pPr>
+      <w:bookmarkStart w:id="46" w:name="_Toc230848104"/>
+      <w:r>
+        <w:t>Трудоемкость разработки программного продукта, квалификация исполнителя и его оклад</w:t>
+      </w:r>
       <w:bookmarkEnd w:id="46"/>
-    </w:p>
-    <w:p>
-      <w:pPr>
-        <w:pStyle w:val="red"/>
-        <w:rPr>
-          <w:lang w:val="ru-RU"/>
-        </w:rPr>
-      </w:pPr>
-      <w:r>
-        <w:rPr>
-          <w:lang w:val="ru-RU"/>
-        </w:rPr>
-        <w:t>Разработанное приложение для предприятия, предназначено для организации централизованной автоматизированной системы управления проектами.</w:t>
-      </w:r>
-    </w:p>
-    <w:p>
-      <w:pPr>
-        <w:pStyle w:val="red"/>
-        <w:rPr>
-          <w:lang w:val="ru-RU"/>
-        </w:rPr>
-      </w:pPr>
-      <w:r>
-        <w:rPr>
-          <w:lang w:val="ru-RU"/>
-        </w:rPr>
-        <w:t>Достоинствами приложения являются система обеспечивающую централизованное хранение информации о проектах, задачах и пользователях, автоматизацию бизнес-правил и разграничение прав доступа в зависимости от роли пользователя.</w:t>
-      </w:r>
-    </w:p>
-    <w:p>
-      <w:pPr>
-        <w:pStyle w:val="3"/>
-      </w:pPr>
-      <w:bookmarkStart w:id="47" w:name="_Toc230848104"/>
-      <w:r>
-        <w:t>Трудоемкость разработки программного продукта, квалификация исполнителя и его оклад</w:t>
-      </w:r>
-      <w:bookmarkEnd w:id="47"/>
     </w:p>
     <w:p>
       <w:pPr>
@@ -22647,50 +19713,27 @@
         <w:lastRenderedPageBreak/>
         <w:t xml:space="preserve">Таблица </w:t>
       </w:r>
-      <w:r>
-        <w:fldChar w:fldCharType="begin"/>
-      </w:r>
-      <w:r>
-        <w:instrText xml:space="preserve"> STYLEREF 2 \s </w:instrText>
-      </w:r>
-      <w:r>
-        <w:fldChar w:fldCharType="separate"/>
-      </w:r>
-      <w:r>
-        <w:rPr>
-          <w:noProof/>
-        </w:rPr>
-        <w:t>3</w:t>
-      </w:r>
-      <w:r>
-        <w:fldChar w:fldCharType="end"/>
-      </w:r>
+      <w:fldSimple w:instr=" STYLEREF 2 \s ">
+        <w:r>
+          <w:rPr>
+            <w:noProof/>
+          </w:rPr>
+          <w:t>3</w:t>
+        </w:r>
+      </w:fldSimple>
       <w:r>
         <w:t>.</w:t>
       </w:r>
-      <w:r>
-        <w:fldChar w:fldCharType="begin"/>
-      </w:r>
-      <w:r>
-        <w:instrText xml:space="preserve"> SEQ Таблица \* ARABIC \s 2 </w:instrText>
-      </w:r>
-      <w:r>
-        <w:fldChar w:fldCharType="separate"/>
-      </w:r>
-      <w:r>
-        <w:rPr>
-          <w:noProof/>
-        </w:rPr>
-        <w:t>1</w:t>
-      </w:r>
-      <w:r>
-        <w:fldChar w:fldCharType="end"/>
-      </w:r>
-      <w:r>
-        <w:t xml:space="preserve"> — </w:t>
-      </w:r>
-      <w:r>
-        <w:t>Трудоемкость разработки программного продукта</w:t>
+      <w:fldSimple w:instr=" SEQ Таблица \* ARABIC \s 2 ">
+        <w:r>
+          <w:rPr>
+            <w:noProof/>
+          </w:rPr>
+          <w:t>1</w:t>
+        </w:r>
+      </w:fldSimple>
+      <w:r>
+        <w:t xml:space="preserve"> — Трудоемкость разработки программного продукта</w:t>
       </w:r>
     </w:p>
     <w:tbl>
@@ -23596,45 +20639,25 @@
       <w:r>
         <w:t xml:space="preserve">Таблица </w:t>
       </w:r>
-      <w:r>
-        <w:fldChar w:fldCharType="begin"/>
-      </w:r>
-      <w:r>
-        <w:instrText xml:space="preserve"> STYLEREF 2 \s </w:instrText>
-      </w:r>
-      <w:r>
-        <w:fldChar w:fldCharType="separate"/>
-      </w:r>
-      <w:r>
-        <w:rPr>
-          <w:noProof/>
-        </w:rPr>
-        <w:t>3</w:t>
-      </w:r>
-      <w:r>
-        <w:fldChar w:fldCharType="end"/>
-      </w:r>
+      <w:fldSimple w:instr=" STYLEREF 2 \s ">
+        <w:r>
+          <w:rPr>
+            <w:noProof/>
+          </w:rPr>
+          <w:t>3</w:t>
+        </w:r>
+      </w:fldSimple>
       <w:r>
         <w:t>.</w:t>
       </w:r>
-      <w:r>
-        <w:fldChar w:fldCharType="begin"/>
-      </w:r>
-      <w:r>
-        <w:instrText xml:space="preserve"> SEQ Таблица \* ARABIC \s 2 </w:instrText>
-      </w:r>
-      <w:r>
-        <w:fldChar w:fldCharType="separate"/>
-      </w:r>
-      <w:r>
-        <w:rPr>
-          <w:noProof/>
-        </w:rPr>
-        <w:t>2</w:t>
-      </w:r>
-      <w:r>
-        <w:fldChar w:fldCharType="end"/>
-      </w:r>
+      <w:fldSimple w:instr=" SEQ Таблица \* ARABIC \s 2 ">
+        <w:r>
+          <w:rPr>
+            <w:noProof/>
+          </w:rPr>
+          <w:t>2</w:t>
+        </w:r>
+      </w:fldSimple>
       <w:r>
         <w:t xml:space="preserve"> — </w:t>
       </w:r>
@@ -24075,25 +21098,7 @@
               <w:rPr>
                 <w:rFonts w:ascii="Cambria Math" w:hAnsi="Cambria Math"/>
               </w:rPr>
-              <m:t xml:space="preserve">Д </m:t>
-            </m:r>
-            <m:r>
-              <m:rPr>
-                <m:nor/>
-              </m:rPr>
-              <w:rPr>
-                <w:rFonts w:ascii="Cambria Math" w:hAnsi="Cambria Math"/>
-              </w:rPr>
-              <m:t>×</m:t>
-            </m:r>
-            <m:r>
-              <m:rPr>
-                <m:nor/>
-              </m:rPr>
-              <w:rPr>
-                <w:rFonts w:ascii="Cambria Math" w:hAnsi="Cambria Math"/>
-              </w:rPr>
-              <m:t xml:space="preserve"> Тс</m:t>
+              <m:t>Д × Тс</m:t>
             </m:r>
           </m:den>
         </m:f>
@@ -24216,27 +21221,7 @@
                 <w:rFonts w:ascii="Cambria Math" w:hAnsi="Cambria Math"/>
                 <w:szCs w:val="28"/>
               </w:rPr>
-              <m:t xml:space="preserve">20 </m:t>
-            </m:r>
-            <m:r>
-              <m:rPr>
-                <m:nor/>
-              </m:rPr>
-              <w:rPr>
-                <w:rFonts w:ascii="Cambria Math" w:hAnsi="Cambria Math"/>
-                <w:szCs w:val="28"/>
-              </w:rPr>
-              <m:t>×</m:t>
-            </m:r>
-            <m:r>
-              <m:rPr>
-                <m:nor/>
-              </m:rPr>
-              <w:rPr>
-                <w:rFonts w:ascii="Cambria Math" w:hAnsi="Cambria Math"/>
-                <w:szCs w:val="28"/>
-              </w:rPr>
-              <m:t xml:space="preserve"> 8</m:t>
+              <m:t>20 × 8</m:t>
             </m:r>
           </m:den>
         </m:f>
@@ -24302,17 +21287,7 @@
             <w:rFonts w:ascii="Cambria Math" w:hAnsi="Cambria Math"/>
             <w:szCs w:val="28"/>
           </w:rPr>
-          <m:t>5,0</m:t>
-        </m:r>
-        <m:r>
-          <m:rPr>
-            <m:nor/>
-          </m:rPr>
-          <w:rPr>
-            <w:rFonts w:ascii="Cambria Math" w:hAnsi="Cambria Math"/>
-            <w:szCs w:val="28"/>
-          </w:rPr>
-          <m:t>0</m:t>
+          <m:t>5,00</m:t>
         </m:r>
       </m:oMath>
       <w:r>
@@ -24385,27 +21360,7 @@
                 <w:rFonts w:ascii="Cambria Math" w:hAnsi="Cambria Math"/>
                 <w:szCs w:val="28"/>
               </w:rPr>
-              <m:t xml:space="preserve">20 </m:t>
-            </m:r>
-            <m:r>
-              <m:rPr>
-                <m:nor/>
-              </m:rPr>
-              <w:rPr>
-                <w:rFonts w:ascii="Cambria Math" w:hAnsi="Cambria Math"/>
-                <w:szCs w:val="28"/>
-              </w:rPr>
-              <m:t>×</m:t>
-            </m:r>
-            <m:r>
-              <m:rPr>
-                <m:nor/>
-              </m:rPr>
-              <w:rPr>
-                <w:rFonts w:ascii="Cambria Math" w:hAnsi="Cambria Math"/>
-                <w:szCs w:val="28"/>
-              </w:rPr>
-              <m:t xml:space="preserve"> 8</m:t>
+              <m:t>20 × 8</m:t>
             </m:r>
           </m:den>
         </m:f>
@@ -24479,27 +21434,20 @@
           <w:rFonts w:ascii="Cambria Math" w:hAnsi="Cambria Math"/>
           <w:szCs w:val="28"/>
         </w:rPr>
-        <w:t xml:space="preserve">, </w:t>
-      </w:r>
-      <w:r>
-        <w:rPr>
-          <w:rFonts w:ascii="Cambria Math" w:hAnsi="Cambria Math"/>
+        <w:t>, руб./ч.,</w:t>
+      </w:r>
+    </w:p>
+    <w:p>
+      <w:pPr>
+        <w:jc w:val="right"/>
+        <w:rPr>
           <w:szCs w:val="28"/>
         </w:rPr>
-        <w:t>руб./ч.,</w:t>
-      </w:r>
-    </w:p>
-    <w:p>
-      <w:pPr>
-        <w:jc w:val="right"/>
+      </w:pPr>
+      <w:r>
         <w:rPr>
           <w:szCs w:val="28"/>
         </w:rPr>
-      </w:pPr>
-      <w:r>
-        <w:rPr>
-          <w:szCs w:val="28"/>
-        </w:rPr>
         <w:t>(3.3)</w:t>
       </w:r>
     </w:p>
@@ -24548,45 +21496,25 @@
       <w:r>
         <w:t xml:space="preserve">Таблица </w:t>
       </w:r>
-      <w:r>
-        <w:fldChar w:fldCharType="begin"/>
-      </w:r>
-      <w:r>
-        <w:instrText xml:space="preserve"> STYLEREF 2 \s </w:instrText>
-      </w:r>
-      <w:r>
-        <w:fldChar w:fldCharType="separate"/>
-      </w:r>
-      <w:r>
-        <w:rPr>
-          <w:noProof/>
-        </w:rPr>
-        <w:t>3</w:t>
-      </w:r>
-      <w:r>
-        <w:fldChar w:fldCharType="end"/>
-      </w:r>
+      <w:fldSimple w:instr=" STYLEREF 2 \s ">
+        <w:r>
+          <w:rPr>
+            <w:noProof/>
+          </w:rPr>
+          <w:t>3</w:t>
+        </w:r>
+      </w:fldSimple>
       <w:r>
         <w:t>.</w:t>
       </w:r>
-      <w:r>
-        <w:fldChar w:fldCharType="begin"/>
-      </w:r>
-      <w:r>
-        <w:instrText xml:space="preserve"> SEQ Таблица \* ARABIC \s 2 </w:instrText>
-      </w:r>
-      <w:r>
-        <w:fldChar w:fldCharType="separate"/>
-      </w:r>
-      <w:r>
-        <w:rPr>
-          <w:noProof/>
-        </w:rPr>
-        <w:t>3</w:t>
-      </w:r>
-      <w:r>
-        <w:fldChar w:fldCharType="end"/>
-      </w:r>
+      <w:fldSimple w:instr=" SEQ Таблица \* ARABIC \s 2 ">
+        <w:r>
+          <w:rPr>
+            <w:noProof/>
+          </w:rPr>
+          <w:t>3</w:t>
+        </w:r>
+      </w:fldSimple>
       <w:r>
         <w:t xml:space="preserve"> — </w:t>
       </w:r>
@@ -25287,45 +22215,25 @@
       <w:r>
         <w:t xml:space="preserve">Таблица </w:t>
       </w:r>
-      <w:r>
-        <w:fldChar w:fldCharType="begin"/>
-      </w:r>
-      <w:r>
-        <w:instrText xml:space="preserve"> STYLEREF 2 \s </w:instrText>
-      </w:r>
-      <w:r>
-        <w:fldChar w:fldCharType="separate"/>
-      </w:r>
-      <w:r>
-        <w:rPr>
-          <w:noProof/>
-        </w:rPr>
-        <w:t>3</w:t>
-      </w:r>
-      <w:r>
-        <w:fldChar w:fldCharType="end"/>
-      </w:r>
+      <w:fldSimple w:instr=" STYLEREF 2 \s ">
+        <w:r>
+          <w:rPr>
+            <w:noProof/>
+          </w:rPr>
+          <w:t>3</w:t>
+        </w:r>
+      </w:fldSimple>
       <w:r>
         <w:t>.</w:t>
       </w:r>
-      <w:r>
-        <w:fldChar w:fldCharType="begin"/>
-      </w:r>
-      <w:r>
-        <w:instrText xml:space="preserve"> SEQ Таблица \* ARABIC \s 2 </w:instrText>
-      </w:r>
-      <w:r>
-        <w:fldChar w:fldCharType="separate"/>
-      </w:r>
-      <w:r>
-        <w:rPr>
-          <w:noProof/>
-        </w:rPr>
-        <w:t>4</w:t>
-      </w:r>
-      <w:r>
-        <w:fldChar w:fldCharType="end"/>
-      </w:r>
+      <w:fldSimple w:instr=" SEQ Таблица \* ARABIC \s 2 ">
+        <w:r>
+          <w:rPr>
+            <w:noProof/>
+          </w:rPr>
+          <w:t>4</w:t>
+        </w:r>
+      </w:fldSimple>
       <w:r>
         <w:t xml:space="preserve"> — </w:t>
       </w:r>
@@ -26026,11 +22934,11 @@
       <w:pPr>
         <w:pStyle w:val="3"/>
       </w:pPr>
-      <w:bookmarkStart w:id="48" w:name="_Toc230848105"/>
+      <w:bookmarkStart w:id="47" w:name="_Toc230848105"/>
       <w:r>
         <w:t>Расчет затрат на разработку</w:t>
       </w:r>
-      <w:bookmarkEnd w:id="48"/>
+      <w:bookmarkEnd w:id="47"/>
     </w:p>
     <w:p>
       <w:pPr>
@@ -26078,45 +22986,25 @@
         <w:lastRenderedPageBreak/>
         <w:t xml:space="preserve">Таблица </w:t>
       </w:r>
-      <w:r>
-        <w:fldChar w:fldCharType="begin"/>
-      </w:r>
-      <w:r>
-        <w:instrText xml:space="preserve"> STYLEREF 2 \s </w:instrText>
-      </w:r>
-      <w:r>
-        <w:fldChar w:fldCharType="separate"/>
-      </w:r>
-      <w:r>
-        <w:rPr>
-          <w:noProof/>
-        </w:rPr>
-        <w:t>3</w:t>
-      </w:r>
-      <w:r>
-        <w:fldChar w:fldCharType="end"/>
-      </w:r>
+      <w:fldSimple w:instr=" STYLEREF 2 \s ">
+        <w:r>
+          <w:rPr>
+            <w:noProof/>
+          </w:rPr>
+          <w:t>3</w:t>
+        </w:r>
+      </w:fldSimple>
       <w:r>
         <w:t>.</w:t>
       </w:r>
-      <w:r>
-        <w:fldChar w:fldCharType="begin"/>
-      </w:r>
-      <w:r>
-        <w:instrText xml:space="preserve"> SEQ Таблица \* ARABIC \s 2 </w:instrText>
-      </w:r>
-      <w:r>
-        <w:fldChar w:fldCharType="separate"/>
-      </w:r>
-      <w:r>
-        <w:rPr>
-          <w:noProof/>
-        </w:rPr>
-        <w:t>5</w:t>
-      </w:r>
-      <w:r>
-        <w:fldChar w:fldCharType="end"/>
-      </w:r>
+      <w:fldSimple w:instr=" SEQ Таблица \* ARABIC \s 2 ">
+        <w:r>
+          <w:rPr>
+            <w:noProof/>
+          </w:rPr>
+          <w:t>5</w:t>
+        </w:r>
+      </w:fldSimple>
       <w:r>
         <w:t xml:space="preserve"> — </w:t>
       </w:r>
@@ -26991,17 +23879,7 @@
             <w:rFonts w:ascii="Cambria Math" w:hAnsi="Cambria Math"/>
             <w:szCs w:val="28"/>
           </w:rPr>
-          <m:t>Зн</m:t>
-        </m:r>
-        <m:r>
-          <m:rPr>
-            <m:nor/>
-          </m:rPr>
-          <w:rPr>
-            <w:rFonts w:ascii="Cambria Math" w:hAnsi="Cambria Math"/>
-            <w:szCs w:val="28"/>
-          </w:rPr>
-          <m:t>р</m:t>
+          <m:t>Знр</m:t>
         </m:r>
       </m:oMath>
       <w:proofErr w:type="spellEnd"/>
@@ -27280,17 +24158,7 @@
               <w:rFonts w:ascii="Cambria Math" w:hAnsi="Cambria Math"/>
               <w:lang w:val="en-US"/>
             </w:rPr>
-            <m:t>563500</m:t>
-          </m:r>
-          <m:r>
-            <m:rPr>
-              <m:nor/>
-            </m:rPr>
-            <w:rPr>
-              <w:rFonts w:ascii="Cambria Math" w:hAnsi="Cambria Math"/>
-              <w:lang w:val="en-US"/>
-            </w:rPr>
-            <m:t xml:space="preserve"> </m:t>
+            <m:t xml:space="preserve">563500 </m:t>
           </m:r>
           <m:r>
             <m:rPr>
@@ -27309,17 +24177,7 @@
               <w:rFonts w:ascii="Cambria Math" w:hAnsi="Cambria Math"/>
               <w:lang w:val="en-US"/>
             </w:rPr>
-            <m:t xml:space="preserve"> </m:t>
-          </m:r>
-          <m:r>
-            <m:rPr>
-              <m:nor/>
-            </m:rPr>
-            <w:rPr>
-              <w:rFonts w:ascii="Cambria Math" w:hAnsi="Cambria Math"/>
-              <w:lang w:val="en-US"/>
-            </w:rPr>
-            <m:t>1</m:t>
+            <m:t xml:space="preserve"> 1</m:t>
           </m:r>
           <m:r>
             <m:rPr>
@@ -27592,7 +24450,7 @@
       <w:pPr>
         <w:pStyle w:val="4"/>
       </w:pPr>
-      <w:bookmarkStart w:id="49" w:name="_Toc230848106"/>
+      <w:bookmarkStart w:id="48" w:name="_Toc230848106"/>
       <w:r>
         <w:t>Затраты на оплату труда разработчиков (</w:t>
       </w:r>
@@ -27604,7 +24462,7 @@
       <w:r>
         <w:t>), руб.</w:t>
       </w:r>
-      <w:bookmarkEnd w:id="49"/>
+      <w:bookmarkEnd w:id="48"/>
     </w:p>
     <w:p>
       <w:pPr>
@@ -27663,27 +24521,7 @@
             <w:rFonts w:ascii="Cambria Math" w:hAnsi="Cambria Math"/>
             <w:szCs w:val="28"/>
           </w:rPr>
-          <m:t xml:space="preserve"> = Ор </m:t>
-        </m:r>
-        <m:r>
-          <m:rPr>
-            <m:nor/>
-          </m:rPr>
-          <w:rPr>
-            <w:rFonts w:ascii="Cambria Math" w:hAnsi="Cambria Math"/>
-            <w:szCs w:val="28"/>
-          </w:rPr>
-          <m:t>×</m:t>
-        </m:r>
-        <m:r>
-          <m:rPr>
-            <m:nor/>
-          </m:rPr>
-          <w:rPr>
-            <w:rFonts w:ascii="Cambria Math" w:hAnsi="Cambria Math"/>
-            <w:szCs w:val="28"/>
-          </w:rPr>
-          <m:t xml:space="preserve"> </m:t>
+          <m:t xml:space="preserve"> = Ор × </m:t>
         </m:r>
         <w:proofErr w:type="spellStart"/>
         <m:r>
@@ -27828,29 +24666,7 @@
             <w:szCs w:val="28"/>
             <w:lang w:val="en-US"/>
           </w:rPr>
-          <m:t xml:space="preserve"> </m:t>
-        </m:r>
-        <m:r>
-          <m:rPr>
-            <m:nor/>
-          </m:rPr>
-          <w:rPr>
-            <w:rFonts w:ascii="Cambria Math" w:hAnsi="Cambria Math"/>
-            <w:szCs w:val="28"/>
-            <w:lang w:val="en-US"/>
-          </w:rPr>
-          <m:t>×</m:t>
-        </m:r>
-        <m:r>
-          <m:rPr>
-            <m:nor/>
-          </m:rPr>
-          <w:rPr>
-            <w:rFonts w:ascii="Cambria Math" w:hAnsi="Cambria Math"/>
-            <w:szCs w:val="28"/>
-            <w:lang w:val="en-US"/>
-          </w:rPr>
-          <m:t xml:space="preserve"> </m:t>
+          <m:t xml:space="preserve"> × </m:t>
         </m:r>
         <m:r>
           <m:rPr>
@@ -27871,29 +24687,7 @@
             <w:szCs w:val="28"/>
             <w:lang w:val="en-US"/>
           </w:rPr>
-          <m:t xml:space="preserve"> </m:t>
-        </m:r>
-        <m:r>
-          <m:rPr>
-            <m:nor/>
-          </m:rPr>
-          <w:rPr>
-            <w:rFonts w:ascii="Cambria Math" w:hAnsi="Cambria Math"/>
-            <w:szCs w:val="28"/>
-            <w:lang w:val="en-US"/>
-          </w:rPr>
-          <m:t>×</m:t>
-        </m:r>
-        <m:r>
-          <m:rPr>
-            <m:nor/>
-          </m:rPr>
-          <w:rPr>
-            <w:rFonts w:ascii="Cambria Math" w:hAnsi="Cambria Math"/>
-            <w:szCs w:val="28"/>
-            <w:lang w:val="en-US"/>
-          </w:rPr>
-          <m:t xml:space="preserve"> </m:t>
+          <m:t xml:space="preserve"> × </m:t>
         </m:r>
         <m:r>
           <m:rPr>
@@ -27995,7 +24789,7 @@
       <w:pPr>
         <w:pStyle w:val="4"/>
       </w:pPr>
-      <w:bookmarkStart w:id="50" w:name="_Toc230848107"/>
+      <w:bookmarkStart w:id="49" w:name="_Toc230848107"/>
       <w:r>
         <w:t>Затраты по страховым вносам (</w:t>
       </w:r>
@@ -28007,7 +24801,7 @@
       <w:r>
         <w:t>), руб.</w:t>
       </w:r>
-      <w:bookmarkEnd w:id="50"/>
+      <w:bookmarkEnd w:id="49"/>
     </w:p>
     <w:p>
       <w:pPr>
@@ -28074,27 +24868,7 @@
             <w:rFonts w:ascii="Cambria Math" w:hAnsi="Cambria Math"/>
             <w:szCs w:val="28"/>
           </w:rPr>
-          <m:t xml:space="preserve"> </m:t>
-        </m:r>
-        <m:r>
-          <m:rPr>
-            <m:nor/>
-          </m:rPr>
-          <w:rPr>
-            <w:rFonts w:ascii="Cambria Math" w:hAnsi="Cambria Math"/>
-            <w:szCs w:val="28"/>
-          </w:rPr>
-          <m:t>×</m:t>
-        </m:r>
-        <m:r>
-          <m:rPr>
-            <m:nor/>
-          </m:rPr>
-          <w:rPr>
-            <w:rFonts w:ascii="Cambria Math" w:hAnsi="Cambria Math"/>
-            <w:szCs w:val="28"/>
-          </w:rPr>
-          <m:t xml:space="preserve"> </m:t>
+          <m:t xml:space="preserve"> × </m:t>
         </m:r>
         <w:proofErr w:type="spellStart"/>
         <m:r>
@@ -28197,27 +24971,7 @@
             <w:rFonts w:ascii="Cambria Math" w:hAnsi="Cambria Math"/>
             <w:szCs w:val="28"/>
           </w:rPr>
-          <m:t xml:space="preserve"> = 0,3 </m:t>
-        </m:r>
-        <m:r>
-          <m:rPr>
-            <m:nor/>
-          </m:rPr>
-          <w:rPr>
-            <w:rFonts w:ascii="Cambria Math" w:hAnsi="Cambria Math"/>
-            <w:szCs w:val="28"/>
-          </w:rPr>
-          <m:t>×</m:t>
-        </m:r>
-        <m:r>
-          <m:rPr>
-            <m:nor/>
-          </m:rPr>
-          <w:rPr>
-            <w:rFonts w:ascii="Cambria Math" w:hAnsi="Cambria Math"/>
-            <w:szCs w:val="28"/>
-          </w:rPr>
-          <m:t xml:space="preserve"> 563500</m:t>
+          <m:t xml:space="preserve"> = 0,3 × 563500</m:t>
         </m:r>
         <m:r>
           <m:rPr>
@@ -28261,7 +25015,7 @@
       <w:pPr>
         <w:pStyle w:val="4"/>
       </w:pPr>
-      <w:bookmarkStart w:id="51" w:name="_Toc230848108"/>
+      <w:bookmarkStart w:id="50" w:name="_Toc230848108"/>
       <w:r>
         <w:t>Затраты по содержанию ЭВМ (</w:t>
       </w:r>
@@ -28277,7 +25031,7 @@
       <w:r>
         <w:t>руб</w:t>
       </w:r>
-      <w:bookmarkEnd w:id="51"/>
+      <w:bookmarkEnd w:id="50"/>
       <w:proofErr w:type="spellEnd"/>
     </w:p>
     <w:p>
@@ -28345,27 +25099,7 @@
             <w:rFonts w:ascii="Cambria Math" w:hAnsi="Cambria Math"/>
             <w:szCs w:val="28"/>
           </w:rPr>
-          <m:t xml:space="preserve"> </m:t>
-        </m:r>
-        <m:r>
-          <m:rPr>
-            <m:nor/>
-          </m:rPr>
-          <w:rPr>
-            <w:rFonts w:ascii="Cambria Math" w:hAnsi="Cambria Math"/>
-            <w:szCs w:val="28"/>
-          </w:rPr>
-          <m:t>×</m:t>
-        </m:r>
-        <m:r>
-          <m:rPr>
-            <m:nor/>
-          </m:rPr>
-          <w:rPr>
-            <w:rFonts w:ascii="Cambria Math" w:hAnsi="Cambria Math"/>
-            <w:szCs w:val="28"/>
-          </w:rPr>
-          <m:t xml:space="preserve"> </m:t>
+          <m:t xml:space="preserve"> × </m:t>
         </m:r>
         <w:proofErr w:type="spellStart"/>
         <m:r>
@@ -28651,27 +25385,7 @@
             <w:rFonts w:ascii="Cambria Math" w:hAnsi="Cambria Math"/>
             <w:szCs w:val="28"/>
           </w:rPr>
-          <m:t xml:space="preserve"> </m:t>
-        </m:r>
-        <m:r>
-          <m:rPr>
-            <m:nor/>
-          </m:rPr>
-          <w:rPr>
-            <w:rFonts w:ascii="Cambria Math" w:hAnsi="Cambria Math"/>
-            <w:szCs w:val="28"/>
-          </w:rPr>
-          <m:t>×</m:t>
-        </m:r>
-        <m:r>
-          <m:rPr>
-            <m:nor/>
-          </m:rPr>
-          <w:rPr>
-            <w:rFonts w:ascii="Cambria Math" w:hAnsi="Cambria Math"/>
-            <w:szCs w:val="28"/>
-          </w:rPr>
-          <m:t xml:space="preserve"> </m:t>
+          <m:t xml:space="preserve"> × </m:t>
         </m:r>
         <w:proofErr w:type="spellStart"/>
         <m:r>
@@ -28858,27 +25572,7 @@
             <w:rFonts w:ascii="Cambria Math" w:hAnsi="Cambria Math"/>
             <w:szCs w:val="28"/>
           </w:rPr>
-          <m:t xml:space="preserve"> = 1,66 </m:t>
-        </m:r>
-        <m:r>
-          <m:rPr>
-            <m:nor/>
-          </m:rPr>
-          <w:rPr>
-            <w:rFonts w:ascii="Cambria Math" w:hAnsi="Cambria Math"/>
-            <w:szCs w:val="28"/>
-          </w:rPr>
-          <m:t>×</m:t>
-        </m:r>
-        <m:r>
-          <m:rPr>
-            <m:nor/>
-          </m:rPr>
-          <w:rPr>
-            <w:rFonts w:ascii="Cambria Math" w:hAnsi="Cambria Math"/>
-            <w:szCs w:val="28"/>
-          </w:rPr>
-          <m:t xml:space="preserve"> 2</m:t>
+          <m:t xml:space="preserve"> = 1,66 × 2</m:t>
         </m:r>
         <m:r>
           <m:rPr>
@@ -28899,57 +25593,7 @@
             <w:rFonts w:ascii="Cambria Math" w:hAnsi="Cambria Math"/>
             <w:szCs w:val="28"/>
           </w:rPr>
-          <m:t xml:space="preserve"> </m:t>
-        </m:r>
-        <m:r>
-          <m:rPr>
-            <m:nor/>
-          </m:rPr>
-          <w:rPr>
-            <w:rFonts w:ascii="Cambria Math" w:hAnsi="Cambria Math"/>
-            <w:szCs w:val="28"/>
-          </w:rPr>
-          <m:t>×</m:t>
-        </m:r>
-        <m:r>
-          <m:rPr>
-            <m:nor/>
-          </m:rPr>
-          <w:rPr>
-            <w:rFonts w:ascii="Cambria Math" w:hAnsi="Cambria Math"/>
-            <w:szCs w:val="28"/>
-          </w:rPr>
-          <m:t xml:space="preserve"> 8</m:t>
-        </m:r>
-        <m:r>
-          <m:rPr>
-            <m:nor/>
-          </m:rPr>
-          <w:rPr>
-            <w:rFonts w:ascii="Cambria Math" w:hAnsi="Cambria Math"/>
-            <w:szCs w:val="28"/>
-          </w:rPr>
-          <m:t xml:space="preserve"> </m:t>
-        </m:r>
-        <m:r>
-          <m:rPr>
-            <m:nor/>
-          </m:rPr>
-          <w:rPr>
-            <w:rFonts w:ascii="Cambria Math" w:hAnsi="Cambria Math"/>
-            <w:szCs w:val="28"/>
-          </w:rPr>
-          <m:t>×</m:t>
-        </m:r>
-        <m:r>
-          <m:rPr>
-            <m:nor/>
-          </m:rPr>
-          <w:rPr>
-            <w:rFonts w:ascii="Cambria Math" w:hAnsi="Cambria Math"/>
-            <w:szCs w:val="28"/>
-          </w:rPr>
-          <m:t xml:space="preserve"> 1 =</m:t>
+          <m:t xml:space="preserve"> × 8 × 1 =</m:t>
         </m:r>
         <m:r>
           <m:rPr>
@@ -28996,7 +25640,7 @@
       <w:pPr>
         <w:pStyle w:val="4"/>
       </w:pPr>
-      <w:bookmarkStart w:id="52" w:name="_Toc230848109"/>
+      <w:bookmarkStart w:id="51" w:name="_Toc230848109"/>
       <w:r>
         <w:t>Затраты на расходные материалы (</w:t>
       </w:r>
@@ -29008,7 +25652,7 @@
       <w:r>
         <w:t>), руб.</w:t>
       </w:r>
-      <w:bookmarkEnd w:id="52"/>
+      <w:bookmarkEnd w:id="51"/>
     </w:p>
     <w:p>
       <w:pPr>
@@ -29174,27 +25818,7 @@
             <w:rFonts w:ascii="Cambria Math" w:hAnsi="Cambria Math"/>
             <w:szCs w:val="28"/>
           </w:rPr>
-          <m:t xml:space="preserve"> = 7743,8 </m:t>
-        </m:r>
-        <m:r>
-          <m:rPr>
-            <m:nor/>
-          </m:rPr>
-          <w:rPr>
-            <w:rFonts w:ascii="Cambria Math" w:hAnsi="Cambria Math"/>
-            <w:szCs w:val="28"/>
-          </w:rPr>
-          <m:t>×</m:t>
-        </m:r>
-        <m:r>
-          <m:rPr>
-            <m:nor/>
-          </m:rPr>
-          <w:rPr>
-            <w:rFonts w:ascii="Cambria Math" w:hAnsi="Cambria Math"/>
-            <w:szCs w:val="28"/>
-          </w:rPr>
-          <m:t xml:space="preserve"> (1 + 0,13) = 8750,49</m:t>
+          <m:t xml:space="preserve"> = 7743,8 × (1 + 0,13) = 8750,49</m:t>
         </m:r>
       </m:oMath>
       <w:r>
@@ -29220,7 +25844,7 @@
       <w:pPr>
         <w:pStyle w:val="4"/>
       </w:pPr>
-      <w:bookmarkStart w:id="53" w:name="_Toc230848110"/>
+      <w:bookmarkStart w:id="52" w:name="_Toc230848110"/>
       <w:r>
         <w:t>Затраты по накладным расходам (</w:t>
       </w:r>
@@ -29232,7 +25856,7 @@
       <w:r>
         <w:t>)</w:t>
       </w:r>
-      <w:bookmarkEnd w:id="53"/>
+      <w:bookmarkEnd w:id="52"/>
     </w:p>
     <w:p>
       <w:pPr>
@@ -29486,45 +26110,25 @@
         <w:lastRenderedPageBreak/>
         <w:t xml:space="preserve">Таблица </w:t>
       </w:r>
-      <w:r>
-        <w:fldChar w:fldCharType="begin"/>
-      </w:r>
-      <w:r>
-        <w:instrText xml:space="preserve"> STYLEREF 2 \s </w:instrText>
-      </w:r>
-      <w:r>
-        <w:fldChar w:fldCharType="separate"/>
-      </w:r>
-      <w:r>
-        <w:rPr>
-          <w:noProof/>
-        </w:rPr>
-        <w:t>3</w:t>
-      </w:r>
-      <w:r>
-        <w:fldChar w:fldCharType="end"/>
-      </w:r>
+      <w:fldSimple w:instr=" STYLEREF 2 \s ">
+        <w:r>
+          <w:rPr>
+            <w:noProof/>
+          </w:rPr>
+          <w:t>3</w:t>
+        </w:r>
+      </w:fldSimple>
       <w:r>
         <w:t>.</w:t>
       </w:r>
-      <w:r>
-        <w:fldChar w:fldCharType="begin"/>
-      </w:r>
-      <w:r>
-        <w:instrText xml:space="preserve"> SEQ Таблица \* ARABIC \s 2 </w:instrText>
-      </w:r>
-      <w:r>
-        <w:fldChar w:fldCharType="separate"/>
-      </w:r>
-      <w:r>
-        <w:rPr>
-          <w:noProof/>
-        </w:rPr>
-        <w:t>6</w:t>
-      </w:r>
-      <w:r>
-        <w:fldChar w:fldCharType="end"/>
-      </w:r>
+      <w:fldSimple w:instr=" SEQ Таблица \* ARABIC \s 2 ">
+        <w:r>
+          <w:rPr>
+            <w:noProof/>
+          </w:rPr>
+          <w:t>6</w:t>
+        </w:r>
+      </w:fldSimple>
       <w:r>
         <w:t xml:space="preserve"> — </w:t>
       </w:r>
@@ -30050,11 +26654,11 @@
       <w:pPr>
         <w:pStyle w:val="3"/>
       </w:pPr>
-      <w:bookmarkStart w:id="54" w:name="_Toc230848111"/>
+      <w:bookmarkStart w:id="53" w:name="_Toc230848111"/>
       <w:r>
         <w:t>Расчет цены и прибыли</w:t>
       </w:r>
-      <w:bookmarkEnd w:id="54"/>
+      <w:bookmarkEnd w:id="53"/>
     </w:p>
     <w:p>
       <w:pPr>
@@ -30101,45 +26705,25 @@
       <w:r>
         <w:t xml:space="preserve">Таблица </w:t>
       </w:r>
-      <w:r>
-        <w:fldChar w:fldCharType="begin"/>
-      </w:r>
-      <w:r>
-        <w:instrText xml:space="preserve"> STYLEREF 2 \s </w:instrText>
-      </w:r>
-      <w:r>
-        <w:fldChar w:fldCharType="separate"/>
-      </w:r>
-      <w:r>
-        <w:rPr>
-          <w:noProof/>
-        </w:rPr>
-        <w:t>3</w:t>
-      </w:r>
-      <w:r>
-        <w:fldChar w:fldCharType="end"/>
-      </w:r>
+      <w:fldSimple w:instr=" STYLEREF 2 \s ">
+        <w:r>
+          <w:rPr>
+            <w:noProof/>
+          </w:rPr>
+          <w:t>3</w:t>
+        </w:r>
+      </w:fldSimple>
       <w:r>
         <w:t>.</w:t>
       </w:r>
-      <w:r>
-        <w:fldChar w:fldCharType="begin"/>
-      </w:r>
-      <w:r>
-        <w:instrText xml:space="preserve"> SEQ Таблица \* ARABIC \s 2 </w:instrText>
-      </w:r>
-      <w:r>
-        <w:fldChar w:fldCharType="separate"/>
-      </w:r>
-      <w:r>
-        <w:rPr>
-          <w:noProof/>
-        </w:rPr>
-        <w:t>7</w:t>
-      </w:r>
-      <w:r>
-        <w:fldChar w:fldCharType="end"/>
-      </w:r>
+      <w:fldSimple w:instr=" SEQ Таблица \* ARABIC \s 2 ">
+        <w:r>
+          <w:rPr>
+            <w:noProof/>
+          </w:rPr>
+          <w:t>7</w:t>
+        </w:r>
+      </w:fldSimple>
       <w:r>
         <w:t xml:space="preserve"> — </w:t>
       </w:r>
@@ -30660,27 +27244,7 @@
             <w:rFonts w:ascii="Cambria Math" w:hAnsi="Cambria Math"/>
             <w:szCs w:val="28"/>
           </w:rPr>
-          <m:t xml:space="preserve"> </m:t>
-        </m:r>
-        <m:r>
-          <m:rPr>
-            <m:nor/>
-          </m:rPr>
-          <w:rPr>
-            <w:rFonts w:ascii="Cambria Math" w:hAnsi="Cambria Math"/>
-            <w:szCs w:val="28"/>
-          </w:rPr>
-          <m:t>×</m:t>
-        </m:r>
-        <m:r>
-          <m:rPr>
-            <m:nor/>
-          </m:rPr>
-          <w:rPr>
-            <w:rFonts w:ascii="Cambria Math" w:hAnsi="Cambria Math"/>
-            <w:szCs w:val="28"/>
-          </w:rPr>
-          <m:t xml:space="preserve"> </m:t>
+          <m:t xml:space="preserve"> × </m:t>
         </m:r>
         <w:proofErr w:type="spellStart"/>
         <m:r>
@@ -30723,7 +27287,6 @@
         <w:rPr>
           <w:rFonts w:ascii="Cambria Math" w:hAnsi="Cambria Math"/>
           <w:szCs w:val="28"/>
-          <w:lang w:val="en-US"/>
         </w:rPr>
       </w:pPr>
       <w:proofErr w:type="spellStart"/>
@@ -30748,47 +27311,7 @@
             <w:rFonts w:ascii="Cambria Math" w:hAnsi="Cambria Math"/>
             <w:szCs w:val="28"/>
           </w:rPr>
-          <m:t xml:space="preserve"> =  1177506,87</m:t>
-        </m:r>
-        <m:r>
-          <m:rPr>
-            <m:nor/>
-          </m:rPr>
-          <w:rPr>
-            <w:rFonts w:ascii="Cambria Math" w:hAnsi="Cambria Math"/>
-            <w:szCs w:val="28"/>
-          </w:rPr>
-          <m:t xml:space="preserve"> ×</m:t>
-        </m:r>
-        <m:r>
-          <m:rPr>
-            <m:nor/>
-          </m:rPr>
-          <w:rPr>
-            <w:rFonts w:ascii="Cambria Math" w:hAnsi="Cambria Math"/>
-            <w:szCs w:val="28"/>
-          </w:rPr>
-          <m:t xml:space="preserve"> 0,3 = 353252</m:t>
-        </m:r>
-        <m:r>
-          <m:rPr>
-            <m:nor/>
-          </m:rPr>
-          <w:rPr>
-            <w:rFonts w:ascii="Cambria Math" w:hAnsi="Cambria Math"/>
-            <w:szCs w:val="28"/>
-          </w:rPr>
-          <m:t>,</m:t>
-        </m:r>
-        <m:r>
-          <m:rPr>
-            <m:nor/>
-          </m:rPr>
-          <w:rPr>
-            <w:rFonts w:ascii="Cambria Math" w:hAnsi="Cambria Math"/>
-            <w:szCs w:val="28"/>
-          </w:rPr>
-          <m:t>06</m:t>
+          <m:t xml:space="preserve"> =  1177506,87 × 0,3 = 353252,06</m:t>
         </m:r>
       </m:oMath>
       <w:r>
@@ -30897,27 +27420,7 @@
             <w:rFonts w:ascii="Cambria Math" w:hAnsi="Cambria Math"/>
             <w:szCs w:val="28"/>
           </w:rPr>
-          <m:t xml:space="preserve">) </m:t>
-        </m:r>
-        <m:r>
-          <m:rPr>
-            <m:nor/>
-          </m:rPr>
-          <w:rPr>
-            <w:rFonts w:ascii="Cambria Math" w:hAnsi="Cambria Math"/>
-            <w:szCs w:val="28"/>
-          </w:rPr>
-          <m:t>×</m:t>
-        </m:r>
-        <m:r>
-          <m:rPr>
-            <m:nor/>
-          </m:rPr>
-          <w:rPr>
-            <w:rFonts w:ascii="Cambria Math" w:hAnsi="Cambria Math"/>
-            <w:szCs w:val="28"/>
-          </w:rPr>
-          <m:t xml:space="preserve"> </m:t>
+          <m:t xml:space="preserve">) × </m:t>
         </m:r>
         <w:proofErr w:type="spellStart"/>
         <m:r>
@@ -30972,37 +27475,7 @@
             <w:rFonts w:ascii="Cambria Math" w:hAnsi="Cambria Math"/>
             <w:szCs w:val="28"/>
           </w:rPr>
-          <m:t xml:space="preserve">НДС = (1177506,87 + 353252,06 ) </m:t>
-        </m:r>
-        <m:r>
-          <m:rPr>
-            <m:nor/>
-          </m:rPr>
-          <w:rPr>
-            <w:rFonts w:ascii="Cambria Math" w:hAnsi="Cambria Math"/>
-            <w:szCs w:val="28"/>
-          </w:rPr>
-          <m:t>×</m:t>
-        </m:r>
-        <m:r>
-          <m:rPr>
-            <m:nor/>
-          </m:rPr>
-          <w:rPr>
-            <w:rFonts w:ascii="Cambria Math" w:hAnsi="Cambria Math"/>
-            <w:szCs w:val="28"/>
-          </w:rPr>
-          <m:t xml:space="preserve"> 0,22 =</m:t>
-        </m:r>
-        <m:r>
-          <m:rPr>
-            <m:nor/>
-          </m:rPr>
-          <w:rPr>
-            <w:rFonts w:ascii="Cambria Math" w:hAnsi="Cambria Math"/>
-            <w:szCs w:val="28"/>
-          </w:rPr>
-          <m:t xml:space="preserve"> </m:t>
+          <m:t xml:space="preserve">НДС = (1177506,87 + 353252,06 ) × 0,22 = </m:t>
         </m:r>
         <m:r>
           <m:rPr>
@@ -31134,7 +27607,6 @@
         <w:rPr>
           <w:rFonts w:ascii="Cambria Math" w:hAnsi="Cambria Math"/>
           <w:szCs w:val="28"/>
-          <w:lang w:val="en-US"/>
         </w:rPr>
       </w:pPr>
       <m:oMath>
@@ -31168,27 +27640,7 @@
             <w:rFonts w:ascii="Cambria Math" w:hAnsi="Cambria Math"/>
             <w:szCs w:val="28"/>
           </w:rPr>
-          <m:t xml:space="preserve"> </m:t>
-        </m:r>
-        <m:r>
-          <m:rPr>
-            <m:nor/>
-          </m:rPr>
-          <w:rPr>
-            <w:rFonts w:ascii="Cambria Math" w:hAnsi="Cambria Math"/>
-            <w:szCs w:val="28"/>
-          </w:rPr>
-          <m:t>×</m:t>
-        </m:r>
-        <m:r>
-          <m:rPr>
-            <m:nor/>
-          </m:rPr>
-          <w:rPr>
-            <w:rFonts w:ascii="Cambria Math" w:hAnsi="Cambria Math"/>
-            <w:szCs w:val="28"/>
-          </w:rPr>
-          <m:t xml:space="preserve"> </m:t>
+          <m:t xml:space="preserve"> × </m:t>
         </m:r>
         <w:proofErr w:type="spellStart"/>
         <m:r>
@@ -31214,14 +27666,8 @@
     <w:p>
       <w:pPr>
         <w:jc w:val="right"/>
-        <w:rPr>
-          <w:lang w:val="en-US"/>
-        </w:rPr>
-      </w:pPr>
-      <w:r>
-        <w:rPr>
-          <w:lang w:val="en-US"/>
-        </w:rPr>
+      </w:pPr>
+      <w:r>
         <w:t>(3.24)</w:t>
       </w:r>
     </w:p>
@@ -31231,7 +27677,6 @@
         <w:rPr>
           <w:rFonts w:ascii="Cambria Math" w:hAnsi="Cambria Math"/>
           <w:szCs w:val="28"/>
-          <w:lang w:val="en-US"/>
         </w:rPr>
       </w:pPr>
       <m:oMath>
@@ -31243,27 +27688,7 @@
             <w:rFonts w:ascii="Cambria Math" w:hAnsi="Cambria Math"/>
             <w:szCs w:val="28"/>
           </w:rPr>
-          <m:t xml:space="preserve">НП = 353252,06 </m:t>
-        </m:r>
-        <m:r>
-          <m:rPr>
-            <m:nor/>
-          </m:rPr>
-          <w:rPr>
-            <w:rFonts w:ascii="Cambria Math" w:hAnsi="Cambria Math"/>
-            <w:szCs w:val="28"/>
-          </w:rPr>
-          <m:t>×</m:t>
-        </m:r>
-        <m:r>
-          <m:rPr>
-            <m:nor/>
-          </m:rPr>
-          <w:rPr>
-            <w:rFonts w:ascii="Cambria Math" w:hAnsi="Cambria Math"/>
-            <w:szCs w:val="28"/>
-          </w:rPr>
-          <m:t xml:space="preserve"> 0,25 = 88313,02</m:t>
+          <m:t>НП = 353252,06 × 0,25 = 88313,02</m:t>
         </m:r>
       </m:oMath>
       <w:r>
@@ -31299,6 +27724,9 @@
     <w:p>
       <w:pPr>
         <w:pStyle w:val="red"/>
+        <w:rPr>
+          <w:lang w:val="ru-RU"/>
+        </w:rPr>
       </w:pPr>
       <w:r>
         <w:rPr>
@@ -31307,20 +27735,13 @@
         <w:t>Чистая прибыль, остающаяся в распоряжении предприятия, рассчитывается по формуле:</w:t>
       </w:r>
     </w:p>
-    <w:p>
-      <w:pPr>
-        <w:rPr>
-          <w:lang w:val="en-US"/>
-        </w:rPr>
-      </w:pPr>
-    </w:p>
+    <w:p/>
     <w:p>
       <w:pPr>
         <w:jc w:val="center"/>
         <w:rPr>
           <w:rFonts w:ascii="Cambria Math" w:hAnsi="Cambria Math"/>
           <w:szCs w:val="28"/>
-          <w:lang w:val="en-US"/>
         </w:rPr>
       </w:pPr>
       <m:oMath>
@@ -31354,27 +27775,7 @@
             <w:rFonts w:ascii="Cambria Math" w:hAnsi="Cambria Math"/>
             <w:szCs w:val="28"/>
           </w:rPr>
-          <m:t xml:space="preserve"> </m:t>
-        </m:r>
-        <m:r>
-          <m:rPr>
-            <m:nor/>
-          </m:rPr>
-          <w:rPr>
-            <w:rFonts w:ascii="Cambria Math" w:hAnsi="Cambria Math"/>
-            <w:szCs w:val="28"/>
-          </w:rPr>
-          <m:t>–</m:t>
-        </m:r>
-        <m:r>
-          <m:rPr>
-            <m:nor/>
-          </m:rPr>
-          <w:rPr>
-            <w:rFonts w:ascii="Cambria Math" w:hAnsi="Cambria Math"/>
-            <w:szCs w:val="28"/>
-          </w:rPr>
-          <m:t xml:space="preserve"> НП</m:t>
+          <m:t xml:space="preserve"> – НП</m:t>
         </m:r>
       </m:oMath>
       <w:r>
@@ -31388,14 +27789,8 @@
     <w:p>
       <w:pPr>
         <w:jc w:val="right"/>
-        <w:rPr>
-          <w:lang w:val="en-US"/>
-        </w:rPr>
-      </w:pPr>
-      <w:r>
-        <w:rPr>
-          <w:lang w:val="en-US"/>
-        </w:rPr>
+      </w:pPr>
+      <w:r>
         <w:t>(3.26)</w:t>
       </w:r>
     </w:p>
@@ -31405,7 +27800,6 @@
         <w:rPr>
           <w:rFonts w:ascii="Cambria Math" w:hAnsi="Cambria Math"/>
           <w:szCs w:val="28"/>
-          <w:lang w:val="en-US"/>
         </w:rPr>
       </w:pPr>
       <m:oMath>
@@ -31439,6 +27833,9 @@
     <w:p>
       <w:pPr>
         <w:pStyle w:val="red"/>
+        <w:rPr>
+          <w:lang w:val="ru-RU"/>
+        </w:rPr>
       </w:pPr>
       <w:r>
         <w:rPr>
@@ -31451,31 +27848,18 @@
       <w:pPr>
         <w:spacing w:after="160" w:line="278" w:lineRule="auto"/>
         <w:jc w:val="left"/>
-        <w:rPr>
-          <w:lang w:val="en-US"/>
-        </w:rPr>
-      </w:pPr>
-      <w:r>
-        <w:rPr>
-          <w:lang w:val="en-US"/>
-        </w:rPr>
+      </w:pPr>
+      <w:r>
         <w:br w:type="page"/>
       </w:r>
     </w:p>
-    <w:p>
-      <w:pPr>
-        <w:rPr>
-          <w:lang w:val="en-US"/>
-        </w:rPr>
-      </w:pPr>
-    </w:p>
+    <w:p/>
     <w:p>
       <w:pPr>
         <w:jc w:val="center"/>
         <w:rPr>
           <w:rFonts w:ascii="Cambria Math" w:hAnsi="Cambria Math"/>
           <w:szCs w:val="28"/>
-          <w:lang w:val="en-US"/>
         </w:rPr>
       </w:pPr>
       <m:oMath>
@@ -31503,9 +27887,6 @@
         <w:jc w:val="right"/>
       </w:pPr>
       <w:r>
-        <w:rPr>
-          <w:lang w:val="en-US"/>
-        </w:rPr>
         <w:t>(3.28)</w:t>
       </w:r>
     </w:p>
@@ -31515,7 +27896,6 @@
         <w:rPr>
           <w:rFonts w:ascii="Cambria Math" w:hAnsi="Cambria Math"/>
           <w:szCs w:val="28"/>
-          <w:lang w:val="en-US"/>
         </w:rPr>
       </w:pPr>
       <m:oMath>
@@ -31617,45 +27997,25 @@
       <w:r>
         <w:t xml:space="preserve">Таблица </w:t>
       </w:r>
-      <w:r>
-        <w:fldChar w:fldCharType="begin"/>
-      </w:r>
-      <w:r>
-        <w:instrText xml:space="preserve"> STYLEREF 2 \s </w:instrText>
-      </w:r>
-      <w:r>
-        <w:fldChar w:fldCharType="separate"/>
-      </w:r>
-      <w:r>
-        <w:rPr>
-          <w:noProof/>
-        </w:rPr>
-        <w:t>3</w:t>
-      </w:r>
-      <w:r>
-        <w:fldChar w:fldCharType="end"/>
-      </w:r>
+      <w:fldSimple w:instr=" STYLEREF 2 \s ">
+        <w:r>
+          <w:rPr>
+            <w:noProof/>
+          </w:rPr>
+          <w:t>3</w:t>
+        </w:r>
+      </w:fldSimple>
       <w:r>
         <w:t>.</w:t>
       </w:r>
-      <w:r>
-        <w:fldChar w:fldCharType="begin"/>
-      </w:r>
-      <w:r>
-        <w:instrText xml:space="preserve"> SEQ Таблица \* ARABIC \s 2 </w:instrText>
-      </w:r>
-      <w:r>
-        <w:fldChar w:fldCharType="separate"/>
-      </w:r>
-      <w:r>
-        <w:rPr>
-          <w:noProof/>
-        </w:rPr>
-        <w:t>8</w:t>
-      </w:r>
-      <w:r>
-        <w:fldChar w:fldCharType="end"/>
-      </w:r>
+      <w:fldSimple w:instr=" SEQ Таблица \* ARABIC \s 2 ">
+        <w:r>
+          <w:rPr>
+            <w:noProof/>
+          </w:rPr>
+          <w:t>8</w:t>
+        </w:r>
+      </w:fldSimple>
       <w:r>
         <w:t xml:space="preserve"> — </w:t>
       </w:r>
@@ -32124,36 +28484,36 @@
       <w:pPr>
         <w:pStyle w:val="1"/>
       </w:pPr>
-      <w:bookmarkStart w:id="55" w:name="_Toc230848112"/>
+      <w:bookmarkStart w:id="54" w:name="_Toc230848112"/>
       <w:r>
         <w:lastRenderedPageBreak/>
         <w:t>ЗАКЛЮЧЕНИЕ</w:t>
       </w:r>
-      <w:bookmarkEnd w:id="55"/>
+      <w:bookmarkEnd w:id="54"/>
     </w:p>
     <w:p/>
     <w:p>
       <w:pPr>
         <w:pStyle w:val="1"/>
       </w:pPr>
-      <w:bookmarkStart w:id="56" w:name="_Toc230848113"/>
+      <w:bookmarkStart w:id="55" w:name="_Toc230848113"/>
       <w:r>
         <w:lastRenderedPageBreak/>
         <w:t>СПИСОК ИСПОЛЬЗОВАННЫХ ИСТОЧНИКОВ</w:t>
       </w:r>
-      <w:bookmarkEnd w:id="56"/>
+      <w:bookmarkEnd w:id="55"/>
     </w:p>
     <w:p/>
     <w:p>
       <w:pPr>
         <w:pStyle w:val="ad"/>
       </w:pPr>
-      <w:bookmarkStart w:id="57" w:name="_Toc230848114"/>
+      <w:bookmarkStart w:id="56" w:name="_Toc230848114"/>
       <w:r>
         <w:lastRenderedPageBreak/>
         <w:t>Приложение А</w:t>
       </w:r>
-      <w:bookmarkEnd w:id="57"/>
+      <w:bookmarkEnd w:id="56"/>
     </w:p>
     <w:p>
       <w:pPr>
@@ -43091,7 +39451,7 @@
           <w:lang w:val="en-US"/>
         </w:rPr>
       </w:pPr>
-      <w:bookmarkStart w:id="58" w:name="_Toc230848115"/>
+      <w:bookmarkStart w:id="57" w:name="_Toc230848115"/>
       <w:r>
         <w:lastRenderedPageBreak/>
         <w:t>Приложение</w:t>
@@ -43105,7 +39465,7 @@
       <w:r>
         <w:t>Б</w:t>
       </w:r>
-      <w:bookmarkEnd w:id="58"/>
+      <w:bookmarkEnd w:id="57"/>
     </w:p>
     <w:p>
       <w:pPr>
@@ -54282,2484 +50642,31 @@
     </w:p>
     <w:p>
       <w:pPr>
-        <w:pStyle w:val="code"/>
-        <w:rPr>
-          <w:lang w:val="en-US"/>
-        </w:rPr>
-      </w:pPr>
-    </w:p>
-    <w:p>
-      <w:pPr>
-        <w:spacing w:after="160" w:line="278" w:lineRule="auto"/>
-        <w:jc w:val="left"/>
-        <w:rPr>
-          <w:rFonts w:ascii="Consolas" w:hAnsi="Consolas"/>
-          <w:color w:val="000000" w:themeColor="text1"/>
-          <w:sz w:val="20"/>
-          <w:lang w:val="en-US"/>
-        </w:rPr>
-      </w:pPr>
-      <w:r>
-        <w:rPr>
-          <w:lang w:val="en-US"/>
-        </w:rPr>
-        <w:br w:type="page"/>
-      </w:r>
-    </w:p>
-    <w:p>
-      <w:pPr>
-        <w:pStyle w:val="code"/>
-        <w:rPr>
-          <w:lang w:val="en-US"/>
-        </w:rPr>
-      </w:pPr>
-    </w:p>
-    <w:p>
-      <w:pPr>
-        <w:rPr>
-          <w:lang w:val="en-US"/>
-        </w:rPr>
-      </w:pPr>
-    </w:p>
-    <w:p>
-      <w:pPr>
-        <w:rPr>
-          <w:lang w:val="en-US"/>
-        </w:rPr>
-        <w:sectPr>
-          <w:footerReference w:type="default" r:id="rId17"/>
-          <w:pgSz w:w="11906" w:h="16838"/>
-          <w:pgMar w:top="1134" w:right="850" w:bottom="1134" w:left="1701" w:header="708" w:footer="453" w:gutter="0"/>
-          <w:cols w:space="720"/>
-          <w:docGrid w:linePitch="435"/>
-        </w:sectPr>
-      </w:pPr>
-    </w:p>
-    <w:p>
-      <w:pPr>
-        <w:spacing w:line="276" w:lineRule="auto"/>
-        <w:ind w:left="284"/>
-        <w:jc w:val="center"/>
-        <w:rPr>
-          <w:b/>
-          <w:color w:val="auto"/>
-          <w:szCs w:val="28"/>
-          <w:lang w:eastAsia="en-US"/>
-        </w:rPr>
-      </w:pPr>
-      <w:r>
-        <w:rPr>
-          <w:b/>
-          <w:color w:val="auto"/>
-          <w:szCs w:val="28"/>
-          <w:lang w:eastAsia="en-US"/>
-        </w:rPr>
+        <w:pStyle w:val="ad"/>
+      </w:pPr>
+      <w:r>
         <w:lastRenderedPageBreak/>
-        <w:t>ОТЗЫВ</w:t>
-      </w:r>
-      <w:r>
-        <w:rPr>
-          <w:b/>
-          <w:color w:val="auto"/>
-          <w:szCs w:val="28"/>
-          <w:lang w:eastAsia="en-US"/>
-        </w:rPr>
-        <w:t xml:space="preserve"> </w:t>
-      </w:r>
-    </w:p>
-    <w:p>
-      <w:pPr>
-        <w:spacing w:line="276" w:lineRule="auto"/>
-        <w:ind w:left="284"/>
-        <w:jc w:val="center"/>
-        <w:rPr>
-          <w:color w:val="auto"/>
-          <w:szCs w:val="28"/>
-          <w:lang w:eastAsia="en-US"/>
-        </w:rPr>
-      </w:pPr>
-      <w:r>
-        <w:rPr>
-          <w:color w:val="auto"/>
-          <w:szCs w:val="28"/>
-          <w:lang w:eastAsia="en-US"/>
-        </w:rPr>
-        <w:t>руководителя дипломного проекта</w:t>
-      </w:r>
-    </w:p>
-    <w:p>
-      <w:pPr>
-        <w:spacing w:line="276" w:lineRule="auto"/>
-        <w:jc w:val="center"/>
-        <w:rPr>
-          <w:b/>
-          <w:color w:val="auto"/>
-          <w:szCs w:val="28"/>
-          <w:lang w:eastAsia="en-US"/>
-        </w:rPr>
-      </w:pPr>
-    </w:p>
-    <w:p>
-      <w:pPr>
-        <w:spacing w:line="240" w:lineRule="auto"/>
-        <w:rPr>
-          <w:color w:val="auto"/>
-          <w:szCs w:val="28"/>
-          <w:u w:val="single"/>
-        </w:rPr>
-      </w:pPr>
-      <w:r>
-        <w:rPr>
-          <w:color w:val="auto"/>
-          <w:szCs w:val="28"/>
-        </w:rPr>
-        <w:t xml:space="preserve">Тема </w:t>
-      </w:r>
-      <w:r>
-        <w:rPr>
-          <w:color w:val="auto"/>
-          <w:szCs w:val="28"/>
-          <w:u w:val="single"/>
-        </w:rPr>
-        <w:t>Разработка информационной системы для управления проектами и задачами</w:t>
-      </w:r>
-      <w:r>
-        <w:rPr>
-          <w:color w:val="auto"/>
-          <w:szCs w:val="28"/>
-          <w:u w:val="single"/>
-        </w:rPr>
-        <w:tab/>
-      </w:r>
-      <w:r>
-        <w:rPr>
-          <w:color w:val="auto"/>
-          <w:szCs w:val="28"/>
-          <w:u w:val="single"/>
-        </w:rPr>
-        <w:tab/>
-      </w:r>
-      <w:r>
-        <w:rPr>
-          <w:color w:val="auto"/>
-          <w:szCs w:val="28"/>
-          <w:u w:val="single"/>
-        </w:rPr>
-        <w:tab/>
-      </w:r>
-      <w:r>
-        <w:rPr>
-          <w:color w:val="auto"/>
-          <w:szCs w:val="28"/>
-          <w:u w:val="single"/>
-        </w:rPr>
-        <w:tab/>
-      </w:r>
-      <w:r>
-        <w:rPr>
-          <w:color w:val="auto"/>
-          <w:szCs w:val="28"/>
-          <w:u w:val="single"/>
-        </w:rPr>
-        <w:tab/>
-      </w:r>
-      <w:r>
-        <w:rPr>
-          <w:color w:val="auto"/>
-          <w:szCs w:val="28"/>
-          <w:u w:val="single"/>
-        </w:rPr>
-        <w:tab/>
-      </w:r>
-      <w:r>
-        <w:rPr>
-          <w:color w:val="auto"/>
-          <w:szCs w:val="28"/>
-          <w:u w:val="single"/>
-        </w:rPr>
-        <w:tab/>
-      </w:r>
-      <w:r>
-        <w:rPr>
-          <w:color w:val="auto"/>
-          <w:szCs w:val="28"/>
-          <w:u w:val="single"/>
-        </w:rPr>
-        <w:tab/>
-      </w:r>
-      <w:r>
-        <w:rPr>
-          <w:color w:val="auto"/>
-          <w:szCs w:val="28"/>
-          <w:u w:val="single"/>
-        </w:rPr>
-        <w:tab/>
-      </w:r>
-      <w:r>
-        <w:rPr>
-          <w:color w:val="auto"/>
-          <w:szCs w:val="28"/>
-          <w:u w:val="single"/>
-        </w:rPr>
-        <w:tab/>
-      </w:r>
-      <w:r>
-        <w:rPr>
-          <w:color w:val="auto"/>
-          <w:szCs w:val="28"/>
-          <w:u w:val="single"/>
-        </w:rPr>
-        <w:tab/>
-      </w:r>
-      <w:r>
-        <w:rPr>
-          <w:color w:val="auto"/>
-          <w:szCs w:val="28"/>
-          <w:u w:val="single"/>
-        </w:rPr>
-        <w:tab/>
-      </w:r>
-    </w:p>
-    <w:p>
-      <w:pPr>
-        <w:spacing w:line="240" w:lineRule="auto"/>
-        <w:rPr>
-          <w:color w:val="auto"/>
-          <w:szCs w:val="28"/>
-          <w:u w:val="single"/>
-        </w:rPr>
-      </w:pPr>
-      <w:r>
-        <w:rPr>
-          <w:color w:val="auto"/>
-          <w:szCs w:val="28"/>
-        </w:rPr>
-        <w:t xml:space="preserve">ФИО </w:t>
-      </w:r>
-      <w:r>
-        <w:rPr>
-          <w:color w:val="auto"/>
-          <w:szCs w:val="28"/>
-          <w:u w:val="single"/>
-        </w:rPr>
-        <w:t>Ланцов Кирилл Андреевич</w:t>
-      </w:r>
-      <w:r>
-        <w:rPr>
-          <w:color w:val="auto"/>
-          <w:szCs w:val="28"/>
-          <w:u w:val="single"/>
-        </w:rPr>
-        <w:tab/>
-      </w:r>
-      <w:r>
-        <w:rPr>
-          <w:color w:val="auto"/>
-          <w:szCs w:val="28"/>
-          <w:u w:val="single"/>
-        </w:rPr>
-        <w:tab/>
-      </w:r>
-      <w:r>
-        <w:rPr>
-          <w:color w:val="auto"/>
-          <w:szCs w:val="28"/>
-          <w:u w:val="single"/>
-        </w:rPr>
-        <w:tab/>
-      </w:r>
-      <w:r>
-        <w:rPr>
-          <w:color w:val="auto"/>
-          <w:szCs w:val="28"/>
-          <w:u w:val="single"/>
-        </w:rPr>
-        <w:tab/>
-      </w:r>
-      <w:r>
-        <w:rPr>
-          <w:color w:val="auto"/>
-          <w:szCs w:val="28"/>
-          <w:u w:val="single"/>
-        </w:rPr>
-        <w:tab/>
-      </w:r>
-      <w:r>
-        <w:rPr>
-          <w:color w:val="auto"/>
-          <w:szCs w:val="28"/>
-          <w:u w:val="single"/>
-        </w:rPr>
-        <w:tab/>
-      </w:r>
-      <w:r>
-        <w:rPr>
-          <w:color w:val="auto"/>
-          <w:szCs w:val="28"/>
-          <w:u w:val="single"/>
-        </w:rPr>
-        <w:tab/>
-      </w:r>
-      <w:r>
-        <w:rPr>
-          <w:color w:val="auto"/>
-          <w:szCs w:val="28"/>
-          <w:u w:val="single"/>
-        </w:rPr>
-        <w:tab/>
-      </w:r>
-    </w:p>
-    <w:p>
-      <w:pPr>
-        <w:spacing w:line="240" w:lineRule="auto"/>
-        <w:rPr>
-          <w:color w:val="auto"/>
-          <w:szCs w:val="28"/>
-          <w:u w:val="single"/>
-        </w:rPr>
-      </w:pPr>
-      <w:r>
-        <w:rPr>
-          <w:color w:val="auto"/>
-          <w:szCs w:val="28"/>
-        </w:rPr>
-        <w:t xml:space="preserve">Группа </w:t>
-      </w:r>
-      <w:r>
-        <w:rPr>
-          <w:color w:val="auto"/>
-          <w:szCs w:val="28"/>
-          <w:u w:val="single"/>
-        </w:rPr>
-        <w:t>2290907/1094</w:t>
-      </w:r>
-      <w:r>
-        <w:rPr>
-          <w:color w:val="auto"/>
-          <w:szCs w:val="28"/>
-          <w:u w:val="single"/>
-        </w:rPr>
-        <w:tab/>
-      </w:r>
-      <w:r>
-        <w:rPr>
-          <w:color w:val="auto"/>
-          <w:szCs w:val="28"/>
-          <w:u w:val="single"/>
-        </w:rPr>
-        <w:tab/>
-      </w:r>
-      <w:r>
-        <w:rPr>
-          <w:color w:val="auto"/>
-          <w:szCs w:val="28"/>
-          <w:u w:val="single"/>
-        </w:rPr>
-        <w:tab/>
-      </w:r>
-      <w:r>
-        <w:rPr>
-          <w:color w:val="auto"/>
-          <w:szCs w:val="28"/>
-          <w:u w:val="single"/>
-        </w:rPr>
-        <w:tab/>
-      </w:r>
-      <w:r>
-        <w:rPr>
-          <w:color w:val="auto"/>
-          <w:szCs w:val="28"/>
-          <w:u w:val="single"/>
-        </w:rPr>
-        <w:tab/>
-      </w:r>
-      <w:r>
-        <w:rPr>
-          <w:color w:val="auto"/>
-          <w:szCs w:val="28"/>
-          <w:u w:val="single"/>
-        </w:rPr>
-        <w:tab/>
-      </w:r>
-      <w:r>
-        <w:rPr>
-          <w:color w:val="auto"/>
-          <w:szCs w:val="28"/>
-          <w:u w:val="single"/>
-        </w:rPr>
-        <w:tab/>
-      </w:r>
-      <w:r>
-        <w:rPr>
-          <w:color w:val="auto"/>
-          <w:szCs w:val="28"/>
-          <w:u w:val="single"/>
-        </w:rPr>
-        <w:tab/>
-      </w:r>
-      <w:r>
-        <w:rPr>
-          <w:color w:val="auto"/>
-          <w:szCs w:val="28"/>
-          <w:u w:val="single"/>
-        </w:rPr>
-        <w:tab/>
-      </w:r>
-      <w:r>
-        <w:rPr>
-          <w:color w:val="auto"/>
-          <w:szCs w:val="28"/>
-          <w:u w:val="single"/>
-        </w:rPr>
-        <w:tab/>
-      </w:r>
-    </w:p>
-    <w:p>
-      <w:pPr>
-        <w:spacing w:line="240" w:lineRule="auto"/>
-        <w:rPr>
-          <w:color w:val="auto"/>
-          <w:szCs w:val="28"/>
-          <w:u w:val="single"/>
-        </w:rPr>
-      </w:pPr>
-      <w:r>
-        <w:rPr>
-          <w:color w:val="auto"/>
-          <w:szCs w:val="28"/>
-        </w:rPr>
-        <w:t xml:space="preserve">Специальность </w:t>
-      </w:r>
-      <w:r>
-        <w:rPr>
-          <w:color w:val="auto"/>
-          <w:szCs w:val="28"/>
-          <w:u w:val="single"/>
-        </w:rPr>
-        <w:t xml:space="preserve">  09.02.07 Информационные системы и программирование</w:t>
-      </w:r>
-      <w:r>
-        <w:rPr>
-          <w:color w:val="auto"/>
-          <w:szCs w:val="28"/>
-          <w:u w:val="single"/>
-        </w:rPr>
-        <w:tab/>
-      </w:r>
-    </w:p>
-    <w:p>
-      <w:pPr>
-        <w:spacing w:line="240" w:lineRule="auto"/>
-        <w:rPr>
-          <w:i/>
-          <w:color w:val="auto"/>
-          <w:sz w:val="18"/>
-          <w:szCs w:val="18"/>
-        </w:rPr>
-      </w:pPr>
-      <w:r>
-        <w:rPr>
-          <w:color w:val="auto"/>
-          <w:szCs w:val="28"/>
-        </w:rPr>
-        <w:tab/>
-      </w:r>
-      <w:r>
-        <w:rPr>
-          <w:color w:val="auto"/>
-          <w:szCs w:val="28"/>
-        </w:rPr>
-        <w:tab/>
-      </w:r>
-      <w:r>
-        <w:rPr>
-          <w:color w:val="auto"/>
-          <w:szCs w:val="28"/>
-        </w:rPr>
-        <w:tab/>
-      </w:r>
-      <w:r>
-        <w:rPr>
-          <w:color w:val="auto"/>
-          <w:szCs w:val="28"/>
-        </w:rPr>
-        <w:tab/>
-      </w:r>
-      <w:r>
-        <w:rPr>
-          <w:color w:val="auto"/>
-          <w:szCs w:val="28"/>
-        </w:rPr>
-        <w:tab/>
-      </w:r>
-      <w:r>
-        <w:rPr>
-          <w:color w:val="auto"/>
-          <w:szCs w:val="28"/>
-        </w:rPr>
-        <w:tab/>
-      </w:r>
-      <w:r>
-        <w:rPr>
-          <w:color w:val="auto"/>
-          <w:sz w:val="18"/>
-          <w:szCs w:val="18"/>
-        </w:rPr>
-        <w:t>(код и название)</w:t>
-      </w:r>
-    </w:p>
-    <w:p>
-      <w:pPr>
-        <w:spacing w:line="276" w:lineRule="auto"/>
-        <w:ind w:left="-76"/>
-        <w:jc w:val="left"/>
-        <w:rPr>
-          <w:color w:val="auto"/>
-          <w:szCs w:val="28"/>
-          <w:lang w:eastAsia="en-US"/>
-        </w:rPr>
-      </w:pPr>
-    </w:p>
-    <w:p>
-      <w:pPr>
-        <w:spacing w:line="276" w:lineRule="auto"/>
-        <w:ind w:left="-76" w:firstLine="784"/>
-        <w:rPr>
-          <w:color w:val="auto"/>
-          <w:szCs w:val="28"/>
-          <w:lang w:eastAsia="en-US" w:bidi="en-US"/>
-        </w:rPr>
-      </w:pPr>
-      <w:r>
-        <w:rPr>
-          <w:color w:val="auto"/>
-          <w:szCs w:val="28"/>
-          <w:lang w:eastAsia="en-US" w:bidi="en-US"/>
-        </w:rPr>
-        <w:t>В своей выпускной квалификационной работе Ланцов Кирилл фокусируется на разработке серверной части информационной системы для управления проектами, взаимодействие с которой реализуется посредством разработанного API. Тема дипломной работы была сформулирована по инициативе студента. Актуальность работы заключается в высоком спросе на разработку API-интерфейсов, которые позволяют гибко масштабировать корпоративные информационные системы и связывать серверную логику с любыми клиентскими приложениями.</w:t>
-      </w:r>
-    </w:p>
-    <w:p>
-      <w:pPr>
-        <w:spacing w:line="276" w:lineRule="auto"/>
-        <w:ind w:left="-76" w:firstLine="784"/>
-        <w:rPr>
-          <w:color w:val="auto"/>
-          <w:szCs w:val="28"/>
-          <w:lang w:eastAsia="en-US" w:bidi="en-US"/>
-        </w:rPr>
-      </w:pPr>
-      <w:r>
-        <w:rPr>
-          <w:color w:val="auto"/>
-          <w:szCs w:val="28"/>
-          <w:lang w:eastAsia="en-US" w:bidi="en-US"/>
-        </w:rPr>
-        <w:t>Текст выпускной квалификационной работы содержит развернутую техническую характеристику разработанного ПО, включая визуализацию структуры с помощью диаграмм и листинги основных программных компонентов. Разработанное приложение полностью соответствует выданному заданию. Материал работы изложен грамотно, а графическое и текстовое оформление записки отвечает всем необходимым требованиям.</w:t>
-      </w:r>
-    </w:p>
-    <w:p>
-      <w:pPr>
-        <w:spacing w:line="276" w:lineRule="auto"/>
-        <w:ind w:left="-76" w:firstLine="784"/>
-        <w:rPr>
-          <w:color w:val="auto"/>
-          <w:szCs w:val="28"/>
-          <w:lang w:eastAsia="en-US"/>
-        </w:rPr>
-      </w:pPr>
-      <w:r>
-        <w:rPr>
-          <w:color w:val="auto"/>
-          <w:szCs w:val="28"/>
-          <w:lang w:eastAsia="en-US" w:bidi="en-US"/>
-        </w:rPr>
-        <w:t xml:space="preserve">За время выполнения проекта Ланцов Кирилл зарекомендовал себя как квалифицированный специалист с высоким уровнем профессиональных компетенций, способный эффективно осваивать и внедрять новые технологии в сжатые сроки. Работа велась полностью самостоятельно и строго по утвержденному графику. </w:t>
-      </w:r>
-    </w:p>
-    <w:p>
-      <w:pPr>
-        <w:spacing w:line="276" w:lineRule="auto"/>
-        <w:ind w:left="-76"/>
-        <w:rPr>
-          <w:color w:val="auto"/>
-          <w:szCs w:val="28"/>
-          <w:lang w:eastAsia="en-US"/>
-        </w:rPr>
-      </w:pPr>
-      <w:r>
-        <w:rPr>
-          <w:color w:val="auto"/>
-          <w:szCs w:val="28"/>
-          <w:lang w:eastAsia="en-US"/>
-        </w:rPr>
-        <w:tab/>
-      </w:r>
-      <w:r>
-        <w:rPr>
-          <w:color w:val="auto"/>
-          <w:szCs w:val="28"/>
-          <w:lang w:eastAsia="en-US"/>
-        </w:rPr>
-        <w:tab/>
-        <w:t>Дипломный проект Ланцова Кирилла рекомендуется к защите с оценкой «отлично», а его автор заслуживает присвоения квалификации «Программист».</w:t>
-      </w:r>
-    </w:p>
-    <w:p>
-      <w:pPr>
-        <w:spacing w:line="276" w:lineRule="auto"/>
-        <w:ind w:left="-76"/>
-        <w:jc w:val="left"/>
-        <w:rPr>
-          <w:color w:val="auto"/>
-          <w:szCs w:val="28"/>
-          <w:lang w:eastAsia="en-US"/>
-        </w:rPr>
-      </w:pPr>
-      <w:r>
-        <w:rPr>
-          <w:color w:val="auto"/>
-          <w:szCs w:val="28"/>
-          <w:lang w:eastAsia="en-US"/>
-        </w:rPr>
-        <w:t>Проект (работа) заслуживает оценки   ___________________ .</w:t>
-      </w:r>
-    </w:p>
-    <w:p>
-      <w:pPr>
-        <w:spacing w:line="276" w:lineRule="auto"/>
-        <w:ind w:left="-76"/>
-        <w:jc w:val="left"/>
-        <w:rPr>
-          <w:color w:val="auto"/>
-          <w:szCs w:val="28"/>
-          <w:lang w:eastAsia="en-US"/>
-        </w:rPr>
-      </w:pPr>
-    </w:p>
-    <w:p>
-      <w:pPr>
-        <w:spacing w:line="276" w:lineRule="auto"/>
-        <w:ind w:left="-76"/>
-        <w:jc w:val="left"/>
-        <w:rPr>
-          <w:color w:val="auto"/>
-          <w:szCs w:val="28"/>
-          <w:lang w:eastAsia="en-US"/>
-        </w:rPr>
-      </w:pPr>
-      <w:r>
-        <w:rPr>
-          <w:color w:val="auto"/>
-          <w:szCs w:val="28"/>
-          <w:lang w:eastAsia="en-US"/>
-        </w:rPr>
-        <w:t xml:space="preserve">Место работы и должность руководителя </w:t>
-      </w:r>
-      <w:r>
-        <w:rPr>
-          <w:color w:val="auto"/>
-          <w:szCs w:val="28"/>
-          <w:u w:val="single"/>
-          <w:lang w:eastAsia="en-US" w:bidi="en-US"/>
-        </w:rPr>
-        <w:t xml:space="preserve"> ФГАОУ ВО </w:t>
-      </w:r>
-      <w:proofErr w:type="spellStart"/>
-      <w:r>
-        <w:rPr>
-          <w:color w:val="auto"/>
-          <w:szCs w:val="28"/>
-          <w:u w:val="single"/>
-          <w:lang w:eastAsia="en-US" w:bidi="en-US"/>
-        </w:rPr>
-        <w:t>СПбПУ</w:t>
-      </w:r>
-      <w:proofErr w:type="spellEnd"/>
-      <w:r>
-        <w:rPr>
-          <w:color w:val="auto"/>
-          <w:szCs w:val="28"/>
-          <w:u w:val="single"/>
-          <w:lang w:eastAsia="en-US" w:bidi="en-US"/>
-        </w:rPr>
-        <w:t xml:space="preserve"> ИСПО,</w:t>
-      </w:r>
-      <w:r>
-        <w:rPr>
-          <w:color w:val="auto"/>
-          <w:szCs w:val="28"/>
-          <w:u w:val="single"/>
-          <w:lang w:eastAsia="en-US" w:bidi="en-US"/>
-        </w:rPr>
-        <w:tab/>
-      </w:r>
-      <w:r>
-        <w:rPr>
-          <w:color w:val="auto"/>
-          <w:szCs w:val="28"/>
-          <w:u w:val="single"/>
-          <w:lang w:eastAsia="en-US" w:bidi="en-US"/>
-        </w:rPr>
-        <w:tab/>
-        <w:t xml:space="preserve"> преподаватель</w:t>
-      </w:r>
-      <w:r>
-        <w:rPr>
-          <w:color w:val="auto"/>
-          <w:szCs w:val="28"/>
-          <w:u w:val="single"/>
-          <w:lang w:eastAsia="en-US" w:bidi="en-US"/>
-        </w:rPr>
-        <w:tab/>
-      </w:r>
-      <w:r>
-        <w:rPr>
-          <w:color w:val="auto"/>
-          <w:szCs w:val="28"/>
-          <w:u w:val="single"/>
-          <w:lang w:eastAsia="en-US" w:bidi="en-US"/>
-        </w:rPr>
-        <w:tab/>
-      </w:r>
-      <w:r>
-        <w:rPr>
-          <w:color w:val="auto"/>
-          <w:szCs w:val="28"/>
-          <w:u w:val="single"/>
-          <w:lang w:eastAsia="en-US" w:bidi="en-US"/>
-        </w:rPr>
-        <w:tab/>
-      </w:r>
-      <w:r>
-        <w:rPr>
-          <w:color w:val="auto"/>
-          <w:szCs w:val="28"/>
-          <w:u w:val="single"/>
-          <w:lang w:eastAsia="en-US" w:bidi="en-US"/>
-        </w:rPr>
-        <w:tab/>
-      </w:r>
-      <w:r>
-        <w:rPr>
-          <w:color w:val="auto"/>
-          <w:szCs w:val="28"/>
-          <w:u w:val="single"/>
-          <w:lang w:eastAsia="en-US" w:bidi="en-US"/>
-        </w:rPr>
-        <w:tab/>
-      </w:r>
-      <w:r>
-        <w:rPr>
-          <w:color w:val="auto"/>
-          <w:szCs w:val="28"/>
-          <w:u w:val="single"/>
-          <w:lang w:eastAsia="en-US" w:bidi="en-US"/>
-        </w:rPr>
-        <w:tab/>
-      </w:r>
-      <w:r>
-        <w:rPr>
-          <w:color w:val="auto"/>
-          <w:szCs w:val="28"/>
-          <w:u w:val="single"/>
-          <w:lang w:eastAsia="en-US" w:bidi="en-US"/>
-        </w:rPr>
-        <w:tab/>
-      </w:r>
-      <w:r>
-        <w:rPr>
-          <w:color w:val="auto"/>
-          <w:szCs w:val="28"/>
-          <w:u w:val="single"/>
-          <w:lang w:eastAsia="en-US" w:bidi="en-US"/>
-        </w:rPr>
-        <w:tab/>
-      </w:r>
-      <w:r>
-        <w:rPr>
-          <w:color w:val="auto"/>
-          <w:szCs w:val="28"/>
-          <w:u w:val="single"/>
-          <w:lang w:eastAsia="en-US" w:bidi="en-US"/>
-        </w:rPr>
-        <w:tab/>
-      </w:r>
-      <w:r>
-        <w:rPr>
-          <w:color w:val="auto"/>
-          <w:szCs w:val="28"/>
-          <w:u w:val="single"/>
-          <w:lang w:eastAsia="en-US" w:bidi="en-US"/>
-        </w:rPr>
-        <w:tab/>
-      </w:r>
-      <w:r>
-        <w:rPr>
-          <w:color w:val="auto"/>
-          <w:szCs w:val="28"/>
-          <w:u w:val="single"/>
-          <w:lang w:eastAsia="en-US" w:bidi="en-US"/>
-        </w:rPr>
-        <w:tab/>
-      </w:r>
-      <w:r>
-        <w:rPr>
-          <w:color w:val="auto"/>
-          <w:szCs w:val="28"/>
-          <w:lang w:eastAsia="en-US"/>
-        </w:rPr>
-        <w:t xml:space="preserve"> </w:t>
-      </w:r>
-    </w:p>
-    <w:p>
-      <w:pPr>
-        <w:spacing w:line="240" w:lineRule="auto"/>
-        <w:jc w:val="left"/>
-        <w:rPr>
-          <w:color w:val="auto"/>
-          <w:sz w:val="32"/>
-          <w:szCs w:val="32"/>
-        </w:rPr>
-      </w:pPr>
-      <w:r>
-        <w:rPr>
-          <w:color w:val="auto"/>
-          <w:szCs w:val="28"/>
-        </w:rPr>
-        <w:t>Фамилия, имя, отчество</w:t>
-      </w:r>
-      <w:r>
-        <w:rPr>
-          <w:color w:val="auto"/>
-          <w:sz w:val="32"/>
-          <w:szCs w:val="32"/>
-        </w:rPr>
-        <w:t xml:space="preserve">  </w:t>
-      </w:r>
-      <w:r>
-        <w:rPr>
-          <w:color w:val="auto"/>
-          <w:szCs w:val="28"/>
-          <w:u w:val="single"/>
-          <w:lang w:eastAsia="en-US" w:bidi="en-US"/>
-        </w:rPr>
-        <w:t>Кузнецов Константин Сергеевич</w:t>
-      </w:r>
-      <w:r>
-        <w:rPr>
-          <w:color w:val="auto"/>
-          <w:szCs w:val="28"/>
-          <w:u w:val="single"/>
-          <w:lang w:eastAsia="en-US" w:bidi="en-US"/>
-        </w:rPr>
-        <w:tab/>
-      </w:r>
-      <w:r>
-        <w:rPr>
-          <w:color w:val="auto"/>
-          <w:szCs w:val="28"/>
-          <w:u w:val="single"/>
-          <w:lang w:eastAsia="en-US" w:bidi="en-US"/>
-        </w:rPr>
-        <w:tab/>
-      </w:r>
-      <w:r>
-        <w:rPr>
-          <w:color w:val="auto"/>
-          <w:szCs w:val="28"/>
-          <w:u w:val="single"/>
-          <w:lang w:eastAsia="en-US" w:bidi="en-US"/>
-        </w:rPr>
-        <w:tab/>
-      </w:r>
-      <w:r>
-        <w:rPr>
-          <w:color w:val="auto"/>
-          <w:szCs w:val="28"/>
-          <w:u w:val="single"/>
-          <w:lang w:eastAsia="en-US" w:bidi="en-US"/>
-        </w:rPr>
-        <w:tab/>
-      </w:r>
-    </w:p>
-    <w:tbl>
-      <w:tblPr>
-        <w:tblW w:w="0" w:type="auto"/>
-        <w:tblBorders>
-          <w:top w:val="single" w:sz="4" w:space="0" w:color="auto"/>
-          <w:left w:val="single" w:sz="4" w:space="0" w:color="auto"/>
-          <w:bottom w:val="single" w:sz="4" w:space="0" w:color="auto"/>
-          <w:right w:val="single" w:sz="4" w:space="0" w:color="auto"/>
-          <w:insideH w:val="single" w:sz="4" w:space="0" w:color="auto"/>
-          <w:insideV w:val="single" w:sz="4" w:space="0" w:color="auto"/>
-        </w:tblBorders>
-        <w:tblLayout w:type="fixed"/>
-        <w:tblLook w:val="04A0" w:firstRow="1" w:lastRow="0" w:firstColumn="1" w:lastColumn="0" w:noHBand="0" w:noVBand="1"/>
-      </w:tblPr>
-      <w:tblGrid>
-        <w:gridCol w:w="5414"/>
-        <w:gridCol w:w="3442"/>
-      </w:tblGrid>
-      <w:tr>
-        <w:trPr>
-          <w:cantSplit/>
-        </w:trPr>
-        <w:tc>
-          <w:tcPr>
-            <w:tcW w:w="5414" w:type="dxa"/>
-            <w:tcBorders>
-              <w:top w:val="nil"/>
-              <w:left w:val="nil"/>
-              <w:bottom w:val="nil"/>
-              <w:right w:val="nil"/>
-            </w:tcBorders>
-          </w:tcPr>
-          <w:p>
-            <w:pPr>
-              <w:spacing w:line="240" w:lineRule="auto"/>
-              <w:jc w:val="left"/>
-              <w:rPr>
-                <w:color w:val="auto"/>
-                <w:szCs w:val="28"/>
-              </w:rPr>
-            </w:pPr>
-          </w:p>
-          <w:p>
-            <w:pPr>
-              <w:spacing w:line="240" w:lineRule="auto"/>
-              <w:jc w:val="left"/>
-              <w:rPr>
-                <w:color w:val="auto"/>
-                <w:szCs w:val="28"/>
-              </w:rPr>
-            </w:pPr>
-            <w:r>
-              <w:rPr>
-                <w:color w:val="auto"/>
-                <w:szCs w:val="28"/>
-              </w:rPr>
-              <w:t>«____» __________ 202__ г.</w:t>
-            </w:r>
-          </w:p>
-        </w:tc>
-        <w:tc>
-          <w:tcPr>
-            <w:tcW w:w="3442" w:type="dxa"/>
-            <w:tcBorders>
-              <w:top w:val="nil"/>
-              <w:left w:val="nil"/>
-              <w:bottom w:val="nil"/>
-              <w:right w:val="nil"/>
-            </w:tcBorders>
-          </w:tcPr>
-          <w:p>
-            <w:pPr>
-              <w:spacing w:line="240" w:lineRule="auto"/>
-              <w:jc w:val="left"/>
-              <w:rPr>
-                <w:color w:val="auto"/>
-                <w:szCs w:val="28"/>
-              </w:rPr>
-            </w:pPr>
-          </w:p>
-          <w:p>
-            <w:pPr>
-              <w:spacing w:line="240" w:lineRule="auto"/>
-              <w:jc w:val="left"/>
-              <w:rPr>
-                <w:color w:val="auto"/>
-                <w:szCs w:val="28"/>
-              </w:rPr>
-            </w:pPr>
-            <w:r>
-              <w:rPr>
-                <w:color w:val="auto"/>
-                <w:szCs w:val="28"/>
-              </w:rPr>
-              <w:t>Подпись_______________</w:t>
-            </w:r>
-          </w:p>
-        </w:tc>
-      </w:tr>
-    </w:tbl>
-    <w:p>
-      <w:pPr>
-        <w:spacing w:line="240" w:lineRule="auto"/>
-        <w:ind w:left="284"/>
-        <w:rPr>
-          <w:i/>
-          <w:color w:val="auto"/>
-          <w:szCs w:val="28"/>
-        </w:rPr>
-      </w:pPr>
-    </w:p>
-    <w:p>
-      <w:pPr>
-        <w:spacing w:after="160" w:line="278" w:lineRule="auto"/>
-        <w:jc w:val="left"/>
-      </w:pPr>
-      <w:r>
-        <w:br w:type="page"/>
-      </w:r>
-    </w:p>
-    <w:p>
-      <w:pPr>
-        <w:spacing w:line="240" w:lineRule="auto"/>
-        <w:jc w:val="center"/>
-        <w:rPr>
-          <w:b/>
-          <w:color w:val="auto"/>
-          <w:sz w:val="24"/>
-          <w:szCs w:val="24"/>
-        </w:rPr>
-      </w:pPr>
-    </w:p>
-    <w:p>
-      <w:pPr>
-        <w:spacing w:line="240" w:lineRule="auto"/>
-        <w:jc w:val="center"/>
-        <w:rPr>
-          <w:b/>
-          <w:color w:val="auto"/>
-          <w:sz w:val="24"/>
-          <w:szCs w:val="24"/>
-        </w:rPr>
-      </w:pPr>
-      <w:r>
-        <w:rPr>
-          <w:b/>
-          <w:color w:val="auto"/>
-          <w:sz w:val="24"/>
-          <w:szCs w:val="24"/>
-        </w:rPr>
-        <w:t>ИНСТИТУТ СРЕДНЕГО ПРОФЕССИОНАЛЬНОГО ОБРАЗОВАНИЯ</w:t>
-      </w:r>
-    </w:p>
-    <w:p>
-      <w:pPr>
-        <w:spacing w:line="240" w:lineRule="auto"/>
-        <w:jc w:val="center"/>
-        <w:rPr>
-          <w:b/>
-          <w:color w:val="auto"/>
-          <w:sz w:val="24"/>
-          <w:szCs w:val="24"/>
-        </w:rPr>
-      </w:pPr>
-    </w:p>
-    <w:p>
-      <w:pPr>
-        <w:spacing w:line="240" w:lineRule="auto"/>
-        <w:jc w:val="center"/>
-        <w:rPr>
-          <w:b/>
-          <w:color w:val="auto"/>
-          <w:sz w:val="24"/>
-          <w:szCs w:val="24"/>
-        </w:rPr>
-      </w:pPr>
-      <w:r>
-        <w:rPr>
-          <w:b/>
-          <w:color w:val="auto"/>
-          <w:sz w:val="24"/>
-          <w:szCs w:val="24"/>
-        </w:rPr>
-        <w:t>ЛИСТ ГОТОВНОСТИ ДИПЛОМНОГО ПРОЕКТА К ЗАЩИТЕ</w:t>
-      </w:r>
-    </w:p>
-    <w:p>
-      <w:pPr>
-        <w:spacing w:line="240" w:lineRule="auto"/>
-        <w:jc w:val="center"/>
-        <w:rPr>
-          <w:b/>
-          <w:color w:val="auto"/>
-          <w:sz w:val="24"/>
-          <w:szCs w:val="24"/>
-        </w:rPr>
-      </w:pPr>
-    </w:p>
-    <w:tbl>
-      <w:tblPr>
-        <w:tblStyle w:val="12"/>
-        <w:tblW w:w="0" w:type="auto"/>
-        <w:tblBorders>
-          <w:top w:val="none" w:sz="0" w:space="0" w:color="auto"/>
-          <w:left w:val="none" w:sz="0" w:space="0" w:color="auto"/>
-          <w:bottom w:val="none" w:sz="0" w:space="0" w:color="auto"/>
-          <w:right w:val="none" w:sz="0" w:space="0" w:color="auto"/>
-          <w:insideH w:val="none" w:sz="0" w:space="0" w:color="auto"/>
-          <w:insideV w:val="none" w:sz="0" w:space="0" w:color="auto"/>
-        </w:tblBorders>
-        <w:tblLook w:val="04A0" w:firstRow="1" w:lastRow="0" w:firstColumn="1" w:lastColumn="0" w:noHBand="0" w:noVBand="1"/>
-      </w:tblPr>
-      <w:tblGrid>
-        <w:gridCol w:w="1980"/>
-        <w:gridCol w:w="1984"/>
-        <w:gridCol w:w="5381"/>
-      </w:tblGrid>
-      <w:tr>
-        <w:tc>
-          <w:tcPr>
-            <w:tcW w:w="1980" w:type="dxa"/>
-          </w:tcPr>
-          <w:p>
-            <w:pPr>
-              <w:jc w:val="left"/>
-              <w:rPr>
-                <w:color w:val="auto"/>
-                <w:sz w:val="24"/>
-                <w:szCs w:val="24"/>
-              </w:rPr>
-            </w:pPr>
-            <w:r>
-              <w:rPr>
-                <w:color w:val="auto"/>
-                <w:sz w:val="24"/>
-                <w:szCs w:val="24"/>
-              </w:rPr>
-              <w:t>Специальность</w:t>
-            </w:r>
-          </w:p>
-        </w:tc>
-        <w:tc>
-          <w:tcPr>
-            <w:tcW w:w="7365" w:type="dxa"/>
-            <w:gridSpan w:val="2"/>
-            <w:tcBorders>
-              <w:bottom w:val="single" w:sz="4" w:space="0" w:color="auto"/>
-            </w:tcBorders>
-          </w:tcPr>
-          <w:p>
-            <w:pPr>
-              <w:jc w:val="left"/>
-              <w:rPr>
-                <w:b/>
-                <w:bCs/>
-                <w:color w:val="auto"/>
-                <w:sz w:val="24"/>
-                <w:szCs w:val="24"/>
-              </w:rPr>
-            </w:pPr>
-            <w:r>
-              <w:rPr>
-                <w:b/>
-                <w:bCs/>
-                <w:color w:val="auto"/>
-                <w:sz w:val="24"/>
-                <w:szCs w:val="24"/>
-              </w:rPr>
-              <w:t>09.02.07 «Информационные системы и программирование»</w:t>
-            </w:r>
-          </w:p>
-        </w:tc>
-      </w:tr>
-      <w:tr>
-        <w:tc>
-          <w:tcPr>
-            <w:tcW w:w="3964" w:type="dxa"/>
-            <w:gridSpan w:val="2"/>
-          </w:tcPr>
-          <w:p>
-            <w:pPr>
-              <w:jc w:val="left"/>
-              <w:rPr>
-                <w:color w:val="auto"/>
-                <w:sz w:val="24"/>
-                <w:szCs w:val="24"/>
-              </w:rPr>
-            </w:pPr>
-            <w:r>
-              <w:rPr>
-                <w:color w:val="auto"/>
-                <w:sz w:val="24"/>
-                <w:szCs w:val="24"/>
-              </w:rPr>
-              <w:t>Фамилия, имя, отчество студента</w:t>
-            </w:r>
-          </w:p>
-        </w:tc>
-        <w:tc>
-          <w:tcPr>
-            <w:tcW w:w="5381" w:type="dxa"/>
-            <w:tcBorders>
-              <w:bottom w:val="single" w:sz="4" w:space="0" w:color="auto"/>
-            </w:tcBorders>
-          </w:tcPr>
-          <w:p>
-            <w:pPr>
-              <w:jc w:val="left"/>
-              <w:rPr>
-                <w:b/>
-                <w:bCs/>
-                <w:color w:val="auto"/>
-                <w:sz w:val="24"/>
-                <w:szCs w:val="24"/>
-              </w:rPr>
-            </w:pPr>
-            <w:r>
-              <w:rPr>
-                <w:b/>
-                <w:bCs/>
-                <w:color w:val="auto"/>
-                <w:sz w:val="24"/>
-                <w:szCs w:val="24"/>
-              </w:rPr>
-              <w:t>Ланцов Кирилл Андреевич</w:t>
-            </w:r>
-          </w:p>
-        </w:tc>
-      </w:tr>
-      <w:tr>
-        <w:tc>
-          <w:tcPr>
-            <w:tcW w:w="1980" w:type="dxa"/>
-            <w:tcBorders>
-              <w:top w:val="single" w:sz="4" w:space="0" w:color="auto"/>
-            </w:tcBorders>
-          </w:tcPr>
-          <w:p>
-            <w:pPr>
-              <w:jc w:val="left"/>
-              <w:rPr>
-                <w:color w:val="auto"/>
-                <w:sz w:val="24"/>
-                <w:szCs w:val="24"/>
-              </w:rPr>
-            </w:pPr>
-            <w:r>
-              <w:rPr>
-                <w:color w:val="auto"/>
-                <w:sz w:val="24"/>
-                <w:szCs w:val="24"/>
-              </w:rPr>
-              <w:t>Группа</w:t>
-            </w:r>
-          </w:p>
-        </w:tc>
-        <w:tc>
-          <w:tcPr>
-            <w:tcW w:w="7365" w:type="dxa"/>
-            <w:gridSpan w:val="2"/>
-            <w:tcBorders>
-              <w:top w:val="single" w:sz="4" w:space="0" w:color="auto"/>
-              <w:bottom w:val="single" w:sz="4" w:space="0" w:color="auto"/>
-            </w:tcBorders>
-          </w:tcPr>
-          <w:p>
-            <w:pPr>
-              <w:jc w:val="left"/>
-              <w:rPr>
-                <w:b/>
-                <w:bCs/>
-                <w:color w:val="auto"/>
-                <w:sz w:val="24"/>
-                <w:szCs w:val="24"/>
-              </w:rPr>
-            </w:pPr>
-            <w:r>
-              <w:rPr>
-                <w:b/>
-                <w:bCs/>
-                <w:color w:val="auto"/>
-                <w:sz w:val="24"/>
-                <w:szCs w:val="24"/>
-              </w:rPr>
-              <w:t>22290907/1094</w:t>
-            </w:r>
-          </w:p>
-        </w:tc>
-      </w:tr>
-      <w:tr>
-        <w:tc>
-          <w:tcPr>
-            <w:tcW w:w="3964" w:type="dxa"/>
-            <w:gridSpan w:val="2"/>
-            <w:tcBorders>
-              <w:top w:val="single" w:sz="4" w:space="0" w:color="auto"/>
-              <w:bottom w:val="single" w:sz="4" w:space="0" w:color="auto"/>
-            </w:tcBorders>
-          </w:tcPr>
-          <w:p>
-            <w:pPr>
-              <w:jc w:val="left"/>
-              <w:rPr>
-                <w:color w:val="auto"/>
-                <w:sz w:val="24"/>
-                <w:szCs w:val="24"/>
-              </w:rPr>
-            </w:pPr>
-            <w:r>
-              <w:rPr>
-                <w:color w:val="auto"/>
-                <w:sz w:val="24"/>
-                <w:szCs w:val="24"/>
-              </w:rPr>
-              <w:t>Тема дипломного проекта (работы)</w:t>
-            </w:r>
-          </w:p>
-        </w:tc>
-        <w:tc>
-          <w:tcPr>
-            <w:tcW w:w="5381" w:type="dxa"/>
-            <w:tcBorders>
-              <w:top w:val="single" w:sz="4" w:space="0" w:color="auto"/>
-              <w:bottom w:val="single" w:sz="4" w:space="0" w:color="auto"/>
-            </w:tcBorders>
-          </w:tcPr>
-          <w:p>
-            <w:pPr>
-              <w:jc w:val="left"/>
-              <w:rPr>
-                <w:color w:val="auto"/>
-                <w:sz w:val="24"/>
-                <w:szCs w:val="24"/>
-              </w:rPr>
-            </w:pPr>
-            <w:r>
-              <w:rPr>
-                <w:color w:val="auto"/>
-                <w:sz w:val="24"/>
-                <w:szCs w:val="24"/>
-              </w:rPr>
-              <w:t>Разработка информационной системы для</w:t>
-            </w:r>
-          </w:p>
-        </w:tc>
-      </w:tr>
-      <w:tr>
-        <w:tc>
-          <w:tcPr>
-            <w:tcW w:w="9345" w:type="dxa"/>
-            <w:gridSpan w:val="3"/>
-            <w:tcBorders>
-              <w:top w:val="single" w:sz="4" w:space="0" w:color="auto"/>
-              <w:bottom w:val="single" w:sz="4" w:space="0" w:color="auto"/>
-            </w:tcBorders>
-          </w:tcPr>
-          <w:p>
-            <w:pPr>
-              <w:jc w:val="left"/>
-              <w:rPr>
-                <w:color w:val="auto"/>
-                <w:sz w:val="24"/>
-                <w:szCs w:val="24"/>
-              </w:rPr>
-            </w:pPr>
-            <w:r>
-              <w:rPr>
-                <w:color w:val="auto"/>
-                <w:sz w:val="24"/>
-                <w:szCs w:val="24"/>
-              </w:rPr>
-              <w:t>управления проектами и задачами</w:t>
-            </w:r>
-          </w:p>
-        </w:tc>
-      </w:tr>
-    </w:tbl>
-    <w:p>
-      <w:pPr>
-        <w:rPr>
-          <w:color w:val="auto"/>
-          <w:sz w:val="24"/>
-          <w:szCs w:val="24"/>
-        </w:rPr>
-      </w:pPr>
-    </w:p>
-    <w:tbl>
-      <w:tblPr>
-        <w:tblW w:w="0" w:type="auto"/>
-        <w:tblBorders>
-          <w:top w:val="single" w:sz="4" w:space="0" w:color="auto"/>
-          <w:left w:val="single" w:sz="4" w:space="0" w:color="auto"/>
-          <w:bottom w:val="single" w:sz="4" w:space="0" w:color="auto"/>
-          <w:right w:val="single" w:sz="4" w:space="0" w:color="auto"/>
-          <w:insideH w:val="single" w:sz="4" w:space="0" w:color="auto"/>
-          <w:insideV w:val="single" w:sz="4" w:space="0" w:color="auto"/>
-        </w:tblBorders>
-        <w:tblLook w:val="04A0" w:firstRow="1" w:lastRow="0" w:firstColumn="1" w:lastColumn="0" w:noHBand="0" w:noVBand="1"/>
-      </w:tblPr>
-      <w:tblGrid>
-        <w:gridCol w:w="787"/>
-        <w:gridCol w:w="3192"/>
-        <w:gridCol w:w="1869"/>
-        <w:gridCol w:w="1853"/>
-        <w:gridCol w:w="1644"/>
-      </w:tblGrid>
-      <w:tr>
-        <w:tc>
-          <w:tcPr>
-            <w:tcW w:w="787" w:type="dxa"/>
-            <w:vAlign w:val="center"/>
-          </w:tcPr>
-          <w:p>
-            <w:pPr>
-              <w:spacing w:line="240" w:lineRule="auto"/>
-              <w:jc w:val="center"/>
-              <w:rPr>
-                <w:color w:val="auto"/>
-                <w:sz w:val="24"/>
-                <w:szCs w:val="24"/>
-              </w:rPr>
-            </w:pPr>
-            <w:r>
-              <w:rPr>
-                <w:color w:val="auto"/>
-                <w:sz w:val="24"/>
-                <w:szCs w:val="24"/>
-              </w:rPr>
-              <w:t>№ п/п</w:t>
-            </w:r>
-          </w:p>
-        </w:tc>
-        <w:tc>
-          <w:tcPr>
-            <w:tcW w:w="3192" w:type="dxa"/>
-            <w:vAlign w:val="center"/>
-          </w:tcPr>
-          <w:p>
-            <w:pPr>
-              <w:spacing w:line="240" w:lineRule="auto"/>
-              <w:jc w:val="center"/>
-              <w:rPr>
-                <w:color w:val="auto"/>
-                <w:sz w:val="24"/>
-                <w:szCs w:val="24"/>
-              </w:rPr>
-            </w:pPr>
-            <w:r>
-              <w:rPr>
-                <w:color w:val="auto"/>
-                <w:sz w:val="24"/>
-                <w:szCs w:val="24"/>
-              </w:rPr>
-              <w:t>Консультант</w:t>
-            </w:r>
-          </w:p>
-        </w:tc>
-        <w:tc>
-          <w:tcPr>
-            <w:tcW w:w="1869" w:type="dxa"/>
-            <w:vAlign w:val="center"/>
-          </w:tcPr>
-          <w:p>
-            <w:pPr>
-              <w:spacing w:line="240" w:lineRule="auto"/>
-              <w:jc w:val="center"/>
-              <w:rPr>
-                <w:color w:val="auto"/>
-                <w:sz w:val="24"/>
-                <w:szCs w:val="24"/>
-              </w:rPr>
-            </w:pPr>
-            <w:r>
-              <w:rPr>
-                <w:color w:val="auto"/>
-                <w:sz w:val="24"/>
-                <w:szCs w:val="24"/>
-              </w:rPr>
-              <w:t>Фамилия, имя, отчество</w:t>
-            </w:r>
-          </w:p>
-        </w:tc>
-        <w:tc>
-          <w:tcPr>
-            <w:tcW w:w="1853" w:type="dxa"/>
-            <w:vAlign w:val="center"/>
-          </w:tcPr>
-          <w:p>
-            <w:pPr>
-              <w:spacing w:line="240" w:lineRule="auto"/>
-              <w:jc w:val="center"/>
-              <w:rPr>
-                <w:color w:val="auto"/>
-                <w:sz w:val="24"/>
-                <w:szCs w:val="24"/>
-              </w:rPr>
-            </w:pPr>
-            <w:r>
-              <w:rPr>
-                <w:color w:val="auto"/>
-                <w:sz w:val="24"/>
-                <w:szCs w:val="24"/>
-              </w:rPr>
-              <w:t>Подпись</w:t>
-            </w:r>
-          </w:p>
-        </w:tc>
-        <w:tc>
-          <w:tcPr>
-            <w:tcW w:w="1644" w:type="dxa"/>
-            <w:vAlign w:val="center"/>
-          </w:tcPr>
-          <w:p>
-            <w:pPr>
-              <w:spacing w:line="240" w:lineRule="auto"/>
-              <w:jc w:val="center"/>
-              <w:rPr>
-                <w:color w:val="auto"/>
-                <w:sz w:val="24"/>
-                <w:szCs w:val="24"/>
-              </w:rPr>
-            </w:pPr>
-            <w:r>
-              <w:rPr>
-                <w:color w:val="auto"/>
-                <w:sz w:val="24"/>
-                <w:szCs w:val="24"/>
-              </w:rPr>
-              <w:t>Дата</w:t>
-            </w:r>
-          </w:p>
-        </w:tc>
-      </w:tr>
-      <w:tr>
-        <w:trPr>
-          <w:trHeight w:val="822"/>
-        </w:trPr>
-        <w:tc>
-          <w:tcPr>
-            <w:tcW w:w="787" w:type="dxa"/>
-            <w:vAlign w:val="center"/>
-          </w:tcPr>
-          <w:p>
-            <w:pPr>
-              <w:spacing w:line="240" w:lineRule="auto"/>
-              <w:jc w:val="center"/>
-              <w:rPr>
-                <w:color w:val="auto"/>
-                <w:sz w:val="24"/>
-                <w:szCs w:val="24"/>
-              </w:rPr>
-            </w:pPr>
-            <w:r>
-              <w:rPr>
-                <w:color w:val="auto"/>
-                <w:sz w:val="24"/>
-                <w:szCs w:val="24"/>
-              </w:rPr>
-              <w:t>1</w:t>
-            </w:r>
-          </w:p>
-        </w:tc>
-        <w:tc>
-          <w:tcPr>
-            <w:tcW w:w="3192" w:type="dxa"/>
-            <w:vAlign w:val="center"/>
-          </w:tcPr>
-          <w:p>
-            <w:pPr>
-              <w:spacing w:line="240" w:lineRule="auto"/>
-              <w:jc w:val="left"/>
-              <w:rPr>
-                <w:color w:val="auto"/>
-                <w:sz w:val="24"/>
-                <w:szCs w:val="24"/>
-              </w:rPr>
-            </w:pPr>
-            <w:r>
-              <w:rPr>
-                <w:color w:val="auto"/>
-                <w:sz w:val="24"/>
-                <w:szCs w:val="24"/>
-              </w:rPr>
-              <w:t xml:space="preserve">Руководитель </w:t>
-            </w:r>
-          </w:p>
-        </w:tc>
-        <w:tc>
-          <w:tcPr>
-            <w:tcW w:w="1869" w:type="dxa"/>
-            <w:vAlign w:val="center"/>
-          </w:tcPr>
-          <w:p>
-            <w:pPr>
-              <w:spacing w:line="240" w:lineRule="auto"/>
-              <w:jc w:val="center"/>
-              <w:rPr>
-                <w:color w:val="auto"/>
-                <w:sz w:val="24"/>
-                <w:szCs w:val="24"/>
-                <w:highlight w:val="yellow"/>
-                <w:lang w:val="en-US"/>
-              </w:rPr>
-            </w:pPr>
-            <w:r>
-              <w:rPr>
-                <w:color w:val="auto"/>
-                <w:sz w:val="24"/>
-                <w:szCs w:val="24"/>
-              </w:rPr>
-              <w:t>Кузнецов К.С</w:t>
-            </w:r>
-            <w:r>
-              <w:rPr>
-                <w:color w:val="auto"/>
-                <w:sz w:val="24"/>
-                <w:szCs w:val="24"/>
-              </w:rPr>
-              <w:t>.</w:t>
-            </w:r>
-          </w:p>
-        </w:tc>
-        <w:tc>
-          <w:tcPr>
-            <w:tcW w:w="1853" w:type="dxa"/>
-          </w:tcPr>
-          <w:p>
-            <w:pPr>
-              <w:spacing w:line="240" w:lineRule="auto"/>
-              <w:rPr>
-                <w:color w:val="auto"/>
-                <w:sz w:val="24"/>
-                <w:szCs w:val="24"/>
-              </w:rPr>
-            </w:pPr>
-          </w:p>
-        </w:tc>
-        <w:tc>
-          <w:tcPr>
-            <w:tcW w:w="1644" w:type="dxa"/>
-          </w:tcPr>
-          <w:p>
-            <w:pPr>
-              <w:spacing w:line="240" w:lineRule="auto"/>
-              <w:rPr>
-                <w:color w:val="auto"/>
-                <w:sz w:val="24"/>
-                <w:szCs w:val="24"/>
-              </w:rPr>
-            </w:pPr>
-          </w:p>
-        </w:tc>
-      </w:tr>
-      <w:tr>
-        <w:trPr>
-          <w:trHeight w:val="823"/>
-        </w:trPr>
-        <w:tc>
-          <w:tcPr>
-            <w:tcW w:w="787" w:type="dxa"/>
-            <w:vAlign w:val="center"/>
-          </w:tcPr>
-          <w:p>
-            <w:pPr>
-              <w:spacing w:line="240" w:lineRule="auto"/>
-              <w:jc w:val="center"/>
-              <w:rPr>
-                <w:color w:val="auto"/>
-                <w:sz w:val="24"/>
-                <w:szCs w:val="24"/>
-              </w:rPr>
-            </w:pPr>
-            <w:r>
-              <w:rPr>
-                <w:color w:val="auto"/>
-                <w:sz w:val="24"/>
-                <w:szCs w:val="24"/>
-              </w:rPr>
-              <w:t>2</w:t>
-            </w:r>
-          </w:p>
-        </w:tc>
-        <w:tc>
-          <w:tcPr>
-            <w:tcW w:w="3192" w:type="dxa"/>
-            <w:vAlign w:val="center"/>
-          </w:tcPr>
-          <w:p>
-            <w:pPr>
-              <w:spacing w:line="240" w:lineRule="auto"/>
-              <w:jc w:val="left"/>
-              <w:rPr>
-                <w:color w:val="auto"/>
-                <w:sz w:val="24"/>
-                <w:szCs w:val="24"/>
-              </w:rPr>
-            </w:pPr>
-            <w:r>
-              <w:rPr>
-                <w:color w:val="auto"/>
-                <w:sz w:val="24"/>
-                <w:szCs w:val="24"/>
-              </w:rPr>
-              <w:t>Экономическая часть</w:t>
-            </w:r>
-          </w:p>
-        </w:tc>
-        <w:tc>
-          <w:tcPr>
-            <w:tcW w:w="1869" w:type="dxa"/>
-            <w:vAlign w:val="center"/>
-          </w:tcPr>
-          <w:p>
-            <w:pPr>
-              <w:spacing w:line="240" w:lineRule="auto"/>
-              <w:jc w:val="center"/>
-              <w:rPr>
-                <w:color w:val="auto"/>
-                <w:sz w:val="24"/>
-                <w:szCs w:val="24"/>
-                <w:highlight w:val="yellow"/>
-                <w:lang w:val="en-US"/>
-              </w:rPr>
-            </w:pPr>
-            <w:r>
-              <w:rPr>
-                <w:color w:val="auto"/>
-                <w:sz w:val="24"/>
-                <w:szCs w:val="24"/>
-              </w:rPr>
-              <w:t>Бондарева А.В</w:t>
-            </w:r>
-            <w:r>
-              <w:rPr>
-                <w:color w:val="auto"/>
-                <w:sz w:val="24"/>
-                <w:szCs w:val="24"/>
-                <w:lang w:val="en-US"/>
-              </w:rPr>
-              <w:t>.</w:t>
-            </w:r>
-          </w:p>
-        </w:tc>
-        <w:tc>
-          <w:tcPr>
-            <w:tcW w:w="1853" w:type="dxa"/>
-          </w:tcPr>
-          <w:p>
-            <w:pPr>
-              <w:spacing w:line="240" w:lineRule="auto"/>
-              <w:rPr>
-                <w:color w:val="auto"/>
-                <w:sz w:val="24"/>
-                <w:szCs w:val="24"/>
-              </w:rPr>
-            </w:pPr>
-          </w:p>
-        </w:tc>
-        <w:tc>
-          <w:tcPr>
-            <w:tcW w:w="1644" w:type="dxa"/>
-          </w:tcPr>
-          <w:p>
-            <w:pPr>
-              <w:spacing w:line="240" w:lineRule="auto"/>
-              <w:rPr>
-                <w:color w:val="auto"/>
-                <w:sz w:val="24"/>
-                <w:szCs w:val="24"/>
-              </w:rPr>
-            </w:pPr>
-          </w:p>
-        </w:tc>
-      </w:tr>
-      <w:tr>
-        <w:trPr>
-          <w:trHeight w:val="823"/>
-        </w:trPr>
-        <w:tc>
-          <w:tcPr>
-            <w:tcW w:w="787" w:type="dxa"/>
-            <w:vAlign w:val="center"/>
-          </w:tcPr>
-          <w:p>
-            <w:pPr>
-              <w:spacing w:line="240" w:lineRule="auto"/>
-              <w:jc w:val="center"/>
-              <w:rPr>
-                <w:color w:val="auto"/>
-                <w:sz w:val="24"/>
-                <w:szCs w:val="24"/>
-              </w:rPr>
-            </w:pPr>
-            <w:r>
-              <w:rPr>
-                <w:color w:val="auto"/>
-                <w:sz w:val="24"/>
-                <w:szCs w:val="24"/>
-              </w:rPr>
-              <w:t>3</w:t>
-            </w:r>
-          </w:p>
-        </w:tc>
-        <w:tc>
-          <w:tcPr>
-            <w:tcW w:w="3192" w:type="dxa"/>
-            <w:vAlign w:val="center"/>
-          </w:tcPr>
-          <w:p>
-            <w:pPr>
-              <w:spacing w:line="240" w:lineRule="auto"/>
-              <w:jc w:val="left"/>
-              <w:rPr>
-                <w:color w:val="auto"/>
-                <w:sz w:val="24"/>
-                <w:szCs w:val="24"/>
-              </w:rPr>
-            </w:pPr>
-            <w:r>
-              <w:rPr>
-                <w:color w:val="auto"/>
-                <w:sz w:val="24"/>
-                <w:szCs w:val="24"/>
-              </w:rPr>
-              <w:t>Графическая часть</w:t>
-            </w:r>
-          </w:p>
-        </w:tc>
-        <w:tc>
-          <w:tcPr>
-            <w:tcW w:w="1869" w:type="dxa"/>
-            <w:vAlign w:val="center"/>
-          </w:tcPr>
-          <w:p>
-            <w:pPr>
-              <w:spacing w:line="240" w:lineRule="auto"/>
-              <w:jc w:val="center"/>
-              <w:rPr>
-                <w:color w:val="auto"/>
-                <w:sz w:val="24"/>
-                <w:szCs w:val="24"/>
-                <w:highlight w:val="yellow"/>
-              </w:rPr>
-            </w:pPr>
-            <w:proofErr w:type="spellStart"/>
-            <w:r>
-              <w:rPr>
-                <w:color w:val="auto"/>
-                <w:sz w:val="24"/>
-                <w:szCs w:val="24"/>
-              </w:rPr>
-              <w:t>Молькова</w:t>
-            </w:r>
-            <w:proofErr w:type="spellEnd"/>
-            <w:r>
-              <w:rPr>
-                <w:color w:val="auto"/>
-                <w:sz w:val="24"/>
-                <w:szCs w:val="24"/>
-              </w:rPr>
-              <w:t xml:space="preserve"> Л.Ю.</w:t>
-            </w:r>
-          </w:p>
-        </w:tc>
-        <w:tc>
-          <w:tcPr>
-            <w:tcW w:w="1853" w:type="dxa"/>
-          </w:tcPr>
-          <w:p>
-            <w:pPr>
-              <w:spacing w:line="240" w:lineRule="auto"/>
-              <w:rPr>
-                <w:color w:val="auto"/>
-                <w:sz w:val="24"/>
-                <w:szCs w:val="24"/>
-              </w:rPr>
-            </w:pPr>
-          </w:p>
-        </w:tc>
-        <w:tc>
-          <w:tcPr>
-            <w:tcW w:w="1644" w:type="dxa"/>
-          </w:tcPr>
-          <w:p>
-            <w:pPr>
-              <w:spacing w:line="240" w:lineRule="auto"/>
-              <w:rPr>
-                <w:color w:val="auto"/>
-                <w:sz w:val="24"/>
-                <w:szCs w:val="24"/>
-              </w:rPr>
-            </w:pPr>
-          </w:p>
-        </w:tc>
-      </w:tr>
-      <w:tr>
-        <w:trPr>
-          <w:trHeight w:val="823"/>
-        </w:trPr>
-        <w:tc>
-          <w:tcPr>
-            <w:tcW w:w="787" w:type="dxa"/>
-            <w:vAlign w:val="center"/>
-          </w:tcPr>
-          <w:p>
-            <w:pPr>
-              <w:spacing w:line="240" w:lineRule="auto"/>
-              <w:jc w:val="center"/>
-              <w:rPr>
-                <w:color w:val="auto"/>
-                <w:sz w:val="24"/>
-                <w:szCs w:val="24"/>
-              </w:rPr>
-            </w:pPr>
-            <w:r>
-              <w:rPr>
-                <w:color w:val="auto"/>
-                <w:sz w:val="24"/>
-                <w:szCs w:val="24"/>
-              </w:rPr>
-              <w:t>4</w:t>
-            </w:r>
-          </w:p>
-        </w:tc>
-        <w:tc>
-          <w:tcPr>
-            <w:tcW w:w="3192" w:type="dxa"/>
-            <w:vAlign w:val="center"/>
-          </w:tcPr>
-          <w:p>
-            <w:pPr>
-              <w:spacing w:line="240" w:lineRule="auto"/>
-              <w:jc w:val="left"/>
-              <w:rPr>
-                <w:color w:val="auto"/>
-                <w:sz w:val="24"/>
-                <w:szCs w:val="24"/>
-              </w:rPr>
-            </w:pPr>
-            <w:r>
-              <w:rPr>
-                <w:color w:val="auto"/>
-                <w:sz w:val="24"/>
-                <w:szCs w:val="24"/>
-              </w:rPr>
-              <w:t>Нормоконтроль</w:t>
-            </w:r>
-          </w:p>
-        </w:tc>
-        <w:tc>
-          <w:tcPr>
-            <w:tcW w:w="1869" w:type="dxa"/>
-            <w:vAlign w:val="center"/>
-          </w:tcPr>
-          <w:p>
-            <w:pPr>
-              <w:spacing w:line="240" w:lineRule="auto"/>
-              <w:jc w:val="center"/>
-              <w:rPr>
-                <w:color w:val="auto"/>
-                <w:sz w:val="24"/>
-                <w:szCs w:val="24"/>
-                <w:highlight w:val="yellow"/>
-              </w:rPr>
-            </w:pPr>
-            <w:proofErr w:type="spellStart"/>
-            <w:r>
-              <w:rPr>
-                <w:color w:val="auto"/>
-                <w:sz w:val="24"/>
-                <w:szCs w:val="24"/>
-              </w:rPr>
-              <w:t>Молькова</w:t>
-            </w:r>
-            <w:proofErr w:type="spellEnd"/>
-            <w:r>
-              <w:rPr>
-                <w:color w:val="auto"/>
-                <w:sz w:val="24"/>
-                <w:szCs w:val="24"/>
-              </w:rPr>
-              <w:t xml:space="preserve"> Л.Ю.</w:t>
-            </w:r>
-          </w:p>
-        </w:tc>
-        <w:tc>
-          <w:tcPr>
-            <w:tcW w:w="1853" w:type="dxa"/>
-          </w:tcPr>
-          <w:p>
-            <w:pPr>
-              <w:spacing w:line="240" w:lineRule="auto"/>
-              <w:rPr>
-                <w:color w:val="auto"/>
-                <w:sz w:val="24"/>
-                <w:szCs w:val="24"/>
-              </w:rPr>
-            </w:pPr>
-          </w:p>
-        </w:tc>
-        <w:tc>
-          <w:tcPr>
-            <w:tcW w:w="1644" w:type="dxa"/>
-          </w:tcPr>
-          <w:p>
-            <w:pPr>
-              <w:spacing w:line="240" w:lineRule="auto"/>
-              <w:rPr>
-                <w:color w:val="auto"/>
-                <w:sz w:val="24"/>
-                <w:szCs w:val="24"/>
-              </w:rPr>
-            </w:pPr>
-          </w:p>
-        </w:tc>
-      </w:tr>
-    </w:tbl>
-    <w:p>
-      <w:pPr>
-        <w:rPr>
-          <w:color w:val="auto"/>
-          <w:sz w:val="24"/>
-          <w:szCs w:val="24"/>
-        </w:rPr>
-      </w:pPr>
-    </w:p>
-    <w:p>
-      <w:pPr>
-        <w:rPr>
-          <w:color w:val="auto"/>
-          <w:sz w:val="24"/>
-          <w:szCs w:val="24"/>
-        </w:rPr>
-      </w:pPr>
-    </w:p>
-    <w:tbl>
-      <w:tblPr>
-        <w:tblW w:w="9747" w:type="dxa"/>
-        <w:tblLook w:val="04A0" w:firstRow="1" w:lastRow="0" w:firstColumn="1" w:lastColumn="0" w:noHBand="0" w:noVBand="1"/>
-      </w:tblPr>
-      <w:tblGrid>
-        <w:gridCol w:w="2977"/>
-        <w:gridCol w:w="1985"/>
-        <w:gridCol w:w="1949"/>
-        <w:gridCol w:w="2836"/>
-      </w:tblGrid>
-      <w:tr>
-        <w:trPr>
-          <w:trHeight w:val="401"/>
-        </w:trPr>
-        <w:tc>
-          <w:tcPr>
-            <w:tcW w:w="6911" w:type="dxa"/>
-            <w:gridSpan w:val="3"/>
-          </w:tcPr>
-          <w:p>
-            <w:pPr>
-              <w:spacing w:line="240" w:lineRule="auto"/>
-              <w:rPr>
-                <w:color w:val="auto"/>
-                <w:sz w:val="24"/>
-                <w:szCs w:val="24"/>
-              </w:rPr>
-            </w:pPr>
-            <w:r>
-              <w:rPr>
-                <w:color w:val="auto"/>
-                <w:sz w:val="24"/>
-                <w:szCs w:val="24"/>
-              </w:rPr>
-              <w:t>Назначить защиту выпускной квалификационной работы на</w:t>
-            </w:r>
-          </w:p>
-        </w:tc>
-        <w:tc>
-          <w:tcPr>
-            <w:tcW w:w="2836" w:type="dxa"/>
-            <w:vAlign w:val="center"/>
-          </w:tcPr>
-          <w:p>
-            <w:pPr>
-              <w:jc w:val="center"/>
-              <w:rPr>
-                <w:color w:val="auto"/>
-                <w:sz w:val="24"/>
-                <w:szCs w:val="24"/>
-              </w:rPr>
-            </w:pPr>
-            <w:r>
-              <w:rPr>
-                <w:color w:val="auto"/>
-                <w:sz w:val="24"/>
-                <w:szCs w:val="24"/>
-              </w:rPr>
-              <w:t>«___» июня 2026г.</w:t>
-            </w:r>
-          </w:p>
-        </w:tc>
-      </w:tr>
-      <w:tr>
-        <w:trPr>
-          <w:trHeight w:val="581"/>
-        </w:trPr>
-        <w:tc>
-          <w:tcPr>
-            <w:tcW w:w="2977" w:type="dxa"/>
-            <w:vAlign w:val="bottom"/>
-          </w:tcPr>
-          <w:p>
-            <w:pPr>
-              <w:spacing w:line="240" w:lineRule="auto"/>
-              <w:jc w:val="left"/>
-              <w:rPr>
-                <w:color w:val="auto"/>
-                <w:sz w:val="24"/>
-                <w:szCs w:val="24"/>
-              </w:rPr>
-            </w:pPr>
-            <w:r>
-              <w:rPr>
-                <w:color w:val="auto"/>
-                <w:sz w:val="24"/>
-                <w:szCs w:val="24"/>
-              </w:rPr>
-              <w:t xml:space="preserve">Заведующий отделением </w:t>
-            </w:r>
-          </w:p>
-        </w:tc>
-        <w:tc>
-          <w:tcPr>
-            <w:tcW w:w="1985" w:type="dxa"/>
-            <w:tcBorders>
-              <w:bottom w:val="single" w:sz="4" w:space="0" w:color="auto"/>
-            </w:tcBorders>
-          </w:tcPr>
-          <w:p>
-            <w:pPr>
-              <w:spacing w:line="240" w:lineRule="auto"/>
-              <w:rPr>
-                <w:color w:val="auto"/>
-                <w:sz w:val="24"/>
-                <w:szCs w:val="24"/>
-              </w:rPr>
-            </w:pPr>
-          </w:p>
-        </w:tc>
-        <w:tc>
-          <w:tcPr>
-            <w:tcW w:w="1949" w:type="dxa"/>
-            <w:vAlign w:val="bottom"/>
-          </w:tcPr>
-          <w:p>
-            <w:pPr>
-              <w:spacing w:line="240" w:lineRule="auto"/>
-              <w:jc w:val="center"/>
-              <w:rPr>
-                <w:color w:val="auto"/>
-                <w:sz w:val="24"/>
-                <w:szCs w:val="24"/>
-              </w:rPr>
-            </w:pPr>
-            <w:r>
-              <w:rPr>
-                <w:color w:val="auto"/>
-                <w:sz w:val="24"/>
-                <w:szCs w:val="24"/>
-              </w:rPr>
-              <w:t>Назаров Д.А.</w:t>
-            </w:r>
-          </w:p>
-        </w:tc>
-        <w:tc>
-          <w:tcPr>
-            <w:tcW w:w="2836" w:type="dxa"/>
-            <w:vAlign w:val="bottom"/>
-          </w:tcPr>
-          <w:p>
-            <w:pPr>
-              <w:spacing w:line="240" w:lineRule="auto"/>
-              <w:jc w:val="center"/>
-              <w:rPr>
-                <w:color w:val="auto"/>
-                <w:sz w:val="24"/>
-                <w:szCs w:val="24"/>
-              </w:rPr>
-            </w:pPr>
-            <w:r>
-              <w:rPr>
-                <w:color w:val="auto"/>
-                <w:sz w:val="24"/>
-                <w:szCs w:val="24"/>
-              </w:rPr>
-              <w:t>«___» июня 2026 г.</w:t>
-            </w:r>
-          </w:p>
-        </w:tc>
-      </w:tr>
-      <w:tr>
-        <w:trPr>
-          <w:trHeight w:val="139"/>
-        </w:trPr>
-        <w:tc>
-          <w:tcPr>
-            <w:tcW w:w="2977" w:type="dxa"/>
-          </w:tcPr>
-          <w:p>
-            <w:pPr>
-              <w:spacing w:line="240" w:lineRule="auto"/>
-              <w:jc w:val="left"/>
-              <w:rPr>
-                <w:color w:val="auto"/>
-                <w:sz w:val="24"/>
-                <w:szCs w:val="24"/>
-              </w:rPr>
-            </w:pPr>
-          </w:p>
-        </w:tc>
-        <w:tc>
-          <w:tcPr>
-            <w:tcW w:w="1985" w:type="dxa"/>
-            <w:tcBorders>
-              <w:top w:val="single" w:sz="4" w:space="0" w:color="auto"/>
-            </w:tcBorders>
-          </w:tcPr>
-          <w:p>
-            <w:pPr>
-              <w:spacing w:line="240" w:lineRule="auto"/>
-              <w:jc w:val="center"/>
-              <w:rPr>
-                <w:color w:val="auto"/>
-                <w:sz w:val="24"/>
-                <w:szCs w:val="24"/>
-              </w:rPr>
-            </w:pPr>
-            <w:r>
-              <w:rPr>
-                <w:color w:val="auto"/>
-                <w:sz w:val="18"/>
-                <w:szCs w:val="18"/>
-              </w:rPr>
-              <w:t>(Подпись)</w:t>
-            </w:r>
-          </w:p>
-        </w:tc>
-        <w:tc>
-          <w:tcPr>
-            <w:tcW w:w="1949" w:type="dxa"/>
-          </w:tcPr>
-          <w:p>
-            <w:pPr>
-              <w:spacing w:line="240" w:lineRule="auto"/>
-              <w:jc w:val="center"/>
-              <w:rPr>
-                <w:color w:val="auto"/>
-                <w:sz w:val="24"/>
-                <w:szCs w:val="24"/>
-              </w:rPr>
-            </w:pPr>
-            <w:r>
-              <w:rPr>
-                <w:color w:val="auto"/>
-                <w:sz w:val="18"/>
-                <w:szCs w:val="18"/>
-              </w:rPr>
-              <w:t>(ФИО)</w:t>
-            </w:r>
-          </w:p>
-        </w:tc>
-        <w:tc>
-          <w:tcPr>
-            <w:tcW w:w="2836" w:type="dxa"/>
-            <w:vAlign w:val="center"/>
-          </w:tcPr>
-          <w:p>
-            <w:pPr>
-              <w:jc w:val="center"/>
-              <w:rPr>
-                <w:color w:val="auto"/>
-                <w:sz w:val="24"/>
-                <w:szCs w:val="24"/>
-              </w:rPr>
-            </w:pPr>
-          </w:p>
-        </w:tc>
-      </w:tr>
-      <w:tr>
-        <w:tc>
-          <w:tcPr>
-            <w:tcW w:w="2977" w:type="dxa"/>
-          </w:tcPr>
-          <w:p>
-            <w:pPr>
-              <w:spacing w:line="240" w:lineRule="auto"/>
-              <w:jc w:val="left"/>
-              <w:rPr>
-                <w:color w:val="auto"/>
-                <w:sz w:val="24"/>
-                <w:szCs w:val="24"/>
-              </w:rPr>
-            </w:pPr>
-            <w:r>
-              <w:rPr>
-                <w:color w:val="auto"/>
-                <w:sz w:val="24"/>
-                <w:szCs w:val="24"/>
-              </w:rPr>
-              <w:t>Студент</w:t>
-            </w:r>
-          </w:p>
-        </w:tc>
-        <w:tc>
-          <w:tcPr>
-            <w:tcW w:w="1985" w:type="dxa"/>
-          </w:tcPr>
-          <w:p>
-            <w:pPr>
-              <w:spacing w:line="240" w:lineRule="auto"/>
-              <w:jc w:val="center"/>
-              <w:rPr>
-                <w:color w:val="auto"/>
-                <w:sz w:val="18"/>
-                <w:szCs w:val="18"/>
-              </w:rPr>
-            </w:pPr>
-          </w:p>
-        </w:tc>
-        <w:tc>
-          <w:tcPr>
-            <w:tcW w:w="1949" w:type="dxa"/>
-            <w:vAlign w:val="bottom"/>
-          </w:tcPr>
-          <w:p>
-            <w:pPr>
-              <w:spacing w:line="240" w:lineRule="auto"/>
-              <w:jc w:val="center"/>
-              <w:rPr>
-                <w:color w:val="auto"/>
-                <w:sz w:val="18"/>
-                <w:szCs w:val="18"/>
-                <w:highlight w:val="yellow"/>
-              </w:rPr>
-            </w:pPr>
-            <w:r>
-              <w:rPr>
-                <w:color w:val="auto"/>
-                <w:sz w:val="24"/>
-                <w:szCs w:val="24"/>
-              </w:rPr>
-              <w:t>Ланцов К.А.</w:t>
-            </w:r>
-          </w:p>
-        </w:tc>
-        <w:tc>
-          <w:tcPr>
-            <w:tcW w:w="2836" w:type="dxa"/>
-            <w:vAlign w:val="center"/>
-          </w:tcPr>
-          <w:p>
-            <w:pPr>
-              <w:spacing w:line="240" w:lineRule="auto"/>
-              <w:jc w:val="center"/>
-              <w:rPr>
-                <w:color w:val="auto"/>
-                <w:sz w:val="24"/>
-                <w:szCs w:val="24"/>
-              </w:rPr>
-            </w:pPr>
-            <w:r>
-              <w:rPr>
-                <w:color w:val="auto"/>
-                <w:sz w:val="24"/>
-                <w:szCs w:val="24"/>
-              </w:rPr>
-              <w:t>«___» июня 2026 г.</w:t>
-            </w:r>
-          </w:p>
-        </w:tc>
-      </w:tr>
-      <w:tr>
-        <w:tc>
-          <w:tcPr>
-            <w:tcW w:w="2977" w:type="dxa"/>
-          </w:tcPr>
-          <w:p>
-            <w:pPr>
-              <w:spacing w:line="240" w:lineRule="auto"/>
-              <w:jc w:val="left"/>
-              <w:rPr>
-                <w:color w:val="auto"/>
-                <w:sz w:val="24"/>
-                <w:szCs w:val="24"/>
-              </w:rPr>
-            </w:pPr>
-          </w:p>
-        </w:tc>
-        <w:tc>
-          <w:tcPr>
-            <w:tcW w:w="1985" w:type="dxa"/>
-            <w:tcBorders>
-              <w:top w:val="single" w:sz="4" w:space="0" w:color="auto"/>
-            </w:tcBorders>
-          </w:tcPr>
-          <w:p>
-            <w:pPr>
-              <w:spacing w:line="240" w:lineRule="auto"/>
-              <w:jc w:val="center"/>
-              <w:rPr>
-                <w:color w:val="auto"/>
-                <w:sz w:val="18"/>
-                <w:szCs w:val="18"/>
-              </w:rPr>
-            </w:pPr>
-            <w:r>
-              <w:rPr>
-                <w:color w:val="auto"/>
-                <w:sz w:val="18"/>
-                <w:szCs w:val="18"/>
-              </w:rPr>
-              <w:t>(Подпись)</w:t>
-            </w:r>
-          </w:p>
-        </w:tc>
-        <w:tc>
-          <w:tcPr>
-            <w:tcW w:w="1949" w:type="dxa"/>
-          </w:tcPr>
-          <w:p>
-            <w:pPr>
-              <w:spacing w:line="240" w:lineRule="auto"/>
-              <w:jc w:val="center"/>
-              <w:rPr>
-                <w:color w:val="auto"/>
-                <w:sz w:val="18"/>
-                <w:szCs w:val="18"/>
-              </w:rPr>
-            </w:pPr>
-            <w:r>
-              <w:rPr>
-                <w:color w:val="auto"/>
-                <w:sz w:val="18"/>
-                <w:szCs w:val="18"/>
-              </w:rPr>
-              <w:t>(ФИО)</w:t>
-            </w:r>
-          </w:p>
-        </w:tc>
-        <w:tc>
-          <w:tcPr>
-            <w:tcW w:w="2836" w:type="dxa"/>
-            <w:vAlign w:val="center"/>
-          </w:tcPr>
-          <w:p>
-            <w:pPr>
-              <w:jc w:val="center"/>
-              <w:rPr>
-                <w:color w:val="auto"/>
-                <w:sz w:val="24"/>
-                <w:szCs w:val="24"/>
-              </w:rPr>
-            </w:pPr>
-          </w:p>
-        </w:tc>
-      </w:tr>
-    </w:tbl>
-    <w:p>
-      <w:pPr>
-        <w:spacing w:line="276" w:lineRule="auto"/>
-        <w:rPr>
-          <w:lang w:val="en-US"/>
-        </w:rPr>
+        <w:t>Приложение Д</w:t>
+      </w:r>
+    </w:p>
+    <w:p>
+      <w:pPr>
+        <w:pStyle w:val="ae"/>
+      </w:pPr>
+      <w:r>
+        <w:t>Код тестов</w:t>
+      </w:r>
+    </w:p>
+    <w:p>
+      <w:pPr>
+        <w:pStyle w:val="listing"/>
       </w:pPr>
     </w:p>
     <w:sectPr>
       <w:pgSz w:w="11906" w:h="16838"/>
-      <w:pgMar w:top="1134" w:right="850" w:bottom="1134" w:left="1701" w:header="708" w:footer="708" w:gutter="0"/>
-      <w:cols w:space="708"/>
-      <w:docGrid w:linePitch="360"/>
+      <w:pgMar w:top="1134" w:right="850" w:bottom="1134" w:left="1701" w:header="708" w:footer="453" w:gutter="0"/>
+      <w:cols w:space="720"/>
+      <w:docGrid w:linePitch="435"/>
     </w:sectPr>
   </w:body>
 </w:document>
@@ -56802,48 +50709,6 @@
       </w:rPr>
     </w:pPr>
   </w:p>
-  <w:p>
-    <w:pPr>
-      <w:pStyle w:val="af1"/>
-    </w:pPr>
-  </w:p>
-</w:ftr>
-</file>
-
-<file path=word/footer2.xml><?xml version="1.0" encoding="utf-8"?>
-<w:ftr xmlns:wpc="http://schemas.microsoft.com/office/word/2010/wordprocessingCanvas" xmlns:cx="http://schemas.microsoft.com/office/drawing/2014/chartex" xmlns:cx1="http://schemas.microsoft.com/office/drawing/2015/9/8/chartex" xmlns:cx2="http://schemas.microsoft.com/office/drawing/2015/10/21/chartex" xmlns:cx3="http://schemas.microsoft.com/office/drawing/2016/5/9/chartex" xmlns:cx4="http://schemas.microsoft.com/office/drawing/2016/5/10/chartex" xmlns:cx5="http://schemas.microsoft.com/office/drawing/2016/5/11/chartex" xmlns:cx6="http://schemas.microsoft.com/office/drawing/2016/5/12/chartex" xmlns:cx7="http://schemas.microsoft.com/office/drawing/2016/5/13/chartex" xmlns:cx8="http://schemas.microsoft.com/office/drawing/2016/5/14/chartex" xmlns:mc="http://schemas.openxmlformats.org/markup-compatibility/2006" xmlns:aink="http://schemas.microsoft.com/office/drawing/2016/ink" xmlns:am3d="http://schemas.microsoft.com/office/drawing/2017/model3d" xmlns:o="urn:schemas-microsoft-com:office:office" xmlns:oel="http://schemas.microsoft.com/office/2019/extlst" xmlns:r="http://schemas.openxmlformats.org/officeDocument/2006/relationships" xmlns:m="http://schemas.openxmlformats.org/officeDocument/2006/math" xmlns:v="urn:schemas-microsoft-com:vml" xmlns:wp14="http://schemas.microsoft.com/office/word/2010/wordprocessingDrawing" xmlns:wp="http://schemas.openxmlformats.org/drawingml/2006/wordprocessingDrawing" xmlns:w10="urn:schemas-microsoft-com:office:word" xmlns:w="http://schemas.openxmlformats.org/wordprocessingml/2006/main" xmlns:w14="http://schemas.microsoft.com/office/word/2010/wordml" xmlns:w15="http://schemas.microsoft.com/office/word/2012/wordml" xmlns:w16cex="http://schemas.microsoft.com/office/word/2018/wordml/cex" xmlns:w16cid="http://schemas.microsoft.com/office/word/2016/wordml/cid" xmlns:w16="http://schemas.microsoft.com/office/word/2018/wordml" xmlns:w16du="http://schemas.microsoft.com/office/word/2023/wordml/word16du" xmlns:w16sdtdh="http://schemas.microsoft.com/office/word/2020/wordml/sdtdatahash" xmlns:w16sdtfl="http://schemas.microsoft.com/office/word/2024/wordml/sdtformatlock" xmlns:w16se="http://schemas.microsoft.com/office/word/2015/wordml/symex" xmlns:wpg="http://schemas.microsoft.com/office/word/2010/wordprocessingGroup" xmlns:wpi="http://schemas.microsoft.com/office/word/2010/wordprocessingInk" xmlns:wne="http://schemas.microsoft.com/office/word/2006/wordml" xmlns:wps="http://schemas.microsoft.com/office/word/2010/wordprocessingShape" mc:Ignorable="w14 w15 w16se w16cid w16 w16cex w16sdtdh w16sdtfl w16du wp14">
-  <w:sdt>
-    <w:sdtPr>
-      <w:id w:val="-1484008879"/>
-      <w:docPartObj>
-        <w:docPartGallery w:val="Page Numbers (Bottom of Page)"/>
-        <w:docPartUnique/>
-      </w:docPartObj>
-    </w:sdtPr>
-    <w:sdtContent>
-      <w:p>
-        <w:pPr>
-          <w:pStyle w:val="af1"/>
-          <w:jc w:val="center"/>
-        </w:pPr>
-        <w:r>
-          <w:fldChar w:fldCharType="begin"/>
-        </w:r>
-        <w:r>
-          <w:instrText>PAGE   \* MERGEFORMAT</w:instrText>
-        </w:r>
-        <w:r>
-          <w:fldChar w:fldCharType="separate"/>
-        </w:r>
-        <w:r>
-          <w:t>2</w:t>
-        </w:r>
-        <w:r>
-          <w:fldChar w:fldCharType="end"/>
-        </w:r>
-      </w:p>
-    </w:sdtContent>
-  </w:sdt>
   <w:p>
     <w:pPr>
       <w:pStyle w:val="af1"/>

--- a/Lantsov_VKR.docx
+++ b/Lantsov_VKR.docx
@@ -19603,7 +19603,302 @@
       </w:r>
       <w:bookmarkEnd w:id="43"/>
     </w:p>
-    <w:p/>
+    <w:p>
+      <w:pPr>
+        <w:pStyle w:val="4"/>
+        <w:spacing w:before="240"/>
+      </w:pPr>
+      <w:r>
+        <w:t>Модульное тестирование</w:t>
+      </w:r>
+    </w:p>
+    <w:p>
+      <w:pPr>
+        <w:pStyle w:val="red"/>
+        <w:rPr>
+          <w:lang w:val="ru-RU"/>
+        </w:rPr>
+      </w:pPr>
+      <w:r>
+        <w:rPr>
+          <w:lang w:val="ru-RU"/>
+        </w:rPr>
+        <w:t xml:space="preserve">Тестирование программного продукта проводилось с целью проверки корректности работы реализованной бизнес-логики доменного слоя системы. </w:t>
+      </w:r>
+      <w:r>
+        <w:rPr>
+          <w:lang w:val="ru-RU"/>
+        </w:rPr>
+        <w:lastRenderedPageBreak/>
+        <w:t>Основное внимание уделялось проверке корректности выполнения бизнес-правил, обработке исключительных ситуаций и обеспечению стабильности работы компонентов предметной области.</w:t>
+      </w:r>
+    </w:p>
+    <w:p>
+      <w:pPr>
+        <w:pStyle w:val="red"/>
+        <w:rPr>
+          <w:lang w:val="ru-RU"/>
+        </w:rPr>
+      </w:pPr>
+      <w:r>
+        <w:rPr>
+          <w:lang w:val="ru-RU"/>
+        </w:rPr>
+        <w:t xml:space="preserve">Для проверки работоспособности доменного слоя были разработаны автоматизированные модульные тесты с использованием фреймворка </w:t>
+      </w:r>
+      <w:proofErr w:type="spellStart"/>
+      <w:r>
+        <w:rPr>
+          <w:lang w:val="ru-RU"/>
+        </w:rPr>
+        <w:t>xUnit</w:t>
+      </w:r>
+      <w:proofErr w:type="spellEnd"/>
+      <w:r>
+        <w:rPr>
+          <w:lang w:val="ru-RU"/>
+        </w:rPr>
+        <w:t>. Тестирование включает проверку:</w:t>
+      </w:r>
+    </w:p>
+    <w:p>
+      <w:pPr>
+        <w:pStyle w:val="red"/>
+        <w:numPr>
+          <w:ilvl w:val="0"/>
+          <w:numId w:val="7"/>
+        </w:numPr>
+        <w:rPr>
+          <w:lang w:val="ru-RU"/>
+        </w:rPr>
+      </w:pPr>
+      <w:r>
+        <w:rPr>
+          <w:lang w:val="ru-RU"/>
+        </w:rPr>
+        <w:t>управления проектами и задачами;</w:t>
+      </w:r>
+    </w:p>
+    <w:p>
+      <w:pPr>
+        <w:pStyle w:val="red"/>
+        <w:numPr>
+          <w:ilvl w:val="0"/>
+          <w:numId w:val="7"/>
+        </w:numPr>
+        <w:rPr>
+          <w:lang w:val="ru-RU"/>
+        </w:rPr>
+      </w:pPr>
+      <w:r>
+        <w:rPr>
+          <w:lang w:val="ru-RU"/>
+        </w:rPr>
+        <w:t>корректности изменения состояния доменных сущностей;</w:t>
+      </w:r>
+    </w:p>
+    <w:p>
+      <w:pPr>
+        <w:pStyle w:val="red"/>
+        <w:numPr>
+          <w:ilvl w:val="0"/>
+          <w:numId w:val="7"/>
+        </w:numPr>
+        <w:rPr>
+          <w:lang w:val="ru-RU"/>
+        </w:rPr>
+      </w:pPr>
+      <w:r>
+        <w:rPr>
+          <w:lang w:val="ru-RU"/>
+        </w:rPr>
+        <w:t>соблюдения бизнес-ограничений и правил валидации;</w:t>
+      </w:r>
+    </w:p>
+    <w:p>
+      <w:pPr>
+        <w:pStyle w:val="red"/>
+        <w:numPr>
+          <w:ilvl w:val="0"/>
+          <w:numId w:val="7"/>
+        </w:numPr>
+        <w:rPr>
+          <w:lang w:val="ru-RU"/>
+        </w:rPr>
+      </w:pPr>
+      <w:r>
+        <w:rPr>
+          <w:lang w:val="ru-RU"/>
+        </w:rPr>
+        <w:t>обработки исключительных ситуаций.</w:t>
+      </w:r>
+    </w:p>
+    <w:p>
+      <w:pPr>
+        <w:pStyle w:val="red"/>
+        <w:rPr>
+          <w:lang w:val="ru-RU"/>
+        </w:rPr>
+      </w:pPr>
+      <w:r>
+        <w:rPr>
+          <w:lang w:val="ru-RU"/>
+        </w:rPr>
+        <w:t>Разработанные тесты обеспечивают покрытие основной бизнес-логики системы и позволяют выявлять ошибки на ранних этапах разработки, а также контролировать корректность работы приложения при внесении изменений в программный код.</w:t>
+      </w:r>
+    </w:p>
+    <w:p>
+      <w:pPr>
+        <w:pStyle w:val="red"/>
+        <w:rPr>
+          <w:lang w:val="ru-RU"/>
+        </w:rPr>
+      </w:pPr>
+      <w:r>
+        <w:rPr>
+          <w:lang w:val="ru-RU"/>
+        </w:rPr>
+        <w:t>В процессе отладки использовались встроенные средства среды разработки и механизмы логирования</w:t>
+      </w:r>
+      <w:r>
+        <w:rPr>
+          <w:lang w:val="ru-RU"/>
+        </w:rPr>
+        <w:t xml:space="preserve"> </w:t>
+      </w:r>
+      <w:r>
+        <w:t>ASP</w:t>
+      </w:r>
+      <w:r>
+        <w:rPr>
+          <w:lang w:val="ru-RU"/>
+        </w:rPr>
+        <w:t>.</w:t>
+      </w:r>
+      <w:r>
+        <w:t>NET</w:t>
+      </w:r>
+      <w:r>
+        <w:rPr>
+          <w:lang w:val="ru-RU"/>
+        </w:rPr>
+        <w:t xml:space="preserve"> </w:t>
+      </w:r>
+      <w:r>
+        <w:t>Core</w:t>
+      </w:r>
+      <w:r>
+        <w:rPr>
+          <w:lang w:val="ru-RU"/>
+        </w:rPr>
+        <w:t>, позволяющие анализировать выполнение программного кода и выявлять причины возникновения ошибок.</w:t>
+      </w:r>
+    </w:p>
+    <w:p>
+      <w:pPr>
+        <w:pStyle w:val="red"/>
+        <w:rPr>
+          <w:lang w:val="ru-RU"/>
+        </w:rPr>
+      </w:pPr>
+      <w:r>
+        <w:rPr>
+          <w:lang w:val="ru-RU"/>
+        </w:rPr>
+        <w:t>На рисунке 2.8 показаны успешные результаты тестов.</w:t>
+      </w:r>
+    </w:p>
+    <w:p>
+      <w:pPr>
+        <w:pStyle w:val="pic"/>
+        <w:keepNext/>
+      </w:pPr>
+      <w:r>
+        <w:rPr>
+          <w:lang w:val="en-US"/>
+        </w:rPr>
+        <w:lastRenderedPageBreak/>
+        <w:drawing>
+          <wp:inline distT="0" distB="0" distL="0" distR="0" wp14:anchorId="745E7246" wp14:editId="6652CC0E">
+            <wp:extent cx="5306165" cy="3553321"/>
+            <wp:effectExtent l="0" t="0" r="0" b="9525"/>
+            <wp:docPr id="1176526790" name="Рисунок 1"/>
+            <wp:cNvGraphicFramePr>
+              <a:graphicFrameLocks xmlns:a="http://schemas.openxmlformats.org/drawingml/2006/main" noChangeAspect="1"/>
+            </wp:cNvGraphicFramePr>
+            <a:graphic xmlns:a="http://schemas.openxmlformats.org/drawingml/2006/main">
+              <a:graphicData uri="http://schemas.openxmlformats.org/drawingml/2006/picture">
+                <pic:pic xmlns:pic="http://schemas.openxmlformats.org/drawingml/2006/picture">
+                  <pic:nvPicPr>
+                    <pic:cNvPr id="1176526790" name=""/>
+                    <pic:cNvPicPr/>
+                  </pic:nvPicPr>
+                  <pic:blipFill>
+                    <a:blip r:embed="rId17"/>
+                    <a:stretch>
+                      <a:fillRect/>
+                    </a:stretch>
+                  </pic:blipFill>
+                  <pic:spPr>
+                    <a:xfrm>
+                      <a:off x="0" y="0"/>
+                      <a:ext cx="5306165" cy="3553321"/>
+                    </a:xfrm>
+                    <a:prstGeom prst="rect">
+                      <a:avLst/>
+                    </a:prstGeom>
+                  </pic:spPr>
+                </pic:pic>
+              </a:graphicData>
+            </a:graphic>
+          </wp:inline>
+        </w:drawing>
+      </w:r>
+    </w:p>
+    <w:p>
+      <w:pPr>
+        <w:pStyle w:val="af0"/>
+      </w:pPr>
+      <w:r>
+        <w:t xml:space="preserve">Рисунок </w:t>
+      </w:r>
+      <w:fldSimple w:instr=" STYLEREF 2 \s ">
+        <w:r>
+          <w:rPr>
+            <w:noProof/>
+          </w:rPr>
+          <w:t>2</w:t>
+        </w:r>
+      </w:fldSimple>
+      <w:r>
+        <w:t>.</w:t>
+      </w:r>
+      <w:fldSimple w:instr=" SEQ Рисунок \* ARABIC \s 2 ">
+        <w:r>
+          <w:rPr>
+            <w:noProof/>
+          </w:rPr>
+          <w:t>8</w:t>
+        </w:r>
+      </w:fldSimple>
+      <w:r>
+        <w:t xml:space="preserve"> — Результаты тестов</w:t>
+      </w:r>
+    </w:p>
+    <w:p>
+      <w:pPr>
+        <w:pStyle w:val="red"/>
+        <w:rPr>
+          <w:lang w:val="ru-RU"/>
+        </w:rPr>
+      </w:pPr>
+      <w:r>
+        <w:rPr>
+          <w:lang w:val="ru-RU"/>
+        </w:rPr>
+        <w:t>Код реализованных тестов представлен в Приложении Д.</w:t>
+      </w:r>
+    </w:p>
     <w:p>
       <w:pPr>
         <w:pStyle w:val="2"/>
@@ -36477,7 +36772,21 @@
         <w:rPr>
           <w:lang w:val="en-US"/>
         </w:rPr>
-        <w:t xml:space="preserve"> workTaskId, string </w:t>
+        <w:t xml:space="preserve"> </w:t>
+      </w:r>
+      <w:proofErr w:type="spellStart"/>
+      <w:r>
+        <w:rPr>
+          <w:lang w:val="en-US"/>
+        </w:rPr>
+        <w:t>workTaskId</w:t>
+      </w:r>
+      <w:proofErr w:type="spellEnd"/>
+      <w:r>
+        <w:rPr>
+          <w:lang w:val="en-US"/>
+        </w:rPr>
+        <w:t xml:space="preserve">, string </w:t>
       </w:r>
       <w:proofErr w:type="spellStart"/>
       <w:r>
@@ -50660,7 +50969,9521 @@
     <w:p>
       <w:pPr>
         <w:pStyle w:val="listing"/>
-      </w:pPr>
+        <w:rPr>
+          <w:lang w:val="ru-RU"/>
+        </w:rPr>
+      </w:pPr>
+      <w:r>
+        <w:rPr>
+          <w:lang w:val="ru-RU"/>
+        </w:rPr>
+        <w:t xml:space="preserve">Листинг Д.1 — </w:t>
+      </w:r>
+      <w:proofErr w:type="spellStart"/>
+      <w:r>
+        <w:t>EmailTests</w:t>
+      </w:r>
+      <w:proofErr w:type="spellEnd"/>
+      <w:r>
+        <w:rPr>
+          <w:lang w:val="ru-RU"/>
+        </w:rPr>
+        <w:t>.</w:t>
+      </w:r>
+      <w:r>
+        <w:t>cs</w:t>
+      </w:r>
+    </w:p>
+    <w:p>
+      <w:pPr>
+        <w:pStyle w:val="code"/>
+        <w:rPr>
+          <w:lang w:val="en-US"/>
+        </w:rPr>
+      </w:pPr>
+      <w:r>
+        <w:rPr>
+          <w:lang w:val="en-US"/>
+        </w:rPr>
+        <w:t xml:space="preserve">using </w:t>
+      </w:r>
+      <w:proofErr w:type="spellStart"/>
+      <w:r>
+        <w:rPr>
+          <w:lang w:val="en-US"/>
+        </w:rPr>
+        <w:t>ProjectManagement.Domain.Exceptions</w:t>
+      </w:r>
+      <w:proofErr w:type="spellEnd"/>
+      <w:r>
+        <w:rPr>
+          <w:lang w:val="en-US"/>
+        </w:rPr>
+        <w:t>;</w:t>
+      </w:r>
+    </w:p>
+    <w:p>
+      <w:pPr>
+        <w:pStyle w:val="code"/>
+        <w:rPr>
+          <w:lang w:val="en-US"/>
+        </w:rPr>
+      </w:pPr>
+      <w:r>
+        <w:rPr>
+          <w:lang w:val="en-US"/>
+        </w:rPr>
+        <w:t xml:space="preserve">using </w:t>
+      </w:r>
+      <w:proofErr w:type="spellStart"/>
+      <w:r>
+        <w:rPr>
+          <w:lang w:val="en-US"/>
+        </w:rPr>
+        <w:t>ProjectManagement.Domain.ValueObjects</w:t>
+      </w:r>
+      <w:proofErr w:type="spellEnd"/>
+      <w:r>
+        <w:rPr>
+          <w:lang w:val="en-US"/>
+        </w:rPr>
+        <w:t>;</w:t>
+      </w:r>
+    </w:p>
+    <w:p>
+      <w:pPr>
+        <w:pStyle w:val="code"/>
+        <w:rPr>
+          <w:lang w:val="en-US"/>
+        </w:rPr>
+      </w:pPr>
+    </w:p>
+    <w:p>
+      <w:pPr>
+        <w:pStyle w:val="code"/>
+        <w:rPr>
+          <w:lang w:val="en-US"/>
+        </w:rPr>
+      </w:pPr>
+      <w:r>
+        <w:rPr>
+          <w:lang w:val="en-US"/>
+        </w:rPr>
+        <w:t xml:space="preserve">namespace </w:t>
+      </w:r>
+      <w:proofErr w:type="spellStart"/>
+      <w:r>
+        <w:rPr>
+          <w:lang w:val="en-US"/>
+        </w:rPr>
+        <w:t>ProjectManagement.Domain.Tests.ValueObjects</w:t>
+      </w:r>
+      <w:proofErr w:type="spellEnd"/>
+      <w:r>
+        <w:rPr>
+          <w:lang w:val="en-US"/>
+        </w:rPr>
+        <w:t>;</w:t>
+      </w:r>
+    </w:p>
+    <w:p>
+      <w:pPr>
+        <w:pStyle w:val="code"/>
+        <w:rPr>
+          <w:lang w:val="en-US"/>
+        </w:rPr>
+      </w:pPr>
+    </w:p>
+    <w:p>
+      <w:pPr>
+        <w:pStyle w:val="code"/>
+        <w:rPr>
+          <w:lang w:val="en-US"/>
+        </w:rPr>
+      </w:pPr>
+      <w:r>
+        <w:rPr>
+          <w:lang w:val="en-US"/>
+        </w:rPr>
+        <w:t xml:space="preserve">public class </w:t>
+      </w:r>
+      <w:proofErr w:type="spellStart"/>
+      <w:r>
+        <w:rPr>
+          <w:lang w:val="en-US"/>
+        </w:rPr>
+        <w:t>EmailTests</w:t>
+      </w:r>
+      <w:proofErr w:type="spellEnd"/>
+    </w:p>
+    <w:p>
+      <w:pPr>
+        <w:pStyle w:val="code"/>
+        <w:rPr>
+          <w:lang w:val="en-US"/>
+        </w:rPr>
+      </w:pPr>
+      <w:r>
+        <w:rPr>
+          <w:lang w:val="en-US"/>
+        </w:rPr>
+        <w:t>{</w:t>
+      </w:r>
+    </w:p>
+    <w:p>
+      <w:pPr>
+        <w:pStyle w:val="code"/>
+        <w:rPr>
+          <w:lang w:val="en-US"/>
+        </w:rPr>
+      </w:pPr>
+      <w:r>
+        <w:rPr>
+          <w:lang w:val="en-US"/>
+        </w:rPr>
+        <w:t xml:space="preserve">    [Fact]</w:t>
+      </w:r>
+    </w:p>
+    <w:p>
+      <w:pPr>
+        <w:pStyle w:val="code"/>
+        <w:rPr>
+          <w:lang w:val="en-US"/>
+        </w:rPr>
+      </w:pPr>
+      <w:r>
+        <w:rPr>
+          <w:lang w:val="en-US"/>
+        </w:rPr>
+        <w:t xml:space="preserve">    public void </w:t>
+      </w:r>
+      <w:proofErr w:type="spellStart"/>
+      <w:r>
+        <w:rPr>
+          <w:lang w:val="en-US"/>
+        </w:rPr>
+        <w:t>Create_Should_Normalize_Email</w:t>
+      </w:r>
+      <w:proofErr w:type="spellEnd"/>
+      <w:r>
+        <w:rPr>
+          <w:lang w:val="en-US"/>
+        </w:rPr>
+        <w:t>()</w:t>
+      </w:r>
+    </w:p>
+    <w:p>
+      <w:pPr>
+        <w:pStyle w:val="code"/>
+        <w:rPr>
+          <w:lang w:val="en-US"/>
+        </w:rPr>
+      </w:pPr>
+      <w:r>
+        <w:rPr>
+          <w:lang w:val="en-US"/>
+        </w:rPr>
+        <w:t xml:space="preserve">    {</w:t>
+      </w:r>
+    </w:p>
+    <w:p>
+      <w:pPr>
+        <w:pStyle w:val="code"/>
+        <w:rPr>
+          <w:lang w:val="en-US"/>
+        </w:rPr>
+      </w:pPr>
+      <w:r>
+        <w:rPr>
+          <w:lang w:val="en-US"/>
+        </w:rPr>
+        <w:t xml:space="preserve">        var email = </w:t>
+      </w:r>
+      <w:proofErr w:type="spellStart"/>
+      <w:r>
+        <w:rPr>
+          <w:lang w:val="en-US"/>
+        </w:rPr>
+        <w:t>Email.Create</w:t>
+      </w:r>
+      <w:proofErr w:type="spellEnd"/>
+      <w:r>
+        <w:rPr>
+          <w:lang w:val="en-US"/>
+        </w:rPr>
+        <w:t>("  TEST1@MAIL.COM ");</w:t>
+      </w:r>
+    </w:p>
+    <w:p>
+      <w:pPr>
+        <w:pStyle w:val="code"/>
+        <w:rPr>
+          <w:lang w:val="en-US"/>
+        </w:rPr>
+      </w:pPr>
+    </w:p>
+    <w:p>
+      <w:pPr>
+        <w:pStyle w:val="code"/>
+        <w:rPr>
+          <w:lang w:val="en-US"/>
+        </w:rPr>
+      </w:pPr>
+      <w:r>
+        <w:rPr>
+          <w:lang w:val="en-US"/>
+        </w:rPr>
+        <w:t xml:space="preserve">        </w:t>
+      </w:r>
+      <w:proofErr w:type="spellStart"/>
+      <w:r>
+        <w:rPr>
+          <w:lang w:val="en-US"/>
+        </w:rPr>
+        <w:t>Assert.Equal</w:t>
+      </w:r>
+      <w:proofErr w:type="spellEnd"/>
+      <w:r>
+        <w:rPr>
+          <w:lang w:val="en-US"/>
+        </w:rPr>
+        <w:t xml:space="preserve">("test1@mail.com", </w:t>
+      </w:r>
+      <w:proofErr w:type="spellStart"/>
+      <w:r>
+        <w:rPr>
+          <w:lang w:val="en-US"/>
+        </w:rPr>
+        <w:t>email.Value</w:t>
+      </w:r>
+      <w:proofErr w:type="spellEnd"/>
+      <w:r>
+        <w:rPr>
+          <w:lang w:val="en-US"/>
+        </w:rPr>
+        <w:t>);</w:t>
+      </w:r>
+    </w:p>
+    <w:p>
+      <w:pPr>
+        <w:pStyle w:val="code"/>
+        <w:rPr>
+          <w:lang w:val="en-US"/>
+        </w:rPr>
+      </w:pPr>
+      <w:r>
+        <w:rPr>
+          <w:lang w:val="en-US"/>
+        </w:rPr>
+        <w:t xml:space="preserve">    }</w:t>
+      </w:r>
+    </w:p>
+    <w:p>
+      <w:pPr>
+        <w:pStyle w:val="code"/>
+        <w:rPr>
+          <w:lang w:val="en-US"/>
+        </w:rPr>
+      </w:pPr>
+    </w:p>
+    <w:p>
+      <w:pPr>
+        <w:pStyle w:val="code"/>
+        <w:rPr>
+          <w:lang w:val="en-US"/>
+        </w:rPr>
+      </w:pPr>
+      <w:r>
+        <w:rPr>
+          <w:lang w:val="en-US"/>
+        </w:rPr>
+        <w:t xml:space="preserve">    [Theory]</w:t>
+      </w:r>
+    </w:p>
+    <w:p>
+      <w:pPr>
+        <w:pStyle w:val="code"/>
+        <w:rPr>
+          <w:lang w:val="en-US"/>
+        </w:rPr>
+      </w:pPr>
+      <w:r>
+        <w:rPr>
+          <w:lang w:val="en-US"/>
+        </w:rPr>
+        <w:t xml:space="preserve">    [</w:t>
+      </w:r>
+      <w:proofErr w:type="spellStart"/>
+      <w:r>
+        <w:rPr>
+          <w:lang w:val="en-US"/>
+        </w:rPr>
+        <w:t>InlineData</w:t>
+      </w:r>
+      <w:proofErr w:type="spellEnd"/>
+      <w:r>
+        <w:rPr>
+          <w:lang w:val="en-US"/>
+        </w:rPr>
+        <w:t>("")]</w:t>
+      </w:r>
+    </w:p>
+    <w:p>
+      <w:pPr>
+        <w:pStyle w:val="code"/>
+        <w:rPr>
+          <w:lang w:val="en-US"/>
+        </w:rPr>
+      </w:pPr>
+      <w:r>
+        <w:rPr>
+          <w:lang w:val="en-US"/>
+        </w:rPr>
+        <w:t xml:space="preserve">    [</w:t>
+      </w:r>
+      <w:proofErr w:type="spellStart"/>
+      <w:r>
+        <w:rPr>
+          <w:lang w:val="en-US"/>
+        </w:rPr>
+        <w:t>InlineData</w:t>
+      </w:r>
+      <w:proofErr w:type="spellEnd"/>
+      <w:r>
+        <w:rPr>
+          <w:lang w:val="en-US"/>
+        </w:rPr>
+        <w:t>(" ")]</w:t>
+      </w:r>
+    </w:p>
+    <w:p>
+      <w:pPr>
+        <w:pStyle w:val="code"/>
+        <w:rPr>
+          <w:lang w:val="en-US"/>
+        </w:rPr>
+      </w:pPr>
+      <w:r>
+        <w:rPr>
+          <w:lang w:val="en-US"/>
+        </w:rPr>
+        <w:t xml:space="preserve">    [</w:t>
+      </w:r>
+      <w:proofErr w:type="spellStart"/>
+      <w:r>
+        <w:rPr>
+          <w:lang w:val="en-US"/>
+        </w:rPr>
+        <w:t>InlineData</w:t>
+      </w:r>
+      <w:proofErr w:type="spellEnd"/>
+      <w:r>
+        <w:rPr>
+          <w:lang w:val="en-US"/>
+        </w:rPr>
+        <w:t>(null)]</w:t>
+      </w:r>
+    </w:p>
+    <w:p>
+      <w:pPr>
+        <w:pStyle w:val="code"/>
+        <w:rPr>
+          <w:lang w:val="en-US"/>
+        </w:rPr>
+      </w:pPr>
+      <w:r>
+        <w:rPr>
+          <w:lang w:val="en-US"/>
+        </w:rPr>
+        <w:t xml:space="preserve">    public void </w:t>
+      </w:r>
+      <w:proofErr w:type="spellStart"/>
+      <w:r>
+        <w:rPr>
+          <w:lang w:val="en-US"/>
+        </w:rPr>
+        <w:t>Create_Should_Throw_When_Email_Is_Empty</w:t>
+      </w:r>
+      <w:proofErr w:type="spellEnd"/>
+      <w:r>
+        <w:rPr>
+          <w:lang w:val="en-US"/>
+        </w:rPr>
+        <w:t>(string? value)</w:t>
+      </w:r>
+    </w:p>
+    <w:p>
+      <w:pPr>
+        <w:pStyle w:val="code"/>
+        <w:rPr>
+          <w:lang w:val="en-US"/>
+        </w:rPr>
+      </w:pPr>
+      <w:r>
+        <w:rPr>
+          <w:lang w:val="en-US"/>
+        </w:rPr>
+        <w:t xml:space="preserve">    {</w:t>
+      </w:r>
+    </w:p>
+    <w:p>
+      <w:pPr>
+        <w:pStyle w:val="code"/>
+        <w:rPr>
+          <w:lang w:val="en-US"/>
+        </w:rPr>
+      </w:pPr>
+      <w:r>
+        <w:rPr>
+          <w:lang w:val="en-US"/>
+        </w:rPr>
+        <w:t xml:space="preserve">        </w:t>
+      </w:r>
+      <w:proofErr w:type="spellStart"/>
+      <w:r>
+        <w:rPr>
+          <w:lang w:val="en-US"/>
+        </w:rPr>
+        <w:t>Assert.Throws</w:t>
+      </w:r>
+      <w:proofErr w:type="spellEnd"/>
+      <w:r>
+        <w:rPr>
+          <w:lang w:val="en-US"/>
+        </w:rPr>
+        <w:t>&lt;</w:t>
+      </w:r>
+      <w:proofErr w:type="spellStart"/>
+      <w:r>
+        <w:rPr>
+          <w:lang w:val="en-US"/>
+        </w:rPr>
+        <w:t>EmailException</w:t>
+      </w:r>
+      <w:proofErr w:type="spellEnd"/>
+      <w:r>
+        <w:rPr>
+          <w:lang w:val="en-US"/>
+        </w:rPr>
+        <w:t xml:space="preserve">&gt;(() =&gt; </w:t>
+      </w:r>
+      <w:proofErr w:type="spellStart"/>
+      <w:r>
+        <w:rPr>
+          <w:lang w:val="en-US"/>
+        </w:rPr>
+        <w:t>Email.Create</w:t>
+      </w:r>
+      <w:proofErr w:type="spellEnd"/>
+      <w:r>
+        <w:rPr>
+          <w:lang w:val="en-US"/>
+        </w:rPr>
+        <w:t>(value!));</w:t>
+      </w:r>
+    </w:p>
+    <w:p>
+      <w:pPr>
+        <w:pStyle w:val="code"/>
+        <w:rPr>
+          <w:lang w:val="en-US"/>
+        </w:rPr>
+      </w:pPr>
+      <w:r>
+        <w:rPr>
+          <w:lang w:val="en-US"/>
+        </w:rPr>
+        <w:t xml:space="preserve">    }</w:t>
+      </w:r>
+    </w:p>
+    <w:p>
+      <w:pPr>
+        <w:pStyle w:val="code"/>
+        <w:rPr>
+          <w:lang w:val="en-US"/>
+        </w:rPr>
+      </w:pPr>
+    </w:p>
+    <w:p>
+      <w:pPr>
+        <w:pStyle w:val="code"/>
+        <w:rPr>
+          <w:lang w:val="en-US"/>
+        </w:rPr>
+      </w:pPr>
+      <w:r>
+        <w:rPr>
+          <w:lang w:val="en-US"/>
+        </w:rPr>
+        <w:t xml:space="preserve">    [Theory]</w:t>
+      </w:r>
+    </w:p>
+    <w:p>
+      <w:pPr>
+        <w:pStyle w:val="code"/>
+        <w:rPr>
+          <w:lang w:val="en-US"/>
+        </w:rPr>
+      </w:pPr>
+      <w:r>
+        <w:rPr>
+          <w:lang w:val="en-US"/>
+        </w:rPr>
+        <w:t xml:space="preserve">    [</w:t>
+      </w:r>
+      <w:proofErr w:type="spellStart"/>
+      <w:r>
+        <w:rPr>
+          <w:lang w:val="en-US"/>
+        </w:rPr>
+        <w:t>InlineData</w:t>
+      </w:r>
+      <w:proofErr w:type="spellEnd"/>
+      <w:r>
+        <w:rPr>
+          <w:lang w:val="en-US"/>
+        </w:rPr>
+        <w:t>("invalid")]</w:t>
+      </w:r>
+    </w:p>
+    <w:p>
+      <w:pPr>
+        <w:pStyle w:val="code"/>
+        <w:rPr>
+          <w:lang w:val="en-US"/>
+        </w:rPr>
+      </w:pPr>
+      <w:r>
+        <w:rPr>
+          <w:lang w:val="en-US"/>
+        </w:rPr>
+        <w:t xml:space="preserve">    [</w:t>
+      </w:r>
+      <w:proofErr w:type="spellStart"/>
+      <w:r>
+        <w:rPr>
+          <w:lang w:val="en-US"/>
+        </w:rPr>
+        <w:t>InlineData</w:t>
+      </w:r>
+      <w:proofErr w:type="spellEnd"/>
+      <w:r>
+        <w:rPr>
+          <w:lang w:val="en-US"/>
+        </w:rPr>
+        <w:t>("@mail.com")]</w:t>
+      </w:r>
+    </w:p>
+    <w:p>
+      <w:pPr>
+        <w:pStyle w:val="code"/>
+        <w:rPr>
+          <w:lang w:val="en-US"/>
+        </w:rPr>
+      </w:pPr>
+      <w:r>
+        <w:rPr>
+          <w:lang w:val="en-US"/>
+        </w:rPr>
+        <w:t xml:space="preserve">    [</w:t>
+      </w:r>
+      <w:proofErr w:type="spellStart"/>
+      <w:r>
+        <w:rPr>
+          <w:lang w:val="en-US"/>
+        </w:rPr>
+        <w:t>InlineData</w:t>
+      </w:r>
+      <w:proofErr w:type="spellEnd"/>
+      <w:r>
+        <w:rPr>
+          <w:lang w:val="en-US"/>
+        </w:rPr>
+        <w:t>("test@")]</w:t>
+      </w:r>
+    </w:p>
+    <w:p>
+      <w:pPr>
+        <w:pStyle w:val="code"/>
+        <w:rPr>
+          <w:lang w:val="en-US"/>
+        </w:rPr>
+      </w:pPr>
+      <w:r>
+        <w:rPr>
+          <w:lang w:val="en-US"/>
+        </w:rPr>
+        <w:t xml:space="preserve">    [</w:t>
+      </w:r>
+      <w:proofErr w:type="spellStart"/>
+      <w:r>
+        <w:rPr>
+          <w:lang w:val="en-US"/>
+        </w:rPr>
+        <w:t>InlineData</w:t>
+      </w:r>
+      <w:proofErr w:type="spellEnd"/>
+      <w:r>
+        <w:rPr>
+          <w:lang w:val="en-US"/>
+        </w:rPr>
+        <w:t>("</w:t>
+      </w:r>
+      <w:proofErr w:type="spellStart"/>
+      <w:r>
+        <w:rPr>
+          <w:lang w:val="en-US"/>
+        </w:rPr>
+        <w:t>test@mail.c</w:t>
+      </w:r>
+      <w:proofErr w:type="spellEnd"/>
+      <w:r>
+        <w:rPr>
+          <w:lang w:val="en-US"/>
+        </w:rPr>
+        <w:t>")]</w:t>
+      </w:r>
+    </w:p>
+    <w:p>
+      <w:pPr>
+        <w:pStyle w:val="code"/>
+        <w:rPr>
+          <w:lang w:val="en-US"/>
+        </w:rPr>
+      </w:pPr>
+      <w:r>
+        <w:rPr>
+          <w:lang w:val="en-US"/>
+        </w:rPr>
+        <w:t xml:space="preserve">    [</w:t>
+      </w:r>
+      <w:proofErr w:type="spellStart"/>
+      <w:r>
+        <w:rPr>
+          <w:lang w:val="en-US"/>
+        </w:rPr>
+        <w:t>InlineData</w:t>
+      </w:r>
+      <w:proofErr w:type="spellEnd"/>
+      <w:r>
+        <w:rPr>
+          <w:lang w:val="en-US"/>
+        </w:rPr>
+        <w:t>("</w:t>
+      </w:r>
+      <w:proofErr w:type="gramStart"/>
+      <w:r>
+        <w:rPr>
+          <w:lang w:val="en-US"/>
+        </w:rPr>
+        <w:t>test..</w:t>
+      </w:r>
+      <w:proofErr w:type="gramEnd"/>
+      <w:r>
+        <w:rPr>
+          <w:lang w:val="en-US"/>
+        </w:rPr>
+        <w:t>test@mail.com")]</w:t>
+      </w:r>
+    </w:p>
+    <w:p>
+      <w:pPr>
+        <w:pStyle w:val="code"/>
+        <w:rPr>
+          <w:lang w:val="en-US"/>
+        </w:rPr>
+      </w:pPr>
+      <w:r>
+        <w:rPr>
+          <w:lang w:val="en-US"/>
+        </w:rPr>
+        <w:t xml:space="preserve">    [</w:t>
+      </w:r>
+      <w:proofErr w:type="spellStart"/>
+      <w:r>
+        <w:rPr>
+          <w:lang w:val="en-US"/>
+        </w:rPr>
+        <w:t>InlineData</w:t>
+      </w:r>
+      <w:proofErr w:type="spellEnd"/>
+      <w:r>
+        <w:rPr>
+          <w:lang w:val="en-US"/>
+        </w:rPr>
+        <w:t>(".test@mail.com")]</w:t>
+      </w:r>
+    </w:p>
+    <w:p>
+      <w:pPr>
+        <w:pStyle w:val="code"/>
+        <w:rPr>
+          <w:lang w:val="en-US"/>
+        </w:rPr>
+      </w:pPr>
+      <w:r>
+        <w:rPr>
+          <w:lang w:val="en-US"/>
+        </w:rPr>
+        <w:t xml:space="preserve">    [</w:t>
+      </w:r>
+      <w:proofErr w:type="spellStart"/>
+      <w:r>
+        <w:rPr>
+          <w:lang w:val="en-US"/>
+        </w:rPr>
+        <w:t>InlineData</w:t>
+      </w:r>
+      <w:proofErr w:type="spellEnd"/>
+      <w:r>
+        <w:rPr>
+          <w:lang w:val="en-US"/>
+        </w:rPr>
+        <w:t>("te$t@mail.com")]</w:t>
+      </w:r>
+    </w:p>
+    <w:p>
+      <w:pPr>
+        <w:pStyle w:val="code"/>
+        <w:rPr>
+          <w:lang w:val="en-US"/>
+        </w:rPr>
+      </w:pPr>
+      <w:r>
+        <w:rPr>
+          <w:lang w:val="en-US"/>
+        </w:rPr>
+        <w:t xml:space="preserve">    public void </w:t>
+      </w:r>
+      <w:proofErr w:type="spellStart"/>
+      <w:r>
+        <w:rPr>
+          <w:lang w:val="en-US"/>
+        </w:rPr>
+        <w:t>Create_Should_Throw_When_Email_Has_Invalid_Format</w:t>
+      </w:r>
+      <w:proofErr w:type="spellEnd"/>
+      <w:r>
+        <w:rPr>
+          <w:lang w:val="en-US"/>
+        </w:rPr>
+        <w:t>(string value)</w:t>
+      </w:r>
+    </w:p>
+    <w:p>
+      <w:pPr>
+        <w:pStyle w:val="code"/>
+        <w:rPr>
+          <w:lang w:val="en-US"/>
+        </w:rPr>
+      </w:pPr>
+      <w:r>
+        <w:rPr>
+          <w:lang w:val="en-US"/>
+        </w:rPr>
+        <w:t xml:space="preserve">    {</w:t>
+      </w:r>
+    </w:p>
+    <w:p>
+      <w:pPr>
+        <w:pStyle w:val="code"/>
+        <w:rPr>
+          <w:lang w:val="en-US"/>
+        </w:rPr>
+      </w:pPr>
+      <w:r>
+        <w:rPr>
+          <w:lang w:val="en-US"/>
+        </w:rPr>
+        <w:t xml:space="preserve">        </w:t>
+      </w:r>
+      <w:proofErr w:type="spellStart"/>
+      <w:r>
+        <w:rPr>
+          <w:lang w:val="en-US"/>
+        </w:rPr>
+        <w:t>Assert.Throws</w:t>
+      </w:r>
+      <w:proofErr w:type="spellEnd"/>
+      <w:r>
+        <w:rPr>
+          <w:lang w:val="en-US"/>
+        </w:rPr>
+        <w:t>&lt;</w:t>
+      </w:r>
+      <w:proofErr w:type="spellStart"/>
+      <w:r>
+        <w:rPr>
+          <w:lang w:val="en-US"/>
+        </w:rPr>
+        <w:t>EmailException</w:t>
+      </w:r>
+      <w:proofErr w:type="spellEnd"/>
+      <w:r>
+        <w:rPr>
+          <w:lang w:val="en-US"/>
+        </w:rPr>
+        <w:t xml:space="preserve">&gt;(() =&gt; </w:t>
+      </w:r>
+      <w:proofErr w:type="spellStart"/>
+      <w:r>
+        <w:rPr>
+          <w:lang w:val="en-US"/>
+        </w:rPr>
+        <w:t>Email.Create</w:t>
+      </w:r>
+      <w:proofErr w:type="spellEnd"/>
+      <w:r>
+        <w:rPr>
+          <w:lang w:val="en-US"/>
+        </w:rPr>
+        <w:t>(value));</w:t>
+      </w:r>
+    </w:p>
+    <w:p>
+      <w:pPr>
+        <w:pStyle w:val="code"/>
+        <w:rPr>
+          <w:lang w:val="en-US"/>
+        </w:rPr>
+      </w:pPr>
+      <w:r>
+        <w:rPr>
+          <w:lang w:val="en-US"/>
+        </w:rPr>
+        <w:t xml:space="preserve">    }</w:t>
+      </w:r>
+    </w:p>
+    <w:p>
+      <w:pPr>
+        <w:pStyle w:val="code"/>
+        <w:rPr>
+          <w:lang w:val="en-US"/>
+        </w:rPr>
+      </w:pPr>
+    </w:p>
+    <w:p>
+      <w:pPr>
+        <w:pStyle w:val="code"/>
+        <w:rPr>
+          <w:lang w:val="en-US"/>
+        </w:rPr>
+      </w:pPr>
+      <w:r>
+        <w:rPr>
+          <w:lang w:val="en-US"/>
+        </w:rPr>
+        <w:t xml:space="preserve">    [Fact]</w:t>
+      </w:r>
+    </w:p>
+    <w:p>
+      <w:pPr>
+        <w:pStyle w:val="code"/>
+        <w:rPr>
+          <w:lang w:val="en-US"/>
+        </w:rPr>
+      </w:pPr>
+      <w:r>
+        <w:rPr>
+          <w:lang w:val="en-US"/>
+        </w:rPr>
+        <w:t xml:space="preserve">    public void </w:t>
+      </w:r>
+      <w:proofErr w:type="spellStart"/>
+      <w:r>
+        <w:rPr>
+          <w:lang w:val="en-US"/>
+        </w:rPr>
+        <w:t>Create_Should_Throw_When_Email_Is_Too_Long</w:t>
+      </w:r>
+      <w:proofErr w:type="spellEnd"/>
+      <w:r>
+        <w:rPr>
+          <w:lang w:val="en-US"/>
+        </w:rPr>
+        <w:t>()</w:t>
+      </w:r>
+    </w:p>
+    <w:p>
+      <w:pPr>
+        <w:pStyle w:val="code"/>
+        <w:rPr>
+          <w:lang w:val="en-US"/>
+        </w:rPr>
+      </w:pPr>
+      <w:r>
+        <w:rPr>
+          <w:lang w:val="en-US"/>
+        </w:rPr>
+        <w:t xml:space="preserve">    {</w:t>
+      </w:r>
+    </w:p>
+    <w:p>
+      <w:pPr>
+        <w:pStyle w:val="code"/>
+        <w:rPr>
+          <w:lang w:val="en-US"/>
+        </w:rPr>
+      </w:pPr>
+      <w:r>
+        <w:rPr>
+          <w:lang w:val="en-US"/>
+        </w:rPr>
+        <w:t xml:space="preserve">        var value = $"{new string('a', </w:t>
+      </w:r>
+      <w:proofErr w:type="spellStart"/>
+      <w:r>
+        <w:rPr>
+          <w:lang w:val="en-US"/>
+        </w:rPr>
+        <w:t>Email.MaxLenght</w:t>
+      </w:r>
+      <w:proofErr w:type="spellEnd"/>
+      <w:r>
+        <w:rPr>
+          <w:lang w:val="en-US"/>
+        </w:rPr>
+        <w:t>)}@mail.com";</w:t>
+      </w:r>
+    </w:p>
+    <w:p>
+      <w:pPr>
+        <w:pStyle w:val="code"/>
+        <w:rPr>
+          <w:lang w:val="en-US"/>
+        </w:rPr>
+      </w:pPr>
+    </w:p>
+    <w:p>
+      <w:pPr>
+        <w:pStyle w:val="code"/>
+        <w:rPr>
+          <w:lang w:val="en-US"/>
+        </w:rPr>
+      </w:pPr>
+      <w:r>
+        <w:rPr>
+          <w:lang w:val="en-US"/>
+        </w:rPr>
+        <w:t xml:space="preserve">        </w:t>
+      </w:r>
+      <w:proofErr w:type="spellStart"/>
+      <w:r>
+        <w:rPr>
+          <w:lang w:val="en-US"/>
+        </w:rPr>
+        <w:t>Assert.Throws</w:t>
+      </w:r>
+      <w:proofErr w:type="spellEnd"/>
+      <w:r>
+        <w:rPr>
+          <w:lang w:val="en-US"/>
+        </w:rPr>
+        <w:t>&lt;</w:t>
+      </w:r>
+      <w:proofErr w:type="spellStart"/>
+      <w:r>
+        <w:rPr>
+          <w:lang w:val="en-US"/>
+        </w:rPr>
+        <w:t>EmailException</w:t>
+      </w:r>
+      <w:proofErr w:type="spellEnd"/>
+      <w:r>
+        <w:rPr>
+          <w:lang w:val="en-US"/>
+        </w:rPr>
+        <w:t xml:space="preserve">&gt;(() =&gt; </w:t>
+      </w:r>
+      <w:proofErr w:type="spellStart"/>
+      <w:r>
+        <w:rPr>
+          <w:lang w:val="en-US"/>
+        </w:rPr>
+        <w:t>Email.Create</w:t>
+      </w:r>
+      <w:proofErr w:type="spellEnd"/>
+      <w:r>
+        <w:rPr>
+          <w:lang w:val="en-US"/>
+        </w:rPr>
+        <w:t>(value));</w:t>
+      </w:r>
+    </w:p>
+    <w:p>
+      <w:pPr>
+        <w:pStyle w:val="code"/>
+        <w:rPr>
+          <w:lang w:val="en-US"/>
+        </w:rPr>
+      </w:pPr>
+      <w:r>
+        <w:rPr>
+          <w:lang w:val="en-US"/>
+        </w:rPr>
+        <w:t xml:space="preserve">    </w:t>
+      </w:r>
+      <w:r>
+        <w:rPr>
+          <w:lang w:val="en-US"/>
+        </w:rPr>
+        <w:t>}</w:t>
+      </w:r>
+    </w:p>
+    <w:p>
+      <w:pPr>
+        <w:pStyle w:val="code"/>
+        <w:rPr>
+          <w:lang w:val="en-US"/>
+        </w:rPr>
+      </w:pPr>
+      <w:r>
+        <w:rPr>
+          <w:lang w:val="en-US"/>
+        </w:rPr>
+        <w:t>}</w:t>
+      </w:r>
+    </w:p>
+    <w:p>
+      <w:pPr>
+        <w:pStyle w:val="listing"/>
+      </w:pPr>
+      <w:r>
+        <w:rPr>
+          <w:lang w:val="ru-RU"/>
+        </w:rPr>
+        <w:t>Листинг</w:t>
+      </w:r>
+      <w:r>
+        <w:t xml:space="preserve"> </w:t>
+      </w:r>
+      <w:r>
+        <w:rPr>
+          <w:lang w:val="ru-RU"/>
+        </w:rPr>
+        <w:t>Д</w:t>
+      </w:r>
+      <w:r>
+        <w:t>.</w:t>
+      </w:r>
+      <w:r>
+        <w:t>2</w:t>
+      </w:r>
+      <w:r>
+        <w:t xml:space="preserve"> — </w:t>
+      </w:r>
+      <w:proofErr w:type="spellStart"/>
+      <w:r>
+        <w:t>UserTests</w:t>
+      </w:r>
+      <w:r>
+        <w:t>.cs</w:t>
+      </w:r>
+      <w:proofErr w:type="spellEnd"/>
+    </w:p>
+    <w:p>
+      <w:pPr>
+        <w:pStyle w:val="code"/>
+        <w:rPr>
+          <w:lang w:val="en-US"/>
+        </w:rPr>
+      </w:pPr>
+      <w:r>
+        <w:rPr>
+          <w:lang w:val="en-US"/>
+        </w:rPr>
+        <w:t xml:space="preserve">using </w:t>
+      </w:r>
+      <w:proofErr w:type="spellStart"/>
+      <w:r>
+        <w:rPr>
+          <w:lang w:val="en-US"/>
+        </w:rPr>
+        <w:t>ProjectManagement.Domain.Enums</w:t>
+      </w:r>
+      <w:proofErr w:type="spellEnd"/>
+      <w:r>
+        <w:rPr>
+          <w:lang w:val="en-US"/>
+        </w:rPr>
+        <w:t>;</w:t>
+      </w:r>
+    </w:p>
+    <w:p>
+      <w:pPr>
+        <w:pStyle w:val="code"/>
+        <w:rPr>
+          <w:lang w:val="en-US"/>
+        </w:rPr>
+      </w:pPr>
+      <w:r>
+        <w:rPr>
+          <w:lang w:val="en-US"/>
+        </w:rPr>
+        <w:t xml:space="preserve">using </w:t>
+      </w:r>
+      <w:proofErr w:type="spellStart"/>
+      <w:r>
+        <w:rPr>
+          <w:lang w:val="en-US"/>
+        </w:rPr>
+        <w:t>ProjectManagement.Domain.Models</w:t>
+      </w:r>
+      <w:proofErr w:type="spellEnd"/>
+      <w:r>
+        <w:rPr>
+          <w:lang w:val="en-US"/>
+        </w:rPr>
+        <w:t>;</w:t>
+      </w:r>
+    </w:p>
+    <w:p>
+      <w:pPr>
+        <w:pStyle w:val="code"/>
+        <w:rPr>
+          <w:lang w:val="en-US"/>
+        </w:rPr>
+      </w:pPr>
+      <w:r>
+        <w:rPr>
+          <w:lang w:val="en-US"/>
+        </w:rPr>
+        <w:t xml:space="preserve">using </w:t>
+      </w:r>
+      <w:proofErr w:type="spellStart"/>
+      <w:r>
+        <w:rPr>
+          <w:lang w:val="en-US"/>
+        </w:rPr>
+        <w:t>ProjectManagement.Domain.ValueObjects</w:t>
+      </w:r>
+      <w:proofErr w:type="spellEnd"/>
+      <w:r>
+        <w:rPr>
+          <w:lang w:val="en-US"/>
+        </w:rPr>
+        <w:t>;</w:t>
+      </w:r>
+    </w:p>
+    <w:p>
+      <w:pPr>
+        <w:pStyle w:val="code"/>
+        <w:rPr>
+          <w:lang w:val="en-US"/>
+        </w:rPr>
+      </w:pPr>
+    </w:p>
+    <w:p>
+      <w:pPr>
+        <w:pStyle w:val="code"/>
+        <w:rPr>
+          <w:lang w:val="en-US"/>
+        </w:rPr>
+      </w:pPr>
+      <w:r>
+        <w:rPr>
+          <w:lang w:val="en-US"/>
+        </w:rPr>
+        <w:t xml:space="preserve">namespace </w:t>
+      </w:r>
+      <w:proofErr w:type="spellStart"/>
+      <w:r>
+        <w:rPr>
+          <w:lang w:val="en-US"/>
+        </w:rPr>
+        <w:t>ProjectManagement.Domain.Tests.Users</w:t>
+      </w:r>
+      <w:proofErr w:type="spellEnd"/>
+      <w:r>
+        <w:rPr>
+          <w:lang w:val="en-US"/>
+        </w:rPr>
+        <w:t>;</w:t>
+      </w:r>
+    </w:p>
+    <w:p>
+      <w:pPr>
+        <w:pStyle w:val="code"/>
+        <w:rPr>
+          <w:lang w:val="en-US"/>
+        </w:rPr>
+      </w:pPr>
+    </w:p>
+    <w:p>
+      <w:pPr>
+        <w:pStyle w:val="code"/>
+        <w:rPr>
+          <w:lang w:val="en-US"/>
+        </w:rPr>
+      </w:pPr>
+      <w:r>
+        <w:rPr>
+          <w:lang w:val="en-US"/>
+        </w:rPr>
+        <w:lastRenderedPageBreak/>
+        <w:t xml:space="preserve">public class </w:t>
+      </w:r>
+      <w:proofErr w:type="spellStart"/>
+      <w:r>
+        <w:rPr>
+          <w:lang w:val="en-US"/>
+        </w:rPr>
+        <w:t>UserTests</w:t>
+      </w:r>
+      <w:proofErr w:type="spellEnd"/>
+    </w:p>
+    <w:p>
+      <w:pPr>
+        <w:pStyle w:val="code"/>
+        <w:rPr>
+          <w:lang w:val="en-US"/>
+        </w:rPr>
+      </w:pPr>
+      <w:r>
+        <w:rPr>
+          <w:lang w:val="en-US"/>
+        </w:rPr>
+        <w:t>{</w:t>
+      </w:r>
+    </w:p>
+    <w:p>
+      <w:pPr>
+        <w:pStyle w:val="code"/>
+        <w:rPr>
+          <w:lang w:val="en-US"/>
+        </w:rPr>
+      </w:pPr>
+      <w:r>
+        <w:rPr>
+          <w:lang w:val="en-US"/>
+        </w:rPr>
+        <w:t xml:space="preserve">    [Fact]</w:t>
+      </w:r>
+    </w:p>
+    <w:p>
+      <w:pPr>
+        <w:pStyle w:val="code"/>
+        <w:rPr>
+          <w:lang w:val="en-US"/>
+        </w:rPr>
+      </w:pPr>
+      <w:r>
+        <w:rPr>
+          <w:lang w:val="en-US"/>
+        </w:rPr>
+        <w:t xml:space="preserve">    public void </w:t>
+      </w:r>
+      <w:proofErr w:type="spellStart"/>
+      <w:r>
+        <w:rPr>
+          <w:lang w:val="en-US"/>
+        </w:rPr>
+        <w:t>Constructor_Should_Create_User_With_Valid_Data</w:t>
+      </w:r>
+      <w:proofErr w:type="spellEnd"/>
+      <w:r>
+        <w:rPr>
+          <w:lang w:val="en-US"/>
+        </w:rPr>
+        <w:t>()</w:t>
+      </w:r>
+    </w:p>
+    <w:p>
+      <w:pPr>
+        <w:pStyle w:val="code"/>
+        <w:rPr>
+          <w:lang w:val="en-US"/>
+        </w:rPr>
+      </w:pPr>
+      <w:r>
+        <w:rPr>
+          <w:lang w:val="en-US"/>
+        </w:rPr>
+        <w:t xml:space="preserve">    {</w:t>
+      </w:r>
+    </w:p>
+    <w:p>
+      <w:pPr>
+        <w:pStyle w:val="code"/>
+        <w:rPr>
+          <w:lang w:val="en-US"/>
+        </w:rPr>
+      </w:pPr>
+      <w:r>
+        <w:rPr>
+          <w:lang w:val="en-US"/>
+        </w:rPr>
+        <w:t xml:space="preserve">        var user = </w:t>
+      </w:r>
+      <w:proofErr w:type="spellStart"/>
+      <w:r>
+        <w:rPr>
+          <w:lang w:val="en-US"/>
+        </w:rPr>
+        <w:t>CreateUser</w:t>
+      </w:r>
+      <w:proofErr w:type="spellEnd"/>
+      <w:r>
+        <w:rPr>
+          <w:lang w:val="en-US"/>
+        </w:rPr>
+        <w:t>();</w:t>
+      </w:r>
+    </w:p>
+    <w:p>
+      <w:pPr>
+        <w:pStyle w:val="code"/>
+        <w:rPr>
+          <w:lang w:val="en-US"/>
+        </w:rPr>
+      </w:pPr>
+    </w:p>
+    <w:p>
+      <w:pPr>
+        <w:pStyle w:val="code"/>
+        <w:rPr>
+          <w:lang w:val="en-US"/>
+        </w:rPr>
+      </w:pPr>
+      <w:r>
+        <w:rPr>
+          <w:lang w:val="en-US"/>
+        </w:rPr>
+        <w:t xml:space="preserve">        </w:t>
+      </w:r>
+      <w:proofErr w:type="spellStart"/>
+      <w:r>
+        <w:rPr>
+          <w:lang w:val="en-US"/>
+        </w:rPr>
+        <w:t>Assert.NotEqual</w:t>
+      </w:r>
+      <w:proofErr w:type="spellEnd"/>
+      <w:r>
+        <w:rPr>
+          <w:lang w:val="en-US"/>
+        </w:rPr>
+        <w:t>(</w:t>
+      </w:r>
+      <w:proofErr w:type="spellStart"/>
+      <w:r>
+        <w:rPr>
+          <w:lang w:val="en-US"/>
+        </w:rPr>
+        <w:t>Guid.Empty</w:t>
+      </w:r>
+      <w:proofErr w:type="spellEnd"/>
+      <w:r>
+        <w:rPr>
+          <w:lang w:val="en-US"/>
+        </w:rPr>
+        <w:t xml:space="preserve">, </w:t>
+      </w:r>
+      <w:proofErr w:type="spellStart"/>
+      <w:r>
+        <w:rPr>
+          <w:lang w:val="en-US"/>
+        </w:rPr>
+        <w:t>user.Id</w:t>
+      </w:r>
+      <w:proofErr w:type="spellEnd"/>
+      <w:r>
+        <w:rPr>
+          <w:lang w:val="en-US"/>
+        </w:rPr>
+        <w:t>);</w:t>
+      </w:r>
+    </w:p>
+    <w:p>
+      <w:pPr>
+        <w:pStyle w:val="code"/>
+        <w:rPr>
+          <w:lang w:val="en-US"/>
+        </w:rPr>
+      </w:pPr>
+      <w:r>
+        <w:rPr>
+          <w:lang w:val="en-US"/>
+        </w:rPr>
+        <w:t xml:space="preserve">        </w:t>
+      </w:r>
+      <w:proofErr w:type="spellStart"/>
+      <w:r>
+        <w:rPr>
+          <w:lang w:val="en-US"/>
+        </w:rPr>
+        <w:t>Assert.Equal</w:t>
+      </w:r>
+      <w:proofErr w:type="spellEnd"/>
+      <w:r>
+        <w:rPr>
+          <w:lang w:val="en-US"/>
+        </w:rPr>
+        <w:t>("</w:t>
+      </w:r>
+      <w:proofErr w:type="spellStart"/>
+      <w:r>
+        <w:rPr>
+          <w:lang w:val="en-US"/>
+        </w:rPr>
+        <w:t>test_name</w:t>
+      </w:r>
+      <w:proofErr w:type="spellEnd"/>
+      <w:r>
+        <w:rPr>
+          <w:lang w:val="en-US"/>
+        </w:rPr>
+        <w:t xml:space="preserve">", </w:t>
+      </w:r>
+      <w:proofErr w:type="spellStart"/>
+      <w:r>
+        <w:rPr>
+          <w:lang w:val="en-US"/>
+        </w:rPr>
+        <w:t>user.Name</w:t>
+      </w:r>
+      <w:proofErr w:type="spellEnd"/>
+      <w:r>
+        <w:rPr>
+          <w:lang w:val="en-US"/>
+        </w:rPr>
+        <w:t>);</w:t>
+      </w:r>
+    </w:p>
+    <w:p>
+      <w:pPr>
+        <w:pStyle w:val="code"/>
+        <w:rPr>
+          <w:lang w:val="en-US"/>
+        </w:rPr>
+      </w:pPr>
+      <w:r>
+        <w:rPr>
+          <w:lang w:val="en-US"/>
+        </w:rPr>
+        <w:t xml:space="preserve">        </w:t>
+      </w:r>
+      <w:proofErr w:type="spellStart"/>
+      <w:r>
+        <w:rPr>
+          <w:lang w:val="en-US"/>
+        </w:rPr>
+        <w:t>Assert.Equal</w:t>
+      </w:r>
+      <w:proofErr w:type="spellEnd"/>
+      <w:r>
+        <w:rPr>
+          <w:lang w:val="en-US"/>
+        </w:rPr>
+        <w:t xml:space="preserve">("test@mail.com", </w:t>
+      </w:r>
+      <w:proofErr w:type="spellStart"/>
+      <w:r>
+        <w:rPr>
+          <w:lang w:val="en-US"/>
+        </w:rPr>
+        <w:t>user.Email.Value</w:t>
+      </w:r>
+      <w:proofErr w:type="spellEnd"/>
+      <w:r>
+        <w:rPr>
+          <w:lang w:val="en-US"/>
+        </w:rPr>
+        <w:t>);</w:t>
+      </w:r>
+    </w:p>
+    <w:p>
+      <w:pPr>
+        <w:pStyle w:val="code"/>
+        <w:rPr>
+          <w:lang w:val="en-US"/>
+        </w:rPr>
+      </w:pPr>
+      <w:r>
+        <w:rPr>
+          <w:lang w:val="en-US"/>
+        </w:rPr>
+        <w:t xml:space="preserve">        </w:t>
+      </w:r>
+      <w:proofErr w:type="spellStart"/>
+      <w:r>
+        <w:rPr>
+          <w:lang w:val="en-US"/>
+        </w:rPr>
+        <w:t>Assert.Equal</w:t>
+      </w:r>
+      <w:proofErr w:type="spellEnd"/>
+      <w:r>
+        <w:rPr>
+          <w:lang w:val="en-US"/>
+        </w:rPr>
+        <w:t>("</w:t>
+      </w:r>
+      <w:proofErr w:type="spellStart"/>
+      <w:r>
+        <w:rPr>
+          <w:lang w:val="en-US"/>
+        </w:rPr>
+        <w:t>password_hash</w:t>
+      </w:r>
+      <w:proofErr w:type="spellEnd"/>
+      <w:r>
+        <w:rPr>
+          <w:lang w:val="en-US"/>
+        </w:rPr>
+        <w:t xml:space="preserve">", </w:t>
+      </w:r>
+      <w:proofErr w:type="spellStart"/>
+      <w:r>
+        <w:rPr>
+          <w:lang w:val="en-US"/>
+        </w:rPr>
+        <w:t>user.PasswordHash</w:t>
+      </w:r>
+      <w:proofErr w:type="spellEnd"/>
+      <w:r>
+        <w:rPr>
+          <w:lang w:val="en-US"/>
+        </w:rPr>
+        <w:t>);</w:t>
+      </w:r>
+    </w:p>
+    <w:p>
+      <w:pPr>
+        <w:pStyle w:val="code"/>
+        <w:rPr>
+          <w:lang w:val="en-US"/>
+        </w:rPr>
+      </w:pPr>
+      <w:r>
+        <w:rPr>
+          <w:lang w:val="en-US"/>
+        </w:rPr>
+        <w:t xml:space="preserve">        </w:t>
+      </w:r>
+      <w:proofErr w:type="spellStart"/>
+      <w:r>
+        <w:rPr>
+          <w:lang w:val="en-US"/>
+        </w:rPr>
+        <w:t>Assert.Equal</w:t>
+      </w:r>
+      <w:proofErr w:type="spellEnd"/>
+      <w:r>
+        <w:rPr>
+          <w:lang w:val="en-US"/>
+        </w:rPr>
+        <w:t>(</w:t>
+      </w:r>
+      <w:proofErr w:type="spellStart"/>
+      <w:r>
+        <w:rPr>
+          <w:lang w:val="en-US"/>
+        </w:rPr>
+        <w:t>UserRole.Employee</w:t>
+      </w:r>
+      <w:proofErr w:type="spellEnd"/>
+      <w:r>
+        <w:rPr>
+          <w:lang w:val="en-US"/>
+        </w:rPr>
+        <w:t xml:space="preserve">, </w:t>
+      </w:r>
+      <w:proofErr w:type="spellStart"/>
+      <w:r>
+        <w:rPr>
+          <w:lang w:val="en-US"/>
+        </w:rPr>
+        <w:t>user.Role</w:t>
+      </w:r>
+      <w:proofErr w:type="spellEnd"/>
+      <w:r>
+        <w:rPr>
+          <w:lang w:val="en-US"/>
+        </w:rPr>
+        <w:t>);</w:t>
+      </w:r>
+    </w:p>
+    <w:p>
+      <w:pPr>
+        <w:pStyle w:val="code"/>
+        <w:rPr>
+          <w:lang w:val="en-US"/>
+        </w:rPr>
+      </w:pPr>
+      <w:r>
+        <w:rPr>
+          <w:lang w:val="en-US"/>
+        </w:rPr>
+        <w:t xml:space="preserve">    }</w:t>
+      </w:r>
+    </w:p>
+    <w:p>
+      <w:pPr>
+        <w:pStyle w:val="code"/>
+        <w:rPr>
+          <w:lang w:val="en-US"/>
+        </w:rPr>
+      </w:pPr>
+    </w:p>
+    <w:p>
+      <w:pPr>
+        <w:pStyle w:val="code"/>
+        <w:rPr>
+          <w:lang w:val="en-US"/>
+        </w:rPr>
+      </w:pPr>
+      <w:r>
+        <w:rPr>
+          <w:lang w:val="en-US"/>
+        </w:rPr>
+        <w:t xml:space="preserve">    [Theory]</w:t>
+      </w:r>
+    </w:p>
+    <w:p>
+      <w:pPr>
+        <w:pStyle w:val="code"/>
+        <w:rPr>
+          <w:lang w:val="en-US"/>
+        </w:rPr>
+      </w:pPr>
+      <w:r>
+        <w:rPr>
+          <w:lang w:val="en-US"/>
+        </w:rPr>
+        <w:t xml:space="preserve">    [</w:t>
+      </w:r>
+      <w:proofErr w:type="spellStart"/>
+      <w:r>
+        <w:rPr>
+          <w:lang w:val="en-US"/>
+        </w:rPr>
+        <w:t>InlineData</w:t>
+      </w:r>
+      <w:proofErr w:type="spellEnd"/>
+      <w:r>
+        <w:rPr>
+          <w:lang w:val="en-US"/>
+        </w:rPr>
+        <w:t>("")]</w:t>
+      </w:r>
+    </w:p>
+    <w:p>
+      <w:pPr>
+        <w:pStyle w:val="code"/>
+        <w:rPr>
+          <w:lang w:val="en-US"/>
+        </w:rPr>
+      </w:pPr>
+      <w:r>
+        <w:rPr>
+          <w:lang w:val="en-US"/>
+        </w:rPr>
+        <w:t xml:space="preserve">    [</w:t>
+      </w:r>
+      <w:proofErr w:type="spellStart"/>
+      <w:r>
+        <w:rPr>
+          <w:lang w:val="en-US"/>
+        </w:rPr>
+        <w:t>InlineData</w:t>
+      </w:r>
+      <w:proofErr w:type="spellEnd"/>
+      <w:r>
+        <w:rPr>
+          <w:lang w:val="en-US"/>
+        </w:rPr>
+        <w:t>(" ")]</w:t>
+      </w:r>
+    </w:p>
+    <w:p>
+      <w:pPr>
+        <w:pStyle w:val="code"/>
+        <w:rPr>
+          <w:lang w:val="en-US"/>
+        </w:rPr>
+      </w:pPr>
+      <w:r>
+        <w:rPr>
+          <w:lang w:val="en-US"/>
+        </w:rPr>
+        <w:t xml:space="preserve">    [</w:t>
+      </w:r>
+      <w:proofErr w:type="spellStart"/>
+      <w:r>
+        <w:rPr>
+          <w:lang w:val="en-US"/>
+        </w:rPr>
+        <w:t>InlineData</w:t>
+      </w:r>
+      <w:proofErr w:type="spellEnd"/>
+      <w:r>
+        <w:rPr>
+          <w:lang w:val="en-US"/>
+        </w:rPr>
+        <w:t>(null)]</w:t>
+      </w:r>
+    </w:p>
+    <w:p>
+      <w:pPr>
+        <w:pStyle w:val="code"/>
+        <w:rPr>
+          <w:lang w:val="en-US"/>
+        </w:rPr>
+      </w:pPr>
+      <w:r>
+        <w:rPr>
+          <w:lang w:val="en-US"/>
+        </w:rPr>
+        <w:t xml:space="preserve">    public void </w:t>
+      </w:r>
+      <w:proofErr w:type="spellStart"/>
+      <w:r>
+        <w:rPr>
+          <w:lang w:val="en-US"/>
+        </w:rPr>
+        <w:t>Rename_Should_Throw_When_Name_Is_Empty</w:t>
+      </w:r>
+      <w:proofErr w:type="spellEnd"/>
+      <w:r>
+        <w:rPr>
+          <w:lang w:val="en-US"/>
+        </w:rPr>
+        <w:t>(string? name)</w:t>
+      </w:r>
+    </w:p>
+    <w:p>
+      <w:pPr>
+        <w:pStyle w:val="code"/>
+        <w:rPr>
+          <w:lang w:val="en-US"/>
+        </w:rPr>
+      </w:pPr>
+      <w:r>
+        <w:rPr>
+          <w:lang w:val="en-US"/>
+        </w:rPr>
+        <w:t xml:space="preserve">    {</w:t>
+      </w:r>
+    </w:p>
+    <w:p>
+      <w:pPr>
+        <w:pStyle w:val="code"/>
+        <w:rPr>
+          <w:lang w:val="en-US"/>
+        </w:rPr>
+      </w:pPr>
+      <w:r>
+        <w:rPr>
+          <w:lang w:val="en-US"/>
+        </w:rPr>
+        <w:t xml:space="preserve">        var user = </w:t>
+      </w:r>
+      <w:proofErr w:type="spellStart"/>
+      <w:r>
+        <w:rPr>
+          <w:lang w:val="en-US"/>
+        </w:rPr>
+        <w:t>CreateUser</w:t>
+      </w:r>
+      <w:proofErr w:type="spellEnd"/>
+      <w:r>
+        <w:rPr>
+          <w:lang w:val="en-US"/>
+        </w:rPr>
+        <w:t>();</w:t>
+      </w:r>
+    </w:p>
+    <w:p>
+      <w:pPr>
+        <w:pStyle w:val="code"/>
+        <w:rPr>
+          <w:lang w:val="en-US"/>
+        </w:rPr>
+      </w:pPr>
+    </w:p>
+    <w:p>
+      <w:pPr>
+        <w:pStyle w:val="code"/>
+        <w:rPr>
+          <w:lang w:val="en-US"/>
+        </w:rPr>
+      </w:pPr>
+      <w:r>
+        <w:rPr>
+          <w:lang w:val="en-US"/>
+        </w:rPr>
+        <w:t xml:space="preserve">        </w:t>
+      </w:r>
+      <w:proofErr w:type="spellStart"/>
+      <w:r>
+        <w:rPr>
+          <w:lang w:val="en-US"/>
+        </w:rPr>
+        <w:t>Assert.Throws</w:t>
+      </w:r>
+      <w:proofErr w:type="spellEnd"/>
+      <w:r>
+        <w:rPr>
+          <w:lang w:val="en-US"/>
+        </w:rPr>
+        <w:t>&lt;</w:t>
+      </w:r>
+      <w:proofErr w:type="spellStart"/>
+      <w:r>
+        <w:rPr>
+          <w:lang w:val="en-US"/>
+        </w:rPr>
+        <w:t>ArgumentNullException</w:t>
+      </w:r>
+      <w:proofErr w:type="spellEnd"/>
+      <w:r>
+        <w:rPr>
+          <w:lang w:val="en-US"/>
+        </w:rPr>
+        <w:t xml:space="preserve">&gt;(() =&gt; </w:t>
+      </w:r>
+      <w:proofErr w:type="spellStart"/>
+      <w:r>
+        <w:rPr>
+          <w:lang w:val="en-US"/>
+        </w:rPr>
+        <w:t>user.Rename</w:t>
+      </w:r>
+      <w:proofErr w:type="spellEnd"/>
+      <w:r>
+        <w:rPr>
+          <w:lang w:val="en-US"/>
+        </w:rPr>
+        <w:t>(name!));</w:t>
+      </w:r>
+    </w:p>
+    <w:p>
+      <w:pPr>
+        <w:pStyle w:val="code"/>
+        <w:rPr>
+          <w:lang w:val="en-US"/>
+        </w:rPr>
+      </w:pPr>
+      <w:r>
+        <w:rPr>
+          <w:lang w:val="en-US"/>
+        </w:rPr>
+        <w:t xml:space="preserve">    }</w:t>
+      </w:r>
+    </w:p>
+    <w:p>
+      <w:pPr>
+        <w:pStyle w:val="code"/>
+        <w:rPr>
+          <w:lang w:val="en-US"/>
+        </w:rPr>
+      </w:pPr>
+    </w:p>
+    <w:p>
+      <w:pPr>
+        <w:pStyle w:val="code"/>
+        <w:rPr>
+          <w:lang w:val="en-US"/>
+        </w:rPr>
+      </w:pPr>
+      <w:r>
+        <w:rPr>
+          <w:lang w:val="en-US"/>
+        </w:rPr>
+        <w:t xml:space="preserve">    [Fact]</w:t>
+      </w:r>
+    </w:p>
+    <w:p>
+      <w:pPr>
+        <w:pStyle w:val="code"/>
+        <w:rPr>
+          <w:lang w:val="en-US"/>
+        </w:rPr>
+      </w:pPr>
+      <w:r>
+        <w:rPr>
+          <w:lang w:val="en-US"/>
+        </w:rPr>
+        <w:t xml:space="preserve">    public void </w:t>
+      </w:r>
+      <w:proofErr w:type="spellStart"/>
+      <w:r>
+        <w:rPr>
+          <w:lang w:val="en-US"/>
+        </w:rPr>
+        <w:t>Rename_Should_Throw_When_Name_Is_Too_Long</w:t>
+      </w:r>
+      <w:proofErr w:type="spellEnd"/>
+      <w:r>
+        <w:rPr>
+          <w:lang w:val="en-US"/>
+        </w:rPr>
+        <w:t>()</w:t>
+      </w:r>
+    </w:p>
+    <w:p>
+      <w:pPr>
+        <w:pStyle w:val="code"/>
+        <w:rPr>
+          <w:lang w:val="en-US"/>
+        </w:rPr>
+      </w:pPr>
+      <w:r>
+        <w:rPr>
+          <w:lang w:val="en-US"/>
+        </w:rPr>
+        <w:t xml:space="preserve">    {</w:t>
+      </w:r>
+    </w:p>
+    <w:p>
+      <w:pPr>
+        <w:pStyle w:val="code"/>
+        <w:rPr>
+          <w:lang w:val="en-US"/>
+        </w:rPr>
+      </w:pPr>
+      <w:r>
+        <w:rPr>
+          <w:lang w:val="en-US"/>
+        </w:rPr>
+        <w:t xml:space="preserve">        var user = </w:t>
+      </w:r>
+      <w:proofErr w:type="spellStart"/>
+      <w:r>
+        <w:rPr>
+          <w:lang w:val="en-US"/>
+        </w:rPr>
+        <w:t>CreateUser</w:t>
+      </w:r>
+      <w:proofErr w:type="spellEnd"/>
+      <w:r>
+        <w:rPr>
+          <w:lang w:val="en-US"/>
+        </w:rPr>
+        <w:t>();</w:t>
+      </w:r>
+    </w:p>
+    <w:p>
+      <w:pPr>
+        <w:pStyle w:val="code"/>
+        <w:rPr>
+          <w:lang w:val="en-US"/>
+        </w:rPr>
+      </w:pPr>
+    </w:p>
+    <w:p>
+      <w:pPr>
+        <w:pStyle w:val="code"/>
+        <w:rPr>
+          <w:lang w:val="en-US"/>
+        </w:rPr>
+      </w:pPr>
+      <w:r>
+        <w:rPr>
+          <w:lang w:val="en-US"/>
+        </w:rPr>
+        <w:t xml:space="preserve">        var </w:t>
+      </w:r>
+      <w:proofErr w:type="spellStart"/>
+      <w:r>
+        <w:rPr>
+          <w:lang w:val="en-US"/>
+        </w:rPr>
+        <w:t>longName</w:t>
+      </w:r>
+      <w:proofErr w:type="spellEnd"/>
+      <w:r>
+        <w:rPr>
+          <w:lang w:val="en-US"/>
+        </w:rPr>
+        <w:t xml:space="preserve"> = new string('a', </w:t>
+      </w:r>
+      <w:proofErr w:type="spellStart"/>
+      <w:r>
+        <w:rPr>
+          <w:lang w:val="en-US"/>
+        </w:rPr>
+        <w:t>User.NameMaxLength</w:t>
+      </w:r>
+      <w:proofErr w:type="spellEnd"/>
+      <w:r>
+        <w:rPr>
+          <w:lang w:val="en-US"/>
+        </w:rPr>
+        <w:t xml:space="preserve"> + 1);</w:t>
+      </w:r>
+    </w:p>
+    <w:p>
+      <w:pPr>
+        <w:pStyle w:val="code"/>
+        <w:rPr>
+          <w:lang w:val="en-US"/>
+        </w:rPr>
+      </w:pPr>
+    </w:p>
+    <w:p>
+      <w:pPr>
+        <w:pStyle w:val="code"/>
+        <w:rPr>
+          <w:lang w:val="en-US"/>
+        </w:rPr>
+      </w:pPr>
+      <w:r>
+        <w:rPr>
+          <w:lang w:val="en-US"/>
+        </w:rPr>
+        <w:t xml:space="preserve">        </w:t>
+      </w:r>
+      <w:proofErr w:type="spellStart"/>
+      <w:r>
+        <w:rPr>
+          <w:lang w:val="en-US"/>
+        </w:rPr>
+        <w:t>Assert.Throws</w:t>
+      </w:r>
+      <w:proofErr w:type="spellEnd"/>
+      <w:r>
+        <w:rPr>
+          <w:lang w:val="en-US"/>
+        </w:rPr>
+        <w:t>&lt;</w:t>
+      </w:r>
+      <w:proofErr w:type="spellStart"/>
+      <w:r>
+        <w:rPr>
+          <w:lang w:val="en-US"/>
+        </w:rPr>
+        <w:t>ArgumentOutOfRangeException</w:t>
+      </w:r>
+      <w:proofErr w:type="spellEnd"/>
+      <w:r>
+        <w:rPr>
+          <w:lang w:val="en-US"/>
+        </w:rPr>
+        <w:t xml:space="preserve">&gt;(() =&gt; </w:t>
+      </w:r>
+      <w:proofErr w:type="spellStart"/>
+      <w:r>
+        <w:rPr>
+          <w:lang w:val="en-US"/>
+        </w:rPr>
+        <w:t>user.Rename</w:t>
+      </w:r>
+      <w:proofErr w:type="spellEnd"/>
+      <w:r>
+        <w:rPr>
+          <w:lang w:val="en-US"/>
+        </w:rPr>
+        <w:t>(</w:t>
+      </w:r>
+      <w:proofErr w:type="spellStart"/>
+      <w:r>
+        <w:rPr>
+          <w:lang w:val="en-US"/>
+        </w:rPr>
+        <w:t>longName</w:t>
+      </w:r>
+      <w:proofErr w:type="spellEnd"/>
+      <w:r>
+        <w:rPr>
+          <w:lang w:val="en-US"/>
+        </w:rPr>
+        <w:t>));</w:t>
+      </w:r>
+    </w:p>
+    <w:p>
+      <w:pPr>
+        <w:pStyle w:val="code"/>
+        <w:rPr>
+          <w:lang w:val="en-US"/>
+        </w:rPr>
+      </w:pPr>
+      <w:r>
+        <w:rPr>
+          <w:lang w:val="en-US"/>
+        </w:rPr>
+        <w:t xml:space="preserve">    }</w:t>
+      </w:r>
+    </w:p>
+    <w:p>
+      <w:pPr>
+        <w:pStyle w:val="code"/>
+        <w:rPr>
+          <w:lang w:val="en-US"/>
+        </w:rPr>
+      </w:pPr>
+    </w:p>
+    <w:p>
+      <w:pPr>
+        <w:pStyle w:val="code"/>
+        <w:rPr>
+          <w:lang w:val="en-US"/>
+        </w:rPr>
+      </w:pPr>
+      <w:r>
+        <w:rPr>
+          <w:lang w:val="en-US"/>
+        </w:rPr>
+        <w:t xml:space="preserve">    [Theory]</w:t>
+      </w:r>
+    </w:p>
+    <w:p>
+      <w:pPr>
+        <w:pStyle w:val="code"/>
+        <w:rPr>
+          <w:lang w:val="en-US"/>
+        </w:rPr>
+      </w:pPr>
+      <w:r>
+        <w:rPr>
+          <w:lang w:val="en-US"/>
+        </w:rPr>
+        <w:t xml:space="preserve">    [</w:t>
+      </w:r>
+      <w:proofErr w:type="spellStart"/>
+      <w:r>
+        <w:rPr>
+          <w:lang w:val="en-US"/>
+        </w:rPr>
+        <w:t>InlineData</w:t>
+      </w:r>
+      <w:proofErr w:type="spellEnd"/>
+      <w:r>
+        <w:rPr>
+          <w:lang w:val="en-US"/>
+        </w:rPr>
+        <w:t>("")]</w:t>
+      </w:r>
+    </w:p>
+    <w:p>
+      <w:pPr>
+        <w:pStyle w:val="code"/>
+        <w:rPr>
+          <w:lang w:val="en-US"/>
+        </w:rPr>
+      </w:pPr>
+      <w:r>
+        <w:rPr>
+          <w:lang w:val="en-US"/>
+        </w:rPr>
+        <w:t xml:space="preserve">    [</w:t>
+      </w:r>
+      <w:proofErr w:type="spellStart"/>
+      <w:r>
+        <w:rPr>
+          <w:lang w:val="en-US"/>
+        </w:rPr>
+        <w:t>InlineData</w:t>
+      </w:r>
+      <w:proofErr w:type="spellEnd"/>
+      <w:r>
+        <w:rPr>
+          <w:lang w:val="en-US"/>
+        </w:rPr>
+        <w:t>(" ")]</w:t>
+      </w:r>
+    </w:p>
+    <w:p>
+      <w:pPr>
+        <w:pStyle w:val="code"/>
+        <w:rPr>
+          <w:lang w:val="en-US"/>
+        </w:rPr>
+      </w:pPr>
+      <w:r>
+        <w:rPr>
+          <w:lang w:val="en-US"/>
+        </w:rPr>
+        <w:t xml:space="preserve">    [</w:t>
+      </w:r>
+      <w:proofErr w:type="spellStart"/>
+      <w:r>
+        <w:rPr>
+          <w:lang w:val="en-US"/>
+        </w:rPr>
+        <w:t>InlineData</w:t>
+      </w:r>
+      <w:proofErr w:type="spellEnd"/>
+      <w:r>
+        <w:rPr>
+          <w:lang w:val="en-US"/>
+        </w:rPr>
+        <w:t>(null)]</w:t>
+      </w:r>
+    </w:p>
+    <w:p>
+      <w:pPr>
+        <w:pStyle w:val="code"/>
+        <w:rPr>
+          <w:lang w:val="en-US"/>
+        </w:rPr>
+      </w:pPr>
+      <w:r>
+        <w:rPr>
+          <w:lang w:val="en-US"/>
+        </w:rPr>
+        <w:t xml:space="preserve">    public void </w:t>
+      </w:r>
+      <w:proofErr w:type="spellStart"/>
+      <w:r>
+        <w:rPr>
+          <w:lang w:val="en-US"/>
+        </w:rPr>
+        <w:t>ChangePassword_Should_Throw_When_PasswordHash_Is_Empty</w:t>
+      </w:r>
+      <w:proofErr w:type="spellEnd"/>
+      <w:r>
+        <w:rPr>
+          <w:lang w:val="en-US"/>
+        </w:rPr>
+        <w:t>(string? password)</w:t>
+      </w:r>
+    </w:p>
+    <w:p>
+      <w:pPr>
+        <w:pStyle w:val="code"/>
+        <w:rPr>
+          <w:lang w:val="en-US"/>
+        </w:rPr>
+      </w:pPr>
+      <w:r>
+        <w:rPr>
+          <w:lang w:val="en-US"/>
+        </w:rPr>
+        <w:t xml:space="preserve">    {</w:t>
+      </w:r>
+    </w:p>
+    <w:p>
+      <w:pPr>
+        <w:pStyle w:val="code"/>
+        <w:rPr>
+          <w:lang w:val="en-US"/>
+        </w:rPr>
+      </w:pPr>
+      <w:r>
+        <w:rPr>
+          <w:lang w:val="en-US"/>
+        </w:rPr>
+        <w:t xml:space="preserve">        var user = </w:t>
+      </w:r>
+      <w:proofErr w:type="spellStart"/>
+      <w:r>
+        <w:rPr>
+          <w:lang w:val="en-US"/>
+        </w:rPr>
+        <w:t>CreateUser</w:t>
+      </w:r>
+      <w:proofErr w:type="spellEnd"/>
+      <w:r>
+        <w:rPr>
+          <w:lang w:val="en-US"/>
+        </w:rPr>
+        <w:t>();</w:t>
+      </w:r>
+    </w:p>
+    <w:p>
+      <w:pPr>
+        <w:pStyle w:val="code"/>
+        <w:rPr>
+          <w:lang w:val="en-US"/>
+        </w:rPr>
+      </w:pPr>
+    </w:p>
+    <w:p>
+      <w:pPr>
+        <w:pStyle w:val="code"/>
+        <w:rPr>
+          <w:lang w:val="en-US"/>
+        </w:rPr>
+      </w:pPr>
+      <w:r>
+        <w:rPr>
+          <w:lang w:val="en-US"/>
+        </w:rPr>
+        <w:t xml:space="preserve">        </w:t>
+      </w:r>
+      <w:proofErr w:type="spellStart"/>
+      <w:r>
+        <w:rPr>
+          <w:lang w:val="en-US"/>
+        </w:rPr>
+        <w:t>Assert.Throws</w:t>
+      </w:r>
+      <w:proofErr w:type="spellEnd"/>
+      <w:r>
+        <w:rPr>
+          <w:lang w:val="en-US"/>
+        </w:rPr>
+        <w:t>&lt;</w:t>
+      </w:r>
+      <w:proofErr w:type="spellStart"/>
+      <w:r>
+        <w:rPr>
+          <w:lang w:val="en-US"/>
+        </w:rPr>
+        <w:t>ArgumentNullException</w:t>
+      </w:r>
+      <w:proofErr w:type="spellEnd"/>
+      <w:r>
+        <w:rPr>
+          <w:lang w:val="en-US"/>
+        </w:rPr>
+        <w:t xml:space="preserve">&gt;(() =&gt; </w:t>
+      </w:r>
+      <w:proofErr w:type="spellStart"/>
+      <w:r>
+        <w:rPr>
+          <w:lang w:val="en-US"/>
+        </w:rPr>
+        <w:t>user.ChangePassword</w:t>
+      </w:r>
+      <w:proofErr w:type="spellEnd"/>
+      <w:r>
+        <w:rPr>
+          <w:lang w:val="en-US"/>
+        </w:rPr>
+        <w:t>(password!));</w:t>
+      </w:r>
+    </w:p>
+    <w:p>
+      <w:pPr>
+        <w:pStyle w:val="code"/>
+        <w:rPr>
+          <w:lang w:val="en-US"/>
+        </w:rPr>
+      </w:pPr>
+      <w:r>
+        <w:rPr>
+          <w:lang w:val="en-US"/>
+        </w:rPr>
+        <w:t xml:space="preserve">    }</w:t>
+      </w:r>
+    </w:p>
+    <w:p>
+      <w:pPr>
+        <w:pStyle w:val="code"/>
+        <w:rPr>
+          <w:lang w:val="en-US"/>
+        </w:rPr>
+      </w:pPr>
+    </w:p>
+    <w:p>
+      <w:pPr>
+        <w:pStyle w:val="code"/>
+        <w:rPr>
+          <w:lang w:val="en-US"/>
+        </w:rPr>
+      </w:pPr>
+      <w:r>
+        <w:rPr>
+          <w:lang w:val="en-US"/>
+        </w:rPr>
+        <w:t xml:space="preserve">    [Fact]</w:t>
+      </w:r>
+    </w:p>
+    <w:p>
+      <w:pPr>
+        <w:pStyle w:val="code"/>
+        <w:rPr>
+          <w:lang w:val="en-US"/>
+        </w:rPr>
+      </w:pPr>
+      <w:r>
+        <w:rPr>
+          <w:lang w:val="en-US"/>
+        </w:rPr>
+        <w:t xml:space="preserve">    public void </w:t>
+      </w:r>
+      <w:proofErr w:type="spellStart"/>
+      <w:r>
+        <w:rPr>
+          <w:lang w:val="en-US"/>
+        </w:rPr>
+        <w:t>ChangeEmail_Should_Throw_When_Email_Is_Null</w:t>
+      </w:r>
+      <w:proofErr w:type="spellEnd"/>
+      <w:r>
+        <w:rPr>
+          <w:lang w:val="en-US"/>
+        </w:rPr>
+        <w:t>()</w:t>
+      </w:r>
+    </w:p>
+    <w:p>
+      <w:pPr>
+        <w:pStyle w:val="code"/>
+        <w:rPr>
+          <w:lang w:val="en-US"/>
+        </w:rPr>
+      </w:pPr>
+      <w:r>
+        <w:rPr>
+          <w:lang w:val="en-US"/>
+        </w:rPr>
+        <w:t xml:space="preserve">    {</w:t>
+      </w:r>
+    </w:p>
+    <w:p>
+      <w:pPr>
+        <w:pStyle w:val="code"/>
+        <w:rPr>
+          <w:lang w:val="en-US"/>
+        </w:rPr>
+      </w:pPr>
+      <w:r>
+        <w:rPr>
+          <w:lang w:val="en-US"/>
+        </w:rPr>
+        <w:t xml:space="preserve">        var user = </w:t>
+      </w:r>
+      <w:proofErr w:type="spellStart"/>
+      <w:r>
+        <w:rPr>
+          <w:lang w:val="en-US"/>
+        </w:rPr>
+        <w:t>CreateUser</w:t>
+      </w:r>
+      <w:proofErr w:type="spellEnd"/>
+      <w:r>
+        <w:rPr>
+          <w:lang w:val="en-US"/>
+        </w:rPr>
+        <w:t>();</w:t>
+      </w:r>
+    </w:p>
+    <w:p>
+      <w:pPr>
+        <w:pStyle w:val="code"/>
+        <w:rPr>
+          <w:lang w:val="en-US"/>
+        </w:rPr>
+      </w:pPr>
+    </w:p>
+    <w:p>
+      <w:pPr>
+        <w:pStyle w:val="code"/>
+        <w:rPr>
+          <w:lang w:val="en-US"/>
+        </w:rPr>
+      </w:pPr>
+      <w:r>
+        <w:rPr>
+          <w:lang w:val="en-US"/>
+        </w:rPr>
+        <w:t xml:space="preserve">        </w:t>
+      </w:r>
+      <w:proofErr w:type="spellStart"/>
+      <w:r>
+        <w:rPr>
+          <w:lang w:val="en-US"/>
+        </w:rPr>
+        <w:t>Assert.Throws</w:t>
+      </w:r>
+      <w:proofErr w:type="spellEnd"/>
+      <w:r>
+        <w:rPr>
+          <w:lang w:val="en-US"/>
+        </w:rPr>
+        <w:t>&lt;</w:t>
+      </w:r>
+      <w:proofErr w:type="spellStart"/>
+      <w:r>
+        <w:rPr>
+          <w:lang w:val="en-US"/>
+        </w:rPr>
+        <w:t>ArgumentNullException</w:t>
+      </w:r>
+      <w:proofErr w:type="spellEnd"/>
+      <w:r>
+        <w:rPr>
+          <w:lang w:val="en-US"/>
+        </w:rPr>
+        <w:t xml:space="preserve">&gt;(() =&gt; </w:t>
+      </w:r>
+      <w:proofErr w:type="spellStart"/>
+      <w:r>
+        <w:rPr>
+          <w:lang w:val="en-US"/>
+        </w:rPr>
+        <w:t>user.ChangeEmail</w:t>
+      </w:r>
+      <w:proofErr w:type="spellEnd"/>
+      <w:r>
+        <w:rPr>
+          <w:lang w:val="en-US"/>
+        </w:rPr>
+        <w:t>(null!));</w:t>
+      </w:r>
+    </w:p>
+    <w:p>
+      <w:pPr>
+        <w:pStyle w:val="code"/>
+        <w:rPr>
+          <w:lang w:val="en-US"/>
+        </w:rPr>
+      </w:pPr>
+      <w:r>
+        <w:rPr>
+          <w:lang w:val="en-US"/>
+        </w:rPr>
+        <w:t xml:space="preserve">    }</w:t>
+      </w:r>
+    </w:p>
+    <w:p>
+      <w:pPr>
+        <w:pStyle w:val="code"/>
+        <w:rPr>
+          <w:lang w:val="en-US"/>
+        </w:rPr>
+      </w:pPr>
+    </w:p>
+    <w:p>
+      <w:pPr>
+        <w:pStyle w:val="code"/>
+        <w:rPr>
+          <w:lang w:val="en-US"/>
+        </w:rPr>
+      </w:pPr>
+      <w:r>
+        <w:rPr>
+          <w:lang w:val="en-US"/>
+        </w:rPr>
+        <w:t xml:space="preserve">    private static User </w:t>
+      </w:r>
+      <w:proofErr w:type="spellStart"/>
+      <w:r>
+        <w:rPr>
+          <w:lang w:val="en-US"/>
+        </w:rPr>
+        <w:t>CreateUser</w:t>
+      </w:r>
+      <w:proofErr w:type="spellEnd"/>
+      <w:r>
+        <w:rPr>
+          <w:lang w:val="en-US"/>
+        </w:rPr>
+        <w:t>()</w:t>
+      </w:r>
+    </w:p>
+    <w:p>
+      <w:pPr>
+        <w:pStyle w:val="code"/>
+        <w:rPr>
+          <w:lang w:val="en-US"/>
+        </w:rPr>
+      </w:pPr>
+      <w:r>
+        <w:rPr>
+          <w:lang w:val="en-US"/>
+        </w:rPr>
+        <w:t xml:space="preserve">    {</w:t>
+      </w:r>
+    </w:p>
+    <w:p>
+      <w:pPr>
+        <w:pStyle w:val="code"/>
+        <w:rPr>
+          <w:lang w:val="en-US"/>
+        </w:rPr>
+      </w:pPr>
+      <w:r>
+        <w:rPr>
+          <w:lang w:val="en-US"/>
+        </w:rPr>
+        <w:t xml:space="preserve">        return new User(</w:t>
+      </w:r>
+    </w:p>
+    <w:p>
+      <w:pPr>
+        <w:pStyle w:val="code"/>
+        <w:rPr>
+          <w:lang w:val="en-US"/>
+        </w:rPr>
+      </w:pPr>
+      <w:r>
+        <w:rPr>
+          <w:lang w:val="en-US"/>
+        </w:rPr>
+        <w:t xml:space="preserve">            "</w:t>
+      </w:r>
+      <w:proofErr w:type="spellStart"/>
+      <w:proofErr w:type="gramStart"/>
+      <w:r>
+        <w:rPr>
+          <w:lang w:val="en-US"/>
+        </w:rPr>
+        <w:t>test</w:t>
+      </w:r>
+      <w:proofErr w:type="gramEnd"/>
+      <w:r>
+        <w:rPr>
+          <w:lang w:val="en-US"/>
+        </w:rPr>
+        <w:t>_name</w:t>
+      </w:r>
+      <w:proofErr w:type="spellEnd"/>
+      <w:r>
+        <w:rPr>
+          <w:lang w:val="en-US"/>
+        </w:rPr>
+        <w:t>",</w:t>
+      </w:r>
+    </w:p>
+    <w:p>
+      <w:pPr>
+        <w:pStyle w:val="code"/>
+        <w:rPr>
+          <w:lang w:val="en-US"/>
+        </w:rPr>
+      </w:pPr>
+      <w:r>
+        <w:rPr>
+          <w:lang w:val="en-US"/>
+        </w:rPr>
+        <w:t xml:space="preserve">            </w:t>
+      </w:r>
+      <w:proofErr w:type="spellStart"/>
+      <w:r>
+        <w:rPr>
+          <w:lang w:val="en-US"/>
+        </w:rPr>
+        <w:t>Email.Create</w:t>
+      </w:r>
+      <w:proofErr w:type="spellEnd"/>
+      <w:r>
+        <w:rPr>
+          <w:lang w:val="en-US"/>
+        </w:rPr>
+        <w:t>("test@mail.com"),</w:t>
+      </w:r>
+    </w:p>
+    <w:p>
+      <w:pPr>
+        <w:pStyle w:val="code"/>
+        <w:rPr>
+          <w:lang w:val="en-US"/>
+        </w:rPr>
+      </w:pPr>
+      <w:r>
+        <w:rPr>
+          <w:lang w:val="en-US"/>
+        </w:rPr>
+        <w:t xml:space="preserve">            </w:t>
+      </w:r>
+      <w:r>
+        <w:rPr>
+          <w:lang w:val="en-US"/>
+        </w:rPr>
+        <w:t>"</w:t>
+      </w:r>
+      <w:proofErr w:type="spellStart"/>
+      <w:proofErr w:type="gramStart"/>
+      <w:r>
+        <w:rPr>
+          <w:lang w:val="en-US"/>
+        </w:rPr>
+        <w:t>password</w:t>
+      </w:r>
+      <w:proofErr w:type="gramEnd"/>
+      <w:r>
+        <w:rPr>
+          <w:lang w:val="en-US"/>
+        </w:rPr>
+        <w:t>_hash</w:t>
+      </w:r>
+      <w:proofErr w:type="spellEnd"/>
+      <w:r>
+        <w:rPr>
+          <w:lang w:val="en-US"/>
+        </w:rPr>
+        <w:t>",</w:t>
+      </w:r>
+    </w:p>
+    <w:p>
+      <w:pPr>
+        <w:pStyle w:val="code"/>
+        <w:rPr>
+          <w:lang w:val="en-US"/>
+        </w:rPr>
+      </w:pPr>
+      <w:r>
+        <w:rPr>
+          <w:lang w:val="en-US"/>
+        </w:rPr>
+        <w:t xml:space="preserve">            </w:t>
+      </w:r>
+      <w:proofErr w:type="spellStart"/>
+      <w:r>
+        <w:rPr>
+          <w:lang w:val="en-US"/>
+        </w:rPr>
+        <w:t>UserRole.Employee</w:t>
+      </w:r>
+      <w:proofErr w:type="spellEnd"/>
+    </w:p>
+    <w:p>
+      <w:pPr>
+        <w:pStyle w:val="code"/>
+        <w:rPr>
+          <w:lang w:val="en-US"/>
+        </w:rPr>
+      </w:pPr>
+      <w:r>
+        <w:rPr>
+          <w:lang w:val="en-US"/>
+        </w:rPr>
+        <w:lastRenderedPageBreak/>
+        <w:t xml:space="preserve">        );</w:t>
+      </w:r>
+    </w:p>
+    <w:p>
+      <w:pPr>
+        <w:pStyle w:val="code"/>
+        <w:rPr>
+          <w:lang w:val="en-US"/>
+        </w:rPr>
+      </w:pPr>
+      <w:r>
+        <w:rPr>
+          <w:lang w:val="en-US"/>
+        </w:rPr>
+        <w:t xml:space="preserve">    }</w:t>
+      </w:r>
+    </w:p>
+    <w:p>
+      <w:pPr>
+        <w:pStyle w:val="code"/>
+        <w:rPr>
+          <w:lang w:val="en-US"/>
+        </w:rPr>
+      </w:pPr>
+      <w:r>
+        <w:rPr>
+          <w:lang w:val="en-US"/>
+        </w:rPr>
+        <w:t>}</w:t>
+      </w:r>
+    </w:p>
+    <w:p>
+      <w:pPr>
+        <w:pStyle w:val="listing"/>
+      </w:pPr>
+      <w:r>
+        <w:rPr>
+          <w:lang w:val="ru-RU"/>
+        </w:rPr>
+        <w:t>Листинг</w:t>
+      </w:r>
+      <w:r>
+        <w:t xml:space="preserve"> </w:t>
+      </w:r>
+      <w:r>
+        <w:rPr>
+          <w:lang w:val="ru-RU"/>
+        </w:rPr>
+        <w:t>Д</w:t>
+      </w:r>
+      <w:r>
+        <w:t>.</w:t>
+      </w:r>
+      <w:r>
+        <w:t>3</w:t>
+      </w:r>
+      <w:r>
+        <w:t xml:space="preserve"> — </w:t>
+      </w:r>
+      <w:proofErr w:type="spellStart"/>
+      <w:r>
+        <w:t>WorkTaskTest</w:t>
+      </w:r>
+      <w:r>
+        <w:t>s</w:t>
+      </w:r>
+      <w:r>
+        <w:t>.cs</w:t>
+      </w:r>
+      <w:proofErr w:type="spellEnd"/>
+    </w:p>
+    <w:p>
+      <w:pPr>
+        <w:pStyle w:val="code"/>
+        <w:rPr>
+          <w:lang w:val="en-US"/>
+        </w:rPr>
+      </w:pPr>
+      <w:r>
+        <w:rPr>
+          <w:lang w:val="en-US"/>
+        </w:rPr>
+        <w:t xml:space="preserve">using </w:t>
+      </w:r>
+      <w:proofErr w:type="spellStart"/>
+      <w:r>
+        <w:rPr>
+          <w:lang w:val="en-US"/>
+        </w:rPr>
+        <w:t>ProjectManagement.Domain.Enums</w:t>
+      </w:r>
+      <w:proofErr w:type="spellEnd"/>
+      <w:r>
+        <w:rPr>
+          <w:lang w:val="en-US"/>
+        </w:rPr>
+        <w:t>;</w:t>
+      </w:r>
+      <w:r>
+        <w:rPr>
+          <w:lang w:val="en-US"/>
+        </w:rPr>
+        <w:br/>
+        <w:t xml:space="preserve">using </w:t>
+      </w:r>
+      <w:proofErr w:type="spellStart"/>
+      <w:r>
+        <w:rPr>
+          <w:lang w:val="en-US"/>
+        </w:rPr>
+        <w:t>ProjectManagement.Domain.Exceptions</w:t>
+      </w:r>
+      <w:proofErr w:type="spellEnd"/>
+      <w:r>
+        <w:rPr>
+          <w:lang w:val="en-US"/>
+        </w:rPr>
+        <w:t>;</w:t>
+      </w:r>
+      <w:r>
+        <w:rPr>
+          <w:lang w:val="en-US"/>
+        </w:rPr>
+        <w:br/>
+        <w:t xml:space="preserve">using </w:t>
+      </w:r>
+      <w:proofErr w:type="spellStart"/>
+      <w:r>
+        <w:rPr>
+          <w:lang w:val="en-US"/>
+        </w:rPr>
+        <w:t>ProjectManagement.Domain.Models</w:t>
+      </w:r>
+      <w:proofErr w:type="spellEnd"/>
+      <w:r>
+        <w:rPr>
+          <w:lang w:val="en-US"/>
+        </w:rPr>
+        <w:t>;</w:t>
+      </w:r>
+      <w:r>
+        <w:rPr>
+          <w:lang w:val="en-US"/>
+        </w:rPr>
+        <w:br/>
+      </w:r>
+      <w:r>
+        <w:rPr>
+          <w:lang w:val="en-US"/>
+        </w:rPr>
+        <w:br/>
+        <w:t xml:space="preserve">namespace </w:t>
+      </w:r>
+      <w:proofErr w:type="spellStart"/>
+      <w:r>
+        <w:rPr>
+          <w:lang w:val="en-US"/>
+        </w:rPr>
+        <w:t>ProjectManagement.Domain.Tests.WorkTasks</w:t>
+      </w:r>
+      <w:proofErr w:type="spellEnd"/>
+      <w:r>
+        <w:rPr>
+          <w:lang w:val="en-US"/>
+        </w:rPr>
+        <w:t>;</w:t>
+      </w:r>
+      <w:r>
+        <w:rPr>
+          <w:lang w:val="en-US"/>
+        </w:rPr>
+        <w:br/>
+      </w:r>
+      <w:r>
+        <w:rPr>
+          <w:lang w:val="en-US"/>
+        </w:rPr>
+        <w:br/>
+        <w:t xml:space="preserve">public class </w:t>
+      </w:r>
+      <w:proofErr w:type="spellStart"/>
+      <w:r>
+        <w:rPr>
+          <w:lang w:val="en-US"/>
+        </w:rPr>
+        <w:t>WorkTaskTests</w:t>
+      </w:r>
+      <w:proofErr w:type="spellEnd"/>
+      <w:r>
+        <w:rPr>
+          <w:lang w:val="en-US"/>
+        </w:rPr>
+        <w:br/>
+        <w:t>{</w:t>
+      </w:r>
+      <w:r>
+        <w:rPr>
+          <w:lang w:val="en-US"/>
+        </w:rPr>
+        <w:br/>
+        <w:t xml:space="preserve">    [Fact]</w:t>
+      </w:r>
+      <w:r>
+        <w:rPr>
+          <w:lang w:val="en-US"/>
+        </w:rPr>
+        <w:br/>
+        <w:t xml:space="preserve">    public void </w:t>
+      </w:r>
+      <w:proofErr w:type="spellStart"/>
+      <w:r>
+        <w:rPr>
+          <w:lang w:val="en-US"/>
+        </w:rPr>
+        <w:t>Create_Should_Set_Default_State</w:t>
+      </w:r>
+      <w:proofErr w:type="spellEnd"/>
+      <w:r>
+        <w:rPr>
+          <w:lang w:val="en-US"/>
+        </w:rPr>
+        <w:t>()</w:t>
+      </w:r>
+      <w:r>
+        <w:rPr>
+          <w:lang w:val="en-US"/>
+        </w:rPr>
+        <w:br/>
+        <w:t xml:space="preserve">    {</w:t>
+      </w:r>
+      <w:r>
+        <w:rPr>
+          <w:lang w:val="en-US"/>
+        </w:rPr>
+        <w:br/>
+        <w:t xml:space="preserve">        var task = </w:t>
+      </w:r>
+      <w:proofErr w:type="spellStart"/>
+      <w:r>
+        <w:rPr>
+          <w:lang w:val="en-US"/>
+        </w:rPr>
+        <w:t>CreateTask</w:t>
+      </w:r>
+      <w:proofErr w:type="spellEnd"/>
+      <w:r>
+        <w:rPr>
+          <w:lang w:val="en-US"/>
+        </w:rPr>
+        <w:t>();</w:t>
+      </w:r>
+      <w:r>
+        <w:rPr>
+          <w:lang w:val="en-US"/>
+        </w:rPr>
+        <w:br/>
+      </w:r>
+      <w:r>
+        <w:rPr>
+          <w:lang w:val="en-US"/>
+        </w:rPr>
+        <w:br/>
+        <w:t xml:space="preserve">        </w:t>
+      </w:r>
+      <w:proofErr w:type="spellStart"/>
+      <w:r>
+        <w:rPr>
+          <w:lang w:val="en-US"/>
+        </w:rPr>
+        <w:t>Assert.Equal</w:t>
+      </w:r>
+      <w:proofErr w:type="spellEnd"/>
+      <w:r>
+        <w:rPr>
+          <w:lang w:val="en-US"/>
+        </w:rPr>
+        <w:t>(</w:t>
+      </w:r>
+      <w:proofErr w:type="spellStart"/>
+      <w:r>
+        <w:rPr>
+          <w:lang w:val="en-US"/>
+        </w:rPr>
+        <w:t>WorkTaskStatus.Active</w:t>
+      </w:r>
+      <w:proofErr w:type="spellEnd"/>
+      <w:r>
+        <w:rPr>
+          <w:lang w:val="en-US"/>
+        </w:rPr>
+        <w:t xml:space="preserve">, </w:t>
+      </w:r>
+      <w:proofErr w:type="spellStart"/>
+      <w:r>
+        <w:rPr>
+          <w:lang w:val="en-US"/>
+        </w:rPr>
+        <w:t>task.Status</w:t>
+      </w:r>
+      <w:proofErr w:type="spellEnd"/>
+      <w:r>
+        <w:rPr>
+          <w:lang w:val="en-US"/>
+        </w:rPr>
+        <w:t>);</w:t>
+      </w:r>
+      <w:r>
+        <w:rPr>
+          <w:lang w:val="en-US"/>
+        </w:rPr>
+        <w:br/>
+        <w:t xml:space="preserve">        </w:t>
+      </w:r>
+      <w:proofErr w:type="spellStart"/>
+      <w:r>
+        <w:rPr>
+          <w:lang w:val="en-US"/>
+        </w:rPr>
+        <w:t>Assert.Null</w:t>
+      </w:r>
+      <w:proofErr w:type="spellEnd"/>
+      <w:r>
+        <w:rPr>
+          <w:lang w:val="en-US"/>
+        </w:rPr>
+        <w:t>(</w:t>
+      </w:r>
+      <w:proofErr w:type="spellStart"/>
+      <w:r>
+        <w:rPr>
+          <w:lang w:val="en-US"/>
+        </w:rPr>
+        <w:t>task.ExecutorId</w:t>
+      </w:r>
+      <w:proofErr w:type="spellEnd"/>
+      <w:r>
+        <w:rPr>
+          <w:lang w:val="en-US"/>
+        </w:rPr>
+        <w:t>);</w:t>
+      </w:r>
+      <w:r>
+        <w:rPr>
+          <w:lang w:val="en-US"/>
+        </w:rPr>
+        <w:br/>
+        <w:t xml:space="preserve">    }</w:t>
+      </w:r>
+      <w:r>
+        <w:rPr>
+          <w:lang w:val="en-US"/>
+        </w:rPr>
+        <w:br/>
+      </w:r>
+      <w:r>
+        <w:rPr>
+          <w:lang w:val="en-US"/>
+        </w:rPr>
+        <w:br/>
+        <w:t xml:space="preserve">    [Theory]</w:t>
+      </w:r>
+      <w:r>
+        <w:rPr>
+          <w:lang w:val="en-US"/>
+        </w:rPr>
+        <w:br/>
+        <w:t xml:space="preserve">    [</w:t>
+      </w:r>
+      <w:proofErr w:type="spellStart"/>
+      <w:r>
+        <w:rPr>
+          <w:lang w:val="en-US"/>
+        </w:rPr>
+        <w:t>InlineData</w:t>
+      </w:r>
+      <w:proofErr w:type="spellEnd"/>
+      <w:r>
+        <w:rPr>
+          <w:lang w:val="en-US"/>
+        </w:rPr>
+        <w:t>("")]</w:t>
+      </w:r>
+      <w:r>
+        <w:rPr>
+          <w:lang w:val="en-US"/>
+        </w:rPr>
+        <w:br/>
+        <w:t xml:space="preserve">    [</w:t>
+      </w:r>
+      <w:proofErr w:type="spellStart"/>
+      <w:r>
+        <w:rPr>
+          <w:lang w:val="en-US"/>
+        </w:rPr>
+        <w:t>InlineData</w:t>
+      </w:r>
+      <w:proofErr w:type="spellEnd"/>
+      <w:r>
+        <w:rPr>
+          <w:lang w:val="en-US"/>
+        </w:rPr>
+        <w:t>("   ")]</w:t>
+      </w:r>
+      <w:r>
+        <w:rPr>
+          <w:lang w:val="en-US"/>
+        </w:rPr>
+        <w:br/>
+        <w:t xml:space="preserve">    public void </w:t>
+      </w:r>
+      <w:proofErr w:type="spellStart"/>
+      <w:r>
+        <w:rPr>
+          <w:lang w:val="en-US"/>
+        </w:rPr>
+        <w:t>Create_Should_Throw_When_Title_Is_Empty</w:t>
+      </w:r>
+      <w:proofErr w:type="spellEnd"/>
+      <w:r>
+        <w:rPr>
+          <w:lang w:val="en-US"/>
+        </w:rPr>
+        <w:t>(string title)</w:t>
+      </w:r>
+      <w:r>
+        <w:rPr>
+          <w:lang w:val="en-US"/>
+        </w:rPr>
+        <w:br/>
+        <w:t xml:space="preserve">    {</w:t>
+      </w:r>
+      <w:r>
+        <w:rPr>
+          <w:lang w:val="en-US"/>
+        </w:rPr>
+        <w:br/>
+        <w:t xml:space="preserve">        </w:t>
+      </w:r>
+      <w:proofErr w:type="spellStart"/>
+      <w:r>
+        <w:rPr>
+          <w:lang w:val="en-US"/>
+        </w:rPr>
+        <w:t>Assert.Throws</w:t>
+      </w:r>
+      <w:proofErr w:type="spellEnd"/>
+      <w:r>
+        <w:rPr>
+          <w:lang w:val="en-US"/>
+        </w:rPr>
+        <w:t>&lt;</w:t>
+      </w:r>
+      <w:proofErr w:type="spellStart"/>
+      <w:r>
+        <w:rPr>
+          <w:lang w:val="en-US"/>
+        </w:rPr>
+        <w:t>ArgumentNullException</w:t>
+      </w:r>
+      <w:proofErr w:type="spellEnd"/>
+      <w:r>
+        <w:rPr>
+          <w:lang w:val="en-US"/>
+        </w:rPr>
+        <w:t>&gt;(() =&gt;</w:t>
+      </w:r>
+      <w:r>
+        <w:rPr>
+          <w:lang w:val="en-US"/>
+        </w:rPr>
+        <w:br/>
+        <w:t xml:space="preserve">            </w:t>
+      </w:r>
+      <w:proofErr w:type="spellStart"/>
+      <w:r>
+        <w:rPr>
+          <w:lang w:val="en-US"/>
+        </w:rPr>
+        <w:t>WorkTask.Create</w:t>
+      </w:r>
+      <w:proofErr w:type="spellEnd"/>
+      <w:r>
+        <w:rPr>
+          <w:lang w:val="en-US"/>
+        </w:rPr>
+        <w:t>(</w:t>
+      </w:r>
+      <w:r>
+        <w:rPr>
+          <w:lang w:val="en-US"/>
+        </w:rPr>
+        <w:br/>
+        <w:t xml:space="preserve">                Guid.CreateVersion7(),</w:t>
+      </w:r>
+      <w:r>
+        <w:rPr>
+          <w:lang w:val="en-US"/>
+        </w:rPr>
+        <w:br/>
+        <w:t xml:space="preserve">                title,</w:t>
+      </w:r>
+      <w:r>
+        <w:rPr>
+          <w:lang w:val="en-US"/>
+        </w:rPr>
+        <w:br/>
+        <w:t xml:space="preserve">                "desc",</w:t>
+      </w:r>
+      <w:r>
+        <w:rPr>
+          <w:lang w:val="en-US"/>
+        </w:rPr>
+        <w:br/>
+        <w:t xml:space="preserve">                </w:t>
+      </w:r>
+      <w:proofErr w:type="spellStart"/>
+      <w:r>
+        <w:rPr>
+          <w:lang w:val="en-US"/>
+        </w:rPr>
+        <w:t>DateTime.UtcNow.AddDays</w:t>
+      </w:r>
+      <w:proofErr w:type="spellEnd"/>
+      <w:r>
+        <w:rPr>
+          <w:lang w:val="en-US"/>
+        </w:rPr>
+        <w:t>(1))</w:t>
+      </w:r>
+      <w:r>
+        <w:rPr>
+          <w:lang w:val="en-US"/>
+        </w:rPr>
+        <w:br/>
+        <w:t xml:space="preserve">        );</w:t>
+      </w:r>
+      <w:r>
+        <w:rPr>
+          <w:lang w:val="en-US"/>
+        </w:rPr>
+        <w:br/>
+        <w:t xml:space="preserve">    }</w:t>
+      </w:r>
+      <w:r>
+        <w:rPr>
+          <w:lang w:val="en-US"/>
+        </w:rPr>
+        <w:br/>
+      </w:r>
+      <w:r>
+        <w:rPr>
+          <w:lang w:val="en-US"/>
+        </w:rPr>
+        <w:br/>
+        <w:t xml:space="preserve">    [Fact]</w:t>
+      </w:r>
+      <w:r>
+        <w:rPr>
+          <w:lang w:val="en-US"/>
+        </w:rPr>
+        <w:br/>
+        <w:t xml:space="preserve">    public void </w:t>
+      </w:r>
+      <w:proofErr w:type="spellStart"/>
+      <w:r>
+        <w:rPr>
+          <w:lang w:val="en-US"/>
+        </w:rPr>
+        <w:t>Create_Should_Throw_When_Title_Too_Long</w:t>
+      </w:r>
+      <w:proofErr w:type="spellEnd"/>
+      <w:r>
+        <w:rPr>
+          <w:lang w:val="en-US"/>
+        </w:rPr>
+        <w:t>()</w:t>
+      </w:r>
+      <w:r>
+        <w:rPr>
+          <w:lang w:val="en-US"/>
+        </w:rPr>
+        <w:br/>
+        <w:t xml:space="preserve">    {</w:t>
+      </w:r>
+      <w:r>
+        <w:rPr>
+          <w:lang w:val="en-US"/>
+        </w:rPr>
+        <w:br/>
+        <w:t xml:space="preserve">        var title = new string('a', </w:t>
+      </w:r>
+      <w:proofErr w:type="spellStart"/>
+      <w:r>
+        <w:rPr>
+          <w:lang w:val="en-US"/>
+        </w:rPr>
+        <w:t>WorkTask.MaxTitleLength</w:t>
+      </w:r>
+      <w:proofErr w:type="spellEnd"/>
+      <w:r>
+        <w:rPr>
+          <w:lang w:val="en-US"/>
+        </w:rPr>
+        <w:t xml:space="preserve"> + 1);</w:t>
+      </w:r>
+      <w:r>
+        <w:rPr>
+          <w:lang w:val="en-US"/>
+        </w:rPr>
+        <w:br/>
+      </w:r>
+      <w:r>
+        <w:rPr>
+          <w:lang w:val="en-US"/>
+        </w:rPr>
+        <w:br/>
+        <w:t xml:space="preserve">        </w:t>
+      </w:r>
+      <w:proofErr w:type="spellStart"/>
+      <w:r>
+        <w:rPr>
+          <w:lang w:val="en-US"/>
+        </w:rPr>
+        <w:t>Assert.Throws</w:t>
+      </w:r>
+      <w:proofErr w:type="spellEnd"/>
+      <w:r>
+        <w:rPr>
+          <w:lang w:val="en-US"/>
+        </w:rPr>
+        <w:t>&lt;</w:t>
+      </w:r>
+      <w:proofErr w:type="spellStart"/>
+      <w:r>
+        <w:rPr>
+          <w:lang w:val="en-US"/>
+        </w:rPr>
+        <w:t>ArgumentOutOfRangeException</w:t>
+      </w:r>
+      <w:proofErr w:type="spellEnd"/>
+      <w:r>
+        <w:rPr>
+          <w:lang w:val="en-US"/>
+        </w:rPr>
+        <w:t>&gt;(() =&gt;</w:t>
+      </w:r>
+      <w:r>
+        <w:rPr>
+          <w:lang w:val="en-US"/>
+        </w:rPr>
+        <w:br/>
+        <w:t xml:space="preserve">            </w:t>
+      </w:r>
+      <w:proofErr w:type="spellStart"/>
+      <w:r>
+        <w:rPr>
+          <w:lang w:val="en-US"/>
+        </w:rPr>
+        <w:t>WorkTask.Create</w:t>
+      </w:r>
+      <w:proofErr w:type="spellEnd"/>
+      <w:r>
+        <w:rPr>
+          <w:lang w:val="en-US"/>
+        </w:rPr>
+        <w:t>(</w:t>
+      </w:r>
+      <w:r>
+        <w:rPr>
+          <w:lang w:val="en-US"/>
+        </w:rPr>
+        <w:br/>
+        <w:t xml:space="preserve">                Guid.CreateVersion7(),</w:t>
+      </w:r>
+      <w:r>
+        <w:rPr>
+          <w:lang w:val="en-US"/>
+        </w:rPr>
+        <w:br/>
+        <w:t xml:space="preserve">                title,</w:t>
+      </w:r>
+      <w:r>
+        <w:rPr>
+          <w:lang w:val="en-US"/>
+        </w:rPr>
+        <w:br/>
+        <w:t xml:space="preserve">                "desc",</w:t>
+      </w:r>
+      <w:r>
+        <w:rPr>
+          <w:lang w:val="en-US"/>
+        </w:rPr>
+        <w:br/>
+        <w:t xml:space="preserve">                </w:t>
+      </w:r>
+      <w:proofErr w:type="spellStart"/>
+      <w:r>
+        <w:rPr>
+          <w:lang w:val="en-US"/>
+        </w:rPr>
+        <w:t>DateTime.UtcNow.AddDays</w:t>
+      </w:r>
+      <w:proofErr w:type="spellEnd"/>
+      <w:r>
+        <w:rPr>
+          <w:lang w:val="en-US"/>
+        </w:rPr>
+        <w:t>(1))</w:t>
+      </w:r>
+      <w:r>
+        <w:rPr>
+          <w:lang w:val="en-US"/>
+        </w:rPr>
+        <w:br/>
+        <w:t xml:space="preserve">        );</w:t>
+      </w:r>
+      <w:r>
+        <w:rPr>
+          <w:lang w:val="en-US"/>
+        </w:rPr>
+        <w:br/>
+        <w:t xml:space="preserve">    }</w:t>
+      </w:r>
+      <w:r>
+        <w:rPr>
+          <w:lang w:val="en-US"/>
+        </w:rPr>
+        <w:br/>
+      </w:r>
+      <w:r>
+        <w:rPr>
+          <w:lang w:val="en-US"/>
+        </w:rPr>
+        <w:br/>
+        <w:t xml:space="preserve">    [Fact]</w:t>
+      </w:r>
+      <w:r>
+        <w:rPr>
+          <w:lang w:val="en-US"/>
+        </w:rPr>
+        <w:br/>
+        <w:t xml:space="preserve">    public void </w:t>
+      </w:r>
+      <w:proofErr w:type="spellStart"/>
+      <w:r>
+        <w:rPr>
+          <w:lang w:val="en-US"/>
+        </w:rPr>
+        <w:t>SetDeadline_Should_Throw_When_In_Past</w:t>
+      </w:r>
+      <w:proofErr w:type="spellEnd"/>
+      <w:r>
+        <w:rPr>
+          <w:lang w:val="en-US"/>
+        </w:rPr>
+        <w:t>()</w:t>
+      </w:r>
+      <w:r>
+        <w:rPr>
+          <w:lang w:val="en-US"/>
+        </w:rPr>
+        <w:br/>
+        <w:t xml:space="preserve">    {</w:t>
+      </w:r>
+      <w:r>
+        <w:rPr>
+          <w:lang w:val="en-US"/>
+        </w:rPr>
+        <w:br/>
+        <w:t xml:space="preserve">        var task = </w:t>
+      </w:r>
+      <w:proofErr w:type="spellStart"/>
+      <w:r>
+        <w:rPr>
+          <w:lang w:val="en-US"/>
+        </w:rPr>
+        <w:t>CreateTask</w:t>
+      </w:r>
+      <w:proofErr w:type="spellEnd"/>
+      <w:r>
+        <w:rPr>
+          <w:lang w:val="en-US"/>
+        </w:rPr>
+        <w:t>();</w:t>
+      </w:r>
+      <w:r>
+        <w:rPr>
+          <w:lang w:val="en-US"/>
+        </w:rPr>
+        <w:br/>
+      </w:r>
+      <w:r>
+        <w:rPr>
+          <w:lang w:val="en-US"/>
+        </w:rPr>
+        <w:br/>
+        <w:t xml:space="preserve">        </w:t>
+      </w:r>
+      <w:proofErr w:type="spellStart"/>
+      <w:r>
+        <w:rPr>
+          <w:lang w:val="en-US"/>
+        </w:rPr>
+        <w:t>Assert.Throws</w:t>
+      </w:r>
+      <w:proofErr w:type="spellEnd"/>
+      <w:r>
+        <w:rPr>
+          <w:lang w:val="en-US"/>
+        </w:rPr>
+        <w:t>&lt;</w:t>
+      </w:r>
+      <w:proofErr w:type="spellStart"/>
+      <w:r>
+        <w:rPr>
+          <w:lang w:val="en-US"/>
+        </w:rPr>
+        <w:t>ArgumentOutOfRangeException</w:t>
+      </w:r>
+      <w:proofErr w:type="spellEnd"/>
+      <w:r>
+        <w:rPr>
+          <w:lang w:val="en-US"/>
+        </w:rPr>
+        <w:t>&gt;(() =&gt;</w:t>
+      </w:r>
+      <w:r>
+        <w:rPr>
+          <w:lang w:val="en-US"/>
+        </w:rPr>
+        <w:br/>
+        <w:t xml:space="preserve">            </w:t>
+      </w:r>
+      <w:proofErr w:type="spellStart"/>
+      <w:r>
+        <w:rPr>
+          <w:lang w:val="en-US"/>
+        </w:rPr>
+        <w:t>task.SetDeadline</w:t>
+      </w:r>
+      <w:proofErr w:type="spellEnd"/>
+      <w:r>
+        <w:rPr>
+          <w:lang w:val="en-US"/>
+        </w:rPr>
+        <w:t>(</w:t>
+      </w:r>
+      <w:proofErr w:type="spellStart"/>
+      <w:r>
+        <w:rPr>
+          <w:lang w:val="en-US"/>
+        </w:rPr>
+        <w:t>DateTime.UtcNow.AddDays</w:t>
+      </w:r>
+      <w:proofErr w:type="spellEnd"/>
+      <w:r>
+        <w:rPr>
+          <w:lang w:val="en-US"/>
+        </w:rPr>
+        <w:t>(-1))</w:t>
+      </w:r>
+      <w:r>
+        <w:rPr>
+          <w:lang w:val="en-US"/>
+        </w:rPr>
+        <w:br/>
+        <w:t xml:space="preserve">        );</w:t>
+      </w:r>
+      <w:r>
+        <w:rPr>
+          <w:lang w:val="en-US"/>
+        </w:rPr>
+        <w:br/>
+        <w:t xml:space="preserve">    }</w:t>
+      </w:r>
+      <w:r>
+        <w:rPr>
+          <w:lang w:val="en-US"/>
+        </w:rPr>
+        <w:br/>
+      </w:r>
+      <w:r>
+        <w:rPr>
+          <w:lang w:val="en-US"/>
+        </w:rPr>
+        <w:br/>
+        <w:t xml:space="preserve">    [Fact]</w:t>
+      </w:r>
+      <w:r>
+        <w:rPr>
+          <w:lang w:val="en-US"/>
+        </w:rPr>
+        <w:br/>
+      </w:r>
+      <w:r>
+        <w:rPr>
+          <w:lang w:val="en-US"/>
+        </w:rPr>
+        <w:lastRenderedPageBreak/>
+        <w:t xml:space="preserve">    public void </w:t>
+      </w:r>
+      <w:proofErr w:type="spellStart"/>
+      <w:r>
+        <w:rPr>
+          <w:lang w:val="en-US"/>
+        </w:rPr>
+        <w:t>Complete_Should_Throw_When_No_Executor</w:t>
+      </w:r>
+      <w:proofErr w:type="spellEnd"/>
+      <w:r>
+        <w:rPr>
+          <w:lang w:val="en-US"/>
+        </w:rPr>
+        <w:t>()</w:t>
+      </w:r>
+      <w:r>
+        <w:rPr>
+          <w:lang w:val="en-US"/>
+        </w:rPr>
+        <w:br/>
+        <w:t xml:space="preserve">    {</w:t>
+      </w:r>
+      <w:r>
+        <w:rPr>
+          <w:lang w:val="en-US"/>
+        </w:rPr>
+        <w:br/>
+        <w:t xml:space="preserve">        var task = </w:t>
+      </w:r>
+      <w:proofErr w:type="spellStart"/>
+      <w:r>
+        <w:rPr>
+          <w:lang w:val="en-US"/>
+        </w:rPr>
+        <w:t>CreateTask</w:t>
+      </w:r>
+      <w:proofErr w:type="spellEnd"/>
+      <w:r>
+        <w:rPr>
+          <w:lang w:val="en-US"/>
+        </w:rPr>
+        <w:t>();</w:t>
+      </w:r>
+      <w:r>
+        <w:rPr>
+          <w:lang w:val="en-US"/>
+        </w:rPr>
+        <w:br/>
+      </w:r>
+      <w:r>
+        <w:rPr>
+          <w:lang w:val="en-US"/>
+        </w:rPr>
+        <w:br/>
+        <w:t xml:space="preserve">        </w:t>
+      </w:r>
+      <w:proofErr w:type="spellStart"/>
+      <w:r>
+        <w:rPr>
+          <w:lang w:val="en-US"/>
+        </w:rPr>
+        <w:t>Assert.Throws</w:t>
+      </w:r>
+      <w:proofErr w:type="spellEnd"/>
+      <w:r>
+        <w:rPr>
+          <w:lang w:val="en-US"/>
+        </w:rPr>
+        <w:t>&lt;</w:t>
+      </w:r>
+      <w:proofErr w:type="spellStart"/>
+      <w:r>
+        <w:rPr>
+          <w:lang w:val="en-US"/>
+        </w:rPr>
+        <w:t>DomainRuleException</w:t>
+      </w:r>
+      <w:proofErr w:type="spellEnd"/>
+      <w:r>
+        <w:rPr>
+          <w:lang w:val="en-US"/>
+        </w:rPr>
+        <w:t xml:space="preserve">&gt;(() =&gt; </w:t>
+      </w:r>
+      <w:proofErr w:type="spellStart"/>
+      <w:r>
+        <w:rPr>
+          <w:lang w:val="en-US"/>
+        </w:rPr>
+        <w:t>task.Complete</w:t>
+      </w:r>
+      <w:proofErr w:type="spellEnd"/>
+      <w:r>
+        <w:rPr>
+          <w:lang w:val="en-US"/>
+        </w:rPr>
+        <w:t>());</w:t>
+      </w:r>
+      <w:r>
+        <w:rPr>
+          <w:lang w:val="en-US"/>
+        </w:rPr>
+        <w:br/>
+        <w:t xml:space="preserve">    }</w:t>
+      </w:r>
+      <w:r>
+        <w:rPr>
+          <w:lang w:val="en-US"/>
+        </w:rPr>
+        <w:br/>
+      </w:r>
+      <w:r>
+        <w:rPr>
+          <w:lang w:val="en-US"/>
+        </w:rPr>
+        <w:br/>
+        <w:t xml:space="preserve">    [Fact]</w:t>
+      </w:r>
+      <w:r>
+        <w:rPr>
+          <w:lang w:val="en-US"/>
+        </w:rPr>
+        <w:br/>
+        <w:t xml:space="preserve">    public void </w:t>
+      </w:r>
+      <w:proofErr w:type="spellStart"/>
+      <w:r>
+        <w:rPr>
+          <w:lang w:val="en-US"/>
+        </w:rPr>
+        <w:t>Complete_Should_Be_Idempotent</w:t>
+      </w:r>
+      <w:proofErr w:type="spellEnd"/>
+      <w:r>
+        <w:rPr>
+          <w:lang w:val="en-US"/>
+        </w:rPr>
+        <w:t>()</w:t>
+      </w:r>
+      <w:r>
+        <w:rPr>
+          <w:lang w:val="en-US"/>
+        </w:rPr>
+        <w:br/>
+        <w:t xml:space="preserve">    {</w:t>
+      </w:r>
+      <w:r>
+        <w:rPr>
+          <w:lang w:val="en-US"/>
+        </w:rPr>
+        <w:br/>
+        <w:t xml:space="preserve">        var task = </w:t>
+      </w:r>
+      <w:proofErr w:type="spellStart"/>
+      <w:r>
+        <w:rPr>
+          <w:lang w:val="en-US"/>
+        </w:rPr>
+        <w:t>CreateTask</w:t>
+      </w:r>
+      <w:proofErr w:type="spellEnd"/>
+      <w:r>
+        <w:rPr>
+          <w:lang w:val="en-US"/>
+        </w:rPr>
+        <w:t>();</w:t>
+      </w:r>
+      <w:r>
+        <w:rPr>
+          <w:lang w:val="en-US"/>
+        </w:rPr>
+        <w:br/>
+      </w:r>
+      <w:r>
+        <w:rPr>
+          <w:lang w:val="en-US"/>
+        </w:rPr>
+        <w:br/>
+        <w:t xml:space="preserve">        var id = Guid.CreateVersion7();</w:t>
+      </w:r>
+      <w:r>
+        <w:rPr>
+          <w:lang w:val="en-US"/>
+        </w:rPr>
+        <w:br/>
+      </w:r>
+      <w:r>
+        <w:rPr>
+          <w:lang w:val="en-US"/>
+        </w:rPr>
+        <w:br/>
+        <w:t xml:space="preserve">        </w:t>
+      </w:r>
+      <w:proofErr w:type="spellStart"/>
+      <w:r>
+        <w:rPr>
+          <w:lang w:val="en-US"/>
+        </w:rPr>
+        <w:t>task.AssignExecutor</w:t>
+      </w:r>
+      <w:proofErr w:type="spellEnd"/>
+      <w:r>
+        <w:rPr>
+          <w:lang w:val="en-US"/>
+        </w:rPr>
+        <w:t>(id);</w:t>
+      </w:r>
+      <w:r>
+        <w:rPr>
+          <w:lang w:val="en-US"/>
+        </w:rPr>
+        <w:br/>
+      </w:r>
+      <w:r>
+        <w:rPr>
+          <w:lang w:val="en-US"/>
+        </w:rPr>
+        <w:br/>
+        <w:t xml:space="preserve">        </w:t>
+      </w:r>
+      <w:proofErr w:type="spellStart"/>
+      <w:r>
+        <w:rPr>
+          <w:lang w:val="en-US"/>
+        </w:rPr>
+        <w:t>task.Complete</w:t>
+      </w:r>
+      <w:proofErr w:type="spellEnd"/>
+      <w:r>
+        <w:rPr>
+          <w:lang w:val="en-US"/>
+        </w:rPr>
+        <w:t>();</w:t>
+      </w:r>
+      <w:r>
+        <w:rPr>
+          <w:lang w:val="en-US"/>
+        </w:rPr>
+        <w:br/>
+        <w:t xml:space="preserve">        </w:t>
+      </w:r>
+      <w:proofErr w:type="spellStart"/>
+      <w:r>
+        <w:rPr>
+          <w:lang w:val="en-US"/>
+        </w:rPr>
+        <w:t>task.Complete</w:t>
+      </w:r>
+      <w:proofErr w:type="spellEnd"/>
+      <w:r>
+        <w:rPr>
+          <w:lang w:val="en-US"/>
+        </w:rPr>
+        <w:t>();</w:t>
+      </w:r>
+      <w:r>
+        <w:rPr>
+          <w:lang w:val="en-US"/>
+        </w:rPr>
+        <w:br/>
+      </w:r>
+      <w:r>
+        <w:rPr>
+          <w:lang w:val="en-US"/>
+        </w:rPr>
+        <w:br/>
+        <w:t xml:space="preserve">        </w:t>
+      </w:r>
+      <w:proofErr w:type="spellStart"/>
+      <w:r>
+        <w:rPr>
+          <w:lang w:val="en-US"/>
+        </w:rPr>
+        <w:t>Assert.Equal</w:t>
+      </w:r>
+      <w:proofErr w:type="spellEnd"/>
+      <w:r>
+        <w:rPr>
+          <w:lang w:val="en-US"/>
+        </w:rPr>
+        <w:t>(</w:t>
+      </w:r>
+      <w:proofErr w:type="spellStart"/>
+      <w:r>
+        <w:rPr>
+          <w:lang w:val="en-US"/>
+        </w:rPr>
+        <w:t>WorkTaskStatus.Completed</w:t>
+      </w:r>
+      <w:proofErr w:type="spellEnd"/>
+      <w:r>
+        <w:rPr>
+          <w:lang w:val="en-US"/>
+        </w:rPr>
+        <w:t xml:space="preserve">, </w:t>
+      </w:r>
+      <w:proofErr w:type="spellStart"/>
+      <w:r>
+        <w:rPr>
+          <w:lang w:val="en-US"/>
+        </w:rPr>
+        <w:t>task.Status</w:t>
+      </w:r>
+      <w:proofErr w:type="spellEnd"/>
+      <w:r>
+        <w:rPr>
+          <w:lang w:val="en-US"/>
+        </w:rPr>
+        <w:t>);</w:t>
+      </w:r>
+      <w:r>
+        <w:rPr>
+          <w:lang w:val="en-US"/>
+        </w:rPr>
+        <w:br/>
+        <w:t xml:space="preserve">    }</w:t>
+      </w:r>
+      <w:r>
+        <w:rPr>
+          <w:lang w:val="en-US"/>
+        </w:rPr>
+        <w:br/>
+      </w:r>
+      <w:r>
+        <w:rPr>
+          <w:lang w:val="en-US"/>
+        </w:rPr>
+        <w:br/>
+        <w:t xml:space="preserve">    [Fact]</w:t>
+      </w:r>
+      <w:r>
+        <w:rPr>
+          <w:lang w:val="en-US"/>
+        </w:rPr>
+        <w:br/>
+        <w:t xml:space="preserve">    public void </w:t>
+      </w:r>
+      <w:proofErr w:type="spellStart"/>
+      <w:r>
+        <w:rPr>
+          <w:lang w:val="en-US"/>
+        </w:rPr>
+        <w:t>Rename_Should_Throw_When_Completed</w:t>
+      </w:r>
+      <w:proofErr w:type="spellEnd"/>
+      <w:r>
+        <w:rPr>
+          <w:lang w:val="en-US"/>
+        </w:rPr>
+        <w:t>()</w:t>
+      </w:r>
+      <w:r>
+        <w:rPr>
+          <w:lang w:val="en-US"/>
+        </w:rPr>
+        <w:br/>
+        <w:t xml:space="preserve">    {</w:t>
+      </w:r>
+      <w:r>
+        <w:rPr>
+          <w:lang w:val="en-US"/>
+        </w:rPr>
+        <w:br/>
+        <w:t xml:space="preserve">        var task = </w:t>
+      </w:r>
+      <w:proofErr w:type="spellStart"/>
+      <w:r>
+        <w:rPr>
+          <w:lang w:val="en-US"/>
+        </w:rPr>
+        <w:t>CreateCompletedTask</w:t>
+      </w:r>
+      <w:proofErr w:type="spellEnd"/>
+      <w:r>
+        <w:rPr>
+          <w:lang w:val="en-US"/>
+        </w:rPr>
+        <w:t>();</w:t>
+      </w:r>
+      <w:r>
+        <w:rPr>
+          <w:lang w:val="en-US"/>
+        </w:rPr>
+        <w:br/>
+      </w:r>
+      <w:r>
+        <w:rPr>
+          <w:lang w:val="en-US"/>
+        </w:rPr>
+        <w:br/>
+        <w:t xml:space="preserve">        </w:t>
+      </w:r>
+      <w:proofErr w:type="spellStart"/>
+      <w:r>
+        <w:rPr>
+          <w:lang w:val="en-US"/>
+        </w:rPr>
+        <w:t>Assert.Throws</w:t>
+      </w:r>
+      <w:proofErr w:type="spellEnd"/>
+      <w:r>
+        <w:rPr>
+          <w:lang w:val="en-US"/>
+        </w:rPr>
+        <w:t>&lt;</w:t>
+      </w:r>
+      <w:proofErr w:type="spellStart"/>
+      <w:r>
+        <w:rPr>
+          <w:lang w:val="en-US"/>
+        </w:rPr>
+        <w:t>DomainRuleException</w:t>
+      </w:r>
+      <w:proofErr w:type="spellEnd"/>
+      <w:r>
+        <w:rPr>
+          <w:lang w:val="en-US"/>
+        </w:rPr>
+        <w:t xml:space="preserve">&gt;(() =&gt; </w:t>
+      </w:r>
+      <w:proofErr w:type="spellStart"/>
+      <w:r>
+        <w:rPr>
+          <w:lang w:val="en-US"/>
+        </w:rPr>
+        <w:t>task.Rename</w:t>
+      </w:r>
+      <w:proofErr w:type="spellEnd"/>
+      <w:r>
+        <w:rPr>
+          <w:lang w:val="en-US"/>
+        </w:rPr>
+        <w:t>("new"));</w:t>
+      </w:r>
+      <w:r>
+        <w:rPr>
+          <w:lang w:val="en-US"/>
+        </w:rPr>
+        <w:br/>
+        <w:t xml:space="preserve">    }</w:t>
+      </w:r>
+      <w:r>
+        <w:rPr>
+          <w:lang w:val="en-US"/>
+        </w:rPr>
+        <w:br/>
+      </w:r>
+      <w:r>
+        <w:rPr>
+          <w:lang w:val="en-US"/>
+        </w:rPr>
+        <w:br/>
+        <w:t xml:space="preserve">    [Fact]</w:t>
+      </w:r>
+      <w:r>
+        <w:rPr>
+          <w:lang w:val="en-US"/>
+        </w:rPr>
+        <w:br/>
+        <w:t xml:space="preserve">    public void </w:t>
+      </w:r>
+      <w:proofErr w:type="spellStart"/>
+      <w:r>
+        <w:rPr>
+          <w:lang w:val="en-US"/>
+        </w:rPr>
+        <w:t>UnassignExecutor_Should_Work_Even_When_Completed</w:t>
+      </w:r>
+      <w:proofErr w:type="spellEnd"/>
+      <w:r>
+        <w:rPr>
+          <w:lang w:val="en-US"/>
+        </w:rPr>
+        <w:t>()</w:t>
+      </w:r>
+      <w:r>
+        <w:rPr>
+          <w:lang w:val="en-US"/>
+        </w:rPr>
+        <w:br/>
+        <w:t xml:space="preserve">    {</w:t>
+      </w:r>
+      <w:r>
+        <w:rPr>
+          <w:lang w:val="en-US"/>
+        </w:rPr>
+        <w:br/>
+        <w:t xml:space="preserve">        var task = </w:t>
+      </w:r>
+      <w:proofErr w:type="spellStart"/>
+      <w:r>
+        <w:rPr>
+          <w:lang w:val="en-US"/>
+        </w:rPr>
+        <w:t>CreateCompletedTask</w:t>
+      </w:r>
+      <w:proofErr w:type="spellEnd"/>
+      <w:r>
+        <w:rPr>
+          <w:lang w:val="en-US"/>
+        </w:rPr>
+        <w:t>();</w:t>
+      </w:r>
+      <w:r>
+        <w:rPr>
+          <w:lang w:val="en-US"/>
+        </w:rPr>
+        <w:br/>
+      </w:r>
+      <w:r>
+        <w:rPr>
+          <w:lang w:val="en-US"/>
+        </w:rPr>
+        <w:br/>
+        <w:t xml:space="preserve">        </w:t>
+      </w:r>
+      <w:proofErr w:type="spellStart"/>
+      <w:r>
+        <w:rPr>
+          <w:lang w:val="en-US"/>
+        </w:rPr>
+        <w:t>task.UnassignExecutor</w:t>
+      </w:r>
+      <w:proofErr w:type="spellEnd"/>
+      <w:r>
+        <w:rPr>
+          <w:lang w:val="en-US"/>
+        </w:rPr>
+        <w:t>();</w:t>
+      </w:r>
+      <w:r>
+        <w:rPr>
+          <w:lang w:val="en-US"/>
+        </w:rPr>
+        <w:br/>
+      </w:r>
+      <w:r>
+        <w:rPr>
+          <w:lang w:val="en-US"/>
+        </w:rPr>
+        <w:br/>
+        <w:t xml:space="preserve">        </w:t>
+      </w:r>
+      <w:proofErr w:type="spellStart"/>
+      <w:r>
+        <w:rPr>
+          <w:lang w:val="en-US"/>
+        </w:rPr>
+        <w:t>Assert.Null</w:t>
+      </w:r>
+      <w:proofErr w:type="spellEnd"/>
+      <w:r>
+        <w:rPr>
+          <w:lang w:val="en-US"/>
+        </w:rPr>
+        <w:t>(</w:t>
+      </w:r>
+      <w:proofErr w:type="spellStart"/>
+      <w:r>
+        <w:rPr>
+          <w:lang w:val="en-US"/>
+        </w:rPr>
+        <w:t>task.ExecutorId</w:t>
+      </w:r>
+      <w:proofErr w:type="spellEnd"/>
+      <w:r>
+        <w:rPr>
+          <w:lang w:val="en-US"/>
+        </w:rPr>
+        <w:t>);</w:t>
+      </w:r>
+      <w:r>
+        <w:rPr>
+          <w:lang w:val="en-US"/>
+        </w:rPr>
+        <w:br/>
+        <w:t xml:space="preserve">    }</w:t>
+      </w:r>
+      <w:r>
+        <w:rPr>
+          <w:lang w:val="en-US"/>
+        </w:rPr>
+        <w:br/>
+      </w:r>
+      <w:r>
+        <w:rPr>
+          <w:lang w:val="en-US"/>
+        </w:rPr>
+        <w:br/>
+        <w:t xml:space="preserve">    private static </w:t>
+      </w:r>
+      <w:proofErr w:type="spellStart"/>
+      <w:r>
+        <w:rPr>
+          <w:lang w:val="en-US"/>
+        </w:rPr>
+        <w:t>WorkTask</w:t>
+      </w:r>
+      <w:proofErr w:type="spellEnd"/>
+      <w:r>
+        <w:rPr>
+          <w:lang w:val="en-US"/>
+        </w:rPr>
+        <w:t xml:space="preserve"> </w:t>
+      </w:r>
+      <w:proofErr w:type="spellStart"/>
+      <w:r>
+        <w:rPr>
+          <w:lang w:val="en-US"/>
+        </w:rPr>
+        <w:t>CreateTask</w:t>
+      </w:r>
+      <w:proofErr w:type="spellEnd"/>
+      <w:r>
+        <w:rPr>
+          <w:lang w:val="en-US"/>
+        </w:rPr>
+        <w:t>()</w:t>
+      </w:r>
+      <w:r>
+        <w:rPr>
+          <w:lang w:val="en-US"/>
+        </w:rPr>
+        <w:br/>
+        <w:t xml:space="preserve">    {</w:t>
+      </w:r>
+      <w:r>
+        <w:rPr>
+          <w:lang w:val="en-US"/>
+        </w:rPr>
+        <w:br/>
+        <w:t xml:space="preserve">        return </w:t>
+      </w:r>
+      <w:proofErr w:type="spellStart"/>
+      <w:r>
+        <w:rPr>
+          <w:lang w:val="en-US"/>
+        </w:rPr>
+        <w:t>WorkTask.Create</w:t>
+      </w:r>
+      <w:proofErr w:type="spellEnd"/>
+      <w:r>
+        <w:rPr>
+          <w:lang w:val="en-US"/>
+        </w:rPr>
+        <w:t>(</w:t>
+      </w:r>
+      <w:r>
+        <w:rPr>
+          <w:lang w:val="en-US"/>
+        </w:rPr>
+        <w:br/>
+        <w:t xml:space="preserve">            Guid.CreateVersion7(),</w:t>
+      </w:r>
+      <w:r>
+        <w:rPr>
+          <w:lang w:val="en-US"/>
+        </w:rPr>
+        <w:br/>
+        <w:t xml:space="preserve">            "task",</w:t>
+      </w:r>
+      <w:r>
+        <w:rPr>
+          <w:lang w:val="en-US"/>
+        </w:rPr>
+        <w:br/>
+        <w:t xml:space="preserve">            "desc",</w:t>
+      </w:r>
+      <w:r>
+        <w:rPr>
+          <w:lang w:val="en-US"/>
+        </w:rPr>
+        <w:br/>
+        <w:t xml:space="preserve">            </w:t>
+      </w:r>
+      <w:proofErr w:type="spellStart"/>
+      <w:r>
+        <w:rPr>
+          <w:lang w:val="en-US"/>
+        </w:rPr>
+        <w:t>DateTime.UtcNow.AddDays</w:t>
+      </w:r>
+      <w:proofErr w:type="spellEnd"/>
+      <w:r>
+        <w:rPr>
+          <w:lang w:val="en-US"/>
+        </w:rPr>
+        <w:t>(1)</w:t>
+      </w:r>
+      <w:r>
+        <w:rPr>
+          <w:lang w:val="en-US"/>
+        </w:rPr>
+        <w:br/>
+        <w:t xml:space="preserve">        );</w:t>
+      </w:r>
+      <w:r>
+        <w:rPr>
+          <w:lang w:val="en-US"/>
+        </w:rPr>
+        <w:br/>
+        <w:t xml:space="preserve">    }</w:t>
+      </w:r>
+      <w:r>
+        <w:rPr>
+          <w:lang w:val="en-US"/>
+        </w:rPr>
+        <w:br/>
+      </w:r>
+      <w:r>
+        <w:rPr>
+          <w:lang w:val="en-US"/>
+        </w:rPr>
+        <w:br/>
+        <w:t xml:space="preserve">    private static </w:t>
+      </w:r>
+      <w:proofErr w:type="spellStart"/>
+      <w:r>
+        <w:rPr>
+          <w:lang w:val="en-US"/>
+        </w:rPr>
+        <w:t>WorkTask</w:t>
+      </w:r>
+      <w:proofErr w:type="spellEnd"/>
+      <w:r>
+        <w:rPr>
+          <w:lang w:val="en-US"/>
+        </w:rPr>
+        <w:t xml:space="preserve"> </w:t>
+      </w:r>
+      <w:proofErr w:type="spellStart"/>
+      <w:r>
+        <w:rPr>
+          <w:lang w:val="en-US"/>
+        </w:rPr>
+        <w:t>CreateCompletedTask</w:t>
+      </w:r>
+      <w:proofErr w:type="spellEnd"/>
+      <w:r>
+        <w:rPr>
+          <w:lang w:val="en-US"/>
+        </w:rPr>
+        <w:t>()</w:t>
+      </w:r>
+      <w:r>
+        <w:rPr>
+          <w:lang w:val="en-US"/>
+        </w:rPr>
+        <w:br/>
+        <w:t xml:space="preserve">    {</w:t>
+      </w:r>
+      <w:r>
+        <w:rPr>
+          <w:lang w:val="en-US"/>
+        </w:rPr>
+        <w:br/>
+        <w:t xml:space="preserve">        var t = </w:t>
+      </w:r>
+      <w:proofErr w:type="spellStart"/>
+      <w:r>
+        <w:rPr>
+          <w:lang w:val="en-US"/>
+        </w:rPr>
+        <w:t>CreateTask</w:t>
+      </w:r>
+      <w:proofErr w:type="spellEnd"/>
+      <w:r>
+        <w:rPr>
+          <w:lang w:val="en-US"/>
+        </w:rPr>
+        <w:t>();</w:t>
+      </w:r>
+      <w:r>
+        <w:rPr>
+          <w:lang w:val="en-US"/>
+        </w:rPr>
+        <w:br/>
+        <w:t xml:space="preserve">        </w:t>
+      </w:r>
+      <w:proofErr w:type="spellStart"/>
+      <w:r>
+        <w:rPr>
+          <w:lang w:val="en-US"/>
+        </w:rPr>
+        <w:t>t.AssignExecutor</w:t>
+      </w:r>
+      <w:proofErr w:type="spellEnd"/>
+      <w:r>
+        <w:rPr>
+          <w:lang w:val="en-US"/>
+        </w:rPr>
+        <w:t>(Guid.CreateVersion7());</w:t>
+      </w:r>
+      <w:r>
+        <w:rPr>
+          <w:lang w:val="en-US"/>
+        </w:rPr>
+        <w:br/>
+        <w:t xml:space="preserve">        </w:t>
+      </w:r>
+      <w:proofErr w:type="spellStart"/>
+      <w:r>
+        <w:rPr>
+          <w:lang w:val="en-US"/>
+        </w:rPr>
+        <w:t>t.Complete</w:t>
+      </w:r>
+      <w:proofErr w:type="spellEnd"/>
+      <w:r>
+        <w:rPr>
+          <w:lang w:val="en-US"/>
+        </w:rPr>
+        <w:t>();</w:t>
+      </w:r>
+      <w:r>
+        <w:rPr>
+          <w:lang w:val="en-US"/>
+        </w:rPr>
+        <w:br/>
+        <w:t xml:space="preserve">        return t;</w:t>
+      </w:r>
+      <w:r>
+        <w:rPr>
+          <w:lang w:val="en-US"/>
+        </w:rPr>
+        <w:br/>
+        <w:t xml:space="preserve">    }</w:t>
+      </w:r>
+      <w:r>
+        <w:rPr>
+          <w:lang w:val="en-US"/>
+        </w:rPr>
+        <w:br/>
+        <w:t>}</w:t>
+      </w:r>
+    </w:p>
+    <w:p>
+      <w:pPr>
+        <w:pStyle w:val="listing"/>
+      </w:pPr>
+      <w:r>
+        <w:rPr>
+          <w:lang w:val="ru-RU"/>
+        </w:rPr>
+        <w:lastRenderedPageBreak/>
+        <w:t>Листинг</w:t>
+      </w:r>
+      <w:r>
+        <w:t xml:space="preserve"> </w:t>
+      </w:r>
+      <w:r>
+        <w:rPr>
+          <w:lang w:val="ru-RU"/>
+        </w:rPr>
+        <w:t>Д</w:t>
+      </w:r>
+      <w:r>
+        <w:t>.</w:t>
+      </w:r>
+      <w:r>
+        <w:t>4</w:t>
+      </w:r>
+      <w:r>
+        <w:t xml:space="preserve"> — </w:t>
+      </w:r>
+      <w:proofErr w:type="spellStart"/>
+      <w:r>
+        <w:t>ProjectTests.cs</w:t>
+      </w:r>
+      <w:proofErr w:type="spellEnd"/>
+    </w:p>
+    <w:p>
+      <w:pPr>
+        <w:pStyle w:val="code"/>
+        <w:rPr>
+          <w:lang w:val="en-US"/>
+        </w:rPr>
+      </w:pPr>
+      <w:r>
+        <w:rPr>
+          <w:lang w:val="en-US"/>
+        </w:rPr>
+        <w:t xml:space="preserve">using </w:t>
+      </w:r>
+      <w:proofErr w:type="spellStart"/>
+      <w:r>
+        <w:rPr>
+          <w:lang w:val="en-US"/>
+        </w:rPr>
+        <w:t>ProjectManagement.Domain.Enums</w:t>
+      </w:r>
+      <w:proofErr w:type="spellEnd"/>
+      <w:r>
+        <w:rPr>
+          <w:lang w:val="en-US"/>
+        </w:rPr>
+        <w:t>;</w:t>
+      </w:r>
+      <w:r>
+        <w:rPr>
+          <w:lang w:val="en-US"/>
+        </w:rPr>
+        <w:br/>
+        <w:t xml:space="preserve">using </w:t>
+      </w:r>
+      <w:proofErr w:type="spellStart"/>
+      <w:r>
+        <w:rPr>
+          <w:lang w:val="en-US"/>
+        </w:rPr>
+        <w:t>ProjectManagement.Domain.Exceptions</w:t>
+      </w:r>
+      <w:proofErr w:type="spellEnd"/>
+      <w:r>
+        <w:rPr>
+          <w:lang w:val="en-US"/>
+        </w:rPr>
+        <w:t>;</w:t>
+      </w:r>
+      <w:r>
+        <w:rPr>
+          <w:lang w:val="en-US"/>
+        </w:rPr>
+        <w:br/>
+        <w:t xml:space="preserve">using </w:t>
+      </w:r>
+      <w:proofErr w:type="spellStart"/>
+      <w:r>
+        <w:rPr>
+          <w:lang w:val="en-US"/>
+        </w:rPr>
+        <w:t>ProjectManagement.Domain.Models</w:t>
+      </w:r>
+      <w:proofErr w:type="spellEnd"/>
+      <w:r>
+        <w:rPr>
+          <w:lang w:val="en-US"/>
+        </w:rPr>
+        <w:t>;</w:t>
+      </w:r>
+      <w:r>
+        <w:rPr>
+          <w:lang w:val="en-US"/>
+        </w:rPr>
+        <w:br/>
+      </w:r>
+      <w:r>
+        <w:rPr>
+          <w:lang w:val="en-US"/>
+        </w:rPr>
+        <w:br/>
+        <w:t xml:space="preserve">namespace </w:t>
+      </w:r>
+      <w:proofErr w:type="spellStart"/>
+      <w:r>
+        <w:rPr>
+          <w:lang w:val="en-US"/>
+        </w:rPr>
+        <w:t>ProjectManagement.Domain.Tests.Projects</w:t>
+      </w:r>
+      <w:proofErr w:type="spellEnd"/>
+      <w:r>
+        <w:rPr>
+          <w:lang w:val="en-US"/>
+        </w:rPr>
+        <w:t>;</w:t>
+      </w:r>
+      <w:r>
+        <w:rPr>
+          <w:lang w:val="en-US"/>
+        </w:rPr>
+        <w:br/>
+      </w:r>
+      <w:r>
+        <w:rPr>
+          <w:lang w:val="en-US"/>
+        </w:rPr>
+        <w:br/>
+        <w:t xml:space="preserve">public class </w:t>
+      </w:r>
+      <w:proofErr w:type="spellStart"/>
+      <w:r>
+        <w:rPr>
+          <w:lang w:val="en-US"/>
+        </w:rPr>
+        <w:t>ProjectTests</w:t>
+      </w:r>
+      <w:proofErr w:type="spellEnd"/>
+      <w:r>
+        <w:rPr>
+          <w:lang w:val="en-US"/>
+        </w:rPr>
+        <w:br/>
+        <w:t>{</w:t>
+      </w:r>
+      <w:r>
+        <w:rPr>
+          <w:lang w:val="en-US"/>
+        </w:rPr>
+        <w:br/>
+        <w:t xml:space="preserve">    [Fact]</w:t>
+      </w:r>
+      <w:r>
+        <w:rPr>
+          <w:lang w:val="en-US"/>
+        </w:rPr>
+        <w:br/>
+        <w:t xml:space="preserve">    public void </w:t>
+      </w:r>
+      <w:proofErr w:type="spellStart"/>
+      <w:r>
+        <w:rPr>
+          <w:lang w:val="en-US"/>
+        </w:rPr>
+        <w:t>Constructor_Should_Set_Default_State</w:t>
+      </w:r>
+      <w:proofErr w:type="spellEnd"/>
+      <w:r>
+        <w:rPr>
+          <w:lang w:val="en-US"/>
+        </w:rPr>
+        <w:t>()</w:t>
+      </w:r>
+      <w:r>
+        <w:rPr>
+          <w:lang w:val="en-US"/>
+        </w:rPr>
+        <w:br/>
+        <w:t xml:space="preserve">    {</w:t>
+      </w:r>
+      <w:r>
+        <w:rPr>
+          <w:lang w:val="en-US"/>
+        </w:rPr>
+        <w:br/>
+        <w:t xml:space="preserve">        var project = </w:t>
+      </w:r>
+      <w:proofErr w:type="spellStart"/>
+      <w:r>
+        <w:rPr>
+          <w:lang w:val="en-US"/>
+        </w:rPr>
+        <w:t>ProjectTestData.CreateProject</w:t>
+      </w:r>
+      <w:proofErr w:type="spellEnd"/>
+      <w:r>
+        <w:rPr>
+          <w:lang w:val="en-US"/>
+        </w:rPr>
+        <w:t>();</w:t>
+      </w:r>
+      <w:r>
+        <w:rPr>
+          <w:lang w:val="en-US"/>
+        </w:rPr>
+        <w:br/>
+      </w:r>
+      <w:r>
+        <w:rPr>
+          <w:lang w:val="en-US"/>
+        </w:rPr>
+        <w:br/>
+        <w:t xml:space="preserve">        </w:t>
+      </w:r>
+      <w:proofErr w:type="spellStart"/>
+      <w:r>
+        <w:rPr>
+          <w:lang w:val="en-US"/>
+        </w:rPr>
+        <w:t>Assert.Equal</w:t>
+      </w:r>
+      <w:proofErr w:type="spellEnd"/>
+      <w:r>
+        <w:rPr>
+          <w:lang w:val="en-US"/>
+        </w:rPr>
+        <w:t>(</w:t>
+      </w:r>
+      <w:proofErr w:type="spellStart"/>
+      <w:r>
+        <w:rPr>
+          <w:lang w:val="en-US"/>
+        </w:rPr>
+        <w:t>ProjectStatus.Active</w:t>
+      </w:r>
+      <w:proofErr w:type="spellEnd"/>
+      <w:r>
+        <w:rPr>
+          <w:lang w:val="en-US"/>
+        </w:rPr>
+        <w:t xml:space="preserve">, </w:t>
+      </w:r>
+      <w:proofErr w:type="spellStart"/>
+      <w:r>
+        <w:rPr>
+          <w:lang w:val="en-US"/>
+        </w:rPr>
+        <w:t>project.Status</w:t>
+      </w:r>
+      <w:proofErr w:type="spellEnd"/>
+      <w:r>
+        <w:rPr>
+          <w:lang w:val="en-US"/>
+        </w:rPr>
+        <w:t>);</w:t>
+      </w:r>
+      <w:r>
+        <w:rPr>
+          <w:lang w:val="en-US"/>
+        </w:rPr>
+        <w:br/>
+        <w:t xml:space="preserve">        </w:t>
+      </w:r>
+      <w:proofErr w:type="spellStart"/>
+      <w:r>
+        <w:rPr>
+          <w:lang w:val="en-US"/>
+        </w:rPr>
+        <w:t>Assert.Equal</w:t>
+      </w:r>
+      <w:proofErr w:type="spellEnd"/>
+      <w:r>
+        <w:rPr>
+          <w:lang w:val="en-US"/>
+        </w:rPr>
+        <w:t>(</w:t>
+      </w:r>
+      <w:proofErr w:type="spellStart"/>
+      <w:r>
+        <w:rPr>
+          <w:lang w:val="en-US"/>
+        </w:rPr>
+        <w:t>ProjectPriority.Medium</w:t>
+      </w:r>
+      <w:proofErr w:type="spellEnd"/>
+      <w:r>
+        <w:rPr>
+          <w:lang w:val="en-US"/>
+        </w:rPr>
+        <w:t xml:space="preserve">, </w:t>
+      </w:r>
+      <w:proofErr w:type="spellStart"/>
+      <w:r>
+        <w:rPr>
+          <w:lang w:val="en-US"/>
+        </w:rPr>
+        <w:t>project.Priority</w:t>
+      </w:r>
+      <w:proofErr w:type="spellEnd"/>
+      <w:r>
+        <w:rPr>
+          <w:lang w:val="en-US"/>
+        </w:rPr>
+        <w:t>);</w:t>
+      </w:r>
+      <w:r>
+        <w:rPr>
+          <w:lang w:val="en-US"/>
+        </w:rPr>
+        <w:br/>
+        <w:t xml:space="preserve">        </w:t>
+      </w:r>
+      <w:proofErr w:type="spellStart"/>
+      <w:r>
+        <w:rPr>
+          <w:lang w:val="en-US"/>
+        </w:rPr>
+        <w:t>Assert.Empty</w:t>
+      </w:r>
+      <w:proofErr w:type="spellEnd"/>
+      <w:r>
+        <w:rPr>
+          <w:lang w:val="en-US"/>
+        </w:rPr>
+        <w:t>(</w:t>
+      </w:r>
+      <w:proofErr w:type="spellStart"/>
+      <w:r>
+        <w:rPr>
+          <w:lang w:val="en-US"/>
+        </w:rPr>
+        <w:t>project.WorkTasks</w:t>
+      </w:r>
+      <w:proofErr w:type="spellEnd"/>
+      <w:r>
+        <w:rPr>
+          <w:lang w:val="en-US"/>
+        </w:rPr>
+        <w:t>);</w:t>
+      </w:r>
+      <w:r>
+        <w:rPr>
+          <w:lang w:val="en-US"/>
+        </w:rPr>
+        <w:br/>
+        <w:t xml:space="preserve">        </w:t>
+      </w:r>
+      <w:proofErr w:type="spellStart"/>
+      <w:r>
+        <w:rPr>
+          <w:lang w:val="en-US"/>
+        </w:rPr>
+        <w:t>Assert.Empty</w:t>
+      </w:r>
+      <w:proofErr w:type="spellEnd"/>
+      <w:r>
+        <w:rPr>
+          <w:lang w:val="en-US"/>
+        </w:rPr>
+        <w:t>(</w:t>
+      </w:r>
+      <w:proofErr w:type="spellStart"/>
+      <w:r>
+        <w:rPr>
+          <w:lang w:val="en-US"/>
+        </w:rPr>
+        <w:t>project.Executors</w:t>
+      </w:r>
+      <w:proofErr w:type="spellEnd"/>
+      <w:r>
+        <w:rPr>
+          <w:lang w:val="en-US"/>
+        </w:rPr>
+        <w:t>);</w:t>
+      </w:r>
+      <w:r>
+        <w:rPr>
+          <w:lang w:val="en-US"/>
+        </w:rPr>
+        <w:br/>
+        <w:t xml:space="preserve">    }</w:t>
+      </w:r>
+      <w:r>
+        <w:rPr>
+          <w:lang w:val="en-US"/>
+        </w:rPr>
+        <w:br/>
+      </w:r>
+      <w:r>
+        <w:rPr>
+          <w:lang w:val="en-US"/>
+        </w:rPr>
+        <w:br/>
+        <w:t xml:space="preserve">    [Theory]</w:t>
+      </w:r>
+      <w:r>
+        <w:rPr>
+          <w:lang w:val="en-US"/>
+        </w:rPr>
+        <w:br/>
+        <w:t xml:space="preserve">    [</w:t>
+      </w:r>
+      <w:proofErr w:type="spellStart"/>
+      <w:r>
+        <w:rPr>
+          <w:lang w:val="en-US"/>
+        </w:rPr>
+        <w:t>InlineData</w:t>
+      </w:r>
+      <w:proofErr w:type="spellEnd"/>
+      <w:r>
+        <w:rPr>
+          <w:lang w:val="en-US"/>
+        </w:rPr>
+        <w:t>("")]</w:t>
+      </w:r>
+      <w:r>
+        <w:rPr>
+          <w:lang w:val="en-US"/>
+        </w:rPr>
+        <w:br/>
+        <w:t xml:space="preserve">    [</w:t>
+      </w:r>
+      <w:proofErr w:type="spellStart"/>
+      <w:r>
+        <w:rPr>
+          <w:lang w:val="en-US"/>
+        </w:rPr>
+        <w:t>InlineData</w:t>
+      </w:r>
+      <w:proofErr w:type="spellEnd"/>
+      <w:r>
+        <w:rPr>
+          <w:lang w:val="en-US"/>
+        </w:rPr>
+        <w:t>("   ")]</w:t>
+      </w:r>
+      <w:r>
+        <w:rPr>
+          <w:lang w:val="en-US"/>
+        </w:rPr>
+        <w:br/>
+        <w:t xml:space="preserve">    public void </w:t>
+      </w:r>
+      <w:proofErr w:type="spellStart"/>
+      <w:r>
+        <w:rPr>
+          <w:lang w:val="en-US"/>
+        </w:rPr>
+        <w:t>Constructor_Should_Throw_When_Title_Is_Empty</w:t>
+      </w:r>
+      <w:proofErr w:type="spellEnd"/>
+      <w:r>
+        <w:rPr>
+          <w:lang w:val="en-US"/>
+        </w:rPr>
+        <w:t>(string title)</w:t>
+      </w:r>
+      <w:r>
+        <w:rPr>
+          <w:lang w:val="en-US"/>
+        </w:rPr>
+        <w:br/>
+        <w:t xml:space="preserve">    {</w:t>
+      </w:r>
+      <w:r>
+        <w:rPr>
+          <w:lang w:val="en-US"/>
+        </w:rPr>
+        <w:br/>
+        <w:t xml:space="preserve">        </w:t>
+      </w:r>
+      <w:proofErr w:type="spellStart"/>
+      <w:r>
+        <w:rPr>
+          <w:lang w:val="en-US"/>
+        </w:rPr>
+        <w:t>Assert.Throws</w:t>
+      </w:r>
+      <w:proofErr w:type="spellEnd"/>
+      <w:r>
+        <w:rPr>
+          <w:lang w:val="en-US"/>
+        </w:rPr>
+        <w:t>&lt;</w:t>
+      </w:r>
+      <w:proofErr w:type="spellStart"/>
+      <w:r>
+        <w:rPr>
+          <w:lang w:val="en-US"/>
+        </w:rPr>
+        <w:t>ArgumentNullException</w:t>
+      </w:r>
+      <w:proofErr w:type="spellEnd"/>
+      <w:r>
+        <w:rPr>
+          <w:lang w:val="en-US"/>
+        </w:rPr>
+        <w:t>&gt;(() =&gt;</w:t>
+      </w:r>
+      <w:r>
+        <w:rPr>
+          <w:lang w:val="en-US"/>
+        </w:rPr>
+        <w:br/>
+        <w:t xml:space="preserve">            new Project(title, "desc", </w:t>
+      </w:r>
+      <w:proofErr w:type="spellStart"/>
+      <w:r>
+        <w:rPr>
+          <w:lang w:val="en-US"/>
+        </w:rPr>
+        <w:t>ProjectPriority.Medium</w:t>
+      </w:r>
+      <w:proofErr w:type="spellEnd"/>
+      <w:r>
+        <w:rPr>
+          <w:lang w:val="en-US"/>
+        </w:rPr>
+        <w:t>)</w:t>
+      </w:r>
+      <w:r>
+        <w:rPr>
+          <w:lang w:val="en-US"/>
+        </w:rPr>
+        <w:br/>
+        <w:t xml:space="preserve">        );</w:t>
+      </w:r>
+      <w:r>
+        <w:rPr>
+          <w:lang w:val="en-US"/>
+        </w:rPr>
+        <w:br/>
+        <w:t xml:space="preserve">    }</w:t>
+      </w:r>
+      <w:r>
+        <w:rPr>
+          <w:lang w:val="en-US"/>
+        </w:rPr>
+        <w:br/>
+      </w:r>
+      <w:r>
+        <w:rPr>
+          <w:lang w:val="en-US"/>
+        </w:rPr>
+        <w:br/>
+        <w:t xml:space="preserve">    [Fact]</w:t>
+      </w:r>
+      <w:r>
+        <w:rPr>
+          <w:lang w:val="en-US"/>
+        </w:rPr>
+        <w:br/>
+        <w:t xml:space="preserve">    public void </w:t>
+      </w:r>
+      <w:proofErr w:type="spellStart"/>
+      <w:r>
+        <w:rPr>
+          <w:lang w:val="en-US"/>
+        </w:rPr>
+        <w:t>Constructor_Should_Throw_When_Title_Too_Long</w:t>
+      </w:r>
+      <w:proofErr w:type="spellEnd"/>
+      <w:r>
+        <w:rPr>
+          <w:lang w:val="en-US"/>
+        </w:rPr>
+        <w:t>()</w:t>
+      </w:r>
+      <w:r>
+        <w:rPr>
+          <w:lang w:val="en-US"/>
+        </w:rPr>
+        <w:br/>
+        <w:t xml:space="preserve">    {</w:t>
+      </w:r>
+      <w:r>
+        <w:rPr>
+          <w:lang w:val="en-US"/>
+        </w:rPr>
+        <w:br/>
+        <w:t xml:space="preserve">        var title = new string('a', </w:t>
+      </w:r>
+      <w:proofErr w:type="spellStart"/>
+      <w:r>
+        <w:rPr>
+          <w:lang w:val="en-US"/>
+        </w:rPr>
+        <w:t>Project.MaxTitleLength</w:t>
+      </w:r>
+      <w:proofErr w:type="spellEnd"/>
+      <w:r>
+        <w:rPr>
+          <w:lang w:val="en-US"/>
+        </w:rPr>
+        <w:t xml:space="preserve"> + 1);</w:t>
+      </w:r>
+      <w:r>
+        <w:rPr>
+          <w:lang w:val="en-US"/>
+        </w:rPr>
+        <w:br/>
+      </w:r>
+      <w:r>
+        <w:rPr>
+          <w:lang w:val="en-US"/>
+        </w:rPr>
+        <w:br/>
+        <w:t xml:space="preserve">        </w:t>
+      </w:r>
+      <w:proofErr w:type="spellStart"/>
+      <w:r>
+        <w:rPr>
+          <w:lang w:val="en-US"/>
+        </w:rPr>
+        <w:t>Assert.Throws</w:t>
+      </w:r>
+      <w:proofErr w:type="spellEnd"/>
+      <w:r>
+        <w:rPr>
+          <w:lang w:val="en-US"/>
+        </w:rPr>
+        <w:t>&lt;</w:t>
+      </w:r>
+      <w:proofErr w:type="spellStart"/>
+      <w:r>
+        <w:rPr>
+          <w:lang w:val="en-US"/>
+        </w:rPr>
+        <w:t>ArgumentOutOfRangeException</w:t>
+      </w:r>
+      <w:proofErr w:type="spellEnd"/>
+      <w:r>
+        <w:rPr>
+          <w:lang w:val="en-US"/>
+        </w:rPr>
+        <w:t>&gt;(() =&gt;</w:t>
+      </w:r>
+      <w:r>
+        <w:rPr>
+          <w:lang w:val="en-US"/>
+        </w:rPr>
+        <w:br/>
+        <w:t xml:space="preserve">            new Project(title, "desc", </w:t>
+      </w:r>
+      <w:proofErr w:type="spellStart"/>
+      <w:r>
+        <w:rPr>
+          <w:lang w:val="en-US"/>
+        </w:rPr>
+        <w:t>ProjectPriority.Medium</w:t>
+      </w:r>
+      <w:proofErr w:type="spellEnd"/>
+      <w:r>
+        <w:rPr>
+          <w:lang w:val="en-US"/>
+        </w:rPr>
+        <w:t>)</w:t>
+      </w:r>
+      <w:r>
+        <w:rPr>
+          <w:lang w:val="en-US"/>
+        </w:rPr>
+        <w:br/>
+        <w:t xml:space="preserve">        );</w:t>
+      </w:r>
+      <w:r>
+        <w:rPr>
+          <w:lang w:val="en-US"/>
+        </w:rPr>
+        <w:br/>
+        <w:t xml:space="preserve">    }</w:t>
+      </w:r>
+      <w:r>
+        <w:rPr>
+          <w:lang w:val="en-US"/>
+        </w:rPr>
+        <w:br/>
+      </w:r>
+      <w:r>
+        <w:rPr>
+          <w:lang w:val="en-US"/>
+        </w:rPr>
+        <w:br/>
+        <w:t xml:space="preserve">    [Fact]</w:t>
+      </w:r>
+      <w:r>
+        <w:rPr>
+          <w:lang w:val="en-US"/>
+        </w:rPr>
+        <w:br/>
+        <w:t xml:space="preserve">    public void </w:t>
+      </w:r>
+      <w:proofErr w:type="spellStart"/>
+      <w:r>
+        <w:rPr>
+          <w:lang w:val="en-US"/>
+        </w:rPr>
+        <w:t>Constructor_Should_Throw_When_Description_Too_Long</w:t>
+      </w:r>
+      <w:proofErr w:type="spellEnd"/>
+      <w:r>
+        <w:rPr>
+          <w:lang w:val="en-US"/>
+        </w:rPr>
+        <w:t>()</w:t>
+      </w:r>
+      <w:r>
+        <w:rPr>
+          <w:lang w:val="en-US"/>
+        </w:rPr>
+        <w:br/>
+        <w:t xml:space="preserve">    {</w:t>
+      </w:r>
+      <w:r>
+        <w:rPr>
+          <w:lang w:val="en-US"/>
+        </w:rPr>
+        <w:br/>
+        <w:t xml:space="preserve">        var description = new string('a', </w:t>
+      </w:r>
+      <w:proofErr w:type="spellStart"/>
+      <w:r>
+        <w:rPr>
+          <w:lang w:val="en-US"/>
+        </w:rPr>
+        <w:t>Project.MaxDescriptionLength</w:t>
+      </w:r>
+      <w:proofErr w:type="spellEnd"/>
+      <w:r>
+        <w:rPr>
+          <w:lang w:val="en-US"/>
+        </w:rPr>
+        <w:t xml:space="preserve"> + 1);</w:t>
+      </w:r>
+      <w:r>
+        <w:rPr>
+          <w:lang w:val="en-US"/>
+        </w:rPr>
+        <w:br/>
+      </w:r>
+      <w:r>
+        <w:rPr>
+          <w:lang w:val="en-US"/>
+        </w:rPr>
+        <w:br/>
+        <w:t xml:space="preserve">        </w:t>
+      </w:r>
+      <w:proofErr w:type="spellStart"/>
+      <w:r>
+        <w:rPr>
+          <w:lang w:val="en-US"/>
+        </w:rPr>
+        <w:t>Assert.Throws</w:t>
+      </w:r>
+      <w:proofErr w:type="spellEnd"/>
+      <w:r>
+        <w:rPr>
+          <w:lang w:val="en-US"/>
+        </w:rPr>
+        <w:t>&lt;</w:t>
+      </w:r>
+      <w:proofErr w:type="spellStart"/>
+      <w:r>
+        <w:rPr>
+          <w:lang w:val="en-US"/>
+        </w:rPr>
+        <w:t>ArgumentOutOfRangeException</w:t>
+      </w:r>
+      <w:proofErr w:type="spellEnd"/>
+      <w:r>
+        <w:rPr>
+          <w:lang w:val="en-US"/>
+        </w:rPr>
+        <w:t>&gt;(() =&gt;</w:t>
+      </w:r>
+      <w:r>
+        <w:rPr>
+          <w:lang w:val="en-US"/>
+        </w:rPr>
+        <w:br/>
+        <w:t xml:space="preserve">            new Project("title", description, </w:t>
+      </w:r>
+      <w:proofErr w:type="spellStart"/>
+      <w:r>
+        <w:rPr>
+          <w:lang w:val="en-US"/>
+        </w:rPr>
+        <w:t>ProjectPriority.Medium</w:t>
+      </w:r>
+      <w:proofErr w:type="spellEnd"/>
+      <w:r>
+        <w:rPr>
+          <w:lang w:val="en-US"/>
+        </w:rPr>
+        <w:t>)</w:t>
+      </w:r>
+      <w:r>
+        <w:rPr>
+          <w:lang w:val="en-US"/>
+        </w:rPr>
+        <w:br/>
+        <w:t xml:space="preserve">        );</w:t>
+      </w:r>
+      <w:r>
+        <w:rPr>
+          <w:lang w:val="en-US"/>
+        </w:rPr>
+        <w:br/>
+        <w:t xml:space="preserve">    }</w:t>
+      </w:r>
+      <w:r>
+        <w:rPr>
+          <w:lang w:val="en-US"/>
+        </w:rPr>
+        <w:br/>
+      </w:r>
+      <w:r>
+        <w:rPr>
+          <w:lang w:val="en-US"/>
+        </w:rPr>
+        <w:br/>
+        <w:t xml:space="preserve">    [Fact]</w:t>
+      </w:r>
+      <w:r>
+        <w:rPr>
+          <w:lang w:val="en-US"/>
+        </w:rPr>
+        <w:br/>
+        <w:t xml:space="preserve">    public void </w:t>
+      </w:r>
+      <w:proofErr w:type="spellStart"/>
+      <w:r>
+        <w:rPr>
+          <w:lang w:val="en-US"/>
+        </w:rPr>
+        <w:t>Complete_Should_Throw_When_Has_Incomplete_Tasks</w:t>
+      </w:r>
+      <w:proofErr w:type="spellEnd"/>
+      <w:r>
+        <w:rPr>
+          <w:lang w:val="en-US"/>
+        </w:rPr>
+        <w:t>()</w:t>
+      </w:r>
+      <w:r>
+        <w:rPr>
+          <w:lang w:val="en-US"/>
+        </w:rPr>
+        <w:br/>
+        <w:t xml:space="preserve">    {</w:t>
+      </w:r>
+      <w:r>
+        <w:rPr>
+          <w:lang w:val="en-US"/>
+        </w:rPr>
+        <w:br/>
+        <w:t xml:space="preserve">        var project = </w:t>
+      </w:r>
+      <w:proofErr w:type="spellStart"/>
+      <w:r>
+        <w:rPr>
+          <w:lang w:val="en-US"/>
+        </w:rPr>
+        <w:t>ProjectTestData.CreateProject</w:t>
+      </w:r>
+      <w:proofErr w:type="spellEnd"/>
+      <w:r>
+        <w:rPr>
+          <w:lang w:val="en-US"/>
+        </w:rPr>
+        <w:t>();</w:t>
+      </w:r>
+      <w:r>
+        <w:rPr>
+          <w:lang w:val="en-US"/>
+        </w:rPr>
+        <w:br/>
+      </w:r>
+      <w:r>
+        <w:rPr>
+          <w:lang w:val="en-US"/>
+        </w:rPr>
+        <w:br/>
+        <w:t xml:space="preserve">        </w:t>
+      </w:r>
+      <w:proofErr w:type="spellStart"/>
+      <w:r>
+        <w:rPr>
+          <w:lang w:val="en-US"/>
+        </w:rPr>
+        <w:t>project.CreateWorkTask</w:t>
+      </w:r>
+      <w:proofErr w:type="spellEnd"/>
+      <w:r>
+        <w:rPr>
+          <w:lang w:val="en-US"/>
+        </w:rPr>
+        <w:t xml:space="preserve">("t", null, </w:t>
+      </w:r>
+      <w:proofErr w:type="spellStart"/>
+      <w:r>
+        <w:rPr>
+          <w:lang w:val="en-US"/>
+        </w:rPr>
+        <w:t>DateTime.UtcNow.AddDays</w:t>
+      </w:r>
+      <w:proofErr w:type="spellEnd"/>
+      <w:r>
+        <w:rPr>
+          <w:lang w:val="en-US"/>
+        </w:rPr>
+        <w:t>(1));</w:t>
+      </w:r>
+      <w:r>
+        <w:rPr>
+          <w:lang w:val="en-US"/>
+        </w:rPr>
+        <w:br/>
+      </w:r>
+      <w:r>
+        <w:rPr>
+          <w:lang w:val="en-US"/>
+        </w:rPr>
+        <w:br/>
+        <w:t xml:space="preserve">        </w:t>
+      </w:r>
+      <w:proofErr w:type="spellStart"/>
+      <w:r>
+        <w:rPr>
+          <w:lang w:val="en-US"/>
+        </w:rPr>
+        <w:t>Assert.Throws</w:t>
+      </w:r>
+      <w:proofErr w:type="spellEnd"/>
+      <w:r>
+        <w:rPr>
+          <w:lang w:val="en-US"/>
+        </w:rPr>
+        <w:t>&lt;</w:t>
+      </w:r>
+      <w:proofErr w:type="spellStart"/>
+      <w:r>
+        <w:rPr>
+          <w:lang w:val="en-US"/>
+        </w:rPr>
+        <w:t>DomainRuleException</w:t>
+      </w:r>
+      <w:proofErr w:type="spellEnd"/>
+      <w:r>
+        <w:rPr>
+          <w:lang w:val="en-US"/>
+        </w:rPr>
+        <w:t xml:space="preserve">&gt;(() =&gt; </w:t>
+      </w:r>
+      <w:proofErr w:type="spellStart"/>
+      <w:r>
+        <w:rPr>
+          <w:lang w:val="en-US"/>
+        </w:rPr>
+        <w:t>project.Complete</w:t>
+      </w:r>
+      <w:proofErr w:type="spellEnd"/>
+      <w:r>
+        <w:rPr>
+          <w:lang w:val="en-US"/>
+        </w:rPr>
+        <w:t>());</w:t>
+      </w:r>
+      <w:r>
+        <w:rPr>
+          <w:lang w:val="en-US"/>
+        </w:rPr>
+        <w:br/>
+        <w:t xml:space="preserve">    }</w:t>
+      </w:r>
+      <w:r>
+        <w:rPr>
+          <w:lang w:val="en-US"/>
+        </w:rPr>
+        <w:br/>
+      </w:r>
+      <w:r>
+        <w:rPr>
+          <w:lang w:val="en-US"/>
+        </w:rPr>
+        <w:br/>
+        <w:t xml:space="preserve">    [Fact]</w:t>
+      </w:r>
+      <w:r>
+        <w:rPr>
+          <w:lang w:val="en-US"/>
+        </w:rPr>
+        <w:br/>
+      </w:r>
+      <w:r>
+        <w:rPr>
+          <w:lang w:val="en-US"/>
+        </w:rPr>
+        <w:lastRenderedPageBreak/>
+        <w:t xml:space="preserve">    public void </w:t>
+      </w:r>
+      <w:proofErr w:type="spellStart"/>
+      <w:r>
+        <w:rPr>
+          <w:lang w:val="en-US"/>
+        </w:rPr>
+        <w:t>Complete_Should_Work_When_All_Tasks_Completed</w:t>
+      </w:r>
+      <w:proofErr w:type="spellEnd"/>
+      <w:r>
+        <w:rPr>
+          <w:lang w:val="en-US"/>
+        </w:rPr>
+        <w:t>()</w:t>
+      </w:r>
+      <w:r>
+        <w:rPr>
+          <w:lang w:val="en-US"/>
+        </w:rPr>
+        <w:br/>
+        <w:t xml:space="preserve">    {</w:t>
+      </w:r>
+      <w:r>
+        <w:rPr>
+          <w:lang w:val="en-US"/>
+        </w:rPr>
+        <w:br/>
+        <w:t xml:space="preserve">        var project = </w:t>
+      </w:r>
+      <w:proofErr w:type="spellStart"/>
+      <w:r>
+        <w:rPr>
+          <w:lang w:val="en-US"/>
+        </w:rPr>
+        <w:t>ProjectTestData.CreateProject</w:t>
+      </w:r>
+      <w:proofErr w:type="spellEnd"/>
+      <w:r>
+        <w:rPr>
+          <w:lang w:val="en-US"/>
+        </w:rPr>
+        <w:t>();</w:t>
+      </w:r>
+      <w:r>
+        <w:rPr>
+          <w:lang w:val="en-US"/>
+        </w:rPr>
+        <w:br/>
+      </w:r>
+      <w:r>
+        <w:rPr>
+          <w:lang w:val="en-US"/>
+        </w:rPr>
+        <w:br/>
+        <w:t xml:space="preserve">        </w:t>
+      </w:r>
+      <w:proofErr w:type="spellStart"/>
+      <w:r>
+        <w:rPr>
+          <w:lang w:val="en-US"/>
+        </w:rPr>
+        <w:t>project.AddExecutor</w:t>
+      </w:r>
+      <w:proofErr w:type="spellEnd"/>
+      <w:r>
+        <w:rPr>
+          <w:lang w:val="en-US"/>
+        </w:rPr>
+        <w:t>(Guid.CreateVersion7());</w:t>
+      </w:r>
+      <w:r>
+        <w:rPr>
+          <w:lang w:val="en-US"/>
+        </w:rPr>
+        <w:br/>
+        <w:t xml:space="preserve">        var user = </w:t>
+      </w:r>
+      <w:proofErr w:type="spellStart"/>
+      <w:r>
+        <w:rPr>
+          <w:lang w:val="en-US"/>
+        </w:rPr>
+        <w:t>project.Executors.First</w:t>
+      </w:r>
+      <w:proofErr w:type="spellEnd"/>
+      <w:r>
+        <w:rPr>
+          <w:lang w:val="en-US"/>
+        </w:rPr>
+        <w:t>().</w:t>
+      </w:r>
+      <w:proofErr w:type="spellStart"/>
+      <w:r>
+        <w:rPr>
+          <w:lang w:val="en-US"/>
+        </w:rPr>
+        <w:t>UserId</w:t>
+      </w:r>
+      <w:proofErr w:type="spellEnd"/>
+      <w:r>
+        <w:rPr>
+          <w:lang w:val="en-US"/>
+        </w:rPr>
+        <w:t>;</w:t>
+      </w:r>
+      <w:r>
+        <w:rPr>
+          <w:lang w:val="en-US"/>
+        </w:rPr>
+        <w:br/>
+      </w:r>
+      <w:r>
+        <w:rPr>
+          <w:lang w:val="en-US"/>
+        </w:rPr>
+        <w:br/>
+        <w:t xml:space="preserve">        </w:t>
+      </w:r>
+      <w:proofErr w:type="spellStart"/>
+      <w:r>
+        <w:rPr>
+          <w:lang w:val="en-US"/>
+        </w:rPr>
+        <w:t>project.CreateWorkTask</w:t>
+      </w:r>
+      <w:proofErr w:type="spellEnd"/>
+      <w:r>
+        <w:rPr>
+          <w:lang w:val="en-US"/>
+        </w:rPr>
+        <w:t xml:space="preserve">("t", null, </w:t>
+      </w:r>
+      <w:proofErr w:type="spellStart"/>
+      <w:r>
+        <w:rPr>
+          <w:lang w:val="en-US"/>
+        </w:rPr>
+        <w:t>DateTime.UtcNow.AddDays</w:t>
+      </w:r>
+      <w:proofErr w:type="spellEnd"/>
+      <w:r>
+        <w:rPr>
+          <w:lang w:val="en-US"/>
+        </w:rPr>
+        <w:t>(1));</w:t>
+      </w:r>
+      <w:r>
+        <w:rPr>
+          <w:lang w:val="en-US"/>
+        </w:rPr>
+        <w:br/>
+        <w:t xml:space="preserve">        var task = </w:t>
+      </w:r>
+      <w:proofErr w:type="spellStart"/>
+      <w:r>
+        <w:rPr>
+          <w:lang w:val="en-US"/>
+        </w:rPr>
+        <w:t>project.WorkTasks.First</w:t>
+      </w:r>
+      <w:proofErr w:type="spellEnd"/>
+      <w:r>
+        <w:rPr>
+          <w:lang w:val="en-US"/>
+        </w:rPr>
+        <w:t>();</w:t>
+      </w:r>
+      <w:r>
+        <w:rPr>
+          <w:lang w:val="en-US"/>
+        </w:rPr>
+        <w:br/>
+      </w:r>
+      <w:r>
+        <w:rPr>
+          <w:lang w:val="en-US"/>
+        </w:rPr>
+        <w:br/>
+        <w:t xml:space="preserve">        </w:t>
+      </w:r>
+      <w:proofErr w:type="spellStart"/>
+      <w:r>
+        <w:rPr>
+          <w:lang w:val="en-US"/>
+        </w:rPr>
+        <w:t>project.AssignWorkTaskExecutor</w:t>
+      </w:r>
+      <w:proofErr w:type="spellEnd"/>
+      <w:r>
+        <w:rPr>
+          <w:lang w:val="en-US"/>
+        </w:rPr>
+        <w:t>(</w:t>
+      </w:r>
+      <w:proofErr w:type="spellStart"/>
+      <w:r>
+        <w:rPr>
+          <w:lang w:val="en-US"/>
+        </w:rPr>
+        <w:t>task.Id</w:t>
+      </w:r>
+      <w:proofErr w:type="spellEnd"/>
+      <w:r>
+        <w:rPr>
+          <w:lang w:val="en-US"/>
+        </w:rPr>
+        <w:t>, user);</w:t>
+      </w:r>
+      <w:r>
+        <w:rPr>
+          <w:lang w:val="en-US"/>
+        </w:rPr>
+        <w:br/>
+        <w:t xml:space="preserve">        </w:t>
+      </w:r>
+      <w:proofErr w:type="spellStart"/>
+      <w:r>
+        <w:rPr>
+          <w:lang w:val="en-US"/>
+        </w:rPr>
+        <w:t>project.CompleteWorkTask</w:t>
+      </w:r>
+      <w:proofErr w:type="spellEnd"/>
+      <w:r>
+        <w:rPr>
+          <w:lang w:val="en-US"/>
+        </w:rPr>
+        <w:t>(</w:t>
+      </w:r>
+      <w:proofErr w:type="spellStart"/>
+      <w:r>
+        <w:rPr>
+          <w:lang w:val="en-US"/>
+        </w:rPr>
+        <w:t>task.Id</w:t>
+      </w:r>
+      <w:proofErr w:type="spellEnd"/>
+      <w:r>
+        <w:rPr>
+          <w:lang w:val="en-US"/>
+        </w:rPr>
+        <w:t>);</w:t>
+      </w:r>
+      <w:r>
+        <w:rPr>
+          <w:lang w:val="en-US"/>
+        </w:rPr>
+        <w:br/>
+      </w:r>
+      <w:r>
+        <w:rPr>
+          <w:lang w:val="en-US"/>
+        </w:rPr>
+        <w:br/>
+        <w:t xml:space="preserve">        </w:t>
+      </w:r>
+      <w:proofErr w:type="spellStart"/>
+      <w:r>
+        <w:rPr>
+          <w:lang w:val="en-US"/>
+        </w:rPr>
+        <w:t>project.Complete</w:t>
+      </w:r>
+      <w:proofErr w:type="spellEnd"/>
+      <w:r>
+        <w:rPr>
+          <w:lang w:val="en-US"/>
+        </w:rPr>
+        <w:t>();</w:t>
+      </w:r>
+      <w:r>
+        <w:rPr>
+          <w:lang w:val="en-US"/>
+        </w:rPr>
+        <w:br/>
+      </w:r>
+      <w:r>
+        <w:rPr>
+          <w:lang w:val="en-US"/>
+        </w:rPr>
+        <w:br/>
+        <w:t xml:space="preserve">        </w:t>
+      </w:r>
+      <w:proofErr w:type="spellStart"/>
+      <w:r>
+        <w:rPr>
+          <w:lang w:val="en-US"/>
+        </w:rPr>
+        <w:t>Assert.Equal</w:t>
+      </w:r>
+      <w:proofErr w:type="spellEnd"/>
+      <w:r>
+        <w:rPr>
+          <w:lang w:val="en-US"/>
+        </w:rPr>
+        <w:t>(</w:t>
+      </w:r>
+      <w:proofErr w:type="spellStart"/>
+      <w:r>
+        <w:rPr>
+          <w:lang w:val="en-US"/>
+        </w:rPr>
+        <w:t>ProjectStatus.Completed</w:t>
+      </w:r>
+      <w:proofErr w:type="spellEnd"/>
+      <w:r>
+        <w:rPr>
+          <w:lang w:val="en-US"/>
+        </w:rPr>
+        <w:t xml:space="preserve">, </w:t>
+      </w:r>
+      <w:proofErr w:type="spellStart"/>
+      <w:r>
+        <w:rPr>
+          <w:lang w:val="en-US"/>
+        </w:rPr>
+        <w:t>project.Status</w:t>
+      </w:r>
+      <w:proofErr w:type="spellEnd"/>
+      <w:r>
+        <w:rPr>
+          <w:lang w:val="en-US"/>
+        </w:rPr>
+        <w:t>);</w:t>
+      </w:r>
+      <w:r>
+        <w:rPr>
+          <w:lang w:val="en-US"/>
+        </w:rPr>
+        <w:br/>
+        <w:t xml:space="preserve">    }</w:t>
+      </w:r>
+      <w:r>
+        <w:rPr>
+          <w:lang w:val="en-US"/>
+        </w:rPr>
+        <w:br/>
+      </w:r>
+      <w:r>
+        <w:rPr>
+          <w:lang w:val="en-US"/>
+        </w:rPr>
+        <w:br/>
+        <w:t xml:space="preserve">    [Fact]</w:t>
+      </w:r>
+      <w:r>
+        <w:rPr>
+          <w:lang w:val="en-US"/>
+        </w:rPr>
+        <w:br/>
+        <w:t xml:space="preserve">    public void </w:t>
+      </w:r>
+      <w:proofErr w:type="spellStart"/>
+      <w:r>
+        <w:rPr>
+          <w:lang w:val="en-US"/>
+        </w:rPr>
+        <w:t>ChangeTitle_Should_Throw_When_Completed</w:t>
+      </w:r>
+      <w:proofErr w:type="spellEnd"/>
+      <w:r>
+        <w:rPr>
+          <w:lang w:val="en-US"/>
+        </w:rPr>
+        <w:t>()</w:t>
+      </w:r>
+      <w:r>
+        <w:rPr>
+          <w:lang w:val="en-US"/>
+        </w:rPr>
+        <w:br/>
+        <w:t xml:space="preserve">    {</w:t>
+      </w:r>
+      <w:r>
+        <w:rPr>
+          <w:lang w:val="en-US"/>
+        </w:rPr>
+        <w:br/>
+        <w:t xml:space="preserve">        var project = </w:t>
+      </w:r>
+      <w:proofErr w:type="spellStart"/>
+      <w:r>
+        <w:rPr>
+          <w:lang w:val="en-US"/>
+        </w:rPr>
+        <w:t>ProjectTestData.CreateCompletedProject</w:t>
+      </w:r>
+      <w:proofErr w:type="spellEnd"/>
+      <w:r>
+        <w:rPr>
+          <w:lang w:val="en-US"/>
+        </w:rPr>
+        <w:t>();</w:t>
+      </w:r>
+      <w:r>
+        <w:rPr>
+          <w:lang w:val="en-US"/>
+        </w:rPr>
+        <w:br/>
+      </w:r>
+      <w:r>
+        <w:rPr>
+          <w:lang w:val="en-US"/>
+        </w:rPr>
+        <w:br/>
+        <w:t xml:space="preserve">        </w:t>
+      </w:r>
+      <w:proofErr w:type="spellStart"/>
+      <w:r>
+        <w:rPr>
+          <w:lang w:val="en-US"/>
+        </w:rPr>
+        <w:t>Assert.Throws</w:t>
+      </w:r>
+      <w:proofErr w:type="spellEnd"/>
+      <w:r>
+        <w:rPr>
+          <w:lang w:val="en-US"/>
+        </w:rPr>
+        <w:t>&lt;</w:t>
+      </w:r>
+      <w:proofErr w:type="spellStart"/>
+      <w:r>
+        <w:rPr>
+          <w:lang w:val="en-US"/>
+        </w:rPr>
+        <w:t>DomainRuleException</w:t>
+      </w:r>
+      <w:proofErr w:type="spellEnd"/>
+      <w:r>
+        <w:rPr>
+          <w:lang w:val="en-US"/>
+        </w:rPr>
+        <w:t xml:space="preserve">&gt;(() =&gt; </w:t>
+      </w:r>
+      <w:proofErr w:type="spellStart"/>
+      <w:r>
+        <w:rPr>
+          <w:lang w:val="en-US"/>
+        </w:rPr>
+        <w:t>project.ChangeTitle</w:t>
+      </w:r>
+      <w:proofErr w:type="spellEnd"/>
+      <w:r>
+        <w:rPr>
+          <w:lang w:val="en-US"/>
+        </w:rPr>
+        <w:t>("new"));</w:t>
+      </w:r>
+      <w:r>
+        <w:rPr>
+          <w:lang w:val="en-US"/>
+        </w:rPr>
+        <w:br/>
+        <w:t xml:space="preserve">    }</w:t>
+      </w:r>
+      <w:r>
+        <w:rPr>
+          <w:lang w:val="en-US"/>
+        </w:rPr>
+        <w:br/>
+        <w:t>}</w:t>
+      </w:r>
+    </w:p>
+    <w:p>
+      <w:pPr>
+        <w:pStyle w:val="listing"/>
+      </w:pPr>
+      <w:r>
+        <w:rPr>
+          <w:lang w:val="ru-RU"/>
+        </w:rPr>
+        <w:t>Листинг</w:t>
+      </w:r>
+      <w:r>
+        <w:t xml:space="preserve"> </w:t>
+      </w:r>
+      <w:r>
+        <w:rPr>
+          <w:lang w:val="ru-RU"/>
+        </w:rPr>
+        <w:t>Д</w:t>
+      </w:r>
+      <w:r>
+        <w:t>.</w:t>
+      </w:r>
+      <w:r>
+        <w:t>5</w:t>
+      </w:r>
+      <w:r>
+        <w:t xml:space="preserve"> — </w:t>
+      </w:r>
+      <w:proofErr w:type="spellStart"/>
+      <w:r>
+        <w:t>ProjectWorkTasksTests.cs</w:t>
+      </w:r>
+      <w:proofErr w:type="spellEnd"/>
+    </w:p>
+    <w:p>
+      <w:pPr>
+        <w:pStyle w:val="code"/>
+        <w:rPr>
+          <w:lang w:val="en-US"/>
+        </w:rPr>
+      </w:pPr>
+      <w:r>
+        <w:rPr>
+          <w:lang w:val="en-US"/>
+        </w:rPr>
+        <w:t xml:space="preserve">using </w:t>
+      </w:r>
+      <w:proofErr w:type="spellStart"/>
+      <w:r>
+        <w:rPr>
+          <w:lang w:val="en-US"/>
+        </w:rPr>
+        <w:t>ProjectManagement.Domain.Exceptions</w:t>
+      </w:r>
+      <w:proofErr w:type="spellEnd"/>
+      <w:r>
+        <w:rPr>
+          <w:lang w:val="en-US"/>
+        </w:rPr>
+        <w:t>;</w:t>
+      </w:r>
+    </w:p>
+    <w:p>
+      <w:pPr>
+        <w:pStyle w:val="code"/>
+        <w:rPr>
+          <w:lang w:val="en-US"/>
+        </w:rPr>
+      </w:pPr>
+    </w:p>
+    <w:p>
+      <w:pPr>
+        <w:pStyle w:val="code"/>
+        <w:rPr>
+          <w:lang w:val="en-US"/>
+        </w:rPr>
+      </w:pPr>
+      <w:r>
+        <w:rPr>
+          <w:lang w:val="en-US"/>
+        </w:rPr>
+        <w:t xml:space="preserve">namespace </w:t>
+      </w:r>
+      <w:proofErr w:type="spellStart"/>
+      <w:r>
+        <w:rPr>
+          <w:lang w:val="en-US"/>
+        </w:rPr>
+        <w:t>ProjectManagement.Domain.Tests.Projects</w:t>
+      </w:r>
+      <w:proofErr w:type="spellEnd"/>
+      <w:r>
+        <w:rPr>
+          <w:lang w:val="en-US"/>
+        </w:rPr>
+        <w:t>;</w:t>
+      </w:r>
+    </w:p>
+    <w:p>
+      <w:pPr>
+        <w:pStyle w:val="code"/>
+        <w:rPr>
+          <w:lang w:val="en-US"/>
+        </w:rPr>
+      </w:pPr>
+    </w:p>
+    <w:p>
+      <w:pPr>
+        <w:pStyle w:val="code"/>
+        <w:rPr>
+          <w:lang w:val="en-US"/>
+        </w:rPr>
+      </w:pPr>
+      <w:r>
+        <w:rPr>
+          <w:lang w:val="en-US"/>
+        </w:rPr>
+        <w:t xml:space="preserve">public class </w:t>
+      </w:r>
+      <w:proofErr w:type="spellStart"/>
+      <w:r>
+        <w:rPr>
+          <w:lang w:val="en-US"/>
+        </w:rPr>
+        <w:t>ProjectWorkTasksTests</w:t>
+      </w:r>
+      <w:proofErr w:type="spellEnd"/>
+    </w:p>
+    <w:p>
+      <w:pPr>
+        <w:pStyle w:val="code"/>
+        <w:rPr>
+          <w:lang w:val="en-US"/>
+        </w:rPr>
+      </w:pPr>
+      <w:r>
+        <w:rPr>
+          <w:lang w:val="en-US"/>
+        </w:rPr>
+        <w:t>{</w:t>
+      </w:r>
+    </w:p>
+    <w:p>
+      <w:pPr>
+        <w:pStyle w:val="code"/>
+        <w:rPr>
+          <w:lang w:val="en-US"/>
+        </w:rPr>
+      </w:pPr>
+      <w:r>
+        <w:rPr>
+          <w:lang w:val="en-US"/>
+        </w:rPr>
+        <w:t xml:space="preserve">    [Fact]</w:t>
+      </w:r>
+    </w:p>
+    <w:p>
+      <w:pPr>
+        <w:pStyle w:val="code"/>
+        <w:rPr>
+          <w:lang w:val="en-US"/>
+        </w:rPr>
+      </w:pPr>
+      <w:r>
+        <w:rPr>
+          <w:lang w:val="en-US"/>
+        </w:rPr>
+        <w:t xml:space="preserve">    public void </w:t>
+      </w:r>
+      <w:proofErr w:type="spellStart"/>
+      <w:r>
+        <w:rPr>
+          <w:lang w:val="en-US"/>
+        </w:rPr>
+        <w:t>CreateWorkTask_Should_Add_Task</w:t>
+      </w:r>
+      <w:proofErr w:type="spellEnd"/>
+      <w:r>
+        <w:rPr>
+          <w:lang w:val="en-US"/>
+        </w:rPr>
+        <w:t>()</w:t>
+      </w:r>
+    </w:p>
+    <w:p>
+      <w:pPr>
+        <w:pStyle w:val="code"/>
+        <w:rPr>
+          <w:lang w:val="en-US"/>
+        </w:rPr>
+      </w:pPr>
+      <w:r>
+        <w:rPr>
+          <w:lang w:val="en-US"/>
+        </w:rPr>
+        <w:t xml:space="preserve">    {</w:t>
+      </w:r>
+    </w:p>
+    <w:p>
+      <w:pPr>
+        <w:pStyle w:val="code"/>
+        <w:rPr>
+          <w:lang w:val="en-US"/>
+        </w:rPr>
+      </w:pPr>
+      <w:r>
+        <w:rPr>
+          <w:lang w:val="en-US"/>
+        </w:rPr>
+        <w:t xml:space="preserve">        var project = </w:t>
+      </w:r>
+      <w:proofErr w:type="spellStart"/>
+      <w:r>
+        <w:rPr>
+          <w:lang w:val="en-US"/>
+        </w:rPr>
+        <w:t>ProjectTestData.CreateProject</w:t>
+      </w:r>
+      <w:proofErr w:type="spellEnd"/>
+      <w:r>
+        <w:rPr>
+          <w:lang w:val="en-US"/>
+        </w:rPr>
+        <w:t>();</w:t>
+      </w:r>
+    </w:p>
+    <w:p>
+      <w:pPr>
+        <w:pStyle w:val="code"/>
+        <w:rPr>
+          <w:lang w:val="en-US"/>
+        </w:rPr>
+      </w:pPr>
+    </w:p>
+    <w:p>
+      <w:pPr>
+        <w:pStyle w:val="code"/>
+        <w:rPr>
+          <w:lang w:val="en-US"/>
+        </w:rPr>
+      </w:pPr>
+      <w:r>
+        <w:rPr>
+          <w:lang w:val="en-US"/>
+        </w:rPr>
+        <w:t xml:space="preserve">        </w:t>
+      </w:r>
+      <w:proofErr w:type="spellStart"/>
+      <w:r>
+        <w:rPr>
+          <w:lang w:val="en-US"/>
+        </w:rPr>
+        <w:t>project.CreateWorkTask</w:t>
+      </w:r>
+      <w:proofErr w:type="spellEnd"/>
+      <w:r>
+        <w:rPr>
+          <w:lang w:val="en-US"/>
+        </w:rPr>
+        <w:t xml:space="preserve">("Task", null, </w:t>
+      </w:r>
+      <w:proofErr w:type="spellStart"/>
+      <w:r>
+        <w:rPr>
+          <w:lang w:val="en-US"/>
+        </w:rPr>
+        <w:t>DateTime.UtcNow.AddDays</w:t>
+      </w:r>
+      <w:proofErr w:type="spellEnd"/>
+      <w:r>
+        <w:rPr>
+          <w:lang w:val="en-US"/>
+        </w:rPr>
+        <w:t>(1));</w:t>
+      </w:r>
+    </w:p>
+    <w:p>
+      <w:pPr>
+        <w:pStyle w:val="code"/>
+        <w:rPr>
+          <w:lang w:val="en-US"/>
+        </w:rPr>
+      </w:pPr>
+    </w:p>
+    <w:p>
+      <w:pPr>
+        <w:pStyle w:val="code"/>
+        <w:rPr>
+          <w:lang w:val="en-US"/>
+        </w:rPr>
+      </w:pPr>
+      <w:r>
+        <w:rPr>
+          <w:lang w:val="en-US"/>
+        </w:rPr>
+        <w:t xml:space="preserve">        </w:t>
+      </w:r>
+      <w:proofErr w:type="spellStart"/>
+      <w:r>
+        <w:rPr>
+          <w:lang w:val="en-US"/>
+        </w:rPr>
+        <w:t>Assert.Single</w:t>
+      </w:r>
+      <w:proofErr w:type="spellEnd"/>
+      <w:r>
+        <w:rPr>
+          <w:lang w:val="en-US"/>
+        </w:rPr>
+        <w:t>(</w:t>
+      </w:r>
+      <w:proofErr w:type="spellStart"/>
+      <w:r>
+        <w:rPr>
+          <w:lang w:val="en-US"/>
+        </w:rPr>
+        <w:t>project.WorkTasks</w:t>
+      </w:r>
+      <w:proofErr w:type="spellEnd"/>
+      <w:r>
+        <w:rPr>
+          <w:lang w:val="en-US"/>
+        </w:rPr>
+        <w:t>);</w:t>
+      </w:r>
+    </w:p>
+    <w:p>
+      <w:pPr>
+        <w:pStyle w:val="code"/>
+        <w:rPr>
+          <w:lang w:val="en-US"/>
+        </w:rPr>
+      </w:pPr>
+      <w:r>
+        <w:rPr>
+          <w:lang w:val="en-US"/>
+        </w:rPr>
+        <w:t xml:space="preserve">    }</w:t>
+      </w:r>
+    </w:p>
+    <w:p>
+      <w:pPr>
+        <w:pStyle w:val="code"/>
+        <w:rPr>
+          <w:lang w:val="en-US"/>
+        </w:rPr>
+      </w:pPr>
+    </w:p>
+    <w:p>
+      <w:pPr>
+        <w:pStyle w:val="code"/>
+        <w:rPr>
+          <w:lang w:val="en-US"/>
+        </w:rPr>
+      </w:pPr>
+      <w:r>
+        <w:rPr>
+          <w:lang w:val="en-US"/>
+        </w:rPr>
+        <w:t xml:space="preserve">    [Fact]</w:t>
+      </w:r>
+    </w:p>
+    <w:p>
+      <w:pPr>
+        <w:pStyle w:val="code"/>
+        <w:rPr>
+          <w:lang w:val="en-US"/>
+        </w:rPr>
+      </w:pPr>
+      <w:r>
+        <w:rPr>
+          <w:lang w:val="en-US"/>
+        </w:rPr>
+        <w:t xml:space="preserve">    public void </w:t>
+      </w:r>
+      <w:proofErr w:type="spellStart"/>
+      <w:r>
+        <w:rPr>
+          <w:lang w:val="en-US"/>
+        </w:rPr>
+        <w:t>CreateWorkTask_Should_Throw_When_Project_Completed</w:t>
+      </w:r>
+      <w:proofErr w:type="spellEnd"/>
+      <w:r>
+        <w:rPr>
+          <w:lang w:val="en-US"/>
+        </w:rPr>
+        <w:t>()</w:t>
+      </w:r>
+    </w:p>
+    <w:p>
+      <w:pPr>
+        <w:pStyle w:val="code"/>
+        <w:rPr>
+          <w:lang w:val="en-US"/>
+        </w:rPr>
+      </w:pPr>
+      <w:r>
+        <w:rPr>
+          <w:lang w:val="en-US"/>
+        </w:rPr>
+        <w:t xml:space="preserve">    {</w:t>
+      </w:r>
+    </w:p>
+    <w:p>
+      <w:pPr>
+        <w:pStyle w:val="code"/>
+        <w:rPr>
+          <w:lang w:val="en-US"/>
+        </w:rPr>
+      </w:pPr>
+      <w:r>
+        <w:rPr>
+          <w:lang w:val="en-US"/>
+        </w:rPr>
+        <w:t xml:space="preserve">        var project = </w:t>
+      </w:r>
+      <w:proofErr w:type="spellStart"/>
+      <w:r>
+        <w:rPr>
+          <w:lang w:val="en-US"/>
+        </w:rPr>
+        <w:t>ProjectTestData.CreateCompletedProject</w:t>
+      </w:r>
+      <w:proofErr w:type="spellEnd"/>
+      <w:r>
+        <w:rPr>
+          <w:lang w:val="en-US"/>
+        </w:rPr>
+        <w:t>();</w:t>
+      </w:r>
+    </w:p>
+    <w:p>
+      <w:pPr>
+        <w:pStyle w:val="code"/>
+        <w:rPr>
+          <w:lang w:val="en-US"/>
+        </w:rPr>
+      </w:pPr>
+    </w:p>
+    <w:p>
+      <w:pPr>
+        <w:pStyle w:val="code"/>
+        <w:rPr>
+          <w:lang w:val="en-US"/>
+        </w:rPr>
+      </w:pPr>
+      <w:r>
+        <w:rPr>
+          <w:lang w:val="en-US"/>
+        </w:rPr>
+        <w:t xml:space="preserve">        </w:t>
+      </w:r>
+      <w:proofErr w:type="spellStart"/>
+      <w:r>
+        <w:rPr>
+          <w:lang w:val="en-US"/>
+        </w:rPr>
+        <w:t>Assert.Throws</w:t>
+      </w:r>
+      <w:proofErr w:type="spellEnd"/>
+      <w:r>
+        <w:rPr>
+          <w:lang w:val="en-US"/>
+        </w:rPr>
+        <w:t>&lt;</w:t>
+      </w:r>
+      <w:proofErr w:type="spellStart"/>
+      <w:r>
+        <w:rPr>
+          <w:lang w:val="en-US"/>
+        </w:rPr>
+        <w:t>DomainRuleException</w:t>
+      </w:r>
+      <w:proofErr w:type="spellEnd"/>
+      <w:r>
+        <w:rPr>
+          <w:lang w:val="en-US"/>
+        </w:rPr>
+        <w:t>&gt;(() =&gt;</w:t>
+      </w:r>
+    </w:p>
+    <w:p>
+      <w:pPr>
+        <w:pStyle w:val="code"/>
+        <w:rPr>
+          <w:lang w:val="en-US"/>
+        </w:rPr>
+      </w:pPr>
+      <w:r>
+        <w:rPr>
+          <w:lang w:val="en-US"/>
+        </w:rPr>
+        <w:t xml:space="preserve">            </w:t>
+      </w:r>
+      <w:proofErr w:type="spellStart"/>
+      <w:r>
+        <w:rPr>
+          <w:lang w:val="en-US"/>
+        </w:rPr>
+        <w:t>project.CreateWorkTask</w:t>
+      </w:r>
+      <w:proofErr w:type="spellEnd"/>
+      <w:r>
+        <w:rPr>
+          <w:lang w:val="en-US"/>
+        </w:rPr>
+        <w:t xml:space="preserve">("Task", null, </w:t>
+      </w:r>
+      <w:proofErr w:type="spellStart"/>
+      <w:r>
+        <w:rPr>
+          <w:lang w:val="en-US"/>
+        </w:rPr>
+        <w:t>DateTime.UtcNow.AddDays</w:t>
+      </w:r>
+      <w:proofErr w:type="spellEnd"/>
+      <w:r>
+        <w:rPr>
+          <w:lang w:val="en-US"/>
+        </w:rPr>
+        <w:t>(1))</w:t>
+      </w:r>
+    </w:p>
+    <w:p>
+      <w:pPr>
+        <w:pStyle w:val="code"/>
+        <w:rPr>
+          <w:lang w:val="en-US"/>
+        </w:rPr>
+      </w:pPr>
+      <w:r>
+        <w:rPr>
+          <w:lang w:val="en-US"/>
+        </w:rPr>
+        <w:t xml:space="preserve">        );</w:t>
+      </w:r>
+    </w:p>
+    <w:p>
+      <w:pPr>
+        <w:pStyle w:val="code"/>
+        <w:rPr>
+          <w:lang w:val="en-US"/>
+        </w:rPr>
+      </w:pPr>
+      <w:r>
+        <w:rPr>
+          <w:lang w:val="en-US"/>
+        </w:rPr>
+        <w:t xml:space="preserve">    }</w:t>
+      </w:r>
+    </w:p>
+    <w:p>
+      <w:pPr>
+        <w:pStyle w:val="code"/>
+        <w:rPr>
+          <w:lang w:val="en-US"/>
+        </w:rPr>
+      </w:pPr>
+    </w:p>
+    <w:p>
+      <w:pPr>
+        <w:pStyle w:val="code"/>
+        <w:rPr>
+          <w:lang w:val="en-US"/>
+        </w:rPr>
+      </w:pPr>
+      <w:r>
+        <w:rPr>
+          <w:lang w:val="en-US"/>
+        </w:rPr>
+        <w:t xml:space="preserve">    [Fact]</w:t>
+      </w:r>
+    </w:p>
+    <w:p>
+      <w:pPr>
+        <w:pStyle w:val="code"/>
+        <w:rPr>
+          <w:lang w:val="en-US"/>
+        </w:rPr>
+      </w:pPr>
+      <w:r>
+        <w:rPr>
+          <w:lang w:val="en-US"/>
+        </w:rPr>
+        <w:t xml:space="preserve">    public void </w:t>
+      </w:r>
+      <w:proofErr w:type="spellStart"/>
+      <w:r>
+        <w:rPr>
+          <w:lang w:val="en-US"/>
+        </w:rPr>
+        <w:t>AssignExecutor_Should_Throw_When_User_Not_In_Project</w:t>
+      </w:r>
+      <w:proofErr w:type="spellEnd"/>
+      <w:r>
+        <w:rPr>
+          <w:lang w:val="en-US"/>
+        </w:rPr>
+        <w:t>()</w:t>
+      </w:r>
+    </w:p>
+    <w:p>
+      <w:pPr>
+        <w:pStyle w:val="code"/>
+        <w:rPr>
+          <w:lang w:val="en-US"/>
+        </w:rPr>
+      </w:pPr>
+      <w:r>
+        <w:rPr>
+          <w:lang w:val="en-US"/>
+        </w:rPr>
+        <w:t xml:space="preserve">    {</w:t>
+      </w:r>
+    </w:p>
+    <w:p>
+      <w:pPr>
+        <w:pStyle w:val="code"/>
+        <w:rPr>
+          <w:lang w:val="en-US"/>
+        </w:rPr>
+      </w:pPr>
+      <w:r>
+        <w:rPr>
+          <w:lang w:val="en-US"/>
+        </w:rPr>
+        <w:t xml:space="preserve">        var project = </w:t>
+      </w:r>
+      <w:proofErr w:type="spellStart"/>
+      <w:r>
+        <w:rPr>
+          <w:lang w:val="en-US"/>
+        </w:rPr>
+        <w:t>ProjectTestData.CreateProject</w:t>
+      </w:r>
+      <w:proofErr w:type="spellEnd"/>
+      <w:r>
+        <w:rPr>
+          <w:lang w:val="en-US"/>
+        </w:rPr>
+        <w:t>();</w:t>
+      </w:r>
+    </w:p>
+    <w:p>
+      <w:pPr>
+        <w:pStyle w:val="code"/>
+        <w:rPr>
+          <w:lang w:val="en-US"/>
+        </w:rPr>
+      </w:pPr>
+    </w:p>
+    <w:p>
+      <w:pPr>
+        <w:pStyle w:val="code"/>
+        <w:rPr>
+          <w:lang w:val="en-US"/>
+        </w:rPr>
+      </w:pPr>
+      <w:r>
+        <w:rPr>
+          <w:lang w:val="en-US"/>
+        </w:rPr>
+        <w:t xml:space="preserve">        </w:t>
+      </w:r>
+      <w:proofErr w:type="spellStart"/>
+      <w:r>
+        <w:rPr>
+          <w:lang w:val="en-US"/>
+        </w:rPr>
+        <w:t>project.CreateWorkTask</w:t>
+      </w:r>
+      <w:proofErr w:type="spellEnd"/>
+      <w:r>
+        <w:rPr>
+          <w:lang w:val="en-US"/>
+        </w:rPr>
+        <w:t xml:space="preserve">("Task", null, </w:t>
+      </w:r>
+      <w:proofErr w:type="spellStart"/>
+      <w:r>
+        <w:rPr>
+          <w:lang w:val="en-US"/>
+        </w:rPr>
+        <w:t>DateTime.UtcNow.AddDays</w:t>
+      </w:r>
+      <w:proofErr w:type="spellEnd"/>
+      <w:r>
+        <w:rPr>
+          <w:lang w:val="en-US"/>
+        </w:rPr>
+        <w:t>(1));</w:t>
+      </w:r>
+    </w:p>
+    <w:p>
+      <w:pPr>
+        <w:pStyle w:val="code"/>
+        <w:rPr>
+          <w:lang w:val="en-US"/>
+        </w:rPr>
+      </w:pPr>
+    </w:p>
+    <w:p>
+      <w:pPr>
+        <w:pStyle w:val="code"/>
+        <w:rPr>
+          <w:lang w:val="en-US"/>
+        </w:rPr>
+      </w:pPr>
+      <w:r>
+        <w:rPr>
+          <w:lang w:val="en-US"/>
+        </w:rPr>
+        <w:lastRenderedPageBreak/>
+        <w:t xml:space="preserve">        </w:t>
+      </w:r>
+      <w:proofErr w:type="spellStart"/>
+      <w:r>
+        <w:rPr>
+          <w:lang w:val="en-US"/>
+        </w:rPr>
+        <w:t>Assert.Throws</w:t>
+      </w:r>
+      <w:proofErr w:type="spellEnd"/>
+      <w:r>
+        <w:rPr>
+          <w:lang w:val="en-US"/>
+        </w:rPr>
+        <w:t>&lt;</w:t>
+      </w:r>
+      <w:proofErr w:type="spellStart"/>
+      <w:r>
+        <w:rPr>
+          <w:lang w:val="en-US"/>
+        </w:rPr>
+        <w:t>DomainRuleException</w:t>
+      </w:r>
+      <w:proofErr w:type="spellEnd"/>
+      <w:r>
+        <w:rPr>
+          <w:lang w:val="en-US"/>
+        </w:rPr>
+        <w:t>&gt;(() =&gt;</w:t>
+      </w:r>
+    </w:p>
+    <w:p>
+      <w:pPr>
+        <w:pStyle w:val="code"/>
+        <w:rPr>
+          <w:lang w:val="en-US"/>
+        </w:rPr>
+      </w:pPr>
+      <w:r>
+        <w:rPr>
+          <w:lang w:val="en-US"/>
+        </w:rPr>
+        <w:t xml:space="preserve">            </w:t>
+      </w:r>
+      <w:proofErr w:type="spellStart"/>
+      <w:r>
+        <w:rPr>
+          <w:lang w:val="en-US"/>
+        </w:rPr>
+        <w:t>project.AssignWorkTaskExecutor</w:t>
+      </w:r>
+      <w:proofErr w:type="spellEnd"/>
+      <w:r>
+        <w:rPr>
+          <w:lang w:val="en-US"/>
+        </w:rPr>
+        <w:t>(</w:t>
+      </w:r>
+      <w:proofErr w:type="spellStart"/>
+      <w:r>
+        <w:rPr>
+          <w:lang w:val="en-US"/>
+        </w:rPr>
+        <w:t>project.WorkTasks.First</w:t>
+      </w:r>
+      <w:proofErr w:type="spellEnd"/>
+      <w:r>
+        <w:rPr>
+          <w:lang w:val="en-US"/>
+        </w:rPr>
+        <w:t>().Id, Guid.CreateVersion7())</w:t>
+      </w:r>
+    </w:p>
+    <w:p>
+      <w:pPr>
+        <w:pStyle w:val="code"/>
+        <w:rPr>
+          <w:lang w:val="en-US"/>
+        </w:rPr>
+      </w:pPr>
+      <w:r>
+        <w:rPr>
+          <w:lang w:val="en-US"/>
+        </w:rPr>
+        <w:t xml:space="preserve">        );</w:t>
+      </w:r>
+    </w:p>
+    <w:p>
+      <w:pPr>
+        <w:pStyle w:val="code"/>
+        <w:rPr>
+          <w:lang w:val="en-US"/>
+        </w:rPr>
+      </w:pPr>
+      <w:r>
+        <w:rPr>
+          <w:lang w:val="en-US"/>
+        </w:rPr>
+        <w:t xml:space="preserve">    }</w:t>
+      </w:r>
+    </w:p>
+    <w:p>
+      <w:pPr>
+        <w:pStyle w:val="code"/>
+        <w:rPr>
+          <w:lang w:val="en-US"/>
+        </w:rPr>
+      </w:pPr>
+    </w:p>
+    <w:p>
+      <w:pPr>
+        <w:pStyle w:val="code"/>
+        <w:rPr>
+          <w:lang w:val="en-US"/>
+        </w:rPr>
+      </w:pPr>
+      <w:r>
+        <w:rPr>
+          <w:lang w:val="en-US"/>
+        </w:rPr>
+        <w:t xml:space="preserve">    [Fact]</w:t>
+      </w:r>
+    </w:p>
+    <w:p>
+      <w:pPr>
+        <w:pStyle w:val="code"/>
+        <w:rPr>
+          <w:lang w:val="en-US"/>
+        </w:rPr>
+      </w:pPr>
+      <w:r>
+        <w:rPr>
+          <w:lang w:val="en-US"/>
+        </w:rPr>
+        <w:t xml:space="preserve">    public void </w:t>
+      </w:r>
+      <w:proofErr w:type="spellStart"/>
+      <w:r>
+        <w:rPr>
+          <w:lang w:val="en-US"/>
+        </w:rPr>
+        <w:t>AssignExecutor_Should_Work_When_User_In_Project</w:t>
+      </w:r>
+      <w:proofErr w:type="spellEnd"/>
+      <w:r>
+        <w:rPr>
+          <w:lang w:val="en-US"/>
+        </w:rPr>
+        <w:t>()</w:t>
+      </w:r>
+    </w:p>
+    <w:p>
+      <w:pPr>
+        <w:pStyle w:val="code"/>
+        <w:rPr>
+          <w:lang w:val="en-US"/>
+        </w:rPr>
+      </w:pPr>
+      <w:r>
+        <w:rPr>
+          <w:lang w:val="en-US"/>
+        </w:rPr>
+        <w:t xml:space="preserve">    {</w:t>
+      </w:r>
+    </w:p>
+    <w:p>
+      <w:pPr>
+        <w:pStyle w:val="code"/>
+        <w:rPr>
+          <w:lang w:val="en-US"/>
+        </w:rPr>
+      </w:pPr>
+      <w:r>
+        <w:rPr>
+          <w:lang w:val="en-US"/>
+        </w:rPr>
+        <w:t xml:space="preserve">        var project = </w:t>
+      </w:r>
+      <w:proofErr w:type="spellStart"/>
+      <w:r>
+        <w:rPr>
+          <w:lang w:val="en-US"/>
+        </w:rPr>
+        <w:t>ProjectTestData.CreateProject</w:t>
+      </w:r>
+      <w:proofErr w:type="spellEnd"/>
+      <w:r>
+        <w:rPr>
+          <w:lang w:val="en-US"/>
+        </w:rPr>
+        <w:t>();</w:t>
+      </w:r>
+    </w:p>
+    <w:p>
+      <w:pPr>
+        <w:pStyle w:val="code"/>
+        <w:rPr>
+          <w:lang w:val="en-US"/>
+        </w:rPr>
+      </w:pPr>
+    </w:p>
+    <w:p>
+      <w:pPr>
+        <w:pStyle w:val="code"/>
+        <w:rPr>
+          <w:lang w:val="en-US"/>
+        </w:rPr>
+      </w:pPr>
+      <w:r>
+        <w:rPr>
+          <w:lang w:val="en-US"/>
+        </w:rPr>
+        <w:t xml:space="preserve">        var user = Guid.CreateVersion7();</w:t>
+      </w:r>
+    </w:p>
+    <w:p>
+      <w:pPr>
+        <w:pStyle w:val="code"/>
+        <w:rPr>
+          <w:lang w:val="en-US"/>
+        </w:rPr>
+      </w:pPr>
+      <w:r>
+        <w:rPr>
+          <w:lang w:val="en-US"/>
+        </w:rPr>
+        <w:t xml:space="preserve">        </w:t>
+      </w:r>
+      <w:proofErr w:type="spellStart"/>
+      <w:r>
+        <w:rPr>
+          <w:lang w:val="en-US"/>
+        </w:rPr>
+        <w:t>project.AddExecutor</w:t>
+      </w:r>
+      <w:proofErr w:type="spellEnd"/>
+      <w:r>
+        <w:rPr>
+          <w:lang w:val="en-US"/>
+        </w:rPr>
+        <w:t>(user);</w:t>
+      </w:r>
+    </w:p>
+    <w:p>
+      <w:pPr>
+        <w:pStyle w:val="code"/>
+        <w:rPr>
+          <w:lang w:val="en-US"/>
+        </w:rPr>
+      </w:pPr>
+    </w:p>
+    <w:p>
+      <w:pPr>
+        <w:pStyle w:val="code"/>
+        <w:rPr>
+          <w:lang w:val="en-US"/>
+        </w:rPr>
+      </w:pPr>
+      <w:r>
+        <w:rPr>
+          <w:lang w:val="en-US"/>
+        </w:rPr>
+        <w:t xml:space="preserve">        </w:t>
+      </w:r>
+      <w:proofErr w:type="spellStart"/>
+      <w:r>
+        <w:rPr>
+          <w:lang w:val="en-US"/>
+        </w:rPr>
+        <w:t>project.CreateWorkTask</w:t>
+      </w:r>
+      <w:proofErr w:type="spellEnd"/>
+      <w:r>
+        <w:rPr>
+          <w:lang w:val="en-US"/>
+        </w:rPr>
+        <w:t xml:space="preserve">("Task", null, </w:t>
+      </w:r>
+      <w:proofErr w:type="spellStart"/>
+      <w:r>
+        <w:rPr>
+          <w:lang w:val="en-US"/>
+        </w:rPr>
+        <w:t>DateTime.UtcNow.AddDays</w:t>
+      </w:r>
+      <w:proofErr w:type="spellEnd"/>
+      <w:r>
+        <w:rPr>
+          <w:lang w:val="en-US"/>
+        </w:rPr>
+        <w:t>(1));</w:t>
+      </w:r>
+    </w:p>
+    <w:p>
+      <w:pPr>
+        <w:pStyle w:val="code"/>
+        <w:rPr>
+          <w:lang w:val="en-US"/>
+        </w:rPr>
+      </w:pPr>
+    </w:p>
+    <w:p>
+      <w:pPr>
+        <w:pStyle w:val="code"/>
+        <w:rPr>
+          <w:lang w:val="en-US"/>
+        </w:rPr>
+      </w:pPr>
+      <w:r>
+        <w:rPr>
+          <w:lang w:val="en-US"/>
+        </w:rPr>
+        <w:t xml:space="preserve">        var task = </w:t>
+      </w:r>
+      <w:proofErr w:type="spellStart"/>
+      <w:r>
+        <w:rPr>
+          <w:lang w:val="en-US"/>
+        </w:rPr>
+        <w:t>project.WorkTasks.First</w:t>
+      </w:r>
+      <w:proofErr w:type="spellEnd"/>
+      <w:r>
+        <w:rPr>
+          <w:lang w:val="en-US"/>
+        </w:rPr>
+        <w:t>();</w:t>
+      </w:r>
+    </w:p>
+    <w:p>
+      <w:pPr>
+        <w:pStyle w:val="code"/>
+        <w:rPr>
+          <w:lang w:val="en-US"/>
+        </w:rPr>
+      </w:pPr>
+    </w:p>
+    <w:p>
+      <w:pPr>
+        <w:pStyle w:val="code"/>
+        <w:rPr>
+          <w:lang w:val="en-US"/>
+        </w:rPr>
+      </w:pPr>
+      <w:r>
+        <w:rPr>
+          <w:lang w:val="en-US"/>
+        </w:rPr>
+        <w:t xml:space="preserve">        </w:t>
+      </w:r>
+      <w:proofErr w:type="spellStart"/>
+      <w:r>
+        <w:rPr>
+          <w:lang w:val="en-US"/>
+        </w:rPr>
+        <w:t>project.AssignWorkTaskExecutor</w:t>
+      </w:r>
+      <w:proofErr w:type="spellEnd"/>
+      <w:r>
+        <w:rPr>
+          <w:lang w:val="en-US"/>
+        </w:rPr>
+        <w:t>(</w:t>
+      </w:r>
+      <w:proofErr w:type="spellStart"/>
+      <w:r>
+        <w:rPr>
+          <w:lang w:val="en-US"/>
+        </w:rPr>
+        <w:t>task.Id</w:t>
+      </w:r>
+      <w:proofErr w:type="spellEnd"/>
+      <w:r>
+        <w:rPr>
+          <w:lang w:val="en-US"/>
+        </w:rPr>
+        <w:t>, user);</w:t>
+      </w:r>
+    </w:p>
+    <w:p>
+      <w:pPr>
+        <w:pStyle w:val="code"/>
+        <w:rPr>
+          <w:lang w:val="en-US"/>
+        </w:rPr>
+      </w:pPr>
+    </w:p>
+    <w:p>
+      <w:pPr>
+        <w:pStyle w:val="code"/>
+        <w:rPr>
+          <w:lang w:val="en-US"/>
+        </w:rPr>
+      </w:pPr>
+      <w:r>
+        <w:rPr>
+          <w:lang w:val="en-US"/>
+        </w:rPr>
+        <w:t xml:space="preserve">        </w:t>
+      </w:r>
+      <w:proofErr w:type="spellStart"/>
+      <w:r>
+        <w:rPr>
+          <w:lang w:val="en-US"/>
+        </w:rPr>
+        <w:t>Assert.Equal</w:t>
+      </w:r>
+      <w:proofErr w:type="spellEnd"/>
+      <w:r>
+        <w:rPr>
+          <w:lang w:val="en-US"/>
+        </w:rPr>
+        <w:t xml:space="preserve">(user, </w:t>
+      </w:r>
+      <w:proofErr w:type="spellStart"/>
+      <w:r>
+        <w:rPr>
+          <w:lang w:val="en-US"/>
+        </w:rPr>
+        <w:t>task.ExecutorId</w:t>
+      </w:r>
+      <w:proofErr w:type="spellEnd"/>
+      <w:r>
+        <w:rPr>
+          <w:lang w:val="en-US"/>
+        </w:rPr>
+        <w:t>);</w:t>
+      </w:r>
+    </w:p>
+    <w:p>
+      <w:pPr>
+        <w:pStyle w:val="code"/>
+        <w:rPr>
+          <w:lang w:val="en-US"/>
+        </w:rPr>
+      </w:pPr>
+      <w:r>
+        <w:rPr>
+          <w:lang w:val="en-US"/>
+        </w:rPr>
+        <w:t xml:space="preserve">    }</w:t>
+      </w:r>
+    </w:p>
+    <w:p>
+      <w:pPr>
+        <w:pStyle w:val="code"/>
+        <w:rPr>
+          <w:lang w:val="en-US"/>
+        </w:rPr>
+      </w:pPr>
+    </w:p>
+    <w:p>
+      <w:pPr>
+        <w:pStyle w:val="code"/>
+        <w:rPr>
+          <w:lang w:val="en-US"/>
+        </w:rPr>
+      </w:pPr>
+      <w:r>
+        <w:rPr>
+          <w:lang w:val="en-US"/>
+        </w:rPr>
+        <w:t xml:space="preserve">    [Fact]</w:t>
+      </w:r>
+    </w:p>
+    <w:p>
+      <w:pPr>
+        <w:pStyle w:val="code"/>
+        <w:rPr>
+          <w:lang w:val="en-US"/>
+        </w:rPr>
+      </w:pPr>
+      <w:r>
+        <w:rPr>
+          <w:lang w:val="en-US"/>
+        </w:rPr>
+        <w:t xml:space="preserve">    public void </w:t>
+      </w:r>
+      <w:proofErr w:type="spellStart"/>
+      <w:r>
+        <w:rPr>
+          <w:lang w:val="en-US"/>
+        </w:rPr>
+        <w:t>RemoveWorkTask_Should_Delete_Task</w:t>
+      </w:r>
+      <w:proofErr w:type="spellEnd"/>
+      <w:r>
+        <w:rPr>
+          <w:lang w:val="en-US"/>
+        </w:rPr>
+        <w:t>()</w:t>
+      </w:r>
+    </w:p>
+    <w:p>
+      <w:pPr>
+        <w:pStyle w:val="code"/>
+        <w:rPr>
+          <w:lang w:val="en-US"/>
+        </w:rPr>
+      </w:pPr>
+      <w:r>
+        <w:rPr>
+          <w:lang w:val="en-US"/>
+        </w:rPr>
+        <w:t xml:space="preserve">    {</w:t>
+      </w:r>
+    </w:p>
+    <w:p>
+      <w:pPr>
+        <w:pStyle w:val="code"/>
+        <w:rPr>
+          <w:lang w:val="en-US"/>
+        </w:rPr>
+      </w:pPr>
+      <w:r>
+        <w:rPr>
+          <w:lang w:val="en-US"/>
+        </w:rPr>
+        <w:t xml:space="preserve">        var project = </w:t>
+      </w:r>
+      <w:proofErr w:type="spellStart"/>
+      <w:r>
+        <w:rPr>
+          <w:lang w:val="en-US"/>
+        </w:rPr>
+        <w:t>ProjectTestData.CreateProject</w:t>
+      </w:r>
+      <w:proofErr w:type="spellEnd"/>
+      <w:r>
+        <w:rPr>
+          <w:lang w:val="en-US"/>
+        </w:rPr>
+        <w:t>();</w:t>
+      </w:r>
+    </w:p>
+    <w:p>
+      <w:pPr>
+        <w:pStyle w:val="code"/>
+        <w:rPr>
+          <w:lang w:val="en-US"/>
+        </w:rPr>
+      </w:pPr>
+    </w:p>
+    <w:p>
+      <w:pPr>
+        <w:pStyle w:val="code"/>
+        <w:rPr>
+          <w:lang w:val="en-US"/>
+        </w:rPr>
+      </w:pPr>
+      <w:r>
+        <w:rPr>
+          <w:lang w:val="en-US"/>
+        </w:rPr>
+        <w:t xml:space="preserve">        </w:t>
+      </w:r>
+      <w:proofErr w:type="spellStart"/>
+      <w:r>
+        <w:rPr>
+          <w:lang w:val="en-US"/>
+        </w:rPr>
+        <w:t>project.CreateWorkTask</w:t>
+      </w:r>
+      <w:proofErr w:type="spellEnd"/>
+      <w:r>
+        <w:rPr>
+          <w:lang w:val="en-US"/>
+        </w:rPr>
+        <w:t xml:space="preserve">("Task", null, </w:t>
+      </w:r>
+      <w:proofErr w:type="spellStart"/>
+      <w:r>
+        <w:rPr>
+          <w:lang w:val="en-US"/>
+        </w:rPr>
+        <w:t>DateTime.UtcNow.AddDays</w:t>
+      </w:r>
+      <w:proofErr w:type="spellEnd"/>
+      <w:r>
+        <w:rPr>
+          <w:lang w:val="en-US"/>
+        </w:rPr>
+        <w:t>(1));</w:t>
+      </w:r>
+    </w:p>
+    <w:p>
+      <w:pPr>
+        <w:pStyle w:val="code"/>
+        <w:rPr>
+          <w:lang w:val="en-US"/>
+        </w:rPr>
+      </w:pPr>
+    </w:p>
+    <w:p>
+      <w:pPr>
+        <w:pStyle w:val="code"/>
+        <w:rPr>
+          <w:lang w:val="en-US"/>
+        </w:rPr>
+      </w:pPr>
+      <w:r>
+        <w:rPr>
+          <w:lang w:val="en-US"/>
+        </w:rPr>
+        <w:t xml:space="preserve">        var task = </w:t>
+      </w:r>
+      <w:proofErr w:type="spellStart"/>
+      <w:r>
+        <w:rPr>
+          <w:lang w:val="en-US"/>
+        </w:rPr>
+        <w:t>project.WorkTasks.First</w:t>
+      </w:r>
+      <w:proofErr w:type="spellEnd"/>
+      <w:r>
+        <w:rPr>
+          <w:lang w:val="en-US"/>
+        </w:rPr>
+        <w:t>();</w:t>
+      </w:r>
+    </w:p>
+    <w:p>
+      <w:pPr>
+        <w:pStyle w:val="code"/>
+        <w:rPr>
+          <w:lang w:val="en-US"/>
+        </w:rPr>
+      </w:pPr>
+    </w:p>
+    <w:p>
+      <w:pPr>
+        <w:pStyle w:val="code"/>
+        <w:rPr>
+          <w:lang w:val="en-US"/>
+        </w:rPr>
+      </w:pPr>
+      <w:r>
+        <w:rPr>
+          <w:lang w:val="en-US"/>
+        </w:rPr>
+        <w:t xml:space="preserve">        </w:t>
+      </w:r>
+      <w:proofErr w:type="spellStart"/>
+      <w:r>
+        <w:rPr>
+          <w:lang w:val="en-US"/>
+        </w:rPr>
+        <w:t>project.RemoveWorkTask</w:t>
+      </w:r>
+      <w:proofErr w:type="spellEnd"/>
+      <w:r>
+        <w:rPr>
+          <w:lang w:val="en-US"/>
+        </w:rPr>
+        <w:t>(</w:t>
+      </w:r>
+      <w:proofErr w:type="spellStart"/>
+      <w:r>
+        <w:rPr>
+          <w:lang w:val="en-US"/>
+        </w:rPr>
+        <w:t>task.Id</w:t>
+      </w:r>
+      <w:proofErr w:type="spellEnd"/>
+      <w:r>
+        <w:rPr>
+          <w:lang w:val="en-US"/>
+        </w:rPr>
+        <w:t>);</w:t>
+      </w:r>
+    </w:p>
+    <w:p>
+      <w:pPr>
+        <w:pStyle w:val="code"/>
+        <w:rPr>
+          <w:lang w:val="en-US"/>
+        </w:rPr>
+      </w:pPr>
+    </w:p>
+    <w:p>
+      <w:pPr>
+        <w:pStyle w:val="code"/>
+        <w:rPr>
+          <w:lang w:val="en-US"/>
+        </w:rPr>
+      </w:pPr>
+      <w:r>
+        <w:rPr>
+          <w:lang w:val="en-US"/>
+        </w:rPr>
+        <w:t xml:space="preserve">        </w:t>
+      </w:r>
+      <w:proofErr w:type="spellStart"/>
+      <w:r>
+        <w:rPr>
+          <w:lang w:val="en-US"/>
+        </w:rPr>
+        <w:t>Assert.Empty</w:t>
+      </w:r>
+      <w:proofErr w:type="spellEnd"/>
+      <w:r>
+        <w:rPr>
+          <w:lang w:val="en-US"/>
+        </w:rPr>
+        <w:t>(</w:t>
+      </w:r>
+      <w:proofErr w:type="spellStart"/>
+      <w:r>
+        <w:rPr>
+          <w:lang w:val="en-US"/>
+        </w:rPr>
+        <w:t>project.WorkTasks</w:t>
+      </w:r>
+      <w:proofErr w:type="spellEnd"/>
+      <w:r>
+        <w:rPr>
+          <w:lang w:val="en-US"/>
+        </w:rPr>
+        <w:t>);</w:t>
+      </w:r>
+    </w:p>
+    <w:p>
+      <w:pPr>
+        <w:pStyle w:val="code"/>
+        <w:rPr>
+          <w:lang w:val="en-US"/>
+        </w:rPr>
+      </w:pPr>
+      <w:r>
+        <w:rPr>
+          <w:lang w:val="en-US"/>
+        </w:rPr>
+        <w:t xml:space="preserve">    }</w:t>
+      </w:r>
+    </w:p>
+    <w:p>
+      <w:pPr>
+        <w:pStyle w:val="code"/>
+        <w:rPr>
+          <w:lang w:val="en-US"/>
+        </w:rPr>
+      </w:pPr>
+      <w:r>
+        <w:rPr>
+          <w:lang w:val="en-US"/>
+        </w:rPr>
+        <w:t>}</w:t>
+      </w:r>
+    </w:p>
+    <w:p>
+      <w:pPr>
+        <w:pStyle w:val="listing"/>
+      </w:pPr>
+      <w:proofErr w:type="spellStart"/>
+      <w:r>
+        <w:t>Листинг</w:t>
+      </w:r>
+      <w:proofErr w:type="spellEnd"/>
+      <w:r>
+        <w:t xml:space="preserve"> Д.</w:t>
+      </w:r>
+      <w:r>
+        <w:t>6</w:t>
+      </w:r>
+      <w:r>
+        <w:t xml:space="preserve"> — </w:t>
+      </w:r>
+      <w:proofErr w:type="spellStart"/>
+      <w:r>
+        <w:t>ProjectExecutorsTests.cs</w:t>
+      </w:r>
+      <w:proofErr w:type="spellEnd"/>
+    </w:p>
+    <w:p>
+      <w:pPr>
+        <w:pStyle w:val="code"/>
+        <w:rPr>
+          <w:lang w:val="en-US"/>
+        </w:rPr>
+      </w:pPr>
+      <w:r>
+        <w:rPr>
+          <w:lang w:val="en-US"/>
+        </w:rPr>
+        <w:t xml:space="preserve">using </w:t>
+      </w:r>
+      <w:proofErr w:type="spellStart"/>
+      <w:r>
+        <w:rPr>
+          <w:lang w:val="en-US"/>
+        </w:rPr>
+        <w:t>ProjectManagement.Domain.Exceptions</w:t>
+      </w:r>
+      <w:proofErr w:type="spellEnd"/>
+      <w:r>
+        <w:rPr>
+          <w:lang w:val="en-US"/>
+        </w:rPr>
+        <w:t>;</w:t>
+      </w:r>
+    </w:p>
+    <w:p>
+      <w:pPr>
+        <w:pStyle w:val="code"/>
+        <w:rPr>
+          <w:lang w:val="en-US"/>
+        </w:rPr>
+      </w:pPr>
+    </w:p>
+    <w:p>
+      <w:pPr>
+        <w:pStyle w:val="code"/>
+        <w:rPr>
+          <w:lang w:val="en-US"/>
+        </w:rPr>
+      </w:pPr>
+      <w:r>
+        <w:rPr>
+          <w:lang w:val="en-US"/>
+        </w:rPr>
+        <w:t xml:space="preserve">namespace </w:t>
+      </w:r>
+      <w:proofErr w:type="spellStart"/>
+      <w:r>
+        <w:rPr>
+          <w:lang w:val="en-US"/>
+        </w:rPr>
+        <w:t>ProjectManagement.Domain.Tests.Projects</w:t>
+      </w:r>
+      <w:proofErr w:type="spellEnd"/>
+      <w:r>
+        <w:rPr>
+          <w:lang w:val="en-US"/>
+        </w:rPr>
+        <w:t>;</w:t>
+      </w:r>
+    </w:p>
+    <w:p>
+      <w:pPr>
+        <w:pStyle w:val="code"/>
+        <w:rPr>
+          <w:lang w:val="en-US"/>
+        </w:rPr>
+      </w:pPr>
+    </w:p>
+    <w:p>
+      <w:pPr>
+        <w:pStyle w:val="code"/>
+        <w:rPr>
+          <w:lang w:val="en-US"/>
+        </w:rPr>
+      </w:pPr>
+      <w:r>
+        <w:rPr>
+          <w:lang w:val="en-US"/>
+        </w:rPr>
+        <w:t xml:space="preserve">public class </w:t>
+      </w:r>
+      <w:proofErr w:type="spellStart"/>
+      <w:r>
+        <w:rPr>
+          <w:lang w:val="en-US"/>
+        </w:rPr>
+        <w:t>ProjectExecutorsTests</w:t>
+      </w:r>
+      <w:proofErr w:type="spellEnd"/>
+    </w:p>
+    <w:p>
+      <w:pPr>
+        <w:pStyle w:val="code"/>
+        <w:rPr>
+          <w:lang w:val="en-US"/>
+        </w:rPr>
+      </w:pPr>
+      <w:r>
+        <w:rPr>
+          <w:lang w:val="en-US"/>
+        </w:rPr>
+        <w:t>{</w:t>
+      </w:r>
+    </w:p>
+    <w:p>
+      <w:pPr>
+        <w:pStyle w:val="code"/>
+        <w:rPr>
+          <w:lang w:val="en-US"/>
+        </w:rPr>
+      </w:pPr>
+      <w:r>
+        <w:rPr>
+          <w:lang w:val="en-US"/>
+        </w:rPr>
+        <w:t xml:space="preserve">    [Fact]</w:t>
+      </w:r>
+    </w:p>
+    <w:p>
+      <w:pPr>
+        <w:pStyle w:val="code"/>
+        <w:rPr>
+          <w:lang w:val="en-US"/>
+        </w:rPr>
+      </w:pPr>
+      <w:r>
+        <w:rPr>
+          <w:lang w:val="en-US"/>
+        </w:rPr>
+        <w:t xml:space="preserve">    public void </w:t>
+      </w:r>
+      <w:proofErr w:type="spellStart"/>
+      <w:r>
+        <w:rPr>
+          <w:lang w:val="en-US"/>
+        </w:rPr>
+        <w:t>AddExecutor_Should_Add_User</w:t>
+      </w:r>
+      <w:proofErr w:type="spellEnd"/>
+      <w:r>
+        <w:rPr>
+          <w:lang w:val="en-US"/>
+        </w:rPr>
+        <w:t>()</w:t>
+      </w:r>
+    </w:p>
+    <w:p>
+      <w:pPr>
+        <w:pStyle w:val="code"/>
+        <w:rPr>
+          <w:lang w:val="en-US"/>
+        </w:rPr>
+      </w:pPr>
+      <w:r>
+        <w:rPr>
+          <w:lang w:val="en-US"/>
+        </w:rPr>
+        <w:t xml:space="preserve">    {</w:t>
+      </w:r>
+    </w:p>
+    <w:p>
+      <w:pPr>
+        <w:pStyle w:val="code"/>
+        <w:rPr>
+          <w:lang w:val="en-US"/>
+        </w:rPr>
+      </w:pPr>
+      <w:r>
+        <w:rPr>
+          <w:lang w:val="en-US"/>
+        </w:rPr>
+        <w:t xml:space="preserve">        var project = </w:t>
+      </w:r>
+      <w:proofErr w:type="spellStart"/>
+      <w:r>
+        <w:rPr>
+          <w:lang w:val="en-US"/>
+        </w:rPr>
+        <w:t>ProjectTestData.CreateProject</w:t>
+      </w:r>
+      <w:proofErr w:type="spellEnd"/>
+      <w:r>
+        <w:rPr>
+          <w:lang w:val="en-US"/>
+        </w:rPr>
+        <w:t>();</w:t>
+      </w:r>
+    </w:p>
+    <w:p>
+      <w:pPr>
+        <w:pStyle w:val="code"/>
+        <w:rPr>
+          <w:lang w:val="en-US"/>
+        </w:rPr>
+      </w:pPr>
+    </w:p>
+    <w:p>
+      <w:pPr>
+        <w:pStyle w:val="code"/>
+        <w:rPr>
+          <w:lang w:val="en-US"/>
+        </w:rPr>
+      </w:pPr>
+      <w:r>
+        <w:rPr>
+          <w:lang w:val="en-US"/>
+        </w:rPr>
+        <w:t xml:space="preserve">        </w:t>
+      </w:r>
+      <w:proofErr w:type="spellStart"/>
+      <w:r>
+        <w:rPr>
+          <w:lang w:val="en-US"/>
+        </w:rPr>
+        <w:t>project.AddExecutor</w:t>
+      </w:r>
+      <w:proofErr w:type="spellEnd"/>
+      <w:r>
+        <w:rPr>
+          <w:lang w:val="en-US"/>
+        </w:rPr>
+        <w:t>(Guid.CreateVersion7());</w:t>
+      </w:r>
+    </w:p>
+    <w:p>
+      <w:pPr>
+        <w:pStyle w:val="code"/>
+        <w:rPr>
+          <w:lang w:val="en-US"/>
+        </w:rPr>
+      </w:pPr>
+    </w:p>
+    <w:p>
+      <w:pPr>
+        <w:pStyle w:val="code"/>
+        <w:rPr>
+          <w:lang w:val="en-US"/>
+        </w:rPr>
+      </w:pPr>
+      <w:r>
+        <w:rPr>
+          <w:lang w:val="en-US"/>
+        </w:rPr>
+        <w:t xml:space="preserve">        </w:t>
+      </w:r>
+      <w:proofErr w:type="spellStart"/>
+      <w:r>
+        <w:rPr>
+          <w:lang w:val="en-US"/>
+        </w:rPr>
+        <w:t>Assert.Single</w:t>
+      </w:r>
+      <w:proofErr w:type="spellEnd"/>
+      <w:r>
+        <w:rPr>
+          <w:lang w:val="en-US"/>
+        </w:rPr>
+        <w:t>(</w:t>
+      </w:r>
+      <w:proofErr w:type="spellStart"/>
+      <w:r>
+        <w:rPr>
+          <w:lang w:val="en-US"/>
+        </w:rPr>
+        <w:t>project.Executors</w:t>
+      </w:r>
+      <w:proofErr w:type="spellEnd"/>
+      <w:r>
+        <w:rPr>
+          <w:lang w:val="en-US"/>
+        </w:rPr>
+        <w:t>);</w:t>
+      </w:r>
+    </w:p>
+    <w:p>
+      <w:pPr>
+        <w:pStyle w:val="code"/>
+        <w:rPr>
+          <w:lang w:val="en-US"/>
+        </w:rPr>
+      </w:pPr>
+      <w:r>
+        <w:rPr>
+          <w:lang w:val="en-US"/>
+        </w:rPr>
+        <w:t xml:space="preserve">    }</w:t>
+      </w:r>
+    </w:p>
+    <w:p>
+      <w:pPr>
+        <w:pStyle w:val="code"/>
+        <w:rPr>
+          <w:lang w:val="en-US"/>
+        </w:rPr>
+      </w:pPr>
+    </w:p>
+    <w:p>
+      <w:pPr>
+        <w:pStyle w:val="code"/>
+        <w:rPr>
+          <w:lang w:val="en-US"/>
+        </w:rPr>
+      </w:pPr>
+      <w:r>
+        <w:rPr>
+          <w:lang w:val="en-US"/>
+        </w:rPr>
+        <w:t xml:space="preserve">    [Fact]</w:t>
+      </w:r>
+    </w:p>
+    <w:p>
+      <w:pPr>
+        <w:pStyle w:val="code"/>
+        <w:rPr>
+          <w:lang w:val="en-US"/>
+        </w:rPr>
+      </w:pPr>
+      <w:r>
+        <w:rPr>
+          <w:lang w:val="en-US"/>
+        </w:rPr>
+        <w:t xml:space="preserve">    public void </w:t>
+      </w:r>
+      <w:proofErr w:type="spellStart"/>
+      <w:r>
+        <w:rPr>
+          <w:lang w:val="en-US"/>
+        </w:rPr>
+        <w:t>AddExecutor_Should_Be_Idempotent</w:t>
+      </w:r>
+      <w:proofErr w:type="spellEnd"/>
+      <w:r>
+        <w:rPr>
+          <w:lang w:val="en-US"/>
+        </w:rPr>
+        <w:t>()</w:t>
+      </w:r>
+    </w:p>
+    <w:p>
+      <w:pPr>
+        <w:pStyle w:val="code"/>
+        <w:rPr>
+          <w:lang w:val="en-US"/>
+        </w:rPr>
+      </w:pPr>
+      <w:r>
+        <w:rPr>
+          <w:lang w:val="en-US"/>
+        </w:rPr>
+        <w:t xml:space="preserve">    {</w:t>
+      </w:r>
+    </w:p>
+    <w:p>
+      <w:pPr>
+        <w:pStyle w:val="code"/>
+        <w:rPr>
+          <w:lang w:val="en-US"/>
+        </w:rPr>
+      </w:pPr>
+      <w:r>
+        <w:rPr>
+          <w:lang w:val="en-US"/>
+        </w:rPr>
+        <w:t xml:space="preserve">        var project = </w:t>
+      </w:r>
+      <w:proofErr w:type="spellStart"/>
+      <w:r>
+        <w:rPr>
+          <w:lang w:val="en-US"/>
+        </w:rPr>
+        <w:t>ProjectTestData.CreateProject</w:t>
+      </w:r>
+      <w:proofErr w:type="spellEnd"/>
+      <w:r>
+        <w:rPr>
+          <w:lang w:val="en-US"/>
+        </w:rPr>
+        <w:t>();</w:t>
+      </w:r>
+    </w:p>
+    <w:p>
+      <w:pPr>
+        <w:pStyle w:val="code"/>
+        <w:rPr>
+          <w:lang w:val="en-US"/>
+        </w:rPr>
+      </w:pPr>
+    </w:p>
+    <w:p>
+      <w:pPr>
+        <w:pStyle w:val="code"/>
+        <w:rPr>
+          <w:lang w:val="en-US"/>
+        </w:rPr>
+      </w:pPr>
+      <w:r>
+        <w:rPr>
+          <w:lang w:val="en-US"/>
+        </w:rPr>
+        <w:t xml:space="preserve">        var id = Guid.CreateVersion7();</w:t>
+      </w:r>
+    </w:p>
+    <w:p>
+      <w:pPr>
+        <w:pStyle w:val="code"/>
+        <w:rPr>
+          <w:lang w:val="en-US"/>
+        </w:rPr>
+      </w:pPr>
+    </w:p>
+    <w:p>
+      <w:pPr>
+        <w:pStyle w:val="code"/>
+        <w:rPr>
+          <w:lang w:val="en-US"/>
+        </w:rPr>
+      </w:pPr>
+      <w:r>
+        <w:rPr>
+          <w:lang w:val="en-US"/>
+        </w:rPr>
+        <w:t xml:space="preserve">        </w:t>
+      </w:r>
+      <w:proofErr w:type="spellStart"/>
+      <w:r>
+        <w:rPr>
+          <w:lang w:val="en-US"/>
+        </w:rPr>
+        <w:t>project.AddExecutor</w:t>
+      </w:r>
+      <w:proofErr w:type="spellEnd"/>
+      <w:r>
+        <w:rPr>
+          <w:lang w:val="en-US"/>
+        </w:rPr>
+        <w:t>(id);</w:t>
+      </w:r>
+    </w:p>
+    <w:p>
+      <w:pPr>
+        <w:pStyle w:val="code"/>
+        <w:rPr>
+          <w:lang w:val="en-US"/>
+        </w:rPr>
+      </w:pPr>
+      <w:r>
+        <w:rPr>
+          <w:lang w:val="en-US"/>
+        </w:rPr>
+        <w:t xml:space="preserve">        </w:t>
+      </w:r>
+      <w:proofErr w:type="spellStart"/>
+      <w:r>
+        <w:rPr>
+          <w:lang w:val="en-US"/>
+        </w:rPr>
+        <w:t>project.AddExecutor</w:t>
+      </w:r>
+      <w:proofErr w:type="spellEnd"/>
+      <w:r>
+        <w:rPr>
+          <w:lang w:val="en-US"/>
+        </w:rPr>
+        <w:t>(id);</w:t>
+      </w:r>
+    </w:p>
+    <w:p>
+      <w:pPr>
+        <w:pStyle w:val="code"/>
+        <w:rPr>
+          <w:lang w:val="en-US"/>
+        </w:rPr>
+      </w:pPr>
+    </w:p>
+    <w:p>
+      <w:pPr>
+        <w:pStyle w:val="code"/>
+        <w:rPr>
+          <w:lang w:val="en-US"/>
+        </w:rPr>
+      </w:pPr>
+      <w:r>
+        <w:rPr>
+          <w:lang w:val="en-US"/>
+        </w:rPr>
+        <w:t xml:space="preserve">        </w:t>
+      </w:r>
+      <w:proofErr w:type="spellStart"/>
+      <w:r>
+        <w:rPr>
+          <w:lang w:val="en-US"/>
+        </w:rPr>
+        <w:t>Assert.Single</w:t>
+      </w:r>
+      <w:proofErr w:type="spellEnd"/>
+      <w:r>
+        <w:rPr>
+          <w:lang w:val="en-US"/>
+        </w:rPr>
+        <w:t>(</w:t>
+      </w:r>
+      <w:proofErr w:type="spellStart"/>
+      <w:r>
+        <w:rPr>
+          <w:lang w:val="en-US"/>
+        </w:rPr>
+        <w:t>project.Executors</w:t>
+      </w:r>
+      <w:proofErr w:type="spellEnd"/>
+      <w:r>
+        <w:rPr>
+          <w:lang w:val="en-US"/>
+        </w:rPr>
+        <w:t>);</w:t>
+      </w:r>
+    </w:p>
+    <w:p>
+      <w:pPr>
+        <w:pStyle w:val="code"/>
+        <w:rPr>
+          <w:lang w:val="en-US"/>
+        </w:rPr>
+      </w:pPr>
+      <w:r>
+        <w:rPr>
+          <w:lang w:val="en-US"/>
+        </w:rPr>
+        <w:t xml:space="preserve">    }</w:t>
+      </w:r>
+    </w:p>
+    <w:p>
+      <w:pPr>
+        <w:pStyle w:val="code"/>
+        <w:rPr>
+          <w:lang w:val="en-US"/>
+        </w:rPr>
+      </w:pPr>
+    </w:p>
+    <w:p>
+      <w:pPr>
+        <w:pStyle w:val="code"/>
+        <w:rPr>
+          <w:lang w:val="en-US"/>
+        </w:rPr>
+      </w:pPr>
+      <w:r>
+        <w:rPr>
+          <w:lang w:val="en-US"/>
+        </w:rPr>
+        <w:t xml:space="preserve">    [Fact]</w:t>
+      </w:r>
+    </w:p>
+    <w:p>
+      <w:pPr>
+        <w:pStyle w:val="code"/>
+        <w:rPr>
+          <w:lang w:val="en-US"/>
+        </w:rPr>
+      </w:pPr>
+      <w:r>
+        <w:rPr>
+          <w:lang w:val="en-US"/>
+        </w:rPr>
+        <w:t xml:space="preserve">    public void </w:t>
+      </w:r>
+      <w:proofErr w:type="spellStart"/>
+      <w:r>
+        <w:rPr>
+          <w:lang w:val="en-US"/>
+        </w:rPr>
+        <w:t>AddExecutor_Should_Throw_When_Is_Manager</w:t>
+      </w:r>
+      <w:proofErr w:type="spellEnd"/>
+      <w:r>
+        <w:rPr>
+          <w:lang w:val="en-US"/>
+        </w:rPr>
+        <w:t>()</w:t>
+      </w:r>
+    </w:p>
+    <w:p>
+      <w:pPr>
+        <w:pStyle w:val="code"/>
+        <w:rPr>
+          <w:lang w:val="en-US"/>
+        </w:rPr>
+      </w:pPr>
+      <w:r>
+        <w:rPr>
+          <w:lang w:val="en-US"/>
+        </w:rPr>
+        <w:t xml:space="preserve">    {</w:t>
+      </w:r>
+    </w:p>
+    <w:p>
+      <w:pPr>
+        <w:pStyle w:val="code"/>
+        <w:rPr>
+          <w:lang w:val="en-US"/>
+        </w:rPr>
+      </w:pPr>
+      <w:r>
+        <w:rPr>
+          <w:lang w:val="en-US"/>
+        </w:rPr>
+        <w:t xml:space="preserve">        var project = </w:t>
+      </w:r>
+      <w:proofErr w:type="spellStart"/>
+      <w:r>
+        <w:rPr>
+          <w:lang w:val="en-US"/>
+        </w:rPr>
+        <w:t>ProjectTestData.CreateProject</w:t>
+      </w:r>
+      <w:proofErr w:type="spellEnd"/>
+      <w:r>
+        <w:rPr>
+          <w:lang w:val="en-US"/>
+        </w:rPr>
+        <w:t>();</w:t>
+      </w:r>
+    </w:p>
+    <w:p>
+      <w:pPr>
+        <w:pStyle w:val="code"/>
+        <w:rPr>
+          <w:lang w:val="en-US"/>
+        </w:rPr>
+      </w:pPr>
+    </w:p>
+    <w:p>
+      <w:pPr>
+        <w:pStyle w:val="code"/>
+        <w:rPr>
+          <w:lang w:val="en-US"/>
+        </w:rPr>
+      </w:pPr>
+      <w:r>
+        <w:rPr>
+          <w:lang w:val="en-US"/>
+        </w:rPr>
+        <w:t xml:space="preserve">        var id = Guid.CreateVersion7();</w:t>
+      </w:r>
+    </w:p>
+    <w:p>
+      <w:pPr>
+        <w:pStyle w:val="code"/>
+        <w:rPr>
+          <w:lang w:val="en-US"/>
+        </w:rPr>
+      </w:pPr>
+    </w:p>
+    <w:p>
+      <w:pPr>
+        <w:pStyle w:val="code"/>
+        <w:rPr>
+          <w:lang w:val="en-US"/>
+        </w:rPr>
+      </w:pPr>
+      <w:r>
+        <w:rPr>
+          <w:lang w:val="en-US"/>
+        </w:rPr>
+        <w:t xml:space="preserve">        </w:t>
+      </w:r>
+      <w:proofErr w:type="spellStart"/>
+      <w:r>
+        <w:rPr>
+          <w:lang w:val="en-US"/>
+        </w:rPr>
+        <w:t>project.AssignManager</w:t>
+      </w:r>
+      <w:proofErr w:type="spellEnd"/>
+      <w:r>
+        <w:rPr>
+          <w:lang w:val="en-US"/>
+        </w:rPr>
+        <w:t>(id);</w:t>
+      </w:r>
+    </w:p>
+    <w:p>
+      <w:pPr>
+        <w:pStyle w:val="code"/>
+        <w:rPr>
+          <w:lang w:val="en-US"/>
+        </w:rPr>
+      </w:pPr>
+    </w:p>
+    <w:p>
+      <w:pPr>
+        <w:pStyle w:val="code"/>
+        <w:rPr>
+          <w:lang w:val="en-US"/>
+        </w:rPr>
+      </w:pPr>
+      <w:r>
+        <w:rPr>
+          <w:lang w:val="en-US"/>
+        </w:rPr>
+        <w:t xml:space="preserve">        </w:t>
+      </w:r>
+      <w:proofErr w:type="spellStart"/>
+      <w:r>
+        <w:rPr>
+          <w:lang w:val="en-US"/>
+        </w:rPr>
+        <w:t>Assert.Throws</w:t>
+      </w:r>
+      <w:proofErr w:type="spellEnd"/>
+      <w:r>
+        <w:rPr>
+          <w:lang w:val="en-US"/>
+        </w:rPr>
+        <w:t>&lt;</w:t>
+      </w:r>
+      <w:proofErr w:type="spellStart"/>
+      <w:r>
+        <w:rPr>
+          <w:lang w:val="en-US"/>
+        </w:rPr>
+        <w:t>DomainRuleException</w:t>
+      </w:r>
+      <w:proofErr w:type="spellEnd"/>
+      <w:r>
+        <w:rPr>
+          <w:lang w:val="en-US"/>
+        </w:rPr>
+        <w:t xml:space="preserve">&gt;(() =&gt; </w:t>
+      </w:r>
+      <w:proofErr w:type="spellStart"/>
+      <w:r>
+        <w:rPr>
+          <w:lang w:val="en-US"/>
+        </w:rPr>
+        <w:t>project.AddExecutor</w:t>
+      </w:r>
+      <w:proofErr w:type="spellEnd"/>
+      <w:r>
+        <w:rPr>
+          <w:lang w:val="en-US"/>
+        </w:rPr>
+        <w:t>(id));</w:t>
+      </w:r>
+    </w:p>
+    <w:p>
+      <w:pPr>
+        <w:pStyle w:val="code"/>
+        <w:rPr>
+          <w:lang w:val="en-US"/>
+        </w:rPr>
+      </w:pPr>
+      <w:r>
+        <w:rPr>
+          <w:lang w:val="en-US"/>
+        </w:rPr>
+        <w:t xml:space="preserve">    }</w:t>
+      </w:r>
+    </w:p>
+    <w:p>
+      <w:pPr>
+        <w:pStyle w:val="code"/>
+        <w:rPr>
+          <w:lang w:val="en-US"/>
+        </w:rPr>
+      </w:pPr>
+    </w:p>
+    <w:p>
+      <w:pPr>
+        <w:pStyle w:val="code"/>
+        <w:rPr>
+          <w:lang w:val="en-US"/>
+        </w:rPr>
+      </w:pPr>
+      <w:r>
+        <w:rPr>
+          <w:lang w:val="en-US"/>
+        </w:rPr>
+        <w:t xml:space="preserve">    [Fact]</w:t>
+      </w:r>
+    </w:p>
+    <w:p>
+      <w:pPr>
+        <w:pStyle w:val="code"/>
+        <w:rPr>
+          <w:lang w:val="en-US"/>
+        </w:rPr>
+      </w:pPr>
+      <w:r>
+        <w:rPr>
+          <w:lang w:val="en-US"/>
+        </w:rPr>
+        <w:t xml:space="preserve">    public void </w:t>
+      </w:r>
+      <w:proofErr w:type="spellStart"/>
+      <w:r>
+        <w:rPr>
+          <w:lang w:val="en-US"/>
+        </w:rPr>
+        <w:t>RemoveExecutor_Should_Clear</w:t>
+      </w:r>
+      <w:proofErr w:type="spellEnd"/>
+      <w:r>
+        <w:rPr>
+          <w:lang w:val="en-US"/>
+        </w:rPr>
+        <w:t>()</w:t>
+      </w:r>
+    </w:p>
+    <w:p>
+      <w:pPr>
+        <w:pStyle w:val="code"/>
+        <w:rPr>
+          <w:lang w:val="en-US"/>
+        </w:rPr>
+      </w:pPr>
+      <w:r>
+        <w:rPr>
+          <w:lang w:val="en-US"/>
+        </w:rPr>
+        <w:t xml:space="preserve">    {</w:t>
+      </w:r>
+    </w:p>
+    <w:p>
+      <w:pPr>
+        <w:pStyle w:val="code"/>
+        <w:rPr>
+          <w:lang w:val="en-US"/>
+        </w:rPr>
+      </w:pPr>
+      <w:r>
+        <w:rPr>
+          <w:lang w:val="en-US"/>
+        </w:rPr>
+        <w:t xml:space="preserve">        var project = </w:t>
+      </w:r>
+      <w:proofErr w:type="spellStart"/>
+      <w:r>
+        <w:rPr>
+          <w:lang w:val="en-US"/>
+        </w:rPr>
+        <w:t>ProjectTestData.CreateProject</w:t>
+      </w:r>
+      <w:proofErr w:type="spellEnd"/>
+      <w:r>
+        <w:rPr>
+          <w:lang w:val="en-US"/>
+        </w:rPr>
+        <w:t>();</w:t>
+      </w:r>
+    </w:p>
+    <w:p>
+      <w:pPr>
+        <w:pStyle w:val="code"/>
+        <w:rPr>
+          <w:lang w:val="en-US"/>
+        </w:rPr>
+      </w:pPr>
+    </w:p>
+    <w:p>
+      <w:pPr>
+        <w:pStyle w:val="code"/>
+        <w:rPr>
+          <w:lang w:val="en-US"/>
+        </w:rPr>
+      </w:pPr>
+      <w:r>
+        <w:rPr>
+          <w:lang w:val="en-US"/>
+        </w:rPr>
+        <w:t xml:space="preserve">        var id = Guid.CreateVersion7();</w:t>
+      </w:r>
+    </w:p>
+    <w:p>
+      <w:pPr>
+        <w:pStyle w:val="code"/>
+        <w:rPr>
+          <w:lang w:val="en-US"/>
+        </w:rPr>
+      </w:pPr>
+    </w:p>
+    <w:p>
+      <w:pPr>
+        <w:pStyle w:val="code"/>
+        <w:rPr>
+          <w:lang w:val="en-US"/>
+        </w:rPr>
+      </w:pPr>
+      <w:r>
+        <w:rPr>
+          <w:lang w:val="en-US"/>
+        </w:rPr>
+        <w:t xml:space="preserve">        </w:t>
+      </w:r>
+      <w:proofErr w:type="spellStart"/>
+      <w:r>
+        <w:rPr>
+          <w:lang w:val="en-US"/>
+        </w:rPr>
+        <w:t>project.AddExecutor</w:t>
+      </w:r>
+      <w:proofErr w:type="spellEnd"/>
+      <w:r>
+        <w:rPr>
+          <w:lang w:val="en-US"/>
+        </w:rPr>
+        <w:t>(id);</w:t>
+      </w:r>
+    </w:p>
+    <w:p>
+      <w:pPr>
+        <w:pStyle w:val="code"/>
+        <w:rPr>
+          <w:lang w:val="en-US"/>
+        </w:rPr>
+      </w:pPr>
+      <w:r>
+        <w:rPr>
+          <w:lang w:val="en-US"/>
+        </w:rPr>
+        <w:t xml:space="preserve">        </w:t>
+      </w:r>
+      <w:proofErr w:type="spellStart"/>
+      <w:r>
+        <w:rPr>
+          <w:lang w:val="en-US"/>
+        </w:rPr>
+        <w:t>project.RemoveExecutor</w:t>
+      </w:r>
+      <w:proofErr w:type="spellEnd"/>
+      <w:r>
+        <w:rPr>
+          <w:lang w:val="en-US"/>
+        </w:rPr>
+        <w:t>(id);</w:t>
+      </w:r>
+    </w:p>
+    <w:p>
+      <w:pPr>
+        <w:pStyle w:val="code"/>
+        <w:rPr>
+          <w:lang w:val="en-US"/>
+        </w:rPr>
+      </w:pPr>
+    </w:p>
+    <w:p>
+      <w:pPr>
+        <w:pStyle w:val="code"/>
+        <w:rPr>
+          <w:lang w:val="en-US"/>
+        </w:rPr>
+      </w:pPr>
+      <w:r>
+        <w:rPr>
+          <w:lang w:val="en-US"/>
+        </w:rPr>
+        <w:t xml:space="preserve">        </w:t>
+      </w:r>
+      <w:proofErr w:type="spellStart"/>
+      <w:r>
+        <w:rPr>
+          <w:lang w:val="en-US"/>
+        </w:rPr>
+        <w:t>Assert.Empty</w:t>
+      </w:r>
+      <w:proofErr w:type="spellEnd"/>
+      <w:r>
+        <w:rPr>
+          <w:lang w:val="en-US"/>
+        </w:rPr>
+        <w:t>(</w:t>
+      </w:r>
+      <w:proofErr w:type="spellStart"/>
+      <w:r>
+        <w:rPr>
+          <w:lang w:val="en-US"/>
+        </w:rPr>
+        <w:t>project.Executors</w:t>
+      </w:r>
+      <w:proofErr w:type="spellEnd"/>
+      <w:r>
+        <w:rPr>
+          <w:lang w:val="en-US"/>
+        </w:rPr>
+        <w:t>);</w:t>
+      </w:r>
+    </w:p>
+    <w:p>
+      <w:pPr>
+        <w:pStyle w:val="code"/>
+        <w:rPr>
+          <w:lang w:val="en-US"/>
+        </w:rPr>
+      </w:pPr>
+      <w:r>
+        <w:rPr>
+          <w:lang w:val="en-US"/>
+        </w:rPr>
+        <w:t xml:space="preserve">    }</w:t>
+      </w:r>
+    </w:p>
+    <w:p>
+      <w:pPr>
+        <w:pStyle w:val="code"/>
+        <w:rPr>
+          <w:lang w:val="en-US"/>
+        </w:rPr>
+      </w:pPr>
+    </w:p>
+    <w:p>
+      <w:pPr>
+        <w:pStyle w:val="code"/>
+        <w:rPr>
+          <w:lang w:val="en-US"/>
+        </w:rPr>
+      </w:pPr>
+      <w:r>
+        <w:rPr>
+          <w:lang w:val="en-US"/>
+        </w:rPr>
+        <w:t xml:space="preserve">    [Fact]</w:t>
+      </w:r>
+    </w:p>
+    <w:p>
+      <w:pPr>
+        <w:pStyle w:val="code"/>
+        <w:rPr>
+          <w:lang w:val="en-US"/>
+        </w:rPr>
+      </w:pPr>
+      <w:r>
+        <w:rPr>
+          <w:lang w:val="en-US"/>
+        </w:rPr>
+        <w:t xml:space="preserve">    public void </w:t>
+      </w:r>
+      <w:proofErr w:type="spellStart"/>
+      <w:r>
+        <w:rPr>
+          <w:lang w:val="en-US"/>
+        </w:rPr>
+        <w:t>RemoveExecutor_Should_Throw_When_Has_Active_Tasks</w:t>
+      </w:r>
+      <w:proofErr w:type="spellEnd"/>
+      <w:r>
+        <w:rPr>
+          <w:lang w:val="en-US"/>
+        </w:rPr>
+        <w:t>()</w:t>
+      </w:r>
+    </w:p>
+    <w:p>
+      <w:pPr>
+        <w:pStyle w:val="code"/>
+        <w:rPr>
+          <w:lang w:val="en-US"/>
+        </w:rPr>
+      </w:pPr>
+      <w:r>
+        <w:rPr>
+          <w:lang w:val="en-US"/>
+        </w:rPr>
+        <w:t xml:space="preserve">    {</w:t>
+      </w:r>
+    </w:p>
+    <w:p>
+      <w:pPr>
+        <w:pStyle w:val="code"/>
+        <w:rPr>
+          <w:lang w:val="en-US"/>
+        </w:rPr>
+      </w:pPr>
+      <w:r>
+        <w:rPr>
+          <w:lang w:val="en-US"/>
+        </w:rPr>
+        <w:t xml:space="preserve">        var project = </w:t>
+      </w:r>
+      <w:proofErr w:type="spellStart"/>
+      <w:r>
+        <w:rPr>
+          <w:lang w:val="en-US"/>
+        </w:rPr>
+        <w:t>ProjectTestData.CreateProject</w:t>
+      </w:r>
+      <w:proofErr w:type="spellEnd"/>
+      <w:r>
+        <w:rPr>
+          <w:lang w:val="en-US"/>
+        </w:rPr>
+        <w:t>();</w:t>
+      </w:r>
+    </w:p>
+    <w:p>
+      <w:pPr>
+        <w:pStyle w:val="code"/>
+        <w:rPr>
+          <w:lang w:val="en-US"/>
+        </w:rPr>
+      </w:pPr>
+    </w:p>
+    <w:p>
+      <w:pPr>
+        <w:pStyle w:val="code"/>
+        <w:rPr>
+          <w:lang w:val="en-US"/>
+        </w:rPr>
+      </w:pPr>
+      <w:r>
+        <w:rPr>
+          <w:lang w:val="en-US"/>
+        </w:rPr>
+        <w:t xml:space="preserve">        var id = Guid.CreateVersion7();</w:t>
+      </w:r>
+    </w:p>
+    <w:p>
+      <w:pPr>
+        <w:pStyle w:val="code"/>
+        <w:rPr>
+          <w:lang w:val="en-US"/>
+        </w:rPr>
+      </w:pPr>
+    </w:p>
+    <w:p>
+      <w:pPr>
+        <w:pStyle w:val="code"/>
+        <w:rPr>
+          <w:lang w:val="en-US"/>
+        </w:rPr>
+      </w:pPr>
+      <w:r>
+        <w:rPr>
+          <w:lang w:val="en-US"/>
+        </w:rPr>
+        <w:t xml:space="preserve">        </w:t>
+      </w:r>
+      <w:proofErr w:type="spellStart"/>
+      <w:r>
+        <w:rPr>
+          <w:lang w:val="en-US"/>
+        </w:rPr>
+        <w:t>project.AddExecutor</w:t>
+      </w:r>
+      <w:proofErr w:type="spellEnd"/>
+      <w:r>
+        <w:rPr>
+          <w:lang w:val="en-US"/>
+        </w:rPr>
+        <w:t>(id);</w:t>
+      </w:r>
+    </w:p>
+    <w:p>
+      <w:pPr>
+        <w:pStyle w:val="code"/>
+        <w:rPr>
+          <w:lang w:val="en-US"/>
+        </w:rPr>
+      </w:pPr>
+    </w:p>
+    <w:p>
+      <w:pPr>
+        <w:pStyle w:val="code"/>
+        <w:rPr>
+          <w:lang w:val="en-US"/>
+        </w:rPr>
+      </w:pPr>
+      <w:r>
+        <w:rPr>
+          <w:lang w:val="en-US"/>
+        </w:rPr>
+        <w:t xml:space="preserve">        </w:t>
+      </w:r>
+      <w:proofErr w:type="spellStart"/>
+      <w:r>
+        <w:rPr>
+          <w:lang w:val="en-US"/>
+        </w:rPr>
+        <w:t>project.CreateWorkTask</w:t>
+      </w:r>
+      <w:proofErr w:type="spellEnd"/>
+      <w:r>
+        <w:rPr>
+          <w:lang w:val="en-US"/>
+        </w:rPr>
+        <w:t xml:space="preserve">("Task", null, </w:t>
+      </w:r>
+      <w:proofErr w:type="spellStart"/>
+      <w:r>
+        <w:rPr>
+          <w:lang w:val="en-US"/>
+        </w:rPr>
+        <w:t>DateTime.UtcNow.AddDays</w:t>
+      </w:r>
+      <w:proofErr w:type="spellEnd"/>
+      <w:r>
+        <w:rPr>
+          <w:lang w:val="en-US"/>
+        </w:rPr>
+        <w:t>(1));</w:t>
+      </w:r>
+    </w:p>
+    <w:p>
+      <w:pPr>
+        <w:pStyle w:val="code"/>
+        <w:rPr>
+          <w:lang w:val="en-US"/>
+        </w:rPr>
+      </w:pPr>
+      <w:r>
+        <w:rPr>
+          <w:lang w:val="en-US"/>
+        </w:rPr>
+        <w:t xml:space="preserve">        var task = </w:t>
+      </w:r>
+      <w:proofErr w:type="spellStart"/>
+      <w:r>
+        <w:rPr>
+          <w:lang w:val="en-US"/>
+        </w:rPr>
+        <w:t>project.WorkTasks.First</w:t>
+      </w:r>
+      <w:proofErr w:type="spellEnd"/>
+      <w:r>
+        <w:rPr>
+          <w:lang w:val="en-US"/>
+        </w:rPr>
+        <w:t>();</w:t>
+      </w:r>
+    </w:p>
+    <w:p>
+      <w:pPr>
+        <w:pStyle w:val="code"/>
+        <w:rPr>
+          <w:lang w:val="en-US"/>
+        </w:rPr>
+      </w:pPr>
+    </w:p>
+    <w:p>
+      <w:pPr>
+        <w:pStyle w:val="code"/>
+        <w:rPr>
+          <w:lang w:val="en-US"/>
+        </w:rPr>
+      </w:pPr>
+      <w:r>
+        <w:rPr>
+          <w:lang w:val="en-US"/>
+        </w:rPr>
+        <w:t xml:space="preserve">        </w:t>
+      </w:r>
+      <w:proofErr w:type="spellStart"/>
+      <w:r>
+        <w:rPr>
+          <w:lang w:val="en-US"/>
+        </w:rPr>
+        <w:t>project.AssignWorkTaskExecutor</w:t>
+      </w:r>
+      <w:proofErr w:type="spellEnd"/>
+      <w:r>
+        <w:rPr>
+          <w:lang w:val="en-US"/>
+        </w:rPr>
+        <w:t>(</w:t>
+      </w:r>
+      <w:proofErr w:type="spellStart"/>
+      <w:r>
+        <w:rPr>
+          <w:lang w:val="en-US"/>
+        </w:rPr>
+        <w:t>task.Id</w:t>
+      </w:r>
+      <w:proofErr w:type="spellEnd"/>
+      <w:r>
+        <w:rPr>
+          <w:lang w:val="en-US"/>
+        </w:rPr>
+        <w:t>, id);</w:t>
+      </w:r>
+    </w:p>
+    <w:p>
+      <w:pPr>
+        <w:pStyle w:val="code"/>
+        <w:rPr>
+          <w:lang w:val="en-US"/>
+        </w:rPr>
+      </w:pPr>
+    </w:p>
+    <w:p>
+      <w:pPr>
+        <w:pStyle w:val="code"/>
+        <w:rPr>
+          <w:lang w:val="en-US"/>
+        </w:rPr>
+      </w:pPr>
+      <w:r>
+        <w:rPr>
+          <w:lang w:val="en-US"/>
+        </w:rPr>
+        <w:t xml:space="preserve">        </w:t>
+      </w:r>
+      <w:proofErr w:type="spellStart"/>
+      <w:r>
+        <w:rPr>
+          <w:lang w:val="en-US"/>
+        </w:rPr>
+        <w:t>Assert.Throws</w:t>
+      </w:r>
+      <w:proofErr w:type="spellEnd"/>
+      <w:r>
+        <w:rPr>
+          <w:lang w:val="en-US"/>
+        </w:rPr>
+        <w:t>&lt;</w:t>
+      </w:r>
+      <w:proofErr w:type="spellStart"/>
+      <w:r>
+        <w:rPr>
+          <w:lang w:val="en-US"/>
+        </w:rPr>
+        <w:t>DomainRuleException</w:t>
+      </w:r>
+      <w:proofErr w:type="spellEnd"/>
+      <w:r>
+        <w:rPr>
+          <w:lang w:val="en-US"/>
+        </w:rPr>
+        <w:t>&gt;(() =&gt;</w:t>
+      </w:r>
+    </w:p>
+    <w:p>
+      <w:pPr>
+        <w:pStyle w:val="code"/>
+        <w:rPr>
+          <w:lang w:val="en-US"/>
+        </w:rPr>
+      </w:pPr>
+      <w:r>
+        <w:rPr>
+          <w:lang w:val="en-US"/>
+        </w:rPr>
+        <w:t xml:space="preserve">            </w:t>
+      </w:r>
+      <w:proofErr w:type="spellStart"/>
+      <w:r>
+        <w:rPr>
+          <w:lang w:val="en-US"/>
+        </w:rPr>
+        <w:t>project.RemoveExecutor</w:t>
+      </w:r>
+      <w:proofErr w:type="spellEnd"/>
+      <w:r>
+        <w:rPr>
+          <w:lang w:val="en-US"/>
+        </w:rPr>
+        <w:t>(id)</w:t>
+      </w:r>
+    </w:p>
+    <w:p>
+      <w:pPr>
+        <w:pStyle w:val="code"/>
+        <w:rPr>
+          <w:lang w:val="en-US"/>
+        </w:rPr>
+      </w:pPr>
+      <w:r>
+        <w:rPr>
+          <w:lang w:val="en-US"/>
+        </w:rPr>
+        <w:t xml:space="preserve">        );</w:t>
+      </w:r>
+    </w:p>
+    <w:p>
+      <w:pPr>
+        <w:pStyle w:val="code"/>
+        <w:rPr>
+          <w:lang w:val="en-US"/>
+        </w:rPr>
+      </w:pPr>
+      <w:r>
+        <w:rPr>
+          <w:lang w:val="en-US"/>
+        </w:rPr>
+        <w:t xml:space="preserve">    }</w:t>
+      </w:r>
+    </w:p>
+    <w:p>
+      <w:pPr>
+        <w:pStyle w:val="code"/>
+        <w:rPr>
+          <w:lang w:val="en-US"/>
+        </w:rPr>
+      </w:pPr>
+    </w:p>
+    <w:p>
+      <w:pPr>
+        <w:pStyle w:val="code"/>
+        <w:rPr>
+          <w:lang w:val="en-US"/>
+        </w:rPr>
+      </w:pPr>
+      <w:r>
+        <w:rPr>
+          <w:lang w:val="en-US"/>
+        </w:rPr>
+        <w:t xml:space="preserve">    [Fact]</w:t>
+      </w:r>
+    </w:p>
+    <w:p>
+      <w:pPr>
+        <w:pStyle w:val="code"/>
+        <w:rPr>
+          <w:lang w:val="en-US"/>
+        </w:rPr>
+      </w:pPr>
+      <w:r>
+        <w:rPr>
+          <w:lang w:val="en-US"/>
+        </w:rPr>
+        <w:t xml:space="preserve">    public void </w:t>
+      </w:r>
+      <w:proofErr w:type="spellStart"/>
+      <w:r>
+        <w:rPr>
+          <w:lang w:val="en-US"/>
+        </w:rPr>
+        <w:t>AddExecutor_Should_Throw_When_Project_Completed</w:t>
+      </w:r>
+      <w:proofErr w:type="spellEnd"/>
+      <w:r>
+        <w:rPr>
+          <w:lang w:val="en-US"/>
+        </w:rPr>
+        <w:t>()</w:t>
+      </w:r>
+    </w:p>
+    <w:p>
+      <w:pPr>
+        <w:pStyle w:val="code"/>
+        <w:rPr>
+          <w:lang w:val="en-US"/>
+        </w:rPr>
+      </w:pPr>
+      <w:r>
+        <w:rPr>
+          <w:lang w:val="en-US"/>
+        </w:rPr>
+        <w:t xml:space="preserve">    {</w:t>
+      </w:r>
+    </w:p>
+    <w:p>
+      <w:pPr>
+        <w:pStyle w:val="code"/>
+        <w:rPr>
+          <w:lang w:val="en-US"/>
+        </w:rPr>
+      </w:pPr>
+      <w:r>
+        <w:rPr>
+          <w:lang w:val="en-US"/>
+        </w:rPr>
+        <w:t xml:space="preserve">        var project = </w:t>
+      </w:r>
+      <w:proofErr w:type="spellStart"/>
+      <w:r>
+        <w:rPr>
+          <w:lang w:val="en-US"/>
+        </w:rPr>
+        <w:t>ProjectTestData.CreateCompletedProject</w:t>
+      </w:r>
+      <w:proofErr w:type="spellEnd"/>
+      <w:r>
+        <w:rPr>
+          <w:lang w:val="en-US"/>
+        </w:rPr>
+        <w:t>();</w:t>
+      </w:r>
+    </w:p>
+    <w:p>
+      <w:pPr>
+        <w:pStyle w:val="code"/>
+        <w:rPr>
+          <w:lang w:val="en-US"/>
+        </w:rPr>
+      </w:pPr>
+    </w:p>
+    <w:p>
+      <w:pPr>
+        <w:pStyle w:val="code"/>
+        <w:rPr>
+          <w:lang w:val="en-US"/>
+        </w:rPr>
+      </w:pPr>
+      <w:r>
+        <w:rPr>
+          <w:lang w:val="en-US"/>
+        </w:rPr>
+        <w:t xml:space="preserve">        </w:t>
+      </w:r>
+      <w:proofErr w:type="spellStart"/>
+      <w:r>
+        <w:rPr>
+          <w:lang w:val="en-US"/>
+        </w:rPr>
+        <w:t>Assert.Throws</w:t>
+      </w:r>
+      <w:proofErr w:type="spellEnd"/>
+      <w:r>
+        <w:rPr>
+          <w:lang w:val="en-US"/>
+        </w:rPr>
+        <w:t>&lt;</w:t>
+      </w:r>
+      <w:proofErr w:type="spellStart"/>
+      <w:r>
+        <w:rPr>
+          <w:lang w:val="en-US"/>
+        </w:rPr>
+        <w:t>DomainRuleException</w:t>
+      </w:r>
+      <w:proofErr w:type="spellEnd"/>
+      <w:r>
+        <w:rPr>
+          <w:lang w:val="en-US"/>
+        </w:rPr>
+        <w:t>&gt;(() =&gt;</w:t>
+      </w:r>
+    </w:p>
+    <w:p>
+      <w:pPr>
+        <w:pStyle w:val="code"/>
+        <w:rPr>
+          <w:lang w:val="en-US"/>
+        </w:rPr>
+      </w:pPr>
+      <w:r>
+        <w:rPr>
+          <w:lang w:val="en-US"/>
+        </w:rPr>
+        <w:t xml:space="preserve">            </w:t>
+      </w:r>
+      <w:proofErr w:type="spellStart"/>
+      <w:r>
+        <w:rPr>
+          <w:lang w:val="en-US"/>
+        </w:rPr>
+        <w:t>project.AddExecutor</w:t>
+      </w:r>
+      <w:proofErr w:type="spellEnd"/>
+      <w:r>
+        <w:rPr>
+          <w:lang w:val="en-US"/>
+        </w:rPr>
+        <w:t>(Guid.CreateVersion7())</w:t>
+      </w:r>
+    </w:p>
+    <w:p>
+      <w:pPr>
+        <w:pStyle w:val="code"/>
+        <w:rPr>
+          <w:lang w:val="en-US"/>
+        </w:rPr>
+      </w:pPr>
+      <w:r>
+        <w:rPr>
+          <w:lang w:val="en-US"/>
+        </w:rPr>
+        <w:t xml:space="preserve">        );</w:t>
+      </w:r>
+    </w:p>
+    <w:p>
+      <w:pPr>
+        <w:pStyle w:val="code"/>
+        <w:rPr>
+          <w:lang w:val="en-US"/>
+        </w:rPr>
+      </w:pPr>
+      <w:r>
+        <w:rPr>
+          <w:lang w:val="en-US"/>
+        </w:rPr>
+        <w:t xml:space="preserve">    }</w:t>
+      </w:r>
+    </w:p>
+    <w:p>
+      <w:pPr>
+        <w:pStyle w:val="code"/>
+        <w:rPr>
+          <w:lang w:val="en-US"/>
+        </w:rPr>
+      </w:pPr>
+    </w:p>
+    <w:p>
+      <w:pPr>
+        <w:pStyle w:val="code"/>
+        <w:rPr>
+          <w:lang w:val="en-US"/>
+        </w:rPr>
+      </w:pPr>
+      <w:r>
+        <w:rPr>
+          <w:lang w:val="en-US"/>
+        </w:rPr>
+        <w:t xml:space="preserve">    [Fact]</w:t>
+      </w:r>
+    </w:p>
+    <w:p>
+      <w:pPr>
+        <w:pStyle w:val="code"/>
+        <w:rPr>
+          <w:lang w:val="en-US"/>
+        </w:rPr>
+      </w:pPr>
+      <w:r>
+        <w:rPr>
+          <w:lang w:val="en-US"/>
+        </w:rPr>
+        <w:lastRenderedPageBreak/>
+        <w:t xml:space="preserve">    public void </w:t>
+      </w:r>
+      <w:proofErr w:type="spellStart"/>
+      <w:r>
+        <w:rPr>
+          <w:lang w:val="en-US"/>
+        </w:rPr>
+        <w:t>RemoveExecutor_Should_Unassign_From_Completed_Tasks</w:t>
+      </w:r>
+      <w:proofErr w:type="spellEnd"/>
+      <w:r>
+        <w:rPr>
+          <w:lang w:val="en-US"/>
+        </w:rPr>
+        <w:t>()</w:t>
+      </w:r>
+    </w:p>
+    <w:p>
+      <w:pPr>
+        <w:pStyle w:val="code"/>
+        <w:rPr>
+          <w:lang w:val="en-US"/>
+        </w:rPr>
+      </w:pPr>
+      <w:r>
+        <w:rPr>
+          <w:lang w:val="en-US"/>
+        </w:rPr>
+        <w:t xml:space="preserve">    {</w:t>
+      </w:r>
+    </w:p>
+    <w:p>
+      <w:pPr>
+        <w:pStyle w:val="code"/>
+        <w:rPr>
+          <w:lang w:val="en-US"/>
+        </w:rPr>
+      </w:pPr>
+      <w:r>
+        <w:rPr>
+          <w:lang w:val="en-US"/>
+        </w:rPr>
+        <w:t xml:space="preserve">        var project = </w:t>
+      </w:r>
+      <w:proofErr w:type="spellStart"/>
+      <w:r>
+        <w:rPr>
+          <w:lang w:val="en-US"/>
+        </w:rPr>
+        <w:t>ProjectTestData.CreateProject</w:t>
+      </w:r>
+      <w:proofErr w:type="spellEnd"/>
+      <w:r>
+        <w:rPr>
+          <w:lang w:val="en-US"/>
+        </w:rPr>
+        <w:t>();</w:t>
+      </w:r>
+    </w:p>
+    <w:p>
+      <w:pPr>
+        <w:pStyle w:val="code"/>
+        <w:rPr>
+          <w:lang w:val="en-US"/>
+        </w:rPr>
+      </w:pPr>
+    </w:p>
+    <w:p>
+      <w:pPr>
+        <w:pStyle w:val="code"/>
+        <w:rPr>
+          <w:lang w:val="en-US"/>
+        </w:rPr>
+      </w:pPr>
+      <w:r>
+        <w:rPr>
+          <w:lang w:val="en-US"/>
+        </w:rPr>
+        <w:t xml:space="preserve">        var id = Guid.CreateVersion7();</w:t>
+      </w:r>
+    </w:p>
+    <w:p>
+      <w:pPr>
+        <w:pStyle w:val="code"/>
+        <w:rPr>
+          <w:lang w:val="en-US"/>
+        </w:rPr>
+      </w:pPr>
+      <w:r>
+        <w:rPr>
+          <w:lang w:val="en-US"/>
+        </w:rPr>
+        <w:t xml:space="preserve">        </w:t>
+      </w:r>
+      <w:proofErr w:type="spellStart"/>
+      <w:r>
+        <w:rPr>
+          <w:lang w:val="en-US"/>
+        </w:rPr>
+        <w:t>project.AddExecutor</w:t>
+      </w:r>
+      <w:proofErr w:type="spellEnd"/>
+      <w:r>
+        <w:rPr>
+          <w:lang w:val="en-US"/>
+        </w:rPr>
+        <w:t>(id);</w:t>
+      </w:r>
+    </w:p>
+    <w:p>
+      <w:pPr>
+        <w:pStyle w:val="code"/>
+        <w:rPr>
+          <w:lang w:val="en-US"/>
+        </w:rPr>
+      </w:pPr>
+    </w:p>
+    <w:p>
+      <w:pPr>
+        <w:pStyle w:val="code"/>
+        <w:rPr>
+          <w:lang w:val="en-US"/>
+        </w:rPr>
+      </w:pPr>
+      <w:r>
+        <w:rPr>
+          <w:lang w:val="en-US"/>
+        </w:rPr>
+        <w:t xml:space="preserve">        </w:t>
+      </w:r>
+      <w:proofErr w:type="spellStart"/>
+      <w:r>
+        <w:rPr>
+          <w:lang w:val="en-US"/>
+        </w:rPr>
+        <w:t>project.CreateWorkTask</w:t>
+      </w:r>
+      <w:proofErr w:type="spellEnd"/>
+      <w:r>
+        <w:rPr>
+          <w:lang w:val="en-US"/>
+        </w:rPr>
+        <w:t xml:space="preserve">("Task", null, </w:t>
+      </w:r>
+      <w:proofErr w:type="spellStart"/>
+      <w:r>
+        <w:rPr>
+          <w:lang w:val="en-US"/>
+        </w:rPr>
+        <w:t>DateTime.UtcNow.AddDays</w:t>
+      </w:r>
+      <w:proofErr w:type="spellEnd"/>
+      <w:r>
+        <w:rPr>
+          <w:lang w:val="en-US"/>
+        </w:rPr>
+        <w:t>(1));</w:t>
+      </w:r>
+    </w:p>
+    <w:p>
+      <w:pPr>
+        <w:pStyle w:val="code"/>
+        <w:rPr>
+          <w:lang w:val="en-US"/>
+        </w:rPr>
+      </w:pPr>
+      <w:r>
+        <w:rPr>
+          <w:lang w:val="en-US"/>
+        </w:rPr>
+        <w:t xml:space="preserve">        var task = </w:t>
+      </w:r>
+      <w:proofErr w:type="spellStart"/>
+      <w:r>
+        <w:rPr>
+          <w:lang w:val="en-US"/>
+        </w:rPr>
+        <w:t>project.WorkTasks.First</w:t>
+      </w:r>
+      <w:proofErr w:type="spellEnd"/>
+      <w:r>
+        <w:rPr>
+          <w:lang w:val="en-US"/>
+        </w:rPr>
+        <w:t>();</w:t>
+      </w:r>
+    </w:p>
+    <w:p>
+      <w:pPr>
+        <w:pStyle w:val="code"/>
+        <w:rPr>
+          <w:lang w:val="en-US"/>
+        </w:rPr>
+      </w:pPr>
+    </w:p>
+    <w:p>
+      <w:pPr>
+        <w:pStyle w:val="code"/>
+        <w:rPr>
+          <w:lang w:val="en-US"/>
+        </w:rPr>
+      </w:pPr>
+      <w:r>
+        <w:rPr>
+          <w:lang w:val="en-US"/>
+        </w:rPr>
+        <w:t xml:space="preserve">        </w:t>
+      </w:r>
+      <w:proofErr w:type="spellStart"/>
+      <w:r>
+        <w:rPr>
+          <w:lang w:val="en-US"/>
+        </w:rPr>
+        <w:t>project.AssignWorkTaskExecutor</w:t>
+      </w:r>
+      <w:proofErr w:type="spellEnd"/>
+      <w:r>
+        <w:rPr>
+          <w:lang w:val="en-US"/>
+        </w:rPr>
+        <w:t>(</w:t>
+      </w:r>
+      <w:proofErr w:type="spellStart"/>
+      <w:r>
+        <w:rPr>
+          <w:lang w:val="en-US"/>
+        </w:rPr>
+        <w:t>task.Id</w:t>
+      </w:r>
+      <w:proofErr w:type="spellEnd"/>
+      <w:r>
+        <w:rPr>
+          <w:lang w:val="en-US"/>
+        </w:rPr>
+        <w:t>, id);</w:t>
+      </w:r>
+    </w:p>
+    <w:p>
+      <w:pPr>
+        <w:pStyle w:val="code"/>
+        <w:rPr>
+          <w:lang w:val="en-US"/>
+        </w:rPr>
+      </w:pPr>
+      <w:r>
+        <w:rPr>
+          <w:lang w:val="en-US"/>
+        </w:rPr>
+        <w:t xml:space="preserve">        </w:t>
+      </w:r>
+      <w:proofErr w:type="spellStart"/>
+      <w:r>
+        <w:rPr>
+          <w:lang w:val="en-US"/>
+        </w:rPr>
+        <w:t>project.CompleteWorkTask</w:t>
+      </w:r>
+      <w:proofErr w:type="spellEnd"/>
+      <w:r>
+        <w:rPr>
+          <w:lang w:val="en-US"/>
+        </w:rPr>
+        <w:t>(</w:t>
+      </w:r>
+      <w:proofErr w:type="spellStart"/>
+      <w:r>
+        <w:rPr>
+          <w:lang w:val="en-US"/>
+        </w:rPr>
+        <w:t>task.Id</w:t>
+      </w:r>
+      <w:proofErr w:type="spellEnd"/>
+      <w:r>
+        <w:rPr>
+          <w:lang w:val="en-US"/>
+        </w:rPr>
+        <w:t>);</w:t>
+      </w:r>
+    </w:p>
+    <w:p>
+      <w:pPr>
+        <w:pStyle w:val="code"/>
+        <w:rPr>
+          <w:lang w:val="en-US"/>
+        </w:rPr>
+      </w:pPr>
+    </w:p>
+    <w:p>
+      <w:pPr>
+        <w:pStyle w:val="code"/>
+        <w:rPr>
+          <w:lang w:val="en-US"/>
+        </w:rPr>
+      </w:pPr>
+      <w:r>
+        <w:rPr>
+          <w:lang w:val="en-US"/>
+        </w:rPr>
+        <w:t xml:space="preserve">        </w:t>
+      </w:r>
+      <w:proofErr w:type="spellStart"/>
+      <w:r>
+        <w:rPr>
+          <w:lang w:val="en-US"/>
+        </w:rPr>
+        <w:t>project.RemoveExecutor</w:t>
+      </w:r>
+      <w:proofErr w:type="spellEnd"/>
+      <w:r>
+        <w:rPr>
+          <w:lang w:val="en-US"/>
+        </w:rPr>
+        <w:t>(id);</w:t>
+      </w:r>
+    </w:p>
+    <w:p>
+      <w:pPr>
+        <w:pStyle w:val="code"/>
+        <w:rPr>
+          <w:lang w:val="en-US"/>
+        </w:rPr>
+      </w:pPr>
+    </w:p>
+    <w:p>
+      <w:pPr>
+        <w:pStyle w:val="code"/>
+        <w:rPr>
+          <w:lang w:val="en-US"/>
+        </w:rPr>
+      </w:pPr>
+      <w:r>
+        <w:rPr>
+          <w:lang w:val="en-US"/>
+        </w:rPr>
+        <w:t xml:space="preserve">        </w:t>
+      </w:r>
+      <w:proofErr w:type="spellStart"/>
+      <w:r>
+        <w:rPr>
+          <w:lang w:val="en-US"/>
+        </w:rPr>
+        <w:t>Assert.Null</w:t>
+      </w:r>
+      <w:proofErr w:type="spellEnd"/>
+      <w:r>
+        <w:rPr>
+          <w:lang w:val="en-US"/>
+        </w:rPr>
+        <w:t>(</w:t>
+      </w:r>
+      <w:proofErr w:type="spellStart"/>
+      <w:r>
+        <w:rPr>
+          <w:lang w:val="en-US"/>
+        </w:rPr>
+        <w:t>task.ExecutorId</w:t>
+      </w:r>
+      <w:proofErr w:type="spellEnd"/>
+      <w:r>
+        <w:rPr>
+          <w:lang w:val="en-US"/>
+        </w:rPr>
+        <w:t>);</w:t>
+      </w:r>
+    </w:p>
+    <w:p>
+      <w:pPr>
+        <w:pStyle w:val="code"/>
+        <w:rPr>
+          <w:lang w:val="en-US"/>
+        </w:rPr>
+      </w:pPr>
+      <w:r>
+        <w:rPr>
+          <w:lang w:val="en-US"/>
+        </w:rPr>
+        <w:t xml:space="preserve">        </w:t>
+      </w:r>
+      <w:proofErr w:type="spellStart"/>
+      <w:r>
+        <w:rPr>
+          <w:lang w:val="en-US"/>
+        </w:rPr>
+        <w:t>Assert.Empty</w:t>
+      </w:r>
+      <w:proofErr w:type="spellEnd"/>
+      <w:r>
+        <w:rPr>
+          <w:lang w:val="en-US"/>
+        </w:rPr>
+        <w:t>(</w:t>
+      </w:r>
+      <w:proofErr w:type="spellStart"/>
+      <w:r>
+        <w:rPr>
+          <w:lang w:val="en-US"/>
+        </w:rPr>
+        <w:t>project.Executors</w:t>
+      </w:r>
+      <w:proofErr w:type="spellEnd"/>
+      <w:r>
+        <w:rPr>
+          <w:lang w:val="en-US"/>
+        </w:rPr>
+        <w:t>);</w:t>
+      </w:r>
+    </w:p>
+    <w:p>
+      <w:pPr>
+        <w:pStyle w:val="code"/>
+      </w:pPr>
+      <w:r>
+        <w:rPr>
+          <w:lang w:val="en-US"/>
+        </w:rPr>
+        <w:t xml:space="preserve">    </w:t>
+      </w:r>
+      <w:r>
+        <w:t>}</w:t>
+      </w:r>
+    </w:p>
+    <w:p>
+      <w:pPr>
+        <w:pStyle w:val="code"/>
+      </w:pPr>
+      <w:r>
+        <w:t>}</w:t>
+      </w:r>
     </w:p>
     <w:sectPr>
       <w:pgSz w:w="11906" w:h="16838"/>

--- a/Lantsov_VKR.docx
+++ b/Lantsov_VKR.docx
@@ -8335,6 +8335,9 @@
         <w:t>Core</w:t>
       </w:r>
       <w:r>
+        <w:rPr>
+          <w:lang w:val="ru-RU"/>
+        </w:rPr>
         <w:t xml:space="preserve"> [1], [2]</w:t>
       </w:r>
       <w:r>
@@ -13290,51 +13293,25 @@
       <w:r>
         <w:t xml:space="preserve">Рисунок </w:t>
       </w:r>
-      <w:r>
-        <w:fldChar w:fldCharType="begin"/>
-      </w:r>
-      <w:r>
-        <w:instrText xml:space="preserve"> STYLEREF 2 \s </w:instrText>
-      </w:r>
-      <w:r>
-        <w:fldChar w:fldCharType="separate"/>
-      </w:r>
-      <w:r>
-        <w:rPr>
-          <w:noProof/>
-        </w:rPr>
-        <w:t>2</w:t>
-      </w:r>
-      <w:r>
-        <w:rPr>
-          <w:noProof/>
-        </w:rPr>
-        <w:fldChar w:fldCharType="end"/>
-      </w:r>
+      <w:fldSimple w:instr=" STYLEREF 2 \s ">
+        <w:r>
+          <w:rPr>
+            <w:noProof/>
+          </w:rPr>
+          <w:t>2</w:t>
+        </w:r>
+      </w:fldSimple>
       <w:r>
         <w:t>.</w:t>
       </w:r>
-      <w:r>
-        <w:fldChar w:fldCharType="begin"/>
-      </w:r>
-      <w:r>
-        <w:instrText xml:space="preserve"> SEQ Рисунок \* ARABIC \s 2 </w:instrText>
-      </w:r>
-      <w:r>
-        <w:fldChar w:fldCharType="separate"/>
-      </w:r>
-      <w:r>
-        <w:rPr>
-          <w:noProof/>
-        </w:rPr>
-        <w:t>1</w:t>
-      </w:r>
-      <w:r>
-        <w:rPr>
-          <w:noProof/>
-        </w:rPr>
-        <w:fldChar w:fldCharType="end"/>
-      </w:r>
+      <w:fldSimple w:instr=" SEQ Рисунок \* ARABIC \s 2 ">
+        <w:r>
+          <w:rPr>
+            <w:noProof/>
+          </w:rPr>
+          <w:t>1</w:t>
+        </w:r>
+      </w:fldSimple>
       <w:r>
         <w:t xml:space="preserve"> —</w:t>
       </w:r>
@@ -13757,51 +13734,25 @@
       <w:r>
         <w:t xml:space="preserve">Рисунок </w:t>
       </w:r>
-      <w:r>
-        <w:fldChar w:fldCharType="begin"/>
-      </w:r>
-      <w:r>
-        <w:instrText xml:space="preserve"> STYLEREF 2 \s </w:instrText>
-      </w:r>
-      <w:r>
-        <w:fldChar w:fldCharType="separate"/>
-      </w:r>
-      <w:r>
-        <w:rPr>
-          <w:noProof/>
-        </w:rPr>
-        <w:t>2</w:t>
-      </w:r>
-      <w:r>
-        <w:rPr>
-          <w:noProof/>
-        </w:rPr>
-        <w:fldChar w:fldCharType="end"/>
-      </w:r>
+      <w:fldSimple w:instr=" STYLEREF 2 \s ">
+        <w:r>
+          <w:rPr>
+            <w:noProof/>
+          </w:rPr>
+          <w:t>2</w:t>
+        </w:r>
+      </w:fldSimple>
       <w:r>
         <w:t>.</w:t>
       </w:r>
-      <w:r>
-        <w:fldChar w:fldCharType="begin"/>
-      </w:r>
-      <w:r>
-        <w:instrText xml:space="preserve"> SEQ Рисунок \* ARABIC \s 2 </w:instrText>
-      </w:r>
-      <w:r>
-        <w:fldChar w:fldCharType="separate"/>
-      </w:r>
-      <w:r>
-        <w:rPr>
-          <w:noProof/>
-        </w:rPr>
-        <w:t>2</w:t>
-      </w:r>
-      <w:r>
-        <w:rPr>
-          <w:noProof/>
-        </w:rPr>
-        <w:fldChar w:fldCharType="end"/>
-      </w:r>
+      <w:fldSimple w:instr=" SEQ Рисунок \* ARABIC \s 2 ">
+        <w:r>
+          <w:rPr>
+            <w:noProof/>
+          </w:rPr>
+          <w:t>2</w:t>
+        </w:r>
+      </w:fldSimple>
       <w:r>
         <w:t xml:space="preserve"> — </w:t>
       </w:r>
@@ -14689,51 +14640,25 @@
       <w:r>
         <w:t xml:space="preserve">Рисунок </w:t>
       </w:r>
-      <w:r>
-        <w:fldChar w:fldCharType="begin"/>
-      </w:r>
-      <w:r>
-        <w:instrText xml:space="preserve"> STYLEREF 2 \s </w:instrText>
-      </w:r>
-      <w:r>
-        <w:fldChar w:fldCharType="separate"/>
-      </w:r>
-      <w:r>
-        <w:rPr>
-          <w:noProof/>
-        </w:rPr>
-        <w:t>2</w:t>
-      </w:r>
-      <w:r>
-        <w:rPr>
-          <w:noProof/>
-        </w:rPr>
-        <w:fldChar w:fldCharType="end"/>
-      </w:r>
+      <w:fldSimple w:instr=" STYLEREF 2 \s ">
+        <w:r>
+          <w:rPr>
+            <w:noProof/>
+          </w:rPr>
+          <w:t>2</w:t>
+        </w:r>
+      </w:fldSimple>
       <w:r>
         <w:t>.</w:t>
       </w:r>
-      <w:r>
-        <w:fldChar w:fldCharType="begin"/>
-      </w:r>
-      <w:r>
-        <w:instrText xml:space="preserve"> SEQ Рисунок \* ARABIC \s 2 </w:instrText>
-      </w:r>
-      <w:r>
-        <w:fldChar w:fldCharType="separate"/>
-      </w:r>
-      <w:r>
-        <w:rPr>
-          <w:noProof/>
-        </w:rPr>
-        <w:t>3</w:t>
-      </w:r>
-      <w:r>
-        <w:rPr>
-          <w:noProof/>
-        </w:rPr>
-        <w:fldChar w:fldCharType="end"/>
-      </w:r>
+      <w:fldSimple w:instr=" SEQ Рисунок \* ARABIC \s 2 ">
+        <w:r>
+          <w:rPr>
+            <w:noProof/>
+          </w:rPr>
+          <w:t>3</w:t>
+        </w:r>
+      </w:fldSimple>
       <w:r>
         <w:t xml:space="preserve"> — Диаграмма зависимостей слоев приложения</w:t>
       </w:r>
@@ -15792,51 +15717,25 @@
       <w:r>
         <w:t xml:space="preserve">Рисунок </w:t>
       </w:r>
-      <w:r>
-        <w:fldChar w:fldCharType="begin"/>
-      </w:r>
-      <w:r>
-        <w:instrText xml:space="preserve"> STYLEREF 2 \s </w:instrText>
-      </w:r>
-      <w:r>
-        <w:fldChar w:fldCharType="separate"/>
-      </w:r>
-      <w:r>
-        <w:rPr>
-          <w:noProof/>
-        </w:rPr>
-        <w:t>2</w:t>
-      </w:r>
-      <w:r>
-        <w:rPr>
-          <w:noProof/>
-        </w:rPr>
-        <w:fldChar w:fldCharType="end"/>
-      </w:r>
+      <w:fldSimple w:instr=" STYLEREF 2 \s ">
+        <w:r>
+          <w:rPr>
+            <w:noProof/>
+          </w:rPr>
+          <w:t>2</w:t>
+        </w:r>
+      </w:fldSimple>
       <w:r>
         <w:t>.</w:t>
       </w:r>
-      <w:r>
-        <w:fldChar w:fldCharType="begin"/>
-      </w:r>
-      <w:r>
-        <w:instrText xml:space="preserve"> SEQ Рисунок \* ARABIC \s 2 </w:instrText>
-      </w:r>
-      <w:r>
-        <w:fldChar w:fldCharType="separate"/>
-      </w:r>
-      <w:r>
-        <w:rPr>
-          <w:noProof/>
-        </w:rPr>
-        <w:t>4</w:t>
-      </w:r>
-      <w:r>
-        <w:rPr>
-          <w:noProof/>
-        </w:rPr>
-        <w:fldChar w:fldCharType="end"/>
-      </w:r>
+      <w:fldSimple w:instr=" SEQ Рисунок \* ARABIC \s 2 ">
+        <w:r>
+          <w:rPr>
+            <w:noProof/>
+          </w:rPr>
+          <w:t>4</w:t>
+        </w:r>
+      </w:fldSimple>
       <w:r>
         <w:t xml:space="preserve"> — Логическая модель БД</w:t>
       </w:r>
@@ -16132,51 +16031,25 @@
       <w:r>
         <w:t xml:space="preserve">Рисунок </w:t>
       </w:r>
-      <w:r>
-        <w:fldChar w:fldCharType="begin"/>
-      </w:r>
-      <w:r>
-        <w:instrText xml:space="preserve"> STYLEREF 2 \s </w:instrText>
-      </w:r>
-      <w:r>
-        <w:fldChar w:fldCharType="separate"/>
-      </w:r>
-      <w:r>
-        <w:rPr>
-          <w:noProof/>
-        </w:rPr>
-        <w:t>2</w:t>
-      </w:r>
-      <w:r>
-        <w:rPr>
-          <w:noProof/>
-        </w:rPr>
-        <w:fldChar w:fldCharType="end"/>
-      </w:r>
+      <w:fldSimple w:instr=" STYLEREF 2 \s ">
+        <w:r>
+          <w:rPr>
+            <w:noProof/>
+          </w:rPr>
+          <w:t>2</w:t>
+        </w:r>
+      </w:fldSimple>
       <w:r>
         <w:t>.</w:t>
       </w:r>
-      <w:r>
-        <w:fldChar w:fldCharType="begin"/>
-      </w:r>
-      <w:r>
-        <w:instrText xml:space="preserve"> SEQ Рисунок \* ARABIC \s 2 </w:instrText>
-      </w:r>
-      <w:r>
-        <w:fldChar w:fldCharType="separate"/>
-      </w:r>
-      <w:r>
-        <w:rPr>
-          <w:noProof/>
-        </w:rPr>
-        <w:t>5</w:t>
-      </w:r>
-      <w:r>
-        <w:rPr>
-          <w:noProof/>
-        </w:rPr>
-        <w:fldChar w:fldCharType="end"/>
-      </w:r>
+      <w:fldSimple w:instr=" SEQ Рисунок \* ARABIC \s 2 ">
+        <w:r>
+          <w:rPr>
+            <w:noProof/>
+          </w:rPr>
+          <w:t>5</w:t>
+        </w:r>
+      </w:fldSimple>
       <w:r>
         <w:t xml:space="preserve"> – Физическая модель </w:t>
       </w:r>
@@ -16556,51 +16429,25 @@
       <w:r>
         <w:t xml:space="preserve"> </w:t>
       </w:r>
-      <w:r>
-        <w:fldChar w:fldCharType="begin"/>
-      </w:r>
-      <w:r>
-        <w:instrText xml:space="preserve"> STYLEREF 2 \s </w:instrText>
-      </w:r>
-      <w:r>
-        <w:fldChar w:fldCharType="separate"/>
-      </w:r>
-      <w:r>
-        <w:rPr>
-          <w:noProof/>
-        </w:rPr>
-        <w:t>2</w:t>
-      </w:r>
-      <w:r>
-        <w:rPr>
-          <w:noProof/>
-        </w:rPr>
-        <w:fldChar w:fldCharType="end"/>
-      </w:r>
+      <w:fldSimple w:instr=" STYLEREF 2 \s ">
+        <w:r>
+          <w:rPr>
+            <w:noProof/>
+          </w:rPr>
+          <w:t>2</w:t>
+        </w:r>
+      </w:fldSimple>
       <w:r>
         <w:t>.</w:t>
       </w:r>
-      <w:r>
-        <w:fldChar w:fldCharType="begin"/>
-      </w:r>
-      <w:r>
-        <w:instrText xml:space="preserve"> SEQ Рисунок \* ARABIC \s 2 </w:instrText>
-      </w:r>
-      <w:r>
-        <w:fldChar w:fldCharType="separate"/>
-      </w:r>
-      <w:r>
-        <w:rPr>
-          <w:noProof/>
-        </w:rPr>
-        <w:t>6</w:t>
-      </w:r>
-      <w:r>
-        <w:rPr>
-          <w:noProof/>
-        </w:rPr>
-        <w:fldChar w:fldCharType="end"/>
-      </w:r>
+      <w:fldSimple w:instr=" SEQ Рисунок \* ARABIC \s 2 ">
+        <w:r>
+          <w:rPr>
+            <w:noProof/>
+          </w:rPr>
+          <w:t>6</w:t>
+        </w:r>
+      </w:fldSimple>
       <w:r>
         <w:t xml:space="preserve"> — </w:t>
       </w:r>
@@ -18258,51 +18105,25 @@
       <w:r>
         <w:t xml:space="preserve">Рисунок </w:t>
       </w:r>
-      <w:r>
-        <w:fldChar w:fldCharType="begin"/>
-      </w:r>
-      <w:r>
-        <w:instrText xml:space="preserve"> STYLEREF 2 \s </w:instrText>
-      </w:r>
-      <w:r>
-        <w:fldChar w:fldCharType="separate"/>
-      </w:r>
-      <w:r>
-        <w:rPr>
-          <w:noProof/>
-        </w:rPr>
-        <w:t>2</w:t>
-      </w:r>
-      <w:r>
-        <w:rPr>
-          <w:noProof/>
-        </w:rPr>
-        <w:fldChar w:fldCharType="end"/>
-      </w:r>
+      <w:fldSimple w:instr=" STYLEREF 2 \s ">
+        <w:r>
+          <w:rPr>
+            <w:noProof/>
+          </w:rPr>
+          <w:t>2</w:t>
+        </w:r>
+      </w:fldSimple>
       <w:r>
         <w:t>.</w:t>
       </w:r>
-      <w:r>
-        <w:fldChar w:fldCharType="begin"/>
-      </w:r>
-      <w:r>
-        <w:instrText xml:space="preserve"> SEQ Рисунок \* ARABIC \s 2 </w:instrText>
-      </w:r>
-      <w:r>
-        <w:fldChar w:fldCharType="separate"/>
-      </w:r>
-      <w:r>
-        <w:rPr>
-          <w:noProof/>
-        </w:rPr>
-        <w:t>7</w:t>
-      </w:r>
-      <w:r>
-        <w:rPr>
-          <w:noProof/>
-        </w:rPr>
-        <w:fldChar w:fldCharType="end"/>
-      </w:r>
+      <w:fldSimple w:instr=" SEQ Рисунок \* ARABIC \s 2 ">
+        <w:r>
+          <w:rPr>
+            <w:noProof/>
+          </w:rPr>
+          <w:t>7</w:t>
+        </w:r>
+      </w:fldSimple>
       <w:r>
         <w:t xml:space="preserve"> — Внешний вид интерактивной документации</w:t>
       </w:r>
@@ -18710,67 +18531,562 @@
       <w:r>
         <w:t xml:space="preserve">Рисунок </w:t>
       </w:r>
-      <w:r>
-        <w:fldChar w:fldCharType="begin"/>
-      </w:r>
-      <w:r>
-        <w:instrText xml:space="preserve"> STYLEREF 2 \s </w:instrText>
-      </w:r>
-      <w:r>
-        <w:fldChar w:fldCharType="separate"/>
-      </w:r>
+      <w:fldSimple w:instr=" STYLEREF 2 \s ">
+        <w:r>
+          <w:rPr>
+            <w:noProof/>
+          </w:rPr>
+          <w:t>2</w:t>
+        </w:r>
+      </w:fldSimple>
+      <w:r>
+        <w:t>.</w:t>
+      </w:r>
+      <w:fldSimple w:instr=" SEQ Рисунок \* ARABIC \s 2 ">
+        <w:r>
+          <w:rPr>
+            <w:noProof/>
+          </w:rPr>
+          <w:t>8</w:t>
+        </w:r>
+      </w:fldSimple>
+      <w:r>
+        <w:t xml:space="preserve"> — Результаты тестов</w:t>
+      </w:r>
+    </w:p>
+    <w:p>
+      <w:pPr>
+        <w:pStyle w:val="red"/>
+        <w:rPr>
+          <w:lang w:val="ru-RU"/>
+        </w:rPr>
+      </w:pPr>
+      <w:r>
+        <w:rPr>
+          <w:lang w:val="ru-RU"/>
+        </w:rPr>
+        <w:t>Код реализованных тестов представлен в Приложении Д.</w:t>
+      </w:r>
+    </w:p>
+    <w:p>
+      <w:pPr>
+        <w:pStyle w:val="4"/>
+        <w:rPr>
+          <w:lang w:val="en-US"/>
+        </w:rPr>
+      </w:pPr>
+      <w:r>
+        <w:t>Проверка интерфейса интерактивной документации Scalar</w:t>
+      </w:r>
+    </w:p>
+    <w:p>
+      <w:pPr>
+        <w:pStyle w:val="red"/>
+        <w:rPr>
+          <w:lang w:val="ru-RU"/>
+        </w:rPr>
+      </w:pPr>
+      <w:r>
+        <w:rPr>
+          <w:lang w:val="ru-RU"/>
+        </w:rPr>
+        <w:t xml:space="preserve">Дополнительно была выполнена визуальная проверка интерактивной документации </w:t>
+      </w:r>
+      <w:r>
+        <w:t>API</w:t>
+      </w:r>
+      <w:r>
+        <w:rPr>
+          <w:lang w:val="ru-RU"/>
+        </w:rPr>
+        <w:t xml:space="preserve">, реализованной с использованием </w:t>
+      </w:r>
+      <w:r>
+        <w:t>Scalar</w:t>
+      </w:r>
+      <w:r>
+        <w:rPr>
+          <w:lang w:val="ru-RU"/>
+        </w:rPr>
+        <w:t xml:space="preserve">. В ходе проверки оценивалась корректность отображения маршрутов </w:t>
+      </w:r>
+      <w:r>
+        <w:t>API</w:t>
+      </w:r>
+      <w:r>
+        <w:rPr>
+          <w:lang w:val="ru-RU"/>
+        </w:rPr>
+        <w:t>, описаний методов, параметров запросов и моделей данных.</w:t>
+      </w:r>
+    </w:p>
+    <w:p>
+      <w:pPr>
+        <w:pStyle w:val="red"/>
+        <w:rPr>
+          <w:lang w:val="ru-RU"/>
+        </w:rPr>
+      </w:pPr>
+      <w:r>
+        <w:rPr>
+          <w:lang w:val="ru-RU"/>
+        </w:rPr>
+        <w:t xml:space="preserve">Также проверялась работоспособность встроенных средств отправки </w:t>
+      </w:r>
+      <w:r>
+        <w:t>HTTP</w:t>
+      </w:r>
+      <w:r>
+        <w:rPr>
+          <w:lang w:val="ru-RU"/>
+        </w:rPr>
+        <w:t xml:space="preserve">-запросов, корректность отображения кодов ответа сервера и структуры возвращаемых данных. Проверка позволила убедиться в корректной генерации </w:t>
+      </w:r>
+      <w:r>
+        <w:t>OpenAPI</w:t>
+      </w:r>
+      <w:r>
+        <w:rPr>
+          <w:lang w:val="ru-RU"/>
+        </w:rPr>
+        <w:t xml:space="preserve">-спецификации и удобстве взаимодействия с </w:t>
+      </w:r>
+      <w:r>
+        <w:t>API</w:t>
+      </w:r>
+      <w:r>
+        <w:rPr>
+          <w:lang w:val="ru-RU"/>
+        </w:rPr>
+        <w:t xml:space="preserve"> через интерактивный интерфейс документации.</w:t>
+      </w:r>
+    </w:p>
+    <w:p>
+      <w:pPr>
+        <w:pStyle w:val="red"/>
+        <w:rPr>
+          <w:lang w:val="ru-RU"/>
+        </w:rPr>
+      </w:pPr>
+      <w:r>
+        <w:rPr>
+          <w:lang w:val="ru-RU"/>
+        </w:rPr>
+        <w:t>На Рисунке 2.9 показано корректное определение маршрута, тела запроса, типа и кода ответа.</w:t>
+      </w:r>
+    </w:p>
+    <w:p>
+      <w:pPr>
+        <w:pStyle w:val="pic"/>
+        <w:keepNext/>
+      </w:pPr>
       <w:r>
         <w:rPr>
           <w:noProof/>
-        </w:rPr>
-        <w:t>2</w:t>
-      </w:r>
+          <w14:ligatures w14:val="standardContextual"/>
+        </w:rPr>
+        <w:lastRenderedPageBreak/>
+        <w:drawing>
+          <wp:inline distT="0" distB="0" distL="0" distR="0" wp14:anchorId="56EE16D2" wp14:editId="57E3AA9F">
+            <wp:extent cx="5940425" cy="3341370"/>
+            <wp:effectExtent l="0" t="0" r="3175" b="0"/>
+            <wp:docPr id="1028606732" name="Рисунок 1"/>
+            <wp:cNvGraphicFramePr>
+              <a:graphicFrameLocks xmlns:a="http://schemas.openxmlformats.org/drawingml/2006/main" noChangeAspect="1"/>
+            </wp:cNvGraphicFramePr>
+            <a:graphic xmlns:a="http://schemas.openxmlformats.org/drawingml/2006/main">
+              <a:graphicData uri="http://schemas.openxmlformats.org/drawingml/2006/picture">
+                <pic:pic xmlns:pic="http://schemas.openxmlformats.org/drawingml/2006/picture">
+                  <pic:nvPicPr>
+                    <pic:cNvPr id="1028606732" name=""/>
+                    <pic:cNvPicPr/>
+                  </pic:nvPicPr>
+                  <pic:blipFill>
+                    <a:blip r:embed="rId18"/>
+                    <a:stretch>
+                      <a:fillRect/>
+                    </a:stretch>
+                  </pic:blipFill>
+                  <pic:spPr>
+                    <a:xfrm>
+                      <a:off x="0" y="0"/>
+                      <a:ext cx="5940425" cy="3341370"/>
+                    </a:xfrm>
+                    <a:prstGeom prst="rect">
+                      <a:avLst/>
+                    </a:prstGeom>
+                  </pic:spPr>
+                </pic:pic>
+              </a:graphicData>
+            </a:graphic>
+          </wp:inline>
+        </w:drawing>
+      </w:r>
+    </w:p>
+    <w:p>
+      <w:pPr>
+        <w:pStyle w:val="af0"/>
+      </w:pPr>
+      <w:r>
+        <w:t xml:space="preserve">Рисунок </w:t>
+      </w:r>
+      <w:fldSimple w:instr=" STYLEREF 2 \s ">
+        <w:r>
+          <w:rPr>
+            <w:noProof/>
+          </w:rPr>
+          <w:t>2</w:t>
+        </w:r>
+      </w:fldSimple>
+      <w:r>
+        <w:t>.</w:t>
+      </w:r>
+      <w:fldSimple w:instr=" SEQ Рисунок \* ARABIC \s 2 ">
+        <w:r>
+          <w:rPr>
+            <w:noProof/>
+          </w:rPr>
+          <w:t>9</w:t>
+        </w:r>
+      </w:fldSimple>
+      <w:r>
+        <w:t xml:space="preserve"> — Полное описание конечной точки регистрации</w:t>
+      </w:r>
+    </w:p>
+    <w:p>
+      <w:pPr>
+        <w:pStyle w:val="red"/>
+        <w:rPr>
+          <w:lang w:val="ru-RU"/>
+        </w:rPr>
+      </w:pPr>
+      <w:r>
+        <w:rPr>
+          <w:lang w:val="ru-RU"/>
+        </w:rPr>
+        <w:t>На Рисунках 2.10</w:t>
+      </w:r>
+      <w:r>
+        <w:rPr>
+          <w:lang w:val="ru-RU"/>
+        </w:rPr>
+        <w:t>-2.11</w:t>
+      </w:r>
+      <w:r>
+        <w:rPr>
+          <w:lang w:val="ru-RU"/>
+        </w:rPr>
+        <w:t xml:space="preserve"> показано</w:t>
+      </w:r>
+      <w:r>
+        <w:rPr>
+          <w:lang w:val="ru-RU"/>
+        </w:rPr>
+        <w:t xml:space="preserve"> </w:t>
+      </w:r>
+      <w:r>
+        <w:rPr>
+          <w:lang w:val="ru-RU"/>
+        </w:rPr>
+        <w:t>успешное</w:t>
+      </w:r>
+      <w:r>
+        <w:rPr>
+          <w:lang w:val="ru-RU"/>
+        </w:rPr>
+        <w:t xml:space="preserve"> выполнение запроса на регистрацию.</w:t>
+      </w:r>
+    </w:p>
+    <w:p>
+      <w:pPr>
+        <w:pStyle w:val="pic"/>
+        <w:keepNext/>
+      </w:pPr>
+      <w:r>
+        <w:drawing>
+          <wp:inline distT="0" distB="0" distL="0" distR="0" wp14:anchorId="55513A1E" wp14:editId="39481D46">
+            <wp:extent cx="5940425" cy="3341370"/>
+            <wp:effectExtent l="0" t="0" r="3175" b="0"/>
+            <wp:docPr id="959339660" name="Рисунок 1"/>
+            <wp:cNvGraphicFramePr>
+              <a:graphicFrameLocks xmlns:a="http://schemas.openxmlformats.org/drawingml/2006/main" noChangeAspect="1"/>
+            </wp:cNvGraphicFramePr>
+            <a:graphic xmlns:a="http://schemas.openxmlformats.org/drawingml/2006/main">
+              <a:graphicData uri="http://schemas.openxmlformats.org/drawingml/2006/picture">
+                <pic:pic xmlns:pic="http://schemas.openxmlformats.org/drawingml/2006/picture">
+                  <pic:nvPicPr>
+                    <pic:cNvPr id="959339660" name=""/>
+                    <pic:cNvPicPr/>
+                  </pic:nvPicPr>
+                  <pic:blipFill>
+                    <a:blip r:embed="rId19"/>
+                    <a:stretch>
+                      <a:fillRect/>
+                    </a:stretch>
+                  </pic:blipFill>
+                  <pic:spPr>
+                    <a:xfrm>
+                      <a:off x="0" y="0"/>
+                      <a:ext cx="5940425" cy="3341370"/>
+                    </a:xfrm>
+                    <a:prstGeom prst="rect">
+                      <a:avLst/>
+                    </a:prstGeom>
+                  </pic:spPr>
+                </pic:pic>
+              </a:graphicData>
+            </a:graphic>
+          </wp:inline>
+        </w:drawing>
+      </w:r>
+    </w:p>
+    <w:p>
+      <w:pPr>
+        <w:pStyle w:val="af0"/>
+      </w:pPr>
+      <w:r>
+        <w:t xml:space="preserve">Рисунок </w:t>
+      </w:r>
+      <w:fldSimple w:instr=" STYLEREF 2 \s ">
+        <w:r>
+          <w:rPr>
+            <w:noProof/>
+          </w:rPr>
+          <w:t>2</w:t>
+        </w:r>
+      </w:fldSimple>
+      <w:r>
+        <w:t>.</w:t>
+      </w:r>
+      <w:fldSimple w:instr=" SEQ Рисунок \* ARABIC \s 2 ">
+        <w:r>
+          <w:rPr>
+            <w:noProof/>
+          </w:rPr>
+          <w:t>10</w:t>
+        </w:r>
+      </w:fldSimple>
+      <w:r>
+        <w:t xml:space="preserve"> — </w:t>
+      </w:r>
+      <w:r>
+        <w:t>Выполнение запроса на регистрацию</w:t>
+      </w:r>
+    </w:p>
+    <w:p>
+      <w:pPr>
+        <w:pStyle w:val="red"/>
+        <w:rPr>
+          <w:lang w:val="ru-RU"/>
+        </w:rPr>
+      </w:pPr>
+      <w:r>
+        <w:rPr>
+          <w:lang w:val="ru-RU"/>
+        </w:rPr>
+        <w:t xml:space="preserve">Слева снизу отображается </w:t>
+      </w:r>
+      <w:r>
+        <w:t>JSON</w:t>
+      </w:r>
+      <w:r>
+        <w:rPr>
+          <w:lang w:val="ru-RU"/>
+        </w:rPr>
+        <w:t xml:space="preserve">, представляющий тело запроса, значения которого нужно задать вручную. А с правой стороны отображается тело и статусный код </w:t>
+      </w:r>
+      <w:r>
+        <w:rPr>
+          <w:lang w:val="ru-RU"/>
+        </w:rPr>
+        <w:t>ответа</w:t>
+      </w:r>
+      <w:r>
+        <w:rPr>
+          <w:lang w:val="ru-RU"/>
+        </w:rPr>
+        <w:t>.</w:t>
+      </w:r>
+    </w:p>
+    <w:p>
+      <w:pPr>
+        <w:pStyle w:val="pic"/>
+        <w:keepNext/>
+      </w:pPr>
+      <w:r>
+        <w:lastRenderedPageBreak/>
+        <w:drawing>
+          <wp:inline distT="0" distB="0" distL="0" distR="0" wp14:anchorId="41FB2FDF" wp14:editId="6EFC0637">
+            <wp:extent cx="5940425" cy="617855"/>
+            <wp:effectExtent l="0" t="0" r="3175" b="0"/>
+            <wp:docPr id="1299106178" name="Рисунок 1"/>
+            <wp:cNvGraphicFramePr>
+              <a:graphicFrameLocks xmlns:a="http://schemas.openxmlformats.org/drawingml/2006/main" noChangeAspect="1"/>
+            </wp:cNvGraphicFramePr>
+            <a:graphic xmlns:a="http://schemas.openxmlformats.org/drawingml/2006/main">
+              <a:graphicData uri="http://schemas.openxmlformats.org/drawingml/2006/picture">
+                <pic:pic xmlns:pic="http://schemas.openxmlformats.org/drawingml/2006/picture">
+                  <pic:nvPicPr>
+                    <pic:cNvPr id="1299106178" name=""/>
+                    <pic:cNvPicPr/>
+                  </pic:nvPicPr>
+                  <pic:blipFill>
+                    <a:blip r:embed="rId20"/>
+                    <a:stretch>
+                      <a:fillRect/>
+                    </a:stretch>
+                  </pic:blipFill>
+                  <pic:spPr>
+                    <a:xfrm>
+                      <a:off x="0" y="0"/>
+                      <a:ext cx="5940425" cy="617855"/>
+                    </a:xfrm>
+                    <a:prstGeom prst="rect">
+                      <a:avLst/>
+                    </a:prstGeom>
+                  </pic:spPr>
+                </pic:pic>
+              </a:graphicData>
+            </a:graphic>
+          </wp:inline>
+        </w:drawing>
+      </w:r>
+    </w:p>
+    <w:p>
+      <w:pPr>
+        <w:pStyle w:val="af0"/>
+      </w:pPr>
+      <w:r>
+        <w:t xml:space="preserve">Рисунок </w:t>
+      </w:r>
+      <w:fldSimple w:instr=" STYLEREF 2 \s ">
+        <w:r>
+          <w:rPr>
+            <w:noProof/>
+          </w:rPr>
+          <w:t>2</w:t>
+        </w:r>
+      </w:fldSimple>
+      <w:r>
+        <w:t>.</w:t>
+      </w:r>
+      <w:fldSimple w:instr=" SEQ Рисунок \* ARABIC \s 2 ">
+        <w:r>
+          <w:rPr>
+            <w:noProof/>
+          </w:rPr>
+          <w:t>11</w:t>
+        </w:r>
+      </w:fldSimple>
+      <w:r>
+        <w:t xml:space="preserve"> — Запись только что зарегистрированного пользователя в БД</w:t>
+      </w:r>
+    </w:p>
+    <w:p>
+      <w:pPr>
+        <w:pStyle w:val="red"/>
+        <w:rPr>
+          <w:lang w:val="ru-RU"/>
+        </w:rPr>
+      </w:pPr>
+      <w:r>
+        <w:rPr>
+          <w:lang w:val="ru-RU"/>
+        </w:rPr>
+        <w:t>Запрос выполнился успешно, и по этой причине была создана новая запись в БД.</w:t>
+      </w:r>
+      <w:r>
+        <w:rPr>
+          <w:lang w:val="ru-RU"/>
+        </w:rPr>
+        <w:t xml:space="preserve"> </w:t>
+      </w:r>
+      <w:r>
+        <w:rPr>
+          <w:lang w:val="ru-RU"/>
+        </w:rPr>
+        <w:t xml:space="preserve">По </w:t>
+      </w:r>
+      <w:r>
+        <w:t>Id</w:t>
+      </w:r>
+      <w:r>
+        <w:rPr>
+          <w:lang w:val="ru-RU"/>
+        </w:rPr>
+        <w:t xml:space="preserve"> </w:t>
+      </w:r>
+      <w:r>
+        <w:rPr>
+          <w:lang w:val="ru-RU"/>
+        </w:rPr>
+        <w:t>можно убедиться, что это только что созданный пользователь.</w:t>
+      </w:r>
+    </w:p>
+    <w:p>
+      <w:pPr>
+        <w:pStyle w:val="red"/>
+        <w:rPr>
+          <w:lang w:val="ru-RU"/>
+        </w:rPr>
+      </w:pPr>
+      <w:r>
+        <w:rPr>
+          <w:lang w:val="ru-RU"/>
+        </w:rPr>
+        <w:t xml:space="preserve">На Рисунке 2.12 </w:t>
+      </w:r>
+      <w:r>
+        <w:rPr>
+          <w:lang w:val="ru-RU"/>
+        </w:rPr>
+        <w:t>отображается факт успешного автодокументирования моделей системы и их ограничений.</w:t>
+      </w:r>
+    </w:p>
+    <w:p>
+      <w:pPr>
+        <w:pStyle w:val="pic"/>
+      </w:pPr>
       <w:r>
         <w:rPr>
           <w:noProof/>
-        </w:rPr>
-        <w:fldChar w:fldCharType="end"/>
-      </w:r>
-      <w:r>
-        <w:t>.</w:t>
-      </w:r>
-      <w:r>
-        <w:fldChar w:fldCharType="begin"/>
-      </w:r>
-      <w:r>
-        <w:instrText xml:space="preserve"> SEQ Рисунок \* ARABIC \s 2 </w:instrText>
-      </w:r>
-      <w:r>
-        <w:fldChar w:fldCharType="separate"/>
-      </w:r>
-      <w:r>
-        <w:rPr>
-          <w:noProof/>
-        </w:rPr>
-        <w:t>8</w:t>
-      </w:r>
-      <w:r>
-        <w:rPr>
-          <w:noProof/>
-        </w:rPr>
-        <w:fldChar w:fldCharType="end"/>
-      </w:r>
-      <w:r>
-        <w:t xml:space="preserve"> — Результаты тестов</w:t>
-      </w:r>
-    </w:p>
-    <w:p>
-      <w:pPr>
-        <w:pStyle w:val="red"/>
-        <w:rPr>
-          <w:lang w:val="ru-RU"/>
-        </w:rPr>
-      </w:pPr>
-      <w:r>
-        <w:rPr>
-          <w:lang w:val="ru-RU"/>
-        </w:rPr>
-        <w:t>Код реализованных тестов представлен в Приложении Д.</w:t>
+          <w14:ligatures w14:val="standardContextual"/>
+        </w:rPr>
+        <w:drawing>
+          <wp:inline distT="0" distB="0" distL="0" distR="0" wp14:anchorId="27D300BE" wp14:editId="696983B1">
+            <wp:extent cx="5940425" cy="3341370"/>
+            <wp:effectExtent l="0" t="0" r="3175" b="0"/>
+            <wp:docPr id="1258671171" name="Рисунок 1"/>
+            <wp:cNvGraphicFramePr>
+              <a:graphicFrameLocks xmlns:a="http://schemas.openxmlformats.org/drawingml/2006/main" noChangeAspect="1"/>
+            </wp:cNvGraphicFramePr>
+            <a:graphic xmlns:a="http://schemas.openxmlformats.org/drawingml/2006/main">
+              <a:graphicData uri="http://schemas.openxmlformats.org/drawingml/2006/picture">
+                <pic:pic xmlns:pic="http://schemas.openxmlformats.org/drawingml/2006/picture">
+                  <pic:nvPicPr>
+                    <pic:cNvPr id="1258671171" name=""/>
+                    <pic:cNvPicPr/>
+                  </pic:nvPicPr>
+                  <pic:blipFill>
+                    <a:blip r:embed="rId21"/>
+                    <a:stretch>
+                      <a:fillRect/>
+                    </a:stretch>
+                  </pic:blipFill>
+                  <pic:spPr>
+                    <a:xfrm>
+                      <a:off x="0" y="0"/>
+                      <a:ext cx="5940425" cy="3341370"/>
+                    </a:xfrm>
+                    <a:prstGeom prst="rect">
+                      <a:avLst/>
+                    </a:prstGeom>
+                  </pic:spPr>
+                </pic:pic>
+              </a:graphicData>
+            </a:graphic>
+          </wp:inline>
+        </w:drawing>
       </w:r>
     </w:p>
     <w:p>
@@ -18882,51 +19198,25 @@
         <w:lastRenderedPageBreak/>
         <w:t xml:space="preserve">Таблица </w:t>
       </w:r>
-      <w:r>
-        <w:fldChar w:fldCharType="begin"/>
-      </w:r>
-      <w:r>
-        <w:instrText xml:space="preserve"> STYLEREF 2 \s </w:instrText>
-      </w:r>
-      <w:r>
-        <w:fldChar w:fldCharType="separate"/>
-      </w:r>
-      <w:r>
-        <w:rPr>
-          <w:noProof/>
-        </w:rPr>
-        <w:t>3</w:t>
-      </w:r>
-      <w:r>
-        <w:rPr>
-          <w:noProof/>
-        </w:rPr>
-        <w:fldChar w:fldCharType="end"/>
-      </w:r>
+      <w:fldSimple w:instr=" STYLEREF 2 \s ">
+        <w:r>
+          <w:rPr>
+            <w:noProof/>
+          </w:rPr>
+          <w:t>3</w:t>
+        </w:r>
+      </w:fldSimple>
       <w:r>
         <w:t>.</w:t>
       </w:r>
-      <w:r>
-        <w:fldChar w:fldCharType="begin"/>
-      </w:r>
-      <w:r>
-        <w:instrText xml:space="preserve"> SEQ Таблица \* ARABIC \s 2 </w:instrText>
-      </w:r>
-      <w:r>
-        <w:fldChar w:fldCharType="separate"/>
-      </w:r>
-      <w:r>
-        <w:rPr>
-          <w:noProof/>
-        </w:rPr>
-        <w:t>1</w:t>
-      </w:r>
-      <w:r>
-        <w:rPr>
-          <w:noProof/>
-        </w:rPr>
-        <w:fldChar w:fldCharType="end"/>
-      </w:r>
+      <w:fldSimple w:instr=" SEQ Таблица \* ARABIC \s 2 ">
+        <w:r>
+          <w:rPr>
+            <w:noProof/>
+          </w:rPr>
+          <w:t>1</w:t>
+        </w:r>
+      </w:fldSimple>
       <w:r>
         <w:t xml:space="preserve"> — Трудоемкость разработки программного продукта</w:t>
       </w:r>
@@ -19818,51 +20108,25 @@
       <w:r>
         <w:t xml:space="preserve">Таблица </w:t>
       </w:r>
-      <w:r>
-        <w:fldChar w:fldCharType="begin"/>
-      </w:r>
-      <w:r>
-        <w:instrText xml:space="preserve"> STYLEREF 2 \s </w:instrText>
-      </w:r>
-      <w:r>
-        <w:fldChar w:fldCharType="separate"/>
-      </w:r>
-      <w:r>
-        <w:rPr>
-          <w:noProof/>
-        </w:rPr>
-        <w:t>3</w:t>
-      </w:r>
-      <w:r>
-        <w:rPr>
-          <w:noProof/>
-        </w:rPr>
-        <w:fldChar w:fldCharType="end"/>
-      </w:r>
+      <w:fldSimple w:instr=" STYLEREF 2 \s ">
+        <w:r>
+          <w:rPr>
+            <w:noProof/>
+          </w:rPr>
+          <w:t>3</w:t>
+        </w:r>
+      </w:fldSimple>
       <w:r>
         <w:t>.</w:t>
       </w:r>
-      <w:r>
-        <w:fldChar w:fldCharType="begin"/>
-      </w:r>
-      <w:r>
-        <w:instrText xml:space="preserve"> SEQ Таблица \* ARABIC \s 2 </w:instrText>
-      </w:r>
-      <w:r>
-        <w:fldChar w:fldCharType="separate"/>
-      </w:r>
-      <w:r>
-        <w:rPr>
-          <w:noProof/>
-        </w:rPr>
-        <w:t>2</w:t>
-      </w:r>
-      <w:r>
-        <w:rPr>
-          <w:noProof/>
-        </w:rPr>
-        <w:fldChar w:fldCharType="end"/>
-      </w:r>
+      <w:fldSimple w:instr=" SEQ Таблица \* ARABIC \s 2 ">
+        <w:r>
+          <w:rPr>
+            <w:noProof/>
+          </w:rPr>
+          <w:t>2</w:t>
+        </w:r>
+      </w:fldSimple>
       <w:r>
         <w:t xml:space="preserve"> — </w:t>
       </w:r>
@@ -20687,51 +20951,25 @@
       <w:r>
         <w:t xml:space="preserve">Таблица </w:t>
       </w:r>
-      <w:r>
-        <w:fldChar w:fldCharType="begin"/>
-      </w:r>
-      <w:r>
-        <w:instrText xml:space="preserve"> STYLEREF 2 \s </w:instrText>
-      </w:r>
-      <w:r>
-        <w:fldChar w:fldCharType="separate"/>
-      </w:r>
-      <w:r>
-        <w:rPr>
-          <w:noProof/>
-        </w:rPr>
-        <w:t>3</w:t>
-      </w:r>
-      <w:r>
-        <w:rPr>
-          <w:noProof/>
-        </w:rPr>
-        <w:fldChar w:fldCharType="end"/>
-      </w:r>
+      <w:fldSimple w:instr=" STYLEREF 2 \s ">
+        <w:r>
+          <w:rPr>
+            <w:noProof/>
+          </w:rPr>
+          <w:t>3</w:t>
+        </w:r>
+      </w:fldSimple>
       <w:r>
         <w:t>.</w:t>
       </w:r>
-      <w:r>
-        <w:fldChar w:fldCharType="begin"/>
-      </w:r>
-      <w:r>
-        <w:instrText xml:space="preserve"> SEQ Таблица \* ARABIC \s 2 </w:instrText>
-      </w:r>
-      <w:r>
-        <w:fldChar w:fldCharType="separate"/>
-      </w:r>
-      <w:r>
-        <w:rPr>
-          <w:noProof/>
-        </w:rPr>
-        <w:t>3</w:t>
-      </w:r>
-      <w:r>
-        <w:rPr>
-          <w:noProof/>
-        </w:rPr>
-        <w:fldChar w:fldCharType="end"/>
-      </w:r>
+      <w:fldSimple w:instr=" SEQ Таблица \* ARABIC \s 2 ">
+        <w:r>
+          <w:rPr>
+            <w:noProof/>
+          </w:rPr>
+          <w:t>3</w:t>
+        </w:r>
+      </w:fldSimple>
       <w:r>
         <w:t xml:space="preserve"> — </w:t>
       </w:r>
@@ -21430,51 +21668,25 @@
       <w:r>
         <w:t xml:space="preserve">Таблица </w:t>
       </w:r>
-      <w:r>
-        <w:fldChar w:fldCharType="begin"/>
-      </w:r>
-      <w:r>
-        <w:instrText xml:space="preserve"> STYLEREF 2 \s </w:instrText>
-      </w:r>
-      <w:r>
-        <w:fldChar w:fldCharType="separate"/>
-      </w:r>
-      <w:r>
-        <w:rPr>
-          <w:noProof/>
-        </w:rPr>
-        <w:t>3</w:t>
-      </w:r>
-      <w:r>
-        <w:rPr>
-          <w:noProof/>
-        </w:rPr>
-        <w:fldChar w:fldCharType="end"/>
-      </w:r>
+      <w:fldSimple w:instr=" STYLEREF 2 \s ">
+        <w:r>
+          <w:rPr>
+            <w:noProof/>
+          </w:rPr>
+          <w:t>3</w:t>
+        </w:r>
+      </w:fldSimple>
       <w:r>
         <w:t>.</w:t>
       </w:r>
-      <w:r>
-        <w:fldChar w:fldCharType="begin"/>
-      </w:r>
-      <w:r>
-        <w:instrText xml:space="preserve"> SEQ Таблица \* ARABIC \s 2 </w:instrText>
-      </w:r>
-      <w:r>
-        <w:fldChar w:fldCharType="separate"/>
-      </w:r>
-      <w:r>
-        <w:rPr>
-          <w:noProof/>
-        </w:rPr>
-        <w:t>4</w:t>
-      </w:r>
-      <w:r>
-        <w:rPr>
-          <w:noProof/>
-        </w:rPr>
-        <w:fldChar w:fldCharType="end"/>
-      </w:r>
+      <w:fldSimple w:instr=" SEQ Таблица \* ARABIC \s 2 ">
+        <w:r>
+          <w:rPr>
+            <w:noProof/>
+          </w:rPr>
+          <w:t>4</w:t>
+        </w:r>
+      </w:fldSimple>
       <w:r>
         <w:t xml:space="preserve"> — </w:t>
       </w:r>
@@ -22219,51 +22431,25 @@
         <w:lastRenderedPageBreak/>
         <w:t xml:space="preserve">Таблица </w:t>
       </w:r>
-      <w:r>
-        <w:fldChar w:fldCharType="begin"/>
-      </w:r>
-      <w:r>
-        <w:instrText xml:space="preserve"> STYLEREF 2 \s </w:instrText>
-      </w:r>
-      <w:r>
-        <w:fldChar w:fldCharType="separate"/>
-      </w:r>
-      <w:r>
-        <w:rPr>
-          <w:noProof/>
-        </w:rPr>
-        <w:t>3</w:t>
-      </w:r>
-      <w:r>
-        <w:rPr>
-          <w:noProof/>
-        </w:rPr>
-        <w:fldChar w:fldCharType="end"/>
-      </w:r>
+      <w:fldSimple w:instr=" STYLEREF 2 \s ">
+        <w:r>
+          <w:rPr>
+            <w:noProof/>
+          </w:rPr>
+          <w:t>3</w:t>
+        </w:r>
+      </w:fldSimple>
       <w:r>
         <w:t>.</w:t>
       </w:r>
-      <w:r>
-        <w:fldChar w:fldCharType="begin"/>
-      </w:r>
-      <w:r>
-        <w:instrText xml:space="preserve"> SEQ Таблица \* ARABIC \s 2 </w:instrText>
-      </w:r>
-      <w:r>
-        <w:fldChar w:fldCharType="separate"/>
-      </w:r>
-      <w:r>
-        <w:rPr>
-          <w:noProof/>
-        </w:rPr>
-        <w:t>5</w:t>
-      </w:r>
-      <w:r>
-        <w:rPr>
-          <w:noProof/>
-        </w:rPr>
-        <w:fldChar w:fldCharType="end"/>
-      </w:r>
+      <w:fldSimple w:instr=" SEQ Таблица \* ARABIC \s 2 ">
+        <w:r>
+          <w:rPr>
+            <w:noProof/>
+          </w:rPr>
+          <w:t>5</w:t>
+        </w:r>
+      </w:fldSimple>
       <w:r>
         <w:t xml:space="preserve"> — </w:t>
       </w:r>
@@ -24583,51 +24769,25 @@
         <w:lastRenderedPageBreak/>
         <w:t xml:space="preserve">Таблица </w:t>
       </w:r>
-      <w:r>
-        <w:fldChar w:fldCharType="begin"/>
-      </w:r>
-      <w:r>
-        <w:instrText xml:space="preserve"> STYLEREF 2 \s </w:instrText>
-      </w:r>
-      <w:r>
-        <w:fldChar w:fldCharType="separate"/>
-      </w:r>
-      <w:r>
-        <w:rPr>
-          <w:noProof/>
-        </w:rPr>
-        <w:t>3</w:t>
-      </w:r>
-      <w:r>
-        <w:rPr>
-          <w:noProof/>
-        </w:rPr>
-        <w:fldChar w:fldCharType="end"/>
-      </w:r>
+      <w:fldSimple w:instr=" STYLEREF 2 \s ">
+        <w:r>
+          <w:rPr>
+            <w:noProof/>
+          </w:rPr>
+          <w:t>3</w:t>
+        </w:r>
+      </w:fldSimple>
       <w:r>
         <w:t>.</w:t>
       </w:r>
-      <w:r>
-        <w:fldChar w:fldCharType="begin"/>
-      </w:r>
-      <w:r>
-        <w:instrText xml:space="preserve"> SEQ Таблица \* ARABIC \s 2 </w:instrText>
-      </w:r>
-      <w:r>
-        <w:fldChar w:fldCharType="separate"/>
-      </w:r>
-      <w:r>
-        <w:rPr>
-          <w:noProof/>
-        </w:rPr>
-        <w:t>6</w:t>
-      </w:r>
-      <w:r>
-        <w:rPr>
-          <w:noProof/>
-        </w:rPr>
-        <w:fldChar w:fldCharType="end"/>
-      </w:r>
+      <w:fldSimple w:instr=" SEQ Таблица \* ARABIC \s 2 ">
+        <w:r>
+          <w:rPr>
+            <w:noProof/>
+          </w:rPr>
+          <w:t>6</w:t>
+        </w:r>
+      </w:fldSimple>
       <w:r>
         <w:t xml:space="preserve"> — </w:t>
       </w:r>
@@ -25190,51 +25350,25 @@
       <w:r>
         <w:t xml:space="preserve">Таблица </w:t>
       </w:r>
-      <w:r>
-        <w:fldChar w:fldCharType="begin"/>
-      </w:r>
-      <w:r>
-        <w:instrText xml:space="preserve"> STYLEREF 2 \s </w:instrText>
-      </w:r>
-      <w:r>
-        <w:fldChar w:fldCharType="separate"/>
-      </w:r>
-      <w:r>
-        <w:rPr>
-          <w:noProof/>
-        </w:rPr>
-        <w:t>3</w:t>
-      </w:r>
-      <w:r>
-        <w:rPr>
-          <w:noProof/>
-        </w:rPr>
-        <w:fldChar w:fldCharType="end"/>
-      </w:r>
+      <w:fldSimple w:instr=" STYLEREF 2 \s ">
+        <w:r>
+          <w:rPr>
+            <w:noProof/>
+          </w:rPr>
+          <w:t>3</w:t>
+        </w:r>
+      </w:fldSimple>
       <w:r>
         <w:t>.</w:t>
       </w:r>
-      <w:r>
-        <w:fldChar w:fldCharType="begin"/>
-      </w:r>
-      <w:r>
-        <w:instrText xml:space="preserve"> SEQ Таблица \* ARABIC \s 2 </w:instrText>
-      </w:r>
-      <w:r>
-        <w:fldChar w:fldCharType="separate"/>
-      </w:r>
-      <w:r>
-        <w:rPr>
-          <w:noProof/>
-        </w:rPr>
-        <w:t>7</w:t>
-      </w:r>
-      <w:r>
-        <w:rPr>
-          <w:noProof/>
-        </w:rPr>
-        <w:fldChar w:fldCharType="end"/>
-      </w:r>
+      <w:fldSimple w:instr=" SEQ Таблица \* ARABIC \s 2 ">
+        <w:r>
+          <w:rPr>
+            <w:noProof/>
+          </w:rPr>
+          <w:t>7</w:t>
+        </w:r>
+      </w:fldSimple>
       <w:r>
         <w:t xml:space="preserve"> — </w:t>
       </w:r>
@@ -26220,51 +26354,25 @@
       <w:r>
         <w:t xml:space="preserve">Таблица </w:t>
       </w:r>
-      <w:r>
-        <w:fldChar w:fldCharType="begin"/>
-      </w:r>
-      <w:r>
-        <w:instrText xml:space="preserve"> STYLEREF 2 \s </w:instrText>
-      </w:r>
-      <w:r>
-        <w:fldChar w:fldCharType="separate"/>
-      </w:r>
-      <w:r>
-        <w:rPr>
-          <w:noProof/>
-        </w:rPr>
-        <w:t>3</w:t>
-      </w:r>
-      <w:r>
-        <w:rPr>
-          <w:noProof/>
-        </w:rPr>
-        <w:fldChar w:fldCharType="end"/>
-      </w:r>
+      <w:fldSimple w:instr=" STYLEREF 2 \s ">
+        <w:r>
+          <w:rPr>
+            <w:noProof/>
+          </w:rPr>
+          <w:t>3</w:t>
+        </w:r>
+      </w:fldSimple>
       <w:r>
         <w:t>.</w:t>
       </w:r>
-      <w:r>
-        <w:fldChar w:fldCharType="begin"/>
-      </w:r>
-      <w:r>
-        <w:instrText xml:space="preserve"> SEQ Таблица \* ARABIC \s 2 </w:instrText>
-      </w:r>
-      <w:r>
-        <w:fldChar w:fldCharType="separate"/>
-      </w:r>
-      <w:r>
-        <w:rPr>
-          <w:noProof/>
-        </w:rPr>
-        <w:t>8</w:t>
-      </w:r>
-      <w:r>
-        <w:rPr>
-          <w:noProof/>
-        </w:rPr>
-        <w:fldChar w:fldCharType="end"/>
-      </w:r>
+      <w:fldSimple w:instr=" SEQ Таблица \* ARABIC \s 2 ">
+        <w:r>
+          <w:rPr>
+            <w:noProof/>
+          </w:rPr>
+          <w:t>8</w:t>
+        </w:r>
+      </w:fldSimple>
       <w:r>
         <w:t xml:space="preserve"> — </w:t>
       </w:r>
@@ -27093,13 +27201,7 @@
         <w:rPr>
           <w:lang w:val="ru-RU"/>
         </w:rPr>
-        <w:t>:</w:t>
-      </w:r>
-      <w:r>
-        <w:rPr>
-          <w:lang w:val="ru-RU"/>
-        </w:rPr>
-        <w:t xml:space="preserve"> </w:t>
+        <w:t xml:space="preserve">: </w:t>
       </w:r>
       <w:r>
         <w:t>https</w:t>
@@ -27201,13 +27303,7 @@
         <w:rPr>
           <w:lang w:val="ru-RU"/>
         </w:rPr>
-        <w:t xml:space="preserve"> [Электронный ресурс] ―</w:t>
-      </w:r>
-      <w:r>
-        <w:rPr>
-          <w:lang w:val="ru-RU"/>
-        </w:rPr>
-        <w:t xml:space="preserve"> </w:t>
+        <w:t xml:space="preserve"> [Электронный ресурс] ― </w:t>
       </w:r>
       <w:r>
         <w:t>URL</w:t>
@@ -27270,19 +27366,7 @@
         <w:rPr>
           <w:lang w:val="ru-RU"/>
         </w:rPr>
-        <w:t xml:space="preserve"> (Дата обращения:</w:t>
-      </w:r>
-      <w:r>
-        <w:rPr>
-          <w:lang w:val="ru-RU"/>
-        </w:rPr>
-        <w:t xml:space="preserve"> </w:t>
-      </w:r>
-      <w:r>
-        <w:rPr>
-          <w:lang w:val="ru-RU"/>
-        </w:rPr>
-        <w:t>22.04.2026)</w:t>
+        <w:t xml:space="preserve"> (Дата обращения: 22.04.2026)</w:t>
       </w:r>
     </w:p>
     <w:p>
@@ -27434,7 +27518,7 @@
       <w:r>
         <w:t xml:space="preserve">: </w:t>
       </w:r>
-      <w:hyperlink r:id="rId18" w:history="1">
+      <w:hyperlink r:id="rId22" w:history="1">
         <w:r>
           <w:rPr>
             <w:rStyle w:val="a9"/>
@@ -27609,29 +27693,44 @@
           <w:ilvl w:val="0"/>
           <w:numId w:val="10"/>
         </w:numPr>
+        <w:rPr>
+          <w:lang w:val="ru-RU"/>
+        </w:rPr>
       </w:pPr>
       <w:r>
         <w:t>Metanit</w:t>
       </w:r>
       <w:r>
+        <w:rPr>
+          <w:lang w:val="ru-RU"/>
+        </w:rPr>
         <w:t xml:space="preserve">. </w:t>
       </w:r>
       <w:r>
         <w:t>Entity</w:t>
       </w:r>
       <w:r>
+        <w:rPr>
+          <w:lang w:val="ru-RU"/>
+        </w:rPr>
         <w:t xml:space="preserve"> </w:t>
       </w:r>
       <w:r>
         <w:t>Framework</w:t>
       </w:r>
       <w:r>
+        <w:rPr>
+          <w:lang w:val="ru-RU"/>
+        </w:rPr>
         <w:t xml:space="preserve"> </w:t>
       </w:r>
       <w:r>
         <w:t>Core</w:t>
       </w:r>
       <w:r>
+        <w:rPr>
+          <w:lang w:val="ru-RU"/>
+        </w:rPr>
         <w:t xml:space="preserve"> [</w:t>
       </w:r>
       <w:r>
@@ -27641,6 +27740,9 @@
         <w:t>Электронный</w:t>
       </w:r>
       <w:r>
+        <w:rPr>
+          <w:lang w:val="ru-RU"/>
+        </w:rPr>
         <w:t xml:space="preserve"> </w:t>
       </w:r>
       <w:r>
@@ -27650,63 +27752,87 @@
         <w:t>ресурс</w:t>
       </w:r>
       <w:r>
+        <w:rPr>
+          <w:lang w:val="ru-RU"/>
+        </w:rPr>
         <w:t xml:space="preserve">] ― </w:t>
       </w:r>
       <w:r>
         <w:t>URL</w:t>
       </w:r>
       <w:r>
-        <w:t>:</w:t>
-      </w:r>
-      <w:r>
+        <w:rPr>
+          <w:lang w:val="ru-RU"/>
+        </w:rPr>
+        <w:t xml:space="preserve">: </w:t>
+      </w:r>
+      <w:r>
+        <w:t>https</w:t>
+      </w:r>
+      <w:r>
+        <w:rPr>
+          <w:lang w:val="ru-RU"/>
+        </w:rPr>
+        <w:t>://</w:t>
+      </w:r>
+      <w:r>
+        <w:t>metanit</w:t>
+      </w:r>
+      <w:r>
+        <w:rPr>
+          <w:lang w:val="ru-RU"/>
+        </w:rPr>
+        <w:t>.</w:t>
+      </w:r>
+      <w:r>
+        <w:t>com</w:t>
+      </w:r>
+      <w:r>
+        <w:rPr>
+          <w:lang w:val="ru-RU"/>
+        </w:rPr>
+        <w:t>/</w:t>
+      </w:r>
+      <w:r>
+        <w:t>sharp</w:t>
+      </w:r>
+      <w:r>
+        <w:rPr>
+          <w:lang w:val="ru-RU"/>
+        </w:rPr>
+        <w:t>/</w:t>
+      </w:r>
+      <w:r>
+        <w:t>efcore</w:t>
+      </w:r>
+      <w:r>
+        <w:rPr>
+          <w:lang w:val="ru-RU"/>
+        </w:rPr>
+        <w:t>/ (</w:t>
+      </w:r>
+      <w:r>
+        <w:rPr>
+          <w:lang w:val="ru-RU"/>
+        </w:rPr>
+        <w:t>Дата</w:t>
+      </w:r>
+      <w:r>
+        <w:rPr>
+          <w:lang w:val="ru-RU"/>
+        </w:rPr>
         <w:t xml:space="preserve"> </w:t>
       </w:r>
       <w:r>
-        <w:t>https</w:t>
-      </w:r>
-      <w:r>
-        <w:t>://</w:t>
-      </w:r>
-      <w:r>
-        <w:t>metanit</w:t>
-      </w:r>
-      <w:r>
-        <w:t>.</w:t>
-      </w:r>
-      <w:r>
-        <w:t>com</w:t>
-      </w:r>
-      <w:r>
-        <w:t>/</w:t>
-      </w:r>
-      <w:r>
-        <w:t>sharp</w:t>
-      </w:r>
-      <w:r>
-        <w:t>/</w:t>
-      </w:r>
-      <w:r>
-        <w:t>efcore</w:t>
-      </w:r>
-      <w:r>
-        <w:t>/ (</w:t>
-      </w:r>
-      <w:r>
-        <w:rPr>
-          <w:lang w:val="ru-RU"/>
-        </w:rPr>
-        <w:t>Дата</w:t>
-      </w:r>
-      <w:r>
-        <w:t xml:space="preserve"> </w:t>
-      </w:r>
-      <w:r>
         <w:rPr>
           <w:lang w:val="ru-RU"/>
         </w:rPr>
         <w:t>обращения</w:t>
       </w:r>
       <w:r>
+        <w:rPr>
+          <w:lang w:val="ru-RU"/>
+        </w:rPr>
         <w:t>: 28.04.2026)</w:t>
       </w:r>
     </w:p>
@@ -27717,15 +27843,63 @@
           <w:ilvl w:val="0"/>
           <w:numId w:val="10"/>
         </w:numPr>
-      </w:pPr>
-      <w:r>
-        <w:t>Microsoft Learn. Entity Framework Core Documentation</w:t>
-      </w:r>
-      <w:r>
+        <w:rPr>
+          <w:lang w:val="ru-RU"/>
+        </w:rPr>
+      </w:pPr>
+      <w:r>
+        <w:t>Microsoft</w:t>
+      </w:r>
+      <w:r>
+        <w:rPr>
+          <w:lang w:val="ru-RU"/>
+        </w:rPr>
         <w:t xml:space="preserve"> </w:t>
       </w:r>
       <w:r>
-        <w:t>[</w:t>
+        <w:t>Learn</w:t>
+      </w:r>
+      <w:r>
+        <w:rPr>
+          <w:lang w:val="ru-RU"/>
+        </w:rPr>
+        <w:t xml:space="preserve">. </w:t>
+      </w:r>
+      <w:r>
+        <w:t>Entity</w:t>
+      </w:r>
+      <w:r>
+        <w:rPr>
+          <w:lang w:val="ru-RU"/>
+        </w:rPr>
+        <w:t xml:space="preserve"> </w:t>
+      </w:r>
+      <w:r>
+        <w:t>Framework</w:t>
+      </w:r>
+      <w:r>
+        <w:rPr>
+          <w:lang w:val="ru-RU"/>
+        </w:rPr>
+        <w:t xml:space="preserve"> </w:t>
+      </w:r>
+      <w:r>
+        <w:t>Core</w:t>
+      </w:r>
+      <w:r>
+        <w:rPr>
+          <w:lang w:val="ru-RU"/>
+        </w:rPr>
+        <w:t xml:space="preserve"> </w:t>
+      </w:r>
+      <w:r>
+        <w:t>Documentation</w:t>
+      </w:r>
+      <w:r>
+        <w:rPr>
+          <w:lang w:val="ru-RU"/>
+        </w:rPr>
+        <w:t xml:space="preserve"> [</w:t>
       </w:r>
       <w:r>
         <w:rPr>
@@ -27734,6 +27908,9 @@
         <w:t>Электронный</w:t>
       </w:r>
       <w:r>
+        <w:rPr>
+          <w:lang w:val="ru-RU"/>
+        </w:rPr>
         <w:t xml:space="preserve"> </w:t>
       </w:r>
       <w:r>
@@ -27743,44 +27920,128 @@
         <w:t>ресурс</w:t>
       </w:r>
       <w:r>
+        <w:rPr>
+          <w:lang w:val="ru-RU"/>
+        </w:rPr>
         <w:t xml:space="preserve">] ― </w:t>
       </w:r>
       <w:r>
         <w:t>URL</w:t>
       </w:r>
       <w:r>
+        <w:rPr>
+          <w:lang w:val="ru-RU"/>
+        </w:rPr>
         <w:t xml:space="preserve">: </w:t>
       </w:r>
-      <w:hyperlink r:id="rId19" w:history="1">
+      <w:hyperlink r:id="rId23" w:history="1">
         <w:r>
           <w:rPr>
             <w:rStyle w:val="a9"/>
           </w:rPr>
-          <w:t>https://learn.microsoft.com/ef/core/</w:t>
+          <w:t>https</w:t>
+        </w:r>
+        <w:r>
+          <w:rPr>
+            <w:rStyle w:val="a9"/>
+            <w:lang w:val="ru-RU"/>
+          </w:rPr>
+          <w:t>://</w:t>
+        </w:r>
+        <w:r>
+          <w:rPr>
+            <w:rStyle w:val="a9"/>
+          </w:rPr>
+          <w:t>learn</w:t>
+        </w:r>
+        <w:r>
+          <w:rPr>
+            <w:rStyle w:val="a9"/>
+            <w:lang w:val="ru-RU"/>
+          </w:rPr>
+          <w:t>.</w:t>
+        </w:r>
+        <w:r>
+          <w:rPr>
+            <w:rStyle w:val="a9"/>
+          </w:rPr>
+          <w:t>microsoft</w:t>
+        </w:r>
+        <w:r>
+          <w:rPr>
+            <w:rStyle w:val="a9"/>
+            <w:lang w:val="ru-RU"/>
+          </w:rPr>
+          <w:t>.</w:t>
+        </w:r>
+        <w:r>
+          <w:rPr>
+            <w:rStyle w:val="a9"/>
+          </w:rPr>
+          <w:t>com</w:t>
+        </w:r>
+        <w:r>
+          <w:rPr>
+            <w:rStyle w:val="a9"/>
+            <w:lang w:val="ru-RU"/>
+          </w:rPr>
+          <w:t>/</w:t>
+        </w:r>
+        <w:r>
+          <w:rPr>
+            <w:rStyle w:val="a9"/>
+          </w:rPr>
+          <w:t>ef</w:t>
+        </w:r>
+        <w:r>
+          <w:rPr>
+            <w:rStyle w:val="a9"/>
+            <w:lang w:val="ru-RU"/>
+          </w:rPr>
+          <w:t>/</w:t>
+        </w:r>
+        <w:r>
+          <w:rPr>
+            <w:rStyle w:val="a9"/>
+          </w:rPr>
+          <w:t>core</w:t>
+        </w:r>
+        <w:r>
+          <w:rPr>
+            <w:rStyle w:val="a9"/>
+            <w:lang w:val="ru-RU"/>
+          </w:rPr>
+          <w:t>/</w:t>
         </w:r>
       </w:hyperlink>
       <w:r>
+        <w:rPr>
+          <w:lang w:val="ru-RU"/>
+        </w:rPr>
+        <w:t xml:space="preserve"> (</w:t>
+      </w:r>
+      <w:r>
+        <w:rPr>
+          <w:lang w:val="ru-RU"/>
+        </w:rPr>
+        <w:t>Дата</w:t>
+      </w:r>
+      <w:r>
+        <w:rPr>
+          <w:lang w:val="ru-RU"/>
+        </w:rPr>
         <w:t xml:space="preserve"> </w:t>
       </w:r>
       <w:r>
-        <w:t>(</w:t>
-      </w:r>
-      <w:r>
-        <w:rPr>
-          <w:lang w:val="ru-RU"/>
-        </w:rPr>
-        <w:t>Дата</w:t>
-      </w:r>
-      <w:r>
-        <w:t xml:space="preserve"> </w:t>
-      </w:r>
-      <w:r>
         <w:rPr>
           <w:lang w:val="ru-RU"/>
         </w:rPr>
         <w:t>обращения</w:t>
       </w:r>
       <w:r>
+        <w:rPr>
+          <w:lang w:val="ru-RU"/>
+        </w:rPr>
         <w:t>: 30.04.2026)</w:t>
       </w:r>
     </w:p>
@@ -27791,23 +28052,35 @@
           <w:ilvl w:val="0"/>
           <w:numId w:val="10"/>
         </w:numPr>
+        <w:rPr>
+          <w:lang w:val="ru-RU"/>
+        </w:rPr>
       </w:pPr>
       <w:r>
         <w:t>GitHub</w:t>
       </w:r>
       <w:r>
+        <w:rPr>
+          <w:lang w:val="ru-RU"/>
+        </w:rPr>
         <w:t xml:space="preserve">. </w:t>
       </w:r>
       <w:r>
         <w:t>MediatR</w:t>
       </w:r>
       <w:r>
+        <w:rPr>
+          <w:lang w:val="ru-RU"/>
+        </w:rPr>
         <w:t xml:space="preserve"> </w:t>
       </w:r>
       <w:r>
         <w:t>Documentation</w:t>
       </w:r>
       <w:r>
+        <w:rPr>
+          <w:lang w:val="ru-RU"/>
+        </w:rPr>
         <w:t xml:space="preserve"> [</w:t>
       </w:r>
       <w:r>
@@ -27817,6 +28090,9 @@
         <w:t>Электронный</w:t>
       </w:r>
       <w:r>
+        <w:rPr>
+          <w:lang w:val="ru-RU"/>
+        </w:rPr>
         <w:t xml:space="preserve"> </w:t>
       </w:r>
       <w:r>
@@ -27826,42 +28102,63 @@
         <w:t>ресурс</w:t>
       </w:r>
       <w:r>
+        <w:rPr>
+          <w:lang w:val="ru-RU"/>
+        </w:rPr>
         <w:t xml:space="preserve">] ― </w:t>
       </w:r>
       <w:r>
         <w:t>URL</w:t>
       </w:r>
       <w:r>
+        <w:rPr>
+          <w:lang w:val="ru-RU"/>
+        </w:rPr>
         <w:t xml:space="preserve">: </w:t>
       </w:r>
       <w:r>
         <w:t>https</w:t>
       </w:r>
       <w:r>
+        <w:rPr>
+          <w:lang w:val="ru-RU"/>
+        </w:rPr>
         <w:t>://</w:t>
       </w:r>
       <w:r>
         <w:t>github</w:t>
       </w:r>
       <w:r>
+        <w:rPr>
+          <w:lang w:val="ru-RU"/>
+        </w:rPr>
         <w:t>.</w:t>
       </w:r>
       <w:r>
         <w:t>com</w:t>
       </w:r>
       <w:r>
+        <w:rPr>
+          <w:lang w:val="ru-RU"/>
+        </w:rPr>
         <w:t>/</w:t>
       </w:r>
       <w:r>
         <w:t>jbogard</w:t>
       </w:r>
       <w:r>
+        <w:rPr>
+          <w:lang w:val="ru-RU"/>
+        </w:rPr>
         <w:t>/</w:t>
       </w:r>
       <w:r>
         <w:t>MediatR</w:t>
       </w:r>
       <w:r>
+        <w:rPr>
+          <w:lang w:val="ru-RU"/>
+        </w:rPr>
         <w:t xml:space="preserve"> (</w:t>
       </w:r>
       <w:r>
@@ -27871,6 +28168,9 @@
         <w:t>Дата</w:t>
       </w:r>
       <w:r>
+        <w:rPr>
+          <w:lang w:val="ru-RU"/>
+        </w:rPr>
         <w:t xml:space="preserve"> </w:t>
       </w:r>
       <w:r>
@@ -27880,6 +28180,9 @@
         <w:t>обращения</w:t>
       </w:r>
       <w:r>
+        <w:rPr>
+          <w:lang w:val="ru-RU"/>
+        </w:rPr>
         <w:t>: 08.05.2026)</w:t>
       </w:r>
     </w:p>
@@ -27919,19 +28222,7 @@
         <w:rPr>
           <w:lang w:val="ru-RU"/>
         </w:rPr>
-        <w:t xml:space="preserve"> — паттерн проектирования</w:t>
-      </w:r>
-      <w:r>
-        <w:rPr>
-          <w:lang w:val="ru-RU"/>
-        </w:rPr>
-        <w:t xml:space="preserve"> </w:t>
-      </w:r>
-      <w:r>
-        <w:rPr>
-          <w:lang w:val="ru-RU"/>
-        </w:rPr>
-        <w:t xml:space="preserve">[Электронный ресурс] ― </w:t>
+        <w:t xml:space="preserve"> — паттерн проектирования [Электронный ресурс] ― </w:t>
       </w:r>
       <w:r>
         <w:t>URL</w:t>
@@ -27940,13 +28231,7 @@
         <w:rPr>
           <w:lang w:val="ru-RU"/>
         </w:rPr>
-        <w:t>:</w:t>
-      </w:r>
-      <w:r>
-        <w:rPr>
-          <w:lang w:val="ru-RU"/>
-        </w:rPr>
-        <w:t xml:space="preserve"> </w:t>
+        <w:t xml:space="preserve">: </w:t>
       </w:r>
       <w:r>
         <w:t>https</w:t>
@@ -28000,19 +28285,7 @@
         <w:rPr>
           <w:lang w:val="ru-RU"/>
         </w:rPr>
-        <w:t xml:space="preserve"> (Дата обращения:</w:t>
-      </w:r>
-      <w:r>
-        <w:rPr>
-          <w:lang w:val="ru-RU"/>
-        </w:rPr>
-        <w:t xml:space="preserve"> </w:t>
-      </w:r>
-      <w:r>
-        <w:rPr>
-          <w:lang w:val="ru-RU"/>
-        </w:rPr>
-        <w:t>03.05.2026)</w:t>
+        <w:t xml:space="preserve"> (Дата обращения: 03.05.2026)</w:t>
       </w:r>
     </w:p>
     <w:p>
@@ -28071,7 +28344,7 @@
       <w:r>
         <w:t xml:space="preserve">: </w:t>
       </w:r>
-      <w:hyperlink r:id="rId20" w:history="1">
+      <w:hyperlink r:id="rId24" w:history="1">
         <w:r>
           <w:rPr>
             <w:rStyle w:val="a9"/>
@@ -28192,78 +28465,84 @@
           <w:ilvl w:val="0"/>
           <w:numId w:val="10"/>
         </w:numPr>
-        <w:rPr>
-          <w:lang w:val="ru-RU"/>
-        </w:rPr>
       </w:pPr>
       <w:r>
         <w:t>FluentValidation</w:t>
       </w:r>
       <w:r>
-        <w:rPr>
-          <w:lang w:val="ru-RU"/>
-        </w:rPr>
         <w:t xml:space="preserve">. </w:t>
       </w:r>
       <w:r>
         <w:t>Documentation</w:t>
       </w:r>
       <w:r>
-        <w:rPr>
-          <w:lang w:val="ru-RU"/>
-        </w:rPr>
-        <w:t xml:space="preserve"> [Электронный ресурс] ― </w:t>
+        <w:t xml:space="preserve"> [</w:t>
+      </w:r>
+      <w:r>
+        <w:rPr>
+          <w:lang w:val="ru-RU"/>
+        </w:rPr>
+        <w:t>Электронный</w:t>
+      </w:r>
+      <w:r>
+        <w:t xml:space="preserve"> </w:t>
+      </w:r>
+      <w:r>
+        <w:rPr>
+          <w:lang w:val="ru-RU"/>
+        </w:rPr>
+        <w:t>ресурс</w:t>
+      </w:r>
+      <w:r>
+        <w:t xml:space="preserve">] ― </w:t>
       </w:r>
       <w:r>
         <w:t>URL</w:t>
       </w:r>
       <w:r>
-        <w:rPr>
-          <w:lang w:val="ru-RU"/>
-        </w:rPr>
-        <w:t>:</w:t>
-      </w:r>
-      <w:r>
-        <w:rPr>
-          <w:lang w:val="ru-RU"/>
-        </w:rPr>
+        <w:t xml:space="preserve">: </w:t>
+      </w:r>
+      <w:r>
+        <w:t>https</w:t>
+      </w:r>
+      <w:r>
+        <w:t>://</w:t>
+      </w:r>
+      <w:r>
+        <w:t>docs</w:t>
+      </w:r>
+      <w:r>
+        <w:t>.</w:t>
+      </w:r>
+      <w:r>
+        <w:t>fluentvalidation</w:t>
+      </w:r>
+      <w:r>
+        <w:t>.</w:t>
+      </w:r>
+      <w:r>
+        <w:t>net</w:t>
+      </w:r>
+      <w:r>
+        <w:t>/ (</w:t>
+      </w:r>
+      <w:r>
+        <w:rPr>
+          <w:lang w:val="ru-RU"/>
+        </w:rPr>
+        <w:t>Дата</w:t>
+      </w:r>
+      <w:r>
         <w:t xml:space="preserve"> </w:t>
       </w:r>
       <w:r>
-        <w:t>https</w:t>
-      </w:r>
-      <w:r>
-        <w:rPr>
-          <w:lang w:val="ru-RU"/>
-        </w:rPr>
-        <w:t>://</w:t>
-      </w:r>
-      <w:r>
-        <w:t>docs</w:t>
-      </w:r>
-      <w:r>
-        <w:rPr>
-          <w:lang w:val="ru-RU"/>
-        </w:rPr>
-        <w:t>.</w:t>
-      </w:r>
-      <w:r>
-        <w:t>fluentvalidation</w:t>
-      </w:r>
-      <w:r>
-        <w:rPr>
-          <w:lang w:val="ru-RU"/>
-        </w:rPr>
-        <w:t>.</w:t>
-      </w:r>
-      <w:r>
-        <w:t>net</w:t>
-      </w:r>
-      <w:r>
-        <w:rPr>
-          <w:lang w:val="ru-RU"/>
-        </w:rPr>
-        <w:t>/ (Дата обращения: 10.05.2026)</w:t>
+        <w:rPr>
+          <w:lang w:val="ru-RU"/>
+        </w:rPr>
+        <w:t>обращения</w:t>
+      </w:r>
+      <w:r>
+        <w:t>: 10.05.2026)</w:t>
       </w:r>
     </w:p>
     <w:p>
@@ -28276,66 +28555,48 @@
       </w:pPr>
       <w:r>
         <w:lastRenderedPageBreak/>
-        <w:t>Microsoft Learn. Authentication and authorization in ASP.NET Core</w:t>
+        <w:t xml:space="preserve">Microsoft Learn. Authentication and authorization in ASP.NET Core </w:t>
+      </w:r>
+      <w:r>
+        <w:t>[</w:t>
+      </w:r>
+      <w:r>
+        <w:rPr>
+          <w:lang w:val="ru-RU"/>
+        </w:rPr>
+        <w:t>Электронный</w:t>
       </w:r>
       <w:r>
         <w:t xml:space="preserve"> </w:t>
       </w:r>
       <w:r>
-        <w:t>[</w:t>
-      </w:r>
-      <w:r>
-        <w:rPr>
-          <w:lang w:val="ru-RU"/>
-        </w:rPr>
-        <w:t>Электронный</w:t>
+        <w:rPr>
+          <w:lang w:val="ru-RU"/>
+        </w:rPr>
+        <w:t>ресурс</w:t>
+      </w:r>
+      <w:r>
+        <w:t xml:space="preserve">] ― </w:t>
+      </w:r>
+      <w:r>
+        <w:t>URL</w:t>
+      </w:r>
+      <w:r>
+        <w:t>:</w:t>
       </w:r>
       <w:r>
         <w:t xml:space="preserve"> </w:t>
       </w:r>
-      <w:r>
-        <w:rPr>
-          <w:lang w:val="ru-RU"/>
-        </w:rPr>
-        <w:t>ресурс</w:t>
-      </w:r>
-      <w:r>
-        <w:t xml:space="preserve">] ― </w:t>
-      </w:r>
-      <w:r>
-        <w:t>URL</w:t>
-      </w:r>
-      <w:r>
-        <w:t>:</w:t>
-      </w:r>
-      <w:r>
-        <w:t xml:space="preserve"> </w:t>
-      </w:r>
-      <w:hyperlink r:id="rId21" w:history="1">
+      <w:hyperlink r:id="rId25" w:history="1">
         <w:r>
           <w:rPr>
             <w:rStyle w:val="a9"/>
           </w:rPr>
-          <w:t>https://learn.</w:t>
-        </w:r>
-        <w:r>
-          <w:rPr>
-            <w:rStyle w:val="a9"/>
-          </w:rPr>
-          <w:t>m</w:t>
-        </w:r>
-        <w:r>
-          <w:rPr>
-            <w:rStyle w:val="a9"/>
-          </w:rPr>
-          <w:t>icrosoft.com/aspnet/core/security/authentication/</w:t>
+          <w:t>https://learn.microsoft.com/aspnet/core/security/authentication/</w:t>
         </w:r>
       </w:hyperlink>
       <w:r>
-        <w:t xml:space="preserve"> </w:t>
-      </w:r>
-      <w:r>
-        <w:t>(Дата обращения: 13.05.2026)</w:t>
+        <w:t xml:space="preserve"> (Дата обращения: 13.05.2026)</w:t>
       </w:r>
     </w:p>
     <w:p>
@@ -28379,7 +28640,7 @@
       <w:r>
         <w:t xml:space="preserve"> </w:t>
       </w:r>
-      <w:hyperlink r:id="rId22" w:history="1">
+      <w:hyperlink r:id="rId26" w:history="1">
         <w:r>
           <w:rPr>
             <w:rStyle w:val="a9"/>
@@ -28645,7 +28906,7 @@
       <w:r>
         <w:t xml:space="preserve"> </w:t>
       </w:r>
-      <w:hyperlink r:id="rId23" w:history="1">
+      <w:hyperlink r:id="rId27" w:history="1">
         <w:r>
           <w:rPr>
             <w:rStyle w:val="a9"/>
@@ -28741,15 +29002,9 @@
         <w:rPr>
           <w:lang w:val="ru-RU"/>
         </w:rPr>
-        <w:t>:</w:t>
-      </w:r>
-      <w:r>
-        <w:rPr>
-          <w:lang w:val="ru-RU"/>
-        </w:rPr>
-        <w:t xml:space="preserve"> </w:t>
-      </w:r>
-      <w:hyperlink r:id="rId24" w:history="1">
+        <w:t xml:space="preserve">: </w:t>
+      </w:r>
+      <w:hyperlink r:id="rId28" w:history="1">
         <w:r>
           <w:rPr>
             <w:rStyle w:val="a9"/>
@@ -28878,13 +29133,7 @@
         <w:rPr>
           <w:lang w:val="ru-RU"/>
         </w:rPr>
-        <w:t xml:space="preserve"> </w:t>
-      </w:r>
-      <w:r>
-        <w:rPr>
-          <w:lang w:val="ru-RU"/>
-        </w:rPr>
-        <w:t>(Дата обращения: 26.05.2026)</w:t>
+        <w:t xml:space="preserve"> (Дата обращения: 26.05.2026)</w:t>
       </w:r>
     </w:p>
     <w:p>
@@ -28914,13 +29163,7 @@
         <w:rPr>
           <w:lang w:val="ru-RU"/>
         </w:rPr>
-        <w:t>:</w:t>
-      </w:r>
-      <w:r>
-        <w:rPr>
-          <w:lang w:val="ru-RU"/>
-        </w:rPr>
-        <w:t xml:space="preserve"> </w:t>
+        <w:t xml:space="preserve">: </w:t>
       </w:r>
       <w:r>
         <w:t>https</w:t>
@@ -28992,19 +29235,7 @@
         <w:rPr>
           <w:lang w:val="ru-RU"/>
         </w:rPr>
-        <w:t>/ (Дата обращения:</w:t>
-      </w:r>
-      <w:r>
-        <w:rPr>
-          <w:lang w:val="ru-RU"/>
-        </w:rPr>
-        <w:t xml:space="preserve"> </w:t>
-      </w:r>
-      <w:r>
-        <w:rPr>
-          <w:lang w:val="ru-RU"/>
-        </w:rPr>
-        <w:t>27.05.2026)</w:t>
+        <w:t>/ (Дата обращения: 27.05.2026)</w:t>
       </w:r>
     </w:p>
     <w:p>
@@ -29016,42 +29247,39 @@
         </w:numPr>
       </w:pPr>
       <w:r>
-        <w:t>Microsoft Learn. gRPC services with ASP.NET Core</w:t>
+        <w:t xml:space="preserve">Microsoft Learn. gRPC services with ASP.NET Core </w:t>
+      </w:r>
+      <w:r>
+        <w:t>[</w:t>
+      </w:r>
+      <w:r>
+        <w:rPr>
+          <w:lang w:val="ru-RU"/>
+        </w:rPr>
+        <w:t>Электронный</w:t>
       </w:r>
       <w:r>
         <w:t xml:space="preserve"> </w:t>
       </w:r>
       <w:r>
-        <w:t>[</w:t>
-      </w:r>
-      <w:r>
-        <w:rPr>
-          <w:lang w:val="ru-RU"/>
-        </w:rPr>
-        <w:t>Электронный</w:t>
+        <w:rPr>
+          <w:lang w:val="ru-RU"/>
+        </w:rPr>
+        <w:t>ресурс</w:t>
+      </w:r>
+      <w:r>
+        <w:t xml:space="preserve">] ― </w:t>
+      </w:r>
+      <w:r>
+        <w:t>URL</w:t>
+      </w:r>
+      <w:r>
+        <w:t>:</w:t>
       </w:r>
       <w:r>
         <w:t xml:space="preserve"> </w:t>
       </w:r>
-      <w:r>
-        <w:rPr>
-          <w:lang w:val="ru-RU"/>
-        </w:rPr>
-        <w:t>ресурс</w:t>
-      </w:r>
-      <w:r>
-        <w:t xml:space="preserve">] ― </w:t>
-      </w:r>
-      <w:r>
-        <w:t>URL</w:t>
-      </w:r>
-      <w:r>
-        <w:t>:</w:t>
-      </w:r>
-      <w:r>
-        <w:t xml:space="preserve"> </w:t>
-      </w:r>
-      <w:hyperlink r:id="rId25" w:history="1">
+      <w:hyperlink r:id="rId29" w:history="1">
         <w:r>
           <w:rPr>
             <w:rStyle w:val="a9"/>
@@ -29081,10 +29309,7 @@
         <w:t>:</w:t>
       </w:r>
       <w:r>
-        <w:t xml:space="preserve"> </w:t>
-      </w:r>
-      <w:r>
-        <w:t>28.05.2026)</w:t>
+        <w:t xml:space="preserve"> 28.05.2026)</w:t>
       </w:r>
     </w:p>
     <w:p>
@@ -29109,6 +29334,9 @@
     <w:p>
       <w:pPr>
         <w:pStyle w:val="listing"/>
+        <w:rPr>
+          <w:lang w:val="ru-RU"/>
+        </w:rPr>
       </w:pPr>
       <w:r>
         <w:rPr>
@@ -29117,6 +29345,9 @@
         <w:t>Листинг</w:t>
       </w:r>
       <w:r>
+        <w:rPr>
+          <w:lang w:val="ru-RU"/>
+        </w:rPr>
         <w:t xml:space="preserve"> </w:t>
       </w:r>
       <w:r>
@@ -29126,15 +29357,24 @@
         <w:t>А</w:t>
       </w:r>
       <w:r>
+        <w:rPr>
+          <w:lang w:val="ru-RU"/>
+        </w:rPr>
         <w:t>.1 —</w:t>
       </w:r>
       <w:r>
+        <w:rPr>
+          <w:lang w:val="ru-RU"/>
+        </w:rPr>
         <w:t xml:space="preserve"> </w:t>
       </w:r>
       <w:r>
         <w:t>User</w:t>
       </w:r>
       <w:r>
+        <w:rPr>
+          <w:lang w:val="ru-RU"/>
+        </w:rPr>
         <w:t>.</w:t>
       </w:r>
       <w:r>
@@ -47617,6 +47857,7 @@
   <w:style w:type="character" w:default="1" w:styleId="a0">
     <w:name w:val="Default Paragraph Font"/>
     <w:uiPriority w:val="1"/>
+    <w:semiHidden/>
     <w:unhideWhenUsed/>
   </w:style>
   <w:style w:type="table" w:default="1" w:styleId="a1">

--- a/Lantsov_VKR.docx
+++ b/Lantsov_VKR.docx
@@ -1214,7 +1214,7 @@
           <w:color w:val="000000"/>
           <w:szCs w:val="22"/>
         </w:rPr>
-        <w:id w:val="1044098255"/>
+        <w:id w:val="780691184"/>
         <w:docPartObj>
           <w:docPartGallery w:val="Table of Contents"/>
           <w:docPartUnique/>
@@ -1259,7 +1259,7 @@
           <w:r>
             <w:fldChar w:fldCharType="separate"/>
           </w:r>
-          <w:hyperlink w:anchor="_Toc230882638" w:history="1">
+          <w:hyperlink w:anchor="_Toc230908523" w:history="1">
             <w:r>
               <w:rPr>
                 <w:rStyle w:val="a9"/>
@@ -1286,7 +1286,83 @@
                 <w:noProof/>
                 <w:webHidden/>
               </w:rPr>
-              <w:instrText xml:space="preserve"> PAGEREF _Toc230882638 \h </w:instrText>
+              <w:instrText xml:space="preserve"> PAGEREF _Toc230908523 \h </w:instrText>
+            </w:r>
+            <w:r>
+              <w:rPr>
+                <w:noProof/>
+                <w:webHidden/>
+              </w:rPr>
+            </w:r>
+            <w:r>
+              <w:rPr>
+                <w:noProof/>
+                <w:webHidden/>
+              </w:rPr>
+              <w:fldChar w:fldCharType="separate"/>
+            </w:r>
+            <w:r>
+              <w:rPr>
+                <w:noProof/>
+                <w:webHidden/>
+              </w:rPr>
+              <w:t>3</w:t>
+            </w:r>
+            <w:r>
+              <w:rPr>
+                <w:noProof/>
+                <w:webHidden/>
+              </w:rPr>
+              <w:fldChar w:fldCharType="end"/>
+            </w:r>
+          </w:hyperlink>
+        </w:p>
+        <w:p>
+          <w:pPr>
+            <w:pStyle w:val="21"/>
+            <w:tabs>
+              <w:tab w:val="right" w:leader="dot" w:pos="9345"/>
+            </w:tabs>
+            <w:spacing w:after="0"/>
+            <w:ind w:left="0"/>
+            <w:rPr>
+              <w:rFonts w:asciiTheme="minorHAnsi" w:eastAsiaTheme="minorEastAsia" w:hAnsiTheme="minorHAnsi" w:cstheme="minorBidi"/>
+              <w:noProof/>
+              <w:color w:val="auto"/>
+              <w:kern w:val="2"/>
+              <w:sz w:val="24"/>
+              <w:szCs w:val="24"/>
+              <w14:ligatures w14:val="standardContextual"/>
+            </w:rPr>
+          </w:pPr>
+          <w:hyperlink w:anchor="_Toc230908524" w:history="1">
+            <w:r>
+              <w:rPr>
+                <w:rStyle w:val="a9"/>
+                <w:noProof/>
+              </w:rPr>
+              <w:t>1 ОБЩАЯ ЧАСТЬ</w:t>
+            </w:r>
+            <w:r>
+              <w:rPr>
+                <w:noProof/>
+                <w:webHidden/>
+              </w:rPr>
+              <w:tab/>
+            </w:r>
+            <w:r>
+              <w:rPr>
+                <w:noProof/>
+                <w:webHidden/>
+              </w:rPr>
+              <w:fldChar w:fldCharType="begin"/>
+            </w:r>
+            <w:r>
+              <w:rPr>
+                <w:noProof/>
+                <w:webHidden/>
+              </w:rPr>
+              <w:instrText xml:space="preserve"> PAGEREF _Toc230908524 \h </w:instrText>
             </w:r>
             <w:r>
               <w:rPr>
@@ -1319,7 +1395,7 @@
         </w:p>
         <w:p>
           <w:pPr>
-            <w:pStyle w:val="21"/>
+            <w:pStyle w:val="31"/>
             <w:tabs>
               <w:tab w:val="right" w:leader="dot" w:pos="9345"/>
             </w:tabs>
@@ -1335,13 +1411,13 @@
               <w14:ligatures w14:val="standardContextual"/>
             </w:rPr>
           </w:pPr>
-          <w:hyperlink w:anchor="_Toc230882639" w:history="1">
+          <w:hyperlink w:anchor="_Toc230908525" w:history="1">
             <w:r>
               <w:rPr>
                 <w:rStyle w:val="a9"/>
                 <w:noProof/>
               </w:rPr>
-              <w:t>1 ОБЩАЯ ЧАСТЬ</w:t>
+              <w:t>1.1 Анализ предметной области</w:t>
             </w:r>
             <w:r>
               <w:rPr>
@@ -1362,7 +1438,7 @@
                 <w:noProof/>
                 <w:webHidden/>
               </w:rPr>
-              <w:instrText xml:space="preserve"> PAGEREF _Toc230882639 \h </w:instrText>
+              <w:instrText xml:space="preserve"> PAGEREF _Toc230908525 \h </w:instrText>
             </w:r>
             <w:r>
               <w:rPr>
@@ -1382,7 +1458,7 @@
                 <w:noProof/>
                 <w:webHidden/>
               </w:rPr>
-              <w:t>5</w:t>
+              <w:t>4</w:t>
             </w:r>
             <w:r>
               <w:rPr>
@@ -1411,13 +1487,13 @@
               <w14:ligatures w14:val="standardContextual"/>
             </w:rPr>
           </w:pPr>
-          <w:hyperlink w:anchor="_Toc230882640" w:history="1">
+          <w:hyperlink w:anchor="_Toc230908526" w:history="1">
             <w:r>
               <w:rPr>
                 <w:rStyle w:val="a9"/>
                 <w:noProof/>
               </w:rPr>
-              <w:t>1.1 Анализ предметной области</w:t>
+              <w:t>1.2 Постановка задачи</w:t>
             </w:r>
             <w:r>
               <w:rPr>
@@ -1438,7 +1514,7 @@
                 <w:noProof/>
                 <w:webHidden/>
               </w:rPr>
-              <w:instrText xml:space="preserve"> PAGEREF _Toc230882640 \h </w:instrText>
+              <w:instrText xml:space="preserve"> PAGEREF _Toc230908526 \h </w:instrText>
             </w:r>
             <w:r>
               <w:rPr>
@@ -1458,7 +1534,7 @@
                 <w:noProof/>
                 <w:webHidden/>
               </w:rPr>
-              <w:t>5</w:t>
+              <w:t>6</w:t>
             </w:r>
             <w:r>
               <w:rPr>
@@ -1487,13 +1563,13 @@
               <w14:ligatures w14:val="standardContextual"/>
             </w:rPr>
           </w:pPr>
-          <w:hyperlink w:anchor="_Toc230882641" w:history="1">
+          <w:hyperlink w:anchor="_Toc230908527" w:history="1">
             <w:r>
               <w:rPr>
                 <w:rStyle w:val="a9"/>
                 <w:noProof/>
               </w:rPr>
-              <w:t>1.2 Постановка задачи</w:t>
+              <w:t>1.3 Анализ рынка существующих решений</w:t>
             </w:r>
             <w:r>
               <w:rPr>
@@ -1514,7 +1590,7 @@
                 <w:noProof/>
                 <w:webHidden/>
               </w:rPr>
-              <w:instrText xml:space="preserve"> PAGEREF _Toc230882641 \h </w:instrText>
+              <w:instrText xml:space="preserve"> PAGEREF _Toc230908527 \h </w:instrText>
             </w:r>
             <w:r>
               <w:rPr>
@@ -1534,7 +1610,7 @@
                 <w:noProof/>
                 <w:webHidden/>
               </w:rPr>
-              <w:t>7</w:t>
+              <w:t>8</w:t>
             </w:r>
             <w:r>
               <w:rPr>
@@ -1563,13 +1639,13 @@
               <w14:ligatures w14:val="standardContextual"/>
             </w:rPr>
           </w:pPr>
-          <w:hyperlink w:anchor="_Toc230882642" w:history="1">
+          <w:hyperlink w:anchor="_Toc230908528" w:history="1">
             <w:r>
               <w:rPr>
                 <w:rStyle w:val="a9"/>
                 <w:noProof/>
               </w:rPr>
-              <w:t>1.3 Анализ рынка существующих решений</w:t>
+              <w:t>1.4 Обоснование и выбор инструментальных средств разработки</w:t>
             </w:r>
             <w:r>
               <w:rPr>
@@ -1590,7 +1666,7 @@
                 <w:noProof/>
                 <w:webHidden/>
               </w:rPr>
-              <w:instrText xml:space="preserve"> PAGEREF _Toc230882642 \h </w:instrText>
+              <w:instrText xml:space="preserve"> PAGEREF _Toc230908528 \h </w:instrText>
             </w:r>
             <w:r>
               <w:rPr>
@@ -1610,7 +1686,83 @@
                 <w:noProof/>
                 <w:webHidden/>
               </w:rPr>
-              <w:t>9</w:t>
+              <w:t>13</w:t>
+            </w:r>
+            <w:r>
+              <w:rPr>
+                <w:noProof/>
+                <w:webHidden/>
+              </w:rPr>
+              <w:fldChar w:fldCharType="end"/>
+            </w:r>
+          </w:hyperlink>
+        </w:p>
+        <w:p>
+          <w:pPr>
+            <w:pStyle w:val="21"/>
+            <w:tabs>
+              <w:tab w:val="right" w:leader="dot" w:pos="9345"/>
+            </w:tabs>
+            <w:spacing w:after="0"/>
+            <w:ind w:left="0"/>
+            <w:rPr>
+              <w:rFonts w:asciiTheme="minorHAnsi" w:eastAsiaTheme="minorEastAsia" w:hAnsiTheme="minorHAnsi" w:cstheme="minorBidi"/>
+              <w:noProof/>
+              <w:color w:val="auto"/>
+              <w:kern w:val="2"/>
+              <w:sz w:val="24"/>
+              <w:szCs w:val="24"/>
+              <w14:ligatures w14:val="standardContextual"/>
+            </w:rPr>
+          </w:pPr>
+          <w:hyperlink w:anchor="_Toc230908529" w:history="1">
+            <w:r>
+              <w:rPr>
+                <w:rStyle w:val="a9"/>
+                <w:noProof/>
+              </w:rPr>
+              <w:t>2 СПЕЦИАЛЬНАЯ ЧАСТЬ</w:t>
+            </w:r>
+            <w:r>
+              <w:rPr>
+                <w:noProof/>
+                <w:webHidden/>
+              </w:rPr>
+              <w:tab/>
+            </w:r>
+            <w:r>
+              <w:rPr>
+                <w:noProof/>
+                <w:webHidden/>
+              </w:rPr>
+              <w:fldChar w:fldCharType="begin"/>
+            </w:r>
+            <w:r>
+              <w:rPr>
+                <w:noProof/>
+                <w:webHidden/>
+              </w:rPr>
+              <w:instrText xml:space="preserve"> PAGEREF _Toc230908529 \h </w:instrText>
+            </w:r>
+            <w:r>
+              <w:rPr>
+                <w:noProof/>
+                <w:webHidden/>
+              </w:rPr>
+            </w:r>
+            <w:r>
+              <w:rPr>
+                <w:noProof/>
+                <w:webHidden/>
+              </w:rPr>
+              <w:fldChar w:fldCharType="separate"/>
+            </w:r>
+            <w:r>
+              <w:rPr>
+                <w:noProof/>
+                <w:webHidden/>
+              </w:rPr>
+              <w:t>21</w:t>
             </w:r>
             <w:r>
               <w:rPr>
@@ -1639,13 +1791,13 @@
               <w14:ligatures w14:val="standardContextual"/>
             </w:rPr>
           </w:pPr>
-          <w:hyperlink w:anchor="_Toc230882643" w:history="1">
+          <w:hyperlink w:anchor="_Toc230908530" w:history="1">
             <w:r>
               <w:rPr>
                 <w:rStyle w:val="a9"/>
                 <w:noProof/>
               </w:rPr>
-              <w:t>1.4 Обоснование и выбор инструментальных средств разработки</w:t>
+              <w:t>2.1 Проектирование архитектуры системы</w:t>
             </w:r>
             <w:r>
               <w:rPr>
@@ -1666,7 +1818,7 @@
                 <w:noProof/>
                 <w:webHidden/>
               </w:rPr>
-              <w:instrText xml:space="preserve"> PAGEREF _Toc230882643 \h </w:instrText>
+              <w:instrText xml:space="preserve"> PAGEREF _Toc230908530 \h </w:instrText>
             </w:r>
             <w:r>
               <w:rPr>
@@ -1686,83 +1838,7 @@
                 <w:noProof/>
                 <w:webHidden/>
               </w:rPr>
-              <w:t>14</w:t>
-            </w:r>
-            <w:r>
-              <w:rPr>
-                <w:noProof/>
-                <w:webHidden/>
-              </w:rPr>
-              <w:fldChar w:fldCharType="end"/>
-            </w:r>
-          </w:hyperlink>
-        </w:p>
-        <w:p>
-          <w:pPr>
-            <w:pStyle w:val="21"/>
-            <w:tabs>
-              <w:tab w:val="right" w:leader="dot" w:pos="9345"/>
-            </w:tabs>
-            <w:spacing w:after="0"/>
-            <w:ind w:left="0"/>
-            <w:rPr>
-              <w:rFonts w:asciiTheme="minorHAnsi" w:eastAsiaTheme="minorEastAsia" w:hAnsiTheme="minorHAnsi" w:cstheme="minorBidi"/>
-              <w:noProof/>
-              <w:color w:val="auto"/>
-              <w:kern w:val="2"/>
-              <w:sz w:val="24"/>
-              <w:szCs w:val="24"/>
-              <w14:ligatures w14:val="standardContextual"/>
-            </w:rPr>
-          </w:pPr>
-          <w:hyperlink w:anchor="_Toc230882644" w:history="1">
-            <w:r>
-              <w:rPr>
-                <w:rStyle w:val="a9"/>
-                <w:noProof/>
-              </w:rPr>
-              <w:t>2 СПЕЦИАЛЬНАЯ ЧАСТЬ</w:t>
-            </w:r>
-            <w:r>
-              <w:rPr>
-                <w:noProof/>
-                <w:webHidden/>
-              </w:rPr>
-              <w:tab/>
-            </w:r>
-            <w:r>
-              <w:rPr>
-                <w:noProof/>
-                <w:webHidden/>
-              </w:rPr>
-              <w:fldChar w:fldCharType="begin"/>
-            </w:r>
-            <w:r>
-              <w:rPr>
-                <w:noProof/>
-                <w:webHidden/>
-              </w:rPr>
-              <w:instrText xml:space="preserve"> PAGEREF _Toc230882644 \h </w:instrText>
-            </w:r>
-            <w:r>
-              <w:rPr>
-                <w:noProof/>
-                <w:webHidden/>
-              </w:rPr>
-            </w:r>
-            <w:r>
-              <w:rPr>
-                <w:noProof/>
-                <w:webHidden/>
-              </w:rPr>
-              <w:fldChar w:fldCharType="separate"/>
-            </w:r>
-            <w:r>
-              <w:rPr>
-                <w:noProof/>
-                <w:webHidden/>
-              </w:rPr>
-              <w:t>22</w:t>
+              <w:t>21</w:t>
             </w:r>
             <w:r>
               <w:rPr>
@@ -1791,83 +1867,7 @@
               <w14:ligatures w14:val="standardContextual"/>
             </w:rPr>
           </w:pPr>
-          <w:hyperlink w:anchor="_Toc230882645" w:history="1">
-            <w:r>
-              <w:rPr>
-                <w:rStyle w:val="a9"/>
-                <w:noProof/>
-              </w:rPr>
-              <w:t>2.1 Проектирование архитектуры системы</w:t>
-            </w:r>
-            <w:r>
-              <w:rPr>
-                <w:noProof/>
-                <w:webHidden/>
-              </w:rPr>
-              <w:tab/>
-            </w:r>
-            <w:r>
-              <w:rPr>
-                <w:noProof/>
-                <w:webHidden/>
-              </w:rPr>
-              <w:fldChar w:fldCharType="begin"/>
-            </w:r>
-            <w:r>
-              <w:rPr>
-                <w:noProof/>
-                <w:webHidden/>
-              </w:rPr>
-              <w:instrText xml:space="preserve"> PAGEREF _Toc230882645 \h </w:instrText>
-            </w:r>
-            <w:r>
-              <w:rPr>
-                <w:noProof/>
-                <w:webHidden/>
-              </w:rPr>
-            </w:r>
-            <w:r>
-              <w:rPr>
-                <w:noProof/>
-                <w:webHidden/>
-              </w:rPr>
-              <w:fldChar w:fldCharType="separate"/>
-            </w:r>
-            <w:r>
-              <w:rPr>
-                <w:noProof/>
-                <w:webHidden/>
-              </w:rPr>
-              <w:t>22</w:t>
-            </w:r>
-            <w:r>
-              <w:rPr>
-                <w:noProof/>
-                <w:webHidden/>
-              </w:rPr>
-              <w:fldChar w:fldCharType="end"/>
-            </w:r>
-          </w:hyperlink>
-        </w:p>
-        <w:p>
-          <w:pPr>
-            <w:pStyle w:val="31"/>
-            <w:tabs>
-              <w:tab w:val="right" w:leader="dot" w:pos="9345"/>
-            </w:tabs>
-            <w:spacing w:after="0"/>
-            <w:ind w:left="0"/>
-            <w:rPr>
-              <w:rFonts w:asciiTheme="minorHAnsi" w:eastAsiaTheme="minorEastAsia" w:hAnsiTheme="minorHAnsi" w:cstheme="minorBidi"/>
-              <w:noProof/>
-              <w:color w:val="auto"/>
-              <w:kern w:val="2"/>
-              <w:sz w:val="24"/>
-              <w:szCs w:val="24"/>
-              <w14:ligatures w14:val="standardContextual"/>
-            </w:rPr>
-          </w:pPr>
-          <w:hyperlink w:anchor="_Toc230882646" w:history="1">
+          <w:hyperlink w:anchor="_Toc230908531" w:history="1">
             <w:r>
               <w:rPr>
                 <w:rStyle w:val="a9"/>
@@ -1902,7 +1902,7 @@
                 <w:noProof/>
                 <w:webHidden/>
               </w:rPr>
-              <w:instrText xml:space="preserve"> PAGEREF _Toc230882646 \h </w:instrText>
+              <w:instrText xml:space="preserve"> PAGEREF _Toc230908531 \h </w:instrText>
             </w:r>
             <w:r>
               <w:rPr>
@@ -1922,7 +1922,7 @@
                 <w:noProof/>
                 <w:webHidden/>
               </w:rPr>
-              <w:t>31</w:t>
+              <w:t>30</w:t>
             </w:r>
             <w:r>
               <w:rPr>
@@ -1951,7 +1951,7 @@
               <w14:ligatures w14:val="standardContextual"/>
             </w:rPr>
           </w:pPr>
-          <w:hyperlink w:anchor="_Toc230882647" w:history="1">
+          <w:hyperlink w:anchor="_Toc230908532" w:history="1">
             <w:r>
               <w:rPr>
                 <w:rStyle w:val="a9"/>
@@ -1986,7 +1986,7 @@
                 <w:noProof/>
                 <w:webHidden/>
               </w:rPr>
-              <w:instrText xml:space="preserve"> PAGEREF _Toc230882647 \h </w:instrText>
+              <w:instrText xml:space="preserve"> PAGEREF _Toc230908532 \h </w:instrText>
             </w:r>
             <w:r>
               <w:rPr>
@@ -2006,7 +2006,7 @@
                 <w:noProof/>
                 <w:webHidden/>
               </w:rPr>
-              <w:t>35</w:t>
+              <w:t>34</w:t>
             </w:r>
             <w:r>
               <w:rPr>
@@ -2035,7 +2035,7 @@
               <w14:ligatures w14:val="standardContextual"/>
             </w:rPr>
           </w:pPr>
-          <w:hyperlink w:anchor="_Toc230882648" w:history="1">
+          <w:hyperlink w:anchor="_Toc230908533" w:history="1">
             <w:r>
               <w:rPr>
                 <w:rStyle w:val="a9"/>
@@ -2062,7 +2062,7 @@
                 <w:noProof/>
                 <w:webHidden/>
               </w:rPr>
-              <w:instrText xml:space="preserve"> PAGEREF _Toc230882648 \h </w:instrText>
+              <w:instrText xml:space="preserve"> PAGEREF _Toc230908533 \h </w:instrText>
             </w:r>
             <w:r>
               <w:rPr>
@@ -2082,7 +2082,7 @@
                 <w:noProof/>
                 <w:webHidden/>
               </w:rPr>
-              <w:t>37</w:t>
+              <w:t>36</w:t>
             </w:r>
             <w:r>
               <w:rPr>
@@ -2111,7 +2111,7 @@
               <w14:ligatures w14:val="standardContextual"/>
             </w:rPr>
           </w:pPr>
-          <w:hyperlink w:anchor="_Toc230882649" w:history="1">
+          <w:hyperlink w:anchor="_Toc230908534" w:history="1">
             <w:r>
               <w:rPr>
                 <w:rStyle w:val="a9"/>
@@ -2138,7 +2138,7 @@
                 <w:noProof/>
                 <w:webHidden/>
               </w:rPr>
-              <w:instrText xml:space="preserve"> PAGEREF _Toc230882649 \h </w:instrText>
+              <w:instrText xml:space="preserve"> PAGEREF _Toc230908534 \h </w:instrText>
             </w:r>
             <w:r>
               <w:rPr>
@@ -2158,7 +2158,7 @@
                 <w:noProof/>
                 <w:webHidden/>
               </w:rPr>
-              <w:t>41</w:t>
+              <w:t>40</w:t>
             </w:r>
             <w:r>
               <w:rPr>
@@ -2187,7 +2187,7 @@
               <w14:ligatures w14:val="standardContextual"/>
             </w:rPr>
           </w:pPr>
-          <w:hyperlink w:anchor="_Toc230882650" w:history="1">
+          <w:hyperlink w:anchor="_Toc230908535" w:history="1">
             <w:r>
               <w:rPr>
                 <w:rStyle w:val="a9"/>
@@ -2214,7 +2214,7 @@
                 <w:noProof/>
                 <w:webHidden/>
               </w:rPr>
-              <w:instrText xml:space="preserve"> PAGEREF _Toc230882650 \h </w:instrText>
+              <w:instrText xml:space="preserve"> PAGEREF _Toc230908535 \h </w:instrText>
             </w:r>
             <w:r>
               <w:rPr>
@@ -2234,7 +2234,7 @@
                 <w:noProof/>
                 <w:webHidden/>
               </w:rPr>
-              <w:t>45</w:t>
+              <w:t>44</w:t>
             </w:r>
             <w:r>
               <w:rPr>
@@ -2263,7 +2263,7 @@
               <w14:ligatures w14:val="standardContextual"/>
             </w:rPr>
           </w:pPr>
-          <w:hyperlink w:anchor="_Toc230882651" w:history="1">
+          <w:hyperlink w:anchor="_Toc230908536" w:history="1">
             <w:r>
               <w:rPr>
                 <w:rStyle w:val="a9"/>
@@ -2290,7 +2290,7 @@
                 <w:noProof/>
                 <w:webHidden/>
               </w:rPr>
-              <w:instrText xml:space="preserve"> PAGEREF _Toc230882651 \h </w:instrText>
+              <w:instrText xml:space="preserve"> PAGEREF _Toc230908536 \h </w:instrText>
             </w:r>
             <w:r>
               <w:rPr>
@@ -2310,7 +2310,7 @@
                 <w:noProof/>
                 <w:webHidden/>
               </w:rPr>
-              <w:t>45</w:t>
+              <w:t>44</w:t>
             </w:r>
             <w:r>
               <w:rPr>
@@ -2339,7 +2339,7 @@
               <w14:ligatures w14:val="standardContextual"/>
             </w:rPr>
           </w:pPr>
-          <w:hyperlink w:anchor="_Toc230882652" w:history="1">
+          <w:hyperlink w:anchor="_Toc230908537" w:history="1">
             <w:r>
               <w:rPr>
                 <w:rStyle w:val="a9"/>
@@ -2366,7 +2366,7 @@
                 <w:noProof/>
                 <w:webHidden/>
               </w:rPr>
-              <w:instrText xml:space="preserve"> PAGEREF _Toc230882652 \h </w:instrText>
+              <w:instrText xml:space="preserve"> PAGEREF _Toc230908537 \h </w:instrText>
             </w:r>
             <w:r>
               <w:rPr>
@@ -2386,7 +2386,7 @@
                 <w:noProof/>
                 <w:webHidden/>
               </w:rPr>
-              <w:t>45</w:t>
+              <w:t>44</w:t>
             </w:r>
             <w:r>
               <w:rPr>
@@ -2415,7 +2415,7 @@
               <w14:ligatures w14:val="standardContextual"/>
             </w:rPr>
           </w:pPr>
-          <w:hyperlink w:anchor="_Toc230882653" w:history="1">
+          <w:hyperlink w:anchor="_Toc230908538" w:history="1">
             <w:r>
               <w:rPr>
                 <w:rStyle w:val="a9"/>
@@ -2442,7 +2442,7 @@
                 <w:noProof/>
                 <w:webHidden/>
               </w:rPr>
-              <w:instrText xml:space="preserve"> PAGEREF _Toc230882653 \h </w:instrText>
+              <w:instrText xml:space="preserve"> PAGEREF _Toc230908538 \h </w:instrText>
             </w:r>
             <w:r>
               <w:rPr>
@@ -2462,7 +2462,7 @@
                 <w:noProof/>
                 <w:webHidden/>
               </w:rPr>
-              <w:t>47</w:t>
+              <w:t>46</w:t>
             </w:r>
             <w:r>
               <w:rPr>
@@ -2491,7 +2491,7 @@
               <w14:ligatures w14:val="standardContextual"/>
             </w:rPr>
           </w:pPr>
-          <w:hyperlink w:anchor="_Toc230882654" w:history="1">
+          <w:hyperlink w:anchor="_Toc230908539" w:history="1">
             <w:r>
               <w:rPr>
                 <w:rStyle w:val="a9"/>
@@ -2518,7 +2518,7 @@
                 <w:noProof/>
                 <w:webHidden/>
               </w:rPr>
-              <w:instrText xml:space="preserve"> PAGEREF _Toc230882654 \h </w:instrText>
+              <w:instrText xml:space="preserve"> PAGEREF _Toc230908539 \h </w:instrText>
             </w:r>
             <w:r>
               <w:rPr>
@@ -2538,7 +2538,7 @@
                 <w:noProof/>
                 <w:webHidden/>
               </w:rPr>
-              <w:t>52</w:t>
+              <w:t>51</w:t>
             </w:r>
             <w:r>
               <w:rPr>
@@ -2565,7 +2565,7 @@
               <w14:ligatures w14:val="standardContextual"/>
             </w:rPr>
           </w:pPr>
-          <w:hyperlink w:anchor="_Toc230882655" w:history="1">
+          <w:hyperlink w:anchor="_Toc230908540" w:history="1">
             <w:r>
               <w:rPr>
                 <w:rStyle w:val="a9"/>
@@ -2592,7 +2592,7 @@
                 <w:noProof/>
                 <w:webHidden/>
               </w:rPr>
-              <w:instrText xml:space="preserve"> PAGEREF _Toc230882655 \h </w:instrText>
+              <w:instrText xml:space="preserve"> PAGEREF _Toc230908540 \h </w:instrText>
             </w:r>
             <w:r>
               <w:rPr>
@@ -2612,7 +2612,7 @@
                 <w:noProof/>
                 <w:webHidden/>
               </w:rPr>
-              <w:t>55</w:t>
+              <w:t>54</w:t>
             </w:r>
             <w:r>
               <w:rPr>
@@ -2639,7 +2639,7 @@
               <w14:ligatures w14:val="standardContextual"/>
             </w:rPr>
           </w:pPr>
-          <w:hyperlink w:anchor="_Toc230882656" w:history="1">
+          <w:hyperlink w:anchor="_Toc230908541" w:history="1">
             <w:r>
               <w:rPr>
                 <w:rStyle w:val="a9"/>
@@ -2666,7 +2666,7 @@
                 <w:noProof/>
                 <w:webHidden/>
               </w:rPr>
-              <w:instrText xml:space="preserve"> PAGEREF _Toc230882656 \h </w:instrText>
+              <w:instrText xml:space="preserve"> PAGEREF _Toc230908541 \h </w:instrText>
             </w:r>
             <w:r>
               <w:rPr>
@@ -2686,7 +2686,7 @@
                 <w:noProof/>
                 <w:webHidden/>
               </w:rPr>
-              <w:t>57</w:t>
+              <w:t>56</w:t>
             </w:r>
             <w:r>
               <w:rPr>
@@ -2713,57 +2713,20 @@
               <w14:ligatures w14:val="standardContextual"/>
             </w:rPr>
           </w:pPr>
-          <w:hyperlink w:anchor="_Toc230882657" w:history="1">
+          <w:hyperlink w:anchor="_Toc230908542" w:history="1">
             <w:r>
               <w:rPr>
                 <w:rStyle w:val="a9"/>
                 <w:noProof/>
               </w:rPr>
-              <w:t>Прилож</w:t>
+              <w:t>Приложение А</w:t>
             </w:r>
             <w:r>
               <w:rPr>
                 <w:rStyle w:val="a9"/>
                 <w:noProof/>
               </w:rPr>
-              <w:t>е</w:t>
-            </w:r>
-            <w:r>
-              <w:rPr>
-                <w:rStyle w:val="a9"/>
-                <w:noProof/>
-              </w:rPr>
-              <w:t>ние А</w:t>
-            </w:r>
-            <w:r>
-              <w:rPr>
-                <w:rStyle w:val="a9"/>
-                <w:noProof/>
-                <w:lang w:val="en-US"/>
-              </w:rPr>
-              <w:t xml:space="preserve"> (</w:t>
-            </w:r>
-            <w:r>
-              <w:rPr>
-                <w:rStyle w:val="a9"/>
-                <w:noProof/>
-              </w:rPr>
-              <w:t>справочное</w:t>
-            </w:r>
-            <w:r>
-              <w:rPr>
-                <w:rStyle w:val="a9"/>
-                <w:noProof/>
-                <w:lang w:val="en-US"/>
-              </w:rPr>
-              <w:t>)</w:t>
-            </w:r>
-            <w:r>
-              <w:rPr>
-                <w:rStyle w:val="a9"/>
-                <w:noProof/>
-              </w:rPr>
-              <w:t xml:space="preserve"> Код моделей</w:t>
+              <w:t xml:space="preserve"> (справочное) Код моделей</w:t>
             </w:r>
             <w:r>
               <w:rPr>
@@ -2784,7 +2747,7 @@
                 <w:noProof/>
                 <w:webHidden/>
               </w:rPr>
-              <w:instrText xml:space="preserve"> PAGEREF _Toc230882657 \h </w:instrText>
+              <w:instrText xml:space="preserve"> PAGEREF _Toc230908542 \h </w:instrText>
             </w:r>
             <w:r>
               <w:rPr>
@@ -2804,7 +2767,7 @@
                 <w:noProof/>
                 <w:webHidden/>
               </w:rPr>
-              <w:t>59</w:t>
+              <w:t>58</w:t>
             </w:r>
             <w:r>
               <w:rPr>
@@ -2831,7 +2794,7 @@
               <w14:ligatures w14:val="standardContextual"/>
             </w:rPr>
           </w:pPr>
-          <w:hyperlink w:anchor="_Toc230882658" w:history="1">
+          <w:hyperlink w:anchor="_Toc230908543" w:history="1">
             <w:r>
               <w:rPr>
                 <w:rStyle w:val="a9"/>
@@ -2859,15 +2822,21 @@
                 <w:rStyle w:val="a9"/>
                 <w:noProof/>
               </w:rPr>
-              <w:t xml:space="preserve"> (справочное) </w:t>
+              <w:t xml:space="preserve"> (справочное) Код </w:t>
             </w:r>
             <w:r>
               <w:rPr>
+                <w:rStyle w:val="a9"/>
+                <w:noProof/>
                 <w:lang w:val="en-US"/>
               </w:rPr>
               <w:t xml:space="preserve">Entity Framework Core </w:t>
             </w:r>
             <w:r>
+              <w:rPr>
+                <w:rStyle w:val="a9"/>
+                <w:noProof/>
+              </w:rPr>
               <w:t>конфигураций</w:t>
             </w:r>
             <w:r>
@@ -2889,7 +2858,7 @@
                 <w:noProof/>
                 <w:webHidden/>
               </w:rPr>
-              <w:instrText xml:space="preserve"> PAGEREF _Toc230882658 \h </w:instrText>
+              <w:instrText xml:space="preserve"> PAGEREF _Toc230908543 \h </w:instrText>
             </w:r>
             <w:r>
               <w:rPr>
@@ -2909,7 +2878,7 @@
                 <w:noProof/>
                 <w:webHidden/>
               </w:rPr>
-              <w:t>68</w:t>
+              <w:t>67</w:t>
             </w:r>
             <w:r>
               <w:rPr>
@@ -2936,41 +2905,27 @@
               <w14:ligatures w14:val="standardContextual"/>
             </w:rPr>
           </w:pPr>
-          <w:hyperlink w:anchor="_Toc230882659" w:history="1">
+          <w:hyperlink w:anchor="_Toc230908544" w:history="1">
             <w:r>
               <w:rPr>
                 <w:rStyle w:val="a9"/>
                 <w:noProof/>
               </w:rPr>
-              <w:t>Прил</w:t>
+              <w:t>Приложение В</w:t>
             </w:r>
             <w:r>
               <w:rPr>
                 <w:rStyle w:val="a9"/>
                 <w:noProof/>
               </w:rPr>
-              <w:t>о</w:t>
+              <w:t xml:space="preserve"> (справочное) Код </w:t>
             </w:r>
             <w:r>
               <w:rPr>
                 <w:rStyle w:val="a9"/>
                 <w:noProof/>
               </w:rPr>
-              <w:t>жение В</w:t>
-            </w:r>
-            <w:r>
-              <w:rPr>
-                <w:rStyle w:val="a9"/>
-                <w:noProof/>
-              </w:rPr>
-              <w:t xml:space="preserve"> (справочное) </w:t>
-            </w:r>
-            <w:r>
-              <w:rPr>
-                <w:rStyle w:val="a9"/>
-                <w:noProof/>
-              </w:rPr>
-              <w:t>Код среза функции регистрации</w:t>
+              <w:t>среза функции регистрации</w:t>
             </w:r>
             <w:r>
               <w:rPr>
@@ -2991,7 +2946,7 @@
                 <w:noProof/>
                 <w:webHidden/>
               </w:rPr>
-              <w:instrText xml:space="preserve"> PAGEREF _Toc230882659 \h </w:instrText>
+              <w:instrText xml:space="preserve"> PAGEREF _Toc230908544 \h </w:instrText>
             </w:r>
             <w:r>
               <w:rPr>
@@ -3011,7 +2966,7 @@
                 <w:noProof/>
                 <w:webHidden/>
               </w:rPr>
-              <w:t>73</w:t>
+              <w:t>72</w:t>
             </w:r>
             <w:r>
               <w:rPr>
@@ -3038,96 +2993,20 @@
               <w14:ligatures w14:val="standardContextual"/>
             </w:rPr>
           </w:pPr>
-          <w:hyperlink w:anchor="_Toc230882660" w:history="1">
+          <w:hyperlink w:anchor="_Toc230908545" w:history="1">
             <w:r>
               <w:rPr>
                 <w:rStyle w:val="a9"/>
                 <w:noProof/>
               </w:rPr>
-              <w:t>Прил</w:t>
+              <w:t>Приложение Г</w:t>
             </w:r>
             <w:r>
               <w:rPr>
                 <w:rStyle w:val="a9"/>
                 <w:noProof/>
               </w:rPr>
-              <w:t>о</w:t>
-            </w:r>
-            <w:r>
-              <w:rPr>
-                <w:rStyle w:val="a9"/>
-                <w:noProof/>
-              </w:rPr>
-              <w:t>жение</w:t>
-            </w:r>
-            <w:r>
-              <w:rPr>
-                <w:rStyle w:val="a9"/>
-                <w:noProof/>
-              </w:rPr>
-              <w:t xml:space="preserve"> </w:t>
-            </w:r>
-            <w:r>
-              <w:rPr>
-                <w:rStyle w:val="a9"/>
-                <w:noProof/>
-              </w:rPr>
-              <w:t>Г</w:t>
-            </w:r>
-            <w:r>
-              <w:rPr>
-                <w:rStyle w:val="a9"/>
-                <w:noProof/>
-              </w:rPr>
-              <w:t xml:space="preserve"> (справочное) </w:t>
-            </w:r>
-            <w:r>
-              <w:rPr>
-                <w:rStyle w:val="a9"/>
-                <w:noProof/>
-              </w:rPr>
-              <w:t xml:space="preserve">Код реализации </w:t>
-            </w:r>
-            <w:r>
-              <w:rPr>
-                <w:rStyle w:val="a9"/>
-                <w:noProof/>
-                <w:sz w:val="27"/>
-                <w:szCs w:val="27"/>
-              </w:rPr>
-              <w:t>аутентификации</w:t>
-            </w:r>
-            <w:r>
-              <w:rPr>
-                <w:rStyle w:val="a9"/>
-                <w:noProof/>
-              </w:rPr>
-              <w:t xml:space="preserve"> </w:t>
-            </w:r>
-            <w:r>
-              <w:rPr>
-                <w:rStyle w:val="a9"/>
-                <w:noProof/>
-                <w:sz w:val="27"/>
-                <w:szCs w:val="27"/>
-              </w:rPr>
-              <w:t>и</w:t>
-            </w:r>
-            <w:r>
-              <w:rPr>
-                <w:rStyle w:val="a9"/>
-                <w:noProof/>
-              </w:rPr>
-              <w:t xml:space="preserve"> </w:t>
-            </w:r>
-            <w:r>
-              <w:rPr>
-                <w:rStyle w:val="a9"/>
-                <w:noProof/>
-                <w:sz w:val="27"/>
-                <w:szCs w:val="27"/>
-              </w:rPr>
-              <w:t>авторизации</w:t>
+              <w:t xml:space="preserve"> (справочное) Код реализации аутентификации и авторизции</w:t>
             </w:r>
             <w:r>
               <w:rPr>
@@ -3148,7 +3027,7 @@
                 <w:noProof/>
                 <w:webHidden/>
               </w:rPr>
-              <w:instrText xml:space="preserve"> PAGEREF _Toc230882660 \h </w:instrText>
+              <w:instrText xml:space="preserve"> PAGEREF _Toc230908545 \h </w:instrText>
             </w:r>
             <w:r>
               <w:rPr>
@@ -3168,7 +3047,7 @@
                 <w:noProof/>
                 <w:webHidden/>
               </w:rPr>
-              <w:t>75</w:t>
+              <w:t>74</w:t>
             </w:r>
             <w:r>
               <w:rPr>
@@ -3195,7 +3074,7 @@
               <w14:ligatures w14:val="standardContextual"/>
             </w:rPr>
           </w:pPr>
-          <w:hyperlink w:anchor="_Toc230882661" w:history="1">
+          <w:hyperlink w:anchor="_Toc230908546" w:history="1">
             <w:r>
               <w:rPr>
                 <w:rStyle w:val="a9"/>
@@ -3229,7 +3108,7 @@
                 <w:noProof/>
                 <w:webHidden/>
               </w:rPr>
-              <w:instrText xml:space="preserve"> PAGEREF _Toc230882661 \h </w:instrText>
+              <w:instrText xml:space="preserve"> PAGEREF _Toc230908546 \h </w:instrText>
             </w:r>
             <w:r>
               <w:rPr>
@@ -3249,7 +3128,7 @@
                 <w:noProof/>
                 <w:webHidden/>
               </w:rPr>
-              <w:t>77</w:t>
+              <w:t>76</w:t>
             </w:r>
             <w:r>
               <w:rPr>
@@ -3262,6 +3141,10 @@
         </w:p>
         <w:p>
           <w:r>
+            <w:rPr>
+              <w:b/>
+              <w:bCs/>
+            </w:rPr>
             <w:fldChar w:fldCharType="end"/>
           </w:r>
         </w:p>
@@ -3271,7 +3154,7 @@
       <w:pPr>
         <w:pStyle w:val="1"/>
       </w:pPr>
-      <w:bookmarkStart w:id="1" w:name="_Toc230882638"/>
+      <w:bookmarkStart w:id="1" w:name="_Toc230908523"/>
       <w:r>
         <w:lastRenderedPageBreak/>
         <w:t>ВВЕДЕНИЕ</w:t>
@@ -3383,7 +3266,7 @@
       <w:pPr>
         <w:pStyle w:val="2"/>
       </w:pPr>
-      <w:bookmarkStart w:id="2" w:name="_Toc230882639"/>
+      <w:bookmarkStart w:id="2" w:name="_Toc230908524"/>
       <w:r>
         <w:rPr>
           <w:caps w:val="0"/>
@@ -3398,7 +3281,7 @@
         <w:pStyle w:val="3"/>
         <w:spacing w:before="240"/>
       </w:pPr>
-      <w:bookmarkStart w:id="3" w:name="_Toc230882640"/>
+      <w:bookmarkStart w:id="3" w:name="_Toc230908525"/>
       <w:r>
         <w:t>Анализ предметной области</w:t>
       </w:r>
@@ -3580,61 +3463,11 @@
         </w:rPr>
         <w:t xml:space="preserve">основная структурная единица, объединяющая задачи и участников. </w:t>
       </w:r>
-      <w:proofErr w:type="spellStart"/>
-      <w:r>
-        <w:t>Проект</w:t>
-      </w:r>
-      <w:proofErr w:type="spellEnd"/>
-      <w:r>
-        <w:t xml:space="preserve"> </w:t>
-      </w:r>
-      <w:proofErr w:type="spellStart"/>
-      <w:r>
-        <w:t>имеет</w:t>
-      </w:r>
-      <w:proofErr w:type="spellEnd"/>
-      <w:r>
-        <w:t xml:space="preserve"> </w:t>
-      </w:r>
-      <w:proofErr w:type="spellStart"/>
-      <w:r>
-        <w:t>название</w:t>
-      </w:r>
-      <w:proofErr w:type="spellEnd"/>
-      <w:r>
-        <w:t xml:space="preserve">, </w:t>
-      </w:r>
-      <w:proofErr w:type="spellStart"/>
-      <w:r>
-        <w:t>описание</w:t>
-      </w:r>
-      <w:proofErr w:type="spellEnd"/>
-      <w:r>
-        <w:t xml:space="preserve">, </w:t>
-      </w:r>
-      <w:proofErr w:type="spellStart"/>
-      <w:r>
-        <w:t>приоритет</w:t>
-      </w:r>
-      <w:proofErr w:type="spellEnd"/>
-      <w:r>
-        <w:t xml:space="preserve"> и </w:t>
-      </w:r>
-      <w:proofErr w:type="spellStart"/>
-      <w:r>
-        <w:t>статус</w:t>
-      </w:r>
-      <w:proofErr w:type="spellEnd"/>
-      <w:r>
-        <w:t xml:space="preserve"> </w:t>
-      </w:r>
-      <w:proofErr w:type="spellStart"/>
-      <w:r>
-        <w:t>выполнения</w:t>
-      </w:r>
-      <w:proofErr w:type="spellEnd"/>
-      <w:r>
-        <w:t xml:space="preserve">. </w:t>
+      <w:r>
+        <w:rPr>
+          <w:lang w:val="ru-RU"/>
+        </w:rPr>
+        <w:t xml:space="preserve">Проект имеет название, описание, приоритет и статус выполнения. </w:t>
       </w:r>
       <w:r>
         <w:rPr>
@@ -4319,7 +4152,7 @@
       <w:pPr>
         <w:pStyle w:val="3"/>
       </w:pPr>
-      <w:bookmarkStart w:id="4" w:name="_Toc230882641"/>
+      <w:bookmarkStart w:id="4" w:name="_Toc230908526"/>
       <w:r>
         <w:t>Постановка задачи</w:t>
       </w:r>
@@ -4453,7 +4286,7 @@
       <w:pPr>
         <w:pStyle w:val="3"/>
       </w:pPr>
-      <w:bookmarkStart w:id="5" w:name="_Toc230882642"/>
+      <w:bookmarkStart w:id="5" w:name="_Toc230908527"/>
       <w:r>
         <w:lastRenderedPageBreak/>
         <w:t>Анализ рынка существующих решений</w:t>
@@ -6008,7 +5841,7 @@
       <w:pPr>
         <w:pStyle w:val="3"/>
       </w:pPr>
-      <w:bookmarkStart w:id="6" w:name="_Toc230882643"/>
+      <w:bookmarkStart w:id="6" w:name="_Toc230908528"/>
       <w:r>
         <w:t>Обоснование и выбор инструментальных средств разработки</w:t>
       </w:r>
@@ -9465,7 +9298,7 @@
       <w:pPr>
         <w:pStyle w:val="2"/>
       </w:pPr>
-      <w:bookmarkStart w:id="7" w:name="_Toc230882644"/>
+      <w:bookmarkStart w:id="7" w:name="_Toc230908529"/>
       <w:r>
         <w:rPr>
           <w:caps w:val="0"/>
@@ -9480,7 +9313,7 @@
         <w:pStyle w:val="3"/>
         <w:spacing w:before="240"/>
       </w:pPr>
-      <w:bookmarkStart w:id="8" w:name="_Toc230882645"/>
+      <w:bookmarkStart w:id="8" w:name="_Toc230908530"/>
       <w:r>
         <w:t>Проектирование архитектуры системы</w:t>
       </w:r>
@@ -12971,13 +12804,17 @@
         <w:lastRenderedPageBreak/>
         <w:t xml:space="preserve">API </w:t>
       </w:r>
-      <w:proofErr w:type="spellStart"/>
-      <w:r>
+      <w:r>
+        <w:rPr>
+          <w:lang w:val="ru-RU"/>
+        </w:rPr>
         <w:t>зависит</w:t>
       </w:r>
-      <w:proofErr w:type="spellEnd"/>
-      <w:r>
-        <w:t xml:space="preserve"> от Domain и Infrastructure;</w:t>
+      <w:r>
+        <w:t xml:space="preserve"> </w:t>
+      </w:r>
+      <w:r>
+        <w:t>от Domain и Infrastructure;</w:t>
       </w:r>
     </w:p>
     <w:p>
@@ -13358,7 +13195,7 @@
           <w:lang w:val="en-US"/>
         </w:rPr>
       </w:pPr>
-      <w:bookmarkStart w:id="9" w:name="_Toc230882646"/>
+      <w:bookmarkStart w:id="9" w:name="_Toc230908531"/>
       <w:r>
         <w:t>Проектирование базы данных</w:t>
       </w:r>
@@ -13869,21 +13706,7 @@
         <w:rPr>
           <w:lang w:val="ru-RU"/>
         </w:rPr>
-        <w:t xml:space="preserve"> таблица </w:t>
-      </w:r>
-      <w:proofErr w:type="spellStart"/>
-      <w:r>
-        <w:rPr>
-          <w:lang w:val="ru-RU"/>
-        </w:rPr>
-        <w:t>Projects</w:t>
-      </w:r>
-      <w:proofErr w:type="spellEnd"/>
-      <w:r>
-        <w:rPr>
-          <w:lang w:val="ru-RU"/>
-        </w:rPr>
-        <w:t>;</w:t>
+        <w:t xml:space="preserve"> таблица Projects;</w:t>
       </w:r>
     </w:p>
     <w:p>
@@ -13897,14 +13720,12 @@
           <w:lang w:val="ru-RU"/>
         </w:rPr>
       </w:pPr>
-      <w:proofErr w:type="spellStart"/>
       <w:r>
         <w:rPr>
           <w:lang w:val="ru-RU"/>
         </w:rPr>
         <w:t>WorkTask</w:t>
       </w:r>
-      <w:proofErr w:type="spellEnd"/>
       <w:r>
         <w:rPr>
           <w:lang w:val="ru-RU"/>
@@ -13921,21 +13742,7 @@
         <w:rPr>
           <w:lang w:val="ru-RU"/>
         </w:rPr>
-        <w:t xml:space="preserve"> таблица </w:t>
-      </w:r>
-      <w:proofErr w:type="spellStart"/>
-      <w:r>
-        <w:rPr>
-          <w:lang w:val="ru-RU"/>
-        </w:rPr>
-        <w:t>WorkTasks</w:t>
-      </w:r>
-      <w:proofErr w:type="spellEnd"/>
-      <w:r>
-        <w:rPr>
-          <w:lang w:val="ru-RU"/>
-        </w:rPr>
-        <w:t>;</w:t>
+        <w:t xml:space="preserve"> таблица WorkTasks;</w:t>
       </w:r>
     </w:p>
     <w:p>
@@ -13993,14 +13800,12 @@
           <w:lang w:val="ru-RU"/>
         </w:rPr>
       </w:pPr>
-      <w:proofErr w:type="spellStart"/>
       <w:r>
         <w:rPr>
           <w:lang w:val="ru-RU"/>
         </w:rPr>
         <w:t>ProjectExecutor</w:t>
       </w:r>
-      <w:proofErr w:type="spellEnd"/>
       <w:r>
         <w:rPr>
           <w:lang w:val="ru-RU"/>
@@ -14023,21 +13828,7 @@
         <w:rPr>
           <w:lang w:val="ru-RU"/>
         </w:rPr>
-        <w:t xml:space="preserve">таблица </w:t>
-      </w:r>
-      <w:proofErr w:type="spellStart"/>
-      <w:r>
-        <w:rPr>
-          <w:lang w:val="ru-RU"/>
-        </w:rPr>
-        <w:t>ProjectExecutors</w:t>
-      </w:r>
-      <w:proofErr w:type="spellEnd"/>
-      <w:r>
-        <w:rPr>
-          <w:lang w:val="ru-RU"/>
-        </w:rPr>
-        <w:t>.</w:t>
+        <w:t>таблица ProjectExecutors.</w:t>
       </w:r>
     </w:p>
     <w:p>
@@ -14992,7 +14783,7 @@
           <w:lang w:val="en-US"/>
         </w:rPr>
       </w:pPr>
-      <w:bookmarkStart w:id="10" w:name="_Toc230882647"/>
+      <w:bookmarkStart w:id="10" w:name="_Toc230908532"/>
       <w:r>
         <w:lastRenderedPageBreak/>
         <w:t>Разработка серверной части</w:t>
@@ -15809,7 +15600,7 @@
       <w:pPr>
         <w:pStyle w:val="3"/>
       </w:pPr>
-      <w:bookmarkStart w:id="11" w:name="_Toc230882648"/>
+      <w:bookmarkStart w:id="11" w:name="_Toc230908533"/>
       <w:r>
         <w:lastRenderedPageBreak/>
         <w:t>Разработка интерфейса</w:t>
@@ -17406,7 +17197,7 @@
       <w:pPr>
         <w:pStyle w:val="3"/>
       </w:pPr>
-      <w:bookmarkStart w:id="12" w:name="_Toc230882649"/>
+      <w:bookmarkStart w:id="12" w:name="_Toc230908534"/>
       <w:r>
         <w:lastRenderedPageBreak/>
         <w:t>Тестирование и отладка программного продукта</w:t>
@@ -17700,9 +17491,6 @@
     <w:p>
       <w:pPr>
         <w:pStyle w:val="4"/>
-        <w:rPr>
-          <w:lang w:val="en-US"/>
-        </w:rPr>
       </w:pPr>
       <w:r>
         <w:t xml:space="preserve">Проверка интерфейса интерактивной документации </w:t>
@@ -18138,7 +17926,10 @@
         <w:t xml:space="preserve">По </w:t>
       </w:r>
       <w:r>
-        <w:t>Id</w:t>
+        <w:t>i</w:t>
+      </w:r>
+      <w:r>
+        <w:t>d</w:t>
       </w:r>
       <w:r>
         <w:rPr>
@@ -18190,6 +17981,7 @@
     <w:p>
       <w:pPr>
         <w:pStyle w:val="pic"/>
+        <w:keepNext/>
       </w:pPr>
       <w:r>
         <w:rPr>
@@ -18235,9 +18027,50 @@
     </w:p>
     <w:p>
       <w:pPr>
+        <w:pStyle w:val="af0"/>
+      </w:pPr>
+      <w:r>
+        <w:t xml:space="preserve">Рисунок </w:t>
+      </w:r>
+      <w:fldSimple w:instr=" STYLEREF 2 \s ">
+        <w:r>
+          <w:rPr>
+            <w:noProof/>
+          </w:rPr>
+          <w:t>2</w:t>
+        </w:r>
+      </w:fldSimple>
+      <w:r>
+        <w:t>.</w:t>
+      </w:r>
+      <w:fldSimple w:instr=" SEQ Рисунок \* ARABIC \s 2 ">
+        <w:r>
+          <w:rPr>
+            <w:noProof/>
+          </w:rPr>
+          <w:t>12</w:t>
+        </w:r>
+      </w:fldSimple>
+      <w:r>
+        <w:t xml:space="preserve"> —</w:t>
+      </w:r>
+      <w:r>
+        <w:t xml:space="preserve"> </w:t>
+      </w:r>
+      <w:r>
+        <w:t xml:space="preserve">Модели системы и их </w:t>
+      </w:r>
+      <w:proofErr w:type="spellStart"/>
+      <w:r>
+        <w:t>опиание</w:t>
+      </w:r>
+      <w:proofErr w:type="spellEnd"/>
+    </w:p>
+    <w:p>
+      <w:pPr>
         <w:pStyle w:val="2"/>
       </w:pPr>
-      <w:bookmarkStart w:id="13" w:name="_Toc230882650"/>
+      <w:bookmarkStart w:id="13" w:name="_Toc230908535"/>
       <w:r>
         <w:rPr>
           <w:caps w:val="0"/>
@@ -18252,7 +18085,7 @@
         <w:pStyle w:val="3"/>
         <w:spacing w:before="240"/>
       </w:pPr>
-      <w:bookmarkStart w:id="14" w:name="_Toc230882651"/>
+      <w:bookmarkStart w:id="14" w:name="_Toc230908536"/>
       <w:r>
         <w:t>Область применения программного продукта и его преимущества перед аналогичным программным продуктом</w:t>
       </w:r>
@@ -18290,7 +18123,7 @@
       <w:pPr>
         <w:pStyle w:val="3"/>
       </w:pPr>
-      <w:bookmarkStart w:id="15" w:name="_Toc230882652"/>
+      <w:bookmarkStart w:id="15" w:name="_Toc230908537"/>
       <w:r>
         <w:t>Трудоемкость разработки программного продукта, квалификация исполнителя и его оклад</w:t>
       </w:r>
@@ -21586,7 +21419,7 @@
       <w:pPr>
         <w:pStyle w:val="3"/>
       </w:pPr>
-      <w:bookmarkStart w:id="16" w:name="_Toc230882653"/>
+      <w:bookmarkStart w:id="16" w:name="_Toc230908538"/>
       <w:r>
         <w:t>Расчет затрат на разработку</w:t>
       </w:r>
@@ -25342,7 +25175,7 @@
       <w:pPr>
         <w:pStyle w:val="3"/>
       </w:pPr>
-      <w:bookmarkStart w:id="17" w:name="_Toc230882654"/>
+      <w:bookmarkStart w:id="17" w:name="_Toc230908539"/>
       <w:r>
         <w:t>Расчет цены и прибыли</w:t>
       </w:r>
@@ -25974,7 +25807,6 @@
         <w:jc w:val="right"/>
         <w:rPr>
           <w:szCs w:val="28"/>
-          <w:lang w:val="en-US"/>
         </w:rPr>
       </w:pPr>
       <w:r>
@@ -27199,7 +27031,7 @@
       <w:pPr>
         <w:pStyle w:val="1"/>
       </w:pPr>
-      <w:bookmarkStart w:id="18" w:name="_Toc230882655"/>
+      <w:bookmarkStart w:id="18" w:name="_Toc230908540"/>
       <w:r>
         <w:lastRenderedPageBreak/>
         <w:t>ЗАКЛЮЧЕНИЕ</w:t>
@@ -27516,7 +27348,7 @@
       <w:pPr>
         <w:pStyle w:val="1"/>
       </w:pPr>
-      <w:bookmarkStart w:id="19" w:name="_Toc230882656"/>
+      <w:bookmarkStart w:id="19" w:name="_Toc230908541"/>
       <w:r>
         <w:lastRenderedPageBreak/>
         <w:t>СПИСОК ИСПОЛЬЗОВАННЫХ ИСТОЧНИКОВ</w:t>
@@ -27528,7 +27360,7 @@
         <w:pStyle w:val="red"/>
         <w:numPr>
           <w:ilvl w:val="0"/>
-          <w:numId w:val="10"/>
+          <w:numId w:val="18"/>
         </w:numPr>
         <w:rPr>
           <w:lang w:val="ru-RU"/>
@@ -27654,7 +27486,7 @@
         <w:pStyle w:val="red"/>
         <w:numPr>
           <w:ilvl w:val="0"/>
-          <w:numId w:val="10"/>
+          <w:numId w:val="18"/>
         </w:numPr>
         <w:rPr>
           <w:lang w:val="ru-RU"/>
@@ -27782,7 +27614,7 @@
         <w:pStyle w:val="a3"/>
         <w:numPr>
           <w:ilvl w:val="0"/>
-          <w:numId w:val="10"/>
+          <w:numId w:val="18"/>
         </w:numPr>
       </w:pPr>
       <w:proofErr w:type="spellStart"/>
@@ -27799,7 +27631,7 @@
         <w:pStyle w:val="red"/>
         <w:numPr>
           <w:ilvl w:val="0"/>
-          <w:numId w:val="10"/>
+          <w:numId w:val="18"/>
         </w:numPr>
         <w:rPr>
           <w:lang w:val="ru-RU"/>
@@ -27900,28 +27732,19 @@
         <w:pStyle w:val="red"/>
         <w:numPr>
           <w:ilvl w:val="0"/>
-          <w:numId w:val="10"/>
+          <w:numId w:val="18"/>
         </w:numPr>
-        <w:rPr>
-          <w:lang w:val="ru-RU"/>
-        </w:rPr>
       </w:pPr>
       <w:r>
         <w:t>PostgreSQL Global Development Group. PostgreSQL</w:t>
       </w:r>
       <w:r>
-        <w:rPr>
-          <w:lang w:val="ru-RU"/>
-        </w:rPr>
         <w:t xml:space="preserve"> </w:t>
       </w:r>
       <w:r>
         <w:t>Documentation</w:t>
       </w:r>
       <w:r>
-        <w:rPr>
-          <w:lang w:val="ru-RU"/>
-        </w:rPr>
         <w:t xml:space="preserve"> [</w:t>
       </w:r>
       <w:r>
@@ -27931,9 +27754,6 @@
         <w:t>Электронный</w:t>
       </w:r>
       <w:r>
-        <w:rPr>
-          <w:lang w:val="ru-RU"/>
-        </w:rPr>
         <w:t xml:space="preserve"> </w:t>
       </w:r>
       <w:r>
@@ -27943,65 +27763,42 @@
         <w:t>ресурс</w:t>
       </w:r>
       <w:r>
-        <w:rPr>
-          <w:lang w:val="ru-RU"/>
-        </w:rPr>
         <w:t xml:space="preserve">] ― </w:t>
       </w:r>
       <w:r>
         <w:t>URL</w:t>
       </w:r>
       <w:r>
-        <w:rPr>
-          <w:lang w:val="ru-RU"/>
-        </w:rPr>
         <w:t xml:space="preserve">: </w:t>
       </w:r>
       <w:r>
         <w:t>https</w:t>
       </w:r>
       <w:r>
-        <w:rPr>
-          <w:lang w:val="ru-RU"/>
-        </w:rPr>
         <w:t>://</w:t>
       </w:r>
       <w:r>
         <w:t>www</w:t>
       </w:r>
       <w:r>
-        <w:rPr>
-          <w:lang w:val="ru-RU"/>
-        </w:rPr>
         <w:t>.</w:t>
       </w:r>
-      <w:proofErr w:type="spellStart"/>
       <w:r>
         <w:t>postgresql</w:t>
       </w:r>
-      <w:proofErr w:type="spellEnd"/>
-      <w:r>
-        <w:rPr>
-          <w:lang w:val="ru-RU"/>
-        </w:rPr>
+      <w:r>
         <w:t>.</w:t>
       </w:r>
       <w:r>
         <w:t>org</w:t>
       </w:r>
       <w:r>
-        <w:rPr>
-          <w:lang w:val="ru-RU"/>
-        </w:rPr>
         <w:t>/</w:t>
       </w:r>
       <w:r>
         <w:t>docs</w:t>
       </w:r>
       <w:r>
-        <w:rPr>
-          <w:lang w:val="ru-RU"/>
-        </w:rPr>
         <w:t>/ (</w:t>
       </w:r>
       <w:r>
@@ -28011,9 +27808,6 @@
         <w:t>Дата</w:t>
       </w:r>
       <w:r>
-        <w:rPr>
-          <w:lang w:val="ru-RU"/>
-        </w:rPr>
         <w:t xml:space="preserve"> </w:t>
       </w:r>
       <w:r>
@@ -28023,9 +27817,6 @@
         <w:t>обращения</w:t>
       </w:r>
       <w:r>
-        <w:rPr>
-          <w:lang w:val="ru-RU"/>
-        </w:rPr>
         <w:t>: 23.05.2026)</w:t>
       </w:r>
     </w:p>
@@ -28034,7 +27825,7 @@
         <w:pStyle w:val="red"/>
         <w:numPr>
           <w:ilvl w:val="0"/>
-          <w:numId w:val="10"/>
+          <w:numId w:val="18"/>
         </w:numPr>
         <w:rPr>
           <w:lang w:val="ru-RU"/>
@@ -28122,7 +27913,7 @@
         <w:pStyle w:val="red"/>
         <w:numPr>
           <w:ilvl w:val="0"/>
-          <w:numId w:val="10"/>
+          <w:numId w:val="18"/>
         </w:numPr>
         <w:rPr>
           <w:lang w:val="ru-RU"/>
@@ -28278,7 +28069,7 @@
         <w:pStyle w:val="red"/>
         <w:numPr>
           <w:ilvl w:val="0"/>
-          <w:numId w:val="10"/>
+          <w:numId w:val="18"/>
         </w:numPr>
         <w:rPr>
           <w:lang w:val="ru-RU"/>
@@ -28465,7 +28256,7 @@
         <w:pStyle w:val="red"/>
         <w:numPr>
           <w:ilvl w:val="0"/>
-          <w:numId w:val="10"/>
+          <w:numId w:val="18"/>
         </w:numPr>
         <w:rPr>
           <w:lang w:val="ru-RU"/>
@@ -28614,7 +28405,7 @@
         <w:pStyle w:val="red"/>
         <w:numPr>
           <w:ilvl w:val="0"/>
-          <w:numId w:val="10"/>
+          <w:numId w:val="18"/>
         </w:numPr>
         <w:rPr>
           <w:lang w:val="ru-RU"/>
@@ -28716,46 +28507,31 @@
         <w:pStyle w:val="red"/>
         <w:numPr>
           <w:ilvl w:val="0"/>
-          <w:numId w:val="10"/>
+          <w:numId w:val="18"/>
         </w:numPr>
-        <w:rPr>
-          <w:lang w:val="ru-RU"/>
-        </w:rPr>
       </w:pPr>
       <w:r>
         <w:t>Refactoring Guru. Mediator</w:t>
       </w:r>
       <w:r>
-        <w:rPr>
-          <w:lang w:val="ru-RU"/>
-        </w:rPr>
         <w:t xml:space="preserve"> </w:t>
       </w:r>
       <w:r>
         <w:t>in</w:t>
       </w:r>
       <w:r>
-        <w:rPr>
-          <w:lang w:val="ru-RU"/>
-        </w:rPr>
         <w:t xml:space="preserve"> </w:t>
       </w:r>
       <w:r>
         <w:t>C</w:t>
       </w:r>
       <w:r>
-        <w:rPr>
-          <w:lang w:val="ru-RU"/>
-        </w:rPr>
         <w:t xml:space="preserve">#: </w:t>
       </w:r>
       <w:r>
         <w:t>Example</w:t>
       </w:r>
       <w:r>
-        <w:rPr>
-          <w:lang w:val="ru-RU"/>
-        </w:rPr>
         <w:t xml:space="preserve"> [</w:t>
       </w:r>
       <w:r>
@@ -28765,9 +28541,6 @@
         <w:t>Электронный</w:t>
       </w:r>
       <w:r>
-        <w:rPr>
-          <w:lang w:val="ru-RU"/>
-        </w:rPr>
         <w:t xml:space="preserve"> </w:t>
       </w:r>
       <w:r>
@@ -28777,92 +28550,60 @@
         <w:t>ресурс</w:t>
       </w:r>
       <w:r>
-        <w:rPr>
-          <w:lang w:val="ru-RU"/>
-        </w:rPr>
         <w:t xml:space="preserve">] ― </w:t>
       </w:r>
       <w:r>
         <w:t>URL</w:t>
       </w:r>
       <w:r>
-        <w:rPr>
-          <w:lang w:val="ru-RU"/>
-        </w:rPr>
         <w:t xml:space="preserve">: </w:t>
       </w:r>
       <w:r>
         <w:t>https</w:t>
       </w:r>
       <w:r>
-        <w:rPr>
-          <w:lang w:val="ru-RU"/>
-        </w:rPr>
         <w:t>://</w:t>
       </w:r>
       <w:r>
         <w:t>refactoring</w:t>
       </w:r>
       <w:r>
-        <w:rPr>
-          <w:lang w:val="ru-RU"/>
-        </w:rPr>
         <w:t>.</w:t>
       </w:r>
       <w:r>
         <w:t>guru</w:t>
       </w:r>
       <w:r>
-        <w:rPr>
-          <w:lang w:val="ru-RU"/>
-        </w:rPr>
         <w:t>/</w:t>
       </w:r>
       <w:r>
         <w:t>design</w:t>
       </w:r>
       <w:r>
-        <w:rPr>
-          <w:lang w:val="ru-RU"/>
-        </w:rPr>
         <w:t>-</w:t>
       </w:r>
       <w:r>
         <w:t>patterns</w:t>
       </w:r>
       <w:r>
-        <w:rPr>
-          <w:lang w:val="ru-RU"/>
-        </w:rPr>
         <w:t>/</w:t>
       </w:r>
       <w:r>
         <w:t>mediator</w:t>
       </w:r>
       <w:r>
-        <w:rPr>
-          <w:lang w:val="ru-RU"/>
-        </w:rPr>
         <w:t>/</w:t>
       </w:r>
-      <w:proofErr w:type="spellStart"/>
       <w:r>
         <w:t>csharp</w:t>
       </w:r>
-      <w:proofErr w:type="spellEnd"/>
-      <w:r>
-        <w:rPr>
-          <w:lang w:val="ru-RU"/>
-        </w:rPr>
+      <w:r>
         <w:t>/</w:t>
       </w:r>
       <w:r>
         <w:t>example</w:t>
       </w:r>
       <w:r>
-        <w:rPr>
-          <w:lang w:val="ru-RU"/>
-        </w:rPr>
         <w:t xml:space="preserve"> (</w:t>
       </w:r>
       <w:r>
@@ -28872,9 +28613,6 @@
         <w:t>Дата</w:t>
       </w:r>
       <w:r>
-        <w:rPr>
-          <w:lang w:val="ru-RU"/>
-        </w:rPr>
         <w:t xml:space="preserve"> </w:t>
       </w:r>
       <w:r>
@@ -28884,9 +28622,6 @@
         <w:t>обращения</w:t>
       </w:r>
       <w:r>
-        <w:rPr>
-          <w:lang w:val="ru-RU"/>
-        </w:rPr>
         <w:t>: 05.05.2026)</w:t>
       </w:r>
     </w:p>
@@ -28895,7 +28630,7 @@
         <w:pStyle w:val="red"/>
         <w:numPr>
           <w:ilvl w:val="0"/>
-          <w:numId w:val="10"/>
+          <w:numId w:val="18"/>
         </w:numPr>
       </w:pPr>
       <w:proofErr w:type="spellStart"/>
@@ -28984,7 +28719,7 @@
         <w:pStyle w:val="red"/>
         <w:numPr>
           <w:ilvl w:val="0"/>
-          <w:numId w:val="10"/>
+          <w:numId w:val="18"/>
         </w:numPr>
       </w:pPr>
       <w:r>
@@ -29049,7 +28784,7 @@
         <w:pStyle w:val="red"/>
         <w:numPr>
           <w:ilvl w:val="0"/>
-          <w:numId w:val="10"/>
+          <w:numId w:val="18"/>
         </w:numPr>
       </w:pPr>
       <w:r>
@@ -29126,7 +28861,7 @@
         <w:pStyle w:val="red"/>
         <w:numPr>
           <w:ilvl w:val="0"/>
-          <w:numId w:val="10"/>
+          <w:numId w:val="18"/>
         </w:numPr>
       </w:pPr>
       <w:r>
@@ -29219,7 +28954,7 @@
         <w:pStyle w:val="red"/>
         <w:numPr>
           <w:ilvl w:val="0"/>
-          <w:numId w:val="10"/>
+          <w:numId w:val="18"/>
         </w:numPr>
       </w:pPr>
       <w:r>
@@ -29318,7 +29053,7 @@
         <w:pStyle w:val="red"/>
         <w:numPr>
           <w:ilvl w:val="0"/>
-          <w:numId w:val="10"/>
+          <w:numId w:val="18"/>
         </w:numPr>
       </w:pPr>
       <w:r>
@@ -29387,7 +29122,7 @@
         <w:pStyle w:val="red"/>
         <w:numPr>
           <w:ilvl w:val="0"/>
-          <w:numId w:val="10"/>
+          <w:numId w:val="18"/>
         </w:numPr>
         <w:rPr>
           <w:lang w:val="ru-RU"/>
@@ -29547,7 +29282,7 @@
         <w:pStyle w:val="red"/>
         <w:numPr>
           <w:ilvl w:val="0"/>
-          <w:numId w:val="10"/>
+          <w:numId w:val="18"/>
         </w:numPr>
         <w:rPr>
           <w:lang w:val="ru-RU"/>
@@ -29653,7 +29388,7 @@
         <w:pStyle w:val="red"/>
         <w:numPr>
           <w:ilvl w:val="0"/>
-          <w:numId w:val="10"/>
+          <w:numId w:val="18"/>
         </w:numPr>
       </w:pPr>
       <w:r>
@@ -29729,7 +29464,7 @@
       <w:pPr>
         <w:pStyle w:val="ad"/>
       </w:pPr>
-      <w:bookmarkStart w:id="20" w:name="_Toc230882657"/>
+      <w:bookmarkStart w:id="20" w:name="_Toc230908542"/>
       <w:r>
         <w:lastRenderedPageBreak/>
         <w:t>Приложение А</w:t>
@@ -40672,7 +40407,7 @@
           <w:lang w:val="en-US"/>
         </w:rPr>
       </w:pPr>
-      <w:bookmarkStart w:id="21" w:name="_Toc230882658"/>
+      <w:bookmarkStart w:id="21" w:name="_Toc230908543"/>
       <w:r>
         <w:lastRenderedPageBreak/>
         <w:t>Приложение</w:t>
@@ -48043,7 +47778,7 @@
       <w:pPr>
         <w:pStyle w:val="ad"/>
       </w:pPr>
-      <w:bookmarkStart w:id="22" w:name="_Toc230882659"/>
+      <w:bookmarkStart w:id="22" w:name="_Toc230908544"/>
       <w:r>
         <w:lastRenderedPageBreak/>
         <w:t>Приложение В</w:t>
@@ -50250,7 +49985,7 @@
       <w:pPr>
         <w:pStyle w:val="ad"/>
       </w:pPr>
-      <w:bookmarkStart w:id="23" w:name="_Toc230882660"/>
+      <w:bookmarkStart w:id="23" w:name="_Toc230908545"/>
       <w:r>
         <w:lastRenderedPageBreak/>
         <w:t>Приложение Г</w:t>
@@ -51869,7 +51604,7 @@
       <w:pPr>
         <w:pStyle w:val="ad"/>
       </w:pPr>
-      <w:bookmarkStart w:id="24" w:name="_Toc230882661"/>
+      <w:bookmarkStart w:id="24" w:name="_Toc230908546"/>
       <w:r>
         <w:lastRenderedPageBreak/>
         <w:t>Приложение Д</w:t>
@@ -61545,7 +61280,7 @@
   <w:abstractNum w:abstractNumId="0" w15:restartNumberingAfterBreak="0">
     <w:nsid w:val="00F01722"/>
     <w:multiLevelType w:val="multilevel"/>
-    <w:tmpl w:val="B53E8A0E"/>
+    <w:tmpl w:val="3DCC1976"/>
     <w:lvl w:ilvl="0">
       <w:start w:val="1"/>
       <w:numFmt w:val="decimal"/>
@@ -61563,7 +61298,7 @@
     </w:lvl>
     <w:lvl w:ilvl="1">
       <w:start w:val="1"/>
-      <w:numFmt w:val="lowerLetter"/>
+      <w:numFmt w:val="russianLower"/>
       <w:lvlText w:val="%2)"/>
       <w:lvlJc w:val="left"/>
       <w:pPr>
@@ -62022,6 +61757,98 @@
     </w:lvl>
   </w:abstractNum>
   <w:abstractNum w:abstractNumId="4" w15:restartNumberingAfterBreak="0">
+    <w:nsid w:val="200A4469"/>
+    <w:multiLevelType w:val="hybridMultilevel"/>
+    <w:tmpl w:val="6AC80110"/>
+    <w:lvl w:ilvl="0" w:tplc="04190011">
+      <w:start w:val="1"/>
+      <w:numFmt w:val="decimal"/>
+      <w:lvlText w:val="%1)"/>
+      <w:lvlJc w:val="left"/>
+      <w:pPr>
+        <w:tabs>
+          <w:tab w:val="num" w:pos="1276"/>
+        </w:tabs>
+        <w:ind w:left="0" w:firstLine="709"/>
+      </w:pPr>
+      <w:rPr>
+        <w:rFonts w:hint="default"/>
+      </w:rPr>
+    </w:lvl>
+    <w:lvl w:ilvl="1" w:tplc="FFFFFFFF" w:tentative="1">
+      <w:start w:val="1"/>
+      <w:numFmt w:val="lowerLetter"/>
+      <w:lvlText w:val="%2."/>
+      <w:lvlJc w:val="left"/>
+      <w:pPr>
+        <w:ind w:left="2149" w:hanging="360"/>
+      </w:pPr>
+    </w:lvl>
+    <w:lvl w:ilvl="2" w:tplc="FFFFFFFF" w:tentative="1">
+      <w:start w:val="1"/>
+      <w:numFmt w:val="lowerRoman"/>
+      <w:lvlText w:val="%3."/>
+      <w:lvlJc w:val="right"/>
+      <w:pPr>
+        <w:ind w:left="2869" w:hanging="180"/>
+      </w:pPr>
+    </w:lvl>
+    <w:lvl w:ilvl="3" w:tplc="FFFFFFFF" w:tentative="1">
+      <w:start w:val="1"/>
+      <w:numFmt w:val="decimal"/>
+      <w:lvlText w:val="%4."/>
+      <w:lvlJc w:val="left"/>
+      <w:pPr>
+        <w:ind w:left="3589" w:hanging="360"/>
+      </w:pPr>
+    </w:lvl>
+    <w:lvl w:ilvl="4" w:tplc="FFFFFFFF" w:tentative="1">
+      <w:start w:val="1"/>
+      <w:numFmt w:val="lowerLetter"/>
+      <w:lvlText w:val="%5."/>
+      <w:lvlJc w:val="left"/>
+      <w:pPr>
+        <w:ind w:left="4309" w:hanging="360"/>
+      </w:pPr>
+    </w:lvl>
+    <w:lvl w:ilvl="5" w:tplc="FFFFFFFF" w:tentative="1">
+      <w:start w:val="1"/>
+      <w:numFmt w:val="lowerRoman"/>
+      <w:lvlText w:val="%6."/>
+      <w:lvlJc w:val="right"/>
+      <w:pPr>
+        <w:ind w:left="5029" w:hanging="180"/>
+      </w:pPr>
+    </w:lvl>
+    <w:lvl w:ilvl="6" w:tplc="FFFFFFFF" w:tentative="1">
+      <w:start w:val="1"/>
+      <w:numFmt w:val="decimal"/>
+      <w:lvlText w:val="%7."/>
+      <w:lvlJc w:val="left"/>
+      <w:pPr>
+        <w:ind w:left="5749" w:hanging="360"/>
+      </w:pPr>
+    </w:lvl>
+    <w:lvl w:ilvl="7" w:tplc="FFFFFFFF" w:tentative="1">
+      <w:start w:val="1"/>
+      <w:numFmt w:val="lowerLetter"/>
+      <w:lvlText w:val="%8."/>
+      <w:lvlJc w:val="left"/>
+      <w:pPr>
+        <w:ind w:left="6469" w:hanging="360"/>
+      </w:pPr>
+    </w:lvl>
+    <w:lvl w:ilvl="8" w:tplc="FFFFFFFF" w:tentative="1">
+      <w:start w:val="1"/>
+      <w:numFmt w:val="lowerRoman"/>
+      <w:lvlText w:val="%9."/>
+      <w:lvlJc w:val="right"/>
+      <w:pPr>
+        <w:ind w:left="7189" w:hanging="180"/>
+      </w:pPr>
+    </w:lvl>
+  </w:abstractNum>
+  <w:abstractNum w:abstractNumId="5" w15:restartNumberingAfterBreak="0">
     <w:nsid w:val="23E6771D"/>
     <w:multiLevelType w:val="multilevel"/>
     <w:tmpl w:val="3A4E4A78"/>
@@ -62134,7 +61961,7 @@
       </w:rPr>
     </w:lvl>
   </w:abstractNum>
-  <w:abstractNum w:abstractNumId="5" w15:restartNumberingAfterBreak="0">
+  <w:abstractNum w:abstractNumId="6" w15:restartNumberingAfterBreak="0">
     <w:nsid w:val="2F394C47"/>
     <w:multiLevelType w:val="multilevel"/>
     <w:tmpl w:val="DEB8BD96"/>
@@ -62255,10 +62082,10 @@
       </w:rPr>
     </w:lvl>
   </w:abstractNum>
-  <w:abstractNum w:abstractNumId="6" w15:restartNumberingAfterBreak="0">
+  <w:abstractNum w:abstractNumId="7" w15:restartNumberingAfterBreak="0">
     <w:nsid w:val="31427B4D"/>
     <w:multiLevelType w:val="multilevel"/>
-    <w:tmpl w:val="B53E8A0E"/>
+    <w:tmpl w:val="3DCC1976"/>
     <w:lvl w:ilvl="0">
       <w:start w:val="1"/>
       <w:numFmt w:val="decimal"/>
@@ -62276,7 +62103,7 @@
     </w:lvl>
     <w:lvl w:ilvl="1">
       <w:start w:val="1"/>
-      <w:numFmt w:val="lowerLetter"/>
+      <w:numFmt w:val="russianLower"/>
       <w:lvlText w:val="%2)"/>
       <w:lvlJc w:val="left"/>
       <w:pPr>
@@ -62377,10 +62204,10 @@
       </w:rPr>
     </w:lvl>
   </w:abstractNum>
-  <w:abstractNum w:abstractNumId="7" w15:restartNumberingAfterBreak="0">
+  <w:abstractNum w:abstractNumId="8" w15:restartNumberingAfterBreak="0">
     <w:nsid w:val="34A61240"/>
     <w:multiLevelType w:val="multilevel"/>
-    <w:tmpl w:val="B53E8A0E"/>
+    <w:tmpl w:val="3DCC1976"/>
     <w:lvl w:ilvl="0">
       <w:start w:val="1"/>
       <w:numFmt w:val="decimal"/>
@@ -62398,7 +62225,7 @@
     </w:lvl>
     <w:lvl w:ilvl="1">
       <w:start w:val="1"/>
-      <w:numFmt w:val="lowerLetter"/>
+      <w:numFmt w:val="russianLower"/>
       <w:lvlText w:val="%2)"/>
       <w:lvlJc w:val="left"/>
       <w:pPr>
@@ -62499,7 +62326,7 @@
       </w:rPr>
     </w:lvl>
   </w:abstractNum>
-  <w:abstractNum w:abstractNumId="8" w15:restartNumberingAfterBreak="0">
+  <w:abstractNum w:abstractNumId="9" w15:restartNumberingAfterBreak="0">
     <w:nsid w:val="36F75D92"/>
     <w:multiLevelType w:val="multilevel"/>
     <w:tmpl w:val="146E39F4"/>
@@ -62618,7 +62445,7 @@
       </w:rPr>
     </w:lvl>
   </w:abstractNum>
-  <w:abstractNum w:abstractNumId="9" w15:restartNumberingAfterBreak="0">
+  <w:abstractNum w:abstractNumId="10" w15:restartNumberingAfterBreak="0">
     <w:nsid w:val="42E2253A"/>
     <w:multiLevelType w:val="hybridMultilevel"/>
     <w:tmpl w:val="ABB860E0"/>
@@ -62734,7 +62561,7 @@
       </w:rPr>
     </w:lvl>
   </w:abstractNum>
-  <w:abstractNum w:abstractNumId="10" w15:restartNumberingAfterBreak="0">
+  <w:abstractNum w:abstractNumId="11" w15:restartNumberingAfterBreak="0">
     <w:nsid w:val="47E018F6"/>
     <w:multiLevelType w:val="hybridMultilevel"/>
     <w:tmpl w:val="E3A00168"/>
@@ -62850,7 +62677,7 @@
       </w:rPr>
     </w:lvl>
   </w:abstractNum>
-  <w:abstractNum w:abstractNumId="11" w15:restartNumberingAfterBreak="0">
+  <w:abstractNum w:abstractNumId="12" w15:restartNumberingAfterBreak="0">
     <w:nsid w:val="4A7A6A1C"/>
     <w:multiLevelType w:val="hybridMultilevel"/>
     <w:tmpl w:val="4BFA4E7E"/>
@@ -62942,7 +62769,7 @@
       </w:pPr>
     </w:lvl>
   </w:abstractNum>
-  <w:abstractNum w:abstractNumId="12" w15:restartNumberingAfterBreak="0">
+  <w:abstractNum w:abstractNumId="13" w15:restartNumberingAfterBreak="0">
     <w:nsid w:val="54922651"/>
     <w:multiLevelType w:val="hybridMultilevel"/>
     <w:tmpl w:val="9E1E4FB0"/>
@@ -63058,7 +62885,7 @@
       </w:rPr>
     </w:lvl>
   </w:abstractNum>
-  <w:abstractNum w:abstractNumId="13" w15:restartNumberingAfterBreak="0">
+  <w:abstractNum w:abstractNumId="14" w15:restartNumberingAfterBreak="0">
     <w:nsid w:val="67212101"/>
     <w:multiLevelType w:val="hybridMultilevel"/>
     <w:tmpl w:val="4D88EE48"/>
@@ -63174,7 +63001,7 @@
       </w:rPr>
     </w:lvl>
   </w:abstractNum>
-  <w:abstractNum w:abstractNumId="14" w15:restartNumberingAfterBreak="0">
+  <w:abstractNum w:abstractNumId="15" w15:restartNumberingAfterBreak="0">
     <w:nsid w:val="69C611B8"/>
     <w:multiLevelType w:val="multilevel"/>
     <w:tmpl w:val="404AE094"/>
@@ -63296,7 +63123,7 @@
       </w:rPr>
     </w:lvl>
   </w:abstractNum>
-  <w:abstractNum w:abstractNumId="15" w15:restartNumberingAfterBreak="0">
+  <w:abstractNum w:abstractNumId="16" w15:restartNumberingAfterBreak="0">
     <w:nsid w:val="6BFB5492"/>
     <w:multiLevelType w:val="hybridMultilevel"/>
     <w:tmpl w:val="10F62DC6"/>
@@ -63415,7 +63242,7 @@
       </w:rPr>
     </w:lvl>
   </w:abstractNum>
-  <w:abstractNum w:abstractNumId="16" w15:restartNumberingAfterBreak="0">
+  <w:abstractNum w:abstractNumId="17" w15:restartNumberingAfterBreak="0">
     <w:nsid w:val="79AA466A"/>
     <w:multiLevelType w:val="hybridMultilevel"/>
     <w:tmpl w:val="0CEE431A"/>
@@ -63529,55 +63356,58 @@
     </w:lvl>
   </w:abstractNum>
   <w:num w:numId="1" w16cid:durableId="1270356527">
-    <w:abstractNumId w:val="5"/>
+    <w:abstractNumId w:val="6"/>
   </w:num>
   <w:num w:numId="2" w16cid:durableId="594094528">
-    <w:abstractNumId w:val="15"/>
+    <w:abstractNumId w:val="16"/>
   </w:num>
   <w:num w:numId="3" w16cid:durableId="1135292429">
     <w:abstractNumId w:val="2"/>
   </w:num>
   <w:num w:numId="4" w16cid:durableId="1671522555">
-    <w:abstractNumId w:val="4"/>
+    <w:abstractNumId w:val="5"/>
   </w:num>
   <w:num w:numId="5" w16cid:durableId="1442724965">
-    <w:abstractNumId w:val="8"/>
+    <w:abstractNumId w:val="9"/>
   </w:num>
   <w:num w:numId="6" w16cid:durableId="1048070524">
-    <w:abstractNumId w:val="12"/>
+    <w:abstractNumId w:val="13"/>
   </w:num>
   <w:num w:numId="7" w16cid:durableId="955140009">
-    <w:abstractNumId w:val="13"/>
+    <w:abstractNumId w:val="14"/>
   </w:num>
   <w:num w:numId="8" w16cid:durableId="1268319023">
-    <w:abstractNumId w:val="9"/>
+    <w:abstractNumId w:val="10"/>
   </w:num>
   <w:num w:numId="9" w16cid:durableId="1029796420">
     <w:abstractNumId w:val="1"/>
   </w:num>
   <w:num w:numId="10" w16cid:durableId="1646004552">
-    <w:abstractNumId w:val="11"/>
+    <w:abstractNumId w:val="12"/>
   </w:num>
   <w:num w:numId="11" w16cid:durableId="1340692922">
     <w:abstractNumId w:val="0"/>
   </w:num>
   <w:num w:numId="12" w16cid:durableId="340090302">
-    <w:abstractNumId w:val="16"/>
+    <w:abstractNumId w:val="17"/>
   </w:num>
   <w:num w:numId="13" w16cid:durableId="1402021726">
-    <w:abstractNumId w:val="10"/>
+    <w:abstractNumId w:val="11"/>
   </w:num>
   <w:num w:numId="14" w16cid:durableId="83112301">
-    <w:abstractNumId w:val="14"/>
+    <w:abstractNumId w:val="15"/>
   </w:num>
   <w:num w:numId="15" w16cid:durableId="1771470076">
-    <w:abstractNumId w:val="7"/>
+    <w:abstractNumId w:val="8"/>
   </w:num>
   <w:num w:numId="16" w16cid:durableId="1805076305">
-    <w:abstractNumId w:val="6"/>
+    <w:abstractNumId w:val="7"/>
   </w:num>
   <w:num w:numId="17" w16cid:durableId="1326664262">
     <w:abstractNumId w:val="3"/>
+  </w:num>
+  <w:num w:numId="18" w16cid:durableId="900940388">
+    <w:abstractNumId w:val="4"/>
   </w:num>
 </w:numbering>
 </file>

--- a/Lantsov_VKR.docx
+++ b/Lantsov_VKR.docx
@@ -11515,25 +11515,51 @@
       <w:r>
         <w:t xml:space="preserve">Рисунок </w:t>
       </w:r>
-      <w:fldSimple w:instr=" STYLEREF 2 \s ">
-        <w:r>
-          <w:rPr>
-            <w:noProof/>
-          </w:rPr>
-          <w:t>2</w:t>
-        </w:r>
-      </w:fldSimple>
+      <w:r>
+        <w:fldChar w:fldCharType="begin"/>
+      </w:r>
+      <w:r>
+        <w:instrText xml:space="preserve"> STYLEREF 2 \s </w:instrText>
+      </w:r>
+      <w:r>
+        <w:fldChar w:fldCharType="separate"/>
+      </w:r>
+      <w:r>
+        <w:rPr>
+          <w:noProof/>
+        </w:rPr>
+        <w:t>2</w:t>
+      </w:r>
+      <w:r>
+        <w:rPr>
+          <w:noProof/>
+        </w:rPr>
+        <w:fldChar w:fldCharType="end"/>
+      </w:r>
       <w:r>
         <w:t>.</w:t>
       </w:r>
-      <w:fldSimple w:instr=" SEQ Рисунок \* ARABIC \s 2 ">
-        <w:r>
-          <w:rPr>
-            <w:noProof/>
-          </w:rPr>
-          <w:t>1</w:t>
-        </w:r>
-      </w:fldSimple>
+      <w:r>
+        <w:fldChar w:fldCharType="begin"/>
+      </w:r>
+      <w:r>
+        <w:instrText xml:space="preserve"> SEQ Рисунок \* ARABIC \s 2 </w:instrText>
+      </w:r>
+      <w:r>
+        <w:fldChar w:fldCharType="separate"/>
+      </w:r>
+      <w:r>
+        <w:rPr>
+          <w:noProof/>
+        </w:rPr>
+        <w:t>1</w:t>
+      </w:r>
+      <w:r>
+        <w:rPr>
+          <w:noProof/>
+        </w:rPr>
+        <w:fldChar w:fldCharType="end"/>
+      </w:r>
       <w:r>
         <w:t xml:space="preserve"> —</w:t>
       </w:r>
@@ -11952,25 +11978,51 @@
       <w:r>
         <w:t xml:space="preserve">Рисунок </w:t>
       </w:r>
-      <w:fldSimple w:instr=" STYLEREF 2 \s ">
-        <w:r>
-          <w:rPr>
-            <w:noProof/>
-          </w:rPr>
-          <w:t>2</w:t>
-        </w:r>
-      </w:fldSimple>
+      <w:r>
+        <w:fldChar w:fldCharType="begin"/>
+      </w:r>
+      <w:r>
+        <w:instrText xml:space="preserve"> STYLEREF 2 \s </w:instrText>
+      </w:r>
+      <w:r>
+        <w:fldChar w:fldCharType="separate"/>
+      </w:r>
+      <w:r>
+        <w:rPr>
+          <w:noProof/>
+        </w:rPr>
+        <w:t>2</w:t>
+      </w:r>
+      <w:r>
+        <w:rPr>
+          <w:noProof/>
+        </w:rPr>
+        <w:fldChar w:fldCharType="end"/>
+      </w:r>
       <w:r>
         <w:t>.</w:t>
       </w:r>
-      <w:fldSimple w:instr=" SEQ Рисунок \* ARABIC \s 2 ">
-        <w:r>
-          <w:rPr>
-            <w:noProof/>
-          </w:rPr>
-          <w:t>2</w:t>
-        </w:r>
-      </w:fldSimple>
+      <w:r>
+        <w:fldChar w:fldCharType="begin"/>
+      </w:r>
+      <w:r>
+        <w:instrText xml:space="preserve"> SEQ Рисунок \* ARABIC \s 2 </w:instrText>
+      </w:r>
+      <w:r>
+        <w:fldChar w:fldCharType="separate"/>
+      </w:r>
+      <w:r>
+        <w:rPr>
+          <w:noProof/>
+        </w:rPr>
+        <w:t>2</w:t>
+      </w:r>
+      <w:r>
+        <w:rPr>
+          <w:noProof/>
+        </w:rPr>
+        <w:fldChar w:fldCharType="end"/>
+      </w:r>
       <w:r>
         <w:t xml:space="preserve"> — </w:t>
       </w:r>
@@ -12972,25 +13024,51 @@
       <w:r>
         <w:t xml:space="preserve">Рисунок </w:t>
       </w:r>
-      <w:fldSimple w:instr=" STYLEREF 2 \s ">
-        <w:r>
-          <w:rPr>
-            <w:noProof/>
-          </w:rPr>
-          <w:t>2</w:t>
-        </w:r>
-      </w:fldSimple>
+      <w:r>
+        <w:fldChar w:fldCharType="begin"/>
+      </w:r>
+      <w:r>
+        <w:instrText xml:space="preserve"> STYLEREF 2 \s </w:instrText>
+      </w:r>
+      <w:r>
+        <w:fldChar w:fldCharType="separate"/>
+      </w:r>
+      <w:r>
+        <w:rPr>
+          <w:noProof/>
+        </w:rPr>
+        <w:t>2</w:t>
+      </w:r>
+      <w:r>
+        <w:rPr>
+          <w:noProof/>
+        </w:rPr>
+        <w:fldChar w:fldCharType="end"/>
+      </w:r>
       <w:r>
         <w:t>.</w:t>
       </w:r>
-      <w:fldSimple w:instr=" SEQ Рисунок \* ARABIC \s 2 ">
-        <w:r>
-          <w:rPr>
-            <w:noProof/>
-          </w:rPr>
-          <w:t>3</w:t>
-        </w:r>
-      </w:fldSimple>
+      <w:r>
+        <w:fldChar w:fldCharType="begin"/>
+      </w:r>
+      <w:r>
+        <w:instrText xml:space="preserve"> SEQ Рисунок \* ARABIC \s 2 </w:instrText>
+      </w:r>
+      <w:r>
+        <w:fldChar w:fldCharType="separate"/>
+      </w:r>
+      <w:r>
+        <w:rPr>
+          <w:noProof/>
+        </w:rPr>
+        <w:t>3</w:t>
+      </w:r>
+      <w:r>
+        <w:rPr>
+          <w:noProof/>
+        </w:rPr>
+        <w:fldChar w:fldCharType="end"/>
+      </w:r>
       <w:r>
         <w:t xml:space="preserve"> — Диаграмма зависимостей слоев приложения</w:t>
       </w:r>
@@ -14284,25 +14362,51 @@
       <w:r>
         <w:t xml:space="preserve">Рисунок </w:t>
       </w:r>
-      <w:fldSimple w:instr=" STYLEREF 2 \s ">
-        <w:r>
-          <w:rPr>
-            <w:noProof/>
-          </w:rPr>
-          <w:t>2</w:t>
-        </w:r>
-      </w:fldSimple>
+      <w:r>
+        <w:fldChar w:fldCharType="begin"/>
+      </w:r>
+      <w:r>
+        <w:instrText xml:space="preserve"> STYLEREF 2 \s </w:instrText>
+      </w:r>
+      <w:r>
+        <w:fldChar w:fldCharType="separate"/>
+      </w:r>
+      <w:r>
+        <w:rPr>
+          <w:noProof/>
+        </w:rPr>
+        <w:t>2</w:t>
+      </w:r>
+      <w:r>
+        <w:rPr>
+          <w:noProof/>
+        </w:rPr>
+        <w:fldChar w:fldCharType="end"/>
+      </w:r>
       <w:r>
         <w:t>.</w:t>
       </w:r>
-      <w:fldSimple w:instr=" SEQ Рисунок \* ARABIC \s 2 ">
-        <w:r>
-          <w:rPr>
-            <w:noProof/>
-          </w:rPr>
-          <w:t>4</w:t>
-        </w:r>
-      </w:fldSimple>
+      <w:r>
+        <w:fldChar w:fldCharType="begin"/>
+      </w:r>
+      <w:r>
+        <w:instrText xml:space="preserve"> SEQ Рисунок \* ARABIC \s 2 </w:instrText>
+      </w:r>
+      <w:r>
+        <w:fldChar w:fldCharType="separate"/>
+      </w:r>
+      <w:r>
+        <w:rPr>
+          <w:noProof/>
+        </w:rPr>
+        <w:t>4</w:t>
+      </w:r>
+      <w:r>
+        <w:rPr>
+          <w:noProof/>
+        </w:rPr>
+        <w:fldChar w:fldCharType="end"/>
+      </w:r>
       <w:r>
         <w:t xml:space="preserve"> — Логическая модель БД</w:t>
       </w:r>
@@ -14680,25 +14784,51 @@
       <w:r>
         <w:t xml:space="preserve">Рисунок </w:t>
       </w:r>
-      <w:fldSimple w:instr=" STYLEREF 2 \s ">
-        <w:r>
-          <w:rPr>
-            <w:noProof/>
-          </w:rPr>
-          <w:t>2</w:t>
-        </w:r>
-      </w:fldSimple>
+      <w:r>
+        <w:fldChar w:fldCharType="begin"/>
+      </w:r>
+      <w:r>
+        <w:instrText xml:space="preserve"> STYLEREF 2 \s </w:instrText>
+      </w:r>
+      <w:r>
+        <w:fldChar w:fldCharType="separate"/>
+      </w:r>
+      <w:r>
+        <w:rPr>
+          <w:noProof/>
+        </w:rPr>
+        <w:t>2</w:t>
+      </w:r>
+      <w:r>
+        <w:rPr>
+          <w:noProof/>
+        </w:rPr>
+        <w:fldChar w:fldCharType="end"/>
+      </w:r>
       <w:r>
         <w:t>.</w:t>
       </w:r>
-      <w:fldSimple w:instr=" SEQ Рисунок \* ARABIC \s 2 ">
-        <w:r>
-          <w:rPr>
-            <w:noProof/>
-          </w:rPr>
-          <w:t>5</w:t>
-        </w:r>
-      </w:fldSimple>
+      <w:r>
+        <w:fldChar w:fldCharType="begin"/>
+      </w:r>
+      <w:r>
+        <w:instrText xml:space="preserve"> SEQ Рисунок \* ARABIC \s 2 </w:instrText>
+      </w:r>
+      <w:r>
+        <w:fldChar w:fldCharType="separate"/>
+      </w:r>
+      <w:r>
+        <w:rPr>
+          <w:noProof/>
+        </w:rPr>
+        <w:t>5</w:t>
+      </w:r>
+      <w:r>
+        <w:rPr>
+          <w:noProof/>
+        </w:rPr>
+        <w:fldChar w:fldCharType="end"/>
+      </w:r>
       <w:r>
         <w:t xml:space="preserve"> </w:t>
       </w:r>
@@ -15140,25 +15270,51 @@
       <w:r>
         <w:t xml:space="preserve"> </w:t>
       </w:r>
-      <w:fldSimple w:instr=" STYLEREF 2 \s ">
-        <w:r>
-          <w:rPr>
-            <w:noProof/>
-          </w:rPr>
-          <w:t>2</w:t>
-        </w:r>
-      </w:fldSimple>
+      <w:r>
+        <w:fldChar w:fldCharType="begin"/>
+      </w:r>
+      <w:r>
+        <w:instrText xml:space="preserve"> STYLEREF 2 \s </w:instrText>
+      </w:r>
+      <w:r>
+        <w:fldChar w:fldCharType="separate"/>
+      </w:r>
+      <w:r>
+        <w:rPr>
+          <w:noProof/>
+        </w:rPr>
+        <w:t>2</w:t>
+      </w:r>
+      <w:r>
+        <w:rPr>
+          <w:noProof/>
+        </w:rPr>
+        <w:fldChar w:fldCharType="end"/>
+      </w:r>
       <w:r>
         <w:t>.</w:t>
       </w:r>
-      <w:fldSimple w:instr=" SEQ Рисунок \* ARABIC \s 2 ">
-        <w:r>
-          <w:rPr>
-            <w:noProof/>
-          </w:rPr>
-          <w:t>6</w:t>
-        </w:r>
-      </w:fldSimple>
+      <w:r>
+        <w:fldChar w:fldCharType="begin"/>
+      </w:r>
+      <w:r>
+        <w:instrText xml:space="preserve"> SEQ Рисунок \* ARABIC \s 2 </w:instrText>
+      </w:r>
+      <w:r>
+        <w:fldChar w:fldCharType="separate"/>
+      </w:r>
+      <w:r>
+        <w:rPr>
+          <w:noProof/>
+        </w:rPr>
+        <w:t>6</w:t>
+      </w:r>
+      <w:r>
+        <w:rPr>
+          <w:noProof/>
+        </w:rPr>
+        <w:fldChar w:fldCharType="end"/>
+      </w:r>
       <w:r>
         <w:t xml:space="preserve"> — </w:t>
       </w:r>
@@ -17014,25 +17170,51 @@
       <w:r>
         <w:t xml:space="preserve">Рисунок </w:t>
       </w:r>
-      <w:fldSimple w:instr=" STYLEREF 2 \s ">
-        <w:r>
-          <w:rPr>
-            <w:noProof/>
-          </w:rPr>
-          <w:t>2</w:t>
-        </w:r>
-      </w:fldSimple>
+      <w:r>
+        <w:fldChar w:fldCharType="begin"/>
+      </w:r>
+      <w:r>
+        <w:instrText xml:space="preserve"> STYLEREF 2 \s </w:instrText>
+      </w:r>
+      <w:r>
+        <w:fldChar w:fldCharType="separate"/>
+      </w:r>
+      <w:r>
+        <w:rPr>
+          <w:noProof/>
+        </w:rPr>
+        <w:t>2</w:t>
+      </w:r>
+      <w:r>
+        <w:rPr>
+          <w:noProof/>
+        </w:rPr>
+        <w:fldChar w:fldCharType="end"/>
+      </w:r>
       <w:r>
         <w:t>.</w:t>
       </w:r>
-      <w:fldSimple w:instr=" SEQ Рисунок \* ARABIC \s 2 ">
-        <w:r>
-          <w:rPr>
-            <w:noProof/>
-          </w:rPr>
-          <w:t>7</w:t>
-        </w:r>
-      </w:fldSimple>
+      <w:r>
+        <w:fldChar w:fldCharType="begin"/>
+      </w:r>
+      <w:r>
+        <w:instrText xml:space="preserve"> SEQ Рисунок \* ARABIC \s 2 </w:instrText>
+      </w:r>
+      <w:r>
+        <w:fldChar w:fldCharType="separate"/>
+      </w:r>
+      <w:r>
+        <w:rPr>
+          <w:noProof/>
+        </w:rPr>
+        <w:t>7</w:t>
+      </w:r>
+      <w:r>
+        <w:rPr>
+          <w:noProof/>
+        </w:rPr>
+        <w:fldChar w:fldCharType="end"/>
+      </w:r>
       <w:r>
         <w:t xml:space="preserve"> — Внешний вид интерактивной документации</w:t>
       </w:r>
@@ -17451,25 +17633,51 @@
       <w:r>
         <w:t xml:space="preserve">Рисунок </w:t>
       </w:r>
-      <w:fldSimple w:instr=" STYLEREF 2 \s ">
-        <w:r>
-          <w:rPr>
-            <w:noProof/>
-          </w:rPr>
-          <w:t>2</w:t>
-        </w:r>
-      </w:fldSimple>
+      <w:r>
+        <w:fldChar w:fldCharType="begin"/>
+      </w:r>
+      <w:r>
+        <w:instrText xml:space="preserve"> STYLEREF 2 \s </w:instrText>
+      </w:r>
+      <w:r>
+        <w:fldChar w:fldCharType="separate"/>
+      </w:r>
+      <w:r>
+        <w:rPr>
+          <w:noProof/>
+        </w:rPr>
+        <w:t>2</w:t>
+      </w:r>
+      <w:r>
+        <w:rPr>
+          <w:noProof/>
+        </w:rPr>
+        <w:fldChar w:fldCharType="end"/>
+      </w:r>
       <w:r>
         <w:t>.</w:t>
       </w:r>
-      <w:fldSimple w:instr=" SEQ Рисунок \* ARABIC \s 2 ">
-        <w:r>
-          <w:rPr>
-            <w:noProof/>
-          </w:rPr>
-          <w:t>8</w:t>
-        </w:r>
-      </w:fldSimple>
+      <w:r>
+        <w:fldChar w:fldCharType="begin"/>
+      </w:r>
+      <w:r>
+        <w:instrText xml:space="preserve"> SEQ Рисунок \* ARABIC \s 2 </w:instrText>
+      </w:r>
+      <w:r>
+        <w:fldChar w:fldCharType="separate"/>
+      </w:r>
+      <w:r>
+        <w:rPr>
+          <w:noProof/>
+        </w:rPr>
+        <w:t>8</w:t>
+      </w:r>
+      <w:r>
+        <w:rPr>
+          <w:noProof/>
+        </w:rPr>
+        <w:fldChar w:fldCharType="end"/>
+      </w:r>
       <w:r>
         <w:t xml:space="preserve"> — Результаты тестов</w:t>
       </w:r>
@@ -17654,25 +17862,51 @@
       <w:r>
         <w:t xml:space="preserve">Рисунок </w:t>
       </w:r>
-      <w:fldSimple w:instr=" STYLEREF 2 \s ">
-        <w:r>
-          <w:rPr>
-            <w:noProof/>
-          </w:rPr>
-          <w:t>2</w:t>
-        </w:r>
-      </w:fldSimple>
+      <w:r>
+        <w:fldChar w:fldCharType="begin"/>
+      </w:r>
+      <w:r>
+        <w:instrText xml:space="preserve"> STYLEREF 2 \s </w:instrText>
+      </w:r>
+      <w:r>
+        <w:fldChar w:fldCharType="separate"/>
+      </w:r>
+      <w:r>
+        <w:rPr>
+          <w:noProof/>
+        </w:rPr>
+        <w:t>2</w:t>
+      </w:r>
+      <w:r>
+        <w:rPr>
+          <w:noProof/>
+        </w:rPr>
+        <w:fldChar w:fldCharType="end"/>
+      </w:r>
       <w:r>
         <w:t>.</w:t>
       </w:r>
-      <w:fldSimple w:instr=" SEQ Рисунок \* ARABIC \s 2 ">
-        <w:r>
-          <w:rPr>
-            <w:noProof/>
-          </w:rPr>
-          <w:t>9</w:t>
-        </w:r>
-      </w:fldSimple>
+      <w:r>
+        <w:fldChar w:fldCharType="begin"/>
+      </w:r>
+      <w:r>
+        <w:instrText xml:space="preserve"> SEQ Рисунок \* ARABIC \s 2 </w:instrText>
+      </w:r>
+      <w:r>
+        <w:fldChar w:fldCharType="separate"/>
+      </w:r>
+      <w:r>
+        <w:rPr>
+          <w:noProof/>
+        </w:rPr>
+        <w:t>9</w:t>
+      </w:r>
+      <w:r>
+        <w:rPr>
+          <w:noProof/>
+        </w:rPr>
+        <w:fldChar w:fldCharType="end"/>
+      </w:r>
       <w:r>
         <w:t xml:space="preserve"> — Полное описание конечной точки регистрации</w:t>
       </w:r>
@@ -17774,25 +18008,51 @@
       <w:r>
         <w:t xml:space="preserve">Рисунок </w:t>
       </w:r>
-      <w:fldSimple w:instr=" STYLEREF 2 \s ">
-        <w:r>
-          <w:rPr>
-            <w:noProof/>
-          </w:rPr>
-          <w:t>2</w:t>
-        </w:r>
-      </w:fldSimple>
+      <w:r>
+        <w:fldChar w:fldCharType="begin"/>
+      </w:r>
+      <w:r>
+        <w:instrText xml:space="preserve"> STYLEREF 2 \s </w:instrText>
+      </w:r>
+      <w:r>
+        <w:fldChar w:fldCharType="separate"/>
+      </w:r>
+      <w:r>
+        <w:rPr>
+          <w:noProof/>
+        </w:rPr>
+        <w:t>2</w:t>
+      </w:r>
+      <w:r>
+        <w:rPr>
+          <w:noProof/>
+        </w:rPr>
+        <w:fldChar w:fldCharType="end"/>
+      </w:r>
       <w:r>
         <w:t>.</w:t>
       </w:r>
-      <w:fldSimple w:instr=" SEQ Рисунок \* ARABIC \s 2 ">
-        <w:r>
-          <w:rPr>
-            <w:noProof/>
-          </w:rPr>
-          <w:t>10</w:t>
-        </w:r>
-      </w:fldSimple>
+      <w:r>
+        <w:fldChar w:fldCharType="begin"/>
+      </w:r>
+      <w:r>
+        <w:instrText xml:space="preserve"> SEQ Рисунок \* ARABIC \s 2 </w:instrText>
+      </w:r>
+      <w:r>
+        <w:fldChar w:fldCharType="separate"/>
+      </w:r>
+      <w:r>
+        <w:rPr>
+          <w:noProof/>
+        </w:rPr>
+        <w:t>10</w:t>
+      </w:r>
+      <w:r>
+        <w:rPr>
+          <w:noProof/>
+        </w:rPr>
+        <w:fldChar w:fldCharType="end"/>
+      </w:r>
       <w:r>
         <w:t xml:space="preserve"> — </w:t>
       </w:r>
@@ -17877,25 +18137,51 @@
       <w:r>
         <w:t xml:space="preserve">Рисунок </w:t>
       </w:r>
-      <w:fldSimple w:instr=" STYLEREF 2 \s ">
-        <w:r>
-          <w:rPr>
-            <w:noProof/>
-          </w:rPr>
-          <w:t>2</w:t>
-        </w:r>
-      </w:fldSimple>
+      <w:r>
+        <w:fldChar w:fldCharType="begin"/>
+      </w:r>
+      <w:r>
+        <w:instrText xml:space="preserve"> STYLEREF 2 \s </w:instrText>
+      </w:r>
+      <w:r>
+        <w:fldChar w:fldCharType="separate"/>
+      </w:r>
+      <w:r>
+        <w:rPr>
+          <w:noProof/>
+        </w:rPr>
+        <w:t>2</w:t>
+      </w:r>
+      <w:r>
+        <w:rPr>
+          <w:noProof/>
+        </w:rPr>
+        <w:fldChar w:fldCharType="end"/>
+      </w:r>
       <w:r>
         <w:t>.</w:t>
       </w:r>
-      <w:fldSimple w:instr=" SEQ Рисунок \* ARABIC \s 2 ">
-        <w:r>
-          <w:rPr>
-            <w:noProof/>
-          </w:rPr>
-          <w:t>11</w:t>
-        </w:r>
-      </w:fldSimple>
+      <w:r>
+        <w:fldChar w:fldCharType="begin"/>
+      </w:r>
+      <w:r>
+        <w:instrText xml:space="preserve"> SEQ Рисунок \* ARABIC \s 2 </w:instrText>
+      </w:r>
+      <w:r>
+        <w:fldChar w:fldCharType="separate"/>
+      </w:r>
+      <w:r>
+        <w:rPr>
+          <w:noProof/>
+        </w:rPr>
+        <w:t>11</w:t>
+      </w:r>
+      <w:r>
+        <w:rPr>
+          <w:noProof/>
+        </w:rPr>
+        <w:fldChar w:fldCharType="end"/>
+      </w:r>
       <w:r>
         <w:t xml:space="preserve"> — Запись только что зарегистрированного пользователя в БД</w:t>
       </w:r>
@@ -18032,25 +18318,51 @@
       <w:r>
         <w:t xml:space="preserve">Рисунок </w:t>
       </w:r>
-      <w:fldSimple w:instr=" STYLEREF 2 \s ">
-        <w:r>
-          <w:rPr>
-            <w:noProof/>
-          </w:rPr>
-          <w:t>2</w:t>
-        </w:r>
-      </w:fldSimple>
+      <w:r>
+        <w:fldChar w:fldCharType="begin"/>
+      </w:r>
+      <w:r>
+        <w:instrText xml:space="preserve"> STYLEREF 2 \s </w:instrText>
+      </w:r>
+      <w:r>
+        <w:fldChar w:fldCharType="separate"/>
+      </w:r>
+      <w:r>
+        <w:rPr>
+          <w:noProof/>
+        </w:rPr>
+        <w:t>2</w:t>
+      </w:r>
+      <w:r>
+        <w:rPr>
+          <w:noProof/>
+        </w:rPr>
+        <w:fldChar w:fldCharType="end"/>
+      </w:r>
       <w:r>
         <w:t>.</w:t>
       </w:r>
-      <w:fldSimple w:instr=" SEQ Рисунок \* ARABIC \s 2 ">
-        <w:r>
-          <w:rPr>
-            <w:noProof/>
-          </w:rPr>
-          <w:t>12</w:t>
-        </w:r>
-      </w:fldSimple>
+      <w:r>
+        <w:fldChar w:fldCharType="begin"/>
+      </w:r>
+      <w:r>
+        <w:instrText xml:space="preserve"> SEQ Рисунок \* ARABIC \s 2 </w:instrText>
+      </w:r>
+      <w:r>
+        <w:fldChar w:fldCharType="separate"/>
+      </w:r>
+      <w:r>
+        <w:rPr>
+          <w:noProof/>
+        </w:rPr>
+        <w:t>12</w:t>
+      </w:r>
+      <w:r>
+        <w:rPr>
+          <w:noProof/>
+        </w:rPr>
+        <w:fldChar w:fldCharType="end"/>
+      </w:r>
       <w:r>
         <w:t xml:space="preserve"> —</w:t>
       </w:r>
@@ -18174,25 +18486,51 @@
       <w:r>
         <w:t xml:space="preserve">Таблица </w:t>
       </w:r>
-      <w:fldSimple w:instr=" STYLEREF 2 \s ">
-        <w:r>
-          <w:rPr>
-            <w:noProof/>
-          </w:rPr>
-          <w:t>3</w:t>
-        </w:r>
-      </w:fldSimple>
+      <w:r>
+        <w:fldChar w:fldCharType="begin"/>
+      </w:r>
+      <w:r>
+        <w:instrText xml:space="preserve"> STYLEREF 2 \s </w:instrText>
+      </w:r>
+      <w:r>
+        <w:fldChar w:fldCharType="separate"/>
+      </w:r>
+      <w:r>
+        <w:rPr>
+          <w:noProof/>
+        </w:rPr>
+        <w:t>3</w:t>
+      </w:r>
+      <w:r>
+        <w:rPr>
+          <w:noProof/>
+        </w:rPr>
+        <w:fldChar w:fldCharType="end"/>
+      </w:r>
       <w:r>
         <w:t>.</w:t>
       </w:r>
-      <w:fldSimple w:instr=" SEQ Таблица \* ARABIC \s 2 ">
-        <w:r>
-          <w:rPr>
-            <w:noProof/>
-          </w:rPr>
-          <w:t>1</w:t>
-        </w:r>
-      </w:fldSimple>
+      <w:r>
+        <w:fldChar w:fldCharType="begin"/>
+      </w:r>
+      <w:r>
+        <w:instrText xml:space="preserve"> SEQ Таблица \* ARABIC \s 2 </w:instrText>
+      </w:r>
+      <w:r>
+        <w:fldChar w:fldCharType="separate"/>
+      </w:r>
+      <w:r>
+        <w:rPr>
+          <w:noProof/>
+        </w:rPr>
+        <w:t>1</w:t>
+      </w:r>
+      <w:r>
+        <w:rPr>
+          <w:noProof/>
+        </w:rPr>
+        <w:fldChar w:fldCharType="end"/>
+      </w:r>
       <w:r>
         <w:t xml:space="preserve"> — </w:t>
       </w:r>
@@ -19108,25 +19446,51 @@
       <w:r>
         <w:t xml:space="preserve">Таблица </w:t>
       </w:r>
-      <w:fldSimple w:instr=" STYLEREF 2 \s ">
-        <w:r>
-          <w:rPr>
-            <w:noProof/>
-          </w:rPr>
-          <w:t>3</w:t>
-        </w:r>
-      </w:fldSimple>
+      <w:r>
+        <w:fldChar w:fldCharType="begin"/>
+      </w:r>
+      <w:r>
+        <w:instrText xml:space="preserve"> STYLEREF 2 \s </w:instrText>
+      </w:r>
+      <w:r>
+        <w:fldChar w:fldCharType="separate"/>
+      </w:r>
+      <w:r>
+        <w:rPr>
+          <w:noProof/>
+        </w:rPr>
+        <w:t>3</w:t>
+      </w:r>
+      <w:r>
+        <w:rPr>
+          <w:noProof/>
+        </w:rPr>
+        <w:fldChar w:fldCharType="end"/>
+      </w:r>
       <w:r>
         <w:t>.</w:t>
       </w:r>
-      <w:fldSimple w:instr=" SEQ Таблица \* ARABIC \s 2 ">
-        <w:r>
-          <w:rPr>
-            <w:noProof/>
-          </w:rPr>
-          <w:t>2</w:t>
-        </w:r>
-      </w:fldSimple>
+      <w:r>
+        <w:fldChar w:fldCharType="begin"/>
+      </w:r>
+      <w:r>
+        <w:instrText xml:space="preserve"> SEQ Таблица \* ARABIC \s 2 </w:instrText>
+      </w:r>
+      <w:r>
+        <w:fldChar w:fldCharType="separate"/>
+      </w:r>
+      <w:r>
+        <w:rPr>
+          <w:noProof/>
+        </w:rPr>
+        <w:t>2</w:t>
+      </w:r>
+      <w:r>
+        <w:rPr>
+          <w:noProof/>
+        </w:rPr>
+        <w:fldChar w:fldCharType="end"/>
+      </w:r>
       <w:r>
         <w:t xml:space="preserve"> — </w:t>
       </w:r>
@@ -19521,71 +19885,135 @@
         <w:t>Часовая тарифная ставка ЧТС, руб./ч., определяется исходя из месячного оклада, количества рабочих дней в месяце и продолжительности рабочего дня по формуле:</w:t>
       </w:r>
     </w:p>
-    <w:p/>
-    <w:p>
-      <w:pPr>
+    <w:p>
+      <w:pPr>
+        <w:spacing w:before="240" w:after="240"/>
         <w:jc w:val="center"/>
-        <w:rPr>
-          <w:rFonts w:ascii="Cambria Math" w:hAnsi="Cambria Math"/>
-        </w:rPr>
-      </w:pPr>
-      <m:oMath>
-        <m:r>
-          <m:rPr>
-            <m:nor/>
-          </m:rPr>
-          <w:rPr>
-            <w:rFonts w:ascii="Cambria Math" w:hAnsi="Cambria Math"/>
-          </w:rPr>
-          <m:t xml:space="preserve">ЧТС = </m:t>
-        </m:r>
-        <m:f>
-          <m:fPr>
-            <m:ctrlPr>
-              <w:rPr>
-                <w:rFonts w:ascii="Cambria Math" w:hAnsi="Cambria Math"/>
-                <w:lang w:val="en-US"/>
-              </w:rPr>
-            </m:ctrlPr>
-          </m:fPr>
-          <m:num>
-            <m:r>
-              <m:rPr>
-                <m:nor/>
-              </m:rPr>
-              <w:rPr>
-                <w:rFonts w:ascii="Cambria Math" w:hAnsi="Cambria Math"/>
-              </w:rPr>
-              <m:t>Ом</m:t>
-            </m:r>
-          </m:num>
-          <m:den>
-            <m:r>
-              <m:rPr>
-                <m:nor/>
-              </m:rPr>
-              <w:rPr>
-                <w:rFonts w:ascii="Cambria Math" w:hAnsi="Cambria Math"/>
-              </w:rPr>
-              <m:t>Д × Тс</m:t>
-            </m:r>
-          </m:den>
-        </m:f>
-      </m:oMath>
-      <w:r>
-        <w:rPr>
-          <w:rFonts w:ascii="Cambria Math" w:hAnsi="Cambria Math"/>
-        </w:rPr>
-        <w:t>, руб./ч.,</w:t>
-      </w:r>
-    </w:p>
-    <w:p>
-      <w:pPr>
-        <w:jc w:val="right"/>
-      </w:pPr>
-      <w:r>
-        <w:t>(3.1)</w:t>
-      </w:r>
+      </w:pPr>
+      <m:oMathPara>
+        <m:oMath>
+          <m:eqArr>
+            <m:eqArrPr>
+              <m:maxDist m:val="1"/>
+              <m:ctrlPr>
+                <w:rPr>
+                  <w:rFonts w:ascii="Cambria Math" w:hAnsi="Cambria Math"/>
+                </w:rPr>
+              </m:ctrlPr>
+            </m:eqArrPr>
+            <m:e>
+              <m:r>
+                <m:rPr>
+                  <m:nor/>
+                </m:rPr>
+                <w:rPr>
+                  <w:rFonts w:ascii="Cambria Math" w:hAnsi="Cambria Math"/>
+                </w:rPr>
+                <m:t xml:space="preserve">ЧТС = </m:t>
+              </m:r>
+              <m:f>
+                <m:fPr>
+                  <m:ctrlPr>
+                    <w:rPr>
+                      <w:rFonts w:ascii="Cambria Math" w:hAnsi="Cambria Math"/>
+                      <w:lang w:val="en-US"/>
+                    </w:rPr>
+                  </m:ctrlPr>
+                </m:fPr>
+                <m:num>
+                  <m:r>
+                    <m:rPr>
+                      <m:nor/>
+                    </m:rPr>
+                    <w:rPr>
+                      <w:rFonts w:ascii="Cambria Math" w:hAnsi="Cambria Math"/>
+                    </w:rPr>
+                    <m:t>Ом</m:t>
+                  </m:r>
+                </m:num>
+                <m:den>
+                  <m:r>
+                    <m:rPr>
+                      <m:nor/>
+                    </m:rPr>
+                    <w:rPr>
+                      <w:rFonts w:ascii="Cambria Math" w:hAnsi="Cambria Math"/>
+                    </w:rPr>
+                    <m:t>Д × Тс</m:t>
+                  </m:r>
+                </m:den>
+              </m:f>
+              <m:r>
+                <m:rPr>
+                  <m:sty m:val="p"/>
+                </m:rPr>
+                <w:rPr>
+                  <w:rFonts w:ascii="Cambria Math" w:hAnsi="Cambria Math"/>
+                </w:rPr>
+                <m:t>, руб.</m:t>
+              </m:r>
+              <m:r>
+                <m:rPr>
+                  <m:sty m:val="p"/>
+                </m:rPr>
+                <w:rPr>
+                  <w:rFonts w:ascii="Cambria Math" w:hAnsi="Cambria Math"/>
+                </w:rPr>
+                <m:t>/</m:t>
+              </m:r>
+              <m:r>
+                <w:rPr>
+                  <w:rFonts w:ascii="Cambria Math" w:hAnsi="Cambria Math"/>
+                </w:rPr>
+                <m:t>ч.</m:t>
+              </m:r>
+              <m:r>
+                <m:rPr>
+                  <m:sty m:val="p"/>
+                </m:rPr>
+                <w:rPr>
+                  <w:rFonts w:ascii="Cambria Math" w:hAnsi="Cambria Math"/>
+                </w:rPr>
+                <m:t>,</m:t>
+              </m:r>
+              <m:r>
+                <w:rPr>
+                  <w:rFonts w:ascii="Cambria Math" w:hAnsi="Cambria Math"/>
+                </w:rPr>
+                <m:t>#(</m:t>
+              </m:r>
+              <m:r>
+                <m:rPr>
+                  <m:sty m:val="p"/>
+                </m:rPr>
+                <w:rPr>
+                  <w:rFonts w:ascii="Cambria Math" w:hAnsi="Cambria Math"/>
+                </w:rPr>
+                <m:t>3</m:t>
+              </m:r>
+              <m:r>
+                <w:rPr>
+                  <w:rFonts w:ascii="Cambria Math" w:hAnsi="Cambria Math"/>
+                </w:rPr>
+                <m:t>.1</m:t>
+              </m:r>
+              <m:r>
+                <w:rPr>
+                  <w:rFonts w:ascii="Cambria Math" w:hAnsi="Cambria Math"/>
+                </w:rPr>
+                <m:t>)</m:t>
+              </m:r>
+              <m:ctrlPr>
+                <w:rPr>
+                  <w:rFonts w:ascii="Cambria Math" w:hAnsi="Cambria Math"/>
+                  <w:i/>
+                  <w:lang w:val="en-US"/>
+                </w:rPr>
+              </m:ctrlPr>
+            </m:e>
+          </m:eqArr>
+        </m:oMath>
+      </m:oMathPara>
     </w:p>
     <w:p>
       <w:pPr>
@@ -19643,281 +20071,328 @@
         <w:t xml:space="preserve"> Тс = 8 ч.).</w:t>
       </w:r>
     </w:p>
-    <w:p/>
-    <w:p>
-      <w:pPr>
+    <w:p>
+      <w:pPr>
+        <w:spacing w:before="240" w:after="240"/>
         <w:jc w:val="center"/>
-      </w:pPr>
-      <m:oMath>
-        <m:r>
-          <m:rPr>
-            <m:nor/>
-          </m:rPr>
-          <w:rPr>
-            <w:rFonts w:ascii="Cambria Math" w:hAnsi="Cambria Math"/>
-            <w:szCs w:val="28"/>
-          </w:rPr>
-          <m:t xml:space="preserve">ЧТС1 = </m:t>
-        </m:r>
-        <m:f>
-          <m:fPr>
-            <m:ctrlPr>
-              <w:rPr>
-                <w:rFonts w:ascii="Cambria Math" w:hAnsi="Cambria Math"/>
-                <w:szCs w:val="28"/>
-              </w:rPr>
-            </m:ctrlPr>
-          </m:fPr>
-          <m:num>
-            <m:r>
-              <m:rPr>
-                <m:nor/>
-              </m:rPr>
-              <w:rPr>
-                <w:rFonts w:ascii="Cambria Math" w:hAnsi="Cambria Math"/>
-                <w:szCs w:val="28"/>
-              </w:rPr>
-              <m:t>100000</m:t>
-            </m:r>
-          </m:num>
-          <m:den>
-            <m:r>
-              <m:rPr>
-                <m:nor/>
-              </m:rPr>
-              <w:rPr>
-                <w:rFonts w:ascii="Cambria Math" w:hAnsi="Cambria Math"/>
-                <w:szCs w:val="28"/>
-              </w:rPr>
-              <m:t>20 × 8</m:t>
-            </m:r>
-          </m:den>
-        </m:f>
-        <m:r>
-          <m:rPr>
-            <m:sty m:val="p"/>
-          </m:rPr>
-          <w:rPr>
-            <w:rFonts w:ascii="Cambria Math" w:hAnsi="Cambria Math"/>
-            <w:szCs w:val="28"/>
-          </w:rPr>
-          <m:t>=</m:t>
-        </m:r>
-        <m:f>
-          <m:fPr>
-            <m:ctrlPr>
-              <w:rPr>
-                <w:rFonts w:ascii="Cambria Math" w:hAnsi="Cambria Math"/>
-                <w:szCs w:val="28"/>
-              </w:rPr>
-            </m:ctrlPr>
-          </m:fPr>
-          <m:num>
-            <m:r>
-              <m:rPr>
-                <m:nor/>
-              </m:rPr>
-              <w:rPr>
-                <w:rFonts w:ascii="Cambria Math" w:hAnsi="Cambria Math"/>
-                <w:szCs w:val="28"/>
-              </w:rPr>
-              <m:t>100000</m:t>
-            </m:r>
-          </m:num>
-          <m:den>
-            <m:r>
-              <m:rPr>
-                <m:nor/>
-              </m:rPr>
-              <w:rPr>
-                <w:rFonts w:ascii="Cambria Math" w:hAnsi="Cambria Math"/>
-                <w:szCs w:val="28"/>
-              </w:rPr>
-              <m:t>160</m:t>
-            </m:r>
-          </m:den>
-        </m:f>
-        <m:r>
-          <m:rPr>
-            <m:sty m:val="p"/>
-          </m:rPr>
-          <w:rPr>
-            <w:rFonts w:ascii="Cambria Math" w:hAnsi="Cambria Math"/>
-            <w:szCs w:val="28"/>
-          </w:rPr>
-          <m:t>=62</m:t>
-        </m:r>
-        <m:r>
-          <m:rPr>
-            <m:nor/>
-          </m:rPr>
-          <w:rPr>
-            <w:rFonts w:ascii="Cambria Math" w:hAnsi="Cambria Math"/>
-            <w:szCs w:val="28"/>
-          </w:rPr>
-          <m:t>5,00</m:t>
-        </m:r>
-      </m:oMath>
-      <w:r>
-        <w:rPr>
-          <w:rFonts w:ascii="Cambria Math" w:hAnsi="Cambria Math"/>
+        <w:rPr>
           <w:szCs w:val="28"/>
         </w:rPr>
-        <w:t xml:space="preserve">, </w:t>
-      </w:r>
-      <w:r>
-        <w:rPr>
-          <w:rFonts w:ascii="Cambria Math" w:hAnsi="Cambria Math"/>
-        </w:rPr>
-        <w:t>руб./ч.,</w:t>
-      </w:r>
-    </w:p>
-    <w:p>
-      <w:pPr>
-        <w:jc w:val="right"/>
-      </w:pPr>
-      <w:r>
-        <w:t>(3.2)</w:t>
-      </w:r>
-    </w:p>
-    <w:p>
-      <w:pPr>
+      </w:pPr>
+      <m:oMathPara>
+        <m:oMath>
+          <m:eqArr>
+            <m:eqArrPr>
+              <m:maxDist m:val="1"/>
+              <m:ctrlPr>
+                <w:rPr>
+                  <w:rFonts w:ascii="Cambria Math" w:hAnsi="Cambria Math"/>
+                  <w:i/>
+                  <w:szCs w:val="28"/>
+                  <w:lang w:val="en-US"/>
+                </w:rPr>
+              </m:ctrlPr>
+            </m:eqArrPr>
+            <m:e>
+              <m:r>
+                <m:rPr>
+                  <m:nor/>
+                </m:rPr>
+                <w:rPr>
+                  <w:rFonts w:ascii="Cambria Math" w:hAnsi="Cambria Math"/>
+                  <w:szCs w:val="28"/>
+                </w:rPr>
+                <m:t xml:space="preserve">ЧТС1 = </m:t>
+              </m:r>
+              <m:f>
+                <m:fPr>
+                  <m:ctrlPr>
+                    <w:rPr>
+                      <w:rFonts w:ascii="Cambria Math" w:hAnsi="Cambria Math"/>
+                      <w:szCs w:val="28"/>
+                    </w:rPr>
+                  </m:ctrlPr>
+                </m:fPr>
+                <m:num>
+                  <m:r>
+                    <m:rPr>
+                      <m:nor/>
+                    </m:rPr>
+                    <w:rPr>
+                      <w:rFonts w:ascii="Cambria Math" w:hAnsi="Cambria Math"/>
+                      <w:szCs w:val="28"/>
+                    </w:rPr>
+                    <m:t>100000</m:t>
+                  </m:r>
+                </m:num>
+                <m:den>
+                  <m:r>
+                    <m:rPr>
+                      <m:nor/>
+                    </m:rPr>
+                    <w:rPr>
+                      <w:rFonts w:ascii="Cambria Math" w:hAnsi="Cambria Math"/>
+                      <w:szCs w:val="28"/>
+                    </w:rPr>
+                    <m:t>20 × 8</m:t>
+                  </m:r>
+                </m:den>
+              </m:f>
+              <m:r>
+                <m:rPr>
+                  <m:sty m:val="p"/>
+                </m:rPr>
+                <w:rPr>
+                  <w:rFonts w:ascii="Cambria Math" w:hAnsi="Cambria Math"/>
+                  <w:szCs w:val="28"/>
+                </w:rPr>
+                <m:t>=</m:t>
+              </m:r>
+              <m:f>
+                <m:fPr>
+                  <m:ctrlPr>
+                    <w:rPr>
+                      <w:rFonts w:ascii="Cambria Math" w:hAnsi="Cambria Math"/>
+                      <w:szCs w:val="28"/>
+                    </w:rPr>
+                  </m:ctrlPr>
+                </m:fPr>
+                <m:num>
+                  <m:r>
+                    <m:rPr>
+                      <m:nor/>
+                    </m:rPr>
+                    <w:rPr>
+                      <w:rFonts w:ascii="Cambria Math" w:hAnsi="Cambria Math"/>
+                      <w:szCs w:val="28"/>
+                    </w:rPr>
+                    <m:t>100000</m:t>
+                  </m:r>
+                </m:num>
+                <m:den>
+                  <m:r>
+                    <m:rPr>
+                      <m:nor/>
+                    </m:rPr>
+                    <w:rPr>
+                      <w:rFonts w:ascii="Cambria Math" w:hAnsi="Cambria Math"/>
+                      <w:szCs w:val="28"/>
+                    </w:rPr>
+                    <m:t>160</m:t>
+                  </m:r>
+                </m:den>
+              </m:f>
+              <m:r>
+                <m:rPr>
+                  <m:sty m:val="p"/>
+                </m:rPr>
+                <w:rPr>
+                  <w:rFonts w:ascii="Cambria Math" w:hAnsi="Cambria Math"/>
+                  <w:szCs w:val="28"/>
+                </w:rPr>
+                <m:t>=62</m:t>
+              </m:r>
+              <m:r>
+                <m:rPr>
+                  <m:nor/>
+                </m:rPr>
+                <w:rPr>
+                  <w:rFonts w:ascii="Cambria Math" w:hAnsi="Cambria Math"/>
+                  <w:szCs w:val="28"/>
+                </w:rPr>
+                <m:t>5,00</m:t>
+              </m:r>
+              <m:r>
+                <w:rPr>
+                  <w:rFonts w:ascii="Cambria Math" w:hAnsi="Cambria Math"/>
+                  <w:szCs w:val="28"/>
+                </w:rPr>
+                <m:t>, руб./ч.,#(3.2)</m:t>
+              </m:r>
+              <m:ctrlPr>
+                <w:rPr>
+                  <w:rFonts w:ascii="Cambria Math" w:hAnsi="Cambria Math"/>
+                  <w:i/>
+                  <w:szCs w:val="28"/>
+                </w:rPr>
+              </m:ctrlPr>
+            </m:e>
+          </m:eqArr>
+        </m:oMath>
+      </m:oMathPara>
+    </w:p>
+    <w:p>
+      <w:pPr>
+        <w:spacing w:before="240" w:after="240"/>
         <w:jc w:val="center"/>
         <w:rPr>
           <w:szCs w:val="28"/>
-        </w:rPr>
-      </w:pPr>
-      <m:oMath>
-        <m:r>
-          <m:rPr>
-            <m:nor/>
-          </m:rPr>
-          <w:rPr>
-            <w:rFonts w:ascii="Cambria Math" w:hAnsi="Cambria Math"/>
-            <w:szCs w:val="28"/>
-          </w:rPr>
-          <m:t xml:space="preserve">ЧТС2 = </m:t>
-        </m:r>
-        <m:f>
-          <m:fPr>
-            <m:ctrlPr>
-              <w:rPr>
-                <w:rFonts w:ascii="Cambria Math" w:hAnsi="Cambria Math"/>
-                <w:szCs w:val="28"/>
-              </w:rPr>
-            </m:ctrlPr>
-          </m:fPr>
-          <m:num>
-            <m:r>
-              <m:rPr>
-                <m:nor/>
-              </m:rPr>
-              <w:rPr>
-                <w:rFonts w:ascii="Cambria Math" w:hAnsi="Cambria Math"/>
-                <w:szCs w:val="28"/>
-              </w:rPr>
-              <m:t>145000</m:t>
-            </m:r>
-          </m:num>
-          <m:den>
-            <m:r>
-              <m:rPr>
-                <m:nor/>
-              </m:rPr>
-              <w:rPr>
-                <w:rFonts w:ascii="Cambria Math" w:hAnsi="Cambria Math"/>
-                <w:szCs w:val="28"/>
-              </w:rPr>
-              <m:t>20 × 8</m:t>
-            </m:r>
-          </m:den>
-        </m:f>
-        <m:r>
-          <m:rPr>
-            <m:sty m:val="p"/>
-          </m:rPr>
-          <w:rPr>
-            <w:rFonts w:ascii="Cambria Math" w:hAnsi="Cambria Math"/>
-            <w:szCs w:val="28"/>
-          </w:rPr>
-          <m:t>=</m:t>
-        </m:r>
-        <m:f>
-          <m:fPr>
-            <m:ctrlPr>
-              <w:rPr>
-                <w:rFonts w:ascii="Cambria Math" w:hAnsi="Cambria Math"/>
-                <w:szCs w:val="28"/>
-              </w:rPr>
-            </m:ctrlPr>
-          </m:fPr>
-          <m:num>
-            <m:r>
-              <m:rPr>
-                <m:nor/>
-              </m:rPr>
-              <w:rPr>
-                <w:rFonts w:ascii="Cambria Math" w:hAnsi="Cambria Math"/>
-                <w:szCs w:val="28"/>
-              </w:rPr>
-              <m:t>145000</m:t>
-            </m:r>
-          </m:num>
-          <m:den>
-            <m:r>
-              <m:rPr>
-                <m:nor/>
-              </m:rPr>
-              <w:rPr>
-                <w:rFonts w:ascii="Cambria Math" w:hAnsi="Cambria Math"/>
-                <w:szCs w:val="28"/>
-              </w:rPr>
-              <m:t>160</m:t>
-            </m:r>
-          </m:den>
-        </m:f>
-        <m:r>
-          <m:rPr>
-            <m:sty m:val="p"/>
-          </m:rPr>
-          <w:rPr>
-            <w:rFonts w:ascii="Cambria Math" w:hAnsi="Cambria Math"/>
-            <w:szCs w:val="28"/>
-          </w:rPr>
-          <m:t>=906</m:t>
-        </m:r>
-        <m:r>
-          <m:rPr>
-            <m:nor/>
-          </m:rPr>
-          <w:rPr>
-            <w:rFonts w:ascii="Cambria Math" w:hAnsi="Cambria Math"/>
-            <w:szCs w:val="28"/>
-          </w:rPr>
-          <m:t>,25</m:t>
-        </m:r>
-      </m:oMath>
-      <w:r>
-        <w:rPr>
-          <w:rFonts w:ascii="Cambria Math" w:hAnsi="Cambria Math"/>
-          <w:szCs w:val="28"/>
-        </w:rPr>
-        <w:t>, руб./ч.,</w:t>
-      </w:r>
-    </w:p>
-    <w:p>
-      <w:pPr>
-        <w:jc w:val="right"/>
-        <w:rPr>
-          <w:szCs w:val="28"/>
-        </w:rPr>
-      </w:pPr>
-      <w:r>
-        <w:rPr>
-          <w:szCs w:val="28"/>
-        </w:rPr>
-        <w:t>(3.3)</w:t>
-      </w:r>
+          <w:lang w:val="en-US"/>
+        </w:rPr>
+      </w:pPr>
+      <m:oMathPara>
+        <m:oMath>
+          <m:eqArr>
+            <m:eqArrPr>
+              <m:maxDist m:val="1"/>
+              <m:ctrlPr>
+                <w:rPr>
+                  <w:rFonts w:ascii="Cambria Math" w:hAnsi="Cambria Math"/>
+                  <w:i/>
+                  <w:szCs w:val="28"/>
+                </w:rPr>
+              </m:ctrlPr>
+            </m:eqArrPr>
+            <m:e>
+              <m:r>
+                <m:rPr>
+                  <m:nor/>
+                </m:rPr>
+                <w:rPr>
+                  <w:rFonts w:ascii="Cambria Math" w:hAnsi="Cambria Math"/>
+                  <w:szCs w:val="28"/>
+                </w:rPr>
+                <m:t xml:space="preserve">ЧТС2 = </m:t>
+              </m:r>
+              <m:f>
+                <m:fPr>
+                  <m:ctrlPr>
+                    <w:rPr>
+                      <w:rFonts w:ascii="Cambria Math" w:hAnsi="Cambria Math"/>
+                      <w:szCs w:val="28"/>
+                    </w:rPr>
+                  </m:ctrlPr>
+                </m:fPr>
+                <m:num>
+                  <m:r>
+                    <m:rPr>
+                      <m:nor/>
+                    </m:rPr>
+                    <w:rPr>
+                      <w:rFonts w:ascii="Cambria Math" w:hAnsi="Cambria Math"/>
+                      <w:szCs w:val="28"/>
+                    </w:rPr>
+                    <m:t>145000</m:t>
+                  </m:r>
+                </m:num>
+                <m:den>
+                  <m:r>
+                    <m:rPr>
+                      <m:nor/>
+                    </m:rPr>
+                    <w:rPr>
+                      <w:rFonts w:ascii="Cambria Math" w:hAnsi="Cambria Math"/>
+                      <w:szCs w:val="28"/>
+                    </w:rPr>
+                    <m:t>20 × 8</m:t>
+                  </m:r>
+                </m:den>
+              </m:f>
+              <m:r>
+                <m:rPr>
+                  <m:sty m:val="p"/>
+                </m:rPr>
+                <w:rPr>
+                  <w:rFonts w:ascii="Cambria Math" w:hAnsi="Cambria Math"/>
+                  <w:szCs w:val="28"/>
+                </w:rPr>
+                <m:t>=</m:t>
+              </m:r>
+              <m:f>
+                <m:fPr>
+                  <m:ctrlPr>
+                    <w:rPr>
+                      <w:rFonts w:ascii="Cambria Math" w:hAnsi="Cambria Math"/>
+                      <w:szCs w:val="28"/>
+                    </w:rPr>
+                  </m:ctrlPr>
+                </m:fPr>
+                <m:num>
+                  <m:r>
+                    <m:rPr>
+                      <m:nor/>
+                    </m:rPr>
+                    <w:rPr>
+                      <w:rFonts w:ascii="Cambria Math" w:hAnsi="Cambria Math"/>
+                      <w:szCs w:val="28"/>
+                    </w:rPr>
+                    <m:t>145000</m:t>
+                  </m:r>
+                </m:num>
+                <m:den>
+                  <m:r>
+                    <m:rPr>
+                      <m:nor/>
+                    </m:rPr>
+                    <w:rPr>
+                      <w:rFonts w:ascii="Cambria Math" w:hAnsi="Cambria Math"/>
+                      <w:szCs w:val="28"/>
+                    </w:rPr>
+                    <m:t>160</m:t>
+                  </m:r>
+                </m:den>
+              </m:f>
+              <m:r>
+                <m:rPr>
+                  <m:sty m:val="p"/>
+                </m:rPr>
+                <w:rPr>
+                  <w:rFonts w:ascii="Cambria Math" w:hAnsi="Cambria Math"/>
+                  <w:szCs w:val="28"/>
+                </w:rPr>
+                <m:t>=906</m:t>
+              </m:r>
+              <m:r>
+                <m:rPr>
+                  <m:nor/>
+                </m:rPr>
+                <w:rPr>
+                  <w:rFonts w:ascii="Cambria Math" w:hAnsi="Cambria Math"/>
+                  <w:szCs w:val="28"/>
+                </w:rPr>
+                <m:t>,25</m:t>
+              </m:r>
+              <m:r>
+                <w:rPr>
+                  <w:rFonts w:ascii="Cambria Math" w:hAnsi="Cambria Math"/>
+                  <w:szCs w:val="28"/>
+                </w:rPr>
+                <m:t>,</m:t>
+              </m:r>
+              <m:r>
+                <w:rPr>
+                  <w:rFonts w:ascii="Cambria Math" w:hAnsi="Cambria Math"/>
+                  <w:szCs w:val="28"/>
+                </w:rPr>
+                <m:t>руб./ч.,</m:t>
+              </m:r>
+              <m:r>
+                <w:rPr>
+                  <w:rFonts w:ascii="Cambria Math" w:hAnsi="Cambria Math"/>
+                  <w:szCs w:val="28"/>
+                </w:rPr>
+                <m:t>#(3</m:t>
+              </m:r>
+              <m:r>
+                <w:rPr>
+                  <w:rFonts w:ascii="Cambria Math" w:hAnsi="Cambria Math"/>
+                  <w:szCs w:val="28"/>
+                  <w:lang w:val="en-US"/>
+                </w:rPr>
+                <m:t>.3)</m:t>
+              </m:r>
+              <m:ctrlPr>
+                <w:rPr>
+                  <w:rFonts w:ascii="Cambria Math" w:hAnsi="Cambria Math"/>
+                  <w:i/>
+                  <w:szCs w:val="28"/>
+                  <w:lang w:val="en-US"/>
+                </w:rPr>
+              </m:ctrlPr>
+            </m:e>
+          </m:eqArr>
+        </m:oMath>
+      </m:oMathPara>
     </w:p>
     <w:p>
       <w:pPr>
@@ -19965,25 +20440,51 @@
         <w:lastRenderedPageBreak/>
         <w:t xml:space="preserve">Таблица </w:t>
       </w:r>
-      <w:fldSimple w:instr=" STYLEREF 2 \s ">
-        <w:r>
-          <w:rPr>
-            <w:noProof/>
-          </w:rPr>
-          <w:t>3</w:t>
-        </w:r>
-      </w:fldSimple>
+      <w:r>
+        <w:fldChar w:fldCharType="begin"/>
+      </w:r>
+      <w:r>
+        <w:instrText xml:space="preserve"> STYLEREF 2 \s </w:instrText>
+      </w:r>
+      <w:r>
+        <w:fldChar w:fldCharType="separate"/>
+      </w:r>
+      <w:r>
+        <w:rPr>
+          <w:noProof/>
+        </w:rPr>
+        <w:t>3</w:t>
+      </w:r>
+      <w:r>
+        <w:rPr>
+          <w:noProof/>
+        </w:rPr>
+        <w:fldChar w:fldCharType="end"/>
+      </w:r>
       <w:r>
         <w:t>.</w:t>
       </w:r>
-      <w:fldSimple w:instr=" SEQ Таблица \* ARABIC \s 2 ">
-        <w:r>
-          <w:rPr>
-            <w:noProof/>
-          </w:rPr>
-          <w:t>3</w:t>
-        </w:r>
-      </w:fldSimple>
+      <w:r>
+        <w:fldChar w:fldCharType="begin"/>
+      </w:r>
+      <w:r>
+        <w:instrText xml:space="preserve"> SEQ Таблица \* ARABIC \s 2 </w:instrText>
+      </w:r>
+      <w:r>
+        <w:fldChar w:fldCharType="separate"/>
+      </w:r>
+      <w:r>
+        <w:rPr>
+          <w:noProof/>
+        </w:rPr>
+        <w:t>3</w:t>
+      </w:r>
+      <w:r>
+        <w:rPr>
+          <w:noProof/>
+        </w:rPr>
+        <w:fldChar w:fldCharType="end"/>
+      </w:r>
       <w:r>
         <w:t xml:space="preserve"> — </w:t>
       </w:r>
@@ -20700,25 +21201,51 @@
       <w:r>
         <w:t xml:space="preserve">Таблица </w:t>
       </w:r>
-      <w:fldSimple w:instr=" STYLEREF 2 \s ">
-        <w:r>
-          <w:rPr>
-            <w:noProof/>
-          </w:rPr>
-          <w:t>3</w:t>
-        </w:r>
-      </w:fldSimple>
+      <w:r>
+        <w:fldChar w:fldCharType="begin"/>
+      </w:r>
+      <w:r>
+        <w:instrText xml:space="preserve"> STYLEREF 2 \s </w:instrText>
+      </w:r>
+      <w:r>
+        <w:fldChar w:fldCharType="separate"/>
+      </w:r>
+      <w:r>
+        <w:rPr>
+          <w:noProof/>
+        </w:rPr>
+        <w:t>3</w:t>
+      </w:r>
+      <w:r>
+        <w:rPr>
+          <w:noProof/>
+        </w:rPr>
+        <w:fldChar w:fldCharType="end"/>
+      </w:r>
       <w:r>
         <w:t>.</w:t>
       </w:r>
-      <w:fldSimple w:instr=" SEQ Таблица \* ARABIC \s 2 ">
-        <w:r>
-          <w:rPr>
-            <w:noProof/>
-          </w:rPr>
-          <w:t>4</w:t>
-        </w:r>
-      </w:fldSimple>
+      <w:r>
+        <w:fldChar w:fldCharType="begin"/>
+      </w:r>
+      <w:r>
+        <w:instrText xml:space="preserve"> SEQ Таблица \* ARABIC \s 2 </w:instrText>
+      </w:r>
+      <w:r>
+        <w:fldChar w:fldCharType="separate"/>
+      </w:r>
+      <w:r>
+        <w:rPr>
+          <w:noProof/>
+        </w:rPr>
+        <w:t>4</w:t>
+      </w:r>
+      <w:r>
+        <w:rPr>
+          <w:noProof/>
+        </w:rPr>
+        <w:fldChar w:fldCharType="end"/>
+      </w:r>
       <w:r>
         <w:t xml:space="preserve"> — </w:t>
       </w:r>
@@ -21471,25 +21998,51 @@
         <w:lastRenderedPageBreak/>
         <w:t xml:space="preserve">Таблица </w:t>
       </w:r>
-      <w:fldSimple w:instr=" STYLEREF 2 \s ">
-        <w:r>
-          <w:rPr>
-            <w:noProof/>
-          </w:rPr>
-          <w:t>3</w:t>
-        </w:r>
-      </w:fldSimple>
+      <w:r>
+        <w:fldChar w:fldCharType="begin"/>
+      </w:r>
+      <w:r>
+        <w:instrText xml:space="preserve"> STYLEREF 2 \s </w:instrText>
+      </w:r>
+      <w:r>
+        <w:fldChar w:fldCharType="separate"/>
+      </w:r>
+      <w:r>
+        <w:rPr>
+          <w:noProof/>
+        </w:rPr>
+        <w:t>3</w:t>
+      </w:r>
+      <w:r>
+        <w:rPr>
+          <w:noProof/>
+        </w:rPr>
+        <w:fldChar w:fldCharType="end"/>
+      </w:r>
       <w:r>
         <w:t>.</w:t>
       </w:r>
-      <w:fldSimple w:instr=" SEQ Таблица \* ARABIC \s 2 ">
-        <w:r>
-          <w:rPr>
-            <w:noProof/>
-          </w:rPr>
-          <w:t>5</w:t>
-        </w:r>
-      </w:fldSimple>
+      <w:r>
+        <w:fldChar w:fldCharType="begin"/>
+      </w:r>
+      <w:r>
+        <w:instrText xml:space="preserve"> SEQ Таблица \* ARABIC \s 2 </w:instrText>
+      </w:r>
+      <w:r>
+        <w:fldChar w:fldCharType="separate"/>
+      </w:r>
+      <w:r>
+        <w:rPr>
+          <w:noProof/>
+        </w:rPr>
+        <w:t>5</w:t>
+      </w:r>
+      <w:r>
+        <w:rPr>
+          <w:noProof/>
+        </w:rPr>
+        <w:fldChar w:fldCharType="end"/>
+      </w:r>
       <w:r>
         <w:t xml:space="preserve"> — </w:t>
       </w:r>
@@ -22253,182 +22806,220 @@
         <w:t>Расчет полных затрат на разработку проектного решения (программного продукта) осуществляется по формуле:</w:t>
       </w:r>
     </w:p>
-    <w:p/>
-    <w:p>
-      <w:pPr>
+    <w:p>
+      <w:pPr>
+        <w:spacing w:before="240" w:after="240"/>
         <w:jc w:val="center"/>
         <w:rPr>
-          <w:rFonts w:ascii="Cambria Math" w:hAnsi="Cambria Math"/>
+          <w:iCs/>
           <w:szCs w:val="28"/>
         </w:rPr>
       </w:pPr>
-      <w:proofErr w:type="spellStart"/>
-      <m:oMath>
-        <m:r>
-          <m:rPr>
-            <m:nor/>
-          </m:rPr>
-          <w:rPr>
-            <w:rFonts w:ascii="Cambria Math" w:hAnsi="Cambria Math"/>
-            <w:szCs w:val="28"/>
-          </w:rPr>
-          <m:t>Зрп</m:t>
-        </m:r>
-        <w:proofErr w:type="spellEnd"/>
-        <m:r>
-          <m:rPr>
-            <m:nor/>
-          </m:rPr>
-          <w:rPr>
-            <w:rFonts w:ascii="Cambria Math" w:hAnsi="Cambria Math"/>
-            <w:szCs w:val="28"/>
-          </w:rPr>
-          <m:t xml:space="preserve"> = </m:t>
-        </m:r>
-        <w:proofErr w:type="spellStart"/>
-        <m:r>
-          <m:rPr>
-            <m:nor/>
-          </m:rPr>
-          <w:rPr>
-            <w:rFonts w:ascii="Cambria Math" w:hAnsi="Cambria Math"/>
-            <w:szCs w:val="28"/>
-          </w:rPr>
-          <m:t>Зот</m:t>
-        </m:r>
-        <w:proofErr w:type="spellEnd"/>
-        <m:r>
-          <m:rPr>
-            <m:nor/>
-          </m:rPr>
-          <w:rPr>
-            <w:rFonts w:ascii="Cambria Math" w:hAnsi="Cambria Math"/>
-            <w:szCs w:val="28"/>
-          </w:rPr>
-          <m:t xml:space="preserve"> + </m:t>
-        </m:r>
-        <w:proofErr w:type="spellStart"/>
-        <m:r>
-          <m:rPr>
-            <m:nor/>
-          </m:rPr>
-          <w:rPr>
-            <w:rFonts w:ascii="Cambria Math" w:hAnsi="Cambria Math"/>
-            <w:szCs w:val="28"/>
-          </w:rPr>
-          <m:t>Зст</m:t>
-        </m:r>
-        <w:proofErr w:type="spellEnd"/>
-        <m:r>
-          <m:rPr>
-            <m:nor/>
-          </m:rPr>
-          <w:rPr>
-            <w:rFonts w:ascii="Cambria Math" w:hAnsi="Cambria Math"/>
-            <w:szCs w:val="28"/>
-          </w:rPr>
-          <m:t xml:space="preserve"> + </m:t>
-        </m:r>
-        <w:proofErr w:type="spellStart"/>
-        <m:r>
-          <m:rPr>
-            <m:nor/>
-          </m:rPr>
-          <w:rPr>
-            <w:rFonts w:ascii="Cambria Math" w:hAnsi="Cambria Math"/>
-            <w:szCs w:val="28"/>
-          </w:rPr>
-          <m:t>Зэвм</m:t>
-        </m:r>
-        <w:proofErr w:type="spellEnd"/>
-        <m:r>
-          <m:rPr>
-            <m:nor/>
-          </m:rPr>
-          <w:rPr>
-            <w:rFonts w:ascii="Cambria Math" w:hAnsi="Cambria Math"/>
-            <w:szCs w:val="28"/>
-          </w:rPr>
-          <m:t xml:space="preserve"> + </m:t>
-        </m:r>
-        <w:proofErr w:type="spellStart"/>
-        <m:r>
-          <m:rPr>
-            <m:nor/>
-          </m:rPr>
-          <w:rPr>
-            <w:rFonts w:ascii="Cambria Math" w:hAnsi="Cambria Math"/>
-            <w:szCs w:val="28"/>
-          </w:rPr>
-          <m:t>Зсп</m:t>
-        </m:r>
-        <w:proofErr w:type="spellEnd"/>
-        <m:r>
-          <m:rPr>
-            <m:nor/>
-          </m:rPr>
-          <w:rPr>
-            <w:rFonts w:ascii="Cambria Math" w:hAnsi="Cambria Math"/>
-            <w:szCs w:val="28"/>
-          </w:rPr>
-          <m:t xml:space="preserve"> + </m:t>
-        </m:r>
-        <w:proofErr w:type="spellStart"/>
-        <m:r>
-          <m:rPr>
-            <m:nor/>
-          </m:rPr>
-          <w:rPr>
-            <w:rFonts w:ascii="Cambria Math" w:hAnsi="Cambria Math"/>
-            <w:szCs w:val="28"/>
-          </w:rPr>
-          <m:t>Зрм</m:t>
-        </m:r>
-        <w:proofErr w:type="spellEnd"/>
-        <m:r>
-          <m:rPr>
-            <m:nor/>
-          </m:rPr>
-          <w:rPr>
-            <w:rFonts w:ascii="Cambria Math" w:hAnsi="Cambria Math"/>
-            <w:szCs w:val="28"/>
-          </w:rPr>
-          <m:t xml:space="preserve"> + </m:t>
-        </m:r>
-        <w:proofErr w:type="spellStart"/>
-        <m:r>
-          <m:rPr>
-            <m:nor/>
-          </m:rPr>
-          <w:rPr>
-            <w:rFonts w:ascii="Cambria Math" w:hAnsi="Cambria Math"/>
-            <w:szCs w:val="28"/>
-          </w:rPr>
-          <m:t>Знр</m:t>
-        </m:r>
-      </m:oMath>
-      <w:proofErr w:type="spellEnd"/>
-      <w:r>
-        <w:rPr>
-          <w:rFonts w:ascii="Cambria Math" w:hAnsi="Cambria Math"/>
-          <w:szCs w:val="28"/>
-        </w:rPr>
-        <w:t>, руб.,</w:t>
-      </w:r>
-    </w:p>
-    <w:p>
-      <w:pPr>
-        <w:jc w:val="right"/>
-        <w:rPr>
-          <w:szCs w:val="28"/>
-        </w:rPr>
-      </w:pPr>
-      <w:r>
-        <w:rPr>
-          <w:szCs w:val="28"/>
-        </w:rPr>
-        <w:t>(3.4)</w:t>
-      </w:r>
+      <m:oMathPara>
+        <m:oMath>
+          <m:eqArr>
+            <m:eqArrPr>
+              <m:maxDist m:val="1"/>
+              <m:ctrlPr>
+                <w:rPr>
+                  <w:rFonts w:ascii="Cambria Math" w:hAnsi="Cambria Math"/>
+                  <w:iCs/>
+                  <w:szCs w:val="28"/>
+                </w:rPr>
+              </m:ctrlPr>
+            </m:eqArrPr>
+            <m:e>
+              <w:proofErr w:type="spellStart"/>
+              <m:r>
+                <m:rPr>
+                  <m:nor/>
+                </m:rPr>
+                <w:rPr>
+                  <w:rFonts w:ascii="Cambria Math" w:hAnsi="Cambria Math"/>
+                  <w:iCs/>
+                  <w:szCs w:val="28"/>
+                </w:rPr>
+                <m:t>Зрп</m:t>
+              </m:r>
+              <w:proofErr w:type="spellEnd"/>
+              <m:r>
+                <m:rPr>
+                  <m:nor/>
+                </m:rPr>
+                <w:rPr>
+                  <w:rFonts w:ascii="Cambria Math" w:hAnsi="Cambria Math"/>
+                  <w:iCs/>
+                  <w:szCs w:val="28"/>
+                </w:rPr>
+                <m:t xml:space="preserve"> = </m:t>
+              </m:r>
+              <w:proofErr w:type="spellStart"/>
+              <m:r>
+                <m:rPr>
+                  <m:nor/>
+                </m:rPr>
+                <w:rPr>
+                  <w:rFonts w:ascii="Cambria Math" w:hAnsi="Cambria Math"/>
+                  <w:iCs/>
+                  <w:szCs w:val="28"/>
+                </w:rPr>
+                <m:t>Зот</m:t>
+              </m:r>
+              <w:proofErr w:type="spellEnd"/>
+              <m:r>
+                <m:rPr>
+                  <m:nor/>
+                </m:rPr>
+                <w:rPr>
+                  <w:rFonts w:ascii="Cambria Math" w:hAnsi="Cambria Math"/>
+                  <w:iCs/>
+                  <w:szCs w:val="28"/>
+                </w:rPr>
+                <m:t xml:space="preserve"> + </m:t>
+              </m:r>
+              <w:proofErr w:type="spellStart"/>
+              <m:r>
+                <m:rPr>
+                  <m:nor/>
+                </m:rPr>
+                <w:rPr>
+                  <w:rFonts w:ascii="Cambria Math" w:hAnsi="Cambria Math"/>
+                  <w:iCs/>
+                  <w:szCs w:val="28"/>
+                </w:rPr>
+                <m:t>Зст</m:t>
+              </m:r>
+              <w:proofErr w:type="spellEnd"/>
+              <m:r>
+                <m:rPr>
+                  <m:nor/>
+                </m:rPr>
+                <w:rPr>
+                  <w:rFonts w:ascii="Cambria Math" w:hAnsi="Cambria Math"/>
+                  <w:iCs/>
+                  <w:szCs w:val="28"/>
+                </w:rPr>
+                <m:t xml:space="preserve"> + </m:t>
+              </m:r>
+              <w:proofErr w:type="spellStart"/>
+              <m:r>
+                <m:rPr>
+                  <m:nor/>
+                </m:rPr>
+                <w:rPr>
+                  <w:rFonts w:ascii="Cambria Math" w:hAnsi="Cambria Math"/>
+                  <w:iCs/>
+                  <w:szCs w:val="28"/>
+                </w:rPr>
+                <m:t>Зэвм</m:t>
+              </m:r>
+              <w:proofErr w:type="spellEnd"/>
+              <m:r>
+                <m:rPr>
+                  <m:nor/>
+                </m:rPr>
+                <w:rPr>
+                  <w:rFonts w:ascii="Cambria Math" w:hAnsi="Cambria Math"/>
+                  <w:iCs/>
+                  <w:szCs w:val="28"/>
+                </w:rPr>
+                <m:t xml:space="preserve"> + </m:t>
+              </m:r>
+              <w:proofErr w:type="spellStart"/>
+              <m:r>
+                <m:rPr>
+                  <m:nor/>
+                </m:rPr>
+                <w:rPr>
+                  <w:rFonts w:ascii="Cambria Math" w:hAnsi="Cambria Math"/>
+                  <w:iCs/>
+                  <w:szCs w:val="28"/>
+                </w:rPr>
+                <m:t>Зсп</m:t>
+              </m:r>
+              <w:proofErr w:type="spellEnd"/>
+              <m:r>
+                <m:rPr>
+                  <m:nor/>
+                </m:rPr>
+                <w:rPr>
+                  <w:rFonts w:ascii="Cambria Math" w:hAnsi="Cambria Math"/>
+                  <w:iCs/>
+                  <w:szCs w:val="28"/>
+                </w:rPr>
+                <m:t xml:space="preserve"> + </m:t>
+              </m:r>
+              <w:proofErr w:type="spellStart"/>
+              <m:r>
+                <m:rPr>
+                  <m:nor/>
+                </m:rPr>
+                <w:rPr>
+                  <w:rFonts w:ascii="Cambria Math" w:hAnsi="Cambria Math"/>
+                  <w:iCs/>
+                  <w:szCs w:val="28"/>
+                </w:rPr>
+                <m:t>Зрм</m:t>
+              </m:r>
+              <w:proofErr w:type="spellEnd"/>
+              <m:r>
+                <m:rPr>
+                  <m:nor/>
+                </m:rPr>
+                <w:rPr>
+                  <w:rFonts w:ascii="Cambria Math" w:hAnsi="Cambria Math"/>
+                  <w:iCs/>
+                  <w:szCs w:val="28"/>
+                </w:rPr>
+                <m:t xml:space="preserve"> + </m:t>
+              </m:r>
+              <w:proofErr w:type="spellStart"/>
+              <m:r>
+                <m:rPr>
+                  <m:nor/>
+                </m:rPr>
+                <w:rPr>
+                  <w:rFonts w:ascii="Cambria Math" w:hAnsi="Cambria Math"/>
+                  <w:iCs/>
+                  <w:szCs w:val="28"/>
+                </w:rPr>
+                <m:t>Знр</m:t>
+              </m:r>
+              <w:proofErr w:type="spellEnd"/>
+              <m:r>
+                <m:rPr>
+                  <m:sty m:val="p"/>
+                </m:rPr>
+                <w:rPr>
+                  <w:rFonts w:ascii="Cambria Math" w:hAnsi="Cambria Math"/>
+                  <w:szCs w:val="28"/>
+                </w:rPr>
+                <m:t>,</m:t>
+              </m:r>
+              <m:r>
+                <m:rPr>
+                  <m:sty m:val="p"/>
+                </m:rPr>
+                <w:rPr>
+                  <w:rFonts w:ascii="Cambria Math" w:hAnsi="Cambria Math"/>
+                  <w:szCs w:val="28"/>
+                </w:rPr>
+                <m:t>руб.,</m:t>
+              </m:r>
+              <m:r>
+                <m:rPr>
+                  <m:sty m:val="p"/>
+                </m:rPr>
+                <w:rPr>
+                  <w:rFonts w:ascii="Cambria Math" w:hAnsi="Cambria Math"/>
+                  <w:szCs w:val="28"/>
+                </w:rPr>
+                <m:t>#(3.4)</m:t>
+              </m:r>
+            </m:e>
+          </m:eqArr>
+        </m:oMath>
+      </m:oMathPara>
     </w:p>
     <w:p>
       <w:pPr>
@@ -22641,14 +23232,10 @@
         <w:t>560)</w:t>
       </w:r>
     </w:p>
-    <w:p/>
-    <w:p>
-      <w:pPr>
+    <w:p>
+      <w:pPr>
+        <w:spacing w:before="240"/>
         <w:jc w:val="center"/>
-        <w:rPr>
-          <w:rFonts w:ascii="Cambria Math" w:hAnsi="Cambria Math"/>
-          <w:lang w:val="en-US"/>
-        </w:rPr>
       </w:pPr>
       <w:proofErr w:type="spellStart"/>
       <m:oMathPara>
@@ -22900,20 +23487,29 @@
             </m:rPr>
             <w:rPr>
               <w:rFonts w:ascii="Cambria Math" w:hAnsi="Cambria Math"/>
+              <w:lang w:val="en-US"/>
             </w:rPr>
-            <m:t>=</m:t>
+            <m:t xml:space="preserve"> </m:t>
           </m:r>
         </m:oMath>
       </m:oMathPara>
     </w:p>
     <w:p>
       <w:pPr>
+        <w:tabs>
+          <w:tab w:val="center" w:pos="4676"/>
+          <w:tab w:val="right" w:pos="9355"/>
+        </w:tabs>
+        <w:spacing w:after="240"/>
         <w:jc w:val="center"/>
         <w:rPr>
           <w:rFonts w:ascii="Cambria Math" w:hAnsi="Cambria Math"/>
-          <w:lang w:val="en-US"/>
-        </w:rPr>
-      </w:pPr>
+          <w:szCs w:val="28"/>
+        </w:rPr>
+      </w:pPr>
+      <w:r>
+        <w:tab/>
+      </w:r>
       <m:oMath>
         <m:r>
           <m:rPr>
@@ -22934,95 +23530,100 @@
           </w:rPr>
           <m:t>1177506,87</m:t>
         </m:r>
+        <m:r>
+          <m:rPr>
+            <m:nor/>
+          </m:rPr>
+          <w:rPr>
+            <w:rFonts w:ascii="Cambria Math" w:hAnsi="Cambria Math"/>
+            <w:lang w:val="en-US"/>
+          </w:rPr>
+          <m:t>,</m:t>
+        </m:r>
+        <m:r>
+          <m:rPr>
+            <m:nor/>
+          </m:rPr>
+          <w:rPr>
+            <w:rFonts w:ascii="Cambria Math" w:hAnsi="Cambria Math"/>
+          </w:rPr>
+          <m:t>руб.,</m:t>
+        </m:r>
       </m:oMath>
       <w:r>
+        <w:tab/>
+      </w:r>
+      <w:r>
         <w:rPr>
           <w:rFonts w:ascii="Cambria Math" w:hAnsi="Cambria Math"/>
-        </w:rPr>
-        <w:t xml:space="preserve">, </w:t>
-      </w:r>
-      <w:proofErr w:type="spellStart"/>
-      <w:r>
+          <w:szCs w:val="28"/>
+        </w:rPr>
+        <w:t>(3.5)</w:t>
+      </w:r>
+    </w:p>
+    <w:p>
+      <w:pPr>
+        <w:pStyle w:val="4"/>
+      </w:pPr>
+      <w:r>
+        <w:t>Затраты на оплату труда разработчиков (</w:t>
+      </w:r>
+      <w:proofErr w:type="spellStart"/>
+      <w:r>
+        <w:t>Зот</w:t>
+      </w:r>
+      <w:proofErr w:type="spellEnd"/>
+      <w:r>
+        <w:t>), руб.</w:t>
+      </w:r>
+    </w:p>
+    <w:p>
+      <w:pPr>
+        <w:pStyle w:val="red"/>
+        <w:rPr>
+          <w:lang w:val="ru-RU"/>
+        </w:rPr>
+      </w:pPr>
+      <w:r>
+        <w:rPr>
+          <w:lang w:val="ru-RU"/>
+        </w:rPr>
+        <w:t>Размер фонда оплаты труда разработчиков (</w:t>
+      </w:r>
+      <w:proofErr w:type="spellStart"/>
+      <w:r>
+        <w:rPr>
+          <w:lang w:val="ru-RU"/>
+        </w:rPr>
+        <w:t>Зот</w:t>
+      </w:r>
+      <w:proofErr w:type="spellEnd"/>
+      <w:r>
+        <w:rPr>
+          <w:lang w:val="ru-RU"/>
+        </w:rPr>
+        <w:t>) рассчитывается по формуле:</w:t>
+      </w:r>
+    </w:p>
+    <w:p>
+      <w:pPr>
+        <w:tabs>
+          <w:tab w:val="center" w:pos="4678"/>
+          <w:tab w:val="right" w:pos="9355"/>
+        </w:tabs>
+        <w:spacing w:before="240" w:after="240"/>
+        <w:jc w:val="center"/>
         <w:rPr>
           <w:rFonts w:ascii="Cambria Math" w:hAnsi="Cambria Math"/>
-        </w:rPr>
-        <w:t>руб</w:t>
-      </w:r>
-      <w:proofErr w:type="spellEnd"/>
-      <w:r>
-        <w:rPr>
-          <w:rFonts w:ascii="Cambria Math" w:hAnsi="Cambria Math"/>
-          <w:lang w:val="en-US"/>
-        </w:rPr>
-        <w:t>.</w:t>
-      </w:r>
-      <w:r>
-        <w:rPr>
-          <w:rFonts w:ascii="Cambria Math" w:hAnsi="Cambria Math"/>
-        </w:rPr>
-        <w:t>,</w:t>
-      </w:r>
-    </w:p>
-    <w:p>
-      <w:pPr>
-        <w:jc w:val="right"/>
-      </w:pPr>
-      <w:r>
-        <w:t>(3.5)</w:t>
-      </w:r>
-    </w:p>
-    <w:p>
-      <w:pPr>
-        <w:pStyle w:val="4"/>
-      </w:pPr>
-      <w:r>
-        <w:t>Затраты на оплату труда разработчиков (</w:t>
-      </w:r>
-      <w:proofErr w:type="spellStart"/>
-      <w:r>
-        <w:t>Зот</w:t>
-      </w:r>
-      <w:proofErr w:type="spellEnd"/>
-      <w:r>
-        <w:t>), руб.</w:t>
-      </w:r>
-    </w:p>
-    <w:p>
-      <w:pPr>
-        <w:pStyle w:val="red"/>
-        <w:rPr>
-          <w:lang w:val="ru-RU"/>
-        </w:rPr>
-      </w:pPr>
-      <w:r>
-        <w:rPr>
-          <w:lang w:val="ru-RU"/>
-        </w:rPr>
-        <w:t>Размер фонда оплаты труда разработчиков (</w:t>
-      </w:r>
-      <w:proofErr w:type="spellStart"/>
-      <w:r>
-        <w:rPr>
-          <w:lang w:val="ru-RU"/>
-        </w:rPr>
-        <w:t>Зот</w:t>
-      </w:r>
-      <w:proofErr w:type="spellEnd"/>
-      <w:r>
-        <w:rPr>
-          <w:lang w:val="ru-RU"/>
-        </w:rPr>
-        <w:t>) рассчитывается по формуле:</w:t>
-      </w:r>
-    </w:p>
-    <w:p/>
-    <w:p>
-      <w:pPr>
-        <w:jc w:val="center"/>
-        <w:rPr>
           <w:szCs w:val="28"/>
         </w:rPr>
       </w:pPr>
+      <w:r>
+        <w:rPr>
+          <w:szCs w:val="28"/>
+        </w:rPr>
+        <w:tab/>
+      </w:r>
       <w:proofErr w:type="spellStart"/>
       <m:oMath>
         <m:r>
@@ -23066,130 +23667,7 @@
             <w:rFonts w:ascii="Cambria Math" w:hAnsi="Cambria Math"/>
             <w:szCs w:val="28"/>
           </w:rPr>
-          <m:t xml:space="preserve"> (1 + Кд)</m:t>
-        </m:r>
-      </m:oMath>
-      <w:r>
-        <w:rPr>
-          <w:szCs w:val="28"/>
-        </w:rPr>
-        <w:t>, руб.,</w:t>
-      </w:r>
-    </w:p>
-    <w:p>
-      <w:pPr>
-        <w:jc w:val="right"/>
-      </w:pPr>
-      <w:r>
-        <w:t>(3.6)</w:t>
-      </w:r>
-    </w:p>
-    <w:p>
-      <w:pPr>
-        <w:pStyle w:val="red"/>
-        <w:rPr>
-          <w:lang w:val="ru-RU"/>
-        </w:rPr>
-      </w:pPr>
-      <w:r>
-        <w:rPr>
-          <w:lang w:val="ru-RU"/>
-        </w:rPr>
-        <w:t>где Ор – месячный оклад разработчика проектного решения, руб./мес.;</w:t>
-      </w:r>
-    </w:p>
-    <w:p>
-      <w:pPr>
-        <w:pStyle w:val="red"/>
-        <w:rPr>
-          <w:lang w:val="ru-RU"/>
-        </w:rPr>
-      </w:pPr>
-      <w:proofErr w:type="spellStart"/>
-      <w:r>
-        <w:rPr>
-          <w:lang w:val="ru-RU"/>
-        </w:rPr>
-        <w:t>Трп</w:t>
-      </w:r>
-      <w:proofErr w:type="spellEnd"/>
-      <w:r>
-        <w:rPr>
-          <w:lang w:val="ru-RU"/>
-        </w:rPr>
-        <w:t xml:space="preserve"> – время разработки проектного решения разработчиком, мес., включает в себя машинное время работы над проектом (</w:t>
-      </w:r>
-      <w:proofErr w:type="spellStart"/>
-      <w:r>
-        <w:rPr>
-          <w:lang w:val="ru-RU"/>
-        </w:rPr>
-        <w:t>Тмрп</w:t>
-      </w:r>
-      <w:proofErr w:type="spellEnd"/>
-      <w:r>
-        <w:rPr>
-          <w:lang w:val="ru-RU"/>
-        </w:rPr>
-        <w:t>);</w:t>
-      </w:r>
-    </w:p>
-    <w:p>
-      <w:pPr>
-        <w:pStyle w:val="red"/>
-        <w:rPr>
-          <w:lang w:val="ru-RU"/>
-        </w:rPr>
-      </w:pPr>
-      <w:r>
-        <w:rPr>
-          <w:lang w:val="ru-RU"/>
-        </w:rPr>
-        <w:t>Кд – коэффициент дополнительной заработной платы разработчика.</w:t>
-      </w:r>
-    </w:p>
-    <w:p/>
-    <w:p>
-      <w:pPr>
-        <w:jc w:val="center"/>
-        <w:rPr>
-          <w:rFonts w:ascii="Cambria Math" w:hAnsi="Cambria Math"/>
-          <w:szCs w:val="28"/>
-        </w:rPr>
-      </w:pPr>
-      <w:proofErr w:type="spellStart"/>
-      <m:oMath>
-        <m:r>
-          <m:rPr>
-            <m:nor/>
-          </m:rPr>
-          <w:rPr>
-            <w:rFonts w:ascii="Cambria Math" w:hAnsi="Cambria Math"/>
-            <w:szCs w:val="28"/>
-          </w:rPr>
-          <m:t>Зот</m:t>
-        </m:r>
-        <w:proofErr w:type="spellEnd"/>
-        <m:r>
-          <m:rPr>
-            <m:nor/>
-          </m:rPr>
-          <w:rPr>
-            <w:rFonts w:ascii="Cambria Math" w:hAnsi="Cambria Math"/>
-            <w:szCs w:val="28"/>
-          </w:rPr>
-          <m:t xml:space="preserve"> = 245000</m:t>
-        </m:r>
-        <m:r>
-          <m:rPr>
-            <m:nor/>
-          </m:rPr>
-          <w:rPr>
-            <w:rFonts w:ascii="Cambria Math" w:hAnsi="Cambria Math"/>
-            <w:szCs w:val="28"/>
-            <w:lang w:val="en-US"/>
-          </w:rPr>
-          <m:t xml:space="preserve"> × </m:t>
+          <m:t xml:space="preserve"> (1 + Кд</m:t>
         </m:r>
         <m:r>
           <m:rPr>
@@ -23199,125 +23677,1308 @@
             <w:rFonts w:ascii="Cambria Math" w:hAnsi="Cambria Math"/>
             <w:szCs w:val="28"/>
           </w:rPr>
-          <m:t>2</m:t>
-        </m:r>
-        <m:r>
-          <m:rPr>
-            <m:nor/>
-          </m:rPr>
-          <w:rPr>
-            <w:rFonts w:ascii="Cambria Math" w:hAnsi="Cambria Math"/>
-            <w:szCs w:val="28"/>
-            <w:lang w:val="en-US"/>
-          </w:rPr>
-          <m:t xml:space="preserve"> × </m:t>
-        </m:r>
-        <m:r>
-          <m:rPr>
-            <m:nor/>
-          </m:rPr>
-          <w:rPr>
-            <w:rFonts w:ascii="Cambria Math" w:hAnsi="Cambria Math"/>
-            <w:szCs w:val="28"/>
-          </w:rPr>
-          <m:t>(1</m:t>
-        </m:r>
-        <m:r>
-          <m:rPr>
-            <m:nor/>
-          </m:rPr>
-          <w:rPr>
-            <w:rFonts w:ascii="Cambria Math" w:hAnsi="Cambria Math"/>
-            <w:szCs w:val="28"/>
-            <w:lang w:val="en-US"/>
-          </w:rPr>
-          <m:t xml:space="preserve"> </m:t>
-        </m:r>
-        <m:r>
-          <m:rPr>
-            <m:nor/>
-          </m:rPr>
-          <w:rPr>
-            <w:rFonts w:ascii="Cambria Math" w:hAnsi="Cambria Math"/>
-            <w:szCs w:val="28"/>
-          </w:rPr>
-          <m:t>+</m:t>
-        </m:r>
-        <m:r>
-          <m:rPr>
-            <m:nor/>
-          </m:rPr>
-          <w:rPr>
-            <w:rFonts w:ascii="Cambria Math" w:hAnsi="Cambria Math"/>
-            <w:szCs w:val="28"/>
-            <w:lang w:val="en-US"/>
-          </w:rPr>
-          <m:t xml:space="preserve"> </m:t>
-        </m:r>
-        <m:r>
-          <m:rPr>
-            <m:nor/>
-          </m:rPr>
-          <w:rPr>
-            <w:rFonts w:ascii="Cambria Math" w:hAnsi="Cambria Math"/>
-            <w:szCs w:val="28"/>
-          </w:rPr>
-          <m:t>0,15) =</m:t>
-        </m:r>
-        <m:r>
-          <m:rPr>
-            <m:nor/>
-          </m:rPr>
-          <w:rPr>
-            <w:rFonts w:ascii="Cambria Math" w:hAnsi="Cambria Math"/>
-            <w:szCs w:val="28"/>
-            <w:lang w:val="en-US"/>
-          </w:rPr>
-          <m:t xml:space="preserve"> </m:t>
-        </m:r>
-        <m:r>
-          <m:rPr>
-            <m:nor/>
-          </m:rPr>
-          <w:rPr>
-            <w:rFonts w:ascii="Cambria Math" w:hAnsi="Cambria Math"/>
-            <w:szCs w:val="28"/>
-          </w:rPr>
-          <m:t>563500</m:t>
+          <m:t>),руб.,</m:t>
         </m:r>
       </m:oMath>
       <w:r>
         <w:rPr>
+          <w:szCs w:val="28"/>
+        </w:rPr>
+        <w:tab/>
+      </w:r>
+      <w:r>
+        <w:rPr>
           <w:rFonts w:ascii="Cambria Math" w:hAnsi="Cambria Math"/>
           <w:szCs w:val="28"/>
         </w:rPr>
-        <w:t>, руб.,</w:t>
-      </w:r>
-    </w:p>
-    <w:p>
-      <w:pPr>
-        <w:jc w:val="right"/>
-        <w:rPr>
+        <w:t>(3.6)</w:t>
+      </w:r>
+    </w:p>
+    <w:p>
+      <w:pPr>
+        <w:pStyle w:val="red"/>
+        <w:rPr>
+          <w:lang w:val="ru-RU"/>
+        </w:rPr>
+      </w:pPr>
+      <w:r>
+        <w:rPr>
+          <w:lang w:val="ru-RU"/>
+        </w:rPr>
+        <w:t>где Ор – месячный оклад разработчика проектного решения, руб./мес.;</w:t>
+      </w:r>
+    </w:p>
+    <w:p>
+      <w:pPr>
+        <w:pStyle w:val="red"/>
+        <w:rPr>
+          <w:lang w:val="ru-RU"/>
+        </w:rPr>
+      </w:pPr>
+      <w:proofErr w:type="spellStart"/>
+      <w:r>
+        <w:rPr>
+          <w:lang w:val="ru-RU"/>
+        </w:rPr>
+        <w:t>Трп</w:t>
+      </w:r>
+      <w:proofErr w:type="spellEnd"/>
+      <w:r>
+        <w:rPr>
+          <w:lang w:val="ru-RU"/>
+        </w:rPr>
+        <w:t xml:space="preserve"> – время разработки проектного решения разработчиком, мес., включает в себя машинное время работы над проектом (</w:t>
+      </w:r>
+      <w:proofErr w:type="spellStart"/>
+      <w:r>
+        <w:rPr>
+          <w:lang w:val="ru-RU"/>
+        </w:rPr>
+        <w:t>Тмрп</w:t>
+      </w:r>
+      <w:proofErr w:type="spellEnd"/>
+      <w:r>
+        <w:rPr>
+          <w:lang w:val="ru-RU"/>
+        </w:rPr>
+        <w:t>);</w:t>
+      </w:r>
+    </w:p>
+    <w:p>
+      <w:pPr>
+        <w:pStyle w:val="red"/>
+        <w:rPr>
+          <w:lang w:val="ru-RU"/>
+        </w:rPr>
+      </w:pPr>
+      <w:r>
+        <w:rPr>
+          <w:lang w:val="ru-RU"/>
+        </w:rPr>
+        <w:t>Кд – коэффициент дополнительной заработной платы разработчика.</w:t>
+      </w:r>
+    </w:p>
+    <w:p>
+      <w:pPr>
+        <w:spacing w:before="240" w:after="240"/>
+        <w:jc w:val="center"/>
+        <w:rPr>
+          <w:iCs/>
           <w:szCs w:val="28"/>
-        </w:rPr>
-      </w:pPr>
-      <w:r>
-        <w:rPr>
+          <w:lang w:val="en-US"/>
+        </w:rPr>
+      </w:pPr>
+      <m:oMathPara>
+        <m:oMath>
+          <m:eqArr>
+            <m:eqArrPr>
+              <m:maxDist m:val="1"/>
+              <m:ctrlPr>
+                <w:rPr>
+                  <w:rFonts w:ascii="Cambria Math" w:hAnsi="Cambria Math"/>
+                  <w:iCs/>
+                  <w:szCs w:val="28"/>
+                  <w:lang w:val="en-US"/>
+                </w:rPr>
+              </m:ctrlPr>
+            </m:eqArrPr>
+            <m:e>
+              <w:proofErr w:type="spellStart"/>
+              <m:r>
+                <m:rPr>
+                  <m:nor/>
+                </m:rPr>
+                <w:rPr>
+                  <w:rFonts w:ascii="Cambria Math" w:hAnsi="Cambria Math"/>
+                  <w:iCs/>
+                  <w:szCs w:val="28"/>
+                </w:rPr>
+                <m:t>Зот</m:t>
+              </m:r>
+              <w:proofErr w:type="spellEnd"/>
+              <m:r>
+                <m:rPr>
+                  <m:nor/>
+                </m:rPr>
+                <w:rPr>
+                  <w:rFonts w:ascii="Cambria Math" w:hAnsi="Cambria Math"/>
+                  <w:iCs/>
+                  <w:szCs w:val="28"/>
+                </w:rPr>
+                <m:t xml:space="preserve"> = 245000</m:t>
+              </m:r>
+              <m:r>
+                <m:rPr>
+                  <m:nor/>
+                </m:rPr>
+                <w:rPr>
+                  <w:rFonts w:ascii="Cambria Math" w:hAnsi="Cambria Math"/>
+                  <w:iCs/>
+                  <w:szCs w:val="28"/>
+                  <w:lang w:val="en-US"/>
+                </w:rPr>
+                <m:t xml:space="preserve"> × </m:t>
+              </m:r>
+              <m:r>
+                <m:rPr>
+                  <m:nor/>
+                </m:rPr>
+                <w:rPr>
+                  <w:rFonts w:ascii="Cambria Math" w:hAnsi="Cambria Math"/>
+                  <w:iCs/>
+                  <w:szCs w:val="28"/>
+                </w:rPr>
+                <m:t>2</m:t>
+              </m:r>
+              <m:r>
+                <m:rPr>
+                  <m:nor/>
+                </m:rPr>
+                <w:rPr>
+                  <w:rFonts w:ascii="Cambria Math" w:hAnsi="Cambria Math"/>
+                  <w:iCs/>
+                  <w:szCs w:val="28"/>
+                  <w:lang w:val="en-US"/>
+                </w:rPr>
+                <m:t xml:space="preserve"> × </m:t>
+              </m:r>
+              <m:r>
+                <m:rPr>
+                  <m:nor/>
+                </m:rPr>
+                <w:rPr>
+                  <w:rFonts w:ascii="Cambria Math" w:hAnsi="Cambria Math"/>
+                  <w:iCs/>
+                  <w:szCs w:val="28"/>
+                </w:rPr>
+                <m:t>(1</m:t>
+              </m:r>
+              <m:r>
+                <m:rPr>
+                  <m:nor/>
+                </m:rPr>
+                <w:rPr>
+                  <w:rFonts w:ascii="Cambria Math" w:hAnsi="Cambria Math"/>
+                  <w:iCs/>
+                  <w:szCs w:val="28"/>
+                  <w:lang w:val="en-US"/>
+                </w:rPr>
+                <m:t xml:space="preserve"> </m:t>
+              </m:r>
+              <m:r>
+                <m:rPr>
+                  <m:nor/>
+                </m:rPr>
+                <w:rPr>
+                  <w:rFonts w:ascii="Cambria Math" w:hAnsi="Cambria Math"/>
+                  <w:iCs/>
+                  <w:szCs w:val="28"/>
+                </w:rPr>
+                <m:t>+</m:t>
+              </m:r>
+              <m:r>
+                <m:rPr>
+                  <m:nor/>
+                </m:rPr>
+                <w:rPr>
+                  <w:rFonts w:ascii="Cambria Math" w:hAnsi="Cambria Math"/>
+                  <w:iCs/>
+                  <w:szCs w:val="28"/>
+                  <w:lang w:val="en-US"/>
+                </w:rPr>
+                <m:t xml:space="preserve"> </m:t>
+              </m:r>
+              <m:r>
+                <m:rPr>
+                  <m:nor/>
+                </m:rPr>
+                <w:rPr>
+                  <w:rFonts w:ascii="Cambria Math" w:hAnsi="Cambria Math"/>
+                  <w:iCs/>
+                  <w:szCs w:val="28"/>
+                </w:rPr>
+                <m:t>0,15) =</m:t>
+              </m:r>
+              <m:r>
+                <m:rPr>
+                  <m:nor/>
+                </m:rPr>
+                <w:rPr>
+                  <w:rFonts w:ascii="Cambria Math" w:hAnsi="Cambria Math"/>
+                  <w:iCs/>
+                  <w:szCs w:val="28"/>
+                  <w:lang w:val="en-US"/>
+                </w:rPr>
+                <m:t xml:space="preserve"> </m:t>
+              </m:r>
+              <m:r>
+                <m:rPr>
+                  <m:nor/>
+                </m:rPr>
+                <w:rPr>
+                  <w:rFonts w:ascii="Cambria Math" w:hAnsi="Cambria Math"/>
+                  <w:iCs/>
+                  <w:szCs w:val="28"/>
+                </w:rPr>
+                <m:t>563500</m:t>
+              </m:r>
+              <m:r>
+                <m:rPr>
+                  <m:sty m:val="p"/>
+                </m:rPr>
+                <w:rPr>
+                  <w:rFonts w:ascii="Cambria Math" w:hAnsi="Cambria Math"/>
+                  <w:szCs w:val="28"/>
+                  <w:lang w:val="en-US"/>
+                </w:rPr>
+                <m:t>,</m:t>
+              </m:r>
+              <m:r>
+                <m:rPr>
+                  <m:sty m:val="p"/>
+                </m:rPr>
+                <w:rPr>
+                  <w:rFonts w:ascii="Cambria Math" w:hAnsi="Cambria Math"/>
+                  <w:szCs w:val="28"/>
+                </w:rPr>
+                <m:t>руб.,#(</m:t>
+              </m:r>
+              <m:r>
+                <m:rPr>
+                  <m:sty m:val="p"/>
+                </m:rPr>
+                <w:rPr>
+                  <w:rFonts w:ascii="Cambria Math" w:hAnsi="Cambria Math"/>
+                  <w:szCs w:val="28"/>
+                  <w:lang w:val="en-US"/>
+                </w:rPr>
+                <m:t>3.7)</m:t>
+              </m:r>
+            </m:e>
+          </m:eqArr>
+        </m:oMath>
+      </m:oMathPara>
+    </w:p>
+    <w:p>
+      <w:pPr>
+        <w:pStyle w:val="4"/>
+      </w:pPr>
+      <w:r>
+        <w:t>Затраты по страховым вносам (</w:t>
+      </w:r>
+      <w:proofErr w:type="spellStart"/>
+      <w:r>
+        <w:t>Зст</w:t>
+      </w:r>
+      <w:proofErr w:type="spellEnd"/>
+      <w:r>
+        <w:t>), руб.</w:t>
+      </w:r>
+    </w:p>
+    <w:p>
+      <w:pPr>
+        <w:pStyle w:val="red"/>
+        <w:rPr>
+          <w:lang w:val="ru-RU"/>
+        </w:rPr>
+      </w:pPr>
+      <w:r>
+        <w:rPr>
+          <w:lang w:val="ru-RU"/>
+        </w:rPr>
+        <w:t>Сумма страховых взносов определяется по формуле:</w:t>
+      </w:r>
+    </w:p>
+    <w:p>
+      <w:pPr>
+        <w:spacing w:before="240" w:after="240"/>
+        <w:jc w:val="center"/>
+        <w:rPr>
+          <w:iCs/>
           <w:szCs w:val="28"/>
         </w:rPr>
-        <w:t>(3.7)</w:t>
-      </w:r>
+      </w:pPr>
+      <m:oMathPara>
+        <m:oMath>
+          <m:eqArr>
+            <m:eqArrPr>
+              <m:maxDist m:val="1"/>
+              <m:ctrlPr>
+                <w:rPr>
+                  <w:rFonts w:ascii="Cambria Math" w:hAnsi="Cambria Math"/>
+                  <w:iCs/>
+                  <w:szCs w:val="28"/>
+                  <w:lang w:val="en-US"/>
+                </w:rPr>
+              </m:ctrlPr>
+            </m:eqArrPr>
+            <m:e>
+              <w:proofErr w:type="spellStart"/>
+              <m:r>
+                <m:rPr>
+                  <m:nor/>
+                </m:rPr>
+                <w:rPr>
+                  <w:rFonts w:ascii="Cambria Math" w:hAnsi="Cambria Math"/>
+                  <w:iCs/>
+                  <w:szCs w:val="28"/>
+                </w:rPr>
+                <m:t>Зст</m:t>
+              </m:r>
+              <w:proofErr w:type="spellEnd"/>
+              <m:r>
+                <m:rPr>
+                  <m:nor/>
+                </m:rPr>
+                <w:rPr>
+                  <w:rFonts w:ascii="Cambria Math" w:hAnsi="Cambria Math"/>
+                  <w:iCs/>
+                  <w:szCs w:val="28"/>
+                </w:rPr>
+                <m:t xml:space="preserve"> = </m:t>
+              </m:r>
+              <w:proofErr w:type="spellStart"/>
+              <m:r>
+                <m:rPr>
+                  <m:nor/>
+                </m:rPr>
+                <w:rPr>
+                  <w:rFonts w:ascii="Cambria Math" w:hAnsi="Cambria Math"/>
+                  <w:iCs/>
+                  <w:szCs w:val="28"/>
+                </w:rPr>
+                <m:t>Кст</m:t>
+              </m:r>
+              <w:proofErr w:type="spellEnd"/>
+              <m:r>
+                <m:rPr>
+                  <m:nor/>
+                </m:rPr>
+                <w:rPr>
+                  <w:rFonts w:ascii="Cambria Math" w:hAnsi="Cambria Math"/>
+                  <w:iCs/>
+                  <w:szCs w:val="28"/>
+                </w:rPr>
+                <m:t xml:space="preserve"> × </m:t>
+              </m:r>
+              <w:proofErr w:type="spellStart"/>
+              <m:r>
+                <m:rPr>
+                  <m:nor/>
+                </m:rPr>
+                <w:rPr>
+                  <w:rFonts w:ascii="Cambria Math" w:hAnsi="Cambria Math"/>
+                  <w:iCs/>
+                  <w:szCs w:val="28"/>
+                </w:rPr>
+                <m:t>Зот</m:t>
+              </m:r>
+              <w:proofErr w:type="spellEnd"/>
+              <m:r>
+                <m:rPr>
+                  <m:sty m:val="p"/>
+                </m:rPr>
+                <w:rPr>
+                  <w:rFonts w:ascii="Cambria Math" w:hAnsi="Cambria Math"/>
+                  <w:szCs w:val="28"/>
+                </w:rPr>
+                <m:t>,</m:t>
+              </m:r>
+              <m:r>
+                <m:rPr>
+                  <m:sty m:val="p"/>
+                </m:rPr>
+                <w:rPr>
+                  <w:rFonts w:ascii="Cambria Math" w:hAnsi="Cambria Math"/>
+                  <w:szCs w:val="28"/>
+                </w:rPr>
+                <m:t>руб.,</m:t>
+              </m:r>
+              <m:r>
+                <m:rPr>
+                  <m:sty m:val="p"/>
+                </m:rPr>
+                <w:rPr>
+                  <w:rFonts w:ascii="Cambria Math" w:hAnsi="Cambria Math"/>
+                  <w:szCs w:val="28"/>
+                </w:rPr>
+                <m:t>#</m:t>
+              </m:r>
+              <m:r>
+                <m:rPr>
+                  <m:sty m:val="p"/>
+                </m:rPr>
+                <w:rPr>
+                  <w:rFonts w:ascii="Cambria Math" w:hAnsi="Cambria Math"/>
+                  <w:szCs w:val="28"/>
+                </w:rPr>
+                <m:t>(</m:t>
+              </m:r>
+              <m:r>
+                <m:rPr>
+                  <m:sty m:val="p"/>
+                </m:rPr>
+                <w:rPr>
+                  <w:rFonts w:ascii="Cambria Math" w:hAnsi="Cambria Math"/>
+                  <w:szCs w:val="28"/>
+                </w:rPr>
+                <m:t>3.8</m:t>
+              </m:r>
+              <m:r>
+                <m:rPr>
+                  <m:sty m:val="p"/>
+                </m:rPr>
+                <w:rPr>
+                  <w:rFonts w:ascii="Cambria Math" w:hAnsi="Cambria Math"/>
+                  <w:szCs w:val="28"/>
+                </w:rPr>
+                <m:t>)</m:t>
+              </m:r>
+            </m:e>
+          </m:eqArr>
+        </m:oMath>
+      </m:oMathPara>
+    </w:p>
+    <w:p>
+      <w:pPr>
+        <w:pStyle w:val="red"/>
+        <w:rPr>
+          <w:lang w:val="ru-RU"/>
+        </w:rPr>
+      </w:pPr>
+      <w:r>
+        <w:rPr>
+          <w:lang w:val="ru-RU"/>
+        </w:rPr>
+        <w:t xml:space="preserve">где </w:t>
+      </w:r>
+      <w:proofErr w:type="spellStart"/>
+      <w:r>
+        <w:rPr>
+          <w:lang w:val="ru-RU"/>
+        </w:rPr>
+        <w:t>Кст</w:t>
+      </w:r>
+      <w:proofErr w:type="spellEnd"/>
+      <w:r>
+        <w:rPr>
+          <w:lang w:val="ru-RU"/>
+        </w:rPr>
+        <w:t xml:space="preserve"> – коэффициент страховых взносов для расчета отчислений во внебюджетные фонды.</w:t>
+      </w:r>
+    </w:p>
+    <w:p>
+      <w:pPr>
+        <w:spacing w:before="240" w:after="240"/>
+        <w:jc w:val="center"/>
+        <w:rPr>
+          <w:iCs/>
+          <w:szCs w:val="28"/>
+          <w:lang w:val="en-US"/>
+        </w:rPr>
+      </w:pPr>
+      <m:oMathPara>
+        <m:oMath>
+          <m:eqArr>
+            <m:eqArrPr>
+              <m:maxDist m:val="1"/>
+              <m:ctrlPr>
+                <w:rPr>
+                  <w:rFonts w:ascii="Cambria Math" w:hAnsi="Cambria Math"/>
+                  <w:iCs/>
+                  <w:szCs w:val="28"/>
+                  <w:lang w:val="en-US"/>
+                </w:rPr>
+              </m:ctrlPr>
+            </m:eqArrPr>
+            <m:e>
+              <w:proofErr w:type="spellStart"/>
+              <m:r>
+                <m:rPr>
+                  <m:nor/>
+                </m:rPr>
+                <w:rPr>
+                  <w:rFonts w:ascii="Cambria Math" w:hAnsi="Cambria Math"/>
+                  <w:iCs/>
+                  <w:szCs w:val="28"/>
+                </w:rPr>
+                <m:t>Зст</m:t>
+              </m:r>
+              <w:proofErr w:type="spellEnd"/>
+              <m:r>
+                <m:rPr>
+                  <m:nor/>
+                </m:rPr>
+                <w:rPr>
+                  <w:rFonts w:ascii="Cambria Math" w:hAnsi="Cambria Math"/>
+                  <w:iCs/>
+                  <w:szCs w:val="28"/>
+                </w:rPr>
+                <m:t xml:space="preserve"> = 0,3 × 563500</m:t>
+              </m:r>
+              <m:r>
+                <m:rPr>
+                  <m:nor/>
+                </m:rPr>
+                <w:rPr>
+                  <w:rFonts w:ascii="Cambria Math" w:hAnsi="Cambria Math"/>
+                  <w:iCs/>
+                  <w:szCs w:val="28"/>
+                  <w:lang w:val="en-US"/>
+                </w:rPr>
+                <m:t xml:space="preserve"> </m:t>
+              </m:r>
+              <m:r>
+                <m:rPr>
+                  <m:nor/>
+                </m:rPr>
+                <w:rPr>
+                  <w:rFonts w:ascii="Cambria Math" w:hAnsi="Cambria Math"/>
+                  <w:iCs/>
+                  <w:szCs w:val="28"/>
+                </w:rPr>
+                <m:t>= 169050</m:t>
+              </m:r>
+              <m:r>
+                <m:rPr>
+                  <m:sty m:val="p"/>
+                </m:rPr>
+                <w:rPr>
+                  <w:rFonts w:ascii="Cambria Math" w:hAnsi="Cambria Math"/>
+                  <w:szCs w:val="28"/>
+                </w:rPr>
+                <m:t>,руб.,#(</m:t>
+              </m:r>
+              <m:r>
+                <m:rPr>
+                  <m:sty m:val="p"/>
+                </m:rPr>
+                <w:rPr>
+                  <w:rFonts w:ascii="Cambria Math" w:hAnsi="Cambria Math"/>
+                  <w:szCs w:val="28"/>
+                  <w:lang w:val="en-US"/>
+                </w:rPr>
+                <m:t>3.9)</m:t>
+              </m:r>
+            </m:e>
+          </m:eqArr>
+        </m:oMath>
+      </m:oMathPara>
     </w:p>
     <w:p>
       <w:pPr>
         <w:pStyle w:val="4"/>
       </w:pPr>
       <w:r>
-        <w:t>Затраты по страховым вносам (</w:t>
-      </w:r>
-      <w:proofErr w:type="spellStart"/>
-      <w:r>
-        <w:t>Зст</w:t>
+        <w:lastRenderedPageBreak/>
+        <w:t>Затраты по содержанию ЭВМ (</w:t>
+      </w:r>
+      <w:proofErr w:type="spellStart"/>
+      <w:r>
+        <w:t>Зэвм</w:t>
+      </w:r>
+      <w:proofErr w:type="spellEnd"/>
+      <w:r>
+        <w:t xml:space="preserve">), </w:t>
+      </w:r>
+      <w:proofErr w:type="spellStart"/>
+      <w:r>
+        <w:t>руб</w:t>
+      </w:r>
+      <w:proofErr w:type="spellEnd"/>
+    </w:p>
+    <w:p>
+      <w:pPr>
+        <w:pStyle w:val="red"/>
+        <w:rPr>
+          <w:lang w:val="ru-RU"/>
+        </w:rPr>
+      </w:pPr>
+      <w:r>
+        <w:rPr>
+          <w:lang w:val="ru-RU"/>
+        </w:rPr>
+        <w:t>Затраты, связанные с эксплуатацией и содержанием ЭВМ, определяются по формуле:</w:t>
+      </w:r>
+    </w:p>
+    <w:p>
+      <w:pPr>
+        <w:spacing w:before="240" w:after="240"/>
+        <w:jc w:val="center"/>
+        <w:rPr>
+          <w:iCs/>
+          <w:szCs w:val="28"/>
+        </w:rPr>
+      </w:pPr>
+      <m:oMathPara>
+        <m:oMath>
+          <m:eqArr>
+            <m:eqArrPr>
+              <m:maxDist m:val="1"/>
+              <m:ctrlPr>
+                <w:rPr>
+                  <w:rFonts w:ascii="Cambria Math" w:hAnsi="Cambria Math"/>
+                  <w:iCs/>
+                  <w:szCs w:val="28"/>
+                </w:rPr>
+              </m:ctrlPr>
+            </m:eqArrPr>
+            <m:e>
+              <w:proofErr w:type="spellStart"/>
+              <m:r>
+                <m:rPr>
+                  <m:nor/>
+                </m:rPr>
+                <w:rPr>
+                  <w:rFonts w:ascii="Cambria Math" w:hAnsi="Cambria Math"/>
+                  <w:iCs/>
+                  <w:szCs w:val="28"/>
+                </w:rPr>
+                <m:t>Зэвм</m:t>
+              </m:r>
+              <w:proofErr w:type="spellEnd"/>
+              <m:r>
+                <m:rPr>
+                  <m:nor/>
+                </m:rPr>
+                <w:rPr>
+                  <w:rFonts w:ascii="Cambria Math" w:hAnsi="Cambria Math"/>
+                  <w:iCs/>
+                  <w:szCs w:val="28"/>
+                </w:rPr>
+                <m:t xml:space="preserve"> = </m:t>
+              </m:r>
+              <w:proofErr w:type="spellStart"/>
+              <m:r>
+                <m:rPr>
+                  <m:nor/>
+                </m:rPr>
+                <w:rPr>
+                  <w:rFonts w:ascii="Cambria Math" w:hAnsi="Cambria Math"/>
+                  <w:iCs/>
+                  <w:szCs w:val="28"/>
+                </w:rPr>
+                <m:t>Тмрп</m:t>
+              </m:r>
+              <w:proofErr w:type="spellEnd"/>
+              <m:r>
+                <m:rPr>
+                  <m:nor/>
+                </m:rPr>
+                <w:rPr>
+                  <w:rFonts w:ascii="Cambria Math" w:hAnsi="Cambria Math"/>
+                  <w:iCs/>
+                  <w:szCs w:val="28"/>
+                </w:rPr>
+                <m:t xml:space="preserve"> × </m:t>
+              </m:r>
+              <w:proofErr w:type="spellStart"/>
+              <m:r>
+                <m:rPr>
+                  <m:nor/>
+                </m:rPr>
+                <w:rPr>
+                  <w:rFonts w:ascii="Cambria Math" w:hAnsi="Cambria Math"/>
+                  <w:iCs/>
+                  <w:szCs w:val="28"/>
+                </w:rPr>
+                <m:t>Кгт</m:t>
+              </m:r>
+              <w:proofErr w:type="spellEnd"/>
+              <m:r>
+                <m:rPr>
+                  <m:nor/>
+                </m:rPr>
+                <w:rPr>
+                  <w:rFonts w:ascii="Cambria Math" w:hAnsi="Cambria Math"/>
+                  <w:iCs/>
+                  <w:szCs w:val="28"/>
+                </w:rPr>
+                <m:t xml:space="preserve"> × Q × </m:t>
+              </m:r>
+              <w:proofErr w:type="spellStart"/>
+              <m:r>
+                <m:rPr>
+                  <m:nor/>
+                </m:rPr>
+                <w:rPr>
+                  <w:rFonts w:ascii="Cambria Math" w:hAnsi="Cambria Math"/>
+                  <w:iCs/>
+                  <w:szCs w:val="28"/>
+                </w:rPr>
+                <m:t>Cм</m:t>
+              </m:r>
+              <w:proofErr w:type="spellEnd"/>
+              <m:r>
+                <m:rPr>
+                  <m:nor/>
+                </m:rPr>
+                <w:rPr>
+                  <w:rFonts w:ascii="Cambria Math" w:hAnsi="Cambria Math"/>
+                  <w:iCs/>
+                  <w:szCs w:val="28"/>
+                </w:rPr>
+                <m:t>/ч</m:t>
+              </m:r>
+              <m:r>
+                <m:rPr>
+                  <m:sty m:val="p"/>
+                </m:rPr>
+                <w:rPr>
+                  <w:rFonts w:ascii="Cambria Math" w:hAnsi="Cambria Math"/>
+                  <w:szCs w:val="28"/>
+                </w:rPr>
+                <m:t>,руб.,#(3.10)</m:t>
+              </m:r>
+            </m:e>
+          </m:eqArr>
+        </m:oMath>
+      </m:oMathPara>
+    </w:p>
+    <w:p>
+      <w:pPr>
+        <w:pStyle w:val="red"/>
+        <w:rPr>
+          <w:lang w:val="ru-RU"/>
+        </w:rPr>
+      </w:pPr>
+      <w:r>
+        <w:rPr>
+          <w:lang w:val="ru-RU"/>
+        </w:rPr>
+        <w:t xml:space="preserve">где </w:t>
+      </w:r>
+      <w:proofErr w:type="spellStart"/>
+      <w:r>
+        <w:rPr>
+          <w:lang w:val="ru-RU"/>
+        </w:rPr>
+        <w:t>Тмрп</w:t>
+      </w:r>
+      <w:proofErr w:type="spellEnd"/>
+      <w:r>
+        <w:rPr>
+          <w:lang w:val="ru-RU"/>
+        </w:rPr>
+        <w:t xml:space="preserve"> – машинное время на разработку проектного решения, ч.;</w:t>
+      </w:r>
+    </w:p>
+    <w:p>
+      <w:pPr>
+        <w:pStyle w:val="red"/>
+        <w:rPr>
+          <w:lang w:val="ru-RU"/>
+        </w:rPr>
+      </w:pPr>
+      <w:proofErr w:type="spellStart"/>
+      <w:r>
+        <w:rPr>
+          <w:lang w:val="ru-RU"/>
+        </w:rPr>
+        <w:t>Кгт</w:t>
+      </w:r>
+      <w:proofErr w:type="spellEnd"/>
+      <w:r>
+        <w:rPr>
+          <w:lang w:val="ru-RU"/>
+        </w:rPr>
+        <w:t xml:space="preserve"> – коэффициент готовности техники;</w:t>
+      </w:r>
+    </w:p>
+    <w:p>
+      <w:pPr>
+        <w:pStyle w:val="red"/>
+        <w:rPr>
+          <w:lang w:val="ru-RU"/>
+        </w:rPr>
+      </w:pPr>
+      <w:r>
+        <w:t>Q</w:t>
+      </w:r>
+      <w:r>
+        <w:rPr>
+          <w:lang w:val="ru-RU"/>
+        </w:rPr>
+        <w:t xml:space="preserve"> – количество условных единиц используемой техники;</w:t>
+      </w:r>
+    </w:p>
+    <w:p>
+      <w:pPr>
+        <w:pStyle w:val="red"/>
+        <w:rPr>
+          <w:lang w:val="ru-RU"/>
+        </w:rPr>
+      </w:pPr>
+      <w:r>
+        <w:t>C</w:t>
+      </w:r>
+      <w:r>
+        <w:rPr>
+          <w:lang w:val="ru-RU"/>
+        </w:rPr>
+        <w:t>м/ч – стоимость машино-часа эксплуатации оборудования, руб. в ч.</w:t>
+      </w:r>
+    </w:p>
+    <w:p>
+      <w:pPr>
+        <w:spacing w:before="240" w:after="240"/>
+        <w:jc w:val="center"/>
+        <w:rPr>
+          <w:iCs/>
+          <w:szCs w:val="28"/>
+        </w:rPr>
+      </w:pPr>
+      <m:oMathPara>
+        <m:oMath>
+          <m:eqArr>
+            <m:eqArrPr>
+              <m:maxDist m:val="1"/>
+              <m:ctrlPr>
+                <w:rPr>
+                  <w:rFonts w:ascii="Cambria Math" w:hAnsi="Cambria Math"/>
+                  <w:iCs/>
+                  <w:szCs w:val="28"/>
+                </w:rPr>
+              </m:ctrlPr>
+            </m:eqArrPr>
+            <m:e>
+              <w:proofErr w:type="spellStart"/>
+              <m:r>
+                <m:rPr>
+                  <m:nor/>
+                </m:rPr>
+                <w:rPr>
+                  <w:rFonts w:ascii="Cambria Math" w:hAnsi="Cambria Math"/>
+                  <w:iCs/>
+                  <w:szCs w:val="28"/>
+                </w:rPr>
+                <m:t>Зэвм</m:t>
+              </m:r>
+              <w:proofErr w:type="spellEnd"/>
+              <m:r>
+                <m:rPr>
+                  <m:nor/>
+                </m:rPr>
+                <w:rPr>
+                  <w:rFonts w:ascii="Cambria Math" w:hAnsi="Cambria Math"/>
+                  <w:iCs/>
+                  <w:szCs w:val="28"/>
+                </w:rPr>
+                <m:t xml:space="preserve"> = 256 × 0,97 × 4 × 22,3 = 23015,38</m:t>
+              </m:r>
+              <m:r>
+                <m:rPr>
+                  <m:sty m:val="p"/>
+                </m:rPr>
+                <w:rPr>
+                  <w:rFonts w:ascii="Cambria Math" w:hAnsi="Cambria Math"/>
+                  <w:szCs w:val="28"/>
+                </w:rPr>
+                <m:t>,руб.,#(3.11)</m:t>
+              </m:r>
+              <m:ctrlPr>
+                <w:rPr>
+                  <w:rFonts w:ascii="Cambria Math" w:hAnsi="Cambria Math"/>
+                  <w:iCs/>
+                  <w:szCs w:val="28"/>
+                  <w:lang w:val="en-US"/>
+                </w:rPr>
+              </m:ctrlPr>
+            </m:e>
+          </m:eqArr>
+        </m:oMath>
+      </m:oMathPara>
+    </w:p>
+    <w:p>
+      <w:pPr>
+        <w:pStyle w:val="red"/>
+        <w:rPr>
+          <w:lang w:val="ru-RU"/>
+        </w:rPr>
+      </w:pPr>
+      <w:r>
+        <w:rPr>
+          <w:lang w:val="ru-RU"/>
+        </w:rPr>
+        <w:t>Т.к. машинное время может измеряться в месяцах, а себестоимость машино-часа за один час, то машинное время необходимо перевести в часы.</w:t>
+      </w:r>
+    </w:p>
+    <w:p>
+      <w:pPr>
+        <w:pStyle w:val="red"/>
+        <w:rPr>
+          <w:lang w:val="ru-RU"/>
+        </w:rPr>
+      </w:pPr>
+      <w:r>
+        <w:rPr>
+          <w:lang w:val="ru-RU"/>
+        </w:rPr>
+        <w:t>Перевод рабочего времени в часы осуществляется по формуле:</w:t>
+      </w:r>
+    </w:p>
+    <w:p>
+      <w:pPr>
+        <w:spacing w:before="240" w:after="240"/>
+        <w:jc w:val="center"/>
+        <w:rPr>
+          <w:iCs/>
+          <w:szCs w:val="28"/>
+        </w:rPr>
+      </w:pPr>
+      <m:oMathPara>
+        <m:oMath>
+          <m:eqArr>
+            <m:eqArrPr>
+              <m:maxDist m:val="1"/>
+              <m:ctrlPr>
+                <w:rPr>
+                  <w:rFonts w:ascii="Cambria Math" w:hAnsi="Cambria Math"/>
+                  <w:iCs/>
+                  <w:szCs w:val="28"/>
+                </w:rPr>
+              </m:ctrlPr>
+            </m:eqArrPr>
+            <m:e>
+              <w:proofErr w:type="spellStart"/>
+              <m:r>
+                <m:rPr>
+                  <m:nor/>
+                </m:rPr>
+                <w:rPr>
+                  <w:rFonts w:ascii="Cambria Math" w:hAnsi="Cambria Math"/>
+                  <w:iCs/>
+                  <w:szCs w:val="28"/>
+                </w:rPr>
+                <m:t>Тмрп</m:t>
+              </m:r>
+              <w:proofErr w:type="spellEnd"/>
+              <m:r>
+                <m:rPr>
+                  <m:nor/>
+                </m:rPr>
+                <w:rPr>
+                  <w:rFonts w:ascii="Cambria Math" w:hAnsi="Cambria Math"/>
+                  <w:iCs/>
+                  <w:szCs w:val="28"/>
+                </w:rPr>
+                <m:t xml:space="preserve"> = </m:t>
+              </m:r>
+              <w:proofErr w:type="spellStart"/>
+              <m:r>
+                <m:rPr>
+                  <m:nor/>
+                </m:rPr>
+                <w:rPr>
+                  <w:rFonts w:ascii="Cambria Math" w:hAnsi="Cambria Math"/>
+                  <w:iCs/>
+                  <w:szCs w:val="28"/>
+                </w:rPr>
+                <m:t>Тмч</m:t>
+              </m:r>
+              <w:proofErr w:type="spellEnd"/>
+              <m:r>
+                <m:rPr>
+                  <m:nor/>
+                </m:rPr>
+                <w:rPr>
+                  <w:rFonts w:ascii="Cambria Math" w:hAnsi="Cambria Math"/>
+                  <w:iCs/>
+                  <w:szCs w:val="28"/>
+                </w:rPr>
+                <m:t xml:space="preserve"> × </m:t>
+              </m:r>
+              <w:proofErr w:type="spellStart"/>
+              <m:r>
+                <m:rPr>
+                  <m:nor/>
+                </m:rPr>
+                <w:rPr>
+                  <w:rFonts w:ascii="Cambria Math" w:hAnsi="Cambria Math"/>
+                  <w:iCs/>
+                  <w:szCs w:val="28"/>
+                </w:rPr>
+                <m:t>Чрд</m:t>
+              </m:r>
+              <w:proofErr w:type="spellEnd"/>
+              <m:r>
+                <m:rPr>
+                  <m:nor/>
+                </m:rPr>
+                <w:rPr>
+                  <w:rFonts w:ascii="Cambria Math" w:hAnsi="Cambria Math"/>
+                  <w:iCs/>
+                  <w:szCs w:val="28"/>
+                </w:rPr>
+                <m:t xml:space="preserve"> × </m:t>
+              </m:r>
+              <w:proofErr w:type="spellStart"/>
+              <m:r>
+                <m:rPr>
+                  <m:nor/>
+                </m:rPr>
+                <w:rPr>
+                  <w:rFonts w:ascii="Cambria Math" w:hAnsi="Cambria Math"/>
+                  <w:iCs/>
+                  <w:szCs w:val="28"/>
+                </w:rPr>
+                <m:t>Тсм</m:t>
+              </m:r>
+              <w:proofErr w:type="spellEnd"/>
+              <m:r>
+                <m:rPr>
+                  <m:nor/>
+                </m:rPr>
+                <w:rPr>
+                  <w:rFonts w:ascii="Cambria Math" w:hAnsi="Cambria Math"/>
+                  <w:iCs/>
+                  <w:szCs w:val="28"/>
+                </w:rPr>
+                <m:t xml:space="preserve"> × Ксм</m:t>
+              </m:r>
+              <m:r>
+                <m:rPr>
+                  <m:sty m:val="p"/>
+                </m:rPr>
+                <w:rPr>
+                  <w:rFonts w:ascii="Cambria Math" w:hAnsi="Cambria Math"/>
+                  <w:szCs w:val="28"/>
+                </w:rPr>
+                <m:t>,ч.,#(3.12)</m:t>
+              </m:r>
+            </m:e>
+          </m:eqArr>
+        </m:oMath>
+      </m:oMathPara>
+    </w:p>
+    <w:p>
+      <w:pPr>
+        <w:pStyle w:val="red"/>
+        <w:rPr>
+          <w:lang w:val="ru-RU"/>
+        </w:rPr>
+      </w:pPr>
+      <w:r>
+        <w:rPr>
+          <w:lang w:val="ru-RU"/>
+        </w:rPr>
+        <w:t xml:space="preserve">где </w:t>
+      </w:r>
+      <w:proofErr w:type="spellStart"/>
+      <w:r>
+        <w:rPr>
+          <w:lang w:val="ru-RU"/>
+        </w:rPr>
+        <w:t>Тмч</w:t>
+      </w:r>
+      <w:proofErr w:type="spellEnd"/>
+      <w:r>
+        <w:rPr>
+          <w:lang w:val="ru-RU"/>
+        </w:rPr>
+        <w:t xml:space="preserve"> – рабочее время в месяцах;</w:t>
+      </w:r>
+    </w:p>
+    <w:p>
+      <w:pPr>
+        <w:pStyle w:val="red"/>
+        <w:rPr>
+          <w:lang w:val="ru-RU"/>
+        </w:rPr>
+      </w:pPr>
+      <w:proofErr w:type="spellStart"/>
+      <w:r>
+        <w:rPr>
+          <w:lang w:val="ru-RU"/>
+        </w:rPr>
+        <w:t>Чрд</w:t>
+      </w:r>
+      <w:proofErr w:type="spellEnd"/>
+      <w:r>
+        <w:rPr>
+          <w:lang w:val="ru-RU"/>
+        </w:rPr>
+        <w:t xml:space="preserve"> – число рабочих дней в месяце;</w:t>
+      </w:r>
+    </w:p>
+    <w:p>
+      <w:pPr>
+        <w:pStyle w:val="red"/>
+        <w:rPr>
+          <w:lang w:val="ru-RU"/>
+        </w:rPr>
+      </w:pPr>
+      <w:proofErr w:type="spellStart"/>
+      <w:r>
+        <w:rPr>
+          <w:lang w:val="ru-RU"/>
+        </w:rPr>
+        <w:t>Тсм</w:t>
+      </w:r>
+      <w:proofErr w:type="spellEnd"/>
+      <w:r>
+        <w:rPr>
+          <w:lang w:val="ru-RU"/>
+        </w:rPr>
+        <w:t xml:space="preserve"> – продолжительность рабочей смены;</w:t>
+      </w:r>
+    </w:p>
+    <w:p>
+      <w:pPr>
+        <w:pStyle w:val="red"/>
+        <w:rPr>
+          <w:lang w:val="ru-RU"/>
+        </w:rPr>
+      </w:pPr>
+      <w:r>
+        <w:rPr>
+          <w:lang w:val="ru-RU"/>
+        </w:rPr>
+        <w:t>Ксм – количество рабочих смен.</w:t>
+      </w:r>
+    </w:p>
+    <w:p>
+      <w:pPr>
+        <w:spacing w:before="240" w:after="240"/>
+        <w:jc w:val="center"/>
+        <w:rPr>
+          <w:iCs/>
+          <w:szCs w:val="28"/>
+          <w:lang w:val="en-US"/>
+        </w:rPr>
+      </w:pPr>
+      <m:oMathPara>
+        <m:oMath>
+          <m:eqArr>
+            <m:eqArrPr>
+              <m:maxDist m:val="1"/>
+              <m:ctrlPr>
+                <w:rPr>
+                  <w:rFonts w:ascii="Cambria Math" w:hAnsi="Cambria Math"/>
+                  <w:iCs/>
+                  <w:szCs w:val="28"/>
+                  <w:lang w:val="en-US"/>
+                </w:rPr>
+              </m:ctrlPr>
+            </m:eqArrPr>
+            <m:e>
+              <w:proofErr w:type="spellStart"/>
+              <m:r>
+                <m:rPr>
+                  <m:nor/>
+                </m:rPr>
+                <w:rPr>
+                  <w:rFonts w:ascii="Cambria Math" w:hAnsi="Cambria Math"/>
+                  <w:iCs/>
+                  <w:szCs w:val="28"/>
+                </w:rPr>
+                <m:t>Тмрп</m:t>
+              </m:r>
+              <w:proofErr w:type="spellEnd"/>
+              <m:r>
+                <m:rPr>
+                  <m:nor/>
+                </m:rPr>
+                <w:rPr>
+                  <w:rFonts w:ascii="Cambria Math" w:hAnsi="Cambria Math"/>
+                  <w:iCs/>
+                  <w:szCs w:val="28"/>
+                </w:rPr>
+                <m:t xml:space="preserve"> = 1,66 × 2</m:t>
+              </m:r>
+              <m:r>
+                <m:rPr>
+                  <m:nor/>
+                </m:rPr>
+                <w:rPr>
+                  <w:rFonts w:ascii="Cambria Math" w:hAnsi="Cambria Math"/>
+                  <w:iCs/>
+                  <w:szCs w:val="28"/>
+                  <w:lang w:val="en-US"/>
+                </w:rPr>
+                <m:t>0</m:t>
+              </m:r>
+              <m:r>
+                <m:rPr>
+                  <m:nor/>
+                </m:rPr>
+                <w:rPr>
+                  <w:rFonts w:ascii="Cambria Math" w:hAnsi="Cambria Math"/>
+                  <w:iCs/>
+                  <w:szCs w:val="28"/>
+                </w:rPr>
+                <m:t xml:space="preserve"> × 8 × 1 =</m:t>
+              </m:r>
+              <m:r>
+                <m:rPr>
+                  <m:nor/>
+                </m:rPr>
+                <w:rPr>
+                  <w:rFonts w:ascii="Cambria Math" w:hAnsi="Cambria Math"/>
+                  <w:iCs/>
+                  <w:szCs w:val="28"/>
+                  <w:lang w:val="en-US"/>
+                </w:rPr>
+                <m:t xml:space="preserve"> </m:t>
+              </m:r>
+              <m:r>
+                <m:rPr>
+                  <m:nor/>
+                </m:rPr>
+                <w:rPr>
+                  <w:rFonts w:ascii="Cambria Math" w:hAnsi="Cambria Math"/>
+                  <w:iCs/>
+                  <w:szCs w:val="28"/>
+                </w:rPr>
+                <m:t>266</m:t>
+              </m:r>
+              <m:r>
+                <m:rPr>
+                  <m:sty m:val="p"/>
+                </m:rPr>
+                <w:rPr>
+                  <w:rFonts w:ascii="Cambria Math" w:hAnsi="Cambria Math"/>
+                  <w:szCs w:val="28"/>
+                  <w:lang w:val="en-US"/>
+                </w:rPr>
+                <m:t>,</m:t>
+              </m:r>
+              <m:r>
+                <m:rPr>
+                  <m:sty m:val="p"/>
+                </m:rPr>
+                <w:rPr>
+                  <w:rFonts w:ascii="Cambria Math" w:hAnsi="Cambria Math"/>
+                  <w:szCs w:val="28"/>
+                </w:rPr>
+                <m:t>ч.,#(</m:t>
+              </m:r>
+              <m:r>
+                <m:rPr>
+                  <m:sty m:val="p"/>
+                </m:rPr>
+                <w:rPr>
+                  <w:rFonts w:ascii="Cambria Math" w:hAnsi="Cambria Math"/>
+                  <w:szCs w:val="28"/>
+                  <w:lang w:val="en-US"/>
+                </w:rPr>
+                <m:t>3.13)</m:t>
+              </m:r>
+            </m:e>
+          </m:eqArr>
+        </m:oMath>
+      </m:oMathPara>
+    </w:p>
+    <w:p>
+      <w:pPr>
+        <w:pStyle w:val="4"/>
+      </w:pPr>
+      <w:r>
+        <w:t>Затраты на расходные материалы (</w:t>
+      </w:r>
+      <w:proofErr w:type="spellStart"/>
+      <w:r>
+        <w:t>Зрм</w:t>
       </w:r>
       <w:proofErr w:type="spellEnd"/>
       <w:r>
@@ -23335,97 +24996,495 @@
         <w:rPr>
           <w:lang w:val="ru-RU"/>
         </w:rPr>
-        <w:t>Сумма страховых взносов определяется по формуле:</w:t>
-      </w:r>
-    </w:p>
-    <w:p/>
-    <w:p>
-      <w:pPr>
+        <w:t>Затраты на расходные материалы, необходимые для разработки проектного решения, определяются по формуле:</w:t>
+      </w:r>
+    </w:p>
+    <w:p>
+      <w:pPr>
+        <w:spacing w:before="240" w:after="240"/>
         <w:jc w:val="center"/>
         <w:rPr>
+          <w:iCs/>
           <w:szCs w:val="28"/>
         </w:rPr>
       </w:pPr>
-      <w:proofErr w:type="spellStart"/>
-      <m:oMath>
-        <m:r>
-          <m:rPr>
-            <m:nor/>
-          </m:rPr>
-          <w:rPr>
-            <w:rFonts w:ascii="Cambria Math" w:hAnsi="Cambria Math"/>
-            <w:szCs w:val="28"/>
-          </w:rPr>
-          <m:t>Зст</m:t>
-        </m:r>
-        <w:proofErr w:type="spellEnd"/>
-        <m:r>
-          <m:rPr>
-            <m:nor/>
-          </m:rPr>
-          <w:rPr>
-            <w:rFonts w:ascii="Cambria Math" w:hAnsi="Cambria Math"/>
-            <w:szCs w:val="28"/>
-          </w:rPr>
-          <m:t xml:space="preserve"> = </m:t>
-        </m:r>
-        <w:proofErr w:type="spellStart"/>
-        <m:r>
-          <m:rPr>
-            <m:nor/>
-          </m:rPr>
-          <w:rPr>
-            <w:rFonts w:ascii="Cambria Math" w:hAnsi="Cambria Math"/>
-            <w:szCs w:val="28"/>
-          </w:rPr>
-          <m:t>Кст</m:t>
-        </m:r>
-        <w:proofErr w:type="spellEnd"/>
-        <m:r>
-          <m:rPr>
-            <m:nor/>
-          </m:rPr>
-          <w:rPr>
-            <w:rFonts w:ascii="Cambria Math" w:hAnsi="Cambria Math"/>
-            <w:szCs w:val="28"/>
-          </w:rPr>
-          <m:t xml:space="preserve"> × </m:t>
-        </m:r>
-        <w:proofErr w:type="spellStart"/>
-        <m:r>
-          <m:rPr>
-            <m:nor/>
-          </m:rPr>
-          <w:rPr>
-            <w:rFonts w:ascii="Cambria Math" w:hAnsi="Cambria Math"/>
-            <w:szCs w:val="28"/>
-          </w:rPr>
-          <m:t>Зот</m:t>
-        </m:r>
-      </m:oMath>
-      <w:proofErr w:type="spellEnd"/>
-      <w:r>
-        <w:rPr>
-          <w:rFonts w:ascii="Cambria Math" w:hAnsi="Cambria Math"/>
+      <m:oMathPara>
+        <m:oMath>
+          <m:eqArr>
+            <m:eqArrPr>
+              <m:maxDist m:val="1"/>
+              <m:ctrlPr>
+                <w:rPr>
+                  <w:rFonts w:ascii="Cambria Math" w:hAnsi="Cambria Math"/>
+                  <w:iCs/>
+                  <w:szCs w:val="28"/>
+                </w:rPr>
+              </m:ctrlPr>
+            </m:eqArrPr>
+            <m:e>
+              <w:proofErr w:type="spellStart"/>
+              <m:r>
+                <m:rPr>
+                  <m:nor/>
+                </m:rPr>
+                <w:rPr>
+                  <w:rFonts w:ascii="Cambria Math" w:hAnsi="Cambria Math"/>
+                  <w:iCs/>
+                  <w:szCs w:val="28"/>
+                </w:rPr>
+                <m:t>Зрм</m:t>
+              </m:r>
+              <w:proofErr w:type="spellEnd"/>
+              <m:r>
+                <m:rPr>
+                  <m:nor/>
+                </m:rPr>
+                <w:rPr>
+                  <w:rFonts w:ascii="Cambria Math" w:hAnsi="Cambria Math"/>
+                  <w:iCs/>
+                  <w:szCs w:val="28"/>
+                </w:rPr>
+                <m:t xml:space="preserve"> =  Р (1 + </m:t>
+              </m:r>
+              <w:proofErr w:type="spellStart"/>
+              <m:r>
+                <m:rPr>
+                  <m:nor/>
+                </m:rPr>
+                <w:rPr>
+                  <w:rFonts w:ascii="Cambria Math" w:hAnsi="Cambria Math"/>
+                  <w:iCs/>
+                  <w:szCs w:val="28"/>
+                </w:rPr>
+                <m:t>Кт</m:t>
+              </m:r>
+              <w:proofErr w:type="spellEnd"/>
+              <m:r>
+                <m:rPr>
+                  <m:nor/>
+                </m:rPr>
+                <w:rPr>
+                  <w:rFonts w:ascii="Cambria Math" w:hAnsi="Cambria Math"/>
+                  <w:iCs/>
+                  <w:szCs w:val="28"/>
+                </w:rPr>
+                <m:t>)</m:t>
+              </m:r>
+              <m:r>
+                <m:rPr>
+                  <m:sty m:val="p"/>
+                </m:rPr>
+                <w:rPr>
+                  <w:rFonts w:ascii="Cambria Math" w:hAnsi="Cambria Math"/>
+                  <w:szCs w:val="28"/>
+                </w:rPr>
+                <m:t>,руб.,#(3.14)</m:t>
+              </m:r>
+              <m:ctrlPr>
+                <w:rPr>
+                  <w:rFonts w:ascii="Cambria Math" w:hAnsi="Cambria Math"/>
+                  <w:iCs/>
+                  <w:szCs w:val="28"/>
+                  <w:lang w:val="en-US"/>
+                </w:rPr>
+              </m:ctrlPr>
+            </m:e>
+          </m:eqArr>
+        </m:oMath>
+      </m:oMathPara>
+    </w:p>
+    <w:p>
+      <w:pPr>
+        <w:pStyle w:val="red"/>
+        <w:rPr>
+          <w:lang w:val="ru-RU"/>
+        </w:rPr>
+      </w:pPr>
+      <w:r>
+        <w:rPr>
+          <w:lang w:val="ru-RU"/>
+        </w:rPr>
+        <w:t xml:space="preserve">где </w:t>
+      </w:r>
+      <w:r>
+        <w:t>P</w:t>
+      </w:r>
+      <w:r>
+        <w:rPr>
+          <w:lang w:val="ru-RU"/>
+        </w:rPr>
+        <w:t xml:space="preserve"> </w:t>
+      </w:r>
+      <w:r>
+        <w:rPr>
+          <w:lang w:val="ru-RU"/>
+        </w:rPr>
+        <w:t xml:space="preserve">– </w:t>
+      </w:r>
+      <w:r>
+        <w:rPr>
+          <w:lang w:val="ru-RU"/>
+        </w:rPr>
+        <w:t>затраты на расходные материалы, руб.;</w:t>
+      </w:r>
+    </w:p>
+    <w:p>
+      <w:pPr>
+        <w:pStyle w:val="red"/>
+        <w:rPr>
+          <w:lang w:val="ru-RU"/>
+        </w:rPr>
+      </w:pPr>
+      <w:proofErr w:type="spellStart"/>
+      <w:r>
+        <w:rPr>
+          <w:lang w:val="ru-RU"/>
+        </w:rPr>
+        <w:lastRenderedPageBreak/>
+        <w:t>Кт</w:t>
+      </w:r>
+      <w:proofErr w:type="spellEnd"/>
+      <w:r>
+        <w:rPr>
+          <w:lang w:val="ru-RU"/>
+        </w:rPr>
+        <w:t xml:space="preserve"> – коэффициент транспортных расходов.</w:t>
+      </w:r>
+    </w:p>
+    <w:p>
+      <w:pPr>
+        <w:spacing w:before="240" w:after="240"/>
+        <w:jc w:val="center"/>
+        <w:rPr>
+          <w:iCs/>
           <w:szCs w:val="28"/>
-        </w:rPr>
-        <w:t>, руб.,</w:t>
-      </w:r>
-    </w:p>
-    <w:p>
-      <w:pPr>
-        <w:jc w:val="right"/>
-        <w:rPr>
+          <w:lang w:val="en-US"/>
+        </w:rPr>
+      </w:pPr>
+      <m:oMathPara>
+        <m:oMath>
+          <m:eqArr>
+            <m:eqArrPr>
+              <m:maxDist m:val="1"/>
+              <m:ctrlPr>
+                <w:rPr>
+                  <w:rFonts w:ascii="Cambria Math" w:hAnsi="Cambria Math"/>
+                  <w:iCs/>
+                  <w:szCs w:val="28"/>
+                  <w:lang w:val="en-US"/>
+                </w:rPr>
+              </m:ctrlPr>
+            </m:eqArrPr>
+            <m:e>
+              <w:proofErr w:type="spellStart"/>
+              <m:r>
+                <m:rPr>
+                  <m:nor/>
+                </m:rPr>
+                <w:rPr>
+                  <w:rFonts w:ascii="Cambria Math" w:hAnsi="Cambria Math"/>
+                  <w:iCs/>
+                  <w:szCs w:val="28"/>
+                </w:rPr>
+                <m:t>Зрм</m:t>
+              </m:r>
+              <w:proofErr w:type="spellEnd"/>
+              <m:r>
+                <m:rPr>
+                  <m:nor/>
+                </m:rPr>
+                <w:rPr>
+                  <w:rFonts w:ascii="Cambria Math" w:hAnsi="Cambria Math"/>
+                  <w:iCs/>
+                  <w:szCs w:val="28"/>
+                </w:rPr>
+                <m:t xml:space="preserve"> = 7743,8 × (1 + 0,13) = 8750,49</m:t>
+              </m:r>
+              <m:r>
+                <m:rPr>
+                  <m:sty m:val="p"/>
+                </m:rPr>
+                <w:rPr>
+                  <w:rFonts w:ascii="Cambria Math" w:hAnsi="Cambria Math"/>
+                  <w:szCs w:val="28"/>
+                  <w:lang w:val="en-US"/>
+                </w:rPr>
+                <m:t>,р</m:t>
+              </m:r>
+              <m:r>
+                <m:rPr>
+                  <m:sty m:val="p"/>
+                </m:rPr>
+                <w:rPr>
+                  <w:rFonts w:ascii="Cambria Math" w:hAnsi="Cambria Math"/>
+                  <w:szCs w:val="28"/>
+                </w:rPr>
+                <m:t>уб.,#(</m:t>
+              </m:r>
+              <m:r>
+                <m:rPr>
+                  <m:sty m:val="p"/>
+                </m:rPr>
+                <w:rPr>
+                  <w:rFonts w:ascii="Cambria Math" w:hAnsi="Cambria Math"/>
+                  <w:szCs w:val="28"/>
+                  <w:lang w:val="en-US"/>
+                </w:rPr>
+                <m:t>3.15)</m:t>
+              </m:r>
+            </m:e>
+          </m:eqArr>
+        </m:oMath>
+      </m:oMathPara>
+    </w:p>
+    <w:p>
+      <w:pPr>
+        <w:pStyle w:val="4"/>
+      </w:pPr>
+      <w:r>
+        <w:t>Затраты по накладным расходам (</w:t>
+      </w:r>
+      <w:proofErr w:type="spellStart"/>
+      <w:r>
+        <w:t>Знр</w:t>
+      </w:r>
+      <w:proofErr w:type="spellEnd"/>
+      <w:r>
+        <w:t>)</w:t>
+      </w:r>
+    </w:p>
+    <w:p>
+      <w:pPr>
+        <w:pStyle w:val="red"/>
+        <w:rPr>
+          <w:lang w:val="ru-RU"/>
+        </w:rPr>
+      </w:pPr>
+      <w:r>
+        <w:rPr>
+          <w:lang w:val="ru-RU"/>
+        </w:rPr>
+        <w:t>Затраты по накладным расходам определяются по формуле:</w:t>
+      </w:r>
+    </w:p>
+    <w:p>
+      <w:pPr>
+        <w:spacing w:before="240" w:after="240"/>
+        <w:jc w:val="center"/>
+        <w:rPr>
+          <w:iCs/>
           <w:szCs w:val="28"/>
         </w:rPr>
       </w:pPr>
-      <w:r>
-        <w:rPr>
+      <m:oMathPara>
+        <m:oMath>
+          <m:eqArr>
+            <m:eqArrPr>
+              <m:maxDist m:val="1"/>
+              <m:ctrlPr>
+                <w:rPr>
+                  <w:rFonts w:ascii="Cambria Math" w:hAnsi="Cambria Math"/>
+                  <w:iCs/>
+                  <w:szCs w:val="28"/>
+                </w:rPr>
+              </m:ctrlPr>
+            </m:eqArrPr>
+            <m:e>
+              <w:proofErr w:type="spellStart"/>
+              <m:r>
+                <m:rPr>
+                  <m:nor/>
+                </m:rPr>
+                <w:rPr>
+                  <w:rFonts w:ascii="Cambria Math" w:hAnsi="Cambria Math"/>
+                  <w:iCs/>
+                  <w:szCs w:val="28"/>
+                </w:rPr>
+                <m:t>Знр</m:t>
+              </m:r>
+              <w:proofErr w:type="spellEnd"/>
+              <m:r>
+                <m:rPr>
+                  <m:nor/>
+                </m:rPr>
+                <w:rPr>
+                  <w:rFonts w:ascii="Cambria Math" w:hAnsi="Cambria Math"/>
+                  <w:iCs/>
+                  <w:szCs w:val="28"/>
+                </w:rPr>
+                <m:t xml:space="preserve"> = </m:t>
+              </m:r>
+              <w:proofErr w:type="spellStart"/>
+              <m:r>
+                <m:rPr>
+                  <m:nor/>
+                </m:rPr>
+                <w:rPr>
+                  <w:rFonts w:ascii="Cambria Math" w:hAnsi="Cambria Math"/>
+                  <w:iCs/>
+                  <w:szCs w:val="28"/>
+                </w:rPr>
+                <m:t>Кнр</m:t>
+              </m:r>
+              <w:proofErr w:type="spellEnd"/>
+              <m:r>
+                <m:rPr>
+                  <m:nor/>
+                </m:rPr>
+                <w:rPr>
+                  <w:rFonts w:ascii="Cambria Math" w:hAnsi="Cambria Math"/>
+                  <w:iCs/>
+                  <w:szCs w:val="28"/>
+                </w:rPr>
+                <m:t xml:space="preserve"> × </m:t>
+              </m:r>
+              <w:proofErr w:type="spellStart"/>
+              <m:r>
+                <m:rPr>
+                  <m:nor/>
+                </m:rPr>
+                <w:rPr>
+                  <w:rFonts w:ascii="Cambria Math" w:hAnsi="Cambria Math"/>
+                  <w:iCs/>
+                  <w:szCs w:val="28"/>
+                </w:rPr>
+                <m:t>Зот</m:t>
+              </m:r>
+              <w:proofErr w:type="spellEnd"/>
+              <m:r>
+                <m:rPr>
+                  <m:sty m:val="p"/>
+                </m:rPr>
+                <w:rPr>
+                  <w:rFonts w:ascii="Cambria Math" w:hAnsi="Cambria Math"/>
+                  <w:szCs w:val="28"/>
+                </w:rPr>
+                <m:t>,руб.,#(3.16)</m:t>
+              </m:r>
+            </m:e>
+          </m:eqArr>
+        </m:oMath>
+      </m:oMathPara>
+    </w:p>
+    <w:p>
+      <w:pPr>
+        <w:pStyle w:val="red"/>
+        <w:rPr>
+          <w:lang w:val="ru-RU"/>
+        </w:rPr>
+      </w:pPr>
+      <w:r>
+        <w:rPr>
+          <w:lang w:val="ru-RU"/>
+        </w:rPr>
+        <w:t xml:space="preserve">где </w:t>
+      </w:r>
+      <w:proofErr w:type="spellStart"/>
+      <w:r>
+        <w:rPr>
+          <w:lang w:val="ru-RU"/>
+        </w:rPr>
+        <w:t>Кнр</w:t>
+      </w:r>
+      <w:proofErr w:type="spellEnd"/>
+      <w:r>
+        <w:rPr>
+          <w:lang w:val="ru-RU"/>
+        </w:rPr>
+        <w:t xml:space="preserve"> – коэффициент накладных расходов, принимается для расчета по данным предприятия;</w:t>
+      </w:r>
+    </w:p>
+    <w:p>
+      <w:pPr>
+        <w:pStyle w:val="red"/>
+        <w:rPr>
+          <w:lang w:val="ru-RU"/>
+        </w:rPr>
+      </w:pPr>
+      <w:proofErr w:type="spellStart"/>
+      <w:r>
+        <w:rPr>
+          <w:lang w:val="ru-RU"/>
+        </w:rPr>
+        <w:t>Зот</w:t>
+      </w:r>
+      <w:proofErr w:type="spellEnd"/>
+      <w:r>
+        <w:rPr>
+          <w:lang w:val="ru-RU"/>
+        </w:rPr>
+        <w:t xml:space="preserve"> – затраты по оплате труда, руб.</w:t>
+      </w:r>
+    </w:p>
+    <w:p>
+      <w:pPr>
+        <w:spacing w:before="240" w:after="240"/>
+        <w:jc w:val="center"/>
+        <w:rPr>
+          <w:iCs/>
           <w:szCs w:val="28"/>
         </w:rPr>
-        <w:lastRenderedPageBreak/>
-        <w:t>(3.8)</w:t>
-      </w:r>
+      </w:pPr>
+      <m:oMathPara>
+        <m:oMath>
+          <m:eqArr>
+            <m:eqArrPr>
+              <m:maxDist m:val="1"/>
+              <m:ctrlPr>
+                <w:rPr>
+                  <w:rFonts w:ascii="Cambria Math" w:hAnsi="Cambria Math"/>
+                  <w:iCs/>
+                  <w:szCs w:val="28"/>
+                </w:rPr>
+              </m:ctrlPr>
+            </m:eqArrPr>
+            <m:e>
+              <w:proofErr w:type="spellStart"/>
+              <m:r>
+                <m:rPr>
+                  <m:nor/>
+                </m:rPr>
+                <w:rPr>
+                  <w:rFonts w:ascii="Cambria Math" w:hAnsi="Cambria Math"/>
+                  <w:iCs/>
+                  <w:szCs w:val="28"/>
+                </w:rPr>
+                <m:t>Знр</m:t>
+              </m:r>
+              <w:proofErr w:type="spellEnd"/>
+              <m:r>
+                <m:rPr>
+                  <m:nor/>
+                </m:rPr>
+                <w:rPr>
+                  <w:rFonts w:ascii="Cambria Math" w:hAnsi="Cambria Math"/>
+                  <w:iCs/>
+                  <w:szCs w:val="28"/>
+                </w:rPr>
+                <m:t xml:space="preserve"> = 0,56 × 563500= 315560</m:t>
+              </m:r>
+              <m:r>
+                <m:rPr>
+                  <m:sty m:val="p"/>
+                </m:rPr>
+                <w:rPr>
+                  <w:rFonts w:ascii="Cambria Math" w:hAnsi="Cambria Math"/>
+                  <w:szCs w:val="28"/>
+                </w:rPr>
+                <m:t>,руб.,#(3.17)</m:t>
+              </m:r>
+              <m:ctrlPr>
+                <w:rPr>
+                  <w:rFonts w:ascii="Cambria Math" w:hAnsi="Cambria Math"/>
+                  <w:iCs/>
+                  <w:szCs w:val="28"/>
+                  <w:lang w:val="en-US"/>
+                </w:rPr>
+              </m:ctrlPr>
+            </m:e>
+          </m:eqArr>
+        </m:oMath>
+      </m:oMathPara>
     </w:p>
     <w:p>
       <w:pPr>
@@ -23438,1142 +25497,6 @@
         <w:rPr>
           <w:lang w:val="ru-RU"/>
         </w:rPr>
-        <w:t xml:space="preserve">где </w:t>
-      </w:r>
-      <w:proofErr w:type="spellStart"/>
-      <w:r>
-        <w:rPr>
-          <w:lang w:val="ru-RU"/>
-        </w:rPr>
-        <w:t>Кст</w:t>
-      </w:r>
-      <w:proofErr w:type="spellEnd"/>
-      <w:r>
-        <w:rPr>
-          <w:lang w:val="ru-RU"/>
-        </w:rPr>
-        <w:t xml:space="preserve"> – коэффициент страховых взносов для расчета отчислений во внебюджетные фонды.</w:t>
-      </w:r>
-    </w:p>
-    <w:p/>
-    <w:p>
-      <w:pPr>
-        <w:jc w:val="center"/>
-        <w:rPr>
-          <w:szCs w:val="28"/>
-        </w:rPr>
-      </w:pPr>
-      <w:proofErr w:type="spellStart"/>
-      <m:oMath>
-        <m:r>
-          <m:rPr>
-            <m:nor/>
-          </m:rPr>
-          <w:rPr>
-            <w:rFonts w:ascii="Cambria Math" w:hAnsi="Cambria Math"/>
-            <w:szCs w:val="28"/>
-          </w:rPr>
-          <m:t>Зст</m:t>
-        </m:r>
-        <w:proofErr w:type="spellEnd"/>
-        <m:r>
-          <m:rPr>
-            <m:nor/>
-          </m:rPr>
-          <w:rPr>
-            <w:rFonts w:ascii="Cambria Math" w:hAnsi="Cambria Math"/>
-            <w:szCs w:val="28"/>
-          </w:rPr>
-          <m:t xml:space="preserve"> = 0,3 × 563500</m:t>
-        </m:r>
-        <m:r>
-          <m:rPr>
-            <m:nor/>
-          </m:rPr>
-          <w:rPr>
-            <w:rFonts w:ascii="Cambria Math" w:hAnsi="Cambria Math"/>
-            <w:szCs w:val="28"/>
-            <w:lang w:val="en-US"/>
-          </w:rPr>
-          <m:t xml:space="preserve"> </m:t>
-        </m:r>
-        <m:r>
-          <m:rPr>
-            <m:nor/>
-          </m:rPr>
-          <w:rPr>
-            <w:rFonts w:ascii="Cambria Math" w:hAnsi="Cambria Math"/>
-            <w:szCs w:val="28"/>
-          </w:rPr>
-          <m:t>= 169050</m:t>
-        </m:r>
-      </m:oMath>
-      <w:r>
-        <w:rPr>
-          <w:rFonts w:ascii="Cambria Math" w:hAnsi="Cambria Math"/>
-          <w:szCs w:val="28"/>
-        </w:rPr>
-        <w:t>, руб.,</w:t>
-      </w:r>
-    </w:p>
-    <w:p>
-      <w:pPr>
-        <w:jc w:val="right"/>
-      </w:pPr>
-      <w:r>
-        <w:t>(3.9)</w:t>
-      </w:r>
-    </w:p>
-    <w:p>
-      <w:pPr>
-        <w:pStyle w:val="4"/>
-      </w:pPr>
-      <w:r>
-        <w:t>Затраты по содержанию ЭВМ (</w:t>
-      </w:r>
-      <w:proofErr w:type="spellStart"/>
-      <w:r>
-        <w:t>Зэвм</w:t>
-      </w:r>
-      <w:proofErr w:type="spellEnd"/>
-      <w:r>
-        <w:t xml:space="preserve">), </w:t>
-      </w:r>
-      <w:proofErr w:type="spellStart"/>
-      <w:r>
-        <w:t>руб</w:t>
-      </w:r>
-      <w:proofErr w:type="spellEnd"/>
-    </w:p>
-    <w:p>
-      <w:pPr>
-        <w:pStyle w:val="red"/>
-        <w:rPr>
-          <w:lang w:val="ru-RU"/>
-        </w:rPr>
-      </w:pPr>
-      <w:r>
-        <w:rPr>
-          <w:lang w:val="ru-RU"/>
-        </w:rPr>
-        <w:t>Затраты, связанные с эксплуатацией и содержанием ЭВМ, определяются по формуле:</w:t>
-      </w:r>
-    </w:p>
-    <w:p/>
-    <w:p>
-      <w:pPr>
-        <w:jc w:val="center"/>
-        <w:rPr>
-          <w:szCs w:val="28"/>
-        </w:rPr>
-      </w:pPr>
-      <w:proofErr w:type="spellStart"/>
-      <m:oMath>
-        <m:r>
-          <m:rPr>
-            <m:nor/>
-          </m:rPr>
-          <w:rPr>
-            <w:rFonts w:ascii="Cambria Math" w:hAnsi="Cambria Math"/>
-            <w:szCs w:val="28"/>
-          </w:rPr>
-          <m:t>Зэвм</m:t>
-        </m:r>
-        <w:proofErr w:type="spellEnd"/>
-        <m:r>
-          <m:rPr>
-            <m:nor/>
-          </m:rPr>
-          <w:rPr>
-            <w:rFonts w:ascii="Cambria Math" w:hAnsi="Cambria Math"/>
-            <w:szCs w:val="28"/>
-          </w:rPr>
-          <m:t xml:space="preserve"> = </m:t>
-        </m:r>
-        <w:proofErr w:type="spellStart"/>
-        <m:r>
-          <m:rPr>
-            <m:nor/>
-          </m:rPr>
-          <w:rPr>
-            <w:rFonts w:ascii="Cambria Math" w:hAnsi="Cambria Math"/>
-            <w:szCs w:val="28"/>
-          </w:rPr>
-          <m:t>Тмрп</m:t>
-        </m:r>
-        <w:proofErr w:type="spellEnd"/>
-        <m:r>
-          <m:rPr>
-            <m:nor/>
-          </m:rPr>
-          <w:rPr>
-            <w:rFonts w:ascii="Cambria Math" w:hAnsi="Cambria Math"/>
-            <w:szCs w:val="28"/>
-          </w:rPr>
-          <m:t xml:space="preserve"> × </m:t>
-        </m:r>
-        <w:proofErr w:type="spellStart"/>
-        <m:r>
-          <m:rPr>
-            <m:nor/>
-          </m:rPr>
-          <w:rPr>
-            <w:rFonts w:ascii="Cambria Math" w:hAnsi="Cambria Math"/>
-            <w:szCs w:val="28"/>
-          </w:rPr>
-          <m:t>Кгт</m:t>
-        </m:r>
-        <w:proofErr w:type="spellEnd"/>
-        <m:r>
-          <m:rPr>
-            <m:nor/>
-          </m:rPr>
-          <w:rPr>
-            <w:rFonts w:ascii="Cambria Math" w:hAnsi="Cambria Math"/>
-            <w:szCs w:val="28"/>
-          </w:rPr>
-          <m:t xml:space="preserve"> × Q × </m:t>
-        </m:r>
-        <w:proofErr w:type="spellStart"/>
-        <m:r>
-          <m:rPr>
-            <m:nor/>
-          </m:rPr>
-          <w:rPr>
-            <w:rFonts w:ascii="Cambria Math" w:hAnsi="Cambria Math"/>
-            <w:szCs w:val="28"/>
-          </w:rPr>
-          <m:t>Cм</m:t>
-        </m:r>
-        <w:proofErr w:type="spellEnd"/>
-        <m:r>
-          <m:rPr>
-            <m:nor/>
-          </m:rPr>
-          <w:rPr>
-            <w:rFonts w:ascii="Cambria Math" w:hAnsi="Cambria Math"/>
-            <w:szCs w:val="28"/>
-          </w:rPr>
-          <m:t>/ч</m:t>
-        </m:r>
-      </m:oMath>
-      <w:r>
-        <w:rPr>
-          <w:rFonts w:ascii="Cambria Math" w:hAnsi="Cambria Math"/>
-          <w:szCs w:val="28"/>
-        </w:rPr>
-        <w:t>, руб.,</w:t>
-      </w:r>
-    </w:p>
-    <w:p>
-      <w:pPr>
-        <w:jc w:val="right"/>
-        <w:rPr>
-          <w:szCs w:val="28"/>
-        </w:rPr>
-      </w:pPr>
-      <w:r>
-        <w:rPr>
-          <w:szCs w:val="28"/>
-        </w:rPr>
-        <w:t>(3.10)</w:t>
-      </w:r>
-    </w:p>
-    <w:p>
-      <w:pPr>
-        <w:pStyle w:val="red"/>
-        <w:rPr>
-          <w:lang w:val="ru-RU"/>
-        </w:rPr>
-      </w:pPr>
-      <w:r>
-        <w:rPr>
-          <w:lang w:val="ru-RU"/>
-        </w:rPr>
-        <w:t xml:space="preserve">где </w:t>
-      </w:r>
-      <w:proofErr w:type="spellStart"/>
-      <w:r>
-        <w:rPr>
-          <w:lang w:val="ru-RU"/>
-        </w:rPr>
-        <w:t>Тмрп</w:t>
-      </w:r>
-      <w:proofErr w:type="spellEnd"/>
-      <w:r>
-        <w:rPr>
-          <w:lang w:val="ru-RU"/>
-        </w:rPr>
-        <w:t xml:space="preserve"> – машинное время на разработку проектного решения, ч.;</w:t>
-      </w:r>
-    </w:p>
-    <w:p>
-      <w:pPr>
-        <w:pStyle w:val="red"/>
-        <w:rPr>
-          <w:lang w:val="ru-RU"/>
-        </w:rPr>
-      </w:pPr>
-      <w:proofErr w:type="spellStart"/>
-      <w:r>
-        <w:rPr>
-          <w:lang w:val="ru-RU"/>
-        </w:rPr>
-        <w:t>Кгт</w:t>
-      </w:r>
-      <w:proofErr w:type="spellEnd"/>
-      <w:r>
-        <w:rPr>
-          <w:lang w:val="ru-RU"/>
-        </w:rPr>
-        <w:t xml:space="preserve"> – коэффициент готовности техники;</w:t>
-      </w:r>
-    </w:p>
-    <w:p>
-      <w:pPr>
-        <w:pStyle w:val="red"/>
-        <w:rPr>
-          <w:lang w:val="ru-RU"/>
-        </w:rPr>
-      </w:pPr>
-      <w:r>
-        <w:t>Q</w:t>
-      </w:r>
-      <w:r>
-        <w:rPr>
-          <w:lang w:val="ru-RU"/>
-        </w:rPr>
-        <w:t xml:space="preserve"> – количество условных единиц используемой техники;</w:t>
-      </w:r>
-    </w:p>
-    <w:p>
-      <w:pPr>
-        <w:pStyle w:val="red"/>
-        <w:rPr>
-          <w:lang w:val="ru-RU"/>
-        </w:rPr>
-      </w:pPr>
-      <w:r>
-        <w:t>C</w:t>
-      </w:r>
-      <w:r>
-        <w:rPr>
-          <w:lang w:val="ru-RU"/>
-        </w:rPr>
-        <w:t>м/ч – стоимость машино-часа эксплуатации оборудования, руб. в ч.</w:t>
-      </w:r>
-    </w:p>
-    <w:p/>
-    <w:p>
-      <w:pPr>
-        <w:jc w:val="center"/>
-        <w:rPr>
-          <w:szCs w:val="28"/>
-        </w:rPr>
-      </w:pPr>
-      <w:proofErr w:type="spellStart"/>
-      <m:oMath>
-        <m:r>
-          <m:rPr>
-            <m:nor/>
-          </m:rPr>
-          <w:rPr>
-            <w:rFonts w:ascii="Cambria Math" w:hAnsi="Cambria Math"/>
-            <w:szCs w:val="28"/>
-          </w:rPr>
-          <m:t>Зэвм</m:t>
-        </m:r>
-        <w:proofErr w:type="spellEnd"/>
-        <m:r>
-          <m:rPr>
-            <m:nor/>
-          </m:rPr>
-          <w:rPr>
-            <w:rFonts w:ascii="Cambria Math" w:hAnsi="Cambria Math"/>
-            <w:szCs w:val="28"/>
-          </w:rPr>
-          <m:t xml:space="preserve"> = 256 × 0,97 × 4 × 22,3 = 23015,38</m:t>
-        </m:r>
-      </m:oMath>
-      <w:r>
-        <w:rPr>
-          <w:rFonts w:ascii="Cambria Math" w:hAnsi="Cambria Math"/>
-          <w:szCs w:val="28"/>
-        </w:rPr>
-        <w:t>, руб.,</w:t>
-      </w:r>
-    </w:p>
-    <w:p>
-      <w:pPr>
-        <w:jc w:val="right"/>
-        <w:rPr>
-          <w:szCs w:val="28"/>
-        </w:rPr>
-      </w:pPr>
-      <w:r>
-        <w:rPr>
-          <w:szCs w:val="28"/>
-        </w:rPr>
-        <w:t>(3.11)</w:t>
-      </w:r>
-    </w:p>
-    <w:p>
-      <w:pPr>
-        <w:pStyle w:val="red"/>
-        <w:rPr>
-          <w:lang w:val="ru-RU"/>
-        </w:rPr>
-      </w:pPr>
-      <w:r>
-        <w:rPr>
-          <w:lang w:val="ru-RU"/>
-        </w:rPr>
-        <w:t>Т.к. машинное время может измеряться в месяцах, а себестоимость машино-часа за один час, то машинное время необходимо перевести в часы.</w:t>
-      </w:r>
-    </w:p>
-    <w:p>
-      <w:pPr>
-        <w:pStyle w:val="red"/>
-        <w:rPr>
-          <w:lang w:val="ru-RU"/>
-        </w:rPr>
-      </w:pPr>
-      <w:r>
-        <w:rPr>
-          <w:lang w:val="ru-RU"/>
-        </w:rPr>
-        <w:t>Перевод рабочего времени в часы осуществляется по формуле:</w:t>
-      </w:r>
-    </w:p>
-    <w:p/>
-    <w:p>
-      <w:pPr>
-        <w:jc w:val="center"/>
-        <w:rPr>
-          <w:szCs w:val="28"/>
-        </w:rPr>
-      </w:pPr>
-      <w:proofErr w:type="spellStart"/>
-      <m:oMath>
-        <m:r>
-          <m:rPr>
-            <m:nor/>
-          </m:rPr>
-          <w:rPr>
-            <w:rFonts w:ascii="Cambria Math" w:hAnsi="Cambria Math"/>
-            <w:szCs w:val="28"/>
-          </w:rPr>
-          <m:t>Тмрп</m:t>
-        </m:r>
-        <w:proofErr w:type="spellEnd"/>
-        <m:r>
-          <m:rPr>
-            <m:nor/>
-          </m:rPr>
-          <w:rPr>
-            <w:rFonts w:ascii="Cambria Math" w:hAnsi="Cambria Math"/>
-            <w:szCs w:val="28"/>
-          </w:rPr>
-          <m:t xml:space="preserve"> = </m:t>
-        </m:r>
-        <w:proofErr w:type="spellStart"/>
-        <m:r>
-          <m:rPr>
-            <m:nor/>
-          </m:rPr>
-          <w:rPr>
-            <w:rFonts w:ascii="Cambria Math" w:hAnsi="Cambria Math"/>
-            <w:szCs w:val="28"/>
-          </w:rPr>
-          <m:t>Тмч</m:t>
-        </m:r>
-        <w:proofErr w:type="spellEnd"/>
-        <m:r>
-          <m:rPr>
-            <m:nor/>
-          </m:rPr>
-          <w:rPr>
-            <w:rFonts w:ascii="Cambria Math" w:hAnsi="Cambria Math"/>
-            <w:szCs w:val="28"/>
-          </w:rPr>
-          <m:t xml:space="preserve"> × </m:t>
-        </m:r>
-        <w:proofErr w:type="spellStart"/>
-        <m:r>
-          <m:rPr>
-            <m:nor/>
-          </m:rPr>
-          <w:rPr>
-            <w:rFonts w:ascii="Cambria Math" w:hAnsi="Cambria Math"/>
-            <w:szCs w:val="28"/>
-          </w:rPr>
-          <m:t>Чрд</m:t>
-        </m:r>
-        <w:proofErr w:type="spellEnd"/>
-        <m:r>
-          <m:rPr>
-            <m:nor/>
-          </m:rPr>
-          <w:rPr>
-            <w:rFonts w:ascii="Cambria Math" w:hAnsi="Cambria Math"/>
-            <w:szCs w:val="28"/>
-          </w:rPr>
-          <m:t xml:space="preserve"> × </m:t>
-        </m:r>
-        <w:proofErr w:type="spellStart"/>
-        <m:r>
-          <m:rPr>
-            <m:nor/>
-          </m:rPr>
-          <w:rPr>
-            <w:rFonts w:ascii="Cambria Math" w:hAnsi="Cambria Math"/>
-            <w:szCs w:val="28"/>
-          </w:rPr>
-          <m:t>Тсм</m:t>
-        </m:r>
-        <w:proofErr w:type="spellEnd"/>
-        <m:r>
-          <m:rPr>
-            <m:nor/>
-          </m:rPr>
-          <w:rPr>
-            <w:rFonts w:ascii="Cambria Math" w:hAnsi="Cambria Math"/>
-            <w:szCs w:val="28"/>
-          </w:rPr>
-          <m:t xml:space="preserve"> × Ксм</m:t>
-        </m:r>
-      </m:oMath>
-      <w:r>
-        <w:rPr>
-          <w:rFonts w:ascii="Cambria Math" w:hAnsi="Cambria Math"/>
-          <w:szCs w:val="28"/>
-        </w:rPr>
-        <w:t>, ч.,</w:t>
-      </w:r>
-    </w:p>
-    <w:p>
-      <w:pPr>
-        <w:jc w:val="right"/>
-      </w:pPr>
-      <w:r>
-        <w:t>(3.12)</w:t>
-      </w:r>
-    </w:p>
-    <w:p>
-      <w:pPr>
-        <w:pStyle w:val="red"/>
-        <w:rPr>
-          <w:lang w:val="ru-RU"/>
-        </w:rPr>
-      </w:pPr>
-      <w:r>
-        <w:rPr>
-          <w:lang w:val="ru-RU"/>
-        </w:rPr>
-        <w:t xml:space="preserve">где </w:t>
-      </w:r>
-      <w:proofErr w:type="spellStart"/>
-      <w:r>
-        <w:rPr>
-          <w:lang w:val="ru-RU"/>
-        </w:rPr>
-        <w:t>Тмч</w:t>
-      </w:r>
-      <w:proofErr w:type="spellEnd"/>
-      <w:r>
-        <w:rPr>
-          <w:lang w:val="ru-RU"/>
-        </w:rPr>
-        <w:t xml:space="preserve"> – рабочее время в месяцах;</w:t>
-      </w:r>
-    </w:p>
-    <w:p>
-      <w:pPr>
-        <w:pStyle w:val="red"/>
-        <w:rPr>
-          <w:lang w:val="ru-RU"/>
-        </w:rPr>
-      </w:pPr>
-      <w:proofErr w:type="spellStart"/>
-      <w:r>
-        <w:rPr>
-          <w:lang w:val="ru-RU"/>
-        </w:rPr>
-        <w:t>Чрд</w:t>
-      </w:r>
-      <w:proofErr w:type="spellEnd"/>
-      <w:r>
-        <w:rPr>
-          <w:lang w:val="ru-RU"/>
-        </w:rPr>
-        <w:t xml:space="preserve"> – число рабочих дней в месяце;</w:t>
-      </w:r>
-    </w:p>
-    <w:p>
-      <w:pPr>
-        <w:pStyle w:val="red"/>
-        <w:rPr>
-          <w:lang w:val="ru-RU"/>
-        </w:rPr>
-      </w:pPr>
-      <w:proofErr w:type="spellStart"/>
-      <w:r>
-        <w:rPr>
-          <w:lang w:val="ru-RU"/>
-        </w:rPr>
-        <w:t>Тсм</w:t>
-      </w:r>
-      <w:proofErr w:type="spellEnd"/>
-      <w:r>
-        <w:rPr>
-          <w:lang w:val="ru-RU"/>
-        </w:rPr>
-        <w:t xml:space="preserve"> – продолжительность рабочей смены;</w:t>
-      </w:r>
-    </w:p>
-    <w:p>
-      <w:pPr>
-        <w:pStyle w:val="red"/>
-        <w:rPr>
-          <w:lang w:val="ru-RU"/>
-        </w:rPr>
-      </w:pPr>
-      <w:r>
-        <w:rPr>
-          <w:lang w:val="ru-RU"/>
-        </w:rPr>
-        <w:lastRenderedPageBreak/>
-        <w:t>Ксм – количество рабочих смен.</w:t>
-      </w:r>
-    </w:p>
-    <w:p/>
-    <w:p>
-      <w:pPr>
-        <w:jc w:val="center"/>
-        <w:rPr>
-          <w:szCs w:val="28"/>
-        </w:rPr>
-      </w:pPr>
-      <w:proofErr w:type="spellStart"/>
-      <m:oMath>
-        <m:r>
-          <m:rPr>
-            <m:nor/>
-          </m:rPr>
-          <w:rPr>
-            <w:rFonts w:ascii="Cambria Math" w:hAnsi="Cambria Math"/>
-            <w:szCs w:val="28"/>
-          </w:rPr>
-          <m:t>Тмрп</m:t>
-        </m:r>
-        <w:proofErr w:type="spellEnd"/>
-        <m:r>
-          <m:rPr>
-            <m:nor/>
-          </m:rPr>
-          <w:rPr>
-            <w:rFonts w:ascii="Cambria Math" w:hAnsi="Cambria Math"/>
-            <w:szCs w:val="28"/>
-          </w:rPr>
-          <m:t xml:space="preserve"> = 1,66 × 2</m:t>
-        </m:r>
-        <m:r>
-          <m:rPr>
-            <m:nor/>
-          </m:rPr>
-          <w:rPr>
-            <w:rFonts w:ascii="Cambria Math" w:hAnsi="Cambria Math"/>
-            <w:szCs w:val="28"/>
-            <w:lang w:val="en-US"/>
-          </w:rPr>
-          <m:t>0</m:t>
-        </m:r>
-        <m:r>
-          <m:rPr>
-            <m:nor/>
-          </m:rPr>
-          <w:rPr>
-            <w:rFonts w:ascii="Cambria Math" w:hAnsi="Cambria Math"/>
-            <w:szCs w:val="28"/>
-          </w:rPr>
-          <m:t xml:space="preserve"> × 8 × 1 =</m:t>
-        </m:r>
-        <m:r>
-          <m:rPr>
-            <m:nor/>
-          </m:rPr>
-          <w:rPr>
-            <w:rFonts w:ascii="Cambria Math" w:hAnsi="Cambria Math"/>
-            <w:szCs w:val="28"/>
-            <w:lang w:val="en-US"/>
-          </w:rPr>
-          <m:t xml:space="preserve"> </m:t>
-        </m:r>
-        <m:r>
-          <m:rPr>
-            <m:nor/>
-          </m:rPr>
-          <w:rPr>
-            <w:rFonts w:ascii="Cambria Math" w:hAnsi="Cambria Math"/>
-            <w:szCs w:val="28"/>
-          </w:rPr>
-          <m:t>266</m:t>
-        </m:r>
-      </m:oMath>
-      <w:r>
-        <w:rPr>
-          <w:rFonts w:ascii="Cambria Math" w:hAnsi="Cambria Math"/>
-          <w:szCs w:val="28"/>
-        </w:rPr>
-        <w:t>, ч.,</w:t>
-      </w:r>
-    </w:p>
-    <w:p>
-      <w:pPr>
-        <w:jc w:val="right"/>
-      </w:pPr>
-      <w:r>
-        <w:rPr>
-          <w:szCs w:val="28"/>
-        </w:rPr>
-        <w:t>(3.13)</w:t>
-      </w:r>
-    </w:p>
-    <w:p>
-      <w:pPr>
-        <w:pStyle w:val="4"/>
-      </w:pPr>
-      <w:r>
-        <w:t>Затраты на расходные материалы (</w:t>
-      </w:r>
-      <w:proofErr w:type="spellStart"/>
-      <w:r>
-        <w:t>Зрм</w:t>
-      </w:r>
-      <w:proofErr w:type="spellEnd"/>
-      <w:r>
-        <w:t>), руб.</w:t>
-      </w:r>
-    </w:p>
-    <w:p>
-      <w:pPr>
-        <w:pStyle w:val="red"/>
-        <w:rPr>
-          <w:lang w:val="ru-RU"/>
-        </w:rPr>
-      </w:pPr>
-      <w:r>
-        <w:rPr>
-          <w:lang w:val="ru-RU"/>
-        </w:rPr>
-        <w:t>Затраты на расходные материалы, необходимые для разработки проектного решения, определяются по формуле:</w:t>
-      </w:r>
-    </w:p>
-    <w:p/>
-    <w:p>
-      <w:pPr>
-        <w:jc w:val="center"/>
-        <w:rPr>
-          <w:szCs w:val="28"/>
-        </w:rPr>
-      </w:pPr>
-      <w:proofErr w:type="spellStart"/>
-      <m:oMath>
-        <m:r>
-          <m:rPr>
-            <m:nor/>
-          </m:rPr>
-          <w:rPr>
-            <w:rFonts w:ascii="Cambria Math" w:hAnsi="Cambria Math"/>
-            <w:szCs w:val="28"/>
-          </w:rPr>
-          <m:t>Зрм</m:t>
-        </m:r>
-        <w:proofErr w:type="spellEnd"/>
-        <m:r>
-          <m:rPr>
-            <m:nor/>
-          </m:rPr>
-          <w:rPr>
-            <w:rFonts w:ascii="Cambria Math" w:hAnsi="Cambria Math"/>
-            <w:szCs w:val="28"/>
-          </w:rPr>
-          <m:t xml:space="preserve"> =  Р (1 + </m:t>
-        </m:r>
-        <w:proofErr w:type="spellStart"/>
-        <m:r>
-          <m:rPr>
-            <m:nor/>
-          </m:rPr>
-          <w:rPr>
-            <w:rFonts w:ascii="Cambria Math" w:hAnsi="Cambria Math"/>
-            <w:szCs w:val="28"/>
-          </w:rPr>
-          <m:t>Кт</m:t>
-        </m:r>
-        <w:proofErr w:type="spellEnd"/>
-        <m:r>
-          <m:rPr>
-            <m:nor/>
-          </m:rPr>
-          <w:rPr>
-            <w:rFonts w:ascii="Cambria Math" w:hAnsi="Cambria Math"/>
-            <w:szCs w:val="28"/>
-          </w:rPr>
-          <m:t>)</m:t>
-        </m:r>
-      </m:oMath>
-      <w:r>
-        <w:rPr>
-          <w:rFonts w:ascii="Cambria Math" w:hAnsi="Cambria Math"/>
-          <w:szCs w:val="28"/>
-        </w:rPr>
-        <w:t>, руб.,</w:t>
-      </w:r>
-    </w:p>
-    <w:p>
-      <w:pPr>
-        <w:jc w:val="right"/>
-        <w:rPr>
-          <w:szCs w:val="28"/>
-        </w:rPr>
-      </w:pPr>
-      <w:r>
-        <w:rPr>
-          <w:szCs w:val="28"/>
-        </w:rPr>
-        <w:t>(3.14)</w:t>
-      </w:r>
-    </w:p>
-    <w:p>
-      <w:pPr>
-        <w:pStyle w:val="red"/>
-        <w:rPr>
-          <w:lang w:val="ru-RU"/>
-        </w:rPr>
-      </w:pPr>
-      <w:r>
-        <w:rPr>
-          <w:lang w:val="ru-RU"/>
-        </w:rPr>
-        <w:t xml:space="preserve">где </w:t>
-      </w:r>
-      <w:r>
-        <w:t>P</w:t>
-      </w:r>
-      <w:r>
-        <w:rPr>
-          <w:lang w:val="ru-RU"/>
-        </w:rPr>
-        <w:t>- затраты на расходные материалы, руб.;</w:t>
-      </w:r>
-    </w:p>
-    <w:p>
-      <w:pPr>
-        <w:pStyle w:val="red"/>
-        <w:rPr>
-          <w:lang w:val="ru-RU"/>
-        </w:rPr>
-      </w:pPr>
-      <w:proofErr w:type="spellStart"/>
-      <w:r>
-        <w:rPr>
-          <w:lang w:val="ru-RU"/>
-        </w:rPr>
-        <w:t>Кт</w:t>
-      </w:r>
-      <w:proofErr w:type="spellEnd"/>
-      <w:r>
-        <w:rPr>
-          <w:lang w:val="ru-RU"/>
-        </w:rPr>
-        <w:t xml:space="preserve"> – коэффициент транспортных расходов.</w:t>
-      </w:r>
-    </w:p>
-    <w:p/>
-    <w:p>
-      <w:pPr>
-        <w:jc w:val="center"/>
-        <w:rPr>
-          <w:szCs w:val="28"/>
-        </w:rPr>
-      </w:pPr>
-      <w:proofErr w:type="spellStart"/>
-      <m:oMath>
-        <m:r>
-          <m:rPr>
-            <m:nor/>
-          </m:rPr>
-          <w:rPr>
-            <w:rFonts w:ascii="Cambria Math" w:hAnsi="Cambria Math"/>
-            <w:szCs w:val="28"/>
-          </w:rPr>
-          <m:t>Зрм</m:t>
-        </m:r>
-        <w:proofErr w:type="spellEnd"/>
-        <m:r>
-          <m:rPr>
-            <m:nor/>
-          </m:rPr>
-          <w:rPr>
-            <w:rFonts w:ascii="Cambria Math" w:hAnsi="Cambria Math"/>
-            <w:szCs w:val="28"/>
-          </w:rPr>
-          <m:t xml:space="preserve"> = 7743,8 × (1 + 0,13) = 8750,49</m:t>
-        </m:r>
-      </m:oMath>
-      <w:r>
-        <w:rPr>
-          <w:rFonts w:ascii="Cambria Math" w:hAnsi="Cambria Math"/>
-          <w:szCs w:val="28"/>
-        </w:rPr>
-        <w:t>, руб.,</w:t>
-      </w:r>
-    </w:p>
-    <w:p>
-      <w:pPr>
-        <w:jc w:val="right"/>
-      </w:pPr>
-      <w:r>
-        <w:rPr>
-          <w:szCs w:val="28"/>
-        </w:rPr>
-        <w:t>(3.15)</w:t>
-      </w:r>
-    </w:p>
-    <w:p>
-      <w:pPr>
-        <w:pStyle w:val="4"/>
-      </w:pPr>
-      <w:r>
-        <w:t>Затраты по накладным расходам (</w:t>
-      </w:r>
-      <w:proofErr w:type="spellStart"/>
-      <w:r>
-        <w:t>Знр</w:t>
-      </w:r>
-      <w:proofErr w:type="spellEnd"/>
-      <w:r>
-        <w:t>)</w:t>
-      </w:r>
-    </w:p>
-    <w:p>
-      <w:pPr>
-        <w:pStyle w:val="red"/>
-        <w:rPr>
-          <w:lang w:val="ru-RU"/>
-        </w:rPr>
-      </w:pPr>
-      <w:r>
-        <w:rPr>
-          <w:lang w:val="ru-RU"/>
-        </w:rPr>
-        <w:t>Затраты по накладным расходам определяются по формуле:</w:t>
-      </w:r>
-    </w:p>
-    <w:p/>
-    <w:p>
-      <w:pPr>
-        <w:jc w:val="center"/>
-        <w:rPr>
-          <w:szCs w:val="28"/>
-        </w:rPr>
-      </w:pPr>
-      <w:proofErr w:type="spellStart"/>
-      <m:oMath>
-        <m:r>
-          <m:rPr>
-            <m:nor/>
-          </m:rPr>
-          <w:rPr>
-            <w:rFonts w:ascii="Cambria Math" w:hAnsi="Cambria Math"/>
-            <w:szCs w:val="28"/>
-          </w:rPr>
-          <m:t>Знр</m:t>
-        </m:r>
-        <w:proofErr w:type="spellEnd"/>
-        <m:r>
-          <m:rPr>
-            <m:nor/>
-          </m:rPr>
-          <w:rPr>
-            <w:rFonts w:ascii="Cambria Math" w:hAnsi="Cambria Math"/>
-            <w:szCs w:val="28"/>
-          </w:rPr>
-          <m:t xml:space="preserve"> = </m:t>
-        </m:r>
-        <w:proofErr w:type="spellStart"/>
-        <m:r>
-          <m:rPr>
-            <m:nor/>
-          </m:rPr>
-          <w:rPr>
-            <w:rFonts w:ascii="Cambria Math" w:hAnsi="Cambria Math"/>
-            <w:szCs w:val="28"/>
-          </w:rPr>
-          <m:t>Кнр</m:t>
-        </m:r>
-        <w:proofErr w:type="spellEnd"/>
-        <m:r>
-          <m:rPr>
-            <m:nor/>
-          </m:rPr>
-          <w:rPr>
-            <w:rFonts w:ascii="Cambria Math" w:hAnsi="Cambria Math"/>
-            <w:szCs w:val="28"/>
-          </w:rPr>
-          <m:t xml:space="preserve"> × </m:t>
-        </m:r>
-        <w:proofErr w:type="spellStart"/>
-        <m:r>
-          <m:rPr>
-            <m:nor/>
-          </m:rPr>
-          <w:rPr>
-            <w:rFonts w:ascii="Cambria Math" w:hAnsi="Cambria Math"/>
-            <w:szCs w:val="28"/>
-          </w:rPr>
-          <m:t>Зот</m:t>
-        </m:r>
-      </m:oMath>
-      <w:proofErr w:type="spellEnd"/>
-      <w:r>
-        <w:rPr>
-          <w:rFonts w:ascii="Cambria Math" w:hAnsi="Cambria Math"/>
-          <w:szCs w:val="28"/>
-        </w:rPr>
-        <w:t>, руб.,</w:t>
-      </w:r>
-    </w:p>
-    <w:p>
-      <w:pPr>
-        <w:jc w:val="right"/>
-        <w:rPr>
-          <w:szCs w:val="28"/>
-        </w:rPr>
-      </w:pPr>
-      <w:r>
-        <w:rPr>
-          <w:szCs w:val="28"/>
-        </w:rPr>
-        <w:t>(3.16)</w:t>
-      </w:r>
-    </w:p>
-    <w:p>
-      <w:pPr>
-        <w:pStyle w:val="red"/>
-        <w:rPr>
-          <w:lang w:val="ru-RU"/>
-        </w:rPr>
-      </w:pPr>
-      <w:r>
-        <w:rPr>
-          <w:lang w:val="ru-RU"/>
-        </w:rPr>
-        <w:t xml:space="preserve">где </w:t>
-      </w:r>
-      <w:proofErr w:type="spellStart"/>
-      <w:r>
-        <w:rPr>
-          <w:lang w:val="ru-RU"/>
-        </w:rPr>
-        <w:t>Кнр</w:t>
-      </w:r>
-      <w:proofErr w:type="spellEnd"/>
-      <w:r>
-        <w:rPr>
-          <w:lang w:val="ru-RU"/>
-        </w:rPr>
-        <w:t xml:space="preserve"> – коэффициент накладных расходов, принимается для расчета по данным предприятия;</w:t>
-      </w:r>
-    </w:p>
-    <w:p>
-      <w:pPr>
-        <w:pStyle w:val="red"/>
-        <w:rPr>
-          <w:lang w:val="ru-RU"/>
-        </w:rPr>
-      </w:pPr>
-      <w:proofErr w:type="spellStart"/>
-      <w:r>
-        <w:rPr>
-          <w:lang w:val="ru-RU"/>
-        </w:rPr>
-        <w:t>Зот</w:t>
-      </w:r>
-      <w:proofErr w:type="spellEnd"/>
-      <w:r>
-        <w:rPr>
-          <w:lang w:val="ru-RU"/>
-        </w:rPr>
-        <w:t xml:space="preserve"> – затраты по оплате труда, руб.</w:t>
-      </w:r>
-    </w:p>
-    <w:p/>
-    <w:p>
-      <w:pPr>
-        <w:jc w:val="center"/>
-        <w:rPr>
-          <w:szCs w:val="28"/>
-        </w:rPr>
-      </w:pPr>
-      <w:proofErr w:type="spellStart"/>
-      <m:oMath>
-        <m:r>
-          <m:rPr>
-            <m:nor/>
-          </m:rPr>
-          <w:rPr>
-            <w:rFonts w:ascii="Cambria Math" w:hAnsi="Cambria Math"/>
-            <w:szCs w:val="28"/>
-          </w:rPr>
-          <m:t>Знр</m:t>
-        </m:r>
-        <w:proofErr w:type="spellEnd"/>
-        <m:r>
-          <m:rPr>
-            <m:nor/>
-          </m:rPr>
-          <w:rPr>
-            <w:rFonts w:ascii="Cambria Math" w:hAnsi="Cambria Math"/>
-            <w:szCs w:val="28"/>
-          </w:rPr>
-          <m:t xml:space="preserve"> = 0,56 × 563500= 315560</m:t>
-        </m:r>
-      </m:oMath>
-      <w:r>
-        <w:rPr>
-          <w:rFonts w:ascii="Cambria Math" w:hAnsi="Cambria Math"/>
-          <w:szCs w:val="28"/>
-        </w:rPr>
-        <w:t>, руб.,</w:t>
-      </w:r>
-    </w:p>
-    <w:p>
-      <w:pPr>
-        <w:jc w:val="right"/>
-        <w:rPr>
-          <w:szCs w:val="28"/>
-        </w:rPr>
-      </w:pPr>
-      <w:r>
-        <w:rPr>
-          <w:szCs w:val="28"/>
-        </w:rPr>
-        <w:t>(3.17)</w:t>
-      </w:r>
-    </w:p>
-    <w:p>
-      <w:pPr>
-        <w:pStyle w:val="red"/>
-        <w:rPr>
-          <w:lang w:val="ru-RU"/>
-        </w:rPr>
-      </w:pPr>
-      <w:r>
-        <w:rPr>
-          <w:lang w:val="ru-RU"/>
-        </w:rPr>
         <w:t xml:space="preserve">В </w:t>
       </w:r>
       <w:r>
@@ -24606,28 +25529,53 @@
         <w:pStyle w:val="af5"/>
       </w:pPr>
       <w:r>
-        <w:lastRenderedPageBreak/>
         <w:t xml:space="preserve">Таблица </w:t>
       </w:r>
-      <w:fldSimple w:instr=" STYLEREF 2 \s ">
-        <w:r>
-          <w:rPr>
-            <w:noProof/>
-          </w:rPr>
-          <w:t>3</w:t>
-        </w:r>
-      </w:fldSimple>
+      <w:r>
+        <w:fldChar w:fldCharType="begin"/>
+      </w:r>
+      <w:r>
+        <w:instrText xml:space="preserve"> STYLEREF 2 \s </w:instrText>
+      </w:r>
+      <w:r>
+        <w:fldChar w:fldCharType="separate"/>
+      </w:r>
+      <w:r>
+        <w:rPr>
+          <w:noProof/>
+        </w:rPr>
+        <w:t>3</w:t>
+      </w:r>
+      <w:r>
+        <w:rPr>
+          <w:noProof/>
+        </w:rPr>
+        <w:fldChar w:fldCharType="end"/>
+      </w:r>
       <w:r>
         <w:t>.</w:t>
       </w:r>
-      <w:fldSimple w:instr=" SEQ Таблица \* ARABIC \s 2 ">
-        <w:r>
-          <w:rPr>
-            <w:noProof/>
-          </w:rPr>
-          <w:t>6</w:t>
-        </w:r>
-      </w:fldSimple>
+      <w:r>
+        <w:fldChar w:fldCharType="begin"/>
+      </w:r>
+      <w:r>
+        <w:instrText xml:space="preserve"> SEQ Таблица \* ARABIC \s 2 </w:instrText>
+      </w:r>
+      <w:r>
+        <w:fldChar w:fldCharType="separate"/>
+      </w:r>
+      <w:r>
+        <w:rPr>
+          <w:noProof/>
+        </w:rPr>
+        <w:t>6</w:t>
+      </w:r>
+      <w:r>
+        <w:rPr>
+          <w:noProof/>
+        </w:rPr>
+        <w:fldChar w:fldCharType="end"/>
+      </w:r>
       <w:r>
         <w:t xml:space="preserve"> — </w:t>
       </w:r>
@@ -25177,6 +26125,7 @@
       </w:pPr>
       <w:bookmarkStart w:id="17" w:name="_Toc230908539"/>
       <w:r>
+        <w:lastRenderedPageBreak/>
         <w:t>Расчет цены и прибыли</w:t>
       </w:r>
       <w:bookmarkEnd w:id="17"/>
@@ -25226,25 +26175,51 @@
       <w:r>
         <w:t xml:space="preserve">Таблица </w:t>
       </w:r>
-      <w:fldSimple w:instr=" STYLEREF 2 \s ">
-        <w:r>
-          <w:rPr>
-            <w:noProof/>
-          </w:rPr>
-          <w:t>3</w:t>
-        </w:r>
-      </w:fldSimple>
+      <w:r>
+        <w:fldChar w:fldCharType="begin"/>
+      </w:r>
+      <w:r>
+        <w:instrText xml:space="preserve"> STYLEREF 2 \s </w:instrText>
+      </w:r>
+      <w:r>
+        <w:fldChar w:fldCharType="separate"/>
+      </w:r>
+      <w:r>
+        <w:rPr>
+          <w:noProof/>
+        </w:rPr>
+        <w:t>3</w:t>
+      </w:r>
+      <w:r>
+        <w:rPr>
+          <w:noProof/>
+        </w:rPr>
+        <w:fldChar w:fldCharType="end"/>
+      </w:r>
       <w:r>
         <w:t>.</w:t>
       </w:r>
-      <w:fldSimple w:instr=" SEQ Таблица \* ARABIC \s 2 ">
-        <w:r>
-          <w:rPr>
-            <w:noProof/>
-          </w:rPr>
-          <w:t>7</w:t>
-        </w:r>
-      </w:fldSimple>
+      <w:r>
+        <w:fldChar w:fldCharType="begin"/>
+      </w:r>
+      <w:r>
+        <w:instrText xml:space="preserve"> SEQ Таблица \* ARABIC \s 2 </w:instrText>
+      </w:r>
+      <w:r>
+        <w:fldChar w:fldCharType="separate"/>
+      </w:r>
+      <w:r>
+        <w:rPr>
+          <w:noProof/>
+        </w:rPr>
+        <w:t>7</w:t>
+      </w:r>
+      <w:r>
+        <w:rPr>
+          <w:noProof/>
+        </w:rPr>
+        <w:fldChar w:fldCharType="end"/>
+      </w:r>
       <w:r>
         <w:t xml:space="preserve"> — </w:t>
       </w:r>
@@ -25605,14 +26580,26 @@
         <w:t>Цена программного продукта, который разработан одной организаций по заказу другой и не предназначен для тиражирования, определяется по формуле:</w:t>
       </w:r>
     </w:p>
-    <w:p/>
-    <w:p>
-      <w:pPr>
+    <w:p>
+      <w:pPr>
+        <w:tabs>
+          <w:tab w:val="center" w:pos="4678"/>
+          <w:tab w:val="right" w:pos="9355"/>
+        </w:tabs>
+        <w:spacing w:before="240" w:after="240"/>
+        <w:ind w:firstLine="708"/>
         <w:jc w:val="center"/>
         <w:rPr>
+          <w:rFonts w:ascii="Cambria Math" w:hAnsi="Cambria Math"/>
           <w:szCs w:val="28"/>
         </w:rPr>
       </w:pPr>
+      <w:r>
+        <w:rPr>
+          <w:szCs w:val="28"/>
+        </w:rPr>
+        <w:tab/>
+      </w:r>
       <w:proofErr w:type="spellStart"/>
       <m:oMath>
         <m:r>
@@ -25680,64 +26667,6 @@
           </w:rPr>
           <m:t xml:space="preserve"> + НДС</m:t>
         </m:r>
-      </m:oMath>
-      <w:r>
-        <w:rPr>
-          <w:rFonts w:ascii="Cambria Math" w:hAnsi="Cambria Math"/>
-          <w:szCs w:val="28"/>
-        </w:rPr>
-        <w:t>, руб.,</w:t>
-      </w:r>
-    </w:p>
-    <w:p>
-      <w:pPr>
-        <w:jc w:val="right"/>
-      </w:pPr>
-      <w:r>
-        <w:t>(3.18)</w:t>
-      </w:r>
-    </w:p>
-    <w:p>
-      <w:pPr>
-        <w:spacing w:after="240"/>
-        <w:ind w:firstLine="709"/>
-        <w:rPr>
-          <w:szCs w:val="28"/>
-        </w:rPr>
-      </w:pPr>
-      <w:r>
-        <w:rPr>
-          <w:szCs w:val="28"/>
-        </w:rPr>
-        <w:lastRenderedPageBreak/>
-        <w:t xml:space="preserve">где </w:t>
-      </w:r>
-      <w:proofErr w:type="spellStart"/>
-      <w:r>
-        <w:rPr>
-          <w:szCs w:val="28"/>
-        </w:rPr>
-        <w:t>Ппл</w:t>
-      </w:r>
-      <w:proofErr w:type="spellEnd"/>
-      <w:r>
-        <w:rPr>
-          <w:szCs w:val="28"/>
-        </w:rPr>
-        <w:t xml:space="preserve"> – планируемая прибыль рассчитывается по формуле:</w:t>
-      </w:r>
-    </w:p>
-    <w:p/>
-    <w:p>
-      <w:pPr>
-        <w:jc w:val="center"/>
-        <w:rPr>
-          <w:rFonts w:ascii="Cambria Math" w:hAnsi="Cambria Math"/>
-          <w:szCs w:val="28"/>
-        </w:rPr>
-      </w:pPr>
-      <w:proofErr w:type="spellStart"/>
-      <m:oMath>
         <m:r>
           <m:rPr>
             <m:nor/>
@@ -25746,338 +26675,7 @@
             <w:rFonts w:ascii="Cambria Math" w:hAnsi="Cambria Math"/>
             <w:szCs w:val="28"/>
           </w:rPr>
-          <m:t>Ппл</m:t>
-        </m:r>
-        <w:proofErr w:type="spellEnd"/>
-        <m:r>
-          <m:rPr>
-            <m:nor/>
-          </m:rPr>
-          <w:rPr>
-            <w:rFonts w:ascii="Cambria Math" w:hAnsi="Cambria Math"/>
-            <w:szCs w:val="28"/>
-          </w:rPr>
-          <m:t xml:space="preserve"> = </m:t>
-        </m:r>
-        <w:proofErr w:type="spellStart"/>
-        <m:r>
-          <m:rPr>
-            <m:nor/>
-          </m:rPr>
-          <w:rPr>
-            <w:rFonts w:ascii="Cambria Math" w:hAnsi="Cambria Math"/>
-            <w:szCs w:val="28"/>
-          </w:rPr>
-          <m:t>Зрп</m:t>
-        </m:r>
-        <w:proofErr w:type="spellEnd"/>
-        <m:r>
-          <m:rPr>
-            <m:nor/>
-          </m:rPr>
-          <w:rPr>
-            <w:rFonts w:ascii="Cambria Math" w:hAnsi="Cambria Math"/>
-            <w:szCs w:val="28"/>
-          </w:rPr>
-          <m:t xml:space="preserve"> × </m:t>
-        </m:r>
-        <w:proofErr w:type="spellStart"/>
-        <m:r>
-          <m:rPr>
-            <m:nor/>
-          </m:rPr>
-          <w:rPr>
-            <w:rFonts w:ascii="Cambria Math" w:hAnsi="Cambria Math"/>
-            <w:szCs w:val="28"/>
-          </w:rPr>
-          <m:t>Кр</m:t>
-        </m:r>
-      </m:oMath>
-      <w:proofErr w:type="spellEnd"/>
-      <w:r>
-        <w:rPr>
-          <w:rFonts w:ascii="Cambria Math" w:hAnsi="Cambria Math"/>
-          <w:szCs w:val="28"/>
-        </w:rPr>
-        <w:t>, руб.,</w:t>
-      </w:r>
-    </w:p>
-    <w:p>
-      <w:pPr>
-        <w:jc w:val="right"/>
-        <w:rPr>
-          <w:szCs w:val="28"/>
-        </w:rPr>
-      </w:pPr>
-      <w:r>
-        <w:rPr>
-          <w:szCs w:val="28"/>
-        </w:rPr>
-        <w:t>(3.19)</w:t>
-      </w:r>
-    </w:p>
-    <w:p>
-      <w:pPr>
-        <w:jc w:val="center"/>
-        <w:rPr>
-          <w:rFonts w:ascii="Cambria Math" w:hAnsi="Cambria Math"/>
-          <w:szCs w:val="28"/>
-        </w:rPr>
-      </w:pPr>
-      <w:proofErr w:type="spellStart"/>
-      <m:oMath>
-        <m:r>
-          <m:rPr>
-            <m:nor/>
-          </m:rPr>
-          <w:rPr>
-            <w:rFonts w:ascii="Cambria Math" w:hAnsi="Cambria Math"/>
-            <w:szCs w:val="28"/>
-          </w:rPr>
-          <m:t>Ппл</m:t>
-        </m:r>
-        <w:proofErr w:type="spellEnd"/>
-        <m:r>
-          <m:rPr>
-            <m:nor/>
-          </m:rPr>
-          <w:rPr>
-            <w:rFonts w:ascii="Cambria Math" w:hAnsi="Cambria Math"/>
-            <w:szCs w:val="28"/>
-          </w:rPr>
-          <m:t xml:space="preserve"> =  1177506,87 × 0,3 = 353252,06</m:t>
-        </m:r>
-      </m:oMath>
-      <w:r>
-        <w:rPr>
-          <w:rFonts w:ascii="Cambria Math" w:hAnsi="Cambria Math"/>
-          <w:szCs w:val="28"/>
-        </w:rPr>
-        <w:t>, руб.,</w:t>
-      </w:r>
-    </w:p>
-    <w:p>
-      <w:pPr>
-        <w:jc w:val="right"/>
-      </w:pPr>
-      <w:r>
-        <w:t>(3.20)</w:t>
-      </w:r>
-    </w:p>
-    <w:p>
-      <w:pPr>
-        <w:pStyle w:val="red"/>
-        <w:rPr>
-          <w:lang w:val="ru-RU"/>
-        </w:rPr>
-      </w:pPr>
-      <w:r>
-        <w:rPr>
-          <w:lang w:val="ru-RU"/>
-        </w:rPr>
-        <w:t xml:space="preserve">НДС – налог на добавленную стоимость определяется исходя из </w:t>
-      </w:r>
-      <w:proofErr w:type="spellStart"/>
-      <w:r>
-        <w:rPr>
-          <w:lang w:val="ru-RU"/>
-        </w:rPr>
-        <w:t>Кндс</w:t>
-      </w:r>
-      <w:proofErr w:type="spellEnd"/>
-      <w:r>
-        <w:rPr>
-          <w:lang w:val="ru-RU"/>
-        </w:rPr>
-        <w:t xml:space="preserve"> = 0,22 (ставка налога 22%) по формуле:</w:t>
-      </w:r>
-    </w:p>
-    <w:p/>
-    <w:p>
-      <w:pPr>
-        <w:jc w:val="center"/>
-        <w:rPr>
-          <w:rFonts w:ascii="Cambria Math" w:hAnsi="Cambria Math"/>
-          <w:szCs w:val="28"/>
-        </w:rPr>
-      </w:pPr>
-      <m:oMath>
-        <m:r>
-          <m:rPr>
-            <m:nor/>
-          </m:rPr>
-          <w:rPr>
-            <w:rFonts w:ascii="Cambria Math" w:hAnsi="Cambria Math"/>
-            <w:szCs w:val="28"/>
-          </w:rPr>
-          <m:t>НДС = (</m:t>
-        </m:r>
-        <w:proofErr w:type="spellStart"/>
-        <m:r>
-          <m:rPr>
-            <m:nor/>
-          </m:rPr>
-          <w:rPr>
-            <w:rFonts w:ascii="Cambria Math" w:hAnsi="Cambria Math"/>
-            <w:szCs w:val="28"/>
-          </w:rPr>
-          <m:t>Зрп</m:t>
-        </m:r>
-        <w:proofErr w:type="spellEnd"/>
-        <m:r>
-          <m:rPr>
-            <m:nor/>
-          </m:rPr>
-          <w:rPr>
-            <w:rFonts w:ascii="Cambria Math" w:hAnsi="Cambria Math"/>
-            <w:szCs w:val="28"/>
-          </w:rPr>
-          <m:t xml:space="preserve"> + </m:t>
-        </m:r>
-        <w:proofErr w:type="spellStart"/>
-        <m:r>
-          <m:rPr>
-            <m:nor/>
-          </m:rPr>
-          <w:rPr>
-            <w:rFonts w:ascii="Cambria Math" w:hAnsi="Cambria Math"/>
-            <w:szCs w:val="28"/>
-          </w:rPr>
-          <m:t>Ппл</m:t>
-        </m:r>
-        <w:proofErr w:type="spellEnd"/>
-        <m:r>
-          <m:rPr>
-            <m:nor/>
-          </m:rPr>
-          <w:rPr>
-            <w:rFonts w:ascii="Cambria Math" w:hAnsi="Cambria Math"/>
-            <w:szCs w:val="28"/>
-          </w:rPr>
-          <m:t xml:space="preserve">) × </m:t>
-        </m:r>
-        <w:proofErr w:type="spellStart"/>
-        <m:r>
-          <m:rPr>
-            <m:nor/>
-          </m:rPr>
-          <w:rPr>
-            <w:rFonts w:ascii="Cambria Math" w:hAnsi="Cambria Math"/>
-            <w:szCs w:val="28"/>
-          </w:rPr>
-          <m:t>Кндс</m:t>
-        </m:r>
-      </m:oMath>
-      <w:proofErr w:type="spellEnd"/>
-      <w:r>
-        <w:rPr>
-          <w:rFonts w:ascii="Cambria Math" w:hAnsi="Cambria Math"/>
-          <w:szCs w:val="28"/>
-        </w:rPr>
-        <w:t>.</w:t>
-      </w:r>
-      <w:r>
-        <w:rPr>
-          <w:rFonts w:ascii="Cambria Math" w:hAnsi="Cambria Math"/>
-          <w:szCs w:val="28"/>
-        </w:rPr>
-        <w:t xml:space="preserve"> руб.,</w:t>
-      </w:r>
-    </w:p>
-    <w:p>
-      <w:pPr>
-        <w:jc w:val="right"/>
-      </w:pPr>
-      <w:r>
-        <w:t>(3.21)</w:t>
-      </w:r>
-    </w:p>
-    <w:p>
-      <w:pPr>
-        <w:jc w:val="center"/>
-        <w:rPr>
-          <w:rFonts w:ascii="Cambria Math" w:hAnsi="Cambria Math"/>
-          <w:szCs w:val="28"/>
-        </w:rPr>
-      </w:pPr>
-      <m:oMath>
-        <m:r>
-          <m:rPr>
-            <m:nor/>
-          </m:rPr>
-          <w:rPr>
-            <w:rFonts w:ascii="Cambria Math" w:hAnsi="Cambria Math"/>
-            <w:szCs w:val="28"/>
-          </w:rPr>
-          <m:t xml:space="preserve">НДС = (1177506,87 + 353252,06 ) × 0,22 = </m:t>
-        </m:r>
-        <m:r>
-          <m:rPr>
-            <m:nor/>
-          </m:rPr>
-          <w:rPr>
-            <w:rFonts w:ascii="Cambria Math" w:eastAsiaTheme="minorEastAsia" w:hAnsi="Cambria Math"/>
-            <w:szCs w:val="28"/>
-          </w:rPr>
-          <m:t>336766,96</m:t>
-        </m:r>
-      </m:oMath>
-      <w:r>
-        <w:rPr>
-          <w:rFonts w:ascii="Cambria Math" w:hAnsi="Cambria Math"/>
-          <w:szCs w:val="28"/>
-        </w:rPr>
-        <w:t>, руб.,</w:t>
-      </w:r>
-    </w:p>
-    <w:p>
-      <w:pPr>
-        <w:jc w:val="right"/>
-      </w:pPr>
-      <w:r>
-        <w:t>(3.22)</w:t>
-      </w:r>
-    </w:p>
-    <w:p>
-      <w:pPr>
-        <w:jc w:val="center"/>
-        <w:rPr>
-          <w:rFonts w:ascii="Cambria Math" w:hAnsi="Cambria Math"/>
-          <w:szCs w:val="28"/>
-        </w:rPr>
-      </w:pPr>
-      <w:proofErr w:type="spellStart"/>
-      <m:oMath>
-        <m:r>
-          <m:rPr>
-            <m:nor/>
-          </m:rPr>
-          <w:rPr>
-            <w:rFonts w:ascii="Cambria Math" w:hAnsi="Cambria Math"/>
-            <w:szCs w:val="28"/>
-          </w:rPr>
-          <m:t>Цпп</m:t>
-        </m:r>
-        <w:proofErr w:type="spellEnd"/>
-        <m:r>
-          <m:rPr>
-            <m:nor/>
-          </m:rPr>
-          <w:rPr>
-            <w:rFonts w:ascii="Cambria Math" w:hAnsi="Cambria Math"/>
-            <w:szCs w:val="28"/>
-          </w:rPr>
-          <m:t xml:space="preserve"> = 1177506,87  + 353252,06 + </m:t>
-        </m:r>
-        <m:r>
-          <m:rPr>
-            <m:nor/>
-          </m:rPr>
-          <w:rPr>
-            <w:rFonts w:ascii="Cambria Math" w:eastAsiaTheme="minorEastAsia" w:hAnsi="Cambria Math"/>
-            <w:szCs w:val="28"/>
-          </w:rPr>
-          <m:t>336766,96</m:t>
+          <m:t>,</m:t>
         </m:r>
         <m:r>
           <m:rPr>
@@ -26087,63 +26685,8 @@
             <w:rFonts w:ascii="Cambria Math" w:hAnsi="Cambria Math"/>
             <w:szCs w:val="28"/>
           </w:rPr>
-          <m:t xml:space="preserve"> = 1851039,77</m:t>
+          <m:t xml:space="preserve"> </m:t>
         </m:r>
-      </m:oMath>
-      <w:r>
-        <w:rPr>
-          <w:rFonts w:ascii="Cambria Math" w:hAnsi="Cambria Math"/>
-          <w:szCs w:val="28"/>
-        </w:rPr>
-        <w:t>, руб.,</w:t>
-      </w:r>
-    </w:p>
-    <w:p>
-      <w:pPr>
-        <w:jc w:val="right"/>
-      </w:pPr>
-      <w:r>
-        <w:t>(3.23)</w:t>
-      </w:r>
-    </w:p>
-    <w:p>
-      <w:pPr>
-        <w:pStyle w:val="red"/>
-        <w:rPr>
-          <w:lang w:val="ru-RU"/>
-        </w:rPr>
-      </w:pPr>
-      <w:r>
-        <w:rPr>
-          <w:lang w:val="ru-RU"/>
-        </w:rPr>
-        <w:t>Каждое предприятие с полученной прибыли перечисляет государству налог на прибыль. На сегодня ставка налога 25% (</w:t>
-      </w:r>
-      <w:proofErr w:type="spellStart"/>
-      <w:r>
-        <w:rPr>
-          <w:lang w:val="ru-RU"/>
-        </w:rPr>
-        <w:t>Кнп</w:t>
-      </w:r>
-      <w:proofErr w:type="spellEnd"/>
-      <w:r>
-        <w:rPr>
-          <w:lang w:val="ru-RU"/>
-        </w:rPr>
-        <w:t xml:space="preserve"> = 0,25) от полученной прибыли, и определяется по формуле:</w:t>
-      </w:r>
-    </w:p>
-    <w:p/>
-    <w:p>
-      <w:pPr>
-        <w:jc w:val="center"/>
-        <w:rPr>
-          <w:rFonts w:ascii="Cambria Math" w:hAnsi="Cambria Math"/>
-          <w:szCs w:val="28"/>
-        </w:rPr>
-      </w:pPr>
-      <m:oMath>
         <m:r>
           <m:rPr>
             <m:nor/>
@@ -26152,67 +26695,663 @@
             <w:rFonts w:ascii="Cambria Math" w:hAnsi="Cambria Math"/>
             <w:szCs w:val="28"/>
           </w:rPr>
-          <m:t xml:space="preserve">НП = </m:t>
-        </m:r>
-        <w:proofErr w:type="spellStart"/>
-        <m:r>
-          <m:rPr>
-            <m:nor/>
-          </m:rPr>
-          <w:rPr>
-            <w:rFonts w:ascii="Cambria Math" w:hAnsi="Cambria Math"/>
-            <w:szCs w:val="28"/>
-          </w:rPr>
-          <m:t>Ппл</m:t>
-        </m:r>
-        <w:proofErr w:type="spellEnd"/>
-        <m:r>
-          <m:rPr>
-            <m:nor/>
-          </m:rPr>
-          <w:rPr>
-            <w:rFonts w:ascii="Cambria Math" w:hAnsi="Cambria Math"/>
-            <w:szCs w:val="28"/>
-          </w:rPr>
-          <m:t xml:space="preserve"> × </m:t>
-        </m:r>
-        <w:proofErr w:type="spellStart"/>
-        <m:r>
-          <m:rPr>
-            <m:nor/>
-          </m:rPr>
-          <w:rPr>
-            <w:rFonts w:ascii="Cambria Math" w:hAnsi="Cambria Math"/>
-            <w:szCs w:val="28"/>
-          </w:rPr>
-          <m:t>Кнп</m:t>
+          <m:t>руб.,</m:t>
         </m:r>
       </m:oMath>
-      <w:proofErr w:type="spellEnd"/>
+      <w:r>
+        <w:rPr>
+          <w:szCs w:val="28"/>
+        </w:rPr>
+        <w:tab/>
+      </w:r>
       <w:r>
         <w:rPr>
           <w:rFonts w:ascii="Cambria Math" w:hAnsi="Cambria Math"/>
           <w:szCs w:val="28"/>
         </w:rPr>
-        <w:t>, руб.,</w:t>
-      </w:r>
-    </w:p>
-    <w:p>
-      <w:pPr>
-        <w:jc w:val="right"/>
-      </w:pPr>
-      <w:r>
-        <w:t>(3.24)</w:t>
-      </w:r>
-    </w:p>
-    <w:p>
-      <w:pPr>
-        <w:jc w:val="center"/>
+        <w:t>(</w:t>
+      </w:r>
+      <w:r>
         <w:rPr>
           <w:rFonts w:ascii="Cambria Math" w:hAnsi="Cambria Math"/>
           <w:szCs w:val="28"/>
         </w:rPr>
-      </w:pPr>
+        <w:t>3.18</w:t>
+      </w:r>
+      <w:r>
+        <w:rPr>
+          <w:rFonts w:ascii="Cambria Math" w:hAnsi="Cambria Math"/>
+          <w:szCs w:val="28"/>
+        </w:rPr>
+        <w:t>)</w:t>
+      </w:r>
+    </w:p>
+    <w:p>
+      <w:pPr>
+        <w:spacing w:after="240"/>
+        <w:ind w:firstLine="709"/>
+        <w:rPr>
+          <w:szCs w:val="28"/>
+        </w:rPr>
+      </w:pPr>
+      <w:r>
+        <w:rPr>
+          <w:szCs w:val="28"/>
+        </w:rPr>
+        <w:t xml:space="preserve">где </w:t>
+      </w:r>
+      <w:proofErr w:type="spellStart"/>
+      <w:r>
+        <w:rPr>
+          <w:szCs w:val="28"/>
+        </w:rPr>
+        <w:t>Ппл</w:t>
+      </w:r>
+      <w:proofErr w:type="spellEnd"/>
+      <w:r>
+        <w:rPr>
+          <w:szCs w:val="28"/>
+        </w:rPr>
+        <w:t xml:space="preserve"> – планируемая прибыль рассчитывается по формуле:</w:t>
+      </w:r>
+    </w:p>
+    <w:p>
+      <w:pPr>
+        <w:spacing w:before="240" w:after="240"/>
+        <w:jc w:val="center"/>
+        <w:rPr>
+          <w:iCs/>
+          <w:szCs w:val="28"/>
+        </w:rPr>
+      </w:pPr>
+      <m:oMathPara>
+        <m:oMath>
+          <m:eqArr>
+            <m:eqArrPr>
+              <m:maxDist m:val="1"/>
+              <m:ctrlPr>
+                <w:rPr>
+                  <w:rFonts w:ascii="Cambria Math" w:hAnsi="Cambria Math"/>
+                  <w:iCs/>
+                  <w:szCs w:val="28"/>
+                  <w:lang w:val="en-US"/>
+                </w:rPr>
+              </m:ctrlPr>
+            </m:eqArrPr>
+            <m:e>
+              <w:proofErr w:type="spellStart"/>
+              <m:r>
+                <m:rPr>
+                  <m:nor/>
+                </m:rPr>
+                <w:rPr>
+                  <w:rFonts w:ascii="Cambria Math" w:hAnsi="Cambria Math"/>
+                  <w:iCs/>
+                  <w:szCs w:val="28"/>
+                </w:rPr>
+                <m:t>Ппл</m:t>
+              </m:r>
+              <w:proofErr w:type="spellEnd"/>
+              <m:r>
+                <m:rPr>
+                  <m:nor/>
+                </m:rPr>
+                <w:rPr>
+                  <w:rFonts w:ascii="Cambria Math" w:hAnsi="Cambria Math"/>
+                  <w:iCs/>
+                  <w:szCs w:val="28"/>
+                </w:rPr>
+                <m:t xml:space="preserve"> = </m:t>
+              </m:r>
+              <w:proofErr w:type="spellStart"/>
+              <m:r>
+                <m:rPr>
+                  <m:nor/>
+                </m:rPr>
+                <w:rPr>
+                  <w:rFonts w:ascii="Cambria Math" w:hAnsi="Cambria Math"/>
+                  <w:iCs/>
+                  <w:szCs w:val="28"/>
+                </w:rPr>
+                <m:t>Зрп</m:t>
+              </m:r>
+              <w:proofErr w:type="spellEnd"/>
+              <m:r>
+                <m:rPr>
+                  <m:nor/>
+                </m:rPr>
+                <w:rPr>
+                  <w:rFonts w:ascii="Cambria Math" w:hAnsi="Cambria Math"/>
+                  <w:iCs/>
+                  <w:szCs w:val="28"/>
+                </w:rPr>
+                <m:t xml:space="preserve"> × </m:t>
+              </m:r>
+              <w:proofErr w:type="spellStart"/>
+              <m:r>
+                <m:rPr>
+                  <m:nor/>
+                </m:rPr>
+                <w:rPr>
+                  <w:rFonts w:ascii="Cambria Math" w:hAnsi="Cambria Math"/>
+                  <w:iCs/>
+                  <w:szCs w:val="28"/>
+                </w:rPr>
+                <m:t>Кр</m:t>
+              </m:r>
+              <w:proofErr w:type="spellEnd"/>
+              <m:r>
+                <m:rPr>
+                  <m:sty m:val="p"/>
+                </m:rPr>
+                <w:rPr>
+                  <w:rFonts w:ascii="Cambria Math" w:hAnsi="Cambria Math"/>
+                  <w:szCs w:val="28"/>
+                </w:rPr>
+                <m:t>,руб.,#(3.19)</m:t>
+              </m:r>
+            </m:e>
+          </m:eqArr>
+        </m:oMath>
+      </m:oMathPara>
+    </w:p>
+    <w:p>
+      <w:pPr>
+        <w:spacing w:before="240" w:after="240"/>
+        <w:jc w:val="center"/>
+        <w:rPr>
+          <w:iCs/>
+          <w:szCs w:val="28"/>
+        </w:rPr>
+      </w:pPr>
+      <m:oMathPara>
+        <m:oMath>
+          <m:eqArr>
+            <m:eqArrPr>
+              <m:maxDist m:val="1"/>
+              <m:ctrlPr>
+                <w:rPr>
+                  <w:rFonts w:ascii="Cambria Math" w:hAnsi="Cambria Math"/>
+                  <w:iCs/>
+                  <w:szCs w:val="28"/>
+                  <w:lang w:val="en-US"/>
+                </w:rPr>
+              </m:ctrlPr>
+            </m:eqArrPr>
+            <m:e>
+              <w:proofErr w:type="spellStart"/>
+              <m:r>
+                <m:rPr>
+                  <m:nor/>
+                </m:rPr>
+                <w:rPr>
+                  <w:rFonts w:ascii="Cambria Math" w:hAnsi="Cambria Math"/>
+                  <w:iCs/>
+                  <w:szCs w:val="28"/>
+                </w:rPr>
+                <m:t>Ппл</m:t>
+              </m:r>
+              <w:proofErr w:type="spellEnd"/>
+              <m:r>
+                <m:rPr>
+                  <m:nor/>
+                </m:rPr>
+                <w:rPr>
+                  <w:rFonts w:ascii="Cambria Math" w:hAnsi="Cambria Math"/>
+                  <w:iCs/>
+                  <w:szCs w:val="28"/>
+                </w:rPr>
+                <m:t xml:space="preserve"> =  1177506,87 × 0,3 = 353252,06</m:t>
+              </m:r>
+              <m:r>
+                <m:rPr>
+                  <m:sty m:val="p"/>
+                </m:rPr>
+                <w:rPr>
+                  <w:rFonts w:ascii="Cambria Math" w:hAnsi="Cambria Math"/>
+                  <w:szCs w:val="28"/>
+                </w:rPr>
+                <m:t>,руб.,#(3.20)</m:t>
+              </m:r>
+            </m:e>
+          </m:eqArr>
+        </m:oMath>
+      </m:oMathPara>
+    </w:p>
+    <w:p>
+      <w:pPr>
+        <w:pStyle w:val="red"/>
+        <w:rPr>
+          <w:lang w:val="ru-RU"/>
+        </w:rPr>
+      </w:pPr>
+      <w:r>
+        <w:rPr>
+          <w:lang w:val="ru-RU"/>
+        </w:rPr>
+        <w:t xml:space="preserve">НДС – налог на добавленную стоимость определяется исходя из </w:t>
+      </w:r>
+      <w:proofErr w:type="spellStart"/>
+      <w:r>
+        <w:rPr>
+          <w:lang w:val="ru-RU"/>
+        </w:rPr>
+        <w:t>Кндс</w:t>
+      </w:r>
+      <w:proofErr w:type="spellEnd"/>
+      <w:r>
+        <w:rPr>
+          <w:lang w:val="ru-RU"/>
+        </w:rPr>
+        <w:t xml:space="preserve"> = 0,22 (ставка налога 22%) по формуле:</w:t>
+      </w:r>
+    </w:p>
+    <w:p>
+      <w:pPr>
+        <w:spacing w:before="240" w:after="240"/>
+        <w:jc w:val="center"/>
+        <w:rPr>
+          <w:iCs/>
+          <w:szCs w:val="28"/>
+        </w:rPr>
+      </w:pPr>
+      <m:oMathPara>
+        <m:oMath>
+          <m:eqArr>
+            <m:eqArrPr>
+              <m:maxDist m:val="1"/>
+              <m:ctrlPr>
+                <w:rPr>
+                  <w:rFonts w:ascii="Cambria Math" w:hAnsi="Cambria Math"/>
+                  <w:iCs/>
+                  <w:szCs w:val="28"/>
+                </w:rPr>
+              </m:ctrlPr>
+            </m:eqArrPr>
+            <m:e>
+              <m:r>
+                <m:rPr>
+                  <m:nor/>
+                </m:rPr>
+                <w:rPr>
+                  <w:rFonts w:ascii="Cambria Math" w:hAnsi="Cambria Math"/>
+                  <w:iCs/>
+                  <w:szCs w:val="28"/>
+                </w:rPr>
+                <m:t>НДС = (</m:t>
+              </m:r>
+              <w:proofErr w:type="spellStart"/>
+              <m:r>
+                <m:rPr>
+                  <m:nor/>
+                </m:rPr>
+                <w:rPr>
+                  <w:rFonts w:ascii="Cambria Math" w:hAnsi="Cambria Math"/>
+                  <w:iCs/>
+                  <w:szCs w:val="28"/>
+                </w:rPr>
+                <m:t>Зрп</m:t>
+              </m:r>
+              <w:proofErr w:type="spellEnd"/>
+              <m:r>
+                <m:rPr>
+                  <m:nor/>
+                </m:rPr>
+                <w:rPr>
+                  <w:rFonts w:ascii="Cambria Math" w:hAnsi="Cambria Math"/>
+                  <w:iCs/>
+                  <w:szCs w:val="28"/>
+                </w:rPr>
+                <m:t xml:space="preserve"> + </m:t>
+              </m:r>
+              <w:proofErr w:type="spellStart"/>
+              <m:r>
+                <m:rPr>
+                  <m:nor/>
+                </m:rPr>
+                <w:rPr>
+                  <w:rFonts w:ascii="Cambria Math" w:hAnsi="Cambria Math"/>
+                  <w:iCs/>
+                  <w:szCs w:val="28"/>
+                </w:rPr>
+                <m:t>Ппл</m:t>
+              </m:r>
+              <w:proofErr w:type="spellEnd"/>
+              <m:r>
+                <m:rPr>
+                  <m:nor/>
+                </m:rPr>
+                <w:rPr>
+                  <w:rFonts w:ascii="Cambria Math" w:hAnsi="Cambria Math"/>
+                  <w:iCs/>
+                  <w:szCs w:val="28"/>
+                </w:rPr>
+                <m:t xml:space="preserve">) × </m:t>
+              </m:r>
+              <w:proofErr w:type="spellStart"/>
+              <m:r>
+                <m:rPr>
+                  <m:nor/>
+                </m:rPr>
+                <w:rPr>
+                  <w:rFonts w:ascii="Cambria Math" w:hAnsi="Cambria Math"/>
+                  <w:iCs/>
+                  <w:szCs w:val="28"/>
+                </w:rPr>
+                <m:t>Кндс</m:t>
+              </m:r>
+              <w:proofErr w:type="spellEnd"/>
+              <m:r>
+                <m:rPr>
+                  <m:sty m:val="p"/>
+                </m:rPr>
+                <w:rPr>
+                  <w:rFonts w:ascii="Cambria Math" w:hAnsi="Cambria Math"/>
+                  <w:szCs w:val="28"/>
+                </w:rPr>
+                <m:t>,руб.,#(3.21)</m:t>
+              </m:r>
+              <m:ctrlPr>
+                <w:rPr>
+                  <w:rFonts w:ascii="Cambria Math" w:hAnsi="Cambria Math"/>
+                  <w:iCs/>
+                  <w:szCs w:val="28"/>
+                  <w:lang w:val="en-US"/>
+                </w:rPr>
+              </m:ctrlPr>
+            </m:e>
+          </m:eqArr>
+        </m:oMath>
+      </m:oMathPara>
+    </w:p>
+    <w:p>
+      <w:pPr>
+        <w:spacing w:before="240" w:after="240"/>
+        <w:jc w:val="center"/>
+        <w:rPr>
+          <w:iCs/>
+          <w:szCs w:val="28"/>
+        </w:rPr>
+      </w:pPr>
+      <m:oMathPara>
+        <m:oMath>
+          <m:eqArr>
+            <m:eqArrPr>
+              <m:maxDist m:val="1"/>
+              <m:ctrlPr>
+                <w:rPr>
+                  <w:rFonts w:ascii="Cambria Math" w:hAnsi="Cambria Math"/>
+                  <w:iCs/>
+                  <w:szCs w:val="28"/>
+                  <w:lang w:val="en-US"/>
+                </w:rPr>
+              </m:ctrlPr>
+            </m:eqArrPr>
+            <m:e>
+              <m:r>
+                <m:rPr>
+                  <m:nor/>
+                </m:rPr>
+                <w:rPr>
+                  <w:rFonts w:ascii="Cambria Math" w:hAnsi="Cambria Math"/>
+                  <w:iCs/>
+                  <w:szCs w:val="28"/>
+                </w:rPr>
+                <m:t xml:space="preserve">НДС = (1177506,87 + 353252,06 ) × 0,22 = </m:t>
+              </m:r>
+              <m:r>
+                <m:rPr>
+                  <m:nor/>
+                </m:rPr>
+                <w:rPr>
+                  <w:rFonts w:ascii="Cambria Math" w:eastAsiaTheme="minorEastAsia" w:hAnsi="Cambria Math"/>
+                  <w:iCs/>
+                  <w:szCs w:val="28"/>
+                </w:rPr>
+                <m:t>336766,96</m:t>
+              </m:r>
+              <m:r>
+                <m:rPr>
+                  <m:sty m:val="p"/>
+                </m:rPr>
+                <w:rPr>
+                  <w:rFonts w:ascii="Cambria Math" w:hAnsi="Cambria Math"/>
+                  <w:szCs w:val="28"/>
+                </w:rPr>
+                <m:t>,руб.,#(3.22)</m:t>
+              </m:r>
+            </m:e>
+          </m:eqArr>
+        </m:oMath>
+      </m:oMathPara>
+    </w:p>
+    <w:p>
+      <w:pPr>
+        <w:spacing w:before="240" w:after="240"/>
+        <w:jc w:val="center"/>
+        <w:rPr>
+          <w:iCs/>
+          <w:szCs w:val="28"/>
+        </w:rPr>
+      </w:pPr>
+      <m:oMathPara>
+        <m:oMath>
+          <m:eqArr>
+            <m:eqArrPr>
+              <m:maxDist m:val="1"/>
+              <m:ctrlPr>
+                <w:rPr>
+                  <w:rFonts w:ascii="Cambria Math" w:hAnsi="Cambria Math"/>
+                  <w:iCs/>
+                  <w:szCs w:val="28"/>
+                </w:rPr>
+              </m:ctrlPr>
+            </m:eqArrPr>
+            <m:e>
+              <w:proofErr w:type="spellStart"/>
+              <m:r>
+                <m:rPr>
+                  <m:nor/>
+                </m:rPr>
+                <w:rPr>
+                  <w:rFonts w:ascii="Cambria Math" w:hAnsi="Cambria Math"/>
+                  <w:iCs/>
+                  <w:szCs w:val="28"/>
+                </w:rPr>
+                <m:t>Цпп</m:t>
+              </m:r>
+              <w:proofErr w:type="spellEnd"/>
+              <m:r>
+                <m:rPr>
+                  <m:nor/>
+                </m:rPr>
+                <w:rPr>
+                  <w:rFonts w:ascii="Cambria Math" w:hAnsi="Cambria Math"/>
+                  <w:iCs/>
+                  <w:szCs w:val="28"/>
+                </w:rPr>
+                <m:t xml:space="preserve"> = 1177506,87  + 353252,06 + </m:t>
+              </m:r>
+              <m:r>
+                <m:rPr>
+                  <m:nor/>
+                </m:rPr>
+                <w:rPr>
+                  <w:rFonts w:ascii="Cambria Math" w:eastAsiaTheme="minorEastAsia" w:hAnsi="Cambria Math"/>
+                  <w:iCs/>
+                  <w:szCs w:val="28"/>
+                </w:rPr>
+                <m:t>336766,96</m:t>
+              </m:r>
+              <m:r>
+                <m:rPr>
+                  <m:nor/>
+                </m:rPr>
+                <w:rPr>
+                  <w:rFonts w:ascii="Cambria Math" w:hAnsi="Cambria Math"/>
+                  <w:iCs/>
+                  <w:szCs w:val="28"/>
+                </w:rPr>
+                <m:t xml:space="preserve"> = 1851039,77</m:t>
+              </m:r>
+              <m:r>
+                <m:rPr>
+                  <m:sty m:val="p"/>
+                </m:rPr>
+                <w:rPr>
+                  <w:rFonts w:ascii="Cambria Math" w:hAnsi="Cambria Math"/>
+                  <w:szCs w:val="28"/>
+                </w:rPr>
+                <m:t>,руб.,#(3.23)</m:t>
+              </m:r>
+              <m:ctrlPr>
+                <w:rPr>
+                  <w:rFonts w:ascii="Cambria Math" w:hAnsi="Cambria Math"/>
+                  <w:iCs/>
+                  <w:szCs w:val="28"/>
+                  <w:lang w:val="en-US"/>
+                </w:rPr>
+              </m:ctrlPr>
+            </m:e>
+          </m:eqArr>
+        </m:oMath>
+      </m:oMathPara>
+    </w:p>
+    <w:p>
+      <w:pPr>
+        <w:pStyle w:val="red"/>
+        <w:rPr>
+          <w:lang w:val="ru-RU"/>
+        </w:rPr>
+      </w:pPr>
+      <w:r>
+        <w:rPr>
+          <w:lang w:val="ru-RU"/>
+        </w:rPr>
+        <w:lastRenderedPageBreak/>
+        <w:t>Каждое предприятие с полученной прибыли перечисляет государству налог на прибыль. На сегодня ставка налога 25% (</w:t>
+      </w:r>
+      <w:proofErr w:type="spellStart"/>
+      <w:r>
+        <w:rPr>
+          <w:lang w:val="ru-RU"/>
+        </w:rPr>
+        <w:t>Кнп</w:t>
+      </w:r>
+      <w:proofErr w:type="spellEnd"/>
+      <w:r>
+        <w:rPr>
+          <w:lang w:val="ru-RU"/>
+        </w:rPr>
+        <w:t xml:space="preserve"> = 0,25) от полученной прибыли, и определяется по формуле:</w:t>
+      </w:r>
+    </w:p>
+    <w:p>
+      <w:pPr>
+        <w:spacing w:before="240" w:after="240"/>
+        <w:jc w:val="center"/>
+        <w:rPr>
+          <w:iCs/>
+          <w:szCs w:val="28"/>
+        </w:rPr>
+      </w:pPr>
+      <m:oMathPara>
+        <m:oMath>
+          <m:eqArr>
+            <m:eqArrPr>
+              <m:maxDist m:val="1"/>
+              <m:ctrlPr>
+                <w:rPr>
+                  <w:rFonts w:ascii="Cambria Math" w:hAnsi="Cambria Math"/>
+                  <w:iCs/>
+                  <w:szCs w:val="28"/>
+                  <w:lang w:val="en-US"/>
+                </w:rPr>
+              </m:ctrlPr>
+            </m:eqArrPr>
+            <m:e>
+              <m:r>
+                <m:rPr>
+                  <m:nor/>
+                </m:rPr>
+                <w:rPr>
+                  <w:rFonts w:ascii="Cambria Math" w:hAnsi="Cambria Math"/>
+                  <w:iCs/>
+                  <w:szCs w:val="28"/>
+                </w:rPr>
+                <m:t xml:space="preserve">НП = </m:t>
+              </m:r>
+              <w:proofErr w:type="spellStart"/>
+              <m:r>
+                <m:rPr>
+                  <m:nor/>
+                </m:rPr>
+                <w:rPr>
+                  <w:rFonts w:ascii="Cambria Math" w:hAnsi="Cambria Math"/>
+                  <w:iCs/>
+                  <w:szCs w:val="28"/>
+                </w:rPr>
+                <m:t>Ппл</m:t>
+              </m:r>
+              <w:proofErr w:type="spellEnd"/>
+              <m:r>
+                <m:rPr>
+                  <m:nor/>
+                </m:rPr>
+                <w:rPr>
+                  <w:rFonts w:ascii="Cambria Math" w:hAnsi="Cambria Math"/>
+                  <w:iCs/>
+                  <w:szCs w:val="28"/>
+                </w:rPr>
+                <m:t xml:space="preserve"> × </m:t>
+              </m:r>
+              <w:proofErr w:type="spellStart"/>
+              <m:r>
+                <m:rPr>
+                  <m:nor/>
+                </m:rPr>
+                <w:rPr>
+                  <w:rFonts w:ascii="Cambria Math" w:hAnsi="Cambria Math"/>
+                  <w:iCs/>
+                  <w:szCs w:val="28"/>
+                </w:rPr>
+                <m:t>Кнп</m:t>
+              </m:r>
+              <w:proofErr w:type="spellEnd"/>
+              <m:r>
+                <m:rPr>
+                  <m:sty m:val="p"/>
+                </m:rPr>
+                <w:rPr>
+                  <w:rFonts w:ascii="Cambria Math" w:hAnsi="Cambria Math"/>
+                  <w:szCs w:val="28"/>
+                </w:rPr>
+                <m:t>,руб.,#(3.24)</m:t>
+              </m:r>
+            </m:e>
+          </m:eqArr>
+        </m:oMath>
+      </m:oMathPara>
+    </w:p>
+    <w:p>
+      <w:pPr>
+        <w:tabs>
+          <w:tab w:val="center" w:pos="4678"/>
+          <w:tab w:val="right" w:pos="9355"/>
+        </w:tabs>
+        <w:spacing w:before="240" w:after="240"/>
+        <w:jc w:val="center"/>
+        <w:rPr>
+          <w:rFonts w:ascii="Cambria Math" w:hAnsi="Cambria Math"/>
+          <w:szCs w:val="28"/>
+        </w:rPr>
+      </w:pPr>
+      <w:r>
+        <w:rPr>
+          <w:szCs w:val="28"/>
+        </w:rPr>
+        <w:tab/>
+      </w:r>
       <m:oMath>
         <m:r>
           <m:rPr>
@@ -26224,61 +27363,6 @@
           </w:rPr>
           <m:t>НП = 353252,06 × 0,25 = 88313,02</m:t>
         </m:r>
-      </m:oMath>
-      <w:r>
-        <w:rPr>
-          <w:rFonts w:ascii="Cambria Math" w:hAnsi="Cambria Math"/>
-          <w:szCs w:val="28"/>
-        </w:rPr>
-        <w:t>, руб</w:t>
-      </w:r>
-      <w:r>
-        <w:rPr>
-          <w:rFonts w:ascii="Cambria Math" w:hAnsi="Cambria Math"/>
-          <w:szCs w:val="28"/>
-        </w:rPr>
-        <w:t>.</w:t>
-      </w:r>
-      <w:r>
-        <w:rPr>
-          <w:rFonts w:ascii="Cambria Math" w:hAnsi="Cambria Math"/>
-          <w:szCs w:val="28"/>
-        </w:rPr>
-        <w:t>,</w:t>
-      </w:r>
-    </w:p>
-    <w:p>
-      <w:pPr>
-        <w:jc w:val="right"/>
-      </w:pPr>
-      <w:r>
-        <w:t>(3.25)</w:t>
-      </w:r>
-    </w:p>
-    <w:p>
-      <w:pPr>
-        <w:pStyle w:val="red"/>
-        <w:rPr>
-          <w:lang w:val="ru-RU"/>
-        </w:rPr>
-      </w:pPr>
-      <w:r>
-        <w:rPr>
-          <w:lang w:val="ru-RU"/>
-        </w:rPr>
-        <w:t>Чистая прибыль, остающаяся в распоряжении предприятия, рассчитывается по формуле:</w:t>
-      </w:r>
-    </w:p>
-    <w:p/>
-    <w:p>
-      <w:pPr>
-        <w:jc w:val="center"/>
-        <w:rPr>
-          <w:rFonts w:ascii="Cambria Math" w:hAnsi="Cambria Math"/>
-          <w:szCs w:val="28"/>
-        </w:rPr>
-      </w:pPr>
-      <m:oMath>
         <m:r>
           <m:rPr>
             <m:nor/>
@@ -26286,164 +27370,9 @@
           <w:rPr>
             <w:rFonts w:ascii="Cambria Math" w:hAnsi="Cambria Math"/>
             <w:szCs w:val="28"/>
+            <w:lang w:val="en-US"/>
           </w:rPr>
-          <m:t xml:space="preserve">ЧП = </m:t>
-        </m:r>
-        <w:proofErr w:type="spellStart"/>
-        <m:r>
-          <m:rPr>
-            <m:nor/>
-          </m:rPr>
-          <w:rPr>
-            <w:rFonts w:ascii="Cambria Math" w:hAnsi="Cambria Math"/>
-            <w:szCs w:val="28"/>
-          </w:rPr>
-          <m:t>Ппл</m:t>
-        </m:r>
-        <w:proofErr w:type="spellEnd"/>
-        <m:r>
-          <m:rPr>
-            <m:nor/>
-          </m:rPr>
-          <w:rPr>
-            <w:rFonts w:ascii="Cambria Math" w:hAnsi="Cambria Math"/>
-            <w:szCs w:val="28"/>
-          </w:rPr>
-          <m:t xml:space="preserve"> – НП</m:t>
-        </m:r>
-      </m:oMath>
-      <w:r>
-        <w:rPr>
-          <w:rFonts w:ascii="Cambria Math" w:hAnsi="Cambria Math"/>
-          <w:szCs w:val="28"/>
-        </w:rPr>
-        <w:t>, руб.,</w:t>
-      </w:r>
-    </w:p>
-    <w:p>
-      <w:pPr>
-        <w:jc w:val="right"/>
-      </w:pPr>
-      <w:r>
-        <w:t>(3.26)</w:t>
-      </w:r>
-    </w:p>
-    <w:p>
-      <w:pPr>
-        <w:jc w:val="center"/>
-        <w:rPr>
-          <w:rFonts w:ascii="Cambria Math" w:hAnsi="Cambria Math"/>
-          <w:szCs w:val="28"/>
-        </w:rPr>
-      </w:pPr>
-      <m:oMath>
-        <m:r>
-          <m:rPr>
-            <m:nor/>
-          </m:rPr>
-          <w:rPr>
-            <w:rFonts w:ascii="Cambria Math" w:hAnsi="Cambria Math"/>
-            <w:szCs w:val="28"/>
-          </w:rPr>
-          <m:t>ЧП = 353252,06-88313,02 = 264939,04</m:t>
-        </m:r>
-      </m:oMath>
-      <w:r>
-        <w:rPr>
-          <w:rFonts w:ascii="Cambria Math" w:hAnsi="Cambria Math"/>
-          <w:szCs w:val="28"/>
-        </w:rPr>
-        <w:t>, руб.,</w:t>
-      </w:r>
-    </w:p>
-    <w:p>
-      <w:pPr>
-        <w:jc w:val="right"/>
-      </w:pPr>
-      <w:r>
-        <w:lastRenderedPageBreak/>
-        <w:t>(3.27)</w:t>
-      </w:r>
-    </w:p>
-    <w:p>
-      <w:pPr>
-        <w:pStyle w:val="red"/>
-        <w:rPr>
-          <w:lang w:val="ru-RU"/>
-        </w:rPr>
-      </w:pPr>
-      <w:r>
-        <w:rPr>
-          <w:lang w:val="ru-RU"/>
-        </w:rPr>
-        <w:t>Поступление в бюджет складывается из налога на прибыль и НДС, рассчитывается по формуле:</w:t>
-      </w:r>
-    </w:p>
-    <w:p/>
-    <w:p>
-      <w:pPr>
-        <w:jc w:val="center"/>
-        <w:rPr>
-          <w:rFonts w:ascii="Cambria Math" w:hAnsi="Cambria Math"/>
-          <w:szCs w:val="28"/>
-        </w:rPr>
-      </w:pPr>
-      <m:oMath>
-        <m:r>
-          <m:rPr>
-            <m:nor/>
-          </m:rPr>
-          <w:rPr>
-            <w:rFonts w:ascii="Cambria Math" w:hAnsi="Cambria Math"/>
-            <w:szCs w:val="28"/>
-          </w:rPr>
-          <m:t>ПБ = НП + НДС</m:t>
-        </m:r>
-      </m:oMath>
-      <w:r>
-        <w:rPr>
-          <w:rFonts w:ascii="Cambria Math" w:hAnsi="Cambria Math"/>
-          <w:szCs w:val="28"/>
-        </w:rPr>
-        <w:t>, руб.,</w:t>
-      </w:r>
-    </w:p>
-    <w:p>
-      <w:pPr>
-        <w:jc w:val="right"/>
-      </w:pPr>
-      <w:r>
-        <w:t>(3.28)</w:t>
-      </w:r>
-    </w:p>
-    <w:p>
-      <w:pPr>
-        <w:jc w:val="center"/>
-        <w:rPr>
-          <w:rFonts w:ascii="Cambria Math" w:hAnsi="Cambria Math"/>
-          <w:szCs w:val="28"/>
-        </w:rPr>
-      </w:pPr>
-      <m:oMath>
-        <m:r>
-          <m:rPr>
-            <m:nor/>
-          </m:rPr>
-          <w:rPr>
-            <w:rFonts w:ascii="Cambria Math" w:hAnsi="Cambria Math"/>
-            <w:szCs w:val="28"/>
-          </w:rPr>
-          <m:t>ПБ =  88313,02+</m:t>
-        </m:r>
-        <m:r>
-          <m:rPr>
-            <m:nor/>
-          </m:rPr>
-          <w:rPr>
-            <w:rFonts w:ascii="Cambria Math" w:eastAsiaTheme="minorEastAsia" w:hAnsi="Cambria Math"/>
-            <w:szCs w:val="28"/>
-          </w:rPr>
-          <m:t>336766,96</m:t>
+          <m:t xml:space="preserve">, </m:t>
         </m:r>
         <m:r>
           <m:rPr>
@@ -26453,7 +27382,7 @@
             <w:rFonts w:ascii="Cambria Math" w:hAnsi="Cambria Math"/>
             <w:szCs w:val="28"/>
           </w:rPr>
-          <m:t>=425079,92</m:t>
+          <m:t>руб.,</m:t>
         </m:r>
       </m:oMath>
       <w:r>
@@ -26461,87 +27390,416 @@
           <w:rFonts w:ascii="Cambria Math" w:hAnsi="Cambria Math"/>
           <w:szCs w:val="28"/>
         </w:rPr>
-        <w:t>, руб.,</w:t>
-      </w:r>
-    </w:p>
-    <w:p>
-      <w:pPr>
-        <w:jc w:val="right"/>
-      </w:pPr>
-      <w:r>
+        <w:tab/>
         <w:t>(</w:t>
       </w:r>
       <w:r>
+        <w:rPr>
+          <w:rFonts w:ascii="Cambria Math" w:hAnsi="Cambria Math"/>
+          <w:szCs w:val="28"/>
+        </w:rPr>
+        <w:t>3.25</w:t>
+      </w:r>
+      <w:r>
+        <w:rPr>
+          <w:rFonts w:ascii="Cambria Math" w:hAnsi="Cambria Math"/>
+          <w:szCs w:val="28"/>
+        </w:rPr>
+        <w:t>)</w:t>
+      </w:r>
+    </w:p>
+    <w:p>
+      <w:pPr>
+        <w:pStyle w:val="red"/>
+        <w:rPr>
+          <w:lang w:val="ru-RU"/>
+        </w:rPr>
+      </w:pPr>
+      <w:r>
+        <w:rPr>
+          <w:lang w:val="ru-RU"/>
+        </w:rPr>
+        <w:t>Чистая прибыль, остающаяся в распоряжении предприятия, рассчитывается по формуле:</w:t>
+      </w:r>
+    </w:p>
+    <w:p>
+      <w:pPr>
+        <w:spacing w:before="240" w:after="240"/>
+        <w:jc w:val="center"/>
+        <w:rPr>
+          <w:iCs/>
+          <w:szCs w:val="28"/>
+        </w:rPr>
+      </w:pPr>
+      <m:oMathPara>
+        <m:oMath>
+          <m:eqArr>
+            <m:eqArrPr>
+              <m:maxDist m:val="1"/>
+              <m:ctrlPr>
+                <w:rPr>
+                  <w:rFonts w:ascii="Cambria Math" w:hAnsi="Cambria Math"/>
+                  <w:iCs/>
+                  <w:szCs w:val="28"/>
+                </w:rPr>
+              </m:ctrlPr>
+            </m:eqArrPr>
+            <m:e>
+              <m:r>
+                <m:rPr>
+                  <m:nor/>
+                </m:rPr>
+                <w:rPr>
+                  <w:rFonts w:ascii="Cambria Math" w:hAnsi="Cambria Math"/>
+                  <w:iCs/>
+                  <w:szCs w:val="28"/>
+                </w:rPr>
+                <m:t xml:space="preserve">ЧП = </m:t>
+              </m:r>
+              <w:proofErr w:type="spellStart"/>
+              <m:r>
+                <m:rPr>
+                  <m:nor/>
+                </m:rPr>
+                <w:rPr>
+                  <w:rFonts w:ascii="Cambria Math" w:hAnsi="Cambria Math"/>
+                  <w:iCs/>
+                  <w:szCs w:val="28"/>
+                </w:rPr>
+                <m:t>Ппл</m:t>
+              </m:r>
+              <w:proofErr w:type="spellEnd"/>
+              <m:r>
+                <m:rPr>
+                  <m:nor/>
+                </m:rPr>
+                <w:rPr>
+                  <w:rFonts w:ascii="Cambria Math" w:hAnsi="Cambria Math"/>
+                  <w:iCs/>
+                  <w:szCs w:val="28"/>
+                </w:rPr>
+                <m:t xml:space="preserve"> – НП</m:t>
+              </m:r>
+              <m:r>
+                <m:rPr>
+                  <m:sty m:val="p"/>
+                </m:rPr>
+                <w:rPr>
+                  <w:rFonts w:ascii="Cambria Math" w:hAnsi="Cambria Math"/>
+                  <w:szCs w:val="28"/>
+                </w:rPr>
+                <m:t>,руб.,#(3.26)</m:t>
+              </m:r>
+              <m:ctrlPr>
+                <w:rPr>
+                  <w:rFonts w:ascii="Cambria Math" w:hAnsi="Cambria Math"/>
+                  <w:iCs/>
+                  <w:szCs w:val="28"/>
+                  <w:lang w:val="en-US"/>
+                </w:rPr>
+              </m:ctrlPr>
+            </m:e>
+          </m:eqArr>
+        </m:oMath>
+      </m:oMathPara>
+    </w:p>
+    <w:p>
+      <w:pPr>
+        <w:spacing w:before="240" w:after="240"/>
+        <w:jc w:val="center"/>
+        <w:rPr>
+          <w:iCs/>
+          <w:szCs w:val="28"/>
+        </w:rPr>
+      </w:pPr>
+      <m:oMathPara>
+        <m:oMath>
+          <m:eqArr>
+            <m:eqArrPr>
+              <m:maxDist m:val="1"/>
+              <m:ctrlPr>
+                <w:rPr>
+                  <w:rFonts w:ascii="Cambria Math" w:hAnsi="Cambria Math"/>
+                  <w:iCs/>
+                  <w:szCs w:val="28"/>
+                </w:rPr>
+              </m:ctrlPr>
+            </m:eqArrPr>
+            <m:e>
+              <m:r>
+                <m:rPr>
+                  <m:nor/>
+                </m:rPr>
+                <w:rPr>
+                  <w:rFonts w:ascii="Cambria Math" w:hAnsi="Cambria Math"/>
+                  <w:iCs/>
+                  <w:szCs w:val="28"/>
+                </w:rPr>
+                <m:t>ЧП = 353252,06-88313,02 = 264939,04</m:t>
+              </m:r>
+              <m:r>
+                <m:rPr>
+                  <m:sty m:val="p"/>
+                </m:rPr>
+                <w:rPr>
+                  <w:rFonts w:ascii="Cambria Math" w:hAnsi="Cambria Math"/>
+                  <w:szCs w:val="28"/>
+                </w:rPr>
+                <m:t>,руб.,#(3.27)</m:t>
+              </m:r>
+              <m:ctrlPr>
+                <w:rPr>
+                  <w:rFonts w:ascii="Cambria Math" w:hAnsi="Cambria Math"/>
+                  <w:iCs/>
+                  <w:szCs w:val="28"/>
+                  <w:lang w:val="en-US"/>
+                </w:rPr>
+              </m:ctrlPr>
+            </m:e>
+          </m:eqArr>
+        </m:oMath>
+      </m:oMathPara>
+    </w:p>
+    <w:p>
+      <w:pPr>
+        <w:pStyle w:val="red"/>
+        <w:rPr>
+          <w:lang w:val="ru-RU"/>
+        </w:rPr>
+      </w:pPr>
+      <w:r>
+        <w:rPr>
+          <w:lang w:val="ru-RU"/>
+        </w:rPr>
+        <w:t>Поступление в бюджет складывается из налога на прибыль и НДС, рассчитывается по формуле:</w:t>
+      </w:r>
+    </w:p>
+    <w:p>
+      <w:pPr>
+        <w:spacing w:before="240" w:after="240"/>
+        <w:jc w:val="center"/>
+        <w:rPr>
+          <w:iCs/>
+          <w:szCs w:val="28"/>
+        </w:rPr>
+      </w:pPr>
+      <m:oMathPara>
+        <m:oMath>
+          <m:eqArr>
+            <m:eqArrPr>
+              <m:maxDist m:val="1"/>
+              <m:ctrlPr>
+                <w:rPr>
+                  <w:rFonts w:ascii="Cambria Math" w:hAnsi="Cambria Math"/>
+                  <w:iCs/>
+                  <w:szCs w:val="28"/>
+                </w:rPr>
+              </m:ctrlPr>
+            </m:eqArrPr>
+            <m:e>
+              <m:r>
+                <m:rPr>
+                  <m:nor/>
+                </m:rPr>
+                <w:rPr>
+                  <w:rFonts w:ascii="Cambria Math" w:hAnsi="Cambria Math"/>
+                  <w:iCs/>
+                  <w:szCs w:val="28"/>
+                </w:rPr>
+                <m:t>ПБ = НП + НДС</m:t>
+              </m:r>
+              <m:r>
+                <m:rPr>
+                  <m:sty m:val="p"/>
+                </m:rPr>
+                <w:rPr>
+                  <w:rFonts w:ascii="Cambria Math" w:hAnsi="Cambria Math"/>
+                  <w:szCs w:val="28"/>
+                </w:rPr>
+                <m:t>,руб.,#(3.28)</m:t>
+              </m:r>
+              <m:ctrlPr>
+                <w:rPr>
+                  <w:rFonts w:ascii="Cambria Math" w:hAnsi="Cambria Math"/>
+                  <w:iCs/>
+                  <w:szCs w:val="28"/>
+                  <w:lang w:val="en-US"/>
+                </w:rPr>
+              </m:ctrlPr>
+            </m:e>
+          </m:eqArr>
+        </m:oMath>
+      </m:oMathPara>
+    </w:p>
+    <w:p>
+      <w:pPr>
+        <w:spacing w:before="240" w:after="240"/>
+        <w:jc w:val="center"/>
+        <w:rPr>
+          <w:iCs/>
+          <w:szCs w:val="28"/>
+        </w:rPr>
+      </w:pPr>
+      <m:oMathPara>
+        <m:oMath>
+          <m:eqArr>
+            <m:eqArrPr>
+              <m:maxDist m:val="1"/>
+              <m:ctrlPr>
+                <w:rPr>
+                  <w:rFonts w:ascii="Cambria Math" w:hAnsi="Cambria Math"/>
+                  <w:iCs/>
+                  <w:szCs w:val="28"/>
+                </w:rPr>
+              </m:ctrlPr>
+            </m:eqArrPr>
+            <m:e>
+              <m:r>
+                <m:rPr>
+                  <m:nor/>
+                </m:rPr>
+                <w:rPr>
+                  <w:rFonts w:ascii="Cambria Math" w:hAnsi="Cambria Math"/>
+                  <w:iCs/>
+                  <w:szCs w:val="28"/>
+                </w:rPr>
+                <m:t>ПБ =  88313,02+</m:t>
+              </m:r>
+              <m:r>
+                <m:rPr>
+                  <m:nor/>
+                </m:rPr>
+                <w:rPr>
+                  <w:rFonts w:ascii="Cambria Math" w:eastAsiaTheme="minorEastAsia" w:hAnsi="Cambria Math"/>
+                  <w:iCs/>
+                  <w:szCs w:val="28"/>
+                </w:rPr>
+                <m:t>336766,96</m:t>
+              </m:r>
+              <m:r>
+                <m:rPr>
+                  <m:nor/>
+                </m:rPr>
+                <w:rPr>
+                  <w:rFonts w:ascii="Cambria Math" w:hAnsi="Cambria Math"/>
+                  <w:iCs/>
+                  <w:szCs w:val="28"/>
+                </w:rPr>
+                <m:t>=425079,92</m:t>
+              </m:r>
+              <m:r>
+                <m:rPr>
+                  <m:sty m:val="p"/>
+                </m:rPr>
+                <w:rPr>
+                  <w:rFonts w:ascii="Cambria Math" w:hAnsi="Cambria Math"/>
+                  <w:szCs w:val="28"/>
+                </w:rPr>
+                <m:t>,руб.,#(3.29)</m:t>
+              </m:r>
+              <m:ctrlPr>
+                <w:rPr>
+                  <w:rFonts w:ascii="Cambria Math" w:hAnsi="Cambria Math"/>
+                  <w:iCs/>
+                  <w:szCs w:val="28"/>
+                  <w:lang w:val="en-US"/>
+                </w:rPr>
+              </m:ctrlPr>
+            </m:e>
+          </m:eqArr>
+        </m:oMath>
+      </m:oMathPara>
+    </w:p>
+    <w:p>
+      <w:pPr>
+        <w:pStyle w:val="red"/>
+        <w:rPr>
+          <w:lang w:val="ru-RU"/>
+        </w:rPr>
+      </w:pPr>
+      <w:r>
+        <w:rPr>
+          <w:lang w:val="ru-RU"/>
+        </w:rPr>
+        <w:t xml:space="preserve">Промежуточные результаты вычислений представлены в </w:t>
+      </w:r>
+      <w:r>
+        <w:rPr>
+          <w:lang w:val="ru-RU"/>
+        </w:rPr>
+        <w:t>Т</w:t>
+      </w:r>
+      <w:r>
+        <w:rPr>
+          <w:lang w:val="ru-RU"/>
+        </w:rPr>
+        <w:t xml:space="preserve">аблице </w:t>
+      </w:r>
+      <w:r>
+        <w:rPr>
+          <w:lang w:val="ru-RU"/>
+        </w:rPr>
+        <w:t>3.</w:t>
+      </w:r>
+      <w:r>
+        <w:rPr>
+          <w:lang w:val="ru-RU"/>
+        </w:rPr>
+        <w:t>8.</w:t>
+      </w:r>
+    </w:p>
+    <w:p>
+      <w:pPr>
+        <w:pStyle w:val="af5"/>
+      </w:pPr>
+      <w:r>
+        <w:t xml:space="preserve">Таблица </w:t>
+      </w:r>
+      <w:r>
+        <w:fldChar w:fldCharType="begin"/>
+      </w:r>
+      <w:r>
+        <w:instrText xml:space="preserve"> STYLEREF 2 \s </w:instrText>
+      </w:r>
+      <w:r>
+        <w:fldChar w:fldCharType="separate"/>
+      </w:r>
+      <w:r>
+        <w:rPr>
+          <w:noProof/>
+        </w:rPr>
         <w:t>3</w:t>
       </w:r>
       <w:r>
-        <w:t>.29)</w:t>
-      </w:r>
-    </w:p>
-    <w:p>
-      <w:pPr>
-        <w:pStyle w:val="red"/>
-        <w:rPr>
-          <w:lang w:val="ru-RU"/>
-        </w:rPr>
-      </w:pPr>
-      <w:r>
-        <w:rPr>
-          <w:lang w:val="ru-RU"/>
-        </w:rPr>
-        <w:t xml:space="preserve">Промежуточные результаты вычислений представлены в </w:t>
-      </w:r>
-      <w:r>
-        <w:rPr>
-          <w:lang w:val="ru-RU"/>
-        </w:rPr>
-        <w:t>Т</w:t>
-      </w:r>
-      <w:r>
-        <w:rPr>
-          <w:lang w:val="ru-RU"/>
-        </w:rPr>
-        <w:t xml:space="preserve">аблице </w:t>
-      </w:r>
-      <w:r>
-        <w:rPr>
-          <w:lang w:val="ru-RU"/>
-        </w:rPr>
-        <w:t>3.</w:t>
-      </w:r>
-      <w:r>
-        <w:rPr>
-          <w:lang w:val="ru-RU"/>
-        </w:rPr>
-        <w:t>8.</w:t>
-      </w:r>
-    </w:p>
-    <w:p>
-      <w:pPr>
-        <w:pStyle w:val="af5"/>
-      </w:pPr>
-      <w:r>
-        <w:t xml:space="preserve">Таблица </w:t>
-      </w:r>
-      <w:fldSimple w:instr=" STYLEREF 2 \s ">
-        <w:r>
-          <w:rPr>
-            <w:noProof/>
-          </w:rPr>
-          <w:t>3</w:t>
-        </w:r>
-      </w:fldSimple>
+        <w:rPr>
+          <w:noProof/>
+        </w:rPr>
+        <w:fldChar w:fldCharType="end"/>
+      </w:r>
       <w:r>
         <w:t>.</w:t>
       </w:r>
-      <w:fldSimple w:instr=" SEQ Таблица \* ARABIC \s 2 ">
-        <w:r>
-          <w:rPr>
-            <w:noProof/>
-          </w:rPr>
-          <w:t>8</w:t>
-        </w:r>
-      </w:fldSimple>
+      <w:r>
+        <w:fldChar w:fldCharType="begin"/>
+      </w:r>
+      <w:r>
+        <w:instrText xml:space="preserve"> SEQ Таблица \* ARABIC \s 2 </w:instrText>
+      </w:r>
+      <w:r>
+        <w:fldChar w:fldCharType="separate"/>
+      </w:r>
+      <w:r>
+        <w:rPr>
+          <w:noProof/>
+        </w:rPr>
+        <w:t>8</w:t>
+      </w:r>
+      <w:r>
+        <w:rPr>
+          <w:noProof/>
+        </w:rPr>
+        <w:fldChar w:fldCharType="end"/>
+      </w:r>
       <w:r>
         <w:t xml:space="preserve"> — </w:t>
       </w:r>
@@ -26572,7 +27830,7 @@
       </w:tblGrid>
       <w:tr>
         <w:trPr>
-          <w:trHeight w:val="567"/>
+          <w:trHeight w:val="510"/>
         </w:trPr>
         <w:tc>
           <w:tcPr>
@@ -26646,7 +27904,7 @@
       </w:tr>
       <w:tr>
         <w:trPr>
-          <w:trHeight w:val="567"/>
+          <w:trHeight w:val="510"/>
         </w:trPr>
         <w:tc>
           <w:tcPr>
@@ -26699,7 +27957,7 @@
       </w:tr>
       <w:tr>
         <w:trPr>
-          <w:trHeight w:val="567"/>
+          <w:trHeight w:val="510"/>
         </w:trPr>
         <w:tc>
           <w:tcPr>
@@ -26750,7 +28008,7 @@
       </w:tr>
       <w:tr>
         <w:trPr>
-          <w:trHeight w:val="567"/>
+          <w:trHeight w:val="510"/>
         </w:trPr>
         <w:tc>
           <w:tcPr>
@@ -26812,7 +28070,7 @@
       </w:tr>
       <w:tr>
         <w:trPr>
-          <w:trHeight w:val="567"/>
+          <w:trHeight w:val="510"/>
         </w:trPr>
         <w:tc>
           <w:tcPr>
@@ -26866,7 +28124,7 @@
       </w:tr>
       <w:tr>
         <w:trPr>
-          <w:trHeight w:val="567"/>
+          <w:trHeight w:val="510"/>
         </w:trPr>
         <w:tc>
           <w:tcPr>
@@ -26920,7 +28178,7 @@
       </w:tr>
       <w:tr>
         <w:trPr>
-          <w:trHeight w:val="567"/>
+          <w:trHeight w:val="510"/>
         </w:trPr>
         <w:tc>
           <w:tcPr>
@@ -26998,7 +28256,14 @@
         <w:rPr>
           <w:lang w:val="ru-RU"/>
         </w:rPr>
-        <w:t xml:space="preserve"> рублей. Цена на разработку продукта является приемлемой, так как с помощью него можно будет более эффективно выполнять поставленные задачи благодаря чему предприятие сможет взять больше заказов. Цена готового продукта будет равна </w:t>
+        <w:t xml:space="preserve"> рублей. Цена на разработку </w:t>
+      </w:r>
+      <w:r>
+        <w:rPr>
+          <w:lang w:val="ru-RU"/>
+        </w:rPr>
+        <w:lastRenderedPageBreak/>
+        <w:t xml:space="preserve">продукта является приемлемой, так как с помощью него можно будет более эффективно выполнять поставленные задачи благодаря чему предприятие сможет взять больше заказов. Цена готового продукта будет равна </w:t>
       </w:r>
       <w:r>
         <w:rPr>

--- a/Lantsov_VKR.docx
+++ b/Lantsov_VKR.docx
@@ -11515,51 +11515,25 @@
       <w:r>
         <w:t xml:space="preserve">Рисунок </w:t>
       </w:r>
-      <w:r>
-        <w:fldChar w:fldCharType="begin"/>
-      </w:r>
-      <w:r>
-        <w:instrText xml:space="preserve"> STYLEREF 2 \s </w:instrText>
-      </w:r>
-      <w:r>
-        <w:fldChar w:fldCharType="separate"/>
-      </w:r>
-      <w:r>
-        <w:rPr>
-          <w:noProof/>
-        </w:rPr>
-        <w:t>2</w:t>
-      </w:r>
-      <w:r>
-        <w:rPr>
-          <w:noProof/>
-        </w:rPr>
-        <w:fldChar w:fldCharType="end"/>
-      </w:r>
+      <w:fldSimple w:instr=" STYLEREF 2 \s ">
+        <w:r>
+          <w:rPr>
+            <w:noProof/>
+          </w:rPr>
+          <w:t>2</w:t>
+        </w:r>
+      </w:fldSimple>
       <w:r>
         <w:t>.</w:t>
       </w:r>
-      <w:r>
-        <w:fldChar w:fldCharType="begin"/>
-      </w:r>
-      <w:r>
-        <w:instrText xml:space="preserve"> SEQ Рисунок \* ARABIC \s 2 </w:instrText>
-      </w:r>
-      <w:r>
-        <w:fldChar w:fldCharType="separate"/>
-      </w:r>
-      <w:r>
-        <w:rPr>
-          <w:noProof/>
-        </w:rPr>
-        <w:t>1</w:t>
-      </w:r>
-      <w:r>
-        <w:rPr>
-          <w:noProof/>
-        </w:rPr>
-        <w:fldChar w:fldCharType="end"/>
-      </w:r>
+      <w:fldSimple w:instr=" SEQ Рисунок \* ARABIC \s 2 ">
+        <w:r>
+          <w:rPr>
+            <w:noProof/>
+          </w:rPr>
+          <w:t>1</w:t>
+        </w:r>
+      </w:fldSimple>
       <w:r>
         <w:t xml:space="preserve"> —</w:t>
       </w:r>
@@ -11978,51 +11952,25 @@
       <w:r>
         <w:t xml:space="preserve">Рисунок </w:t>
       </w:r>
-      <w:r>
-        <w:fldChar w:fldCharType="begin"/>
-      </w:r>
-      <w:r>
-        <w:instrText xml:space="preserve"> STYLEREF 2 \s </w:instrText>
-      </w:r>
-      <w:r>
-        <w:fldChar w:fldCharType="separate"/>
-      </w:r>
-      <w:r>
-        <w:rPr>
-          <w:noProof/>
-        </w:rPr>
-        <w:t>2</w:t>
-      </w:r>
-      <w:r>
-        <w:rPr>
-          <w:noProof/>
-        </w:rPr>
-        <w:fldChar w:fldCharType="end"/>
-      </w:r>
+      <w:fldSimple w:instr=" STYLEREF 2 \s ">
+        <w:r>
+          <w:rPr>
+            <w:noProof/>
+          </w:rPr>
+          <w:t>2</w:t>
+        </w:r>
+      </w:fldSimple>
       <w:r>
         <w:t>.</w:t>
       </w:r>
-      <w:r>
-        <w:fldChar w:fldCharType="begin"/>
-      </w:r>
-      <w:r>
-        <w:instrText xml:space="preserve"> SEQ Рисунок \* ARABIC \s 2 </w:instrText>
-      </w:r>
-      <w:r>
-        <w:fldChar w:fldCharType="separate"/>
-      </w:r>
-      <w:r>
-        <w:rPr>
-          <w:noProof/>
-        </w:rPr>
-        <w:t>2</w:t>
-      </w:r>
-      <w:r>
-        <w:rPr>
-          <w:noProof/>
-        </w:rPr>
-        <w:fldChar w:fldCharType="end"/>
-      </w:r>
+      <w:fldSimple w:instr=" SEQ Рисунок \* ARABIC \s 2 ">
+        <w:r>
+          <w:rPr>
+            <w:noProof/>
+          </w:rPr>
+          <w:t>2</w:t>
+        </w:r>
+      </w:fldSimple>
       <w:r>
         <w:t xml:space="preserve"> — </w:t>
       </w:r>
@@ -13024,51 +12972,25 @@
       <w:r>
         <w:t xml:space="preserve">Рисунок </w:t>
       </w:r>
-      <w:r>
-        <w:fldChar w:fldCharType="begin"/>
-      </w:r>
-      <w:r>
-        <w:instrText xml:space="preserve"> STYLEREF 2 \s </w:instrText>
-      </w:r>
-      <w:r>
-        <w:fldChar w:fldCharType="separate"/>
-      </w:r>
-      <w:r>
-        <w:rPr>
-          <w:noProof/>
-        </w:rPr>
-        <w:t>2</w:t>
-      </w:r>
-      <w:r>
-        <w:rPr>
-          <w:noProof/>
-        </w:rPr>
-        <w:fldChar w:fldCharType="end"/>
-      </w:r>
+      <w:fldSimple w:instr=" STYLEREF 2 \s ">
+        <w:r>
+          <w:rPr>
+            <w:noProof/>
+          </w:rPr>
+          <w:t>2</w:t>
+        </w:r>
+      </w:fldSimple>
       <w:r>
         <w:t>.</w:t>
       </w:r>
-      <w:r>
-        <w:fldChar w:fldCharType="begin"/>
-      </w:r>
-      <w:r>
-        <w:instrText xml:space="preserve"> SEQ Рисунок \* ARABIC \s 2 </w:instrText>
-      </w:r>
-      <w:r>
-        <w:fldChar w:fldCharType="separate"/>
-      </w:r>
-      <w:r>
-        <w:rPr>
-          <w:noProof/>
-        </w:rPr>
-        <w:t>3</w:t>
-      </w:r>
-      <w:r>
-        <w:rPr>
-          <w:noProof/>
-        </w:rPr>
-        <w:fldChar w:fldCharType="end"/>
-      </w:r>
+      <w:fldSimple w:instr=" SEQ Рисунок \* ARABIC \s 2 ">
+        <w:r>
+          <w:rPr>
+            <w:noProof/>
+          </w:rPr>
+          <w:t>3</w:t>
+        </w:r>
+      </w:fldSimple>
       <w:r>
         <w:t xml:space="preserve"> — Диаграмма зависимостей слоев приложения</w:t>
       </w:r>
@@ -14362,51 +14284,25 @@
       <w:r>
         <w:t xml:space="preserve">Рисунок </w:t>
       </w:r>
-      <w:r>
-        <w:fldChar w:fldCharType="begin"/>
-      </w:r>
-      <w:r>
-        <w:instrText xml:space="preserve"> STYLEREF 2 \s </w:instrText>
-      </w:r>
-      <w:r>
-        <w:fldChar w:fldCharType="separate"/>
-      </w:r>
-      <w:r>
-        <w:rPr>
-          <w:noProof/>
-        </w:rPr>
-        <w:t>2</w:t>
-      </w:r>
-      <w:r>
-        <w:rPr>
-          <w:noProof/>
-        </w:rPr>
-        <w:fldChar w:fldCharType="end"/>
-      </w:r>
+      <w:fldSimple w:instr=" STYLEREF 2 \s ">
+        <w:r>
+          <w:rPr>
+            <w:noProof/>
+          </w:rPr>
+          <w:t>2</w:t>
+        </w:r>
+      </w:fldSimple>
       <w:r>
         <w:t>.</w:t>
       </w:r>
-      <w:r>
-        <w:fldChar w:fldCharType="begin"/>
-      </w:r>
-      <w:r>
-        <w:instrText xml:space="preserve"> SEQ Рисунок \* ARABIC \s 2 </w:instrText>
-      </w:r>
-      <w:r>
-        <w:fldChar w:fldCharType="separate"/>
-      </w:r>
-      <w:r>
-        <w:rPr>
-          <w:noProof/>
-        </w:rPr>
-        <w:t>4</w:t>
-      </w:r>
-      <w:r>
-        <w:rPr>
-          <w:noProof/>
-        </w:rPr>
-        <w:fldChar w:fldCharType="end"/>
-      </w:r>
+      <w:fldSimple w:instr=" SEQ Рисунок \* ARABIC \s 2 ">
+        <w:r>
+          <w:rPr>
+            <w:noProof/>
+          </w:rPr>
+          <w:t>4</w:t>
+        </w:r>
+      </w:fldSimple>
       <w:r>
         <w:t xml:space="preserve"> — Логическая модель БД</w:t>
       </w:r>
@@ -14784,51 +14680,25 @@
       <w:r>
         <w:t xml:space="preserve">Рисунок </w:t>
       </w:r>
-      <w:r>
-        <w:fldChar w:fldCharType="begin"/>
-      </w:r>
-      <w:r>
-        <w:instrText xml:space="preserve"> STYLEREF 2 \s </w:instrText>
-      </w:r>
-      <w:r>
-        <w:fldChar w:fldCharType="separate"/>
-      </w:r>
-      <w:r>
-        <w:rPr>
-          <w:noProof/>
-        </w:rPr>
-        <w:t>2</w:t>
-      </w:r>
-      <w:r>
-        <w:rPr>
-          <w:noProof/>
-        </w:rPr>
-        <w:fldChar w:fldCharType="end"/>
-      </w:r>
+      <w:fldSimple w:instr=" STYLEREF 2 \s ">
+        <w:r>
+          <w:rPr>
+            <w:noProof/>
+          </w:rPr>
+          <w:t>2</w:t>
+        </w:r>
+      </w:fldSimple>
       <w:r>
         <w:t>.</w:t>
       </w:r>
-      <w:r>
-        <w:fldChar w:fldCharType="begin"/>
-      </w:r>
-      <w:r>
-        <w:instrText xml:space="preserve"> SEQ Рисунок \* ARABIC \s 2 </w:instrText>
-      </w:r>
-      <w:r>
-        <w:fldChar w:fldCharType="separate"/>
-      </w:r>
-      <w:r>
-        <w:rPr>
-          <w:noProof/>
-        </w:rPr>
-        <w:t>5</w:t>
-      </w:r>
-      <w:r>
-        <w:rPr>
-          <w:noProof/>
-        </w:rPr>
-        <w:fldChar w:fldCharType="end"/>
-      </w:r>
+      <w:fldSimple w:instr=" SEQ Рисунок \* ARABIC \s 2 ">
+        <w:r>
+          <w:rPr>
+            <w:noProof/>
+          </w:rPr>
+          <w:t>5</w:t>
+        </w:r>
+      </w:fldSimple>
       <w:r>
         <w:t xml:space="preserve"> </w:t>
       </w:r>
@@ -15270,51 +15140,25 @@
       <w:r>
         <w:t xml:space="preserve"> </w:t>
       </w:r>
-      <w:r>
-        <w:fldChar w:fldCharType="begin"/>
-      </w:r>
-      <w:r>
-        <w:instrText xml:space="preserve"> STYLEREF 2 \s </w:instrText>
-      </w:r>
-      <w:r>
-        <w:fldChar w:fldCharType="separate"/>
-      </w:r>
-      <w:r>
-        <w:rPr>
-          <w:noProof/>
-        </w:rPr>
-        <w:t>2</w:t>
-      </w:r>
-      <w:r>
-        <w:rPr>
-          <w:noProof/>
-        </w:rPr>
-        <w:fldChar w:fldCharType="end"/>
-      </w:r>
+      <w:fldSimple w:instr=" STYLEREF 2 \s ">
+        <w:r>
+          <w:rPr>
+            <w:noProof/>
+          </w:rPr>
+          <w:t>2</w:t>
+        </w:r>
+      </w:fldSimple>
       <w:r>
         <w:t>.</w:t>
       </w:r>
-      <w:r>
-        <w:fldChar w:fldCharType="begin"/>
-      </w:r>
-      <w:r>
-        <w:instrText xml:space="preserve"> SEQ Рисунок \* ARABIC \s 2 </w:instrText>
-      </w:r>
-      <w:r>
-        <w:fldChar w:fldCharType="separate"/>
-      </w:r>
-      <w:r>
-        <w:rPr>
-          <w:noProof/>
-        </w:rPr>
-        <w:t>6</w:t>
-      </w:r>
-      <w:r>
-        <w:rPr>
-          <w:noProof/>
-        </w:rPr>
-        <w:fldChar w:fldCharType="end"/>
-      </w:r>
+      <w:fldSimple w:instr=" SEQ Рисунок \* ARABIC \s 2 ">
+        <w:r>
+          <w:rPr>
+            <w:noProof/>
+          </w:rPr>
+          <w:t>6</w:t>
+        </w:r>
+      </w:fldSimple>
       <w:r>
         <w:t xml:space="preserve"> — </w:t>
       </w:r>
@@ -17170,51 +17014,25 @@
       <w:r>
         <w:t xml:space="preserve">Рисунок </w:t>
       </w:r>
-      <w:r>
-        <w:fldChar w:fldCharType="begin"/>
-      </w:r>
-      <w:r>
-        <w:instrText xml:space="preserve"> STYLEREF 2 \s </w:instrText>
-      </w:r>
-      <w:r>
-        <w:fldChar w:fldCharType="separate"/>
-      </w:r>
-      <w:r>
-        <w:rPr>
-          <w:noProof/>
-        </w:rPr>
-        <w:t>2</w:t>
-      </w:r>
-      <w:r>
-        <w:rPr>
-          <w:noProof/>
-        </w:rPr>
-        <w:fldChar w:fldCharType="end"/>
-      </w:r>
+      <w:fldSimple w:instr=" STYLEREF 2 \s ">
+        <w:r>
+          <w:rPr>
+            <w:noProof/>
+          </w:rPr>
+          <w:t>2</w:t>
+        </w:r>
+      </w:fldSimple>
       <w:r>
         <w:t>.</w:t>
       </w:r>
-      <w:r>
-        <w:fldChar w:fldCharType="begin"/>
-      </w:r>
-      <w:r>
-        <w:instrText xml:space="preserve"> SEQ Рисунок \* ARABIC \s 2 </w:instrText>
-      </w:r>
-      <w:r>
-        <w:fldChar w:fldCharType="separate"/>
-      </w:r>
-      <w:r>
-        <w:rPr>
-          <w:noProof/>
-        </w:rPr>
-        <w:t>7</w:t>
-      </w:r>
-      <w:r>
-        <w:rPr>
-          <w:noProof/>
-        </w:rPr>
-        <w:fldChar w:fldCharType="end"/>
-      </w:r>
+      <w:fldSimple w:instr=" SEQ Рисунок \* ARABIC \s 2 ">
+        <w:r>
+          <w:rPr>
+            <w:noProof/>
+          </w:rPr>
+          <w:t>7</w:t>
+        </w:r>
+      </w:fldSimple>
       <w:r>
         <w:t xml:space="preserve"> — Внешний вид интерактивной документации</w:t>
       </w:r>
@@ -17633,51 +17451,25 @@
       <w:r>
         <w:t xml:space="preserve">Рисунок </w:t>
       </w:r>
-      <w:r>
-        <w:fldChar w:fldCharType="begin"/>
-      </w:r>
-      <w:r>
-        <w:instrText xml:space="preserve"> STYLEREF 2 \s </w:instrText>
-      </w:r>
-      <w:r>
-        <w:fldChar w:fldCharType="separate"/>
-      </w:r>
-      <w:r>
-        <w:rPr>
-          <w:noProof/>
-        </w:rPr>
-        <w:t>2</w:t>
-      </w:r>
-      <w:r>
-        <w:rPr>
-          <w:noProof/>
-        </w:rPr>
-        <w:fldChar w:fldCharType="end"/>
-      </w:r>
+      <w:fldSimple w:instr=" STYLEREF 2 \s ">
+        <w:r>
+          <w:rPr>
+            <w:noProof/>
+          </w:rPr>
+          <w:t>2</w:t>
+        </w:r>
+      </w:fldSimple>
       <w:r>
         <w:t>.</w:t>
       </w:r>
-      <w:r>
-        <w:fldChar w:fldCharType="begin"/>
-      </w:r>
-      <w:r>
-        <w:instrText xml:space="preserve"> SEQ Рисунок \* ARABIC \s 2 </w:instrText>
-      </w:r>
-      <w:r>
-        <w:fldChar w:fldCharType="separate"/>
-      </w:r>
-      <w:r>
-        <w:rPr>
-          <w:noProof/>
-        </w:rPr>
-        <w:t>8</w:t>
-      </w:r>
-      <w:r>
-        <w:rPr>
-          <w:noProof/>
-        </w:rPr>
-        <w:fldChar w:fldCharType="end"/>
-      </w:r>
+      <w:fldSimple w:instr=" SEQ Рисунок \* ARABIC \s 2 ">
+        <w:r>
+          <w:rPr>
+            <w:noProof/>
+          </w:rPr>
+          <w:t>8</w:t>
+        </w:r>
+      </w:fldSimple>
       <w:r>
         <w:t xml:space="preserve"> — Результаты тестов</w:t>
       </w:r>
@@ -17862,51 +17654,25 @@
       <w:r>
         <w:t xml:space="preserve">Рисунок </w:t>
       </w:r>
-      <w:r>
-        <w:fldChar w:fldCharType="begin"/>
-      </w:r>
-      <w:r>
-        <w:instrText xml:space="preserve"> STYLEREF 2 \s </w:instrText>
-      </w:r>
-      <w:r>
-        <w:fldChar w:fldCharType="separate"/>
-      </w:r>
-      <w:r>
-        <w:rPr>
-          <w:noProof/>
-        </w:rPr>
-        <w:t>2</w:t>
-      </w:r>
-      <w:r>
-        <w:rPr>
-          <w:noProof/>
-        </w:rPr>
-        <w:fldChar w:fldCharType="end"/>
-      </w:r>
+      <w:fldSimple w:instr=" STYLEREF 2 \s ">
+        <w:r>
+          <w:rPr>
+            <w:noProof/>
+          </w:rPr>
+          <w:t>2</w:t>
+        </w:r>
+      </w:fldSimple>
       <w:r>
         <w:t>.</w:t>
       </w:r>
-      <w:r>
-        <w:fldChar w:fldCharType="begin"/>
-      </w:r>
-      <w:r>
-        <w:instrText xml:space="preserve"> SEQ Рисунок \* ARABIC \s 2 </w:instrText>
-      </w:r>
-      <w:r>
-        <w:fldChar w:fldCharType="separate"/>
-      </w:r>
-      <w:r>
-        <w:rPr>
-          <w:noProof/>
-        </w:rPr>
-        <w:t>9</w:t>
-      </w:r>
-      <w:r>
-        <w:rPr>
-          <w:noProof/>
-        </w:rPr>
-        <w:fldChar w:fldCharType="end"/>
-      </w:r>
+      <w:fldSimple w:instr=" SEQ Рисунок \* ARABIC \s 2 ">
+        <w:r>
+          <w:rPr>
+            <w:noProof/>
+          </w:rPr>
+          <w:t>9</w:t>
+        </w:r>
+      </w:fldSimple>
       <w:r>
         <w:t xml:space="preserve"> — Полное описание конечной точки регистрации</w:t>
       </w:r>
@@ -18008,51 +17774,25 @@
       <w:r>
         <w:t xml:space="preserve">Рисунок </w:t>
       </w:r>
-      <w:r>
-        <w:fldChar w:fldCharType="begin"/>
-      </w:r>
-      <w:r>
-        <w:instrText xml:space="preserve"> STYLEREF 2 \s </w:instrText>
-      </w:r>
-      <w:r>
-        <w:fldChar w:fldCharType="separate"/>
-      </w:r>
-      <w:r>
-        <w:rPr>
-          <w:noProof/>
-        </w:rPr>
-        <w:t>2</w:t>
-      </w:r>
-      <w:r>
-        <w:rPr>
-          <w:noProof/>
-        </w:rPr>
-        <w:fldChar w:fldCharType="end"/>
-      </w:r>
+      <w:fldSimple w:instr=" STYLEREF 2 \s ">
+        <w:r>
+          <w:rPr>
+            <w:noProof/>
+          </w:rPr>
+          <w:t>2</w:t>
+        </w:r>
+      </w:fldSimple>
       <w:r>
         <w:t>.</w:t>
       </w:r>
-      <w:r>
-        <w:fldChar w:fldCharType="begin"/>
-      </w:r>
-      <w:r>
-        <w:instrText xml:space="preserve"> SEQ Рисунок \* ARABIC \s 2 </w:instrText>
-      </w:r>
-      <w:r>
-        <w:fldChar w:fldCharType="separate"/>
-      </w:r>
-      <w:r>
-        <w:rPr>
-          <w:noProof/>
-        </w:rPr>
-        <w:t>10</w:t>
-      </w:r>
-      <w:r>
-        <w:rPr>
-          <w:noProof/>
-        </w:rPr>
-        <w:fldChar w:fldCharType="end"/>
-      </w:r>
+      <w:fldSimple w:instr=" SEQ Рисунок \* ARABIC \s 2 ">
+        <w:r>
+          <w:rPr>
+            <w:noProof/>
+          </w:rPr>
+          <w:t>10</w:t>
+        </w:r>
+      </w:fldSimple>
       <w:r>
         <w:t xml:space="preserve"> — </w:t>
       </w:r>
@@ -18137,51 +17877,25 @@
       <w:r>
         <w:t xml:space="preserve">Рисунок </w:t>
       </w:r>
-      <w:r>
-        <w:fldChar w:fldCharType="begin"/>
-      </w:r>
-      <w:r>
-        <w:instrText xml:space="preserve"> STYLEREF 2 \s </w:instrText>
-      </w:r>
-      <w:r>
-        <w:fldChar w:fldCharType="separate"/>
-      </w:r>
-      <w:r>
-        <w:rPr>
-          <w:noProof/>
-        </w:rPr>
-        <w:t>2</w:t>
-      </w:r>
-      <w:r>
-        <w:rPr>
-          <w:noProof/>
-        </w:rPr>
-        <w:fldChar w:fldCharType="end"/>
-      </w:r>
+      <w:fldSimple w:instr=" STYLEREF 2 \s ">
+        <w:r>
+          <w:rPr>
+            <w:noProof/>
+          </w:rPr>
+          <w:t>2</w:t>
+        </w:r>
+      </w:fldSimple>
       <w:r>
         <w:t>.</w:t>
       </w:r>
-      <w:r>
-        <w:fldChar w:fldCharType="begin"/>
-      </w:r>
-      <w:r>
-        <w:instrText xml:space="preserve"> SEQ Рисунок \* ARABIC \s 2 </w:instrText>
-      </w:r>
-      <w:r>
-        <w:fldChar w:fldCharType="separate"/>
-      </w:r>
-      <w:r>
-        <w:rPr>
-          <w:noProof/>
-        </w:rPr>
-        <w:t>11</w:t>
-      </w:r>
-      <w:r>
-        <w:rPr>
-          <w:noProof/>
-        </w:rPr>
-        <w:fldChar w:fldCharType="end"/>
-      </w:r>
+      <w:fldSimple w:instr=" SEQ Рисунок \* ARABIC \s 2 ">
+        <w:r>
+          <w:rPr>
+            <w:noProof/>
+          </w:rPr>
+          <w:t>11</w:t>
+        </w:r>
+      </w:fldSimple>
       <w:r>
         <w:t xml:space="preserve"> — Запись только что зарегистрированного пользователя в БД</w:t>
       </w:r>
@@ -18318,51 +18032,25 @@
       <w:r>
         <w:t xml:space="preserve">Рисунок </w:t>
       </w:r>
-      <w:r>
-        <w:fldChar w:fldCharType="begin"/>
-      </w:r>
-      <w:r>
-        <w:instrText xml:space="preserve"> STYLEREF 2 \s </w:instrText>
-      </w:r>
-      <w:r>
-        <w:fldChar w:fldCharType="separate"/>
-      </w:r>
-      <w:r>
-        <w:rPr>
-          <w:noProof/>
-        </w:rPr>
-        <w:t>2</w:t>
-      </w:r>
-      <w:r>
-        <w:rPr>
-          <w:noProof/>
-        </w:rPr>
-        <w:fldChar w:fldCharType="end"/>
-      </w:r>
+      <w:fldSimple w:instr=" STYLEREF 2 \s ">
+        <w:r>
+          <w:rPr>
+            <w:noProof/>
+          </w:rPr>
+          <w:t>2</w:t>
+        </w:r>
+      </w:fldSimple>
       <w:r>
         <w:t>.</w:t>
       </w:r>
-      <w:r>
-        <w:fldChar w:fldCharType="begin"/>
-      </w:r>
-      <w:r>
-        <w:instrText xml:space="preserve"> SEQ Рисунок \* ARABIC \s 2 </w:instrText>
-      </w:r>
-      <w:r>
-        <w:fldChar w:fldCharType="separate"/>
-      </w:r>
-      <w:r>
-        <w:rPr>
-          <w:noProof/>
-        </w:rPr>
-        <w:t>12</w:t>
-      </w:r>
-      <w:r>
-        <w:rPr>
-          <w:noProof/>
-        </w:rPr>
-        <w:fldChar w:fldCharType="end"/>
-      </w:r>
+      <w:fldSimple w:instr=" SEQ Рисунок \* ARABIC \s 2 ">
+        <w:r>
+          <w:rPr>
+            <w:noProof/>
+          </w:rPr>
+          <w:t>12</w:t>
+        </w:r>
+      </w:fldSimple>
       <w:r>
         <w:t xml:space="preserve"> —</w:t>
       </w:r>
@@ -18486,51 +18174,25 @@
       <w:r>
         <w:t xml:space="preserve">Таблица </w:t>
       </w:r>
-      <w:r>
-        <w:fldChar w:fldCharType="begin"/>
-      </w:r>
-      <w:r>
-        <w:instrText xml:space="preserve"> STYLEREF 2 \s </w:instrText>
-      </w:r>
-      <w:r>
-        <w:fldChar w:fldCharType="separate"/>
-      </w:r>
-      <w:r>
-        <w:rPr>
-          <w:noProof/>
-        </w:rPr>
-        <w:t>3</w:t>
-      </w:r>
-      <w:r>
-        <w:rPr>
-          <w:noProof/>
-        </w:rPr>
-        <w:fldChar w:fldCharType="end"/>
-      </w:r>
+      <w:fldSimple w:instr=" STYLEREF 2 \s ">
+        <w:r>
+          <w:rPr>
+            <w:noProof/>
+          </w:rPr>
+          <w:t>3</w:t>
+        </w:r>
+      </w:fldSimple>
       <w:r>
         <w:t>.</w:t>
       </w:r>
-      <w:r>
-        <w:fldChar w:fldCharType="begin"/>
-      </w:r>
-      <w:r>
-        <w:instrText xml:space="preserve"> SEQ Таблица \* ARABIC \s 2 </w:instrText>
-      </w:r>
-      <w:r>
-        <w:fldChar w:fldCharType="separate"/>
-      </w:r>
-      <w:r>
-        <w:rPr>
-          <w:noProof/>
-        </w:rPr>
-        <w:t>1</w:t>
-      </w:r>
-      <w:r>
-        <w:rPr>
-          <w:noProof/>
-        </w:rPr>
-        <w:fldChar w:fldCharType="end"/>
-      </w:r>
+      <w:fldSimple w:instr=" SEQ Таблица \* ARABIC \s 2 ">
+        <w:r>
+          <w:rPr>
+            <w:noProof/>
+          </w:rPr>
+          <w:t>1</w:t>
+        </w:r>
+      </w:fldSimple>
       <w:r>
         <w:t xml:space="preserve"> — </w:t>
       </w:r>
@@ -19446,51 +19108,25 @@
       <w:r>
         <w:t xml:space="preserve">Таблица </w:t>
       </w:r>
-      <w:r>
-        <w:fldChar w:fldCharType="begin"/>
-      </w:r>
-      <w:r>
-        <w:instrText xml:space="preserve"> STYLEREF 2 \s </w:instrText>
-      </w:r>
-      <w:r>
-        <w:fldChar w:fldCharType="separate"/>
-      </w:r>
-      <w:r>
-        <w:rPr>
-          <w:noProof/>
-        </w:rPr>
-        <w:t>3</w:t>
-      </w:r>
-      <w:r>
-        <w:rPr>
-          <w:noProof/>
-        </w:rPr>
-        <w:fldChar w:fldCharType="end"/>
-      </w:r>
+      <w:fldSimple w:instr=" STYLEREF 2 \s ">
+        <w:r>
+          <w:rPr>
+            <w:noProof/>
+          </w:rPr>
+          <w:t>3</w:t>
+        </w:r>
+      </w:fldSimple>
       <w:r>
         <w:t>.</w:t>
       </w:r>
-      <w:r>
-        <w:fldChar w:fldCharType="begin"/>
-      </w:r>
-      <w:r>
-        <w:instrText xml:space="preserve"> SEQ Таблица \* ARABIC \s 2 </w:instrText>
-      </w:r>
-      <w:r>
-        <w:fldChar w:fldCharType="separate"/>
-      </w:r>
-      <w:r>
-        <w:rPr>
-          <w:noProof/>
-        </w:rPr>
-        <w:t>2</w:t>
-      </w:r>
-      <w:r>
-        <w:rPr>
-          <w:noProof/>
-        </w:rPr>
-        <w:fldChar w:fldCharType="end"/>
-      </w:r>
+      <w:fldSimple w:instr=" SEQ Таблица \* ARABIC \s 2 ">
+        <w:r>
+          <w:rPr>
+            <w:noProof/>
+          </w:rPr>
+          <w:t>2</w:t>
+        </w:r>
+      </w:fldSimple>
       <w:r>
         <w:t xml:space="preserve"> — </w:t>
       </w:r>
@@ -19950,16 +19586,7 @@
                 <w:rPr>
                   <w:rFonts w:ascii="Cambria Math" w:hAnsi="Cambria Math"/>
                 </w:rPr>
-                <m:t>, руб.</m:t>
-              </m:r>
-              <m:r>
-                <m:rPr>
-                  <m:sty m:val="p"/>
-                </m:rPr>
-                <w:rPr>
-                  <w:rFonts w:ascii="Cambria Math" w:hAnsi="Cambria Math"/>
-                </w:rPr>
-                <m:t>/</m:t>
+                <m:t>, руб./</m:t>
               </m:r>
               <m:r>
                 <w:rPr>
@@ -19995,13 +19622,7 @@
                 <w:rPr>
                   <w:rFonts w:ascii="Cambria Math" w:hAnsi="Cambria Math"/>
                 </w:rPr>
-                <m:t>.1</m:t>
-              </m:r>
-              <m:r>
-                <w:rPr>
-                  <w:rFonts w:ascii="Cambria Math" w:hAnsi="Cambria Math"/>
-                </w:rPr>
-                <m:t>)</m:t>
+                <m:t>.1)</m:t>
               </m:r>
               <m:ctrlPr>
                 <w:rPr>
@@ -20026,7 +19647,19 @@
         <w:rPr>
           <w:lang w:val="ru-RU"/>
         </w:rPr>
-        <w:t>где Ом – оклад исполнителя в месяц, руб./мес.;</w:t>
+        <w:t xml:space="preserve">где Ом </w:t>
+      </w:r>
+      <w:r>
+        <w:rPr>
+          <w:lang w:val="ru-RU"/>
+        </w:rPr>
+        <w:t>—</w:t>
+      </w:r>
+      <w:r>
+        <w:rPr>
+          <w:lang w:val="ru-RU"/>
+        </w:rPr>
+        <w:t xml:space="preserve"> оклад исполнителя в месяц, руб./мес.;</w:t>
       </w:r>
     </w:p>
     <w:p>
@@ -20040,7 +19673,19 @@
         <w:rPr>
           <w:lang w:val="ru-RU"/>
         </w:rPr>
-        <w:t>Д – количество рабочих дней в месяце (для расчета Д = 20 раб. дней);</w:t>
+        <w:t xml:space="preserve">Д </w:t>
+      </w:r>
+      <w:r>
+        <w:rPr>
+          <w:lang w:val="ru-RU"/>
+        </w:rPr>
+        <w:t>—</w:t>
+      </w:r>
+      <w:r>
+        <w:rPr>
+          <w:lang w:val="ru-RU"/>
+        </w:rPr>
+        <w:t xml:space="preserve"> количество рабочих дней в месяце (для расчета Д = 20 раб. дней);</w:t>
       </w:r>
     </w:p>
     <w:p>
@@ -20054,7 +19699,19 @@
         <w:rPr>
           <w:lang w:val="ru-RU"/>
         </w:rPr>
-        <w:t xml:space="preserve">Тс – продолжительность рабочего дня (для </w:t>
+        <w:t xml:space="preserve">Тс </w:t>
+      </w:r>
+      <w:r>
+        <w:rPr>
+          <w:lang w:val="ru-RU"/>
+        </w:rPr>
+        <w:t>—</w:t>
+      </w:r>
+      <w:r>
+        <w:rPr>
+          <w:lang w:val="ru-RU"/>
+        </w:rPr>
+        <w:t xml:space="preserve"> продолжительность рабочего дня (для </w:t>
       </w:r>
       <w:proofErr w:type="gramStart"/>
       <w:r>
@@ -20227,7 +19884,6 @@
         <w:jc w:val="center"/>
         <w:rPr>
           <w:szCs w:val="28"/>
-          <w:lang w:val="en-US"/>
         </w:rPr>
       </w:pPr>
       <m:oMathPara>
@@ -20357,29 +20013,7 @@
                   <w:rFonts w:ascii="Cambria Math" w:hAnsi="Cambria Math"/>
                   <w:szCs w:val="28"/>
                 </w:rPr>
-                <m:t>,</m:t>
-              </m:r>
-              <m:r>
-                <w:rPr>
-                  <w:rFonts w:ascii="Cambria Math" w:hAnsi="Cambria Math"/>
-                  <w:szCs w:val="28"/>
-                </w:rPr>
-                <m:t>руб./ч.,</m:t>
-              </m:r>
-              <m:r>
-                <w:rPr>
-                  <w:rFonts w:ascii="Cambria Math" w:hAnsi="Cambria Math"/>
-                  <w:szCs w:val="28"/>
-                </w:rPr>
-                <m:t>#(3</m:t>
-              </m:r>
-              <m:r>
-                <w:rPr>
-                  <w:rFonts w:ascii="Cambria Math" w:hAnsi="Cambria Math"/>
-                  <w:szCs w:val="28"/>
-                  <w:lang w:val="en-US"/>
-                </w:rPr>
-                <m:t>.3)</m:t>
+                <m:t>,руб./ч.,#(3.3)</m:t>
               </m:r>
               <m:ctrlPr>
                 <w:rPr>
@@ -20440,51 +20074,25 @@
         <w:lastRenderedPageBreak/>
         <w:t xml:space="preserve">Таблица </w:t>
       </w:r>
-      <w:r>
-        <w:fldChar w:fldCharType="begin"/>
-      </w:r>
-      <w:r>
-        <w:instrText xml:space="preserve"> STYLEREF 2 \s </w:instrText>
-      </w:r>
-      <w:r>
-        <w:fldChar w:fldCharType="separate"/>
-      </w:r>
-      <w:r>
-        <w:rPr>
-          <w:noProof/>
-        </w:rPr>
-        <w:t>3</w:t>
-      </w:r>
-      <w:r>
-        <w:rPr>
-          <w:noProof/>
-        </w:rPr>
-        <w:fldChar w:fldCharType="end"/>
-      </w:r>
+      <w:fldSimple w:instr=" STYLEREF 2 \s ">
+        <w:r>
+          <w:rPr>
+            <w:noProof/>
+          </w:rPr>
+          <w:t>3</w:t>
+        </w:r>
+      </w:fldSimple>
       <w:r>
         <w:t>.</w:t>
       </w:r>
-      <w:r>
-        <w:fldChar w:fldCharType="begin"/>
-      </w:r>
-      <w:r>
-        <w:instrText xml:space="preserve"> SEQ Таблица \* ARABIC \s 2 </w:instrText>
-      </w:r>
-      <w:r>
-        <w:fldChar w:fldCharType="separate"/>
-      </w:r>
-      <w:r>
-        <w:rPr>
-          <w:noProof/>
-        </w:rPr>
-        <w:t>3</w:t>
-      </w:r>
-      <w:r>
-        <w:rPr>
-          <w:noProof/>
-        </w:rPr>
-        <w:fldChar w:fldCharType="end"/>
-      </w:r>
+      <w:fldSimple w:instr=" SEQ Таблица \* ARABIC \s 2 ">
+        <w:r>
+          <w:rPr>
+            <w:noProof/>
+          </w:rPr>
+          <w:t>3</w:t>
+        </w:r>
+      </w:fldSimple>
       <w:r>
         <w:t xml:space="preserve"> — </w:t>
       </w:r>
@@ -21201,51 +20809,25 @@
       <w:r>
         <w:t xml:space="preserve">Таблица </w:t>
       </w:r>
-      <w:r>
-        <w:fldChar w:fldCharType="begin"/>
-      </w:r>
-      <w:r>
-        <w:instrText xml:space="preserve"> STYLEREF 2 \s </w:instrText>
-      </w:r>
-      <w:r>
-        <w:fldChar w:fldCharType="separate"/>
-      </w:r>
-      <w:r>
-        <w:rPr>
-          <w:noProof/>
-        </w:rPr>
-        <w:t>3</w:t>
-      </w:r>
-      <w:r>
-        <w:rPr>
-          <w:noProof/>
-        </w:rPr>
-        <w:fldChar w:fldCharType="end"/>
-      </w:r>
+      <w:fldSimple w:instr=" STYLEREF 2 \s ">
+        <w:r>
+          <w:rPr>
+            <w:noProof/>
+          </w:rPr>
+          <w:t>3</w:t>
+        </w:r>
+      </w:fldSimple>
       <w:r>
         <w:t>.</w:t>
       </w:r>
-      <w:r>
-        <w:fldChar w:fldCharType="begin"/>
-      </w:r>
-      <w:r>
-        <w:instrText xml:space="preserve"> SEQ Таблица \* ARABIC \s 2 </w:instrText>
-      </w:r>
-      <w:r>
-        <w:fldChar w:fldCharType="separate"/>
-      </w:r>
-      <w:r>
-        <w:rPr>
-          <w:noProof/>
-        </w:rPr>
-        <w:t>4</w:t>
-      </w:r>
-      <w:r>
-        <w:rPr>
-          <w:noProof/>
-        </w:rPr>
-        <w:fldChar w:fldCharType="end"/>
-      </w:r>
+      <w:fldSimple w:instr=" SEQ Таблица \* ARABIC \s 2 ">
+        <w:r>
+          <w:rPr>
+            <w:noProof/>
+          </w:rPr>
+          <w:t>4</w:t>
+        </w:r>
+      </w:fldSimple>
       <w:r>
         <w:t xml:space="preserve"> — </w:t>
       </w:r>
@@ -21998,51 +21580,25 @@
         <w:lastRenderedPageBreak/>
         <w:t xml:space="preserve">Таблица </w:t>
       </w:r>
-      <w:r>
-        <w:fldChar w:fldCharType="begin"/>
-      </w:r>
-      <w:r>
-        <w:instrText xml:space="preserve"> STYLEREF 2 \s </w:instrText>
-      </w:r>
-      <w:r>
-        <w:fldChar w:fldCharType="separate"/>
-      </w:r>
-      <w:r>
-        <w:rPr>
-          <w:noProof/>
-        </w:rPr>
-        <w:t>3</w:t>
-      </w:r>
-      <w:r>
-        <w:rPr>
-          <w:noProof/>
-        </w:rPr>
-        <w:fldChar w:fldCharType="end"/>
-      </w:r>
+      <w:fldSimple w:instr=" STYLEREF 2 \s ">
+        <w:r>
+          <w:rPr>
+            <w:noProof/>
+          </w:rPr>
+          <w:t>3</w:t>
+        </w:r>
+      </w:fldSimple>
       <w:r>
         <w:t>.</w:t>
       </w:r>
-      <w:r>
-        <w:fldChar w:fldCharType="begin"/>
-      </w:r>
-      <w:r>
-        <w:instrText xml:space="preserve"> SEQ Таблица \* ARABIC \s 2 </w:instrText>
-      </w:r>
-      <w:r>
-        <w:fldChar w:fldCharType="separate"/>
-      </w:r>
-      <w:r>
-        <w:rPr>
-          <w:noProof/>
-        </w:rPr>
-        <w:t>5</w:t>
-      </w:r>
-      <w:r>
-        <w:rPr>
-          <w:noProof/>
-        </w:rPr>
-        <w:fldChar w:fldCharType="end"/>
-      </w:r>
+      <w:fldSimple w:instr=" SEQ Таблица \* ARABIC \s 2 ">
+        <w:r>
+          <w:rPr>
+            <w:noProof/>
+          </w:rPr>
+          <w:t>5</w:t>
+        </w:r>
+      </w:fldSimple>
       <w:r>
         <w:t xml:space="preserve"> — </w:t>
       </w:r>
@@ -22829,7 +22385,6 @@
               </m:ctrlPr>
             </m:eqArrPr>
             <m:e>
-              <w:proofErr w:type="spellStart"/>
               <m:r>
                 <m:rPr>
                   <m:nor/>
@@ -22839,162 +22394,7 @@
                   <w:iCs/>
                   <w:szCs w:val="28"/>
                 </w:rPr>
-                <m:t>Зрп</m:t>
-              </m:r>
-              <w:proofErr w:type="spellEnd"/>
-              <m:r>
-                <m:rPr>
-                  <m:nor/>
-                </m:rPr>
-                <w:rPr>
-                  <w:rFonts w:ascii="Cambria Math" w:hAnsi="Cambria Math"/>
-                  <w:iCs/>
-                  <w:szCs w:val="28"/>
-                </w:rPr>
-                <m:t xml:space="preserve"> = </m:t>
-              </m:r>
-              <w:proofErr w:type="spellStart"/>
-              <m:r>
-                <m:rPr>
-                  <m:nor/>
-                </m:rPr>
-                <w:rPr>
-                  <w:rFonts w:ascii="Cambria Math" w:hAnsi="Cambria Math"/>
-                  <w:iCs/>
-                  <w:szCs w:val="28"/>
-                </w:rPr>
-                <m:t>Зот</m:t>
-              </m:r>
-              <w:proofErr w:type="spellEnd"/>
-              <m:r>
-                <m:rPr>
-                  <m:nor/>
-                </m:rPr>
-                <w:rPr>
-                  <w:rFonts w:ascii="Cambria Math" w:hAnsi="Cambria Math"/>
-                  <w:iCs/>
-                  <w:szCs w:val="28"/>
-                </w:rPr>
-                <m:t xml:space="preserve"> + </m:t>
-              </m:r>
-              <w:proofErr w:type="spellStart"/>
-              <m:r>
-                <m:rPr>
-                  <m:nor/>
-                </m:rPr>
-                <w:rPr>
-                  <w:rFonts w:ascii="Cambria Math" w:hAnsi="Cambria Math"/>
-                  <w:iCs/>
-                  <w:szCs w:val="28"/>
-                </w:rPr>
-                <m:t>Зст</m:t>
-              </m:r>
-              <w:proofErr w:type="spellEnd"/>
-              <m:r>
-                <m:rPr>
-                  <m:nor/>
-                </m:rPr>
-                <w:rPr>
-                  <w:rFonts w:ascii="Cambria Math" w:hAnsi="Cambria Math"/>
-                  <w:iCs/>
-                  <w:szCs w:val="28"/>
-                </w:rPr>
-                <m:t xml:space="preserve"> + </m:t>
-              </m:r>
-              <w:proofErr w:type="spellStart"/>
-              <m:r>
-                <m:rPr>
-                  <m:nor/>
-                </m:rPr>
-                <w:rPr>
-                  <w:rFonts w:ascii="Cambria Math" w:hAnsi="Cambria Math"/>
-                  <w:iCs/>
-                  <w:szCs w:val="28"/>
-                </w:rPr>
-                <m:t>Зэвм</m:t>
-              </m:r>
-              <w:proofErr w:type="spellEnd"/>
-              <m:r>
-                <m:rPr>
-                  <m:nor/>
-                </m:rPr>
-                <w:rPr>
-                  <w:rFonts w:ascii="Cambria Math" w:hAnsi="Cambria Math"/>
-                  <w:iCs/>
-                  <w:szCs w:val="28"/>
-                </w:rPr>
-                <m:t xml:space="preserve"> + </m:t>
-              </m:r>
-              <w:proofErr w:type="spellStart"/>
-              <m:r>
-                <m:rPr>
-                  <m:nor/>
-                </m:rPr>
-                <w:rPr>
-                  <w:rFonts w:ascii="Cambria Math" w:hAnsi="Cambria Math"/>
-                  <w:iCs/>
-                  <w:szCs w:val="28"/>
-                </w:rPr>
-                <m:t>Зсп</m:t>
-              </m:r>
-              <w:proofErr w:type="spellEnd"/>
-              <m:r>
-                <m:rPr>
-                  <m:nor/>
-                </m:rPr>
-                <w:rPr>
-                  <w:rFonts w:ascii="Cambria Math" w:hAnsi="Cambria Math"/>
-                  <w:iCs/>
-                  <w:szCs w:val="28"/>
-                </w:rPr>
-                <m:t xml:space="preserve"> + </m:t>
-              </m:r>
-              <w:proofErr w:type="spellStart"/>
-              <m:r>
-                <m:rPr>
-                  <m:nor/>
-                </m:rPr>
-                <w:rPr>
-                  <w:rFonts w:ascii="Cambria Math" w:hAnsi="Cambria Math"/>
-                  <w:iCs/>
-                  <w:szCs w:val="28"/>
-                </w:rPr>
-                <m:t>Зрм</m:t>
-              </m:r>
-              <w:proofErr w:type="spellEnd"/>
-              <m:r>
-                <m:rPr>
-                  <m:nor/>
-                </m:rPr>
-                <w:rPr>
-                  <w:rFonts w:ascii="Cambria Math" w:hAnsi="Cambria Math"/>
-                  <w:iCs/>
-                  <w:szCs w:val="28"/>
-                </w:rPr>
-                <m:t xml:space="preserve"> + </m:t>
-              </m:r>
-              <w:proofErr w:type="spellStart"/>
-              <m:r>
-                <m:rPr>
-                  <m:nor/>
-                </m:rPr>
-                <w:rPr>
-                  <w:rFonts w:ascii="Cambria Math" w:hAnsi="Cambria Math"/>
-                  <w:iCs/>
-                  <w:szCs w:val="28"/>
-                </w:rPr>
-                <m:t>Знр</m:t>
-              </m:r>
-              <w:proofErr w:type="spellEnd"/>
-              <m:r>
-                <m:rPr>
-                  <m:sty m:val="p"/>
-                </m:rPr>
-                <w:rPr>
-                  <w:rFonts w:ascii="Cambria Math" w:hAnsi="Cambria Math"/>
-                  <w:szCs w:val="28"/>
-                </w:rPr>
-                <m:t>,</m:t>
+                <m:t>Зрп = Зот + Зст + Зэвм + Зсп + Зрм + Знр</m:t>
               </m:r>
               <m:r>
                 <m:rPr>
@@ -23004,17 +22404,7 @@
                   <w:rFonts w:ascii="Cambria Math" w:hAnsi="Cambria Math"/>
                   <w:szCs w:val="28"/>
                 </w:rPr>
-                <m:t>руб.,</m:t>
-              </m:r>
-              <m:r>
-                <m:rPr>
-                  <m:sty m:val="p"/>
-                </m:rPr>
-                <w:rPr>
-                  <w:rFonts w:ascii="Cambria Math" w:hAnsi="Cambria Math"/>
-                  <w:szCs w:val="28"/>
-                </w:rPr>
-                <m:t>#(3.4)</m:t>
+                <m:t>,руб.,#(3.4)</m:t>
               </m:r>
             </m:e>
           </m:eqArr>
@@ -23046,18 +22436,30 @@
         <w:rPr>
           <w:lang w:val="ru-RU"/>
         </w:rPr>
-        <w:t xml:space="preserve"> – затраты на оплату труда разработчика (разработчиков), руб.; (563</w:t>
-      </w:r>
-      <w:r>
-        <w:rPr>
-          <w:lang w:val="ru-RU"/>
-        </w:rPr>
         <w:t xml:space="preserve"> </w:t>
       </w:r>
       <w:r>
         <w:rPr>
           <w:lang w:val="ru-RU"/>
         </w:rPr>
+        <w:t>—</w:t>
+      </w:r>
+      <w:r>
+        <w:rPr>
+          <w:lang w:val="ru-RU"/>
+        </w:rPr>
+        <w:t xml:space="preserve"> затраты на оплату труда разработчика (разработчиков), руб.; (563</w:t>
+      </w:r>
+      <w:r>
+        <w:rPr>
+          <w:lang w:val="ru-RU"/>
+        </w:rPr>
+        <w:t xml:space="preserve"> </w:t>
+      </w:r>
+      <w:r>
+        <w:rPr>
+          <w:lang w:val="ru-RU"/>
+        </w:rPr>
         <w:t>500)</w:t>
       </w:r>
     </w:p>
@@ -23080,18 +22482,30 @@
         <w:rPr>
           <w:lang w:val="ru-RU"/>
         </w:rPr>
-        <w:t xml:space="preserve"> – страховые взносы по оплате труда во внебюджетные фонды, руб.; (169</w:t>
-      </w:r>
-      <w:r>
-        <w:rPr>
-          <w:lang w:val="ru-RU"/>
-        </w:rPr>
         <w:t xml:space="preserve"> </w:t>
       </w:r>
       <w:r>
         <w:rPr>
           <w:lang w:val="ru-RU"/>
         </w:rPr>
+        <w:t>—</w:t>
+      </w:r>
+      <w:r>
+        <w:rPr>
+          <w:lang w:val="ru-RU"/>
+        </w:rPr>
+        <w:t xml:space="preserve"> страховые взносы по оплате труда во внебюджетные фонды, руб.; (169</w:t>
+      </w:r>
+      <w:r>
+        <w:rPr>
+          <w:lang w:val="ru-RU"/>
+        </w:rPr>
+        <w:t xml:space="preserve"> </w:t>
+      </w:r>
+      <w:r>
+        <w:rPr>
+          <w:lang w:val="ru-RU"/>
+        </w:rPr>
         <w:t>050)</w:t>
       </w:r>
     </w:p>
@@ -23114,7 +22528,19 @@
         <w:rPr>
           <w:lang w:val="ru-RU"/>
         </w:rPr>
-        <w:t xml:space="preserve"> – затраты, связанные с содержанием вычислительной техники, руб.; (23</w:t>
+        <w:t xml:space="preserve"> </w:t>
+      </w:r>
+      <w:r>
+        <w:rPr>
+          <w:lang w:val="ru-RU"/>
+        </w:rPr>
+        <w:t>—</w:t>
+      </w:r>
+      <w:r>
+        <w:rPr>
+          <w:lang w:val="ru-RU"/>
+        </w:rPr>
+        <w:t xml:space="preserve"> затраты, связанные с содержанием вычислительной техники, руб.; (23</w:t>
       </w:r>
       <w:r>
         <w:rPr>
@@ -23149,18 +22575,30 @@
         <w:rPr>
           <w:lang w:val="ru-RU"/>
         </w:rPr>
-        <w:t xml:space="preserve"> – затраты на технические средства и/или специальные программы, руб.; (97</w:t>
-      </w:r>
-      <w:r>
-        <w:rPr>
-          <w:lang w:val="ru-RU"/>
-        </w:rPr>
         <w:t xml:space="preserve"> </w:t>
       </w:r>
       <w:r>
         <w:rPr>
           <w:lang w:val="ru-RU"/>
         </w:rPr>
+        <w:t>—</w:t>
+      </w:r>
+      <w:r>
+        <w:rPr>
+          <w:lang w:val="ru-RU"/>
+        </w:rPr>
+        <w:t xml:space="preserve"> затраты на технические средства и/или специальные программы, руб.; (97</w:t>
+      </w:r>
+      <w:r>
+        <w:rPr>
+          <w:lang w:val="ru-RU"/>
+        </w:rPr>
+        <w:t xml:space="preserve"> </w:t>
+      </w:r>
+      <w:r>
+        <w:rPr>
+          <w:lang w:val="ru-RU"/>
+        </w:rPr>
         <w:t>631)</w:t>
       </w:r>
     </w:p>
@@ -23183,18 +22621,30 @@
         <w:rPr>
           <w:lang w:val="ru-RU"/>
         </w:rPr>
-        <w:t xml:space="preserve"> – затраты на расходные материалы, необходимые при разработке программного продукта, руб.; (8</w:t>
-      </w:r>
-      <w:r>
-        <w:rPr>
-          <w:lang w:val="ru-RU"/>
-        </w:rPr>
         <w:t xml:space="preserve"> </w:t>
       </w:r>
       <w:r>
         <w:rPr>
           <w:lang w:val="ru-RU"/>
         </w:rPr>
+        <w:t>—</w:t>
+      </w:r>
+      <w:r>
+        <w:rPr>
+          <w:lang w:val="ru-RU"/>
+        </w:rPr>
+        <w:t xml:space="preserve"> затраты на расходные материалы, необходимые при разработке программного продукта, руб.; (8</w:t>
+      </w:r>
+      <w:r>
+        <w:rPr>
+          <w:lang w:val="ru-RU"/>
+        </w:rPr>
+        <w:t xml:space="preserve"> </w:t>
+      </w:r>
+      <w:r>
+        <w:rPr>
+          <w:lang w:val="ru-RU"/>
+        </w:rPr>
         <w:t>750,49)</w:t>
       </w:r>
     </w:p>
@@ -23217,7 +22667,19 @@
         <w:rPr>
           <w:lang w:val="ru-RU"/>
         </w:rPr>
-        <w:t xml:space="preserve"> – затраты по накладным расходам, приходящиеся на разработку программного продукта, руб.(315</w:t>
+        <w:t xml:space="preserve"> </w:t>
+      </w:r>
+      <w:r>
+        <w:rPr>
+          <w:lang w:val="ru-RU"/>
+        </w:rPr>
+        <w:t>—</w:t>
+      </w:r>
+      <w:r>
+        <w:rPr>
+          <w:lang w:val="ru-RU"/>
+        </w:rPr>
+        <w:t xml:space="preserve"> затраты по накладным расходам, приходящиеся на разработку программного продукта, руб.(315</w:t>
       </w:r>
       <w:r>
         <w:rPr>
@@ -23479,17 +22941,7 @@
               <w:rFonts w:ascii="Cambria Math" w:hAnsi="Cambria Math"/>
               <w:lang w:val="en-US"/>
             </w:rPr>
-            <m:t xml:space="preserve"> </m:t>
-          </m:r>
-          <m:r>
-            <m:rPr>
-              <m:nor/>
-            </m:rPr>
-            <w:rPr>
-              <w:rFonts w:ascii="Cambria Math" w:hAnsi="Cambria Math"/>
-              <w:lang w:val="en-US"/>
-            </w:rPr>
-            <m:t xml:space="preserve"> </m:t>
+            <m:t xml:space="preserve">  </m:t>
           </m:r>
         </m:oMath>
       </m:oMathPara>
@@ -23667,17 +23119,7 @@
             <w:rFonts w:ascii="Cambria Math" w:hAnsi="Cambria Math"/>
             <w:szCs w:val="28"/>
           </w:rPr>
-          <m:t xml:space="preserve"> (1 + Кд</m:t>
-        </m:r>
-        <m:r>
-          <m:rPr>
-            <m:nor/>
-          </m:rPr>
-          <w:rPr>
-            <w:rFonts w:ascii="Cambria Math" w:hAnsi="Cambria Math"/>
-            <w:szCs w:val="28"/>
-          </w:rPr>
-          <m:t>),руб.,</m:t>
+          <m:t xml:space="preserve"> (1 + Кд),руб.,</m:t>
         </m:r>
       </m:oMath>
       <w:r>
@@ -23705,7 +23147,19 @@
         <w:rPr>
           <w:lang w:val="ru-RU"/>
         </w:rPr>
-        <w:t>где Ор – месячный оклад разработчика проектного решения, руб./мес.;</w:t>
+        <w:t xml:space="preserve">где Ор </w:t>
+      </w:r>
+      <w:r>
+        <w:rPr>
+          <w:lang w:val="ru-RU"/>
+        </w:rPr>
+        <w:t>—</w:t>
+      </w:r>
+      <w:r>
+        <w:rPr>
+          <w:lang w:val="ru-RU"/>
+        </w:rPr>
+        <w:t xml:space="preserve"> месячный оклад разработчика проектного решения, руб./мес.;</w:t>
       </w:r>
     </w:p>
     <w:p>
@@ -23727,7 +23181,19 @@
         <w:rPr>
           <w:lang w:val="ru-RU"/>
         </w:rPr>
-        <w:t xml:space="preserve"> – время разработки проектного решения разработчиком, мес., включает в себя машинное время работы над проектом (</w:t>
+        <w:t xml:space="preserve"> </w:t>
+      </w:r>
+      <w:r>
+        <w:rPr>
+          <w:lang w:val="ru-RU"/>
+        </w:rPr>
+        <w:t>—</w:t>
+      </w:r>
+      <w:r>
+        <w:rPr>
+          <w:lang w:val="ru-RU"/>
+        </w:rPr>
+        <w:t xml:space="preserve"> время разработки проектного решения разработчиком, мес., включает в себя машинное время работы над проектом (</w:t>
       </w:r>
       <w:proofErr w:type="spellStart"/>
       <w:r>
@@ -23755,7 +23221,19 @@
         <w:rPr>
           <w:lang w:val="ru-RU"/>
         </w:rPr>
-        <w:t>Кд – коэффициент дополнительной заработной платы разработчика.</w:t>
+        <w:t xml:space="preserve">Кд </w:t>
+      </w:r>
+      <w:r>
+        <w:rPr>
+          <w:lang w:val="ru-RU"/>
+        </w:rPr>
+        <w:t>—</w:t>
+      </w:r>
+      <w:r>
+        <w:rPr>
+          <w:lang w:val="ru-RU"/>
+        </w:rPr>
+        <w:t xml:space="preserve"> коэффициент дополнительной заработной платы разработчика.</w:t>
       </w:r>
     </w:p>
     <w:p>
@@ -23783,7 +23261,6 @@
               </m:ctrlPr>
             </m:eqArrPr>
             <m:e>
-              <w:proofErr w:type="spellStart"/>
               <m:r>
                 <m:rPr>
                   <m:nor/>
@@ -23793,19 +23270,7 @@
                   <w:iCs/>
                   <w:szCs w:val="28"/>
                 </w:rPr>
-                <m:t>Зот</m:t>
-              </m:r>
-              <w:proofErr w:type="spellEnd"/>
-              <m:r>
-                <m:rPr>
-                  <m:nor/>
-                </m:rPr>
-                <w:rPr>
-                  <w:rFonts w:ascii="Cambria Math" w:hAnsi="Cambria Math"/>
-                  <w:iCs/>
-                  <w:szCs w:val="28"/>
-                </w:rPr>
-                <m:t xml:space="preserve"> = 245000</m:t>
+                <m:t>Зот = 245000</m:t>
               </m:r>
               <m:r>
                 <m:rPr>
@@ -24013,7 +23478,6 @@
               </m:ctrlPr>
             </m:eqArrPr>
             <m:e>
-              <w:proofErr w:type="spellStart"/>
               <m:r>
                 <m:rPr>
                   <m:nor/>
@@ -24023,66 +23487,7 @@
                   <w:iCs/>
                   <w:szCs w:val="28"/>
                 </w:rPr>
-                <m:t>Зст</m:t>
-              </m:r>
-              <w:proofErr w:type="spellEnd"/>
-              <m:r>
-                <m:rPr>
-                  <m:nor/>
-                </m:rPr>
-                <w:rPr>
-                  <w:rFonts w:ascii="Cambria Math" w:hAnsi="Cambria Math"/>
-                  <w:iCs/>
-                  <w:szCs w:val="28"/>
-                </w:rPr>
-                <m:t xml:space="preserve"> = </m:t>
-              </m:r>
-              <w:proofErr w:type="spellStart"/>
-              <m:r>
-                <m:rPr>
-                  <m:nor/>
-                </m:rPr>
-                <w:rPr>
-                  <w:rFonts w:ascii="Cambria Math" w:hAnsi="Cambria Math"/>
-                  <w:iCs/>
-                  <w:szCs w:val="28"/>
-                </w:rPr>
-                <m:t>Кст</m:t>
-              </m:r>
-              <w:proofErr w:type="spellEnd"/>
-              <m:r>
-                <m:rPr>
-                  <m:nor/>
-                </m:rPr>
-                <w:rPr>
-                  <w:rFonts w:ascii="Cambria Math" w:hAnsi="Cambria Math"/>
-                  <w:iCs/>
-                  <w:szCs w:val="28"/>
-                </w:rPr>
-                <m:t xml:space="preserve"> × </m:t>
-              </m:r>
-              <w:proofErr w:type="spellStart"/>
-              <m:r>
-                <m:rPr>
-                  <m:nor/>
-                </m:rPr>
-                <w:rPr>
-                  <w:rFonts w:ascii="Cambria Math" w:hAnsi="Cambria Math"/>
-                  <w:iCs/>
-                  <w:szCs w:val="28"/>
-                </w:rPr>
-                <m:t>Зот</m:t>
-              </m:r>
-              <w:proofErr w:type="spellEnd"/>
-              <m:r>
-                <m:rPr>
-                  <m:sty m:val="p"/>
-                </m:rPr>
-                <w:rPr>
-                  <w:rFonts w:ascii="Cambria Math" w:hAnsi="Cambria Math"/>
-                  <w:szCs w:val="28"/>
-                </w:rPr>
-                <m:t>,</m:t>
+                <m:t>Зст = Кст × Зот</m:t>
               </m:r>
               <m:r>
                 <m:rPr>
@@ -24092,47 +23497,7 @@
                   <w:rFonts w:ascii="Cambria Math" w:hAnsi="Cambria Math"/>
                   <w:szCs w:val="28"/>
                 </w:rPr>
-                <m:t>руб.,</m:t>
-              </m:r>
-              <m:r>
-                <m:rPr>
-                  <m:sty m:val="p"/>
-                </m:rPr>
-                <w:rPr>
-                  <w:rFonts w:ascii="Cambria Math" w:hAnsi="Cambria Math"/>
-                  <w:szCs w:val="28"/>
-                </w:rPr>
-                <m:t>#</m:t>
-              </m:r>
-              <m:r>
-                <m:rPr>
-                  <m:sty m:val="p"/>
-                </m:rPr>
-                <w:rPr>
-                  <w:rFonts w:ascii="Cambria Math" w:hAnsi="Cambria Math"/>
-                  <w:szCs w:val="28"/>
-                </w:rPr>
-                <m:t>(</m:t>
-              </m:r>
-              <m:r>
-                <m:rPr>
-                  <m:sty m:val="p"/>
-                </m:rPr>
-                <w:rPr>
-                  <w:rFonts w:ascii="Cambria Math" w:hAnsi="Cambria Math"/>
-                  <w:szCs w:val="28"/>
-                </w:rPr>
-                <m:t>3.8</m:t>
-              </m:r>
-              <m:r>
-                <m:rPr>
-                  <m:sty m:val="p"/>
-                </m:rPr>
-                <w:rPr>
-                  <w:rFonts w:ascii="Cambria Math" w:hAnsi="Cambria Math"/>
-                  <w:szCs w:val="28"/>
-                </w:rPr>
-                <m:t>)</m:t>
+                <m:t>,руб.,#(3.8)</m:t>
               </m:r>
             </m:e>
           </m:eqArr>
@@ -24164,7 +23529,19 @@
         <w:rPr>
           <w:lang w:val="ru-RU"/>
         </w:rPr>
-        <w:t xml:space="preserve"> – коэффициент страховых взносов для расчета отчислений во внебюджетные фонды.</w:t>
+        <w:t xml:space="preserve"> </w:t>
+      </w:r>
+      <w:r>
+        <w:rPr>
+          <w:lang w:val="ru-RU"/>
+        </w:rPr>
+        <w:t>—</w:t>
+      </w:r>
+      <w:r>
+        <w:rPr>
+          <w:lang w:val="ru-RU"/>
+        </w:rPr>
+        <w:t xml:space="preserve"> коэффициент страховых взносов для расчета отчислений во внебюджетные фонды.</w:t>
       </w:r>
     </w:p>
     <w:p>
@@ -24192,7 +23569,6 @@
               </m:ctrlPr>
             </m:eqArrPr>
             <m:e>
-              <w:proofErr w:type="spellStart"/>
               <m:r>
                 <m:rPr>
                   <m:nor/>
@@ -24202,19 +23578,7 @@
                   <w:iCs/>
                   <w:szCs w:val="28"/>
                 </w:rPr>
-                <m:t>Зст</m:t>
-              </m:r>
-              <w:proofErr w:type="spellEnd"/>
-              <m:r>
-                <m:rPr>
-                  <m:nor/>
-                </m:rPr>
-                <w:rPr>
-                  <w:rFonts w:ascii="Cambria Math" w:hAnsi="Cambria Math"/>
-                  <w:iCs/>
-                  <w:szCs w:val="28"/>
-                </w:rPr>
-                <m:t xml:space="preserve"> = 0,3 × 563500</m:t>
+                <m:t>Зст = 0,3 × 563500</m:t>
               </m:r>
               <m:r>
                 <m:rPr>
@@ -24324,7 +23688,6 @@
               </m:ctrlPr>
             </m:eqArrPr>
             <m:e>
-              <w:proofErr w:type="spellStart"/>
               <m:r>
                 <m:rPr>
                   <m:nor/>
@@ -24334,91 +23697,7 @@
                   <w:iCs/>
                   <w:szCs w:val="28"/>
                 </w:rPr>
-                <m:t>Зэвм</m:t>
-              </m:r>
-              <w:proofErr w:type="spellEnd"/>
-              <m:r>
-                <m:rPr>
-                  <m:nor/>
-                </m:rPr>
-                <w:rPr>
-                  <w:rFonts w:ascii="Cambria Math" w:hAnsi="Cambria Math"/>
-                  <w:iCs/>
-                  <w:szCs w:val="28"/>
-                </w:rPr>
-                <m:t xml:space="preserve"> = </m:t>
-              </m:r>
-              <w:proofErr w:type="spellStart"/>
-              <m:r>
-                <m:rPr>
-                  <m:nor/>
-                </m:rPr>
-                <w:rPr>
-                  <w:rFonts w:ascii="Cambria Math" w:hAnsi="Cambria Math"/>
-                  <w:iCs/>
-                  <w:szCs w:val="28"/>
-                </w:rPr>
-                <m:t>Тмрп</m:t>
-              </m:r>
-              <w:proofErr w:type="spellEnd"/>
-              <m:r>
-                <m:rPr>
-                  <m:nor/>
-                </m:rPr>
-                <w:rPr>
-                  <w:rFonts w:ascii="Cambria Math" w:hAnsi="Cambria Math"/>
-                  <w:iCs/>
-                  <w:szCs w:val="28"/>
-                </w:rPr>
-                <m:t xml:space="preserve"> × </m:t>
-              </m:r>
-              <w:proofErr w:type="spellStart"/>
-              <m:r>
-                <m:rPr>
-                  <m:nor/>
-                </m:rPr>
-                <w:rPr>
-                  <w:rFonts w:ascii="Cambria Math" w:hAnsi="Cambria Math"/>
-                  <w:iCs/>
-                  <w:szCs w:val="28"/>
-                </w:rPr>
-                <m:t>Кгт</m:t>
-              </m:r>
-              <w:proofErr w:type="spellEnd"/>
-              <m:r>
-                <m:rPr>
-                  <m:nor/>
-                </m:rPr>
-                <w:rPr>
-                  <w:rFonts w:ascii="Cambria Math" w:hAnsi="Cambria Math"/>
-                  <w:iCs/>
-                  <w:szCs w:val="28"/>
-                </w:rPr>
-                <m:t xml:space="preserve"> × Q × </m:t>
-              </m:r>
-              <w:proofErr w:type="spellStart"/>
-              <m:r>
-                <m:rPr>
-                  <m:nor/>
-                </m:rPr>
-                <w:rPr>
-                  <w:rFonts w:ascii="Cambria Math" w:hAnsi="Cambria Math"/>
-                  <w:iCs/>
-                  <w:szCs w:val="28"/>
-                </w:rPr>
-                <m:t>Cм</m:t>
-              </m:r>
-              <w:proofErr w:type="spellEnd"/>
-              <m:r>
-                <m:rPr>
-                  <m:nor/>
-                </m:rPr>
-                <w:rPr>
-                  <w:rFonts w:ascii="Cambria Math" w:hAnsi="Cambria Math"/>
-                  <w:iCs/>
-                  <w:szCs w:val="28"/>
-                </w:rPr>
-                <m:t>/ч</m:t>
+                <m:t>Зэвм = Тмрп × Кгт × Q × Cм/ч</m:t>
               </m:r>
               <m:r>
                 <m:rPr>
@@ -24460,7 +23739,19 @@
         <w:rPr>
           <w:lang w:val="ru-RU"/>
         </w:rPr>
-        <w:t xml:space="preserve"> – машинное время на разработку проектного решения, ч.;</w:t>
+        <w:t xml:space="preserve"> </w:t>
+      </w:r>
+      <w:r>
+        <w:rPr>
+          <w:lang w:val="ru-RU"/>
+        </w:rPr>
+        <w:t>—</w:t>
+      </w:r>
+      <w:r>
+        <w:rPr>
+          <w:lang w:val="ru-RU"/>
+        </w:rPr>
+        <w:t xml:space="preserve"> машинное время на разработку проектного решения, ч.;</w:t>
       </w:r>
     </w:p>
     <w:p>
@@ -24482,7 +23773,19 @@
         <w:rPr>
           <w:lang w:val="ru-RU"/>
         </w:rPr>
-        <w:t xml:space="preserve"> – коэффициент готовности техники;</w:t>
+        <w:t xml:space="preserve"> </w:t>
+      </w:r>
+      <w:r>
+        <w:rPr>
+          <w:lang w:val="ru-RU"/>
+        </w:rPr>
+        <w:t>—</w:t>
+      </w:r>
+      <w:r>
+        <w:rPr>
+          <w:lang w:val="ru-RU"/>
+        </w:rPr>
+        <w:t xml:space="preserve"> коэффициент готовности техники;</w:t>
       </w:r>
     </w:p>
     <w:p>
@@ -24499,7 +23802,19 @@
         <w:rPr>
           <w:lang w:val="ru-RU"/>
         </w:rPr>
-        <w:t xml:space="preserve"> – количество условных единиц используемой техники;</w:t>
+        <w:t xml:space="preserve"> </w:t>
+      </w:r>
+      <w:r>
+        <w:rPr>
+          <w:lang w:val="ru-RU"/>
+        </w:rPr>
+        <w:t>—</w:t>
+      </w:r>
+      <w:r>
+        <w:rPr>
+          <w:lang w:val="ru-RU"/>
+        </w:rPr>
+        <w:t xml:space="preserve"> количество условных единиц используемой техники;</w:t>
       </w:r>
     </w:p>
     <w:p>
@@ -24516,7 +23831,19 @@
         <w:rPr>
           <w:lang w:val="ru-RU"/>
         </w:rPr>
-        <w:t>м/ч – стоимость машино-часа эксплуатации оборудования, руб. в ч.</w:t>
+        <w:t xml:space="preserve">м/ч </w:t>
+      </w:r>
+      <w:r>
+        <w:rPr>
+          <w:lang w:val="ru-RU"/>
+        </w:rPr>
+        <w:t>—</w:t>
+      </w:r>
+      <w:r>
+        <w:rPr>
+          <w:lang w:val="ru-RU"/>
+        </w:rPr>
+        <w:t xml:space="preserve"> стоимость машино-часа эксплуатации оборудования, руб. в ч.</w:t>
       </w:r>
     </w:p>
     <w:p>
@@ -24542,7 +23869,6 @@
               </m:ctrlPr>
             </m:eqArrPr>
             <m:e>
-              <w:proofErr w:type="spellStart"/>
               <m:r>
                 <m:rPr>
                   <m:nor/>
@@ -24552,19 +23878,7 @@
                   <w:iCs/>
                   <w:szCs w:val="28"/>
                 </w:rPr>
-                <m:t>Зэвм</m:t>
-              </m:r>
-              <w:proofErr w:type="spellEnd"/>
-              <m:r>
-                <m:rPr>
-                  <m:nor/>
-                </m:rPr>
-                <w:rPr>
-                  <w:rFonts w:ascii="Cambria Math" w:hAnsi="Cambria Math"/>
-                  <w:iCs/>
-                  <w:szCs w:val="28"/>
-                </w:rPr>
-                <m:t xml:space="preserve"> = 256 × 0,97 × 4 × 22,3 = 23015,38</m:t>
+                <m:t>Зэвм = 256 × 0,97 × 4 × 22,3 = 23015,38</m:t>
               </m:r>
               <m:r>
                 <m:rPr>
@@ -24640,7 +23954,6 @@
               </m:ctrlPr>
             </m:eqArrPr>
             <m:e>
-              <w:proofErr w:type="spellStart"/>
               <m:r>
                 <m:rPr>
                   <m:nor/>
@@ -24650,91 +23963,7 @@
                   <w:iCs/>
                   <w:szCs w:val="28"/>
                 </w:rPr>
-                <m:t>Тмрп</m:t>
-              </m:r>
-              <w:proofErr w:type="spellEnd"/>
-              <m:r>
-                <m:rPr>
-                  <m:nor/>
-                </m:rPr>
-                <w:rPr>
-                  <w:rFonts w:ascii="Cambria Math" w:hAnsi="Cambria Math"/>
-                  <w:iCs/>
-                  <w:szCs w:val="28"/>
-                </w:rPr>
-                <m:t xml:space="preserve"> = </m:t>
-              </m:r>
-              <w:proofErr w:type="spellStart"/>
-              <m:r>
-                <m:rPr>
-                  <m:nor/>
-                </m:rPr>
-                <w:rPr>
-                  <w:rFonts w:ascii="Cambria Math" w:hAnsi="Cambria Math"/>
-                  <w:iCs/>
-                  <w:szCs w:val="28"/>
-                </w:rPr>
-                <m:t>Тмч</m:t>
-              </m:r>
-              <w:proofErr w:type="spellEnd"/>
-              <m:r>
-                <m:rPr>
-                  <m:nor/>
-                </m:rPr>
-                <w:rPr>
-                  <w:rFonts w:ascii="Cambria Math" w:hAnsi="Cambria Math"/>
-                  <w:iCs/>
-                  <w:szCs w:val="28"/>
-                </w:rPr>
-                <m:t xml:space="preserve"> × </m:t>
-              </m:r>
-              <w:proofErr w:type="spellStart"/>
-              <m:r>
-                <m:rPr>
-                  <m:nor/>
-                </m:rPr>
-                <w:rPr>
-                  <w:rFonts w:ascii="Cambria Math" w:hAnsi="Cambria Math"/>
-                  <w:iCs/>
-                  <w:szCs w:val="28"/>
-                </w:rPr>
-                <m:t>Чрд</m:t>
-              </m:r>
-              <w:proofErr w:type="spellEnd"/>
-              <m:r>
-                <m:rPr>
-                  <m:nor/>
-                </m:rPr>
-                <w:rPr>
-                  <w:rFonts w:ascii="Cambria Math" w:hAnsi="Cambria Math"/>
-                  <w:iCs/>
-                  <w:szCs w:val="28"/>
-                </w:rPr>
-                <m:t xml:space="preserve"> × </m:t>
-              </m:r>
-              <w:proofErr w:type="spellStart"/>
-              <m:r>
-                <m:rPr>
-                  <m:nor/>
-                </m:rPr>
-                <w:rPr>
-                  <w:rFonts w:ascii="Cambria Math" w:hAnsi="Cambria Math"/>
-                  <w:iCs/>
-                  <w:szCs w:val="28"/>
-                </w:rPr>
-                <m:t>Тсм</m:t>
-              </m:r>
-              <w:proofErr w:type="spellEnd"/>
-              <m:r>
-                <m:rPr>
-                  <m:nor/>
-                </m:rPr>
-                <w:rPr>
-                  <w:rFonts w:ascii="Cambria Math" w:hAnsi="Cambria Math"/>
-                  <w:iCs/>
-                  <w:szCs w:val="28"/>
-                </w:rPr>
-                <m:t xml:space="preserve"> × Ксм</m:t>
+                <m:t>Тмрп = Тмч × Чрд × Тсм × Ксм</m:t>
               </m:r>
               <m:r>
                 <m:rPr>
@@ -24776,7 +24005,19 @@
         <w:rPr>
           <w:lang w:val="ru-RU"/>
         </w:rPr>
-        <w:t xml:space="preserve"> – рабочее время в месяцах;</w:t>
+        <w:t xml:space="preserve"> </w:t>
+      </w:r>
+      <w:r>
+        <w:rPr>
+          <w:lang w:val="ru-RU"/>
+        </w:rPr>
+        <w:t>—</w:t>
+      </w:r>
+      <w:r>
+        <w:rPr>
+          <w:lang w:val="ru-RU"/>
+        </w:rPr>
+        <w:t xml:space="preserve"> рабочее время в месяцах;</w:t>
       </w:r>
     </w:p>
     <w:p>
@@ -24798,7 +24039,19 @@
         <w:rPr>
           <w:lang w:val="ru-RU"/>
         </w:rPr>
-        <w:t xml:space="preserve"> – число рабочих дней в месяце;</w:t>
+        <w:t xml:space="preserve"> </w:t>
+      </w:r>
+      <w:r>
+        <w:rPr>
+          <w:lang w:val="ru-RU"/>
+        </w:rPr>
+        <w:t>—</w:t>
+      </w:r>
+      <w:r>
+        <w:rPr>
+          <w:lang w:val="ru-RU"/>
+        </w:rPr>
+        <w:t xml:space="preserve"> число рабочих дней в месяце;</w:t>
       </w:r>
     </w:p>
     <w:p>
@@ -24820,7 +24073,19 @@
         <w:rPr>
           <w:lang w:val="ru-RU"/>
         </w:rPr>
-        <w:t xml:space="preserve"> – продолжительность рабочей смены;</w:t>
+        <w:t xml:space="preserve"> </w:t>
+      </w:r>
+      <w:r>
+        <w:rPr>
+          <w:lang w:val="ru-RU"/>
+        </w:rPr>
+        <w:t>—</w:t>
+      </w:r>
+      <w:r>
+        <w:rPr>
+          <w:lang w:val="ru-RU"/>
+        </w:rPr>
+        <w:t xml:space="preserve"> продолжительность рабочей смены;</w:t>
       </w:r>
     </w:p>
     <w:p>
@@ -24834,7 +24099,19 @@
         <w:rPr>
           <w:lang w:val="ru-RU"/>
         </w:rPr>
-        <w:t>Ксм – количество рабочих смен.</w:t>
+        <w:t xml:space="preserve">Ксм </w:t>
+      </w:r>
+      <w:r>
+        <w:rPr>
+          <w:lang w:val="ru-RU"/>
+        </w:rPr>
+        <w:t>—</w:t>
+      </w:r>
+      <w:r>
+        <w:rPr>
+          <w:lang w:val="ru-RU"/>
+        </w:rPr>
+        <w:t xml:space="preserve"> количество рабочих смен.</w:t>
       </w:r>
     </w:p>
     <w:p>
@@ -24862,7 +24139,6 @@
               </m:ctrlPr>
             </m:eqArrPr>
             <m:e>
-              <w:proofErr w:type="spellStart"/>
               <m:r>
                 <m:rPr>
                   <m:nor/>
@@ -24872,19 +24148,7 @@
                   <w:iCs/>
                   <w:szCs w:val="28"/>
                 </w:rPr>
-                <m:t>Тмрп</m:t>
-              </m:r>
-              <w:proofErr w:type="spellEnd"/>
-              <m:r>
-                <m:rPr>
-                  <m:nor/>
-                </m:rPr>
-                <w:rPr>
-                  <w:rFonts w:ascii="Cambria Math" w:hAnsi="Cambria Math"/>
-                  <w:iCs/>
-                  <w:szCs w:val="28"/>
-                </w:rPr>
-                <m:t xml:space="preserve"> = 1,66 × 2</m:t>
+                <m:t>Тмрп = 1,66 × 2</m:t>
               </m:r>
               <m:r>
                 <m:rPr>
@@ -25022,7 +24286,6 @@
               </m:ctrlPr>
             </m:eqArrPr>
             <m:e>
-              <w:proofErr w:type="spellStart"/>
               <m:r>
                 <m:rPr>
                   <m:nor/>
@@ -25032,43 +24295,7 @@
                   <w:iCs/>
                   <w:szCs w:val="28"/>
                 </w:rPr>
-                <m:t>Зрм</m:t>
-              </m:r>
-              <w:proofErr w:type="spellEnd"/>
-              <m:r>
-                <m:rPr>
-                  <m:nor/>
-                </m:rPr>
-                <w:rPr>
-                  <w:rFonts w:ascii="Cambria Math" w:hAnsi="Cambria Math"/>
-                  <w:iCs/>
-                  <w:szCs w:val="28"/>
-                </w:rPr>
-                <m:t xml:space="preserve"> =  Р (1 + </m:t>
-              </m:r>
-              <w:proofErr w:type="spellStart"/>
-              <m:r>
-                <m:rPr>
-                  <m:nor/>
-                </m:rPr>
-                <w:rPr>
-                  <w:rFonts w:ascii="Cambria Math" w:hAnsi="Cambria Math"/>
-                  <w:iCs/>
-                  <w:szCs w:val="28"/>
-                </w:rPr>
-                <m:t>Кт</m:t>
-              </m:r>
-              <w:proofErr w:type="spellEnd"/>
-              <m:r>
-                <m:rPr>
-                  <m:nor/>
-                </m:rPr>
-                <w:rPr>
-                  <w:rFonts w:ascii="Cambria Math" w:hAnsi="Cambria Math"/>
-                  <w:iCs/>
-                  <w:szCs w:val="28"/>
-                </w:rPr>
-                <m:t>)</m:t>
+                <m:t>Зрм =  Р (1 + Кт)</m:t>
               </m:r>
               <m:r>
                 <m:rPr>
@@ -25119,7 +24346,13 @@
         <w:rPr>
           <w:lang w:val="ru-RU"/>
         </w:rPr>
-        <w:t xml:space="preserve">– </w:t>
+        <w:t>—</w:t>
+      </w:r>
+      <w:r>
+        <w:rPr>
+          <w:lang w:val="ru-RU"/>
+        </w:rPr>
+        <w:t xml:space="preserve"> </w:t>
       </w:r>
       <w:r>
         <w:rPr>
@@ -25148,7 +24381,19 @@
         <w:rPr>
           <w:lang w:val="ru-RU"/>
         </w:rPr>
-        <w:t xml:space="preserve"> – коэффициент транспортных расходов.</w:t>
+        <w:t xml:space="preserve"> </w:t>
+      </w:r>
+      <w:r>
+        <w:rPr>
+          <w:lang w:val="ru-RU"/>
+        </w:rPr>
+        <w:t>—</w:t>
+      </w:r>
+      <w:r>
+        <w:rPr>
+          <w:lang w:val="ru-RU"/>
+        </w:rPr>
+        <w:t xml:space="preserve"> коэффициент транспортных расходов.</w:t>
       </w:r>
     </w:p>
     <w:p>
@@ -25158,7 +24403,6 @@
         <w:rPr>
           <w:iCs/>
           <w:szCs w:val="28"/>
-          <w:lang w:val="en-US"/>
         </w:rPr>
       </w:pPr>
       <m:oMathPara>
@@ -25176,7 +24420,6 @@
               </m:ctrlPr>
             </m:eqArrPr>
             <m:e>
-              <w:proofErr w:type="spellStart"/>
               <m:r>
                 <m:rPr>
                   <m:nor/>
@@ -25186,30 +24429,7 @@
                   <w:iCs/>
                   <w:szCs w:val="28"/>
                 </w:rPr>
-                <m:t>Зрм</m:t>
-              </m:r>
-              <w:proofErr w:type="spellEnd"/>
-              <m:r>
-                <m:rPr>
-                  <m:nor/>
-                </m:rPr>
-                <w:rPr>
-                  <w:rFonts w:ascii="Cambria Math" w:hAnsi="Cambria Math"/>
-                  <w:iCs/>
-                  <w:szCs w:val="28"/>
-                </w:rPr>
-                <m:t xml:space="preserve"> = 7743,8 × (1 + 0,13) = 8750,49</m:t>
-              </m:r>
-              <m:r>
-                <m:rPr>
-                  <m:sty m:val="p"/>
-                </m:rPr>
-                <w:rPr>
-                  <w:rFonts w:ascii="Cambria Math" w:hAnsi="Cambria Math"/>
-                  <w:szCs w:val="28"/>
-                  <w:lang w:val="en-US"/>
-                </w:rPr>
-                <m:t>,р</m:t>
+                <m:t>Зрм = 7743,8 × (1 + 0,13) = 8750,49</m:t>
               </m:r>
               <m:r>
                 <m:rPr>
@@ -25219,18 +24439,7 @@
                   <w:rFonts w:ascii="Cambria Math" w:hAnsi="Cambria Math"/>
                   <w:szCs w:val="28"/>
                 </w:rPr>
-                <m:t>уб.,#(</m:t>
-              </m:r>
-              <m:r>
-                <m:rPr>
-                  <m:sty m:val="p"/>
-                </m:rPr>
-                <w:rPr>
-                  <w:rFonts w:ascii="Cambria Math" w:hAnsi="Cambria Math"/>
-                  <w:szCs w:val="28"/>
-                  <w:lang w:val="en-US"/>
-                </w:rPr>
-                <m:t>3.15)</m:t>
+                <m:t>,руб.,#(3.15)</m:t>
               </m:r>
             </m:e>
           </m:eqArr>
@@ -25290,7 +24499,6 @@
               </m:ctrlPr>
             </m:eqArrPr>
             <m:e>
-              <w:proofErr w:type="spellStart"/>
               <m:r>
                 <m:rPr>
                   <m:nor/>
@@ -25300,57 +24508,8 @@
                   <w:iCs/>
                   <w:szCs w:val="28"/>
                 </w:rPr>
-                <m:t>Знр</m:t>
+                <m:t>Знр = Кнр × Зот</m:t>
               </m:r>
-              <w:proofErr w:type="spellEnd"/>
-              <m:r>
-                <m:rPr>
-                  <m:nor/>
-                </m:rPr>
-                <w:rPr>
-                  <w:rFonts w:ascii="Cambria Math" w:hAnsi="Cambria Math"/>
-                  <w:iCs/>
-                  <w:szCs w:val="28"/>
-                </w:rPr>
-                <m:t xml:space="preserve"> = </m:t>
-              </m:r>
-              <w:proofErr w:type="spellStart"/>
-              <m:r>
-                <m:rPr>
-                  <m:nor/>
-                </m:rPr>
-                <w:rPr>
-                  <w:rFonts w:ascii="Cambria Math" w:hAnsi="Cambria Math"/>
-                  <w:iCs/>
-                  <w:szCs w:val="28"/>
-                </w:rPr>
-                <m:t>Кнр</m:t>
-              </m:r>
-              <w:proofErr w:type="spellEnd"/>
-              <m:r>
-                <m:rPr>
-                  <m:nor/>
-                </m:rPr>
-                <w:rPr>
-                  <w:rFonts w:ascii="Cambria Math" w:hAnsi="Cambria Math"/>
-                  <w:iCs/>
-                  <w:szCs w:val="28"/>
-                </w:rPr>
-                <m:t xml:space="preserve"> × </m:t>
-              </m:r>
-              <w:proofErr w:type="spellStart"/>
-              <m:r>
-                <m:rPr>
-                  <m:nor/>
-                </m:rPr>
-                <w:rPr>
-                  <w:rFonts w:ascii="Cambria Math" w:hAnsi="Cambria Math"/>
-                  <w:iCs/>
-                  <w:szCs w:val="28"/>
-                </w:rPr>
-                <m:t>Зот</m:t>
-              </m:r>
-              <w:proofErr w:type="spellEnd"/>
               <m:r>
                 <m:rPr>
                   <m:sty m:val="p"/>
@@ -25391,7 +24550,19 @@
         <w:rPr>
           <w:lang w:val="ru-RU"/>
         </w:rPr>
-        <w:t xml:space="preserve"> – коэффициент накладных расходов, принимается для расчета по данным предприятия;</w:t>
+        <w:t xml:space="preserve"> </w:t>
+      </w:r>
+      <w:r>
+        <w:rPr>
+          <w:lang w:val="ru-RU"/>
+        </w:rPr>
+        <w:t>—</w:t>
+      </w:r>
+      <w:r>
+        <w:rPr>
+          <w:lang w:val="ru-RU"/>
+        </w:rPr>
+        <w:t xml:space="preserve"> коэффициент накладных расходов, принимается для расчета по данным предприятия;</w:t>
       </w:r>
     </w:p>
     <w:p>
@@ -25413,7 +24584,19 @@
         <w:rPr>
           <w:lang w:val="ru-RU"/>
         </w:rPr>
-        <w:t xml:space="preserve"> – затраты по оплате труда, руб.</w:t>
+        <w:t xml:space="preserve"> </w:t>
+      </w:r>
+      <w:r>
+        <w:rPr>
+          <w:lang w:val="ru-RU"/>
+        </w:rPr>
+        <w:t>—</w:t>
+      </w:r>
+      <w:r>
+        <w:rPr>
+          <w:lang w:val="ru-RU"/>
+        </w:rPr>
+        <w:t xml:space="preserve"> затраты по оплате труда, руб.</w:t>
       </w:r>
     </w:p>
     <w:p>
@@ -25439,7 +24622,6 @@
               </m:ctrlPr>
             </m:eqArrPr>
             <m:e>
-              <w:proofErr w:type="spellStart"/>
               <m:r>
                 <m:rPr>
                   <m:nor/>
@@ -25449,19 +24631,7 @@
                   <w:iCs/>
                   <w:szCs w:val="28"/>
                 </w:rPr>
-                <m:t>Знр</m:t>
-              </m:r>
-              <w:proofErr w:type="spellEnd"/>
-              <m:r>
-                <m:rPr>
-                  <m:nor/>
-                </m:rPr>
-                <w:rPr>
-                  <w:rFonts w:ascii="Cambria Math" w:hAnsi="Cambria Math"/>
-                  <w:iCs/>
-                  <w:szCs w:val="28"/>
-                </w:rPr>
-                <m:t xml:space="preserve"> = 0,56 × 563500= 315560</m:t>
+                <m:t>Знр = 0,56 × 563500= 315560</m:t>
               </m:r>
               <m:r>
                 <m:rPr>
@@ -25531,51 +24701,25 @@
       <w:r>
         <w:t xml:space="preserve">Таблица </w:t>
       </w:r>
-      <w:r>
-        <w:fldChar w:fldCharType="begin"/>
-      </w:r>
-      <w:r>
-        <w:instrText xml:space="preserve"> STYLEREF 2 \s </w:instrText>
-      </w:r>
-      <w:r>
-        <w:fldChar w:fldCharType="separate"/>
-      </w:r>
-      <w:r>
-        <w:rPr>
-          <w:noProof/>
-        </w:rPr>
-        <w:t>3</w:t>
-      </w:r>
-      <w:r>
-        <w:rPr>
-          <w:noProof/>
-        </w:rPr>
-        <w:fldChar w:fldCharType="end"/>
-      </w:r>
+      <w:fldSimple w:instr=" STYLEREF 2 \s ">
+        <w:r>
+          <w:rPr>
+            <w:noProof/>
+          </w:rPr>
+          <w:t>3</w:t>
+        </w:r>
+      </w:fldSimple>
       <w:r>
         <w:t>.</w:t>
       </w:r>
-      <w:r>
-        <w:fldChar w:fldCharType="begin"/>
-      </w:r>
-      <w:r>
-        <w:instrText xml:space="preserve"> SEQ Таблица \* ARABIC \s 2 </w:instrText>
-      </w:r>
-      <w:r>
-        <w:fldChar w:fldCharType="separate"/>
-      </w:r>
-      <w:r>
-        <w:rPr>
-          <w:noProof/>
-        </w:rPr>
-        <w:t>6</w:t>
-      </w:r>
-      <w:r>
-        <w:rPr>
-          <w:noProof/>
-        </w:rPr>
-        <w:fldChar w:fldCharType="end"/>
-      </w:r>
+      <w:fldSimple w:instr=" SEQ Таблица \* ARABIC \s 2 ">
+        <w:r>
+          <w:rPr>
+            <w:noProof/>
+          </w:rPr>
+          <w:t>6</w:t>
+        </w:r>
+      </w:fldSimple>
       <w:r>
         <w:t xml:space="preserve"> — </w:t>
       </w:r>
@@ -26175,51 +25319,25 @@
       <w:r>
         <w:t xml:space="preserve">Таблица </w:t>
       </w:r>
-      <w:r>
-        <w:fldChar w:fldCharType="begin"/>
-      </w:r>
-      <w:r>
-        <w:instrText xml:space="preserve"> STYLEREF 2 \s </w:instrText>
-      </w:r>
-      <w:r>
-        <w:fldChar w:fldCharType="separate"/>
-      </w:r>
-      <w:r>
-        <w:rPr>
-          <w:noProof/>
-        </w:rPr>
-        <w:t>3</w:t>
-      </w:r>
-      <w:r>
-        <w:rPr>
-          <w:noProof/>
-        </w:rPr>
-        <w:fldChar w:fldCharType="end"/>
-      </w:r>
+      <w:fldSimple w:instr=" STYLEREF 2 \s ">
+        <w:r>
+          <w:rPr>
+            <w:noProof/>
+          </w:rPr>
+          <w:t>3</w:t>
+        </w:r>
+      </w:fldSimple>
       <w:r>
         <w:t>.</w:t>
       </w:r>
-      <w:r>
-        <w:fldChar w:fldCharType="begin"/>
-      </w:r>
-      <w:r>
-        <w:instrText xml:space="preserve"> SEQ Таблица \* ARABIC \s 2 </w:instrText>
-      </w:r>
-      <w:r>
-        <w:fldChar w:fldCharType="separate"/>
-      </w:r>
-      <w:r>
-        <w:rPr>
-          <w:noProof/>
-        </w:rPr>
-        <w:t>7</w:t>
-      </w:r>
-      <w:r>
-        <w:rPr>
-          <w:noProof/>
-        </w:rPr>
-        <w:fldChar w:fldCharType="end"/>
-      </w:r>
+      <w:fldSimple w:instr=" SEQ Таблица \* ARABIC \s 2 ">
+        <w:r>
+          <w:rPr>
+            <w:noProof/>
+          </w:rPr>
+          <w:t>7</w:t>
+        </w:r>
+      </w:fldSimple>
       <w:r>
         <w:t xml:space="preserve"> — </w:t>
       </w:r>
@@ -26665,37 +25783,7 @@
             <w:rFonts w:ascii="Cambria Math" w:hAnsi="Cambria Math"/>
             <w:szCs w:val="28"/>
           </w:rPr>
-          <m:t xml:space="preserve"> + НДС</m:t>
-        </m:r>
-        <m:r>
-          <m:rPr>
-            <m:nor/>
-          </m:rPr>
-          <w:rPr>
-            <w:rFonts w:ascii="Cambria Math" w:hAnsi="Cambria Math"/>
-            <w:szCs w:val="28"/>
-          </w:rPr>
-          <m:t>,</m:t>
-        </m:r>
-        <m:r>
-          <m:rPr>
-            <m:nor/>
-          </m:rPr>
-          <w:rPr>
-            <w:rFonts w:ascii="Cambria Math" w:hAnsi="Cambria Math"/>
-            <w:szCs w:val="28"/>
-          </w:rPr>
-          <m:t xml:space="preserve"> </m:t>
-        </m:r>
-        <m:r>
-          <m:rPr>
-            <m:nor/>
-          </m:rPr>
-          <w:rPr>
-            <w:rFonts w:ascii="Cambria Math" w:hAnsi="Cambria Math"/>
-            <w:szCs w:val="28"/>
-          </w:rPr>
-          <m:t>руб.,</m:t>
+          <m:t xml:space="preserve"> + НДС, руб.,</m:t>
         </m:r>
       </m:oMath>
       <w:r>
@@ -26752,7 +25840,16 @@
         <w:rPr>
           <w:szCs w:val="28"/>
         </w:rPr>
-        <w:t xml:space="preserve"> – планируемая прибыль рассчитывается по формуле:</w:t>
+        <w:t xml:space="preserve"> </w:t>
+      </w:r>
+      <w:r>
+        <w:t>—</w:t>
+      </w:r>
+      <w:r>
+        <w:rPr>
+          <w:szCs w:val="28"/>
+        </w:rPr>
+        <w:t xml:space="preserve"> планируемая прибыль рассчитывается по формуле:</w:t>
       </w:r>
     </w:p>
     <w:p>
@@ -26779,7 +25876,6 @@
               </m:ctrlPr>
             </m:eqArrPr>
             <m:e>
-              <w:proofErr w:type="spellStart"/>
               <m:r>
                 <m:rPr>
                   <m:nor/>
@@ -26789,57 +25885,8 @@
                   <w:iCs/>
                   <w:szCs w:val="28"/>
                 </w:rPr>
-                <m:t>Ппл</m:t>
+                <m:t>Ппл = Зрп × Кр</m:t>
               </m:r>
-              <w:proofErr w:type="spellEnd"/>
-              <m:r>
-                <m:rPr>
-                  <m:nor/>
-                </m:rPr>
-                <w:rPr>
-                  <w:rFonts w:ascii="Cambria Math" w:hAnsi="Cambria Math"/>
-                  <w:iCs/>
-                  <w:szCs w:val="28"/>
-                </w:rPr>
-                <m:t xml:space="preserve"> = </m:t>
-              </m:r>
-              <w:proofErr w:type="spellStart"/>
-              <m:r>
-                <m:rPr>
-                  <m:nor/>
-                </m:rPr>
-                <w:rPr>
-                  <w:rFonts w:ascii="Cambria Math" w:hAnsi="Cambria Math"/>
-                  <w:iCs/>
-                  <w:szCs w:val="28"/>
-                </w:rPr>
-                <m:t>Зрп</m:t>
-              </m:r>
-              <w:proofErr w:type="spellEnd"/>
-              <m:r>
-                <m:rPr>
-                  <m:nor/>
-                </m:rPr>
-                <w:rPr>
-                  <w:rFonts w:ascii="Cambria Math" w:hAnsi="Cambria Math"/>
-                  <w:iCs/>
-                  <w:szCs w:val="28"/>
-                </w:rPr>
-                <m:t xml:space="preserve"> × </m:t>
-              </m:r>
-              <w:proofErr w:type="spellStart"/>
-              <m:r>
-                <m:rPr>
-                  <m:nor/>
-                </m:rPr>
-                <w:rPr>
-                  <w:rFonts w:ascii="Cambria Math" w:hAnsi="Cambria Math"/>
-                  <w:iCs/>
-                  <w:szCs w:val="28"/>
-                </w:rPr>
-                <m:t>Кр</m:t>
-              </m:r>
-              <w:proofErr w:type="spellEnd"/>
               <m:r>
                 <m:rPr>
                   <m:sty m:val="p"/>
@@ -26879,7 +25926,6 @@
               </m:ctrlPr>
             </m:eqArrPr>
             <m:e>
-              <w:proofErr w:type="spellStart"/>
               <m:r>
                 <m:rPr>
                   <m:nor/>
@@ -26889,19 +25935,7 @@
                   <w:iCs/>
                   <w:szCs w:val="28"/>
                 </w:rPr>
-                <m:t>Ппл</m:t>
-              </m:r>
-              <w:proofErr w:type="spellEnd"/>
-              <m:r>
-                <m:rPr>
-                  <m:nor/>
-                </m:rPr>
-                <w:rPr>
-                  <w:rFonts w:ascii="Cambria Math" w:hAnsi="Cambria Math"/>
-                  <w:iCs/>
-                  <w:szCs w:val="28"/>
-                </w:rPr>
-                <m:t xml:space="preserve"> =  1177506,87 × 0,3 = 353252,06</m:t>
+                <m:t>Ппл =  1177506,87 × 0,3 = 353252,06</m:t>
               </m:r>
               <m:r>
                 <m:rPr>
@@ -26927,23 +25961,86 @@
       </w:pPr>
       <w:r>
         <w:rPr>
-          <w:lang w:val="ru-RU"/>
-        </w:rPr>
-        <w:t xml:space="preserve">НДС – налог на добавленную стоимость определяется исходя из </w:t>
-      </w:r>
-      <w:proofErr w:type="spellStart"/>
-      <w:r>
-        <w:rPr>
-          <w:lang w:val="ru-RU"/>
-        </w:rPr>
-        <w:t>Кндс</w:t>
-      </w:r>
-      <w:proofErr w:type="spellEnd"/>
-      <w:r>
-        <w:rPr>
-          <w:lang w:val="ru-RU"/>
-        </w:rPr>
-        <w:t xml:space="preserve"> = 0,22 (ставка налога 22%) по формуле:</w:t>
+          <w:sz w:val="26"/>
+          <w:szCs w:val="26"/>
+          <w:lang w:val="ru-RU"/>
+        </w:rPr>
+        <w:t>НДС</w:t>
+      </w:r>
+      <w:r>
+        <w:rPr>
+          <w:lang w:val="ru-RU"/>
+        </w:rPr>
+        <w:t xml:space="preserve"> </w:t>
+      </w:r>
+      <w:r>
+        <w:rPr>
+          <w:lang w:val="ru-RU"/>
+        </w:rPr>
+        <w:t>—</w:t>
+      </w:r>
+      <w:r>
+        <w:rPr>
+          <w:lang w:val="ru-RU"/>
+        </w:rPr>
+        <w:t xml:space="preserve"> налог на добавленную стоимость определяется исходя</w:t>
+      </w:r>
+      <w:r>
+        <w:rPr>
+          <w:szCs w:val="28"/>
+          <w:lang w:val="ru-RU"/>
+        </w:rPr>
+        <w:t xml:space="preserve"> </w:t>
+      </w:r>
+      <w:r>
+        <w:rPr>
+          <w:lang w:val="ru-RU"/>
+        </w:rPr>
+        <w:t>из</w:t>
+      </w:r>
+      <w:r>
+        <w:rPr>
+          <w:sz w:val="26"/>
+          <w:szCs w:val="26"/>
+          <w:lang w:val="ru-RU"/>
+        </w:rPr>
+        <w:t xml:space="preserve"> </w:t>
+      </w:r>
+      <w:proofErr w:type="spellStart"/>
+      <w:r>
+        <w:rPr>
+          <w:sz w:val="26"/>
+          <w:szCs w:val="26"/>
+          <w:lang w:val="ru-RU"/>
+        </w:rPr>
+        <w:t>К</w:t>
+      </w:r>
+      <w:r>
+        <w:rPr>
+          <w:lang w:val="ru-RU"/>
+        </w:rPr>
+        <w:t>ндс</w:t>
+      </w:r>
+      <w:proofErr w:type="spellEnd"/>
+      <w:r>
+        <w:rPr>
+          <w:lang w:val="ru-RU"/>
+        </w:rPr>
+        <w:t xml:space="preserve"> </w:t>
+      </w:r>
+      <w:r>
+        <w:rPr>
+          <w:sz w:val="27"/>
+          <w:szCs w:val="27"/>
+          <w:lang w:val="ru-RU"/>
+        </w:rPr>
+        <w:t>=</w:t>
+      </w:r>
+      <w:r>
+        <w:rPr>
+          <w:lang w:val="ru-RU"/>
+        </w:rPr>
+        <w:t xml:space="preserve"> 0,22 (ставка налога 22%) по формуле:</w:t>
       </w:r>
     </w:p>
     <w:p>
@@ -26978,69 +26075,8 @@
                   <w:iCs/>
                   <w:szCs w:val="28"/>
                 </w:rPr>
-                <m:t>НДС = (</m:t>
+                <m:t>НДС = (Зрп + Ппл) × Кндс</m:t>
               </m:r>
-              <w:proofErr w:type="spellStart"/>
-              <m:r>
-                <m:rPr>
-                  <m:nor/>
-                </m:rPr>
-                <w:rPr>
-                  <w:rFonts w:ascii="Cambria Math" w:hAnsi="Cambria Math"/>
-                  <w:iCs/>
-                  <w:szCs w:val="28"/>
-                </w:rPr>
-                <m:t>Зрп</m:t>
-              </m:r>
-              <w:proofErr w:type="spellEnd"/>
-              <m:r>
-                <m:rPr>
-                  <m:nor/>
-                </m:rPr>
-                <w:rPr>
-                  <w:rFonts w:ascii="Cambria Math" w:hAnsi="Cambria Math"/>
-                  <w:iCs/>
-                  <w:szCs w:val="28"/>
-                </w:rPr>
-                <m:t xml:space="preserve"> + </m:t>
-              </m:r>
-              <w:proofErr w:type="spellStart"/>
-              <m:r>
-                <m:rPr>
-                  <m:nor/>
-                </m:rPr>
-                <w:rPr>
-                  <w:rFonts w:ascii="Cambria Math" w:hAnsi="Cambria Math"/>
-                  <w:iCs/>
-                  <w:szCs w:val="28"/>
-                </w:rPr>
-                <m:t>Ппл</m:t>
-              </m:r>
-              <w:proofErr w:type="spellEnd"/>
-              <m:r>
-                <m:rPr>
-                  <m:nor/>
-                </m:rPr>
-                <w:rPr>
-                  <w:rFonts w:ascii="Cambria Math" w:hAnsi="Cambria Math"/>
-                  <w:iCs/>
-                  <w:szCs w:val="28"/>
-                </w:rPr>
-                <m:t xml:space="preserve">) × </m:t>
-              </m:r>
-              <w:proofErr w:type="spellStart"/>
-              <m:r>
-                <m:rPr>
-                  <m:nor/>
-                </m:rPr>
-                <w:rPr>
-                  <w:rFonts w:ascii="Cambria Math" w:hAnsi="Cambria Math"/>
-                  <w:iCs/>
-                  <w:szCs w:val="28"/>
-                </w:rPr>
-                <m:t>Кндс</m:t>
-              </m:r>
-              <w:proofErr w:type="spellEnd"/>
               <m:r>
                 <m:rPr>
                   <m:sty m:val="p"/>
@@ -27148,7 +26184,6 @@
               </m:ctrlPr>
             </m:eqArrPr>
             <m:e>
-              <w:proofErr w:type="spellStart"/>
               <m:r>
                 <m:rPr>
                   <m:nor/>
@@ -27158,19 +26193,7 @@
                   <w:iCs/>
                   <w:szCs w:val="28"/>
                 </w:rPr>
-                <m:t>Цпп</m:t>
-              </m:r>
-              <w:proofErr w:type="spellEnd"/>
-              <m:r>
-                <m:rPr>
-                  <m:nor/>
-                </m:rPr>
-                <w:rPr>
-                  <w:rFonts w:ascii="Cambria Math" w:hAnsi="Cambria Math"/>
-                  <w:iCs/>
-                  <w:szCs w:val="28"/>
-                </w:rPr>
-                <m:t xml:space="preserve"> = 1177506,87  + 353252,06 + </m:t>
+                <m:t xml:space="preserve">Цпп = 1177506,87  + 353252,06 + </m:t>
               </m:r>
               <m:r>
                 <m:rPr>
@@ -27279,45 +26302,8 @@
                   <w:iCs/>
                   <w:szCs w:val="28"/>
                 </w:rPr>
-                <m:t xml:space="preserve">НП = </m:t>
+                <m:t>НП = Ппл × Кнп</m:t>
               </m:r>
-              <w:proofErr w:type="spellStart"/>
-              <m:r>
-                <m:rPr>
-                  <m:nor/>
-                </m:rPr>
-                <w:rPr>
-                  <w:rFonts w:ascii="Cambria Math" w:hAnsi="Cambria Math"/>
-                  <w:iCs/>
-                  <w:szCs w:val="28"/>
-                </w:rPr>
-                <m:t>Ппл</m:t>
-              </m:r>
-              <w:proofErr w:type="spellEnd"/>
-              <m:r>
-                <m:rPr>
-                  <m:nor/>
-                </m:rPr>
-                <w:rPr>
-                  <w:rFonts w:ascii="Cambria Math" w:hAnsi="Cambria Math"/>
-                  <w:iCs/>
-                  <w:szCs w:val="28"/>
-                </w:rPr>
-                <m:t xml:space="preserve"> × </m:t>
-              </m:r>
-              <w:proofErr w:type="spellStart"/>
-              <m:r>
-                <m:rPr>
-                  <m:nor/>
-                </m:rPr>
-                <w:rPr>
-                  <w:rFonts w:ascii="Cambria Math" w:hAnsi="Cambria Math"/>
-                  <w:iCs/>
-                  <w:szCs w:val="28"/>
-                </w:rPr>
-                <m:t>Кнп</m:t>
-              </m:r>
-              <w:proofErr w:type="spellEnd"/>
               <m:r>
                 <m:rPr>
                   <m:sty m:val="p"/>
@@ -27361,28 +26347,7 @@
             <w:rFonts w:ascii="Cambria Math" w:hAnsi="Cambria Math"/>
             <w:szCs w:val="28"/>
           </w:rPr>
-          <m:t>НП = 353252,06 × 0,25 = 88313,02</m:t>
-        </m:r>
-        <m:r>
-          <m:rPr>
-            <m:nor/>
-          </m:rPr>
-          <w:rPr>
-            <w:rFonts w:ascii="Cambria Math" w:hAnsi="Cambria Math"/>
-            <w:szCs w:val="28"/>
-            <w:lang w:val="en-US"/>
-          </w:rPr>
-          <m:t xml:space="preserve">, </m:t>
-        </m:r>
-        <m:r>
-          <m:rPr>
-            <m:nor/>
-          </m:rPr>
-          <w:rPr>
-            <w:rFonts w:ascii="Cambria Math" w:hAnsi="Cambria Math"/>
-            <w:szCs w:val="28"/>
-          </w:rPr>
-          <m:t>руб.,</m:t>
+          <m:t>НП = 353252,06 × 0,25 = 88313,02, руб.,</m:t>
         </m:r>
       </m:oMath>
       <w:r>
@@ -27454,31 +26419,7 @@
                   <w:iCs/>
                   <w:szCs w:val="28"/>
                 </w:rPr>
-                <m:t xml:space="preserve">ЧП = </m:t>
-              </m:r>
-              <w:proofErr w:type="spellStart"/>
-              <m:r>
-                <m:rPr>
-                  <m:nor/>
-                </m:rPr>
-                <w:rPr>
-                  <w:rFonts w:ascii="Cambria Math" w:hAnsi="Cambria Math"/>
-                  <w:iCs/>
-                  <w:szCs w:val="28"/>
-                </w:rPr>
-                <m:t>Ппл</m:t>
-              </m:r>
-              <w:proofErr w:type="spellEnd"/>
-              <m:r>
-                <m:rPr>
-                  <m:nor/>
-                </m:rPr>
-                <w:rPr>
-                  <w:rFonts w:ascii="Cambria Math" w:hAnsi="Cambria Math"/>
-                  <w:iCs/>
-                  <w:szCs w:val="28"/>
-                </w:rPr>
-                <m:t xml:space="preserve"> – НП</m:t>
+                <m:t>ЧП = Ппл – НП</m:t>
               </m:r>
               <m:r>
                 <m:rPr>
@@ -27755,51 +26696,25 @@
       <w:r>
         <w:t xml:space="preserve">Таблица </w:t>
       </w:r>
-      <w:r>
-        <w:fldChar w:fldCharType="begin"/>
-      </w:r>
-      <w:r>
-        <w:instrText xml:space="preserve"> STYLEREF 2 \s </w:instrText>
-      </w:r>
-      <w:r>
-        <w:fldChar w:fldCharType="separate"/>
-      </w:r>
-      <w:r>
-        <w:rPr>
-          <w:noProof/>
-        </w:rPr>
-        <w:t>3</w:t>
-      </w:r>
-      <w:r>
-        <w:rPr>
-          <w:noProof/>
-        </w:rPr>
-        <w:fldChar w:fldCharType="end"/>
-      </w:r>
+      <w:fldSimple w:instr=" STYLEREF 2 \s ">
+        <w:r>
+          <w:rPr>
+            <w:noProof/>
+          </w:rPr>
+          <w:t>3</w:t>
+        </w:r>
+      </w:fldSimple>
       <w:r>
         <w:t>.</w:t>
       </w:r>
-      <w:r>
-        <w:fldChar w:fldCharType="begin"/>
-      </w:r>
-      <w:r>
-        <w:instrText xml:space="preserve"> SEQ Таблица \* ARABIC \s 2 </w:instrText>
-      </w:r>
-      <w:r>
-        <w:fldChar w:fldCharType="separate"/>
-      </w:r>
-      <w:r>
-        <w:rPr>
-          <w:noProof/>
-        </w:rPr>
-        <w:t>8</w:t>
-      </w:r>
-      <w:r>
-        <w:rPr>
-          <w:noProof/>
-        </w:rPr>
-        <w:fldChar w:fldCharType="end"/>
-      </w:r>
+      <w:fldSimple w:instr=" SEQ Таблица \* ARABIC \s 2 ">
+        <w:r>
+          <w:rPr>
+            <w:noProof/>
+          </w:rPr>
+          <w:t>8</w:t>
+        </w:r>
+      </w:fldSimple>
       <w:r>
         <w:t xml:space="preserve"> — </w:t>
       </w:r>
@@ -28627,6 +27542,7 @@
           <w:ilvl w:val="0"/>
           <w:numId w:val="18"/>
         </w:numPr>
+        <w:jc w:val="left"/>
         <w:rPr>
           <w:lang w:val="ru-RU"/>
         </w:rPr>
@@ -28685,7 +27601,19 @@
         <w:rPr>
           <w:lang w:val="ru-RU"/>
         </w:rPr>
-        <w:t xml:space="preserve"> [Электронный ресурс] ― </w:t>
+        <w:t xml:space="preserve"> [Электронный ресурс] </w:t>
+      </w:r>
+      <w:r>
+        <w:rPr>
+          <w:lang w:val="ru-RU"/>
+        </w:rPr>
+        <w:t>—</w:t>
+      </w:r>
+      <w:r>
+        <w:rPr>
+          <w:lang w:val="ru-RU"/>
+        </w:rPr>
+        <w:t xml:space="preserve"> </w:t>
       </w:r>
       <w:r>
         <w:t>URL</w:t>
@@ -28753,6 +27681,7 @@
           <w:ilvl w:val="0"/>
           <w:numId w:val="18"/>
         </w:numPr>
+        <w:jc w:val="left"/>
         <w:rPr>
           <w:lang w:val="ru-RU"/>
         </w:rPr>
@@ -28802,7 +27731,19 @@
         <w:rPr>
           <w:lang w:val="ru-RU"/>
         </w:rPr>
-        <w:t xml:space="preserve"> [Электронный ресурс] ― </w:t>
+        <w:t xml:space="preserve"> [Электронный ресурс] </w:t>
+      </w:r>
+      <w:r>
+        <w:rPr>
+          <w:lang w:val="ru-RU"/>
+        </w:rPr>
+        <w:t>—</w:t>
+      </w:r>
+      <w:r>
+        <w:rPr>
+          <w:lang w:val="ru-RU"/>
+        </w:rPr>
+        <w:t xml:space="preserve"> </w:t>
       </w:r>
       <w:r>
         <w:t>URL</w:t>
@@ -28881,6 +27822,7 @@
           <w:ilvl w:val="0"/>
           <w:numId w:val="18"/>
         </w:numPr>
+        <w:jc w:val="left"/>
       </w:pPr>
       <w:proofErr w:type="spellStart"/>
       <w:r>
@@ -28888,7 +27830,13 @@
       </w:r>
       <w:proofErr w:type="spellEnd"/>
       <w:r>
-        <w:t>. Платформа .NET и язык C# [Электронный ресурс] ― URL: https://metanit.com/sharp/tutorial/ (Дата обращения: 14.04.2026)</w:t>
+        <w:t xml:space="preserve">. Платформа .NET и язык C# [Электронный ресурс] </w:t>
+      </w:r>
+      <w:r>
+        <w:t>—</w:t>
+      </w:r>
+      <w:r>
+        <w:t xml:space="preserve"> URL: https://metanit.com/sharp/tutorial/ (Дата обращения: 14.04.2026)</w:t>
       </w:r>
     </w:p>
     <w:p>
@@ -28898,6 +27846,7 @@
           <w:ilvl w:val="0"/>
           <w:numId w:val="18"/>
         </w:numPr>
+        <w:jc w:val="left"/>
         <w:rPr>
           <w:lang w:val="ru-RU"/>
         </w:rPr>
@@ -28929,7 +27878,19 @@
         <w:rPr>
           <w:lang w:val="ru-RU"/>
         </w:rPr>
-        <w:t xml:space="preserve"> [Электронный ресурс] ― </w:t>
+        <w:t xml:space="preserve"> [Электронный ресурс] </w:t>
+      </w:r>
+      <w:r>
+        <w:rPr>
+          <w:lang w:val="ru-RU"/>
+        </w:rPr>
+        <w:t>—</w:t>
+      </w:r>
+      <w:r>
+        <w:rPr>
+          <w:lang w:val="ru-RU"/>
+        </w:rPr>
+        <w:t xml:space="preserve"> </w:t>
       </w:r>
       <w:r>
         <w:t>URL</w:t>
@@ -28999,17 +27960,27 @@
           <w:ilvl w:val="0"/>
           <w:numId w:val="18"/>
         </w:numPr>
+        <w:jc w:val="left"/>
+        <w:rPr>
+          <w:lang w:val="ru-RU"/>
+        </w:rPr>
       </w:pPr>
       <w:r>
         <w:t>PostgreSQL Global Development Group. PostgreSQL</w:t>
       </w:r>
       <w:r>
+        <w:rPr>
+          <w:lang w:val="ru-RU"/>
+        </w:rPr>
         <w:t xml:space="preserve"> </w:t>
       </w:r>
       <w:r>
         <w:t>Documentation</w:t>
       </w:r>
       <w:r>
+        <w:rPr>
+          <w:lang w:val="ru-RU"/>
+        </w:rPr>
         <w:t xml:space="preserve"> [</w:t>
       </w:r>
       <w:r>
@@ -29019,6 +27990,9 @@
         <w:t>Электронный</w:t>
       </w:r>
       <w:r>
+        <w:rPr>
+          <w:lang w:val="ru-RU"/>
+        </w:rPr>
         <w:t xml:space="preserve"> </w:t>
       </w:r>
       <w:r>
@@ -29028,42 +28002,77 @@
         <w:t>ресурс</w:t>
       </w:r>
       <w:r>
-        <w:t xml:space="preserve">] ― </w:t>
+        <w:rPr>
+          <w:lang w:val="ru-RU"/>
+        </w:rPr>
+        <w:t xml:space="preserve">] </w:t>
+      </w:r>
+      <w:r>
+        <w:rPr>
+          <w:lang w:val="ru-RU"/>
+        </w:rPr>
+        <w:t>—</w:t>
+      </w:r>
+      <w:r>
+        <w:rPr>
+          <w:lang w:val="ru-RU"/>
+        </w:rPr>
+        <w:t xml:space="preserve"> </w:t>
       </w:r>
       <w:r>
         <w:t>URL</w:t>
       </w:r>
       <w:r>
+        <w:rPr>
+          <w:lang w:val="ru-RU"/>
+        </w:rPr>
         <w:t xml:space="preserve">: </w:t>
       </w:r>
       <w:r>
         <w:t>https</w:t>
       </w:r>
       <w:r>
+        <w:rPr>
+          <w:lang w:val="ru-RU"/>
+        </w:rPr>
         <w:t>://</w:t>
       </w:r>
       <w:r>
         <w:t>www</w:t>
       </w:r>
       <w:r>
+        <w:rPr>
+          <w:lang w:val="ru-RU"/>
+        </w:rPr>
         <w:t>.</w:t>
       </w:r>
+      <w:proofErr w:type="spellStart"/>
       <w:r>
         <w:t>postgresql</w:t>
       </w:r>
-      <w:r>
+      <w:proofErr w:type="spellEnd"/>
+      <w:r>
+        <w:rPr>
+          <w:lang w:val="ru-RU"/>
+        </w:rPr>
         <w:t>.</w:t>
       </w:r>
       <w:r>
         <w:t>org</w:t>
       </w:r>
       <w:r>
+        <w:rPr>
+          <w:lang w:val="ru-RU"/>
+        </w:rPr>
         <w:t>/</w:t>
       </w:r>
       <w:r>
         <w:t>docs</w:t>
       </w:r>
       <w:r>
+        <w:rPr>
+          <w:lang w:val="ru-RU"/>
+        </w:rPr>
         <w:t>/ (</w:t>
       </w:r>
       <w:r>
@@ -29073,6 +28082,9 @@
         <w:t>Дата</w:t>
       </w:r>
       <w:r>
+        <w:rPr>
+          <w:lang w:val="ru-RU"/>
+        </w:rPr>
         <w:t xml:space="preserve"> </w:t>
       </w:r>
       <w:r>
@@ -29082,6 +28094,9 @@
         <w:t>обращения</w:t>
       </w:r>
       <w:r>
+        <w:rPr>
+          <w:lang w:val="ru-RU"/>
+        </w:rPr>
         <w:t>: 23.05.2026)</w:t>
       </w:r>
     </w:p>
@@ -29092,6 +28107,7 @@
           <w:ilvl w:val="0"/>
           <w:numId w:val="18"/>
         </w:numPr>
+        <w:jc w:val="left"/>
         <w:rPr>
           <w:lang w:val="ru-RU"/>
         </w:rPr>
@@ -29114,7 +28130,19 @@
         <w:rPr>
           <w:lang w:val="ru-RU"/>
         </w:rPr>
-        <w:t xml:space="preserve"> [Электронный ресурс] ― </w:t>
+        <w:t xml:space="preserve"> [Электронный ресурс] </w:t>
+      </w:r>
+      <w:r>
+        <w:rPr>
+          <w:lang w:val="ru-RU"/>
+        </w:rPr>
+        <w:t>—</w:t>
+      </w:r>
+      <w:r>
+        <w:rPr>
+          <w:lang w:val="ru-RU"/>
+        </w:rPr>
+        <w:t xml:space="preserve"> </w:t>
       </w:r>
       <w:r>
         <w:t>URL</w:t>
@@ -29180,6 +28208,7 @@
           <w:ilvl w:val="0"/>
           <w:numId w:val="18"/>
         </w:numPr>
+        <w:jc w:val="left"/>
         <w:rPr>
           <w:lang w:val="ru-RU"/>
         </w:rPr>
@@ -29244,7 +28273,19 @@
         <w:rPr>
           <w:lang w:val="ru-RU"/>
         </w:rPr>
-        <w:t xml:space="preserve">] ― </w:t>
+        <w:t xml:space="preserve">] </w:t>
+      </w:r>
+      <w:r>
+        <w:rPr>
+          <w:lang w:val="ru-RU"/>
+        </w:rPr>
+        <w:t>—</w:t>
+      </w:r>
+      <w:r>
+        <w:rPr>
+          <w:lang w:val="ru-RU"/>
+        </w:rPr>
+        <w:t xml:space="preserve"> </w:t>
       </w:r>
       <w:r>
         <w:t>URL</w:t>
@@ -29336,6 +28377,7 @@
           <w:ilvl w:val="0"/>
           <w:numId w:val="18"/>
         </w:numPr>
+        <w:jc w:val="left"/>
         <w:rPr>
           <w:lang w:val="ru-RU"/>
         </w:rPr>
@@ -29416,7 +28458,19 @@
         <w:rPr>
           <w:lang w:val="ru-RU"/>
         </w:rPr>
-        <w:t xml:space="preserve">] ― </w:t>
+        <w:t xml:space="preserve">] </w:t>
+      </w:r>
+      <w:r>
+        <w:rPr>
+          <w:lang w:val="ru-RU"/>
+        </w:rPr>
+        <w:t>—</w:t>
+      </w:r>
+      <w:r>
+        <w:rPr>
+          <w:lang w:val="ru-RU"/>
+        </w:rPr>
+        <w:t xml:space="preserve"> </w:t>
       </w:r>
       <w:r>
         <w:t>URL</w:t>
@@ -29523,6 +28577,7 @@
           <w:ilvl w:val="0"/>
           <w:numId w:val="18"/>
         </w:numPr>
+        <w:jc w:val="left"/>
         <w:rPr>
           <w:lang w:val="ru-RU"/>
         </w:rPr>
@@ -29578,7 +28633,19 @@
         <w:rPr>
           <w:lang w:val="ru-RU"/>
         </w:rPr>
-        <w:t xml:space="preserve">] ― </w:t>
+        <w:t xml:space="preserve">] </w:t>
+      </w:r>
+      <w:r>
+        <w:rPr>
+          <w:lang w:val="ru-RU"/>
+        </w:rPr>
+        <w:t>—</w:t>
+      </w:r>
+      <w:r>
+        <w:rPr>
+          <w:lang w:val="ru-RU"/>
+        </w:rPr>
+        <w:t xml:space="preserve"> </w:t>
       </w:r>
       <w:r>
         <w:t>URL</w:t>
@@ -29672,6 +28739,7 @@
           <w:ilvl w:val="0"/>
           <w:numId w:val="18"/>
         </w:numPr>
+        <w:jc w:val="left"/>
         <w:rPr>
           <w:lang w:val="ru-RU"/>
         </w:rPr>
@@ -29701,7 +28769,31 @@
         <w:rPr>
           <w:lang w:val="ru-RU"/>
         </w:rPr>
-        <w:t xml:space="preserve"> — паттерн проектирования [Электронный ресурс] ― </w:t>
+        <w:t xml:space="preserve"> </w:t>
+      </w:r>
+      <w:r>
+        <w:rPr>
+          <w:lang w:val="ru-RU"/>
+        </w:rPr>
+        <w:t>—</w:t>
+      </w:r>
+      <w:r>
+        <w:rPr>
+          <w:lang w:val="ru-RU"/>
+        </w:rPr>
+        <w:t xml:space="preserve"> паттерн проектирования [Электронный ресурс] </w:t>
+      </w:r>
+      <w:r>
+        <w:rPr>
+          <w:lang w:val="ru-RU"/>
+        </w:rPr>
+        <w:t>—</w:t>
+      </w:r>
+      <w:r>
+        <w:rPr>
+          <w:lang w:val="ru-RU"/>
+        </w:rPr>
+        <w:t xml:space="preserve"> </w:t>
       </w:r>
       <w:r>
         <w:t>URL</w:t>
@@ -29774,29 +28866,45 @@
           <w:ilvl w:val="0"/>
           <w:numId w:val="18"/>
         </w:numPr>
+        <w:jc w:val="left"/>
+        <w:rPr>
+          <w:lang w:val="ru-RU"/>
+        </w:rPr>
       </w:pPr>
       <w:r>
         <w:t>Refactoring Guru. Mediator</w:t>
       </w:r>
       <w:r>
+        <w:rPr>
+          <w:lang w:val="ru-RU"/>
+        </w:rPr>
         <w:t xml:space="preserve"> </w:t>
       </w:r>
       <w:r>
         <w:t>in</w:t>
       </w:r>
       <w:r>
+        <w:rPr>
+          <w:lang w:val="ru-RU"/>
+        </w:rPr>
         <w:t xml:space="preserve"> </w:t>
       </w:r>
       <w:r>
         <w:t>C</w:t>
       </w:r>
       <w:r>
+        <w:rPr>
+          <w:lang w:val="ru-RU"/>
+        </w:rPr>
         <w:t xml:space="preserve">#: </w:t>
       </w:r>
       <w:r>
         <w:t>Example</w:t>
       </w:r>
       <w:r>
+        <w:rPr>
+          <w:lang w:val="ru-RU"/>
+        </w:rPr>
         <w:t xml:space="preserve"> [</w:t>
       </w:r>
       <w:r>
@@ -29806,6 +28914,9 @@
         <w:t>Электронный</w:t>
       </w:r>
       <w:r>
+        <w:rPr>
+          <w:lang w:val="ru-RU"/>
+        </w:rPr>
         <w:t xml:space="preserve"> </w:t>
       </w:r>
       <w:r>
@@ -29815,60 +28926,104 @@
         <w:t>ресурс</w:t>
       </w:r>
       <w:r>
-        <w:t xml:space="preserve">] ― </w:t>
+        <w:rPr>
+          <w:lang w:val="ru-RU"/>
+        </w:rPr>
+        <w:t xml:space="preserve">] </w:t>
+      </w:r>
+      <w:r>
+        <w:rPr>
+          <w:lang w:val="ru-RU"/>
+        </w:rPr>
+        <w:t>—</w:t>
+      </w:r>
+      <w:r>
+        <w:rPr>
+          <w:lang w:val="ru-RU"/>
+        </w:rPr>
+        <w:t xml:space="preserve"> </w:t>
       </w:r>
       <w:r>
         <w:t>URL</w:t>
       </w:r>
       <w:r>
+        <w:rPr>
+          <w:lang w:val="ru-RU"/>
+        </w:rPr>
         <w:t xml:space="preserve">: </w:t>
       </w:r>
       <w:r>
         <w:t>https</w:t>
       </w:r>
       <w:r>
+        <w:rPr>
+          <w:lang w:val="ru-RU"/>
+        </w:rPr>
         <w:t>://</w:t>
       </w:r>
       <w:r>
         <w:t>refactoring</w:t>
       </w:r>
       <w:r>
+        <w:rPr>
+          <w:lang w:val="ru-RU"/>
+        </w:rPr>
         <w:t>.</w:t>
       </w:r>
       <w:r>
         <w:t>guru</w:t>
       </w:r>
       <w:r>
+        <w:rPr>
+          <w:lang w:val="ru-RU"/>
+        </w:rPr>
         <w:t>/</w:t>
       </w:r>
       <w:r>
         <w:t>design</w:t>
       </w:r>
       <w:r>
+        <w:rPr>
+          <w:lang w:val="ru-RU"/>
+        </w:rPr>
         <w:t>-</w:t>
       </w:r>
       <w:r>
         <w:t>patterns</w:t>
       </w:r>
       <w:r>
+        <w:rPr>
+          <w:lang w:val="ru-RU"/>
+        </w:rPr>
         <w:t>/</w:t>
       </w:r>
       <w:r>
         <w:t>mediator</w:t>
       </w:r>
       <w:r>
+        <w:rPr>
+          <w:lang w:val="ru-RU"/>
+        </w:rPr>
         <w:t>/</w:t>
       </w:r>
+      <w:proofErr w:type="spellStart"/>
       <w:r>
         <w:t>csharp</w:t>
       </w:r>
-      <w:r>
+      <w:proofErr w:type="spellEnd"/>
+      <w:r>
+        <w:rPr>
+          <w:lang w:val="ru-RU"/>
+        </w:rPr>
         <w:t>/</w:t>
       </w:r>
       <w:r>
         <w:t>example</w:t>
       </w:r>
       <w:r>
+        <w:rPr>
+          <w:lang w:val="ru-RU"/>
+        </w:rPr>
         <w:t xml:space="preserve"> (</w:t>
       </w:r>
       <w:r>
@@ -29878,6 +29033,9 @@
         <w:t>Дата</w:t>
       </w:r>
       <w:r>
+        <w:rPr>
+          <w:lang w:val="ru-RU"/>
+        </w:rPr>
         <w:t xml:space="preserve"> </w:t>
       </w:r>
       <w:r>
@@ -29887,6 +29045,9 @@
         <w:t>обращения</w:t>
       </w:r>
       <w:r>
+        <w:rPr>
+          <w:lang w:val="ru-RU"/>
+        </w:rPr>
         <w:t>: 05.05.2026)</w:t>
       </w:r>
     </w:p>
@@ -29897,9 +29058,14 @@
           <w:ilvl w:val="0"/>
           <w:numId w:val="18"/>
         </w:numPr>
-      </w:pPr>
-      <w:proofErr w:type="spellStart"/>
-      <w:r>
+        <w:jc w:val="left"/>
+        <w:rPr>
+          <w:lang w:val="ru-RU"/>
+        </w:rPr>
+      </w:pPr>
+      <w:proofErr w:type="spellStart"/>
+      <w:r>
+        <w:lastRenderedPageBreak/>
         <w:t>FluentValidation</w:t>
       </w:r>
       <w:proofErr w:type="spellEnd"/>
@@ -29910,6 +29076,9 @@
         <w:t>Documentation</w:t>
       </w:r>
       <w:r>
+        <w:rPr>
+          <w:lang w:val="ru-RU"/>
+        </w:rPr>
         <w:t xml:space="preserve"> [</w:t>
       </w:r>
       <w:r>
@@ -29919,6 +29088,9 @@
         <w:t>Электронный</w:t>
       </w:r>
       <w:r>
+        <w:rPr>
+          <w:lang w:val="ru-RU"/>
+        </w:rPr>
         <w:t xml:space="preserve"> </w:t>
       </w:r>
       <w:r>
@@ -29928,36 +29100,68 @@
         <w:t>ресурс</w:t>
       </w:r>
       <w:r>
-        <w:t xml:space="preserve">] ― </w:t>
+        <w:rPr>
+          <w:lang w:val="ru-RU"/>
+        </w:rPr>
+        <w:t xml:space="preserve">] </w:t>
+      </w:r>
+      <w:r>
+        <w:rPr>
+          <w:lang w:val="ru-RU"/>
+        </w:rPr>
+        <w:t>—</w:t>
+      </w:r>
+      <w:r>
+        <w:rPr>
+          <w:lang w:val="ru-RU"/>
+        </w:rPr>
+        <w:t xml:space="preserve"> </w:t>
       </w:r>
       <w:r>
         <w:t>URL</w:t>
       </w:r>
       <w:r>
+        <w:rPr>
+          <w:lang w:val="ru-RU"/>
+        </w:rPr>
         <w:t xml:space="preserve">: </w:t>
       </w:r>
       <w:r>
         <w:t>https</w:t>
       </w:r>
       <w:r>
+        <w:rPr>
+          <w:lang w:val="ru-RU"/>
+        </w:rPr>
         <w:t>://</w:t>
       </w:r>
       <w:r>
         <w:t>docs</w:t>
       </w:r>
       <w:r>
+        <w:rPr>
+          <w:lang w:val="ru-RU"/>
+        </w:rPr>
         <w:t>.</w:t>
       </w:r>
+      <w:proofErr w:type="spellStart"/>
       <w:r>
         <w:t>fluentvalidation</w:t>
       </w:r>
-      <w:r>
+      <w:proofErr w:type="spellEnd"/>
+      <w:r>
+        <w:rPr>
+          <w:lang w:val="ru-RU"/>
+        </w:rPr>
         <w:t>.</w:t>
       </w:r>
       <w:r>
         <w:t>net</w:t>
       </w:r>
       <w:r>
+        <w:rPr>
+          <w:lang w:val="ru-RU"/>
+        </w:rPr>
         <w:t>/ (</w:t>
       </w:r>
       <w:r>
@@ -29967,6 +29171,9 @@
         <w:t>Дата</w:t>
       </w:r>
       <w:r>
+        <w:rPr>
+          <w:lang w:val="ru-RU"/>
+        </w:rPr>
         <w:t xml:space="preserve"> </w:t>
       </w:r>
       <w:r>
@@ -29976,6 +29183,9 @@
         <w:t>обращения</w:t>
       </w:r>
       <w:r>
+        <w:rPr>
+          <w:lang w:val="ru-RU"/>
+        </w:rPr>
         <w:t>: 10.05.2026)</w:t>
       </w:r>
     </w:p>
@@ -29986,9 +29196,9 @@
           <w:ilvl w:val="0"/>
           <w:numId w:val="18"/>
         </w:numPr>
-      </w:pPr>
-      <w:r>
-        <w:lastRenderedPageBreak/>
+        <w:jc w:val="left"/>
+      </w:pPr>
+      <w:r>
         <w:t xml:space="preserve">Microsoft Learn. Authentication and authorization in ASP.NET Core </w:t>
       </w:r>
       <w:r>
@@ -30010,7 +29220,13 @@
         <w:t>ресурс</w:t>
       </w:r>
       <w:r>
-        <w:t xml:space="preserve">] ― </w:t>
+        <w:t xml:space="preserve">] </w:t>
+      </w:r>
+      <w:r>
+        <w:t>—</w:t>
+      </w:r>
+      <w:r>
+        <w:t xml:space="preserve"> </w:t>
       </w:r>
       <w:r>
         <w:t>URL</w:t>
@@ -30051,6 +29267,7 @@
           <w:ilvl w:val="0"/>
           <w:numId w:val="18"/>
         </w:numPr>
+        <w:jc w:val="left"/>
       </w:pPr>
       <w:r>
         <w:t xml:space="preserve">Microsoft Learn. </w:t>
@@ -30082,7 +29299,13 @@
         <w:t>ресурс</w:t>
       </w:r>
       <w:r>
-        <w:t xml:space="preserve">] ― </w:t>
+        <w:t xml:space="preserve">] </w:t>
+      </w:r>
+      <w:r>
+        <w:t>—</w:t>
+      </w:r>
+      <w:r>
+        <w:t xml:space="preserve"> </w:t>
       </w:r>
       <w:r>
         <w:t>URL</w:t>
@@ -30128,6 +29351,10 @@
           <w:ilvl w:val="0"/>
           <w:numId w:val="18"/>
         </w:numPr>
+        <w:jc w:val="left"/>
+        <w:rPr>
+          <w:lang w:val="ru-RU"/>
+        </w:rPr>
       </w:pPr>
       <w:r>
         <w:t>Scalar</w:t>
@@ -30139,12 +29366,18 @@
         <w:t>Scalar</w:t>
       </w:r>
       <w:r>
+        <w:rPr>
+          <w:lang w:val="ru-RU"/>
+        </w:rPr>
         <w:t xml:space="preserve"> </w:t>
       </w:r>
       <w:r>
         <w:t>Documentation</w:t>
       </w:r>
       <w:r>
+        <w:rPr>
+          <w:lang w:val="ru-RU"/>
+        </w:rPr>
         <w:t xml:space="preserve"> [</w:t>
       </w:r>
       <w:r>
@@ -30154,6 +29387,9 @@
         <w:t>Электронный</w:t>
       </w:r>
       <w:r>
+        <w:rPr>
+          <w:lang w:val="ru-RU"/>
+        </w:rPr>
         <w:t xml:space="preserve"> </w:t>
       </w:r>
       <w:r>
@@ -30163,36 +29399,66 @@
         <w:t>ресурс</w:t>
       </w:r>
       <w:r>
-        <w:t xml:space="preserve">] ― </w:t>
+        <w:rPr>
+          <w:lang w:val="ru-RU"/>
+        </w:rPr>
+        <w:t xml:space="preserve">] </w:t>
+      </w:r>
+      <w:r>
+        <w:rPr>
+          <w:lang w:val="ru-RU"/>
+        </w:rPr>
+        <w:t>—</w:t>
+      </w:r>
+      <w:r>
+        <w:rPr>
+          <w:lang w:val="ru-RU"/>
+        </w:rPr>
+        <w:t xml:space="preserve"> </w:t>
       </w:r>
       <w:r>
         <w:t>URL</w:t>
       </w:r>
       <w:r>
-        <w:t>:</w:t>
-      </w:r>
-      <w:r>
-        <w:t xml:space="preserve"> https</w:t>
-      </w:r>
-      <w:r>
+        <w:rPr>
+          <w:lang w:val="ru-RU"/>
+        </w:rPr>
+        <w:t xml:space="preserve">: </w:t>
+      </w:r>
+      <w:r>
+        <w:t>https</w:t>
+      </w:r>
+      <w:r>
+        <w:rPr>
+          <w:lang w:val="ru-RU"/>
+        </w:rPr>
         <w:t>://</w:t>
       </w:r>
       <w:r>
         <w:t>scalar</w:t>
       </w:r>
       <w:r>
+        <w:rPr>
+          <w:lang w:val="ru-RU"/>
+        </w:rPr>
         <w:t>.</w:t>
       </w:r>
       <w:r>
         <w:t>com</w:t>
       </w:r>
       <w:r>
+        <w:rPr>
+          <w:lang w:val="ru-RU"/>
+        </w:rPr>
         <w:t>/</w:t>
       </w:r>
       <w:r>
         <w:t>docs</w:t>
       </w:r>
       <w:r>
+        <w:rPr>
+          <w:lang w:val="ru-RU"/>
+        </w:rPr>
         <w:t xml:space="preserve"> (</w:t>
       </w:r>
       <w:r>
@@ -30202,6 +29468,9 @@
         <w:t>Дата</w:t>
       </w:r>
       <w:r>
+        <w:rPr>
+          <w:lang w:val="ru-RU"/>
+        </w:rPr>
         <w:t xml:space="preserve"> </w:t>
       </w:r>
       <w:r>
@@ -30211,6 +29480,9 @@
         <w:t>обращения</w:t>
       </w:r>
       <w:r>
+        <w:rPr>
+          <w:lang w:val="ru-RU"/>
+        </w:rPr>
         <w:t>: 17.05.2026)</w:t>
       </w:r>
     </w:p>
@@ -30221,35 +29493,58 @@
           <w:ilvl w:val="0"/>
           <w:numId w:val="18"/>
         </w:numPr>
-      </w:pPr>
+        <w:jc w:val="left"/>
+        <w:rPr>
+          <w:lang w:val="ru-RU"/>
+        </w:rPr>
+      </w:pPr>
+      <w:proofErr w:type="spellStart"/>
       <w:r>
         <w:t>xUnit</w:t>
       </w:r>
-      <w:r>
+      <w:proofErr w:type="spellEnd"/>
+      <w:r>
+        <w:rPr>
+          <w:lang w:val="ru-RU"/>
+        </w:rPr>
         <w:t>.</w:t>
       </w:r>
       <w:r>
         <w:t>net</w:t>
       </w:r>
       <w:r>
+        <w:rPr>
+          <w:lang w:val="ru-RU"/>
+        </w:rPr>
         <w:t xml:space="preserve">. </w:t>
       </w:r>
+      <w:proofErr w:type="spellStart"/>
       <w:r>
         <w:t>xUnit</w:t>
       </w:r>
-      <w:r>
+      <w:proofErr w:type="spellEnd"/>
+      <w:r>
+        <w:rPr>
+          <w:lang w:val="ru-RU"/>
+        </w:rPr>
         <w:t>.</w:t>
       </w:r>
       <w:r>
         <w:t>net</w:t>
       </w:r>
       <w:r>
+        <w:rPr>
+          <w:lang w:val="ru-RU"/>
+        </w:rPr>
         <w:t xml:space="preserve"> </w:t>
       </w:r>
       <w:r>
         <w:t>Documentation</w:t>
       </w:r>
       <w:r>
+        <w:rPr>
+          <w:lang w:val="ru-RU"/>
+        </w:rPr>
         <w:t xml:space="preserve"> [</w:t>
       </w:r>
       <w:r>
@@ -30259,6 +29554,9 @@
         <w:t>Электронный</w:t>
       </w:r>
       <w:r>
+        <w:rPr>
+          <w:lang w:val="ru-RU"/>
+        </w:rPr>
         <w:t xml:space="preserve"> </w:t>
       </w:r>
       <w:r>
@@ -30268,30 +29566,59 @@
         <w:t>ресурс</w:t>
       </w:r>
       <w:r>
-        <w:t xml:space="preserve">] ― </w:t>
+        <w:rPr>
+          <w:lang w:val="ru-RU"/>
+        </w:rPr>
+        <w:t xml:space="preserve">] </w:t>
+      </w:r>
+      <w:r>
+        <w:rPr>
+          <w:lang w:val="ru-RU"/>
+        </w:rPr>
+        <w:t>—</w:t>
+      </w:r>
+      <w:r>
+        <w:rPr>
+          <w:lang w:val="ru-RU"/>
+        </w:rPr>
+        <w:t xml:space="preserve"> </w:t>
       </w:r>
       <w:r>
         <w:t>URL</w:t>
       </w:r>
       <w:r>
-        <w:t>:</w:t>
-      </w:r>
-      <w:r>
-        <w:t xml:space="preserve"> https</w:t>
-      </w:r>
-      <w:r>
+        <w:rPr>
+          <w:lang w:val="ru-RU"/>
+        </w:rPr>
+        <w:t xml:space="preserve">: </w:t>
+      </w:r>
+      <w:r>
+        <w:t>https</w:t>
+      </w:r>
+      <w:r>
+        <w:rPr>
+          <w:lang w:val="ru-RU"/>
+        </w:rPr>
         <w:t>://</w:t>
       </w:r>
+      <w:proofErr w:type="spellStart"/>
       <w:r>
         <w:t>xunit</w:t>
       </w:r>
-      <w:r>
+      <w:proofErr w:type="spellEnd"/>
+      <w:r>
+        <w:rPr>
+          <w:lang w:val="ru-RU"/>
+        </w:rPr>
         <w:t>.</w:t>
       </w:r>
       <w:r>
         <w:t>net</w:t>
       </w:r>
       <w:r>
+        <w:rPr>
+          <w:lang w:val="ru-RU"/>
+        </w:rPr>
         <w:t>/ (</w:t>
       </w:r>
       <w:r>
@@ -30301,6 +29628,9 @@
         <w:t>Дата</w:t>
       </w:r>
       <w:r>
+        <w:rPr>
+          <w:lang w:val="ru-RU"/>
+        </w:rPr>
         <w:t xml:space="preserve"> </w:t>
       </w:r>
       <w:r>
@@ -30310,6 +29640,9 @@
         <w:t>обращения</w:t>
       </w:r>
       <w:r>
+        <w:rPr>
+          <w:lang w:val="ru-RU"/>
+        </w:rPr>
         <w:t>: 19.05.2026)</w:t>
       </w:r>
     </w:p>
@@ -30320,6 +29653,7 @@
           <w:ilvl w:val="0"/>
           <w:numId w:val="18"/>
         </w:numPr>
+        <w:jc w:val="left"/>
       </w:pPr>
       <w:r>
         <w:t xml:space="preserve">Microsoft Learn. Vertical Slice Architecture in ASP.NET Core </w:t>
@@ -30343,7 +29677,13 @@
         <w:t>ресурс</w:t>
       </w:r>
       <w:r>
-        <w:t xml:space="preserve">] ― </w:t>
+        <w:t xml:space="preserve">] </w:t>
+      </w:r>
+      <w:r>
+        <w:t>—</w:t>
+      </w:r>
+      <w:r>
+        <w:t xml:space="preserve"> </w:t>
       </w:r>
       <w:r>
         <w:t>URL</w:t>
@@ -30389,6 +29729,7 @@
           <w:ilvl w:val="0"/>
           <w:numId w:val="18"/>
         </w:numPr>
+        <w:jc w:val="left"/>
         <w:rPr>
           <w:lang w:val="ru-RU"/>
         </w:rPr>
@@ -30436,7 +29777,19 @@
         <w:rPr>
           <w:lang w:val="ru-RU"/>
         </w:rPr>
-        <w:t xml:space="preserve"> [Электронный ресурс] ― </w:t>
+        <w:t xml:space="preserve"> [Электронный ресурс] </w:t>
+      </w:r>
+      <w:r>
+        <w:rPr>
+          <w:lang w:val="ru-RU"/>
+        </w:rPr>
+        <w:t>—</w:t>
+      </w:r>
+      <w:r>
+        <w:rPr>
+          <w:lang w:val="ru-RU"/>
+        </w:rPr>
+        <w:t xml:space="preserve"> </w:t>
       </w:r>
       <w:r>
         <w:t>URL</w:t>
@@ -30549,6 +29902,7 @@
           <w:ilvl w:val="0"/>
           <w:numId w:val="18"/>
         </w:numPr>
+        <w:jc w:val="left"/>
         <w:rPr>
           <w:lang w:val="ru-RU"/>
         </w:rPr>
@@ -30560,7 +29914,19 @@
         <w:rPr>
           <w:lang w:val="ru-RU"/>
         </w:rPr>
-        <w:t xml:space="preserve">[Электронный ресурс] ― </w:t>
+        <w:t xml:space="preserve">[Электронный ресурс] </w:t>
+      </w:r>
+      <w:r>
+        <w:rPr>
+          <w:lang w:val="ru-RU"/>
+        </w:rPr>
+        <w:t>—</w:t>
+      </w:r>
+      <w:r>
+        <w:rPr>
+          <w:lang w:val="ru-RU"/>
+        </w:rPr>
+        <w:t xml:space="preserve"> </w:t>
       </w:r>
       <w:r>
         <w:t>URL</w:t>
@@ -30655,6 +30021,7 @@
           <w:ilvl w:val="0"/>
           <w:numId w:val="18"/>
         </w:numPr>
+        <w:jc w:val="left"/>
       </w:pPr>
       <w:r>
         <w:t xml:space="preserve">Microsoft Learn. </w:t>
@@ -30686,7 +30053,13 @@
         <w:t>ресурс</w:t>
       </w:r>
       <w:r>
-        <w:t xml:space="preserve">] ― </w:t>
+        <w:t xml:space="preserve">] </w:t>
+      </w:r>
+      <w:r>
+        <w:t>—</w:t>
+      </w:r>
+      <w:r>
+        <w:t xml:space="preserve"> </w:t>
       </w:r>
       <w:r>
         <w:t>URL</w:t>

--- a/Lantsov_VKR.docx
+++ b/Lantsov_VKR.docx
@@ -7870,16 +7870,28 @@
         <w:rPr>
           <w:lang w:val="ru-RU"/>
         </w:rPr>
-        <w:t xml:space="preserve"> [10], [11]</w:t>
-      </w:r>
-      <w:r>
-        <w:rPr>
-          <w:lang w:val="ru-RU"/>
-        </w:rPr>
-        <w:t xml:space="preserve"> реализует паттерн </w:t>
+        <w:t xml:space="preserve"> </w:t>
+      </w:r>
+      <w:r>
+        <w:rPr>
+          <w:lang w:val="ru-RU"/>
+        </w:rPr>
+        <w:t xml:space="preserve">реализует паттерн </w:t>
       </w:r>
       <w:r>
         <w:t>Mediator</w:t>
+      </w:r>
+      <w:r>
+        <w:rPr>
+          <w:lang w:val="ru-RU"/>
+        </w:rPr>
+        <w:t xml:space="preserve"> </w:t>
+      </w:r>
+      <w:r>
+        <w:rPr>
+          <w:lang w:val="ru-RU"/>
+        </w:rPr>
+        <w:t>[10], [11]</w:t>
       </w:r>
       <w:r>
         <w:rPr>
